--- a/fuentes/63520002_CF01_DI.docx
+++ b/fuentes/63520002_CF01_DI.docx
@@ -1,6 +1,6 @@
 
 <file path=word/document.xml><?xml version="1.0" encoding="utf-8"?>
-<w:document xmlns:wpc="http://schemas.microsoft.com/office/word/2010/wordprocessingCanvas" xmlns:cx="http://schemas.microsoft.com/office/drawing/2014/chartex" xmlns:cx1="http://schemas.microsoft.com/office/drawing/2015/9/8/chartex" xmlns:cx2="http://schemas.microsoft.com/office/drawing/2015/10/21/chartex" xmlns:cx3="http://schemas.microsoft.com/office/drawing/2016/5/9/chartex" xmlns:cx4="http://schemas.microsoft.com/office/drawing/2016/5/10/chartex" xmlns:cx5="http://schemas.microsoft.com/office/drawing/2016/5/11/chartex" xmlns:cx6="http://schemas.microsoft.com/office/drawing/2016/5/12/chartex" xmlns:cx7="http://schemas.microsoft.com/office/drawing/2016/5/13/chartex" xmlns:cx8="http://schemas.microsoft.com/office/drawing/2016/5/14/chartex" xmlns:mc="http://schemas.openxmlformats.org/markup-compatibility/2006" xmlns:m="http://schemas.openxmlformats.org/officeDocument/2006/math" xmlns:aink="http://schemas.microsoft.com/office/drawing/2016/ink" xmlns:am3d="http://schemas.microsoft.com/office/drawing/2017/model3d" xmlns:oel="http://schemas.microsoft.com/office/2019/extlst" xmlns:r="http://schemas.openxmlformats.org/officeDocument/2006/relationships" xmlns:wp14="http://schemas.microsoft.com/office/word/2010/wordprocessingDrawing" xmlns:wp="http://schemas.openxmlformats.org/drawingml/2006/wordprocessingDrawing" xmlns:wpg="http://schemas.microsoft.com/office/word/2010/wordprocessingGroup" xmlns:wpi="http://schemas.microsoft.com/office/word/2010/wordprocessingInk" xmlns:wps="http://schemas.microsoft.com/office/word/2010/wordprocessingShape" xmlns:o="urn:schemas-microsoft-com:office:office" xmlns:v="urn:schemas-microsoft-com:vml" xmlns:w10="urn:schemas-microsoft-com:office:word" xmlns:w="http://schemas.openxmlformats.org/wordprocessingml/2006/main" xmlns:w14="http://schemas.microsoft.com/office/word/2010/wordml" xmlns:w15="http://schemas.microsoft.com/office/word/2012/wordml" xmlns:w16cei="http://schemas.microsoft.com/office/word/2026/wordml/cei" xmlns:w16cex="http://schemas.microsoft.com/office/word/2018/wordml/cex" xmlns:w16cid="http://schemas.microsoft.com/office/word/2016/wordml/cid" xmlns:w16="http://schemas.microsoft.com/office/word/2018/wordml" xmlns:w16sdtdh="http://schemas.microsoft.com/office/word/2020/wordml/sdtdatahash" xmlns:w16sdtfl="http://schemas.microsoft.com/office/word/2024/wordml/sdtformatlock" xmlns:w16se="http://schemas.microsoft.com/office/word/2015/wordml/symex" xmlns:w16du="http://schemas.microsoft.com/office/word/2023/wordml/word16du" xmlns:wne="http://schemas.microsoft.com/office/word/2006/wordml" mc:Ignorable="w14 w15 w16se w16cid w16 w16cex w16sdtdh w16sdtfl w16du wp14">
+<w:document xmlns:wpc="http://schemas.microsoft.com/office/word/2010/wordprocessingCanvas" xmlns:cx="http://schemas.microsoft.com/office/drawing/2014/chartex" xmlns:cx1="http://schemas.microsoft.com/office/drawing/2015/9/8/chartex" xmlns:cx2="http://schemas.microsoft.com/office/drawing/2015/10/21/chartex" xmlns:cx3="http://schemas.microsoft.com/office/drawing/2016/5/9/chartex" xmlns:cx4="http://schemas.microsoft.com/office/drawing/2016/5/10/chartex" xmlns:cx5="http://schemas.microsoft.com/office/drawing/2016/5/11/chartex" xmlns:cx6="http://schemas.microsoft.com/office/drawing/2016/5/12/chartex" xmlns:cx7="http://schemas.microsoft.com/office/drawing/2016/5/13/chartex" xmlns:cx8="http://schemas.microsoft.com/office/drawing/2016/5/14/chartex" xmlns:mc="http://schemas.openxmlformats.org/markup-compatibility/2006" xmlns:m="http://schemas.openxmlformats.org/officeDocument/2006/math" xmlns:aink="http://schemas.microsoft.com/office/drawing/2016/ink" xmlns:am3d="http://schemas.microsoft.com/office/drawing/2017/model3d" xmlns:oel="http://schemas.microsoft.com/office/2019/extlst" xmlns:r="http://schemas.openxmlformats.org/officeDocument/2006/relationships" xmlns:wp14="http://schemas.microsoft.com/office/word/2010/wordprocessingDrawing" xmlns:wp="http://schemas.openxmlformats.org/drawingml/2006/wordprocessingDrawing" xmlns:wpg="http://schemas.microsoft.com/office/word/2010/wordprocessingGroup" xmlns:wpi="http://schemas.microsoft.com/office/word/2010/wordprocessingInk" xmlns:wps="http://schemas.microsoft.com/office/word/2010/wordprocessingShape" xmlns:o="urn:schemas-microsoft-com:office:office" xmlns:v="urn:schemas-microsoft-com:vml" xmlns:w10="urn:schemas-microsoft-com:office:word" xmlns:w="http://schemas.openxmlformats.org/wordprocessingml/2006/main" xmlns:w14="http://schemas.microsoft.com/office/word/2010/wordml" xmlns:w15="http://schemas.microsoft.com/office/word/2012/wordml" xmlns:w16cei="http://schemas.microsoft.com/office/word/2026/wordml/cei" xmlns:w16cex="http://schemas.microsoft.com/office/word/2018/wordml/cex" xmlns:w16cid="http://schemas.microsoft.com/office/word/2016/wordml/cid" xmlns:w16="http://schemas.microsoft.com/office/word/2018/wordml" xmlns:w16sdtdh="http://schemas.microsoft.com/office/word/2020/wordml/sdtdatahash" xmlns:w16sdtfl="http://schemas.microsoft.com/office/word/2024/wordml/sdtformatlock" xmlns:w16se="http://schemas.microsoft.com/office/word/2015/wordml/symex" xmlns:w16du="http://schemas.microsoft.com/office/word/2023/wordml/word16du" xmlns:wne="http://schemas.microsoft.com/office/word/2006/wordml" xmlns:a="http://schemas.openxmlformats.org/drawingml/2006/main" xmlns:pic="http://schemas.openxmlformats.org/drawingml/2006/picture" xmlns:a14="http://schemas.microsoft.com/office/drawing/2010/main" mc:Ignorable="w14 w15 w16se w16cid w16 w16cex w16sdtdh w16sdtfl w16du wp14">
   <w:body>
     <w:p>
       <w:pPr>
@@ -52,12 +52,12 @@
         <w:tblW w:w="9962" w:type="dxa"/>
         <w:tblInd w:w="0" w:type="dxa"/>
         <w:tblBorders>
-          <w:top w:val="single" w:sz="4" w:space="0" w:color="000000"/>
-          <w:left w:val="single" w:sz="4" w:space="0" w:color="000000"/>
-          <w:bottom w:val="single" w:sz="4" w:space="0" w:color="000000"/>
-          <w:right w:val="single" w:sz="4" w:space="0" w:color="000000"/>
-          <w:insideH w:val="single" w:sz="4" w:space="0" w:color="000000"/>
-          <w:insideV w:val="single" w:sz="4" w:space="0" w:color="000000"/>
+          <w:top w:val="single" w:color="000000" w:sz="4" w:space="0"/>
+          <w:left w:val="single" w:color="000000" w:sz="4" w:space="0"/>
+          <w:bottom w:val="single" w:color="000000" w:sz="4" w:space="0"/>
+          <w:right w:val="single" w:color="000000" w:sz="4" w:space="0"/>
+          <w:insideH w:val="single" w:color="000000" w:sz="4" w:space="0"/>
+          <w:insideV w:val="single" w:color="000000" w:sz="4" w:space="0"/>
         </w:tblBorders>
         <w:tblLayout w:type="fixed"/>
         <w:tblLook w:val="0400" w:firstRow="0" w:lastRow="0" w:firstColumn="0" w:lastColumn="0" w:noHBand="0" w:noVBand="1"/>
@@ -142,12 +142,12 @@
         <w:tblW w:w="9962" w:type="dxa"/>
         <w:tblInd w:w="0" w:type="dxa"/>
         <w:tblBorders>
-          <w:top w:val="single" w:sz="4" w:space="0" w:color="000000"/>
-          <w:left w:val="single" w:sz="4" w:space="0" w:color="000000"/>
-          <w:bottom w:val="single" w:sz="4" w:space="0" w:color="000000"/>
-          <w:right w:val="single" w:sz="4" w:space="0" w:color="000000"/>
-          <w:insideH w:val="single" w:sz="4" w:space="0" w:color="000000"/>
-          <w:insideV w:val="single" w:sz="4" w:space="0" w:color="000000"/>
+          <w:top w:val="single" w:color="000000" w:sz="4" w:space="0"/>
+          <w:left w:val="single" w:color="000000" w:sz="4" w:space="0"/>
+          <w:bottom w:val="single" w:color="000000" w:sz="4" w:space="0"/>
+          <w:right w:val="single" w:color="000000" w:sz="4" w:space="0"/>
+          <w:insideH w:val="single" w:color="000000" w:sz="4" w:space="0"/>
+          <w:insideV w:val="single" w:color="000000" w:sz="4" w:space="0"/>
         </w:tblBorders>
         <w:tblLayout w:type="fixed"/>
         <w:tblLook w:val="0400" w:firstRow="0" w:lastRow="0" w:firstColumn="0" w:lastColumn="0" w:noHBand="0" w:noVBand="1"/>
@@ -321,12 +321,12 @@
         <w:tblW w:w="9962" w:type="dxa"/>
         <w:tblInd w:w="0" w:type="dxa"/>
         <w:tblBorders>
-          <w:top w:val="single" w:sz="4" w:space="0" w:color="000000"/>
-          <w:left w:val="single" w:sz="4" w:space="0" w:color="000000"/>
-          <w:bottom w:val="single" w:sz="4" w:space="0" w:color="000000"/>
-          <w:right w:val="single" w:sz="4" w:space="0" w:color="000000"/>
-          <w:insideH w:val="single" w:sz="4" w:space="0" w:color="000000"/>
-          <w:insideV w:val="single" w:sz="4" w:space="0" w:color="000000"/>
+          <w:top w:val="single" w:color="000000" w:sz="4" w:space="0"/>
+          <w:left w:val="single" w:color="000000" w:sz="4" w:space="0"/>
+          <w:bottom w:val="single" w:color="000000" w:sz="4" w:space="0"/>
+          <w:right w:val="single" w:color="000000" w:sz="4" w:space="0"/>
+          <w:insideH w:val="single" w:color="000000" w:sz="4" w:space="0"/>
+          <w:insideV w:val="single" w:color="000000" w:sz="4" w:space="0"/>
         </w:tblBorders>
         <w:tblLayout w:type="fixed"/>
         <w:tblLook w:val="0400" w:firstRow="0" w:lastRow="0" w:firstColumn="0" w:lastColumn="0" w:noHBand="0" w:noVBand="1"/>
@@ -660,12 +660,12 @@
         <w:tblW w:w="9962" w:type="dxa"/>
         <w:tblInd w:w="0" w:type="dxa"/>
         <w:tblBorders>
-          <w:top w:val="single" w:sz="4" w:space="0" w:color="000000"/>
-          <w:left w:val="single" w:sz="4" w:space="0" w:color="000000"/>
-          <w:bottom w:val="single" w:sz="4" w:space="0" w:color="000000"/>
-          <w:right w:val="single" w:sz="4" w:space="0" w:color="000000"/>
-          <w:insideH w:val="single" w:sz="4" w:space="0" w:color="000000"/>
-          <w:insideV w:val="single" w:sz="4" w:space="0" w:color="000000"/>
+          <w:top w:val="single" w:color="000000" w:sz="4" w:space="0"/>
+          <w:left w:val="single" w:color="000000" w:sz="4" w:space="0"/>
+          <w:bottom w:val="single" w:color="000000" w:sz="4" w:space="0"/>
+          <w:right w:val="single" w:color="000000" w:sz="4" w:space="0"/>
+          <w:insideH w:val="single" w:color="000000" w:sz="4" w:space="0"/>
+          <w:insideV w:val="single" w:color="000000" w:sz="4" w:space="0"/>
         </w:tblBorders>
         <w:tblLayout w:type="fixed"/>
         <w:tblLook w:val="0400" w:firstRow="0" w:lastRow="0" w:firstColumn="0" w:lastColumn="0" w:noHBand="0" w:noVBand="1"/>
@@ -1176,7 +1176,6 @@
           <w:szCs w:val="20"/>
           <w:lang w:val="es-MX"/>
         </w:rPr>
-        <w:lastRenderedPageBreak/>
         <w:t>Capacitación continua y registro de inducción</w:t>
       </w:r>
     </w:p>
@@ -2028,7 +2027,6 @@
           <w:sz w:val="20"/>
           <w:szCs w:val="20"/>
         </w:rPr>
-        <w:lastRenderedPageBreak/>
         <w:t>En este componente formativo se abordarán de manera progresiva los fundamentos de las BPM aplicadas a la producción artesanal de pan con masa madre. Para ello, se desarrollarán temas relacionados con el marco normativo, las prácticas higiénicas del personal, la identificación y prevención de los principales peligros de contaminación, el manejo seguro de utensilios y equipos, la selección y aplicación de agentes de limpieza y desinfección, así como los Procedimientos Operativos Estandarizados de Saneamiento (POES) y la importancia de los registros como evidencia del cumplimiento de estas actividades. Al finalizar el componente, el aprendiz contará con los conocimientos necesarios para implementar y verificar las Buenas Prácticas de Manufactura en procesos de panificación artesanal, contribuyendo a la elaboración de productos inocuos y de alta calidad.</w:t>
       </w:r>
     </w:p>
@@ -2153,10 +2151,10 @@
           <w:tcPr>
             <w:tcW w:w="9962" w:type="dxa"/>
             <w:tcBorders>
-              <w:top w:val="single" w:sz="4" w:space="0" w:color="auto"/>
-              <w:left w:val="single" w:sz="4" w:space="0" w:color="auto"/>
-              <w:bottom w:val="single" w:sz="4" w:space="0" w:color="auto"/>
-              <w:right w:val="single" w:sz="4" w:space="0" w:color="auto"/>
+              <w:top w:val="single" w:color="auto" w:sz="4" w:space="0"/>
+              <w:left w:val="single" w:color="auto" w:sz="4" w:space="0"/>
+              <w:bottom w:val="single" w:color="auto" w:sz="4" w:space="0"/>
+              <w:right w:val="single" w:color="auto" w:sz="4" w:space="0"/>
             </w:tcBorders>
             <w:shd w:val="clear" w:color="auto" w:fill="92D050"/>
             <w:hideMark/>
@@ -2593,7 +2591,6 @@
                 <w:szCs w:val="20"/>
                 <w:lang w:val="es-MX"/>
               </w:rPr>
-              <w:lastRenderedPageBreak/>
               <w:t xml:space="preserve">ACORDEÓN CON VIÑETA A LA DERECHA - TIPO </w:t>
             </w:r>
             <w:commentRangeStart w:id="0"/>
@@ -3529,7 +3526,6 @@
                 <w:szCs w:val="20"/>
                 <w:lang w:val="es-MX"/>
               </w:rPr>
-              <w:lastRenderedPageBreak/>
               <w:t>Confianza del consumidor</w:t>
             </w:r>
           </w:p>
@@ -4658,7 +4654,6 @@
                 <w:szCs w:val="20"/>
                 <w:lang w:val="es-MX"/>
               </w:rPr>
-              <w:lastRenderedPageBreak/>
               <w:t>Pisos, paredes y techos</w:t>
             </w:r>
           </w:p>
@@ -5285,7 +5280,6 @@
           <w:szCs w:val="20"/>
           <w:lang w:val="es-MX"/>
         </w:rPr>
-        <w:lastRenderedPageBreak/>
         <w:t>Además,</w:t>
       </w:r>
       <w:r>
@@ -5363,6 +5357,7 @@
             <w:tcW w:w="9469" w:type="dxa"/>
             <w:gridSpan w:val="2"/>
             <w:shd w:val="clear" w:color="auto" w:fill="92D050"/>
+            <w:tcMar/>
           </w:tcPr>
           <w:p>
             <w:pPr>
@@ -5446,6 +5441,7 @@
           <w:tcPr>
             <w:tcW w:w="5039" w:type="dxa"/>
             <w:shd w:val="clear" w:color="auto" w:fill="92D050"/>
+            <w:tcMar/>
           </w:tcPr>
           <w:p>
             <w:pPr>
@@ -5477,6 +5473,7 @@
           <w:tcPr>
             <w:tcW w:w="4430" w:type="dxa"/>
             <w:shd w:val="clear" w:color="auto" w:fill="92D050"/>
+            <w:tcMar/>
           </w:tcPr>
           <w:p>
             <w:pPr>
@@ -5514,6 +5511,7 @@
             <w:tcW w:w="9469" w:type="dxa"/>
             <w:gridSpan w:val="2"/>
             <w:shd w:val="clear" w:color="auto" w:fill="92D050"/>
+            <w:tcMar/>
             <w:vAlign w:val="center"/>
           </w:tcPr>
           <w:p>
@@ -5559,6 +5557,7 @@
           <w:tcPr>
             <w:tcW w:w="5039" w:type="dxa"/>
             <w:vMerge w:val="restart"/>
+            <w:tcMar/>
             <w:vAlign w:val="center"/>
           </w:tcPr>
           <w:p>
@@ -5639,6 +5638,7 @@
         <w:tc>
           <w:tcPr>
             <w:tcW w:w="4430" w:type="dxa"/>
+            <w:tcMar/>
           </w:tcPr>
           <w:p>
             <w:pPr>
@@ -5678,6 +5678,7 @@
           <w:tcPr>
             <w:tcW w:w="5039" w:type="dxa"/>
             <w:vMerge/>
+            <w:tcMar/>
           </w:tcPr>
           <w:p>
             <w:pPr>
@@ -5694,6 +5695,7 @@
         <w:tc>
           <w:tcPr>
             <w:tcW w:w="4430" w:type="dxa"/>
+            <w:tcMar/>
           </w:tcPr>
           <w:p>
             <w:pPr>
@@ -5748,6 +5750,7 @@
           <w:tcPr>
             <w:tcW w:w="5039" w:type="dxa"/>
             <w:vMerge/>
+            <w:tcMar/>
           </w:tcPr>
           <w:p>
             <w:pPr>
@@ -5764,6 +5767,7 @@
         <w:tc>
           <w:tcPr>
             <w:tcW w:w="4430" w:type="dxa"/>
+            <w:tcMar/>
           </w:tcPr>
           <w:p>
             <w:pPr>
@@ -5814,6 +5818,7 @@
           <w:tcPr>
             <w:tcW w:w="5039" w:type="dxa"/>
             <w:vMerge/>
+            <w:tcMar/>
           </w:tcPr>
           <w:p>
             <w:pPr>
@@ -5830,6 +5835,7 @@
         <w:tc>
           <w:tcPr>
             <w:tcW w:w="4430" w:type="dxa"/>
+            <w:tcMar/>
           </w:tcPr>
           <w:p>
             <w:pPr>
@@ -5878,6 +5884,7 @@
           <w:tcPr>
             <w:tcW w:w="5039" w:type="dxa"/>
             <w:vMerge/>
+            <w:tcMar/>
           </w:tcPr>
           <w:p>
             <w:pPr>
@@ -5894,6 +5901,7 @@
         <w:tc>
           <w:tcPr>
             <w:tcW w:w="4430" w:type="dxa"/>
+            <w:tcMar/>
           </w:tcPr>
           <w:p>
             <w:pPr>
@@ -5908,8 +5916,8 @@
             <w:r>
               <w:rPr>
                 <w:rFonts w:ascii="Arial" w:hAnsi="Arial" w:cs="Arial"/>
-                <w:b/>
-                <w:bCs/>
+                <w:b w:val="1"/>
+                <w:bCs w:val="1"/>
                 <w:sz w:val="20"/>
                 <w:szCs w:val="20"/>
                 <w:lang w:val="es-MX"/>
@@ -5932,7 +5940,43 @@
                 <w:szCs w:val="20"/>
                 <w:lang w:val="es-MX"/>
               </w:rPr>
-              <w:t>cerrado como amante antideslizante y de uso exclusivo para el área de producción. Se recomienda que cuente con punta de acero en zonas donde exista riesgo por manipulación de cargas.</w:t>
+              <w:t>cerrado co</w:t>
+            </w:r>
+            <w:r>
+              <w:rPr>
+                <w:rFonts w:ascii="Arial" w:hAnsi="Arial" w:cs="Arial"/>
+                <w:sz w:val="20"/>
+                <w:szCs w:val="20"/>
+                <w:lang w:val="es-MX"/>
+              </w:rPr>
+              <w:t>n suela</w:t>
+            </w:r>
+            <w:r>
+              <w:rPr>
+                <w:rFonts w:ascii="Arial" w:hAnsi="Arial" w:cs="Arial"/>
+                <w:sz w:val="20"/>
+                <w:szCs w:val="20"/>
+                <w:lang w:val="es-MX"/>
+              </w:rPr>
+              <w:t xml:space="preserve"> </w:t>
+            </w:r>
+            <w:r>
+              <w:rPr>
+                <w:rFonts w:ascii="Arial" w:hAnsi="Arial" w:cs="Arial"/>
+                <w:sz w:val="20"/>
+                <w:szCs w:val="20"/>
+                <w:lang w:val="es-MX"/>
+              </w:rPr>
+              <w:t>antideslizante</w:t>
+            </w:r>
+            <w:r>
+              <w:rPr>
+                <w:rFonts w:ascii="Arial" w:hAnsi="Arial" w:cs="Arial"/>
+                <w:sz w:val="20"/>
+                <w:szCs w:val="20"/>
+                <w:lang w:val="es-MX"/>
+              </w:rPr>
+              <w:t xml:space="preserve"> y de uso exclusivo para el área de producción. Se recomienda que cuente con punta de acero en zonas donde exista riesgo por manipulación de cargas.</w:t>
             </w:r>
           </w:p>
         </w:tc>
@@ -5942,6 +5986,7 @@
           <w:tcPr>
             <w:tcW w:w="5039" w:type="dxa"/>
             <w:vMerge/>
+            <w:tcMar/>
           </w:tcPr>
           <w:p>
             <w:pPr>
@@ -5958,6 +6003,7 @@
         <w:tc>
           <w:tcPr>
             <w:tcW w:w="4430" w:type="dxa"/>
+            <w:tcMar/>
           </w:tcPr>
           <w:p>
             <w:pPr>
@@ -6009,6 +6055,7 @@
           <w:tcPr>
             <w:tcW w:w="5039" w:type="dxa"/>
             <w:vMerge/>
+            <w:tcMar/>
           </w:tcPr>
           <w:p>
             <w:pPr>
@@ -6025,6 +6072,7 @@
         <w:tc>
           <w:tcPr>
             <w:tcW w:w="4430" w:type="dxa"/>
+            <w:tcMar/>
           </w:tcPr>
           <w:p>
             <w:pPr>
@@ -6093,6 +6141,7 @@
           <w:tcPr>
             <w:tcW w:w="5039" w:type="dxa"/>
             <w:vMerge w:val="restart"/>
+            <w:tcMar/>
           </w:tcPr>
           <w:p>
             <w:pPr>
@@ -6181,6 +6230,7 @@
         <w:tc>
           <w:tcPr>
             <w:tcW w:w="4430" w:type="dxa"/>
+            <w:tcMar/>
           </w:tcPr>
           <w:p>
             <w:pPr>
@@ -6217,7 +6267,6 @@
                 <w:sz w:val="20"/>
                 <w:szCs w:val="20"/>
               </w:rPr>
-              <w:lastRenderedPageBreak/>
               <w:t>desinfectantes, evitando el contacto directo con sustancias químicas.</w:t>
             </w:r>
           </w:p>
@@ -6228,6 +6277,7 @@
           <w:tcPr>
             <w:tcW w:w="5039" w:type="dxa"/>
             <w:vMerge/>
+            <w:tcMar/>
           </w:tcPr>
           <w:p>
             <w:pPr>
@@ -6244,6 +6294,7 @@
         <w:tc>
           <w:tcPr>
             <w:tcW w:w="4430" w:type="dxa"/>
+            <w:tcMar/>
           </w:tcPr>
           <w:p>
             <w:pPr>
@@ -6282,6 +6333,7 @@
           <w:tcPr>
             <w:tcW w:w="5039" w:type="dxa"/>
             <w:vMerge/>
+            <w:tcMar/>
           </w:tcPr>
           <w:p>
             <w:pPr>
@@ -6298,6 +6350,7 @@
         <w:tc>
           <w:tcPr>
             <w:tcW w:w="4430" w:type="dxa"/>
+            <w:tcMar/>
           </w:tcPr>
           <w:p>
             <w:pPr>
@@ -6336,6 +6389,7 @@
           <w:tcPr>
             <w:tcW w:w="5039" w:type="dxa"/>
             <w:vMerge/>
+            <w:tcMar/>
           </w:tcPr>
           <w:p>
             <w:pPr>
@@ -6352,6 +6406,7 @@
         <w:tc>
           <w:tcPr>
             <w:tcW w:w="4430" w:type="dxa"/>
+            <w:tcMar/>
           </w:tcPr>
           <w:p>
             <w:pPr>
@@ -6802,7 +6857,6 @@
                 <w:sz w:val="20"/>
                 <w:szCs w:val="20"/>
               </w:rPr>
-              <w:lastRenderedPageBreak/>
               <w:t>Realice nuevamente el lavado de manos después de manipular residuos, recipientes de basura o cualquier material considerado contaminante.</w:t>
             </w:r>
           </w:p>
@@ -6835,7 +6889,6 @@
                 <w:sz w:val="20"/>
                 <w:szCs w:val="20"/>
               </w:rPr>
-              <w:lastRenderedPageBreak/>
               <w:t>🤧</w:t>
             </w:r>
             <w:r>
@@ -7506,7 +7559,6 @@
                 <w:sz w:val="20"/>
                 <w:szCs w:val="20"/>
               </w:rPr>
-              <w:lastRenderedPageBreak/>
               <w:t>Seque completamente las manos utilizando una toalla de papel desechable, evitando restregar la piel para prevenir irritaciones.</w:t>
             </w:r>
           </w:p>
@@ -7536,7 +7588,6 @@
                 <w:sz w:val="20"/>
                 <w:szCs w:val="20"/>
               </w:rPr>
-              <w:lastRenderedPageBreak/>
               <w:t>🚰</w:t>
             </w:r>
             <w:r>
@@ -8167,7 +8218,6 @@
                 <w:sz w:val="20"/>
                 <w:szCs w:val="20"/>
               </w:rPr>
-              <w:lastRenderedPageBreak/>
               <w:t>Actuación frente a accidentes, manejo de residuos, control de plagas y procedimientos ante situaciones que puedan comprometer la inocuidad.</w:t>
             </w:r>
           </w:p>
@@ -8189,7 +8239,7 @@
         <w:spacing w:after="240" w:line="276" w:lineRule="auto"/>
         <w:ind w:left="426"/>
         <w:rPr>
-          <w:rFonts w:ascii="Arial" w:eastAsia="Arial" w:hAnsi="Arial" w:cs="Arial"/>
+          <w:rFonts w:ascii="Arial" w:hAnsi="Arial" w:eastAsia="Arial" w:cs="Arial"/>
           <w:sz w:val="20"/>
           <w:szCs w:val="20"/>
           <w:lang w:eastAsia="es-CO"/>
@@ -8197,7 +8247,7 @@
       </w:pPr>
       <w:r>
         <w:rPr>
-          <w:rFonts w:ascii="Arial" w:eastAsia="Arial" w:hAnsi="Arial" w:cs="Arial"/>
+          <w:rFonts w:ascii="Arial" w:hAnsi="Arial" w:eastAsia="Arial" w:cs="Arial"/>
           <w:sz w:val="20"/>
           <w:szCs w:val="20"/>
           <w:lang w:eastAsia="es-CO"/>
@@ -8210,7 +8260,7 @@
         <w:spacing w:after="240" w:line="276" w:lineRule="auto"/>
         <w:ind w:left="426"/>
         <w:rPr>
-          <w:rFonts w:ascii="Arial" w:eastAsia="Arial" w:hAnsi="Arial" w:cs="Arial"/>
+          <w:rFonts w:ascii="Arial" w:hAnsi="Arial" w:eastAsia="Arial" w:cs="Arial"/>
           <w:b/>
           <w:bCs/>
           <w:sz w:val="20"/>
@@ -8220,7 +8270,7 @@
       </w:pPr>
       <w:r>
         <w:rPr>
-          <w:rFonts w:ascii="Arial" w:eastAsia="Arial" w:hAnsi="Arial" w:cs="Arial"/>
+          <w:rFonts w:ascii="Arial" w:hAnsi="Arial" w:eastAsia="Arial" w:cs="Arial"/>
           <w:b/>
           <w:bCs/>
           <w:sz w:val="20"/>
@@ -8238,7 +8288,7 @@
         </w:numPr>
         <w:spacing w:line="276" w:lineRule="auto"/>
         <w:rPr>
-          <w:rFonts w:ascii="Arial" w:eastAsia="Arial" w:hAnsi="Arial" w:cs="Arial"/>
+          <w:rFonts w:ascii="Arial" w:hAnsi="Arial" w:eastAsia="Arial" w:cs="Arial"/>
           <w:sz w:val="20"/>
           <w:szCs w:val="20"/>
           <w:lang w:eastAsia="es-CO"/>
@@ -8246,7 +8296,7 @@
       </w:pPr>
       <w:r>
         <w:rPr>
-          <w:rFonts w:ascii="Arial" w:eastAsia="Arial" w:hAnsi="Arial" w:cs="Arial"/>
+          <w:rFonts w:ascii="Arial" w:hAnsi="Arial" w:eastAsia="Arial" w:cs="Arial"/>
           <w:sz w:val="20"/>
           <w:szCs w:val="20"/>
           <w:lang w:eastAsia="es-CO"/>
@@ -8262,7 +8312,7 @@
         </w:numPr>
         <w:spacing w:line="276" w:lineRule="auto"/>
         <w:rPr>
-          <w:rFonts w:ascii="Arial" w:eastAsia="Arial" w:hAnsi="Arial" w:cs="Arial"/>
+          <w:rFonts w:ascii="Arial" w:hAnsi="Arial" w:eastAsia="Arial" w:cs="Arial"/>
           <w:sz w:val="20"/>
           <w:szCs w:val="20"/>
           <w:lang w:eastAsia="es-CO"/>
@@ -8270,7 +8320,7 @@
       </w:pPr>
       <w:r>
         <w:rPr>
-          <w:rFonts w:ascii="Arial" w:eastAsia="Arial" w:hAnsi="Arial" w:cs="Arial"/>
+          <w:rFonts w:ascii="Arial" w:hAnsi="Arial" w:eastAsia="Arial" w:cs="Arial"/>
           <w:sz w:val="20"/>
           <w:szCs w:val="20"/>
           <w:lang w:eastAsia="es-CO"/>
@@ -8286,7 +8336,7 @@
         </w:numPr>
         <w:spacing w:line="276" w:lineRule="auto"/>
         <w:rPr>
-          <w:rFonts w:ascii="Arial" w:eastAsia="Arial" w:hAnsi="Arial" w:cs="Arial"/>
+          <w:rFonts w:ascii="Arial" w:hAnsi="Arial" w:eastAsia="Arial" w:cs="Arial"/>
           <w:sz w:val="20"/>
           <w:szCs w:val="20"/>
           <w:lang w:eastAsia="es-CO"/>
@@ -8294,7 +8344,7 @@
       </w:pPr>
       <w:r>
         <w:rPr>
-          <w:rFonts w:ascii="Arial" w:eastAsia="Arial" w:hAnsi="Arial" w:cs="Arial"/>
+          <w:rFonts w:ascii="Arial" w:hAnsi="Arial" w:eastAsia="Arial" w:cs="Arial"/>
           <w:sz w:val="20"/>
           <w:szCs w:val="20"/>
           <w:lang w:eastAsia="es-CO"/>
@@ -8310,7 +8360,7 @@
         </w:numPr>
         <w:spacing w:line="276" w:lineRule="auto"/>
         <w:rPr>
-          <w:rFonts w:ascii="Arial" w:eastAsia="Arial" w:hAnsi="Arial" w:cs="Arial"/>
+          <w:rFonts w:ascii="Arial" w:hAnsi="Arial" w:eastAsia="Arial" w:cs="Arial"/>
           <w:sz w:val="20"/>
           <w:szCs w:val="20"/>
           <w:lang w:eastAsia="es-CO"/>
@@ -8318,7 +8368,7 @@
       </w:pPr>
       <w:r>
         <w:rPr>
-          <w:rFonts w:ascii="Arial" w:eastAsia="Arial" w:hAnsi="Arial" w:cs="Arial"/>
+          <w:rFonts w:ascii="Arial" w:hAnsi="Arial" w:eastAsia="Arial" w:cs="Arial"/>
           <w:sz w:val="20"/>
           <w:szCs w:val="20"/>
           <w:lang w:eastAsia="es-CO"/>
@@ -8334,7 +8384,7 @@
         </w:numPr>
         <w:spacing w:line="276" w:lineRule="auto"/>
         <w:rPr>
-          <w:rFonts w:ascii="Arial" w:eastAsia="Arial" w:hAnsi="Arial" w:cs="Arial"/>
+          <w:rFonts w:ascii="Arial" w:hAnsi="Arial" w:eastAsia="Arial" w:cs="Arial"/>
           <w:sz w:val="20"/>
           <w:szCs w:val="20"/>
           <w:lang w:eastAsia="es-CO"/>
@@ -8342,7 +8392,7 @@
       </w:pPr>
       <w:r>
         <w:rPr>
-          <w:rFonts w:ascii="Arial" w:eastAsia="Arial" w:hAnsi="Arial" w:cs="Arial"/>
+          <w:rFonts w:ascii="Arial" w:hAnsi="Arial" w:eastAsia="Arial" w:cs="Arial"/>
           <w:sz w:val="20"/>
           <w:szCs w:val="20"/>
           <w:lang w:eastAsia="es-CO"/>
@@ -8358,7 +8408,7 @@
         </w:numPr>
         <w:spacing w:line="276" w:lineRule="auto"/>
         <w:rPr>
-          <w:rFonts w:ascii="Arial" w:eastAsia="Arial" w:hAnsi="Arial" w:cs="Arial"/>
+          <w:rFonts w:ascii="Arial" w:hAnsi="Arial" w:eastAsia="Arial" w:cs="Arial"/>
           <w:sz w:val="20"/>
           <w:szCs w:val="20"/>
           <w:lang w:eastAsia="es-CO"/>
@@ -8366,7 +8416,7 @@
       </w:pPr>
       <w:r>
         <w:rPr>
-          <w:rFonts w:ascii="Arial" w:eastAsia="Arial" w:hAnsi="Arial" w:cs="Arial"/>
+          <w:rFonts w:ascii="Arial" w:hAnsi="Arial" w:eastAsia="Arial" w:cs="Arial"/>
           <w:sz w:val="20"/>
           <w:szCs w:val="20"/>
           <w:lang w:eastAsia="es-CO"/>
@@ -8378,7 +8428,7 @@
       <w:pPr>
         <w:spacing w:line="276" w:lineRule="auto"/>
         <w:rPr>
-          <w:rFonts w:ascii="Arial" w:eastAsia="Arial" w:hAnsi="Arial" w:cs="Arial"/>
+          <w:rFonts w:ascii="Arial" w:hAnsi="Arial" w:eastAsia="Arial" w:cs="Arial"/>
           <w:sz w:val="20"/>
           <w:szCs w:val="20"/>
           <w:lang w:eastAsia="es-CO"/>
@@ -8410,7 +8460,7 @@
       <w:pPr>
         <w:spacing w:line="276" w:lineRule="auto"/>
         <w:rPr>
-          <w:rFonts w:ascii="Arial" w:eastAsia="Arial" w:hAnsi="Arial" w:cs="Arial"/>
+          <w:rFonts w:ascii="Arial" w:hAnsi="Arial" w:eastAsia="Arial" w:cs="Arial"/>
           <w:sz w:val="20"/>
           <w:szCs w:val="20"/>
           <w:lang w:eastAsia="es-CO"/>
@@ -8909,7 +8959,6 @@
                 <w:sz w:val="20"/>
                 <w:szCs w:val="20"/>
               </w:rPr>
-              <w:lastRenderedPageBreak/>
               <w:t>Fragmentos de vidrio (envases rotos)</w:t>
             </w:r>
           </w:p>
@@ -9793,7 +9842,6 @@
                 <w:sz w:val="20"/>
                 <w:szCs w:val="20"/>
               </w:rPr>
-              <w:lastRenderedPageBreak/>
               <w:t>Productos de limpieza almacenados junto a harinas o materias primas</w:t>
             </w:r>
           </w:p>
@@ -11057,7 +11105,6 @@
           <w:sz w:val="20"/>
           <w:szCs w:val="20"/>
         </w:rPr>
-        <w:lastRenderedPageBreak/>
         <w:t>Ejemplo aplicado</w:t>
       </w:r>
     </w:p>
@@ -11533,6 +11580,13 @@
                 <w:szCs w:val="20"/>
               </w:rPr>
               <w:br/>
+            </w:r>
+            <w:r>
+              <w:rPr>
+                <w:rFonts w:ascii="Arial" w:hAnsi="Arial" w:cs="Arial"/>
+                <w:sz w:val="20"/>
+                <w:szCs w:val="20"/>
+              </w:rPr>
               <w:t>Conserve el pan en un lugar limpio, seco y protegido de la humedad y la luz solar directa.</w:t>
             </w:r>
           </w:p>
@@ -11608,7 +11662,6 @@
           <w:sz w:val="20"/>
           <w:szCs w:val="20"/>
         </w:rPr>
-        <w:lastRenderedPageBreak/>
         <w:t>El control de la temperatura durante la fermentación, el enfriamiento y el almacenamiento constituye una medida preventiva esencial para obtener panes seguros, de buena calidad y con las características propias de la masa madre.</w:t>
       </w:r>
     </w:p>
@@ -12479,7 +12532,6 @@
                 <w:sz w:val="20"/>
                 <w:szCs w:val="20"/>
               </w:rPr>
-              <w:lastRenderedPageBreak/>
               <w:t>🟦</w:t>
             </w:r>
             <w:r>
@@ -13051,6 +13103,13 @@
                 <w:szCs w:val="20"/>
               </w:rPr>
               <w:br/>
+            </w:r>
+            <w:r>
+              <w:rPr>
+                <w:rFonts w:ascii="Arial" w:hAnsi="Arial" w:cs="Arial"/>
+                <w:sz w:val="20"/>
+                <w:szCs w:val="20"/>
+              </w:rPr>
               <w:t>Recepcione los ingredientes verificando su calidad y almacénelos en condiciones adecuadas de higiene, temperatura y humedad.</w:t>
             </w:r>
           </w:p>
@@ -13117,6 +13176,13 @@
                 <w:szCs w:val="20"/>
               </w:rPr>
               <w:br/>
+            </w:r>
+            <w:r>
+              <w:rPr>
+                <w:rFonts w:ascii="Arial" w:hAnsi="Arial" w:cs="Arial"/>
+                <w:sz w:val="20"/>
+                <w:szCs w:val="20"/>
+              </w:rPr>
               <w:t>Dosifique los ingredientes según la formulación establecida para garantizar la estandarización del producto.</w:t>
             </w:r>
           </w:p>
@@ -13183,6 +13249,13 @@
                 <w:szCs w:val="20"/>
               </w:rPr>
               <w:br/>
+            </w:r>
+            <w:r>
+              <w:rPr>
+                <w:rFonts w:ascii="Arial" w:hAnsi="Arial" w:cs="Arial"/>
+                <w:sz w:val="20"/>
+                <w:szCs w:val="20"/>
+              </w:rPr>
               <w:t>Mezcle los ingredientes hasta obtener una masa homogénea con el desarrollo adecuado del gluten.</w:t>
             </w:r>
           </w:p>
@@ -13249,6 +13322,13 @@
                 <w:szCs w:val="20"/>
               </w:rPr>
               <w:br/>
+            </w:r>
+            <w:r>
+              <w:rPr>
+                <w:rFonts w:ascii="Arial" w:hAnsi="Arial" w:cs="Arial"/>
+                <w:sz w:val="20"/>
+                <w:szCs w:val="20"/>
+              </w:rPr>
               <w:t>Permita que la masa fermente bajo condiciones controladas de tiempo y temperatura para favorecer su desarrollo.</w:t>
             </w:r>
           </w:p>
@@ -13287,7 +13367,6 @@
                 <w:sz w:val="20"/>
                 <w:szCs w:val="20"/>
               </w:rPr>
-              <w:lastRenderedPageBreak/>
               <w:t>✋</w:t>
             </w:r>
             <w:r>
@@ -13316,6 +13395,13 @@
                 <w:szCs w:val="20"/>
               </w:rPr>
               <w:br/>
+            </w:r>
+            <w:r>
+              <w:rPr>
+                <w:rFonts w:ascii="Arial" w:hAnsi="Arial" w:cs="Arial"/>
+                <w:sz w:val="20"/>
+                <w:szCs w:val="20"/>
+              </w:rPr>
               <w:t>Porcione la masa y dele la forma requerida según el tipo de pan que se desea elaborar.</w:t>
             </w:r>
           </w:p>
@@ -13382,6 +13468,13 @@
                 <w:szCs w:val="20"/>
               </w:rPr>
               <w:br/>
+            </w:r>
+            <w:r>
+              <w:rPr>
+                <w:rFonts w:ascii="Arial" w:hAnsi="Arial" w:cs="Arial"/>
+                <w:sz w:val="20"/>
+                <w:szCs w:val="20"/>
+              </w:rPr>
               <w:t>Hornee el producto a la temperatura y durante el tiempo establecidos para lograr una cocción uniforme.</w:t>
             </w:r>
           </w:p>
@@ -13448,6 +13541,13 @@
                 <w:szCs w:val="20"/>
               </w:rPr>
               <w:br/>
+            </w:r>
+            <w:r>
+              <w:rPr>
+                <w:rFonts w:ascii="Arial" w:hAnsi="Arial" w:cs="Arial"/>
+                <w:sz w:val="20"/>
+                <w:szCs w:val="20"/>
+              </w:rPr>
               <w:t>Deje enfriar el pan sobre rejillas limpias hasta alcanzar la temperatura ambiente antes de empacarlo.</w:t>
             </w:r>
           </w:p>
@@ -13514,6 +13614,13 @@
                 <w:szCs w:val="20"/>
               </w:rPr>
               <w:br/>
+            </w:r>
+            <w:r>
+              <w:rPr>
+                <w:rFonts w:ascii="Arial" w:hAnsi="Arial" w:cs="Arial"/>
+                <w:sz w:val="20"/>
+                <w:szCs w:val="20"/>
+              </w:rPr>
               <w:t>Empaque el producto en materiales adecuados y almacénelo en un lugar limpio, seco y protegido hasta su distribución.</w:t>
             </w:r>
           </w:p>
@@ -14151,9 +14258,8 @@
                 <w:szCs w:val="20"/>
                 <w:lang w:val="es-MX"/>
               </w:rPr>
-              <w:lastRenderedPageBreak/>
               <w:drawing>
-                <wp:inline distT="0" distB="0" distL="0" distR="0" wp14:anchorId="1569E032" wp14:editId="7C11E2F6">
+                <wp:inline distT="0" distB="0" distL="0" distR="0" wp14:anchorId="1569E032" wp14:editId="49CC5197">
                   <wp:extent cx="1935126" cy="996573"/>
                   <wp:effectExtent l="0" t="0" r="0" b="0"/>
                   <wp:docPr id="36344225" name="Imagen 3"/>
@@ -14880,10 +14986,10 @@
         <w:tblW w:w="4756" w:type="pct"/>
         <w:tblInd w:w="418" w:type="dxa"/>
         <w:tblBorders>
-          <w:top w:val="single" w:sz="6" w:space="0" w:color="auto"/>
-          <w:left w:val="single" w:sz="6" w:space="0" w:color="auto"/>
-          <w:bottom w:val="single" w:sz="6" w:space="0" w:color="auto"/>
-          <w:right w:val="single" w:sz="6" w:space="0" w:color="auto"/>
+          <w:top w:val="single" w:color="auto" w:sz="6" w:space="0"/>
+          <w:left w:val="single" w:color="auto" w:sz="6" w:space="0"/>
+          <w:bottom w:val="single" w:color="auto" w:sz="6" w:space="0"/>
+          <w:right w:val="single" w:color="auto" w:sz="6" w:space="0"/>
         </w:tblBorders>
         <w:tblLayout w:type="fixed"/>
         <w:tblCellMar>
@@ -14907,10 +15013,10 @@
           <w:tcPr>
             <w:tcW w:w="2076" w:type="pct"/>
             <w:tcBorders>
-              <w:top w:val="single" w:sz="6" w:space="0" w:color="auto"/>
-              <w:left w:val="single" w:sz="6" w:space="0" w:color="auto"/>
-              <w:bottom w:val="single" w:sz="6" w:space="0" w:color="auto"/>
-              <w:right w:val="single" w:sz="6" w:space="0" w:color="auto"/>
+              <w:top w:val="single" w:color="auto" w:sz="6" w:space="0"/>
+              <w:left w:val="single" w:color="auto" w:sz="6" w:space="0"/>
+              <w:bottom w:val="single" w:color="auto" w:sz="6" w:space="0"/>
+              <w:right w:val="single" w:color="auto" w:sz="6" w:space="0"/>
             </w:tcBorders>
             <w:shd w:val="clear" w:color="auto" w:fill="548DD4" w:themeFill="text2" w:themeFillTint="99"/>
             <w:noWrap/>
@@ -14951,10 +15057,10 @@
           <w:tcPr>
             <w:tcW w:w="2924" w:type="pct"/>
             <w:tcBorders>
-              <w:top w:val="single" w:sz="6" w:space="0" w:color="auto"/>
-              <w:left w:val="single" w:sz="6" w:space="0" w:color="auto"/>
-              <w:bottom w:val="single" w:sz="6" w:space="0" w:color="auto"/>
-              <w:right w:val="single" w:sz="6" w:space="0" w:color="auto"/>
+              <w:top w:val="single" w:color="auto" w:sz="6" w:space="0"/>
+              <w:left w:val="single" w:color="auto" w:sz="6" w:space="0"/>
+              <w:bottom w:val="single" w:color="auto" w:sz="6" w:space="0"/>
+              <w:right w:val="single" w:color="auto" w:sz="6" w:space="0"/>
             </w:tcBorders>
             <w:shd w:val="clear" w:color="auto" w:fill="548DD4" w:themeFill="text2" w:themeFillTint="99"/>
             <w:noWrap/>
@@ -15000,10 +15106,10 @@
           <w:tcPr>
             <w:tcW w:w="2076" w:type="pct"/>
             <w:tcBorders>
-              <w:top w:val="single" w:sz="6" w:space="0" w:color="auto"/>
-              <w:left w:val="single" w:sz="6" w:space="0" w:color="auto"/>
-              <w:bottom w:val="single" w:sz="6" w:space="0" w:color="auto"/>
-              <w:right w:val="single" w:sz="6" w:space="0" w:color="auto"/>
+              <w:top w:val="single" w:color="auto" w:sz="6" w:space="0"/>
+              <w:left w:val="single" w:color="auto" w:sz="6" w:space="0"/>
+              <w:bottom w:val="single" w:color="auto" w:sz="6" w:space="0"/>
+              <w:right w:val="single" w:color="auto" w:sz="6" w:space="0"/>
             </w:tcBorders>
             <w:noWrap/>
             <w:tcMar>
@@ -15041,10 +15147,10 @@
           <w:tcPr>
             <w:tcW w:w="2924" w:type="pct"/>
             <w:tcBorders>
-              <w:top w:val="single" w:sz="6" w:space="0" w:color="auto"/>
-              <w:left w:val="single" w:sz="6" w:space="0" w:color="auto"/>
-              <w:bottom w:val="single" w:sz="6" w:space="0" w:color="auto"/>
-              <w:right w:val="single" w:sz="6" w:space="0" w:color="auto"/>
+              <w:top w:val="single" w:color="auto" w:sz="6" w:space="0"/>
+              <w:left w:val="single" w:color="auto" w:sz="6" w:space="0"/>
+              <w:bottom w:val="single" w:color="auto" w:sz="6" w:space="0"/>
+              <w:right w:val="single" w:color="auto" w:sz="6" w:space="0"/>
             </w:tcBorders>
             <w:noWrap/>
             <w:tcMar>
@@ -15085,10 +15191,10 @@
           <w:tcPr>
             <w:tcW w:w="2076" w:type="pct"/>
             <w:tcBorders>
-              <w:top w:val="single" w:sz="6" w:space="0" w:color="auto"/>
-              <w:left w:val="single" w:sz="6" w:space="0" w:color="auto"/>
-              <w:bottom w:val="single" w:sz="6" w:space="0" w:color="auto"/>
-              <w:right w:val="single" w:sz="6" w:space="0" w:color="auto"/>
+              <w:top w:val="single" w:color="auto" w:sz="6" w:space="0"/>
+              <w:left w:val="single" w:color="auto" w:sz="6" w:space="0"/>
+              <w:bottom w:val="single" w:color="auto" w:sz="6" w:space="0"/>
+              <w:right w:val="single" w:color="auto" w:sz="6" w:space="0"/>
             </w:tcBorders>
             <w:noWrap/>
             <w:tcMar>
@@ -15126,10 +15232,10 @@
           <w:tcPr>
             <w:tcW w:w="2924" w:type="pct"/>
             <w:tcBorders>
-              <w:top w:val="single" w:sz="6" w:space="0" w:color="auto"/>
-              <w:left w:val="single" w:sz="6" w:space="0" w:color="auto"/>
-              <w:bottom w:val="single" w:sz="6" w:space="0" w:color="auto"/>
-              <w:right w:val="single" w:sz="6" w:space="0" w:color="auto"/>
+              <w:top w:val="single" w:color="auto" w:sz="6" w:space="0"/>
+              <w:left w:val="single" w:color="auto" w:sz="6" w:space="0"/>
+              <w:bottom w:val="single" w:color="auto" w:sz="6" w:space="0"/>
+              <w:right w:val="single" w:color="auto" w:sz="6" w:space="0"/>
             </w:tcBorders>
             <w:noWrap/>
             <w:tcMar>
@@ -15170,10 +15276,10 @@
           <w:tcPr>
             <w:tcW w:w="2076" w:type="pct"/>
             <w:tcBorders>
-              <w:top w:val="single" w:sz="6" w:space="0" w:color="auto"/>
-              <w:left w:val="single" w:sz="6" w:space="0" w:color="auto"/>
-              <w:bottom w:val="single" w:sz="6" w:space="0" w:color="auto"/>
-              <w:right w:val="single" w:sz="6" w:space="0" w:color="auto"/>
+              <w:top w:val="single" w:color="auto" w:sz="6" w:space="0"/>
+              <w:left w:val="single" w:color="auto" w:sz="6" w:space="0"/>
+              <w:bottom w:val="single" w:color="auto" w:sz="6" w:space="0"/>
+              <w:right w:val="single" w:color="auto" w:sz="6" w:space="0"/>
             </w:tcBorders>
             <w:noWrap/>
             <w:tcMar>
@@ -15203,7 +15309,6 @@
                 <w:sz w:val="20"/>
                 <w:szCs w:val="20"/>
               </w:rPr>
-              <w:lastRenderedPageBreak/>
               <w:t>Materiales de uso restringido</w:t>
             </w:r>
           </w:p>
@@ -15212,10 +15317,10 @@
           <w:tcPr>
             <w:tcW w:w="2924" w:type="pct"/>
             <w:tcBorders>
-              <w:top w:val="single" w:sz="6" w:space="0" w:color="auto"/>
-              <w:left w:val="single" w:sz="6" w:space="0" w:color="auto"/>
-              <w:bottom w:val="single" w:sz="6" w:space="0" w:color="auto"/>
-              <w:right w:val="single" w:sz="6" w:space="0" w:color="auto"/>
+              <w:top w:val="single" w:color="auto" w:sz="6" w:space="0"/>
+              <w:left w:val="single" w:color="auto" w:sz="6" w:space="0"/>
+              <w:bottom w:val="single" w:color="auto" w:sz="6" w:space="0"/>
+              <w:right w:val="single" w:color="auto" w:sz="6" w:space="0"/>
             </w:tcBorders>
             <w:noWrap/>
             <w:tcMar>
@@ -15256,10 +15361,10 @@
           <w:tcPr>
             <w:tcW w:w="2076" w:type="pct"/>
             <w:tcBorders>
-              <w:top w:val="single" w:sz="6" w:space="0" w:color="auto"/>
-              <w:left w:val="single" w:sz="6" w:space="0" w:color="auto"/>
-              <w:bottom w:val="single" w:sz="6" w:space="0" w:color="auto"/>
-              <w:right w:val="single" w:sz="6" w:space="0" w:color="auto"/>
+              <w:top w:val="single" w:color="auto" w:sz="6" w:space="0"/>
+              <w:left w:val="single" w:color="auto" w:sz="6" w:space="0"/>
+              <w:bottom w:val="single" w:color="auto" w:sz="6" w:space="0"/>
+              <w:right w:val="single" w:color="auto" w:sz="6" w:space="0"/>
             </w:tcBorders>
             <w:noWrap/>
             <w:tcMar>
@@ -15297,10 +15402,10 @@
           <w:tcPr>
             <w:tcW w:w="2924" w:type="pct"/>
             <w:tcBorders>
-              <w:top w:val="single" w:sz="6" w:space="0" w:color="auto"/>
-              <w:left w:val="single" w:sz="6" w:space="0" w:color="auto"/>
-              <w:bottom w:val="single" w:sz="6" w:space="0" w:color="auto"/>
-              <w:right w:val="single" w:sz="6" w:space="0" w:color="auto"/>
+              <w:top w:val="single" w:color="auto" w:sz="6" w:space="0"/>
+              <w:left w:val="single" w:color="auto" w:sz="6" w:space="0"/>
+              <w:bottom w:val="single" w:color="auto" w:sz="6" w:space="0"/>
+              <w:right w:val="single" w:color="auto" w:sz="6" w:space="0"/>
             </w:tcBorders>
             <w:noWrap/>
             <w:tcMar>
@@ -15704,10 +15809,10 @@
         <w:tblW w:w="4671" w:type="pct"/>
         <w:tblInd w:w="418" w:type="dxa"/>
         <w:tblBorders>
-          <w:top w:val="single" w:sz="6" w:space="0" w:color="auto"/>
-          <w:left w:val="single" w:sz="6" w:space="0" w:color="auto"/>
-          <w:bottom w:val="single" w:sz="6" w:space="0" w:color="auto"/>
-          <w:right w:val="single" w:sz="6" w:space="0" w:color="auto"/>
+          <w:top w:val="single" w:color="auto" w:sz="6" w:space="0"/>
+          <w:left w:val="single" w:color="auto" w:sz="6" w:space="0"/>
+          <w:bottom w:val="single" w:color="auto" w:sz="6" w:space="0"/>
+          <w:right w:val="single" w:color="auto" w:sz="6" w:space="0"/>
         </w:tblBorders>
         <w:tblLayout w:type="fixed"/>
         <w:tblCellMar>
@@ -15732,10 +15837,10 @@
           <w:tcPr>
             <w:tcW w:w="1263" w:type="pct"/>
             <w:tcBorders>
-              <w:top w:val="single" w:sz="6" w:space="0" w:color="auto"/>
-              <w:left w:val="single" w:sz="6" w:space="0" w:color="auto"/>
-              <w:bottom w:val="single" w:sz="6" w:space="0" w:color="auto"/>
-              <w:right w:val="single" w:sz="6" w:space="0" w:color="auto"/>
+              <w:top w:val="single" w:color="auto" w:sz="6" w:space="0"/>
+              <w:left w:val="single" w:color="auto" w:sz="6" w:space="0"/>
+              <w:bottom w:val="single" w:color="auto" w:sz="6" w:space="0"/>
+              <w:right w:val="single" w:color="auto" w:sz="6" w:space="0"/>
             </w:tcBorders>
             <w:shd w:val="clear" w:color="auto" w:fill="548DD4" w:themeFill="text2" w:themeFillTint="99"/>
             <w:noWrap/>
@@ -15776,10 +15881,10 @@
           <w:tcPr>
             <w:tcW w:w="2007" w:type="pct"/>
             <w:tcBorders>
-              <w:top w:val="single" w:sz="6" w:space="0" w:color="auto"/>
-              <w:left w:val="single" w:sz="6" w:space="0" w:color="auto"/>
-              <w:bottom w:val="single" w:sz="6" w:space="0" w:color="auto"/>
-              <w:right w:val="single" w:sz="6" w:space="0" w:color="auto"/>
+              <w:top w:val="single" w:color="auto" w:sz="6" w:space="0"/>
+              <w:left w:val="single" w:color="auto" w:sz="6" w:space="0"/>
+              <w:bottom w:val="single" w:color="auto" w:sz="6" w:space="0"/>
+              <w:right w:val="single" w:color="auto" w:sz="6" w:space="0"/>
             </w:tcBorders>
             <w:shd w:val="clear" w:color="auto" w:fill="548DD4" w:themeFill="text2" w:themeFillTint="99"/>
             <w:noWrap/>
@@ -15820,10 +15925,10 @@
           <w:tcPr>
             <w:tcW w:w="1730" w:type="pct"/>
             <w:tcBorders>
-              <w:top w:val="single" w:sz="6" w:space="0" w:color="auto"/>
-              <w:left w:val="single" w:sz="6" w:space="0" w:color="auto"/>
-              <w:bottom w:val="single" w:sz="6" w:space="0" w:color="auto"/>
-              <w:right w:val="single" w:sz="6" w:space="0" w:color="auto"/>
+              <w:top w:val="single" w:color="auto" w:sz="6" w:space="0"/>
+              <w:left w:val="single" w:color="auto" w:sz="6" w:space="0"/>
+              <w:bottom w:val="single" w:color="auto" w:sz="6" w:space="0"/>
+              <w:right w:val="single" w:color="auto" w:sz="6" w:space="0"/>
             </w:tcBorders>
             <w:shd w:val="clear" w:color="auto" w:fill="548DD4" w:themeFill="text2" w:themeFillTint="99"/>
             <w:noWrap/>
@@ -15869,10 +15974,10 @@
           <w:tcPr>
             <w:tcW w:w="1263" w:type="pct"/>
             <w:tcBorders>
-              <w:top w:val="single" w:sz="6" w:space="0" w:color="auto"/>
-              <w:left w:val="single" w:sz="6" w:space="0" w:color="auto"/>
-              <w:bottom w:val="single" w:sz="6" w:space="0" w:color="auto"/>
-              <w:right w:val="single" w:sz="6" w:space="0" w:color="auto"/>
+              <w:top w:val="single" w:color="auto" w:sz="6" w:space="0"/>
+              <w:left w:val="single" w:color="auto" w:sz="6" w:space="0"/>
+              <w:bottom w:val="single" w:color="auto" w:sz="6" w:space="0"/>
+              <w:right w:val="single" w:color="auto" w:sz="6" w:space="0"/>
             </w:tcBorders>
             <w:noWrap/>
             <w:tcMar>
@@ -15910,10 +16015,10 @@
           <w:tcPr>
             <w:tcW w:w="2007" w:type="pct"/>
             <w:tcBorders>
-              <w:top w:val="single" w:sz="6" w:space="0" w:color="auto"/>
-              <w:left w:val="single" w:sz="6" w:space="0" w:color="auto"/>
-              <w:bottom w:val="single" w:sz="6" w:space="0" w:color="auto"/>
-              <w:right w:val="single" w:sz="6" w:space="0" w:color="auto"/>
+              <w:top w:val="single" w:color="auto" w:sz="6" w:space="0"/>
+              <w:left w:val="single" w:color="auto" w:sz="6" w:space="0"/>
+              <w:bottom w:val="single" w:color="auto" w:sz="6" w:space="0"/>
+              <w:right w:val="single" w:color="auto" w:sz="6" w:space="0"/>
             </w:tcBorders>
             <w:noWrap/>
             <w:tcMar>
@@ -15949,10 +16054,10 @@
           <w:tcPr>
             <w:tcW w:w="1730" w:type="pct"/>
             <w:tcBorders>
-              <w:top w:val="single" w:sz="6" w:space="0" w:color="auto"/>
-              <w:left w:val="single" w:sz="6" w:space="0" w:color="auto"/>
-              <w:bottom w:val="single" w:sz="6" w:space="0" w:color="auto"/>
-              <w:right w:val="single" w:sz="6" w:space="0" w:color="auto"/>
+              <w:top w:val="single" w:color="auto" w:sz="6" w:space="0"/>
+              <w:left w:val="single" w:color="auto" w:sz="6" w:space="0"/>
+              <w:bottom w:val="single" w:color="auto" w:sz="6" w:space="0"/>
+              <w:right w:val="single" w:color="auto" w:sz="6" w:space="0"/>
             </w:tcBorders>
             <w:noWrap/>
             <w:tcMar>
@@ -15993,10 +16098,10 @@
           <w:tcPr>
             <w:tcW w:w="1263" w:type="pct"/>
             <w:tcBorders>
-              <w:top w:val="single" w:sz="6" w:space="0" w:color="auto"/>
-              <w:left w:val="single" w:sz="6" w:space="0" w:color="auto"/>
-              <w:bottom w:val="single" w:sz="6" w:space="0" w:color="auto"/>
-              <w:right w:val="single" w:sz="6" w:space="0" w:color="auto"/>
+              <w:top w:val="single" w:color="auto" w:sz="6" w:space="0"/>
+              <w:left w:val="single" w:color="auto" w:sz="6" w:space="0"/>
+              <w:bottom w:val="single" w:color="auto" w:sz="6" w:space="0"/>
+              <w:right w:val="single" w:color="auto" w:sz="6" w:space="0"/>
             </w:tcBorders>
             <w:noWrap/>
             <w:tcMar>
@@ -16034,10 +16139,10 @@
           <w:tcPr>
             <w:tcW w:w="2007" w:type="pct"/>
             <w:tcBorders>
-              <w:top w:val="single" w:sz="6" w:space="0" w:color="auto"/>
-              <w:left w:val="single" w:sz="6" w:space="0" w:color="auto"/>
-              <w:bottom w:val="single" w:sz="6" w:space="0" w:color="auto"/>
-              <w:right w:val="single" w:sz="6" w:space="0" w:color="auto"/>
+              <w:top w:val="single" w:color="auto" w:sz="6" w:space="0"/>
+              <w:left w:val="single" w:color="auto" w:sz="6" w:space="0"/>
+              <w:bottom w:val="single" w:color="auto" w:sz="6" w:space="0"/>
+              <w:right w:val="single" w:color="auto" w:sz="6" w:space="0"/>
             </w:tcBorders>
             <w:noWrap/>
             <w:tcMar>
@@ -16073,10 +16178,10 @@
           <w:tcPr>
             <w:tcW w:w="1730" w:type="pct"/>
             <w:tcBorders>
-              <w:top w:val="single" w:sz="6" w:space="0" w:color="auto"/>
-              <w:left w:val="single" w:sz="6" w:space="0" w:color="auto"/>
-              <w:bottom w:val="single" w:sz="6" w:space="0" w:color="auto"/>
-              <w:right w:val="single" w:sz="6" w:space="0" w:color="auto"/>
+              <w:top w:val="single" w:color="auto" w:sz="6" w:space="0"/>
+              <w:left w:val="single" w:color="auto" w:sz="6" w:space="0"/>
+              <w:bottom w:val="single" w:color="auto" w:sz="6" w:space="0"/>
+              <w:right w:val="single" w:color="auto" w:sz="6" w:space="0"/>
             </w:tcBorders>
             <w:noWrap/>
             <w:tcMar>
@@ -16117,10 +16222,10 @@
           <w:tcPr>
             <w:tcW w:w="1263" w:type="pct"/>
             <w:tcBorders>
-              <w:top w:val="single" w:sz="6" w:space="0" w:color="auto"/>
-              <w:left w:val="single" w:sz="6" w:space="0" w:color="auto"/>
-              <w:bottom w:val="single" w:sz="6" w:space="0" w:color="auto"/>
-              <w:right w:val="single" w:sz="6" w:space="0" w:color="auto"/>
+              <w:top w:val="single" w:color="auto" w:sz="6" w:space="0"/>
+              <w:left w:val="single" w:color="auto" w:sz="6" w:space="0"/>
+              <w:bottom w:val="single" w:color="auto" w:sz="6" w:space="0"/>
+              <w:right w:val="single" w:color="auto" w:sz="6" w:space="0"/>
             </w:tcBorders>
             <w:noWrap/>
             <w:tcMar>
@@ -16150,7 +16255,6 @@
                 <w:sz w:val="20"/>
                 <w:szCs w:val="20"/>
               </w:rPr>
-              <w:lastRenderedPageBreak/>
               <w:t>Material</w:t>
             </w:r>
           </w:p>
@@ -16159,10 +16263,10 @@
           <w:tcPr>
             <w:tcW w:w="2007" w:type="pct"/>
             <w:tcBorders>
-              <w:top w:val="single" w:sz="6" w:space="0" w:color="auto"/>
-              <w:left w:val="single" w:sz="6" w:space="0" w:color="auto"/>
-              <w:bottom w:val="single" w:sz="6" w:space="0" w:color="auto"/>
-              <w:right w:val="single" w:sz="6" w:space="0" w:color="auto"/>
+              <w:top w:val="single" w:color="auto" w:sz="6" w:space="0"/>
+              <w:left w:val="single" w:color="auto" w:sz="6" w:space="0"/>
+              <w:bottom w:val="single" w:color="auto" w:sz="6" w:space="0"/>
+              <w:right w:val="single" w:color="auto" w:sz="6" w:space="0"/>
             </w:tcBorders>
             <w:noWrap/>
             <w:tcMar>
@@ -16198,10 +16302,10 @@
           <w:tcPr>
             <w:tcW w:w="1730" w:type="pct"/>
             <w:tcBorders>
-              <w:top w:val="single" w:sz="6" w:space="0" w:color="auto"/>
-              <w:left w:val="single" w:sz="6" w:space="0" w:color="auto"/>
-              <w:bottom w:val="single" w:sz="6" w:space="0" w:color="auto"/>
-              <w:right w:val="single" w:sz="6" w:space="0" w:color="auto"/>
+              <w:top w:val="single" w:color="auto" w:sz="6" w:space="0"/>
+              <w:left w:val="single" w:color="auto" w:sz="6" w:space="0"/>
+              <w:bottom w:val="single" w:color="auto" w:sz="6" w:space="0"/>
+              <w:right w:val="single" w:color="auto" w:sz="6" w:space="0"/>
             </w:tcBorders>
             <w:noWrap/>
             <w:tcMar>
@@ -16250,10 +16354,10 @@
           <w:tcPr>
             <w:tcW w:w="1263" w:type="pct"/>
             <w:tcBorders>
-              <w:top w:val="single" w:sz="6" w:space="0" w:color="auto"/>
-              <w:left w:val="single" w:sz="6" w:space="0" w:color="auto"/>
-              <w:bottom w:val="single" w:sz="6" w:space="0" w:color="auto"/>
-              <w:right w:val="single" w:sz="6" w:space="0" w:color="auto"/>
+              <w:top w:val="single" w:color="auto" w:sz="6" w:space="0"/>
+              <w:left w:val="single" w:color="auto" w:sz="6" w:space="0"/>
+              <w:bottom w:val="single" w:color="auto" w:sz="6" w:space="0"/>
+              <w:right w:val="single" w:color="auto" w:sz="6" w:space="0"/>
             </w:tcBorders>
             <w:noWrap/>
             <w:tcMar>
@@ -16291,10 +16395,10 @@
           <w:tcPr>
             <w:tcW w:w="2007" w:type="pct"/>
             <w:tcBorders>
-              <w:top w:val="single" w:sz="6" w:space="0" w:color="auto"/>
-              <w:left w:val="single" w:sz="6" w:space="0" w:color="auto"/>
-              <w:bottom w:val="single" w:sz="6" w:space="0" w:color="auto"/>
-              <w:right w:val="single" w:sz="6" w:space="0" w:color="auto"/>
+              <w:top w:val="single" w:color="auto" w:sz="6" w:space="0"/>
+              <w:left w:val="single" w:color="auto" w:sz="6" w:space="0"/>
+              <w:bottom w:val="single" w:color="auto" w:sz="6" w:space="0"/>
+              <w:right w:val="single" w:color="auto" w:sz="6" w:space="0"/>
             </w:tcBorders>
             <w:noWrap/>
             <w:tcMar>
@@ -16330,10 +16434,10 @@
           <w:tcPr>
             <w:tcW w:w="1730" w:type="pct"/>
             <w:tcBorders>
-              <w:top w:val="single" w:sz="6" w:space="0" w:color="auto"/>
-              <w:left w:val="single" w:sz="6" w:space="0" w:color="auto"/>
-              <w:bottom w:val="single" w:sz="6" w:space="0" w:color="auto"/>
-              <w:right w:val="single" w:sz="6" w:space="0" w:color="auto"/>
+              <w:top w:val="single" w:color="auto" w:sz="6" w:space="0"/>
+              <w:left w:val="single" w:color="auto" w:sz="6" w:space="0"/>
+              <w:bottom w:val="single" w:color="auto" w:sz="6" w:space="0"/>
+              <w:right w:val="single" w:color="auto" w:sz="6" w:space="0"/>
             </w:tcBorders>
             <w:noWrap/>
             <w:tcMar>
@@ -16374,10 +16478,10 @@
           <w:tcPr>
             <w:tcW w:w="1263" w:type="pct"/>
             <w:tcBorders>
-              <w:top w:val="single" w:sz="6" w:space="0" w:color="auto"/>
-              <w:left w:val="single" w:sz="6" w:space="0" w:color="auto"/>
-              <w:bottom w:val="single" w:sz="6" w:space="0" w:color="auto"/>
-              <w:right w:val="single" w:sz="6" w:space="0" w:color="auto"/>
+              <w:top w:val="single" w:color="auto" w:sz="6" w:space="0"/>
+              <w:left w:val="single" w:color="auto" w:sz="6" w:space="0"/>
+              <w:bottom w:val="single" w:color="auto" w:sz="6" w:space="0"/>
+              <w:right w:val="single" w:color="auto" w:sz="6" w:space="0"/>
             </w:tcBorders>
             <w:noWrap/>
             <w:tcMar>
@@ -16415,10 +16519,10 @@
           <w:tcPr>
             <w:tcW w:w="2007" w:type="pct"/>
             <w:tcBorders>
-              <w:top w:val="single" w:sz="6" w:space="0" w:color="auto"/>
-              <w:left w:val="single" w:sz="6" w:space="0" w:color="auto"/>
-              <w:bottom w:val="single" w:sz="6" w:space="0" w:color="auto"/>
-              <w:right w:val="single" w:sz="6" w:space="0" w:color="auto"/>
+              <w:top w:val="single" w:color="auto" w:sz="6" w:space="0"/>
+              <w:left w:val="single" w:color="auto" w:sz="6" w:space="0"/>
+              <w:bottom w:val="single" w:color="auto" w:sz="6" w:space="0"/>
+              <w:right w:val="single" w:color="auto" w:sz="6" w:space="0"/>
             </w:tcBorders>
             <w:noWrap/>
             <w:tcMar>
@@ -16454,10 +16558,10 @@
           <w:tcPr>
             <w:tcW w:w="1730" w:type="pct"/>
             <w:tcBorders>
-              <w:top w:val="single" w:sz="6" w:space="0" w:color="auto"/>
-              <w:left w:val="single" w:sz="6" w:space="0" w:color="auto"/>
-              <w:bottom w:val="single" w:sz="6" w:space="0" w:color="auto"/>
-              <w:right w:val="single" w:sz="6" w:space="0" w:color="auto"/>
+              <w:top w:val="single" w:color="auto" w:sz="6" w:space="0"/>
+              <w:left w:val="single" w:color="auto" w:sz="6" w:space="0"/>
+              <w:bottom w:val="single" w:color="auto" w:sz="6" w:space="0"/>
+              <w:right w:val="single" w:color="auto" w:sz="6" w:space="0"/>
             </w:tcBorders>
             <w:noWrap/>
             <w:tcMar>
@@ -16498,10 +16602,10 @@
           <w:tcPr>
             <w:tcW w:w="1263" w:type="pct"/>
             <w:tcBorders>
-              <w:top w:val="single" w:sz="6" w:space="0" w:color="auto"/>
-              <w:left w:val="single" w:sz="6" w:space="0" w:color="auto"/>
-              <w:bottom w:val="single" w:sz="6" w:space="0" w:color="auto"/>
-              <w:right w:val="single" w:sz="6" w:space="0" w:color="auto"/>
+              <w:top w:val="single" w:color="auto" w:sz="6" w:space="0"/>
+              <w:left w:val="single" w:color="auto" w:sz="6" w:space="0"/>
+              <w:bottom w:val="single" w:color="auto" w:sz="6" w:space="0"/>
+              <w:right w:val="single" w:color="auto" w:sz="6" w:space="0"/>
             </w:tcBorders>
             <w:noWrap/>
             <w:tcMar>
@@ -16539,10 +16643,10 @@
           <w:tcPr>
             <w:tcW w:w="2007" w:type="pct"/>
             <w:tcBorders>
-              <w:top w:val="single" w:sz="6" w:space="0" w:color="auto"/>
-              <w:left w:val="single" w:sz="6" w:space="0" w:color="auto"/>
-              <w:bottom w:val="single" w:sz="6" w:space="0" w:color="auto"/>
-              <w:right w:val="single" w:sz="6" w:space="0" w:color="auto"/>
+              <w:top w:val="single" w:color="auto" w:sz="6" w:space="0"/>
+              <w:left w:val="single" w:color="auto" w:sz="6" w:space="0"/>
+              <w:bottom w:val="single" w:color="auto" w:sz="6" w:space="0"/>
+              <w:right w:val="single" w:color="auto" w:sz="6" w:space="0"/>
             </w:tcBorders>
             <w:noWrap/>
             <w:tcMar>
@@ -16578,10 +16682,10 @@
           <w:tcPr>
             <w:tcW w:w="1730" w:type="pct"/>
             <w:tcBorders>
-              <w:top w:val="single" w:sz="6" w:space="0" w:color="auto"/>
-              <w:left w:val="single" w:sz="6" w:space="0" w:color="auto"/>
-              <w:bottom w:val="single" w:sz="6" w:space="0" w:color="auto"/>
-              <w:right w:val="single" w:sz="6" w:space="0" w:color="auto"/>
+              <w:top w:val="single" w:color="auto" w:sz="6" w:space="0"/>
+              <w:left w:val="single" w:color="auto" w:sz="6" w:space="0"/>
+              <w:bottom w:val="single" w:color="auto" w:sz="6" w:space="0"/>
+              <w:right w:val="single" w:color="auto" w:sz="6" w:space="0"/>
             </w:tcBorders>
             <w:noWrap/>
             <w:tcMar>
@@ -16630,10 +16734,10 @@
           <w:tcPr>
             <w:tcW w:w="1263" w:type="pct"/>
             <w:tcBorders>
-              <w:top w:val="single" w:sz="6" w:space="0" w:color="auto"/>
-              <w:left w:val="single" w:sz="6" w:space="0" w:color="auto"/>
-              <w:bottom w:val="single" w:sz="6" w:space="0" w:color="auto"/>
-              <w:right w:val="single" w:sz="6" w:space="0" w:color="auto"/>
+              <w:top w:val="single" w:color="auto" w:sz="6" w:space="0"/>
+              <w:left w:val="single" w:color="auto" w:sz="6" w:space="0"/>
+              <w:bottom w:val="single" w:color="auto" w:sz="6" w:space="0"/>
+              <w:right w:val="single" w:color="auto" w:sz="6" w:space="0"/>
             </w:tcBorders>
             <w:noWrap/>
             <w:tcMar>
@@ -16671,10 +16775,10 @@
           <w:tcPr>
             <w:tcW w:w="2007" w:type="pct"/>
             <w:tcBorders>
-              <w:top w:val="single" w:sz="6" w:space="0" w:color="auto"/>
-              <w:left w:val="single" w:sz="6" w:space="0" w:color="auto"/>
-              <w:bottom w:val="single" w:sz="6" w:space="0" w:color="auto"/>
-              <w:right w:val="single" w:sz="6" w:space="0" w:color="auto"/>
+              <w:top w:val="single" w:color="auto" w:sz="6" w:space="0"/>
+              <w:left w:val="single" w:color="auto" w:sz="6" w:space="0"/>
+              <w:bottom w:val="single" w:color="auto" w:sz="6" w:space="0"/>
+              <w:right w:val="single" w:color="auto" w:sz="6" w:space="0"/>
             </w:tcBorders>
             <w:noWrap/>
             <w:tcMar>
@@ -16710,10 +16814,10 @@
           <w:tcPr>
             <w:tcW w:w="1730" w:type="pct"/>
             <w:tcBorders>
-              <w:top w:val="single" w:sz="6" w:space="0" w:color="auto"/>
-              <w:left w:val="single" w:sz="6" w:space="0" w:color="auto"/>
-              <w:bottom w:val="single" w:sz="6" w:space="0" w:color="auto"/>
-              <w:right w:val="single" w:sz="6" w:space="0" w:color="auto"/>
+              <w:top w:val="single" w:color="auto" w:sz="6" w:space="0"/>
+              <w:left w:val="single" w:color="auto" w:sz="6" w:space="0"/>
+              <w:bottom w:val="single" w:color="auto" w:sz="6" w:space="0"/>
+              <w:right w:val="single" w:color="auto" w:sz="6" w:space="0"/>
             </w:tcBorders>
             <w:noWrap/>
             <w:tcMar>
@@ -16762,10 +16866,10 @@
           <w:tcPr>
             <w:tcW w:w="1263" w:type="pct"/>
             <w:tcBorders>
-              <w:top w:val="single" w:sz="6" w:space="0" w:color="auto"/>
-              <w:left w:val="single" w:sz="6" w:space="0" w:color="auto"/>
-              <w:bottom w:val="single" w:sz="6" w:space="0" w:color="auto"/>
-              <w:right w:val="single" w:sz="6" w:space="0" w:color="auto"/>
+              <w:top w:val="single" w:color="auto" w:sz="6" w:space="0"/>
+              <w:left w:val="single" w:color="auto" w:sz="6" w:space="0"/>
+              <w:bottom w:val="single" w:color="auto" w:sz="6" w:space="0"/>
+              <w:right w:val="single" w:color="auto" w:sz="6" w:space="0"/>
             </w:tcBorders>
             <w:noWrap/>
             <w:tcMar>
@@ -16803,10 +16907,10 @@
           <w:tcPr>
             <w:tcW w:w="2007" w:type="pct"/>
             <w:tcBorders>
-              <w:top w:val="single" w:sz="6" w:space="0" w:color="auto"/>
-              <w:left w:val="single" w:sz="6" w:space="0" w:color="auto"/>
-              <w:bottom w:val="single" w:sz="6" w:space="0" w:color="auto"/>
-              <w:right w:val="single" w:sz="6" w:space="0" w:color="auto"/>
+              <w:top w:val="single" w:color="auto" w:sz="6" w:space="0"/>
+              <w:left w:val="single" w:color="auto" w:sz="6" w:space="0"/>
+              <w:bottom w:val="single" w:color="auto" w:sz="6" w:space="0"/>
+              <w:right w:val="single" w:color="auto" w:sz="6" w:space="0"/>
             </w:tcBorders>
             <w:noWrap/>
             <w:tcMar>
@@ -16842,10 +16946,10 @@
           <w:tcPr>
             <w:tcW w:w="1730" w:type="pct"/>
             <w:tcBorders>
-              <w:top w:val="single" w:sz="6" w:space="0" w:color="auto"/>
-              <w:left w:val="single" w:sz="6" w:space="0" w:color="auto"/>
-              <w:bottom w:val="single" w:sz="6" w:space="0" w:color="auto"/>
-              <w:right w:val="single" w:sz="6" w:space="0" w:color="auto"/>
+              <w:top w:val="single" w:color="auto" w:sz="6" w:space="0"/>
+              <w:left w:val="single" w:color="auto" w:sz="6" w:space="0"/>
+              <w:bottom w:val="single" w:color="auto" w:sz="6" w:space="0"/>
+              <w:right w:val="single" w:color="auto" w:sz="6" w:space="0"/>
             </w:tcBorders>
             <w:noWrap/>
             <w:tcMar>
@@ -17096,7 +17200,6 @@
           <w:szCs w:val="20"/>
           <w:lang w:val="es-MX"/>
         </w:rPr>
-        <w:lastRenderedPageBreak/>
         <w:t>Equipos de panadería: operación y manejo seguro</w:t>
       </w:r>
     </w:p>
@@ -17864,7 +17967,6 @@
           <w:szCs w:val="20"/>
           <w:lang w:val="es-MX"/>
         </w:rPr>
-        <w:lastRenderedPageBreak/>
         <w:t>Tabla</w:t>
       </w:r>
       <w:r>
@@ -18261,6 +18363,14 @@
                 <w:lang w:val="es-MX"/>
               </w:rPr>
               <w:br/>
+            </w:r>
+            <w:r>
+              <w:rPr>
+                <w:rFonts w:ascii="Arial" w:hAnsi="Arial" w:cs="Arial"/>
+                <w:sz w:val="20"/>
+                <w:szCs w:val="20"/>
+                <w:lang w:val="es-MX"/>
+              </w:rPr>
               <w:t>• 4 kg de harina (con 40</w:t>
             </w:r>
             <w:r>
@@ -18343,6 +18453,14 @@
                 <w:lang w:val="es-MX"/>
               </w:rPr>
               <w:br/>
+            </w:r>
+            <w:r>
+              <w:rPr>
+                <w:rFonts w:ascii="Arial" w:hAnsi="Arial" w:cs="Arial"/>
+                <w:sz w:val="20"/>
+                <w:szCs w:val="20"/>
+                <w:lang w:val="es-MX"/>
+              </w:rPr>
               <w:t>• Tazón: 15 rpm (baja) / 20 rpm (alta)</w:t>
             </w:r>
           </w:p>
@@ -18814,6 +18932,14 @@
                 <w:lang w:val="es-MX"/>
               </w:rPr>
               <w:br/>
+            </w:r>
+            <w:r>
+              <w:rPr>
+                <w:rFonts w:ascii="Arial" w:hAnsi="Arial" w:cs="Arial"/>
+                <w:sz w:val="20"/>
+                <w:szCs w:val="20"/>
+                <w:lang w:val="es-MX"/>
+              </w:rPr>
               <w:t>• Tapa superior: fibra de vidrio con acabado en pintura gris</w:t>
             </w:r>
           </w:p>
@@ -19448,7 +19574,6 @@
                 <w:szCs w:val="20"/>
                 <w:lang w:val="es-MX"/>
               </w:rPr>
-              <w:lastRenderedPageBreak/>
               <w:t>Dimensiones externas (ancho × fondo × alto)</w:t>
             </w:r>
           </w:p>
@@ -20425,7 +20550,6 @@
           <w:szCs w:val="20"/>
           <w:lang w:val="es-MX"/>
         </w:rPr>
-        <w:lastRenderedPageBreak/>
         <w:t xml:space="preserve">Tabla </w:t>
       </w:r>
       <w:r>
@@ -20474,10 +20598,10 @@
         <w:tblW w:w="0" w:type="auto"/>
         <w:tblInd w:w="418" w:type="dxa"/>
         <w:tblBorders>
-          <w:top w:val="single" w:sz="6" w:space="0" w:color="auto"/>
-          <w:left w:val="single" w:sz="6" w:space="0" w:color="auto"/>
-          <w:bottom w:val="single" w:sz="6" w:space="0" w:color="auto"/>
-          <w:right w:val="single" w:sz="6" w:space="0" w:color="auto"/>
+          <w:top w:val="single" w:color="auto" w:sz="6" w:space="0"/>
+          <w:left w:val="single" w:color="auto" w:sz="6" w:space="0"/>
+          <w:bottom w:val="single" w:color="auto" w:sz="6" w:space="0"/>
+          <w:right w:val="single" w:color="auto" w:sz="6" w:space="0"/>
         </w:tblBorders>
         <w:tblCellMar>
           <w:top w:w="160" w:type="dxa"/>
@@ -20500,10 +20624,10 @@
           <w:tcPr>
             <w:tcW w:w="2835" w:type="dxa"/>
             <w:tcBorders>
-              <w:top w:val="single" w:sz="6" w:space="0" w:color="auto"/>
-              <w:left w:val="single" w:sz="6" w:space="0" w:color="auto"/>
-              <w:bottom w:val="single" w:sz="6" w:space="0" w:color="auto"/>
-              <w:right w:val="single" w:sz="6" w:space="0" w:color="auto"/>
+              <w:top w:val="single" w:color="auto" w:sz="6" w:space="0"/>
+              <w:left w:val="single" w:color="auto" w:sz="6" w:space="0"/>
+              <w:bottom w:val="single" w:color="auto" w:sz="6" w:space="0"/>
+              <w:right w:val="single" w:color="auto" w:sz="6" w:space="0"/>
             </w:tcBorders>
             <w:shd w:val="clear" w:color="auto" w:fill="548DD4" w:themeFill="text2" w:themeFillTint="99"/>
             <w:noWrap/>
@@ -20544,10 +20668,10 @@
           <w:tcPr>
             <w:tcW w:w="3857" w:type="dxa"/>
             <w:tcBorders>
-              <w:top w:val="single" w:sz="6" w:space="0" w:color="auto"/>
-              <w:left w:val="single" w:sz="6" w:space="0" w:color="auto"/>
-              <w:bottom w:val="single" w:sz="6" w:space="0" w:color="auto"/>
-              <w:right w:val="single" w:sz="6" w:space="0" w:color="auto"/>
+              <w:top w:val="single" w:color="auto" w:sz="6" w:space="0"/>
+              <w:left w:val="single" w:color="auto" w:sz="6" w:space="0"/>
+              <w:bottom w:val="single" w:color="auto" w:sz="6" w:space="0"/>
+              <w:right w:val="single" w:color="auto" w:sz="6" w:space="0"/>
             </w:tcBorders>
             <w:shd w:val="clear" w:color="auto" w:fill="548DD4" w:themeFill="text2" w:themeFillTint="99"/>
             <w:noWrap/>
@@ -20588,10 +20712,10 @@
           <w:tcPr>
             <w:tcW w:w="2846" w:type="dxa"/>
             <w:tcBorders>
-              <w:top w:val="single" w:sz="6" w:space="0" w:color="auto"/>
-              <w:left w:val="single" w:sz="6" w:space="0" w:color="auto"/>
-              <w:bottom w:val="single" w:sz="6" w:space="0" w:color="auto"/>
-              <w:right w:val="single" w:sz="6" w:space="0" w:color="auto"/>
+              <w:top w:val="single" w:color="auto" w:sz="6" w:space="0"/>
+              <w:left w:val="single" w:color="auto" w:sz="6" w:space="0"/>
+              <w:bottom w:val="single" w:color="auto" w:sz="6" w:space="0"/>
+              <w:right w:val="single" w:color="auto" w:sz="6" w:space="0"/>
             </w:tcBorders>
             <w:shd w:val="clear" w:color="auto" w:fill="548DD4" w:themeFill="text2" w:themeFillTint="99"/>
             <w:noWrap/>
@@ -20634,10 +20758,10 @@
           <w:tcPr>
             <w:tcW w:w="2835" w:type="dxa"/>
             <w:tcBorders>
-              <w:top w:val="single" w:sz="6" w:space="0" w:color="auto"/>
-              <w:left w:val="single" w:sz="6" w:space="0" w:color="auto"/>
-              <w:bottom w:val="single" w:sz="6" w:space="0" w:color="auto"/>
-              <w:right w:val="single" w:sz="6" w:space="0" w:color="auto"/>
+              <w:top w:val="single" w:color="auto" w:sz="6" w:space="0"/>
+              <w:left w:val="single" w:color="auto" w:sz="6" w:space="0"/>
+              <w:bottom w:val="single" w:color="auto" w:sz="6" w:space="0"/>
+              <w:right w:val="single" w:color="auto" w:sz="6" w:space="0"/>
             </w:tcBorders>
             <w:noWrap/>
             <w:tcMar>
@@ -20675,10 +20799,10 @@
           <w:tcPr>
             <w:tcW w:w="3857" w:type="dxa"/>
             <w:tcBorders>
-              <w:top w:val="single" w:sz="6" w:space="0" w:color="auto"/>
-              <w:left w:val="single" w:sz="6" w:space="0" w:color="auto"/>
-              <w:bottom w:val="single" w:sz="6" w:space="0" w:color="auto"/>
-              <w:right w:val="single" w:sz="6" w:space="0" w:color="auto"/>
+              <w:top w:val="single" w:color="auto" w:sz="6" w:space="0"/>
+              <w:left w:val="single" w:color="auto" w:sz="6" w:space="0"/>
+              <w:bottom w:val="single" w:color="auto" w:sz="6" w:space="0"/>
+              <w:right w:val="single" w:color="auto" w:sz="6" w:space="0"/>
             </w:tcBorders>
             <w:noWrap/>
             <w:tcMar>
@@ -20714,10 +20838,10 @@
           <w:tcPr>
             <w:tcW w:w="2846" w:type="dxa"/>
             <w:tcBorders>
-              <w:top w:val="single" w:sz="6" w:space="0" w:color="auto"/>
-              <w:left w:val="single" w:sz="6" w:space="0" w:color="auto"/>
-              <w:bottom w:val="single" w:sz="6" w:space="0" w:color="auto"/>
-              <w:right w:val="single" w:sz="6" w:space="0" w:color="auto"/>
+              <w:top w:val="single" w:color="auto" w:sz="6" w:space="0"/>
+              <w:left w:val="single" w:color="auto" w:sz="6" w:space="0"/>
+              <w:bottom w:val="single" w:color="auto" w:sz="6" w:space="0"/>
+              <w:right w:val="single" w:color="auto" w:sz="6" w:space="0"/>
             </w:tcBorders>
             <w:noWrap/>
             <w:tcMar>
@@ -20755,10 +20879,10 @@
           <w:tcPr>
             <w:tcW w:w="2835" w:type="dxa"/>
             <w:tcBorders>
-              <w:top w:val="single" w:sz="6" w:space="0" w:color="auto"/>
-              <w:left w:val="single" w:sz="6" w:space="0" w:color="auto"/>
-              <w:bottom w:val="single" w:sz="6" w:space="0" w:color="auto"/>
-              <w:right w:val="single" w:sz="6" w:space="0" w:color="auto"/>
+              <w:top w:val="single" w:color="auto" w:sz="6" w:space="0"/>
+              <w:left w:val="single" w:color="auto" w:sz="6" w:space="0"/>
+              <w:bottom w:val="single" w:color="auto" w:sz="6" w:space="0"/>
+              <w:right w:val="single" w:color="auto" w:sz="6" w:space="0"/>
             </w:tcBorders>
             <w:noWrap/>
             <w:tcMar>
@@ -20796,10 +20920,10 @@
           <w:tcPr>
             <w:tcW w:w="3857" w:type="dxa"/>
             <w:tcBorders>
-              <w:top w:val="single" w:sz="6" w:space="0" w:color="auto"/>
-              <w:left w:val="single" w:sz="6" w:space="0" w:color="auto"/>
-              <w:bottom w:val="single" w:sz="6" w:space="0" w:color="auto"/>
-              <w:right w:val="single" w:sz="6" w:space="0" w:color="auto"/>
+              <w:top w:val="single" w:color="auto" w:sz="6" w:space="0"/>
+              <w:left w:val="single" w:color="auto" w:sz="6" w:space="0"/>
+              <w:bottom w:val="single" w:color="auto" w:sz="6" w:space="0"/>
+              <w:right w:val="single" w:color="auto" w:sz="6" w:space="0"/>
             </w:tcBorders>
             <w:noWrap/>
             <w:tcMar>
@@ -20835,10 +20959,10 @@
           <w:tcPr>
             <w:tcW w:w="2846" w:type="dxa"/>
             <w:tcBorders>
-              <w:top w:val="single" w:sz="6" w:space="0" w:color="auto"/>
-              <w:left w:val="single" w:sz="6" w:space="0" w:color="auto"/>
-              <w:bottom w:val="single" w:sz="6" w:space="0" w:color="auto"/>
-              <w:right w:val="single" w:sz="6" w:space="0" w:color="auto"/>
+              <w:top w:val="single" w:color="auto" w:sz="6" w:space="0"/>
+              <w:left w:val="single" w:color="auto" w:sz="6" w:space="0"/>
+              <w:bottom w:val="single" w:color="auto" w:sz="6" w:space="0"/>
+              <w:right w:val="single" w:color="auto" w:sz="6" w:space="0"/>
             </w:tcBorders>
             <w:noWrap/>
             <w:tcMar>
@@ -20876,10 +21000,10 @@
           <w:tcPr>
             <w:tcW w:w="2835" w:type="dxa"/>
             <w:tcBorders>
-              <w:top w:val="single" w:sz="6" w:space="0" w:color="auto"/>
-              <w:left w:val="single" w:sz="6" w:space="0" w:color="auto"/>
-              <w:bottom w:val="single" w:sz="6" w:space="0" w:color="auto"/>
-              <w:right w:val="single" w:sz="6" w:space="0" w:color="auto"/>
+              <w:top w:val="single" w:color="auto" w:sz="6" w:space="0"/>
+              <w:left w:val="single" w:color="auto" w:sz="6" w:space="0"/>
+              <w:bottom w:val="single" w:color="auto" w:sz="6" w:space="0"/>
+              <w:right w:val="single" w:color="auto" w:sz="6" w:space="0"/>
             </w:tcBorders>
             <w:noWrap/>
             <w:tcMar>
@@ -20917,10 +21041,10 @@
           <w:tcPr>
             <w:tcW w:w="3857" w:type="dxa"/>
             <w:tcBorders>
-              <w:top w:val="single" w:sz="6" w:space="0" w:color="auto"/>
-              <w:left w:val="single" w:sz="6" w:space="0" w:color="auto"/>
-              <w:bottom w:val="single" w:sz="6" w:space="0" w:color="auto"/>
-              <w:right w:val="single" w:sz="6" w:space="0" w:color="auto"/>
+              <w:top w:val="single" w:color="auto" w:sz="6" w:space="0"/>
+              <w:left w:val="single" w:color="auto" w:sz="6" w:space="0"/>
+              <w:bottom w:val="single" w:color="auto" w:sz="6" w:space="0"/>
+              <w:right w:val="single" w:color="auto" w:sz="6" w:space="0"/>
             </w:tcBorders>
             <w:noWrap/>
             <w:tcMar>
@@ -20956,10 +21080,10 @@
           <w:tcPr>
             <w:tcW w:w="2846" w:type="dxa"/>
             <w:tcBorders>
-              <w:top w:val="single" w:sz="6" w:space="0" w:color="auto"/>
-              <w:left w:val="single" w:sz="6" w:space="0" w:color="auto"/>
-              <w:bottom w:val="single" w:sz="6" w:space="0" w:color="auto"/>
-              <w:right w:val="single" w:sz="6" w:space="0" w:color="auto"/>
+              <w:top w:val="single" w:color="auto" w:sz="6" w:space="0"/>
+              <w:left w:val="single" w:color="auto" w:sz="6" w:space="0"/>
+              <w:bottom w:val="single" w:color="auto" w:sz="6" w:space="0"/>
+              <w:right w:val="single" w:color="auto" w:sz="6" w:space="0"/>
             </w:tcBorders>
             <w:noWrap/>
             <w:tcMar>
@@ -20997,10 +21121,10 @@
           <w:tcPr>
             <w:tcW w:w="2835" w:type="dxa"/>
             <w:tcBorders>
-              <w:top w:val="single" w:sz="6" w:space="0" w:color="auto"/>
-              <w:left w:val="single" w:sz="6" w:space="0" w:color="auto"/>
-              <w:bottom w:val="single" w:sz="6" w:space="0" w:color="auto"/>
-              <w:right w:val="single" w:sz="6" w:space="0" w:color="auto"/>
+              <w:top w:val="single" w:color="auto" w:sz="6" w:space="0"/>
+              <w:left w:val="single" w:color="auto" w:sz="6" w:space="0"/>
+              <w:bottom w:val="single" w:color="auto" w:sz="6" w:space="0"/>
+              <w:right w:val="single" w:color="auto" w:sz="6" w:space="0"/>
             </w:tcBorders>
             <w:noWrap/>
             <w:tcMar>
@@ -21038,10 +21162,10 @@
           <w:tcPr>
             <w:tcW w:w="3857" w:type="dxa"/>
             <w:tcBorders>
-              <w:top w:val="single" w:sz="6" w:space="0" w:color="auto"/>
-              <w:left w:val="single" w:sz="6" w:space="0" w:color="auto"/>
-              <w:bottom w:val="single" w:sz="6" w:space="0" w:color="auto"/>
-              <w:right w:val="single" w:sz="6" w:space="0" w:color="auto"/>
+              <w:top w:val="single" w:color="auto" w:sz="6" w:space="0"/>
+              <w:left w:val="single" w:color="auto" w:sz="6" w:space="0"/>
+              <w:bottom w:val="single" w:color="auto" w:sz="6" w:space="0"/>
+              <w:right w:val="single" w:color="auto" w:sz="6" w:space="0"/>
             </w:tcBorders>
             <w:noWrap/>
             <w:tcMar>
@@ -21077,10 +21201,10 @@
           <w:tcPr>
             <w:tcW w:w="2846" w:type="dxa"/>
             <w:tcBorders>
-              <w:top w:val="single" w:sz="6" w:space="0" w:color="auto"/>
-              <w:left w:val="single" w:sz="6" w:space="0" w:color="auto"/>
-              <w:bottom w:val="single" w:sz="6" w:space="0" w:color="auto"/>
-              <w:right w:val="single" w:sz="6" w:space="0" w:color="auto"/>
+              <w:top w:val="single" w:color="auto" w:sz="6" w:space="0"/>
+              <w:left w:val="single" w:color="auto" w:sz="6" w:space="0"/>
+              <w:bottom w:val="single" w:color="auto" w:sz="6" w:space="0"/>
+              <w:right w:val="single" w:color="auto" w:sz="6" w:space="0"/>
             </w:tcBorders>
             <w:noWrap/>
             <w:tcMar>
@@ -21118,10 +21242,10 @@
           <w:tcPr>
             <w:tcW w:w="2835" w:type="dxa"/>
             <w:tcBorders>
-              <w:top w:val="single" w:sz="6" w:space="0" w:color="auto"/>
-              <w:left w:val="single" w:sz="6" w:space="0" w:color="auto"/>
-              <w:bottom w:val="single" w:sz="6" w:space="0" w:color="auto"/>
-              <w:right w:val="single" w:sz="6" w:space="0" w:color="auto"/>
+              <w:top w:val="single" w:color="auto" w:sz="6" w:space="0"/>
+              <w:left w:val="single" w:color="auto" w:sz="6" w:space="0"/>
+              <w:bottom w:val="single" w:color="auto" w:sz="6" w:space="0"/>
+              <w:right w:val="single" w:color="auto" w:sz="6" w:space="0"/>
             </w:tcBorders>
             <w:noWrap/>
             <w:tcMar>
@@ -21159,10 +21283,10 @@
           <w:tcPr>
             <w:tcW w:w="3857" w:type="dxa"/>
             <w:tcBorders>
-              <w:top w:val="single" w:sz="6" w:space="0" w:color="auto"/>
-              <w:left w:val="single" w:sz="6" w:space="0" w:color="auto"/>
-              <w:bottom w:val="single" w:sz="6" w:space="0" w:color="auto"/>
-              <w:right w:val="single" w:sz="6" w:space="0" w:color="auto"/>
+              <w:top w:val="single" w:color="auto" w:sz="6" w:space="0"/>
+              <w:left w:val="single" w:color="auto" w:sz="6" w:space="0"/>
+              <w:bottom w:val="single" w:color="auto" w:sz="6" w:space="0"/>
+              <w:right w:val="single" w:color="auto" w:sz="6" w:space="0"/>
             </w:tcBorders>
             <w:noWrap/>
             <w:tcMar>
@@ -21198,10 +21322,10 @@
           <w:tcPr>
             <w:tcW w:w="2846" w:type="dxa"/>
             <w:tcBorders>
-              <w:top w:val="single" w:sz="6" w:space="0" w:color="auto"/>
-              <w:left w:val="single" w:sz="6" w:space="0" w:color="auto"/>
-              <w:bottom w:val="single" w:sz="6" w:space="0" w:color="auto"/>
-              <w:right w:val="single" w:sz="6" w:space="0" w:color="auto"/>
+              <w:top w:val="single" w:color="auto" w:sz="6" w:space="0"/>
+              <w:left w:val="single" w:color="auto" w:sz="6" w:space="0"/>
+              <w:bottom w:val="single" w:color="auto" w:sz="6" w:space="0"/>
+              <w:right w:val="single" w:color="auto" w:sz="6" w:space="0"/>
             </w:tcBorders>
             <w:noWrap/>
             <w:tcMar>
@@ -21239,10 +21363,10 @@
           <w:tcPr>
             <w:tcW w:w="2835" w:type="dxa"/>
             <w:tcBorders>
-              <w:top w:val="single" w:sz="6" w:space="0" w:color="auto"/>
-              <w:left w:val="single" w:sz="6" w:space="0" w:color="auto"/>
-              <w:bottom w:val="single" w:sz="6" w:space="0" w:color="auto"/>
-              <w:right w:val="single" w:sz="6" w:space="0" w:color="auto"/>
+              <w:top w:val="single" w:color="auto" w:sz="6" w:space="0"/>
+              <w:left w:val="single" w:color="auto" w:sz="6" w:space="0"/>
+              <w:bottom w:val="single" w:color="auto" w:sz="6" w:space="0"/>
+              <w:right w:val="single" w:color="auto" w:sz="6" w:space="0"/>
             </w:tcBorders>
             <w:noWrap/>
             <w:tcMar>
@@ -21280,10 +21404,10 @@
           <w:tcPr>
             <w:tcW w:w="3857" w:type="dxa"/>
             <w:tcBorders>
-              <w:top w:val="single" w:sz="6" w:space="0" w:color="auto"/>
-              <w:left w:val="single" w:sz="6" w:space="0" w:color="auto"/>
-              <w:bottom w:val="single" w:sz="6" w:space="0" w:color="auto"/>
-              <w:right w:val="single" w:sz="6" w:space="0" w:color="auto"/>
+              <w:top w:val="single" w:color="auto" w:sz="6" w:space="0"/>
+              <w:left w:val="single" w:color="auto" w:sz="6" w:space="0"/>
+              <w:bottom w:val="single" w:color="auto" w:sz="6" w:space="0"/>
+              <w:right w:val="single" w:color="auto" w:sz="6" w:space="0"/>
             </w:tcBorders>
             <w:noWrap/>
             <w:tcMar>
@@ -21319,10 +21443,10 @@
           <w:tcPr>
             <w:tcW w:w="2846" w:type="dxa"/>
             <w:tcBorders>
-              <w:top w:val="single" w:sz="6" w:space="0" w:color="auto"/>
-              <w:left w:val="single" w:sz="6" w:space="0" w:color="auto"/>
-              <w:bottom w:val="single" w:sz="6" w:space="0" w:color="auto"/>
-              <w:right w:val="single" w:sz="6" w:space="0" w:color="auto"/>
+              <w:top w:val="single" w:color="auto" w:sz="6" w:space="0"/>
+              <w:left w:val="single" w:color="auto" w:sz="6" w:space="0"/>
+              <w:bottom w:val="single" w:color="auto" w:sz="6" w:space="0"/>
+              <w:right w:val="single" w:color="auto" w:sz="6" w:space="0"/>
             </w:tcBorders>
             <w:noWrap/>
             <w:tcMar>
@@ -21574,7 +21698,6 @@
                 <w:sz w:val="20"/>
                 <w:szCs w:val="20"/>
               </w:rPr>
-              <w:lastRenderedPageBreak/>
               <w:t>Conecte el horno a una toma eléctrica de 110 V con polo a tierra y abra la válvula de paso de gas. Compruebe que el piloto verde se encienda, pues indica que el equipo se encuentra energizado.</w:t>
             </w:r>
           </w:p>
@@ -21644,7 +21767,7 @@
               <w:adjustRightInd w:val="0"/>
               <w:contextualSpacing/>
               <w:rPr>
-                <w:rFonts w:ascii="Arial" w:eastAsia="Arial" w:hAnsi="Arial" w:cs="Arial"/>
+                <w:rFonts w:ascii="Arial" w:hAnsi="Arial" w:eastAsia="Arial" w:cs="Arial"/>
                 <w:sz w:val="20"/>
                 <w:szCs w:val="20"/>
                 <w:lang w:val="es-MX" w:eastAsia="es-CO"/>
@@ -21652,19 +21775,18 @@
             </w:pPr>
             <w:r>
               <w:rPr>
-                <w:rFonts w:ascii="Arial" w:eastAsia="Arial" w:hAnsi="Arial" w:cs="Arial"/>
+                <w:rFonts w:ascii="Arial" w:hAnsi="Arial" w:eastAsia="Arial" w:cs="Arial"/>
                 <w:b/>
                 <w:bCs/>
                 <w:sz w:val="20"/>
                 <w:szCs w:val="20"/>
                 <w:lang w:val="es-MX" w:eastAsia="es-CO"/>
               </w:rPr>
-              <w:lastRenderedPageBreak/>
               <w:t xml:space="preserve">Paso </w:t>
             </w:r>
             <w:r>
               <w:rPr>
-                <w:rFonts w:ascii="Arial" w:eastAsia="Arial" w:hAnsi="Arial" w:cs="Arial"/>
+                <w:rFonts w:ascii="Arial" w:hAnsi="Arial" w:eastAsia="Arial" w:cs="Arial"/>
                 <w:b/>
                 <w:bCs/>
                 <w:sz w:val="20"/>
@@ -21695,7 +21817,7 @@
               <w:adjustRightInd w:val="0"/>
               <w:contextualSpacing/>
               <w:rPr>
-                <w:rFonts w:ascii="Arial" w:eastAsia="Arial" w:hAnsi="Arial" w:cs="Arial"/>
+                <w:rFonts w:ascii="Arial" w:hAnsi="Arial" w:eastAsia="Arial" w:cs="Arial"/>
                 <w:sz w:val="20"/>
                 <w:szCs w:val="20"/>
                 <w:lang w:val="es-MX" w:eastAsia="es-CO"/>
@@ -21703,7 +21825,7 @@
             </w:pPr>
             <w:r>
               <w:rPr>
-                <w:rFonts w:ascii="Arial" w:eastAsia="Arial" w:hAnsi="Arial" w:cs="Arial"/>
+                <w:rFonts w:ascii="Arial" w:hAnsi="Arial" w:eastAsia="Arial" w:cs="Arial"/>
                 <w:sz w:val="20"/>
                 <w:szCs w:val="20"/>
                 <w:lang w:val="es-MX" w:eastAsia="es-CO"/>
@@ -21712,7 +21834,7 @@
             </w:r>
             <w:r>
               <w:rPr>
-                <w:rFonts w:ascii="Arial" w:eastAsia="Arial" w:hAnsi="Arial" w:cs="Arial"/>
+                <w:rFonts w:ascii="Arial" w:hAnsi="Arial" w:eastAsia="Arial" w:cs="Arial"/>
                 <w:b/>
                 <w:bCs/>
                 <w:i/>
@@ -21725,7 +21847,7 @@
             </w:r>
             <w:r>
               <w:rPr>
-                <w:rFonts w:ascii="Arial" w:eastAsia="Arial" w:hAnsi="Arial" w:cs="Arial"/>
+                <w:rFonts w:ascii="Arial" w:hAnsi="Arial" w:eastAsia="Arial" w:cs="Arial"/>
                 <w:i/>
                 <w:iCs/>
                 <w:sz w:val="20"/>
@@ -21736,7 +21858,7 @@
             </w:r>
             <w:r>
               <w:rPr>
-                <w:rFonts w:ascii="Arial" w:eastAsia="Arial" w:hAnsi="Arial" w:cs="Arial"/>
+                <w:rFonts w:ascii="Arial" w:hAnsi="Arial" w:eastAsia="Arial" w:cs="Arial"/>
                 <w:sz w:val="20"/>
                 <w:szCs w:val="20"/>
                 <w:lang w:val="es-MX" w:eastAsia="es-CO"/>
@@ -21765,7 +21887,7 @@
               <w:adjustRightInd w:val="0"/>
               <w:contextualSpacing/>
               <w:rPr>
-                <w:rFonts w:ascii="Arial" w:eastAsia="Arial" w:hAnsi="Arial" w:cs="Arial"/>
+                <w:rFonts w:ascii="Arial" w:hAnsi="Arial" w:eastAsia="Arial" w:cs="Arial"/>
                 <w:sz w:val="20"/>
                 <w:szCs w:val="20"/>
                 <w:lang w:val="es-MX" w:eastAsia="es-CO"/>
@@ -21787,7 +21909,7 @@
               <w:adjustRightInd w:val="0"/>
               <w:contextualSpacing/>
               <w:rPr>
-                <w:rFonts w:ascii="Arial" w:eastAsia="Arial" w:hAnsi="Arial" w:cs="Arial"/>
+                <w:rFonts w:ascii="Arial" w:hAnsi="Arial" w:eastAsia="Arial" w:cs="Arial"/>
                 <w:sz w:val="20"/>
                 <w:szCs w:val="20"/>
                 <w:lang w:val="es-MX" w:eastAsia="es-CO"/>
@@ -21795,7 +21917,7 @@
             </w:pPr>
             <w:r>
               <w:rPr>
-                <w:rFonts w:ascii="Arial" w:eastAsia="Arial" w:hAnsi="Arial" w:cs="Arial"/>
+                <w:rFonts w:ascii="Arial" w:hAnsi="Arial" w:eastAsia="Arial" w:cs="Arial"/>
                 <w:b/>
                 <w:bCs/>
                 <w:i/>
@@ -21808,7 +21930,7 @@
             </w:r>
             <w:r>
               <w:rPr>
-                <w:rFonts w:ascii="Arial" w:eastAsia="Arial" w:hAnsi="Arial" w:cs="Arial"/>
+                <w:rFonts w:ascii="Arial" w:hAnsi="Arial" w:eastAsia="Arial" w:cs="Arial"/>
                 <w:sz w:val="20"/>
                 <w:szCs w:val="20"/>
                 <w:lang w:val="es-MX" w:eastAsia="es-CO"/>
@@ -21831,7 +21953,7 @@
               <w:adjustRightInd w:val="0"/>
               <w:contextualSpacing/>
               <w:rPr>
-                <w:rFonts w:ascii="Arial" w:eastAsia="Arial" w:hAnsi="Arial" w:cs="Arial"/>
+                <w:rFonts w:ascii="Arial" w:hAnsi="Arial" w:eastAsia="Arial" w:cs="Arial"/>
                 <w:sz w:val="20"/>
                 <w:szCs w:val="20"/>
                 <w:lang w:val="es-MX" w:eastAsia="es-CO"/>
@@ -21839,7 +21961,7 @@
             </w:pPr>
             <w:r>
               <w:rPr>
-                <w:rFonts w:ascii="Arial" w:eastAsia="Arial" w:hAnsi="Arial" w:cs="Arial"/>
+                <w:rFonts w:ascii="Arial" w:hAnsi="Arial" w:eastAsia="Arial" w:cs="Arial"/>
                 <w:b/>
                 <w:bCs/>
                 <w:i/>
@@ -21852,7 +21974,7 @@
             </w:r>
             <w:r>
               <w:rPr>
-                <w:rFonts w:ascii="Arial" w:eastAsia="Arial" w:hAnsi="Arial" w:cs="Arial"/>
+                <w:rFonts w:ascii="Arial" w:hAnsi="Arial" w:eastAsia="Arial" w:cs="Arial"/>
                 <w:sz w:val="20"/>
                 <w:szCs w:val="20"/>
                 <w:lang w:val="es-MX" w:eastAsia="es-CO"/>
@@ -21881,7 +22003,7 @@
               <w:adjustRightInd w:val="0"/>
               <w:contextualSpacing/>
               <w:rPr>
-                <w:rFonts w:ascii="Arial" w:eastAsia="Arial" w:hAnsi="Arial" w:cs="Arial"/>
+                <w:rFonts w:ascii="Arial" w:hAnsi="Arial" w:eastAsia="Arial" w:cs="Arial"/>
                 <w:sz w:val="20"/>
                 <w:szCs w:val="20"/>
                 <w:lang w:val="es-MX" w:eastAsia="es-CO"/>
@@ -21901,7 +22023,7 @@
             </w:pPr>
             <w:r>
               <w:rPr>
-                <w:rFonts w:ascii="Arial" w:eastAsia="Arial" w:hAnsi="Arial" w:cs="Arial"/>
+                <w:rFonts w:ascii="Arial" w:hAnsi="Arial" w:eastAsia="Arial" w:cs="Arial"/>
                 <w:b/>
                 <w:bCs/>
                 <w:sz w:val="20"/>
@@ -21912,7 +22034,7 @@
             </w:r>
             <w:r>
               <w:rPr>
-                <w:rFonts w:ascii="Arial" w:eastAsia="Arial" w:hAnsi="Arial" w:cs="Arial"/>
+                <w:rFonts w:ascii="Arial" w:hAnsi="Arial" w:eastAsia="Arial" w:cs="Arial"/>
                 <w:sz w:val="20"/>
                 <w:szCs w:val="20"/>
                 <w:lang w:val="es-MX" w:eastAsia="es-CO"/>
@@ -21948,7 +22070,7 @@
               <w:adjustRightInd w:val="0"/>
               <w:spacing w:line="288" w:lineRule="auto"/>
               <w:rPr>
-                <w:rFonts w:ascii="Arial" w:eastAsia="Arial" w:hAnsi="Arial" w:cs="Arial"/>
+                <w:rFonts w:ascii="Arial" w:hAnsi="Arial" w:eastAsia="Arial" w:cs="Arial"/>
                 <w:sz w:val="20"/>
                 <w:szCs w:val="20"/>
                 <w:lang w:val="es-MX" w:eastAsia="es-CO"/>
@@ -21956,7 +22078,7 @@
             </w:pPr>
             <w:r>
               <w:rPr>
-                <w:rFonts w:ascii="Arial" w:eastAsia="Arial" w:hAnsi="Arial" w:cs="Arial"/>
+                <w:rFonts w:ascii="Arial" w:hAnsi="Arial" w:eastAsia="Arial" w:cs="Arial"/>
                 <w:b/>
                 <w:bCs/>
                 <w:sz w:val="20"/>
@@ -21967,7 +22089,7 @@
             </w:r>
             <w:r>
               <w:rPr>
-                <w:rFonts w:ascii="Arial" w:eastAsia="Arial" w:hAnsi="Arial" w:cs="Arial"/>
+                <w:rFonts w:ascii="Arial" w:hAnsi="Arial" w:eastAsia="Arial" w:cs="Arial"/>
                 <w:b/>
                 <w:bCs/>
                 <w:sz w:val="20"/>
@@ -21998,7 +22120,7 @@
               <w:adjustRightInd w:val="0"/>
               <w:spacing w:line="324" w:lineRule="auto"/>
               <w:rPr>
-                <w:rFonts w:ascii="Arial" w:eastAsia="Arial" w:hAnsi="Arial" w:cs="Arial"/>
+                <w:rFonts w:ascii="Arial" w:hAnsi="Arial" w:eastAsia="Arial" w:cs="Arial"/>
                 <w:sz w:val="20"/>
                 <w:szCs w:val="20"/>
                 <w:lang w:val="es-MX" w:eastAsia="es-CO"/>
@@ -22006,7 +22128,7 @@
             </w:pPr>
             <w:r>
               <w:rPr>
-                <w:rFonts w:ascii="Arial" w:eastAsia="Arial" w:hAnsi="Arial" w:cs="Arial"/>
+                <w:rFonts w:ascii="Arial" w:hAnsi="Arial" w:eastAsia="Arial" w:cs="Arial"/>
                 <w:sz w:val="20"/>
                 <w:szCs w:val="20"/>
                 <w:lang w:val="es-MX" w:eastAsia="es-CO"/>
@@ -22015,7 +22137,7 @@
             </w:r>
             <w:r>
               <w:rPr>
-                <w:rFonts w:ascii="Arial" w:eastAsia="Arial" w:hAnsi="Arial" w:cs="Arial"/>
+                <w:rFonts w:ascii="Arial" w:hAnsi="Arial" w:eastAsia="Arial" w:cs="Arial"/>
                 <w:sz w:val="20"/>
                 <w:szCs w:val="20"/>
                 <w:lang w:val="es-MX" w:eastAsia="es-CO"/>
@@ -22024,7 +22146,7 @@
             </w:r>
             <w:r>
               <w:rPr>
-                <w:rFonts w:ascii="Arial" w:eastAsia="Arial" w:hAnsi="Arial" w:cs="Arial"/>
+                <w:rFonts w:ascii="Arial" w:hAnsi="Arial" w:eastAsia="Arial" w:cs="Arial"/>
                 <w:sz w:val="20"/>
                 <w:szCs w:val="20"/>
                 <w:lang w:val="es-MX" w:eastAsia="es-CO"/>
@@ -22052,7 +22174,7 @@
               <w:autoSpaceDN w:val="0"/>
               <w:adjustRightInd w:val="0"/>
               <w:rPr>
-                <w:rFonts w:ascii="Arial" w:eastAsia="Arial" w:hAnsi="Arial" w:cs="Arial"/>
+                <w:rFonts w:ascii="Arial" w:hAnsi="Arial" w:eastAsia="Arial" w:cs="Arial"/>
                 <w:sz w:val="20"/>
                 <w:szCs w:val="20"/>
                 <w:lang w:val="es-MX" w:eastAsia="es-CO"/>
@@ -22074,7 +22196,7 @@
               <w:adjustRightInd w:val="0"/>
               <w:spacing w:line="324" w:lineRule="auto"/>
               <w:rPr>
-                <w:rFonts w:ascii="Arial" w:eastAsia="Arial" w:hAnsi="Arial" w:cs="Arial"/>
+                <w:rFonts w:ascii="Arial" w:hAnsi="Arial" w:eastAsia="Arial" w:cs="Arial"/>
                 <w:sz w:val="20"/>
                 <w:szCs w:val="20"/>
                 <w:lang w:val="es-MX" w:eastAsia="es-CO"/>
@@ -22082,7 +22204,7 @@
             </w:pPr>
             <w:r>
               <w:rPr>
-                <w:rFonts w:ascii="Arial" w:eastAsia="Arial" w:hAnsi="Arial" w:cs="Arial"/>
+                <w:rFonts w:ascii="Arial" w:hAnsi="Arial" w:eastAsia="Arial" w:cs="Arial"/>
                 <w:b/>
                 <w:bCs/>
                 <w:sz w:val="20"/>
@@ -22093,7 +22215,7 @@
             </w:r>
             <w:r>
               <w:rPr>
-                <w:rFonts w:ascii="Arial" w:eastAsia="Arial" w:hAnsi="Arial" w:cs="Arial"/>
+                <w:rFonts w:ascii="Arial" w:hAnsi="Arial" w:eastAsia="Arial" w:cs="Arial"/>
                 <w:sz w:val="20"/>
                 <w:szCs w:val="20"/>
                 <w:lang w:val="es-MX" w:eastAsia="es-CO"/>
@@ -22116,7 +22238,7 @@
               <w:adjustRightInd w:val="0"/>
               <w:spacing w:line="324" w:lineRule="auto"/>
               <w:rPr>
-                <w:rFonts w:ascii="Arial" w:eastAsia="Arial" w:hAnsi="Arial" w:cs="Arial"/>
+                <w:rFonts w:ascii="Arial" w:hAnsi="Arial" w:eastAsia="Arial" w:cs="Arial"/>
                 <w:sz w:val="20"/>
                 <w:szCs w:val="20"/>
                 <w:lang w:val="es-MX" w:eastAsia="es-CO"/>
@@ -22124,7 +22246,7 @@
             </w:pPr>
             <w:r>
               <w:rPr>
-                <w:rFonts w:ascii="Arial" w:eastAsia="Arial" w:hAnsi="Arial" w:cs="Arial"/>
+                <w:rFonts w:ascii="Arial" w:hAnsi="Arial" w:eastAsia="Arial" w:cs="Arial"/>
                 <w:b/>
                 <w:bCs/>
                 <w:sz w:val="20"/>
@@ -22135,7 +22257,7 @@
             </w:r>
             <w:r>
               <w:rPr>
-                <w:rFonts w:ascii="Arial" w:eastAsia="Arial" w:hAnsi="Arial" w:cs="Arial"/>
+                <w:rFonts w:ascii="Arial" w:hAnsi="Arial" w:eastAsia="Arial" w:cs="Arial"/>
                 <w:sz w:val="20"/>
                 <w:szCs w:val="20"/>
                 <w:lang w:val="es-MX" w:eastAsia="es-CO"/>
@@ -22163,7 +22285,7 @@
               <w:autoSpaceDN w:val="0"/>
               <w:adjustRightInd w:val="0"/>
               <w:rPr>
-                <w:rFonts w:ascii="Arial" w:eastAsia="Arial" w:hAnsi="Arial" w:cs="Arial"/>
+                <w:rFonts w:ascii="Arial" w:hAnsi="Arial" w:eastAsia="Arial" w:cs="Arial"/>
                 <w:sz w:val="20"/>
                 <w:szCs w:val="20"/>
                 <w:lang w:val="es-MX" w:eastAsia="es-CO"/>
@@ -22191,7 +22313,7 @@
               <w:adjustRightInd w:val="0"/>
               <w:spacing w:line="324" w:lineRule="auto"/>
               <w:rPr>
-                <w:rFonts w:ascii="Arial" w:eastAsia="Arial" w:hAnsi="Arial" w:cs="Arial"/>
+                <w:rFonts w:ascii="Arial" w:hAnsi="Arial" w:eastAsia="Arial" w:cs="Arial"/>
                 <w:sz w:val="20"/>
                 <w:szCs w:val="20"/>
                 <w:lang w:val="es-MX" w:eastAsia="es-CO"/>
@@ -22199,7 +22321,7 @@
             </w:pPr>
             <w:r>
               <w:rPr>
-                <w:rFonts w:ascii="Arial" w:eastAsia="Arial" w:hAnsi="Arial" w:cs="Arial"/>
+                <w:rFonts w:ascii="Arial" w:hAnsi="Arial" w:eastAsia="Arial" w:cs="Arial"/>
                 <w:sz w:val="20"/>
                 <w:szCs w:val="20"/>
                 <w:lang w:val="es-MX" w:eastAsia="es-CO"/>
@@ -22227,7 +22349,7 @@
               <w:autoSpaceDN w:val="0"/>
               <w:adjustRightInd w:val="0"/>
               <w:rPr>
-                <w:rFonts w:ascii="Arial" w:eastAsia="Arial" w:hAnsi="Arial" w:cs="Arial"/>
+                <w:rFonts w:ascii="Arial" w:hAnsi="Arial" w:eastAsia="Arial" w:cs="Arial"/>
                 <w:sz w:val="20"/>
                 <w:szCs w:val="20"/>
                 <w:lang w:val="es-MX" w:eastAsia="es-CO"/>
@@ -22247,7 +22369,7 @@
             </w:pPr>
             <w:r>
               <w:rPr>
-                <w:rFonts w:ascii="Arial" w:eastAsia="Arial" w:hAnsi="Arial" w:cs="Arial"/>
+                <w:rFonts w:ascii="Arial" w:hAnsi="Arial" w:eastAsia="Arial" w:cs="Arial"/>
                 <w:b/>
                 <w:bCs/>
                 <w:sz w:val="20"/>
@@ -22258,7 +22380,7 @@
             </w:r>
             <w:r>
               <w:rPr>
-                <w:rFonts w:ascii="Arial" w:eastAsia="Arial" w:hAnsi="Arial" w:cs="Arial"/>
+                <w:rFonts w:ascii="Arial" w:hAnsi="Arial" w:eastAsia="Arial" w:cs="Arial"/>
                 <w:sz w:val="20"/>
                 <w:szCs w:val="20"/>
                 <w:lang w:val="es-MX" w:eastAsia="es-CO"/>
@@ -22625,7 +22747,6 @@
           <w:szCs w:val="20"/>
           <w:lang w:val="es-MX"/>
         </w:rPr>
-        <w:lastRenderedPageBreak/>
         <w:t>Los equipos industriales están diseñados con dispositivos de seguridad que reducen el riesgo de atrapamiento, quemaduras, descargas eléctricas e incendios. Es obligatorio verificar su correcto funcionamiento antes de cada jornada y nunca anularlos o modificarlos.</w:t>
       </w:r>
     </w:p>
@@ -22683,15 +22804,6 @@
           <w:lang w:val="es-MX"/>
         </w:rPr>
         <w:t>Dispositivos de seguridad en la amasadora Tornado HS20Z</w:t>
-      </w:r>
-      <w:r>
-        <w:rPr>
-          <w:rFonts w:ascii="Arial" w:hAnsi="Arial" w:cs="Arial"/>
-          <w:sz w:val="20"/>
-          <w:szCs w:val="20"/>
-          <w:lang w:val="es-MX"/>
-        </w:rPr>
-        <w:t>.</w:t>
       </w:r>
     </w:p>
     <w:tbl>
@@ -23330,7 +23442,7 @@
           <w:szCs w:val="20"/>
           <w:lang w:val="es-MX"/>
         </w:rPr>
-        <w:t>Dispositivos de seguridad en el horno de convección Tornado WGCO-613:</w:t>
+        <w:t>Dispositivos de seguridad en el horno de convección Tornado WGCO-613</w:t>
       </w:r>
     </w:p>
     <w:tbl>
@@ -23995,7 +24107,6 @@
           <w:sz w:val="20"/>
           <w:szCs w:val="20"/>
         </w:rPr>
-        <w:lastRenderedPageBreak/>
         <w:t>con el registro de las actividades ejecutadas, contribuyen a garantizar procesos eficientes, seguros y acordes con las Buenas Prácticas de Manufactura (BPM)</w:t>
       </w:r>
       <w:r>
@@ -24457,6 +24568,13 @@
           <w:szCs w:val="20"/>
         </w:rPr>
         <w:br/>
+      </w:r>
+      <w:r>
+        <w:rPr>
+          <w:rFonts w:ascii="Arial" w:hAnsi="Arial" w:cs="Arial"/>
+          <w:sz w:val="20"/>
+          <w:szCs w:val="20"/>
+        </w:rPr>
         <w:t>Volumen de producto concentrado (ml) = (Concentración deseada (ppm) × Volumen de solución (L)) / (Concentración del producto (ppm) / 1000).</w:t>
       </w:r>
     </w:p>
@@ -24497,7 +24615,6 @@
           <w:sz w:val="20"/>
           <w:szCs w:val="20"/>
         </w:rPr>
-        <w:lastRenderedPageBreak/>
         <w:t>Para preparar 10 L de solución de hipoclorito de sodio a 100 ppm a partir de un producto comercial al 5 % (50 000 ppm), se realiza el siguiente cálculo:</w:t>
       </w:r>
     </w:p>
@@ -25926,7 +26043,6 @@
           <w:sz w:val="20"/>
           <w:szCs w:val="20"/>
         </w:rPr>
-        <w:lastRenderedPageBreak/>
         <w:t>Actuación en caso de derrame:</w:t>
       </w:r>
       <w:r>
@@ -26460,7 +26576,6 @@
                 <w:sz w:val="20"/>
                 <w:szCs w:val="20"/>
               </w:rPr>
-              <w:lastRenderedPageBreak/>
               <w:t>Relaciona los elementos de protección personal, detergentes, desinfectantes y utensilios necesarios. También puede incluir concentraciones, cantidades, tiempos de contacto y recomendaciones de seguridad para la manipulación de los productos químicos.</w:t>
             </w:r>
           </w:p>
@@ -26490,7 +26605,6 @@
                 <w:sz w:val="20"/>
                 <w:szCs w:val="20"/>
               </w:rPr>
-              <w:lastRenderedPageBreak/>
               <w:t>Slide 5. Procedimiento paso a paso</w:t>
             </w:r>
           </w:p>
@@ -27459,6 +27573,14 @@
                 <w:lang w:val="es-MX"/>
               </w:rPr>
               <w:br/>
+            </w:r>
+            <w:r>
+              <w:rPr>
+                <w:rFonts w:ascii="Arial" w:hAnsi="Arial" w:cs="Arial"/>
+                <w:sz w:val="20"/>
+                <w:szCs w:val="20"/>
+                <w:lang w:val="es-MX"/>
+              </w:rPr>
               <w:t>2. Prelavado: retirar residuos de masa con raspador de plástico. Depositar residuos en caneca</w:t>
             </w:r>
             <w:r>
@@ -27478,6 +27600,14 @@
                 <w:lang w:val="es-MX"/>
               </w:rPr>
               <w:br/>
+            </w:r>
+            <w:r>
+              <w:rPr>
+                <w:rFonts w:ascii="Arial" w:hAnsi="Arial" w:cs="Arial"/>
+                <w:sz w:val="20"/>
+                <w:szCs w:val="20"/>
+                <w:lang w:val="es-MX"/>
+              </w:rPr>
               <w:t>3. Lavado: aplicar detergente neutro con esponja suave, frotar tazón, gancho espiral, eje y todas las superficies internas. Usar cepillo para uniones. No usar esponja de acero (raya el acero)</w:t>
             </w:r>
             <w:r>
@@ -27497,6 +27627,14 @@
                 <w:lang w:val="es-MX"/>
               </w:rPr>
               <w:br/>
+            </w:r>
+            <w:r>
+              <w:rPr>
+                <w:rFonts w:ascii="Arial" w:hAnsi="Arial" w:cs="Arial"/>
+                <w:sz w:val="20"/>
+                <w:szCs w:val="20"/>
+                <w:lang w:val="es-MX"/>
+              </w:rPr>
               <w:t>4. Enjuague: con agua potable a presión (manguera o jarra)</w:t>
             </w:r>
             <w:r>
@@ -27516,6 +27654,14 @@
                 <w:lang w:val="es-MX"/>
               </w:rPr>
               <w:br/>
+            </w:r>
+            <w:r>
+              <w:rPr>
+                <w:rFonts w:ascii="Arial" w:hAnsi="Arial" w:cs="Arial"/>
+                <w:sz w:val="20"/>
+                <w:szCs w:val="20"/>
+                <w:lang w:val="es-MX"/>
+              </w:rPr>
               <w:t>5. Desinfección: rociar o aplicar con paño limpio solución de hipoclorito de sodio 100 ppm en todas las superficies. Dejar actuar 5 minutos</w:t>
             </w:r>
             <w:r>
@@ -27535,6 +27681,14 @@
                 <w:lang w:val="es-MX"/>
               </w:rPr>
               <w:br/>
+            </w:r>
+            <w:r>
+              <w:rPr>
+                <w:rFonts w:ascii="Arial" w:hAnsi="Arial" w:cs="Arial"/>
+                <w:sz w:val="20"/>
+                <w:szCs w:val="20"/>
+                <w:lang w:val="es-MX"/>
+              </w:rPr>
               <w:t>6. Enjuague final: enjuagar con abundante agua potable para eliminar residuos de cloro</w:t>
             </w:r>
             <w:r>
@@ -27554,6 +27708,14 @@
                 <w:lang w:val="es-MX"/>
               </w:rPr>
               <w:br/>
+            </w:r>
+            <w:r>
+              <w:rPr>
+                <w:rFonts w:ascii="Arial" w:hAnsi="Arial" w:cs="Arial"/>
+                <w:sz w:val="20"/>
+                <w:szCs w:val="20"/>
+                <w:lang w:val="es-MX"/>
+              </w:rPr>
               <w:t>7. Secado: dejar secar al aire o secar con paño de un solo uso</w:t>
             </w:r>
             <w:r>
@@ -27573,6 +27735,14 @@
                 <w:lang w:val="es-MX"/>
               </w:rPr>
               <w:br/>
+            </w:r>
+            <w:r>
+              <w:rPr>
+                <w:rFonts w:ascii="Arial" w:hAnsi="Arial" w:cs="Arial"/>
+                <w:sz w:val="20"/>
+                <w:szCs w:val="20"/>
+                <w:lang w:val="es-MX"/>
+              </w:rPr>
               <w:t>8. Dejar la tapa abierta (si tiene) para ventilación</w:t>
             </w:r>
             <w:r>
@@ -27866,7 +28036,7 @@
                 <w:szCs w:val="20"/>
               </w:rPr>
             </w:pPr>
-            <w:bookmarkStart w:id="26" w:name="_Hlk234300946"/>
+            <w:bookmarkStart w:name="_Hlk234300946" w:id="26"/>
             <w:commentRangeStart w:id="27"/>
             <w:r>
               <w:rPr>
@@ -27878,7 +28048,7 @@
                 <w:szCs w:val="20"/>
               </w:rPr>
               <w:drawing>
-                <wp:anchor distT="0" distB="0" distL="114300" distR="114300" simplePos="0" relativeHeight="251660288" behindDoc="1" locked="0" layoutInCell="1" allowOverlap="1" wp14:anchorId="4369F92D" wp14:editId="6D6CA564">
+                <wp:anchor distT="0" distB="0" distL="114300" distR="114300" simplePos="0" relativeHeight="251660288" behindDoc="1" locked="0" layoutInCell="1" allowOverlap="1" wp14:anchorId="4369F92D" wp14:editId="5A2B4A40">
                   <wp:simplePos x="0" y="0"/>
                   <wp:positionH relativeFrom="margin">
                     <wp:posOffset>24130</wp:posOffset>
@@ -28169,7 +28339,6 @@
           <w:sz w:val="20"/>
           <w:szCs w:val="20"/>
         </w:rPr>
-        <w:lastRenderedPageBreak/>
         <w:t>La limpieza y la desinfección deben realizarse de manera secuencial para garantizar la eliminación de residuos y la reducción de microorganismos en equipos, utensilios y superficies. Cada etapa cumple una función específica y debe ejecutarse respetando los productos, concentraciones y tiempos de contacto establecidos.</w:t>
       </w:r>
     </w:p>
@@ -28739,7 +28908,6 @@
           <w:szCs w:val="20"/>
           <w:lang w:val="es-MX"/>
         </w:rPr>
-        <w:lastRenderedPageBreak/>
         <w:t>Métodos: papel (sencillo, archivo en carpetas) o digital (tabletas, computadoras, con respaldos y firma electrónica).</w:t>
       </w:r>
     </w:p>
@@ -29202,7 +29370,25 @@
                 <w:szCs w:val="20"/>
                 <w:lang w:val="es-MX"/>
               </w:rPr>
-              <w:t>15/0/2026</w:t>
+              <w:t>15/0</w:t>
+            </w:r>
+            <w:r>
+              <w:rPr>
+                <w:rFonts w:ascii="Arial" w:hAnsi="Arial" w:cs="Arial"/>
+                <w:sz w:val="20"/>
+                <w:szCs w:val="20"/>
+                <w:lang w:val="es-MX"/>
+              </w:rPr>
+              <w:t>3</w:t>
+            </w:r>
+            <w:r>
+              <w:rPr>
+                <w:rFonts w:ascii="Arial" w:hAnsi="Arial" w:cs="Arial"/>
+                <w:sz w:val="20"/>
+                <w:szCs w:val="20"/>
+                <w:lang w:val="es-MX"/>
+              </w:rPr>
+              <w:t>/2026</w:t>
             </w:r>
           </w:p>
         </w:tc>
@@ -30513,7 +30699,6 @@
           <w:sz w:val="20"/>
           <w:szCs w:val="20"/>
         </w:rPr>
-        <w:lastRenderedPageBreak/>
         <w:t>La verificación periódica de las condiciones de higiene del personal manipulador permite identificar el cumplimiento de las prácticas establecidas en las Buenas Prácticas de Manufactura (BPM) y corregir oportunamente las desviaciones que puedan representar un riesgo para la inocuidad de los alimentos. El siguiente formato constituye un ejemplo para registrar estas inspecciones.</w:t>
       </w:r>
     </w:p>
@@ -32137,12 +32322,12 @@
         <w:tblW w:w="0" w:type="auto"/>
         <w:tblInd w:w="-289" w:type="dxa"/>
         <w:tblBorders>
-          <w:top w:val="single" w:sz="4" w:space="0" w:color="000000"/>
-          <w:left w:val="single" w:sz="4" w:space="0" w:color="000000"/>
-          <w:bottom w:val="single" w:sz="4" w:space="0" w:color="000000"/>
-          <w:right w:val="single" w:sz="4" w:space="0" w:color="000000"/>
-          <w:insideH w:val="single" w:sz="4" w:space="0" w:color="000000"/>
-          <w:insideV w:val="single" w:sz="4" w:space="0" w:color="000000"/>
+          <w:top w:val="single" w:color="000000" w:sz="4" w:space="0"/>
+          <w:left w:val="single" w:color="000000" w:sz="4" w:space="0"/>
+          <w:bottom w:val="single" w:color="000000" w:sz="4" w:space="0"/>
+          <w:right w:val="single" w:color="000000" w:sz="4" w:space="0"/>
+          <w:insideH w:val="single" w:color="000000" w:sz="4" w:space="0"/>
+          <w:insideV w:val="single" w:color="000000" w:sz="4" w:space="0"/>
         </w:tblBorders>
         <w:tblLook w:val="0400" w:firstRow="0" w:lastRow="0" w:firstColumn="0" w:lastColumn="0" w:noHBand="0" w:noVBand="1"/>
       </w:tblPr>
@@ -32175,7 +32360,7 @@
             </w:pPr>
             <w:r>
               <w:rPr>
-                <w:rFonts w:ascii="Arial" w:eastAsia="Calibri" w:hAnsi="Arial" w:cs="Arial"/>
+                <w:rFonts w:ascii="Arial" w:hAnsi="Arial" w:eastAsia="Calibri" w:cs="Arial"/>
                 <w:b/>
                 <w:bCs/>
                 <w:sz w:val="20"/>
@@ -32199,16 +32384,16 @@
             <w:pPr>
               <w:spacing w:line="276" w:lineRule="auto"/>
               <w:rPr>
-                <w:rFonts w:ascii="Arial" w:eastAsia="Calibri" w:hAnsi="Arial" w:cs="Arial"/>
-                <w:b/>
-                <w:bCs/>
-                <w:sz w:val="20"/>
-                <w:szCs w:val="20"/>
-              </w:rPr>
-            </w:pPr>
-            <w:r>
-              <w:rPr>
-                <w:rFonts w:ascii="Arial" w:eastAsia="Calibri" w:hAnsi="Arial" w:cs="Arial"/>
+                <w:rFonts w:ascii="Arial" w:hAnsi="Arial" w:eastAsia="Calibri" w:cs="Arial"/>
+                <w:b/>
+                <w:bCs/>
+                <w:sz w:val="20"/>
+                <w:szCs w:val="20"/>
+              </w:rPr>
+            </w:pPr>
+            <w:r>
+              <w:rPr>
+                <w:rFonts w:ascii="Arial" w:hAnsi="Arial" w:eastAsia="Calibri" w:cs="Arial"/>
                 <w:b/>
                 <w:bCs/>
                 <w:sz w:val="20"/>
@@ -32218,7 +32403,7 @@
             </w:r>
             <w:r>
               <w:rPr>
-                <w:rFonts w:ascii="Arial" w:eastAsia="Calibri" w:hAnsi="Arial" w:cs="Arial"/>
+                <w:rFonts w:ascii="Arial" w:hAnsi="Arial" w:eastAsia="Calibri" w:cs="Arial"/>
                 <w:b/>
                 <w:bCs/>
                 <w:sz w:val="20"/>
@@ -32228,7 +32413,7 @@
             </w:r>
             <w:r>
               <w:rPr>
-                <w:rFonts w:ascii="Arial" w:eastAsia="Calibri" w:hAnsi="Arial" w:cs="Arial"/>
+                <w:rFonts w:ascii="Arial" w:hAnsi="Arial" w:eastAsia="Calibri" w:cs="Arial"/>
                 <w:b/>
                 <w:bCs/>
                 <w:sz w:val="20"/>
@@ -32292,16 +32477,16 @@
             <w:pPr>
               <w:spacing w:line="276" w:lineRule="auto"/>
               <w:rPr>
-                <w:rFonts w:ascii="Arial" w:eastAsia="Calibri" w:hAnsi="Arial" w:cs="Arial"/>
-                <w:b/>
-                <w:bCs/>
-                <w:sz w:val="20"/>
-                <w:szCs w:val="20"/>
-              </w:rPr>
-            </w:pPr>
-            <w:r>
-              <w:rPr>
-                <w:rFonts w:ascii="Arial" w:eastAsia="Calibri" w:hAnsi="Arial" w:cs="Arial"/>
+                <w:rFonts w:ascii="Arial" w:hAnsi="Arial" w:eastAsia="Calibri" w:cs="Arial"/>
+                <w:b/>
+                <w:bCs/>
+                <w:sz w:val="20"/>
+                <w:szCs w:val="20"/>
+              </w:rPr>
+            </w:pPr>
+            <w:r>
+              <w:rPr>
+                <w:rFonts w:ascii="Arial" w:hAnsi="Arial" w:eastAsia="Calibri" w:cs="Arial"/>
                 <w:b/>
                 <w:bCs/>
                 <w:sz w:val="20"/>
@@ -32349,16 +32534,16 @@
             <w:pPr>
               <w:spacing w:line="276" w:lineRule="auto"/>
               <w:rPr>
-                <w:rFonts w:ascii="Arial" w:eastAsia="Calibri" w:hAnsi="Arial" w:cs="Arial"/>
-                <w:b/>
-                <w:bCs/>
-                <w:sz w:val="20"/>
-                <w:szCs w:val="20"/>
-              </w:rPr>
-            </w:pPr>
-            <w:r>
-              <w:rPr>
-                <w:rFonts w:ascii="Arial" w:eastAsia="Calibri" w:hAnsi="Arial" w:cs="Arial"/>
+                <w:rFonts w:ascii="Arial" w:hAnsi="Arial" w:eastAsia="Calibri" w:cs="Arial"/>
+                <w:b/>
+                <w:bCs/>
+                <w:sz w:val="20"/>
+                <w:szCs w:val="20"/>
+              </w:rPr>
+            </w:pPr>
+            <w:r>
+              <w:rPr>
+                <w:rFonts w:ascii="Arial" w:hAnsi="Arial" w:eastAsia="Calibri" w:cs="Arial"/>
                 <w:b/>
                 <w:bCs/>
                 <w:sz w:val="20"/>
@@ -32452,16 +32637,16 @@
             <w:pPr>
               <w:spacing w:line="276" w:lineRule="auto"/>
               <w:rPr>
-                <w:rFonts w:ascii="Arial" w:eastAsia="Calibri" w:hAnsi="Arial" w:cs="Arial"/>
-                <w:b/>
-                <w:bCs/>
-                <w:sz w:val="20"/>
-                <w:szCs w:val="20"/>
-              </w:rPr>
-            </w:pPr>
-            <w:r>
-              <w:rPr>
-                <w:rFonts w:ascii="Arial" w:eastAsia="Calibri" w:hAnsi="Arial" w:cs="Arial"/>
+                <w:rFonts w:ascii="Arial" w:hAnsi="Arial" w:eastAsia="Calibri" w:cs="Arial"/>
+                <w:b/>
+                <w:bCs/>
+                <w:sz w:val="20"/>
+                <w:szCs w:val="20"/>
+              </w:rPr>
+            </w:pPr>
+            <w:r>
+              <w:rPr>
+                <w:rFonts w:ascii="Arial" w:hAnsi="Arial" w:eastAsia="Calibri" w:cs="Arial"/>
                 <w:b/>
                 <w:bCs/>
                 <w:sz w:val="20"/>
@@ -32474,16 +32659,16 @@
             <w:pPr>
               <w:spacing w:line="276" w:lineRule="auto"/>
               <w:rPr>
-                <w:rFonts w:ascii="Arial" w:eastAsia="Calibri" w:hAnsi="Arial" w:cs="Arial"/>
-                <w:b/>
-                <w:bCs/>
-                <w:sz w:val="20"/>
-                <w:szCs w:val="20"/>
-              </w:rPr>
-            </w:pPr>
-            <w:r>
-              <w:rPr>
-                <w:rFonts w:ascii="Arial" w:eastAsia="Calibri" w:hAnsi="Arial" w:cs="Arial"/>
+                <w:rFonts w:ascii="Arial" w:hAnsi="Arial" w:eastAsia="Calibri" w:cs="Arial"/>
+                <w:b/>
+                <w:bCs/>
+                <w:sz w:val="20"/>
+                <w:szCs w:val="20"/>
+              </w:rPr>
+            </w:pPr>
+            <w:r>
+              <w:rPr>
+                <w:rFonts w:ascii="Arial" w:hAnsi="Arial" w:eastAsia="Calibri" w:cs="Arial"/>
                 <w:b/>
                 <w:bCs/>
                 <w:sz w:val="20"/>
@@ -32604,12 +32789,12 @@
         <w:tblW w:w="10251" w:type="dxa"/>
         <w:tblInd w:w="-289" w:type="dxa"/>
         <w:tblBorders>
-          <w:top w:val="single" w:sz="4" w:space="0" w:color="000000"/>
-          <w:left w:val="single" w:sz="4" w:space="0" w:color="000000"/>
-          <w:bottom w:val="single" w:sz="4" w:space="0" w:color="000000"/>
-          <w:right w:val="single" w:sz="4" w:space="0" w:color="000000"/>
-          <w:insideH w:val="single" w:sz="4" w:space="0" w:color="000000"/>
-          <w:insideV w:val="single" w:sz="4" w:space="0" w:color="000000"/>
+          <w:top w:val="single" w:color="000000" w:sz="4" w:space="0"/>
+          <w:left w:val="single" w:color="000000" w:sz="4" w:space="0"/>
+          <w:bottom w:val="single" w:color="000000" w:sz="4" w:space="0"/>
+          <w:right w:val="single" w:color="000000" w:sz="4" w:space="0"/>
+          <w:insideH w:val="single" w:color="000000" w:sz="4" w:space="0"/>
+          <w:insideV w:val="single" w:color="000000" w:sz="4" w:space="0"/>
         </w:tblBorders>
         <w:tblLayout w:type="fixed"/>
         <w:tblLook w:val="0420" w:firstRow="1" w:lastRow="0" w:firstColumn="0" w:lastColumn="0" w:noHBand="0" w:noVBand="1"/>
@@ -33150,7 +33335,6 @@
                 <w:sz w:val="20"/>
                 <w:szCs w:val="20"/>
               </w:rPr>
-              <w:lastRenderedPageBreak/>
               <w:t>Enfermedades Transmitidas por Alimentos (ETA)</w:t>
             </w:r>
           </w:p>
@@ -34232,7 +34416,7 @@
         </w:rPr>
         <w:t xml:space="preserve">. Food and Agriculture Organization of the United Nations (FAO). </w:t>
       </w:r>
-      <w:hyperlink r:id="rId26" w:history="1">
+      <w:hyperlink w:history="1" r:id="rId26">
         <w:r>
           <w:rPr>
             <w:rStyle w:val="Hipervnculo"/>
@@ -34284,7 +34468,7 @@
         </w:rPr>
         <w:t xml:space="preserve">. Diario Oficial No. 35.308. </w:t>
       </w:r>
-      <w:hyperlink r:id="rId27" w:history="1">
+      <w:hyperlink w:history="1" r:id="rId27">
         <w:r>
           <w:rPr>
             <w:rStyle w:val="Hipervnculo"/>
@@ -34346,7 +34530,7 @@
         </w:rPr>
         <w:t xml:space="preserve">. </w:t>
       </w:r>
-      <w:hyperlink r:id="rId28" w:history="1">
+      <w:hyperlink w:history="1" r:id="rId28">
         <w:r>
           <w:rPr>
             <w:rStyle w:val="Hipervnculo"/>
@@ -34439,7 +34623,7 @@
         </w:rPr>
         <w:t xml:space="preserve">. </w:t>
       </w:r>
-      <w:hyperlink r:id="rId29" w:history="1">
+      <w:hyperlink w:history="1" r:id="rId29">
         <w:r>
           <w:rPr>
             <w:rStyle w:val="Hipervnculo"/>
@@ -34491,7 +34675,7 @@
         </w:rPr>
         <w:t xml:space="preserve">. </w:t>
       </w:r>
-      <w:hyperlink r:id="rId30" w:history="1">
+      <w:hyperlink w:history="1" r:id="rId30">
         <w:r>
           <w:rPr>
             <w:rStyle w:val="Hipervnculo"/>
@@ -34543,7 +34727,7 @@
         </w:rPr>
         <w:t xml:space="preserve">. </w:t>
       </w:r>
-      <w:hyperlink r:id="rId31" w:history="1">
+      <w:hyperlink w:history="1" r:id="rId31">
         <w:r>
           <w:rPr>
             <w:rStyle w:val="Hipervnculo"/>
@@ -34595,7 +34779,7 @@
         </w:rPr>
         <w:t xml:space="preserve">. </w:t>
       </w:r>
-      <w:hyperlink r:id="rId32" w:history="1">
+      <w:hyperlink w:history="1" r:id="rId32">
         <w:r>
           <w:rPr>
             <w:rStyle w:val="Hipervnculo"/>
@@ -34647,7 +34831,7 @@
         </w:rPr>
         <w:t xml:space="preserve">. Repositorio SENA. </w:t>
       </w:r>
-      <w:hyperlink r:id="rId33" w:history="1">
+      <w:hyperlink w:history="1" r:id="rId33">
         <w:r>
           <w:rPr>
             <w:rStyle w:val="Hipervnculo"/>
@@ -34722,12 +34906,12 @@
         <w:tblW w:w="9967" w:type="dxa"/>
         <w:tblInd w:w="0" w:type="dxa"/>
         <w:tblBorders>
-          <w:top w:val="single" w:sz="4" w:space="0" w:color="000000"/>
-          <w:left w:val="single" w:sz="4" w:space="0" w:color="000000"/>
-          <w:bottom w:val="single" w:sz="4" w:space="0" w:color="000000"/>
-          <w:right w:val="single" w:sz="4" w:space="0" w:color="000000"/>
-          <w:insideH w:val="single" w:sz="4" w:space="0" w:color="000000"/>
-          <w:insideV w:val="single" w:sz="4" w:space="0" w:color="000000"/>
+          <w:top w:val="single" w:color="000000" w:sz="4" w:space="0"/>
+          <w:left w:val="single" w:color="000000" w:sz="4" w:space="0"/>
+          <w:bottom w:val="single" w:color="000000" w:sz="4" w:space="0"/>
+          <w:right w:val="single" w:color="000000" w:sz="4" w:space="0"/>
+          <w:insideH w:val="single" w:color="000000" w:sz="4" w:space="0"/>
+          <w:insideV w:val="single" w:color="000000" w:sz="4" w:space="0"/>
         </w:tblBorders>
         <w:tblLayout w:type="fixed"/>
         <w:tblLook w:val="0420" w:firstRow="1" w:lastRow="0" w:firstColumn="0" w:lastColumn="0" w:noHBand="0" w:noVBand="1"/>
@@ -35279,12 +35463,12 @@
         <w:tblW w:w="9967" w:type="dxa"/>
         <w:tblInd w:w="0" w:type="dxa"/>
         <w:tblBorders>
-          <w:top w:val="single" w:sz="4" w:space="0" w:color="000000"/>
-          <w:left w:val="single" w:sz="4" w:space="0" w:color="000000"/>
-          <w:bottom w:val="single" w:sz="4" w:space="0" w:color="000000"/>
-          <w:right w:val="single" w:sz="4" w:space="0" w:color="000000"/>
-          <w:insideH w:val="single" w:sz="4" w:space="0" w:color="000000"/>
-          <w:insideV w:val="single" w:sz="4" w:space="0" w:color="000000"/>
+          <w:top w:val="single" w:color="000000" w:sz="4" w:space="0"/>
+          <w:left w:val="single" w:color="000000" w:sz="4" w:space="0"/>
+          <w:bottom w:val="single" w:color="000000" w:sz="4" w:space="0"/>
+          <w:right w:val="single" w:color="000000" w:sz="4" w:space="0"/>
+          <w:insideH w:val="single" w:color="000000" w:sz="4" w:space="0"/>
+          <w:insideV w:val="single" w:color="000000" w:sz="4" w:space="0"/>
         </w:tblBorders>
         <w:tblLayout w:type="fixed"/>
         <w:tblLook w:val="0420" w:firstRow="1" w:lastRow="0" w:firstColumn="0" w:lastColumn="0" w:noHBand="0" w:noVBand="1"/>
@@ -35577,7 +35761,7 @@
     <w:sectPr>
       <w:headerReference w:type="default" r:id="rId34"/>
       <w:footerReference w:type="default" r:id="rId35"/>
-      <w:pgSz w:w="12240" w:h="15840"/>
+      <w:pgSz w:w="12240" w:h="15840" w:orient="portrait"/>
       <w:pgMar w:top="1701" w:right="1134" w:bottom="1134" w:left="1134" w:header="720" w:footer="0" w:gutter="0"/>
       <w:pgNumType w:start="1"/>
       <w:cols w:space="720"/>
@@ -35589,7 +35773,7 @@
 
 <file path=word/comments.xml><?xml version="1.0" encoding="utf-8"?>
 <w:comments xmlns:wpc="http://schemas.microsoft.com/office/word/2010/wordprocessingCanvas" xmlns:cx="http://schemas.microsoft.com/office/drawing/2014/chartex" xmlns:cx1="http://schemas.microsoft.com/office/drawing/2015/9/8/chartex" xmlns:cx2="http://schemas.microsoft.com/office/drawing/2015/10/21/chartex" xmlns:cx3="http://schemas.microsoft.com/office/drawing/2016/5/9/chartex" xmlns:cx4="http://schemas.microsoft.com/office/drawing/2016/5/10/chartex" xmlns:cx5="http://schemas.microsoft.com/office/drawing/2016/5/11/chartex" xmlns:cx6="http://schemas.microsoft.com/office/drawing/2016/5/12/chartex" xmlns:cx7="http://schemas.microsoft.com/office/drawing/2016/5/13/chartex" xmlns:cx8="http://schemas.microsoft.com/office/drawing/2016/5/14/chartex" xmlns:mc="http://schemas.openxmlformats.org/markup-compatibility/2006" xmlns:m="http://schemas.openxmlformats.org/officeDocument/2006/math" xmlns:aink="http://schemas.microsoft.com/office/drawing/2016/ink" xmlns:am3d="http://schemas.microsoft.com/office/drawing/2017/model3d" xmlns:oel="http://schemas.microsoft.com/office/2019/extlst" xmlns:r="http://schemas.openxmlformats.org/officeDocument/2006/relationships" xmlns:wp14="http://schemas.microsoft.com/office/word/2010/wordprocessingDrawing" xmlns:wp="http://schemas.openxmlformats.org/drawingml/2006/wordprocessingDrawing" xmlns:wpg="http://schemas.microsoft.com/office/word/2010/wordprocessingGroup" xmlns:wpi="http://schemas.microsoft.com/office/word/2010/wordprocessingInk" xmlns:wps="http://schemas.microsoft.com/office/word/2010/wordprocessingShape" xmlns:o="urn:schemas-microsoft-com:office:office" xmlns:v="urn:schemas-microsoft-com:vml" xmlns:w10="urn:schemas-microsoft-com:office:word" xmlns:w="http://schemas.openxmlformats.org/wordprocessingml/2006/main" xmlns:w14="http://schemas.microsoft.com/office/word/2010/wordml" xmlns:w15="http://schemas.microsoft.com/office/word/2012/wordml" xmlns:w16cei="http://schemas.microsoft.com/office/word/2026/wordml/cei" xmlns:w16cex="http://schemas.microsoft.com/office/word/2018/wordml/cex" xmlns:w16cid="http://schemas.microsoft.com/office/word/2016/wordml/cid" xmlns:w16="http://schemas.microsoft.com/office/word/2018/wordml" xmlns:w16sdtdh="http://schemas.microsoft.com/office/word/2020/wordml/sdtdatahash" xmlns:w16sdtfl="http://schemas.microsoft.com/office/word/2024/wordml/sdtformatlock" xmlns:w16se="http://schemas.microsoft.com/office/word/2015/wordml/symex" xmlns:w16du="http://schemas.microsoft.com/office/word/2023/wordml/word16du" xmlns:wne="http://schemas.microsoft.com/office/word/2006/wordml" mc:Ignorable="w14 w15 w16se w16cid w16 w16cex w16sdtdh w16sdtfl w16du wp14">
-  <w:comment w:id="0" w:author="Maria Fernanda Morales Angulo" w:date="2026-07-17T15:16:00Z" w:initials="MFMA">
+  <w:comment w:initials="MFMA" w:author="Maria Fernanda Morales Angulo" w:date="2026-07-17T15:16:00Z" w:id="0">
     <w:p>
       <w:r>
         <w:rPr>
@@ -35799,7 +35983,7 @@
     <w:p/>
     <w:p/>
   </w:comment>
-  <w:comment w:id="2" w:author="Maria Fernanda Morales Angulo" w:date="2026-07-17T16:58:00Z" w:initials="MFMA">
+  <w:comment w:initials="MFMA" w:author="Maria Fernanda Morales Angulo" w:date="2026-07-17T16:58:00Z" w:id="2">
     <w:p>
       <w:r>
         <w:rPr>
@@ -36086,7 +36270,7 @@
       </w:r>
     </w:p>
   </w:comment>
-  <w:comment w:id="1" w:author="Maria Fernanda Morales Angulo" w:date="2026-07-23T17:14:00Z" w:initials="MFMA">
+  <w:comment w:initials="MFMA" w:author="Maria Fernanda Morales Angulo" w:date="2026-07-23T17:14:00Z" w:id="1">
     <w:p>
       <w:r>
         <w:rPr>
@@ -36302,7 +36486,7 @@
     </w:p>
     <w:p/>
   </w:comment>
-  <w:comment w:id="3" w:author="yina castro zarate" w:date="2026-04-09T21:28:00Z" w:initials="yc">
+  <w:comment w:initials="yc" w:author="yina castro zarate" w:date="2026-04-09T21:28:00Z" w:id="3">
     <w:p>
       <w:r>
         <w:rPr>
@@ -36573,7 +36757,7 @@
     <w:p/>
     <w:p/>
   </w:comment>
-  <w:comment w:id="4" w:author="yina castro zarate" w:date="2026-04-09T21:31:00Z" w:initials="yc">
+  <w:comment w:initials="yc" w:author="yina castro zarate" w:date="2026-04-09T21:31:00Z" w:id="4">
     <w:p>
       <w:pPr>
         <w:pStyle w:val="Textocomentario"/>
@@ -36592,7 +36776,7 @@
       <w:pPr>
         <w:pStyle w:val="Textocomentario"/>
       </w:pPr>
-      <w:hyperlink r:id="rId1" w:anchor="fromView=search&amp;page=1&amp;position=4&amp;uuid=a58b4b5c-4dd0-4985-af06-35cc00d45db1&amp;query=uniforme+pantalon+panaderia" w:history="1">
+      <w:hyperlink w:history="1" w:anchor="fromView=search&amp;page=1&amp;position=4&amp;uuid=a58b4b5c-4dd0-4985-af06-35cc00d45db1&amp;query=uniforme+pantalon+panaderia" r:id="rId1">
         <w:r>
           <w:rPr>
             <w:rStyle w:val="Hipervnculo"/>
@@ -36605,7 +36789,7 @@
       </w:r>
     </w:p>
   </w:comment>
-  <w:comment w:id="5" w:author="yina castro zarate" w:date="2026-04-09T21:45:00Z" w:initials="yc">
+  <w:comment w:initials="yc" w:author="yina castro zarate" w:date="2026-04-09T21:45:00Z" w:id="5">
     <w:p>
       <w:pPr>
         <w:pStyle w:val="Textocomentario"/>
@@ -36624,7 +36808,7 @@
       <w:pPr>
         <w:pStyle w:val="Textocomentario"/>
       </w:pPr>
-      <w:hyperlink r:id="rId2" w:anchor="from_element=mainmenu&amp;from_view=pinned_tool" w:history="1">
+      <w:hyperlink w:history="1" w:anchor="from_element=mainmenu&amp;from_view=pinned_tool" r:id="rId2">
         <w:r>
           <w:rPr>
             <w:rStyle w:val="Hipervnculo"/>
@@ -36637,7 +36821,7 @@
       </w:r>
     </w:p>
   </w:comment>
-  <w:comment w:id="7" w:author="Maria Fernanda Morales Angulo" w:date="2026-07-17T18:01:00Z" w:initials="MFMA">
+  <w:comment w:initials="MFMA" w:author="Maria Fernanda Morales Angulo" w:date="2026-07-17T18:01:00Z" w:id="7">
     <w:p>
       <w:r>
         <w:rPr>
@@ -36837,7 +37021,7 @@
     </w:p>
     <w:p/>
   </w:comment>
-  <w:comment w:id="6" w:author="Maria Fernanda Morales Angulo" w:date="2026-07-17T18:02:00Z" w:initials="MFMA">
+  <w:comment w:initials="MFMA" w:author="Maria Fernanda Morales Angulo" w:date="2026-07-17T18:02:00Z" w:id="6">
     <w:p>
       <w:r>
         <w:rPr>
@@ -36873,7 +37057,7 @@
       </w:r>
     </w:p>
   </w:comment>
-  <w:comment w:id="9" w:author="Maria Fernanda Morales Angulo" w:date="2026-07-17T18:01:00Z" w:initials="MFMA">
+  <w:comment w:initials="MFMA" w:author="Maria Fernanda Morales Angulo" w:date="2026-07-17T18:01:00Z" w:id="9">
     <w:p>
       <w:r>
         <w:rPr>
@@ -37066,7 +37250,7 @@
       </w:r>
     </w:p>
   </w:comment>
-  <w:comment w:id="8" w:author="Maria Fernanda Morales Angulo" w:date="2026-07-17T18:02:00Z" w:initials="MFMA">
+  <w:comment w:initials="MFMA" w:author="Maria Fernanda Morales Angulo" w:date="2026-07-17T18:02:00Z" w:id="8">
     <w:p>
       <w:r>
         <w:rPr>
@@ -37102,7 +37286,7 @@
       </w:r>
     </w:p>
   </w:comment>
-  <w:comment w:id="10" w:author="Maria Fernanda Morales Angulo" w:date="2026-07-17T18:01:00Z" w:initials="MFMA">
+  <w:comment w:initials="MFMA" w:author="Maria Fernanda Morales Angulo" w:date="2026-07-17T18:01:00Z" w:id="10">
     <w:p>
       <w:r>
         <w:rPr>
@@ -37251,7 +37435,7 @@
       </w:r>
     </w:p>
   </w:comment>
-  <w:comment w:id="11" w:author="Maria Fernanda Morales Angulo" w:date="2026-07-17T18:01:00Z" w:initials="MFMA">
+  <w:comment w:initials="MFMA" w:author="Maria Fernanda Morales Angulo" w:date="2026-07-17T18:01:00Z" w:id="11">
     <w:p>
       <w:r>
         <w:rPr>
@@ -37478,7 +37662,7 @@
       </w:r>
     </w:p>
   </w:comment>
-  <w:comment w:id="13" w:author="Maria Fernanda Morales Angulo" w:date="2026-07-17T18:01:00Z" w:initials="MFMA">
+  <w:comment w:initials="MFMA" w:author="Maria Fernanda Morales Angulo" w:date="2026-07-17T18:01:00Z" w:id="13">
     <w:p>
       <w:r>
         <w:rPr>
@@ -37657,7 +37841,7 @@
       </w:r>
     </w:p>
   </w:comment>
-  <w:comment w:id="12" w:author="Maria Fernanda Morales Angulo" w:date="2026-07-23T17:17:00Z" w:initials="MFMA">
+  <w:comment w:initials="MFMA" w:author="Maria Fernanda Morales Angulo" w:date="2026-07-23T17:17:00Z" w:id="12">
     <w:p>
       <w:r>
         <w:rPr>
@@ -37732,7 +37916,7 @@
     </w:p>
     <w:p/>
   </w:comment>
-  <w:comment w:id="14" w:author="Maria Fernanda Morales Angulo" w:date="2026-07-21T11:59:00Z" w:initials="MFMA">
+  <w:comment w:initials="MFMA" w:author="Maria Fernanda Morales Angulo" w:date="2026-07-21T11:59:00Z" w:id="14">
     <w:p>
       <w:r>
         <w:rPr>
@@ -38065,7 +38249,7 @@
       </w:r>
     </w:p>
   </w:comment>
-  <w:comment w:id="15" w:author="yina castro zarate" w:date="2026-04-10T04:05:00Z" w:initials="yc">
+  <w:comment w:initials="yc" w:author="yina castro zarate" w:date="2026-04-10T04:05:00Z" w:id="15">
     <w:p>
       <w:r>
         <w:rPr>
@@ -38311,7 +38495,7 @@
       </w:r>
     </w:p>
   </w:comment>
-  <w:comment w:id="16" w:author="yina castro zarate" w:date="2026-04-12T07:29:00Z" w:initials="yc">
+  <w:comment w:initials="yc" w:author="yina castro zarate" w:date="2026-04-12T07:29:00Z" w:id="16">
     <w:p>
       <w:pPr>
         <w:pStyle w:val="Textocomentario"/>
@@ -38330,7 +38514,7 @@
       <w:pPr>
         <w:pStyle w:val="Textocomentario"/>
       </w:pPr>
-      <w:hyperlink r:id="rId3" w:history="1">
+      <w:hyperlink w:history="1" r:id="rId3">
         <w:r>
           <w:rPr>
             <w:rStyle w:val="Hipervnculo"/>
@@ -38340,7 +38524,7 @@
       </w:hyperlink>
     </w:p>
   </w:comment>
-  <w:comment w:id="17" w:author="yina castro zarate" w:date="2026-04-12T08:41:00Z" w:initials="yc">
+  <w:comment w:initials="yc" w:author="yina castro zarate" w:date="2026-04-12T08:41:00Z" w:id="17">
     <w:p>
       <w:pPr>
         <w:pStyle w:val="Textocomentario"/>
@@ -38359,7 +38543,7 @@
       <w:pPr>
         <w:pStyle w:val="Textocomentario"/>
       </w:pPr>
-      <w:hyperlink r:id="rId4" w:history="1">
+      <w:hyperlink w:history="1" r:id="rId4">
         <w:r>
           <w:rPr>
             <w:rStyle w:val="Hipervnculo"/>
@@ -38369,7 +38553,7 @@
       </w:hyperlink>
     </w:p>
   </w:comment>
-  <w:comment w:id="18" w:author="yina castro zarate" w:date="2026-04-12T08:43:00Z" w:initials="yc">
+  <w:comment w:initials="yc" w:author="yina castro zarate" w:date="2026-04-12T08:43:00Z" w:id="18">
     <w:p>
       <w:pPr>
         <w:pStyle w:val="Textocomentario"/>
@@ -38388,7 +38572,7 @@
       <w:pPr>
         <w:pStyle w:val="Textocomentario"/>
       </w:pPr>
-      <w:hyperlink r:id="rId5" w:history="1">
+      <w:hyperlink w:history="1" r:id="rId5">
         <w:r>
           <w:rPr>
             <w:rStyle w:val="Hipervnculo"/>
@@ -38398,7 +38582,7 @@
       </w:hyperlink>
     </w:p>
   </w:comment>
-  <w:comment w:id="19" w:author="yina castro zarate" w:date="2026-04-12T08:44:00Z" w:initials="yc">
+  <w:comment w:initials="yc" w:author="yina castro zarate" w:date="2026-04-12T08:44:00Z" w:id="19">
     <w:p>
       <w:pPr>
         <w:pStyle w:val="Textocomentario"/>
@@ -38417,7 +38601,7 @@
       <w:pPr>
         <w:pStyle w:val="Textocomentario"/>
       </w:pPr>
-      <w:hyperlink r:id="rId6" w:history="1">
+      <w:hyperlink w:history="1" r:id="rId6">
         <w:r>
           <w:rPr>
             <w:rStyle w:val="Hipervnculo"/>
@@ -38427,7 +38611,7 @@
       </w:hyperlink>
     </w:p>
   </w:comment>
-  <w:comment w:id="20" w:author="yina castro zarate" w:date="2026-04-12T08:45:00Z" w:initials="yc">
+  <w:comment w:initials="yc" w:author="yina castro zarate" w:date="2026-04-12T08:45:00Z" w:id="20">
     <w:p>
       <w:pPr>
         <w:pStyle w:val="Textocomentario"/>
@@ -38446,7 +38630,7 @@
       <w:pPr>
         <w:pStyle w:val="Textocomentario"/>
       </w:pPr>
-      <w:hyperlink r:id="rId7" w:history="1">
+      <w:hyperlink w:history="1" r:id="rId7">
         <w:r>
           <w:rPr>
             <w:rStyle w:val="Hipervnculo"/>
@@ -38456,7 +38640,7 @@
       </w:hyperlink>
     </w:p>
   </w:comment>
-  <w:comment w:id="21" w:author="yina castro zarate" w:date="2026-04-12T08:56:00Z" w:initials="yc">
+  <w:comment w:initials="yc" w:author="yina castro zarate" w:date="2026-04-12T08:56:00Z" w:id="21">
     <w:p>
       <w:pPr>
         <w:pStyle w:val="Textocomentario"/>
@@ -38475,7 +38659,7 @@
       <w:pPr>
         <w:pStyle w:val="Textocomentario"/>
       </w:pPr>
-      <w:hyperlink r:id="rId8" w:history="1">
+      <w:hyperlink w:history="1" r:id="rId8">
         <w:r>
           <w:rPr>
             <w:rStyle w:val="Hipervnculo"/>
@@ -38485,7 +38669,7 @@
       </w:hyperlink>
     </w:p>
   </w:comment>
-  <w:comment w:id="23" w:author="Maria Fernanda Morales Angulo" w:date="2026-07-21T14:43:00Z" w:initials="MFMA">
+  <w:comment w:initials="MFMA" w:author="Maria Fernanda Morales Angulo" w:date="2026-07-21T14:43:00Z" w:id="23">
     <w:p>
       <w:r>
         <w:rPr>
@@ -38753,7 +38937,7 @@
     </w:p>
     <w:p/>
   </w:comment>
-  <w:comment w:id="22" w:author="Maria Fernanda Morales Angulo" w:date="2026-07-23T17:30:00Z" w:initials="MFMA">
+  <w:comment w:initials="MFMA" w:author="Maria Fernanda Morales Angulo" w:date="2026-07-23T17:30:00Z" w:id="22">
     <w:p>
       <w:r>
         <w:rPr>
@@ -38846,7 +39030,7 @@
       </w:r>
     </w:p>
   </w:comment>
-  <w:comment w:id="24" w:author="Maria Fernanda Morales Angulo" w:date="2026-07-21T20:06:00Z" w:initials="MFMA">
+  <w:comment w:initials="MFMA" w:author="Maria Fernanda Morales Angulo" w:date="2026-07-21T20:06:00Z" w:id="24">
     <w:p>
       <w:r>
         <w:rPr>
@@ -39351,7 +39535,7 @@
     </w:p>
     <w:p/>
   </w:comment>
-  <w:comment w:id="25" w:author="Maria Fernanda Morales Angulo" w:date="2026-07-21T20:48:00Z" w:initials="MFMA">
+  <w:comment w:initials="MFMA" w:author="Maria Fernanda Morales Angulo" w:date="2026-07-21T20:48:00Z" w:id="25">
     <w:p>
       <w:r>
         <w:rPr>
@@ -39538,7 +39722,7 @@
     </w:p>
     <w:p/>
   </w:comment>
-  <w:comment w:id="27" w:author="Nicolás Cruz Ríos" w:date="2026-02-12T00:27:00Z" w:initials="NC">
+  <w:comment w:initials="NC" w:author="Nicolás Cruz Ríos" w:date="2026-02-12T00:27:00Z" w:id="27">
     <w:p>
       <w:pPr>
         <w:pStyle w:val="Textocomentario"/>
@@ -39549,7 +39733,7 @@
         </w:rPr>
         <w:annotationRef/>
       </w:r>
-      <w:hyperlink r:id="rId9" w:anchor="fromView=search&amp;page=1&amp;position=3&amp;uuid=2552c347-c94b-4710-a77e-0bd62f345dc5" w:history="1">
+      <w:hyperlink w:history="1" w:anchor="fromView=search&amp;page=1&amp;position=3&amp;uuid=2552c347-c94b-4710-a77e-0bd62f345dc5" r:id="rId9">
         <w:r>
           <w:rPr>
             <w:rStyle w:val="Hipervnculo"/>
@@ -39565,7 +39749,7 @@
       </w:r>
     </w:p>
   </w:comment>
-  <w:comment w:id="28" w:author="Maria Fernanda Morales Angulo" w:date="2026-07-21T22:59:00Z" w:initials="MFMA">
+  <w:comment w:initials="MFMA" w:author="Maria Fernanda Morales Angulo" w:date="2026-07-21T22:59:00Z" w:id="28">
     <w:p>
       <w:r>
         <w:rPr>
@@ -39688,7 +39872,7 @@
     </w:p>
     <w:p/>
   </w:comment>
-  <w:comment w:id="29" w:author="Maria Fernanda Morales Angulo" w:date="2026-07-21T23:00:00Z" w:initials="MFMA">
+  <w:comment w:initials="MFMA" w:author="Maria Fernanda Morales Angulo" w:date="2026-07-21T23:00:00Z" w:id="29">
     <w:p>
       <w:r>
         <w:rPr>
@@ -39941,7 +40125,7 @@
 </file>
 
 <file path=word/header1.xml><?xml version="1.0" encoding="utf-8"?>
-<w:hdr xmlns:wpc="http://schemas.microsoft.com/office/word/2010/wordprocessingCanvas" xmlns:cx="http://schemas.microsoft.com/office/drawing/2014/chartex" xmlns:cx1="http://schemas.microsoft.com/office/drawing/2015/9/8/chartex" xmlns:cx2="http://schemas.microsoft.com/office/drawing/2015/10/21/chartex" xmlns:cx3="http://schemas.microsoft.com/office/drawing/2016/5/9/chartex" xmlns:cx4="http://schemas.microsoft.com/office/drawing/2016/5/10/chartex" xmlns:cx5="http://schemas.microsoft.com/office/drawing/2016/5/11/chartex" xmlns:cx6="http://schemas.microsoft.com/office/drawing/2016/5/12/chartex" xmlns:cx7="http://schemas.microsoft.com/office/drawing/2016/5/13/chartex" xmlns:cx8="http://schemas.microsoft.com/office/drawing/2016/5/14/chartex" xmlns:mc="http://schemas.openxmlformats.org/markup-compatibility/2006" xmlns:m="http://schemas.openxmlformats.org/officeDocument/2006/math" xmlns:aink="http://schemas.microsoft.com/office/drawing/2016/ink" xmlns:am3d="http://schemas.microsoft.com/office/drawing/2017/model3d" xmlns:oel="http://schemas.microsoft.com/office/2019/extlst" xmlns:r="http://schemas.openxmlformats.org/officeDocument/2006/relationships" xmlns:wp14="http://schemas.microsoft.com/office/word/2010/wordprocessingDrawing" xmlns:wp="http://schemas.openxmlformats.org/drawingml/2006/wordprocessingDrawing" xmlns:wpg="http://schemas.microsoft.com/office/word/2010/wordprocessingGroup" xmlns:wpi="http://schemas.microsoft.com/office/word/2010/wordprocessingInk" xmlns:wps="http://schemas.microsoft.com/office/word/2010/wordprocessingShape" xmlns:o="urn:schemas-microsoft-com:office:office" xmlns:v="urn:schemas-microsoft-com:vml" xmlns:w10="urn:schemas-microsoft-com:office:word" xmlns:w="http://schemas.openxmlformats.org/wordprocessingml/2006/main" xmlns:w14="http://schemas.microsoft.com/office/word/2010/wordml" xmlns:w15="http://schemas.microsoft.com/office/word/2012/wordml" xmlns:w16cei="http://schemas.microsoft.com/office/word/2026/wordml/cei" xmlns:w16cex="http://schemas.microsoft.com/office/word/2018/wordml/cex" xmlns:w16cid="http://schemas.microsoft.com/office/word/2016/wordml/cid" xmlns:w16="http://schemas.microsoft.com/office/word/2018/wordml" xmlns:w16sdtdh="http://schemas.microsoft.com/office/word/2020/wordml/sdtdatahash" xmlns:w16sdtfl="http://schemas.microsoft.com/office/word/2024/wordml/sdtformatlock" xmlns:w16se="http://schemas.microsoft.com/office/word/2015/wordml/symex" xmlns:w16du="http://schemas.microsoft.com/office/word/2023/wordml/word16du" xmlns:wne="http://schemas.microsoft.com/office/word/2006/wordml" mc:Ignorable="w14 w15 w16se w16cid w16 w16cex w16sdtdh w16sdtfl w16du wp14">
+<w:hdr xmlns:wpc="http://schemas.microsoft.com/office/word/2010/wordprocessingCanvas" xmlns:cx="http://schemas.microsoft.com/office/drawing/2014/chartex" xmlns:cx1="http://schemas.microsoft.com/office/drawing/2015/9/8/chartex" xmlns:cx2="http://schemas.microsoft.com/office/drawing/2015/10/21/chartex" xmlns:cx3="http://schemas.microsoft.com/office/drawing/2016/5/9/chartex" xmlns:cx4="http://schemas.microsoft.com/office/drawing/2016/5/10/chartex" xmlns:cx5="http://schemas.microsoft.com/office/drawing/2016/5/11/chartex" xmlns:cx6="http://schemas.microsoft.com/office/drawing/2016/5/12/chartex" xmlns:cx7="http://schemas.microsoft.com/office/drawing/2016/5/13/chartex" xmlns:cx8="http://schemas.microsoft.com/office/drawing/2016/5/14/chartex" xmlns:mc="http://schemas.openxmlformats.org/markup-compatibility/2006" xmlns:m="http://schemas.openxmlformats.org/officeDocument/2006/math" xmlns:aink="http://schemas.microsoft.com/office/drawing/2016/ink" xmlns:am3d="http://schemas.microsoft.com/office/drawing/2017/model3d" xmlns:oel="http://schemas.microsoft.com/office/2019/extlst" xmlns:r="http://schemas.openxmlformats.org/officeDocument/2006/relationships" xmlns:wp14="http://schemas.microsoft.com/office/word/2010/wordprocessingDrawing" xmlns:wp="http://schemas.openxmlformats.org/drawingml/2006/wordprocessingDrawing" xmlns:wpg="http://schemas.microsoft.com/office/word/2010/wordprocessingGroup" xmlns:wpi="http://schemas.microsoft.com/office/word/2010/wordprocessingInk" xmlns:wps="http://schemas.microsoft.com/office/word/2010/wordprocessingShape" xmlns:o="urn:schemas-microsoft-com:office:office" xmlns:v="urn:schemas-microsoft-com:vml" xmlns:w10="urn:schemas-microsoft-com:office:word" xmlns:w="http://schemas.openxmlformats.org/wordprocessingml/2006/main" xmlns:w14="http://schemas.microsoft.com/office/word/2010/wordml" xmlns:w15="http://schemas.microsoft.com/office/word/2012/wordml" xmlns:w16cei="http://schemas.microsoft.com/office/word/2026/wordml/cei" xmlns:w16cex="http://schemas.microsoft.com/office/word/2018/wordml/cex" xmlns:w16cid="http://schemas.microsoft.com/office/word/2016/wordml/cid" xmlns:w16="http://schemas.microsoft.com/office/word/2018/wordml" xmlns:w16sdtdh="http://schemas.microsoft.com/office/word/2020/wordml/sdtdatahash" xmlns:w16sdtfl="http://schemas.microsoft.com/office/word/2024/wordml/sdtformatlock" xmlns:w16se="http://schemas.microsoft.com/office/word/2015/wordml/symex" xmlns:w16du="http://schemas.microsoft.com/office/word/2023/wordml/word16du" xmlns:wne="http://schemas.microsoft.com/office/word/2006/wordml" xmlns:a="http://schemas.openxmlformats.org/drawingml/2006/main" xmlns:adec="http://schemas.microsoft.com/office/drawing/2017/decorative" xmlns:pic="http://schemas.openxmlformats.org/drawingml/2006/picture" xmlns:a14="http://schemas.microsoft.com/office/drawing/2010/main" mc:Ignorable="w14 w15 w16se w16cid w16 w16cex w16sdtdh w16sdtfl w16du wp14">
   <w:p>
     <w:pPr>
       <w:pBdr>
@@ -40176,7 +40360,7 @@
         <w:ind w:left="1146" w:hanging="360"/>
       </w:pPr>
       <w:rPr>
-        <w:rFonts w:ascii="Symbol" w:hAnsi="Symbol" w:hint="default"/>
+        <w:rFonts w:hint="default" w:ascii="Symbol" w:hAnsi="Symbol"/>
       </w:rPr>
     </w:lvl>
     <w:lvl w:ilvl="1" w:tplc="080A0003" w:tentative="1">
@@ -40188,7 +40372,7 @@
         <w:ind w:left="1866" w:hanging="360"/>
       </w:pPr>
       <w:rPr>
-        <w:rFonts w:ascii="Courier New" w:hAnsi="Courier New" w:cs="Courier New" w:hint="default"/>
+        <w:rFonts w:hint="default" w:ascii="Courier New" w:hAnsi="Courier New" w:cs="Courier New"/>
       </w:rPr>
     </w:lvl>
     <w:lvl w:ilvl="2" w:tplc="080A0005" w:tentative="1">
@@ -40200,7 +40384,7 @@
         <w:ind w:left="2586" w:hanging="360"/>
       </w:pPr>
       <w:rPr>
-        <w:rFonts w:ascii="Wingdings" w:hAnsi="Wingdings" w:hint="default"/>
+        <w:rFonts w:hint="default" w:ascii="Wingdings" w:hAnsi="Wingdings"/>
       </w:rPr>
     </w:lvl>
     <w:lvl w:ilvl="3" w:tplc="080A0001" w:tentative="1">
@@ -40212,7 +40396,7 @@
         <w:ind w:left="3306" w:hanging="360"/>
       </w:pPr>
       <w:rPr>
-        <w:rFonts w:ascii="Symbol" w:hAnsi="Symbol" w:hint="default"/>
+        <w:rFonts w:hint="default" w:ascii="Symbol" w:hAnsi="Symbol"/>
       </w:rPr>
     </w:lvl>
     <w:lvl w:ilvl="4" w:tplc="080A0003" w:tentative="1">
@@ -40224,7 +40408,7 @@
         <w:ind w:left="4026" w:hanging="360"/>
       </w:pPr>
       <w:rPr>
-        <w:rFonts w:ascii="Courier New" w:hAnsi="Courier New" w:cs="Courier New" w:hint="default"/>
+        <w:rFonts w:hint="default" w:ascii="Courier New" w:hAnsi="Courier New" w:cs="Courier New"/>
       </w:rPr>
     </w:lvl>
     <w:lvl w:ilvl="5" w:tplc="080A0005" w:tentative="1">
@@ -40236,7 +40420,7 @@
         <w:ind w:left="4746" w:hanging="360"/>
       </w:pPr>
       <w:rPr>
-        <w:rFonts w:ascii="Wingdings" w:hAnsi="Wingdings" w:hint="default"/>
+        <w:rFonts w:hint="default" w:ascii="Wingdings" w:hAnsi="Wingdings"/>
       </w:rPr>
     </w:lvl>
     <w:lvl w:ilvl="6" w:tplc="080A0001" w:tentative="1">
@@ -40248,7 +40432,7 @@
         <w:ind w:left="5466" w:hanging="360"/>
       </w:pPr>
       <w:rPr>
-        <w:rFonts w:ascii="Symbol" w:hAnsi="Symbol" w:hint="default"/>
+        <w:rFonts w:hint="default" w:ascii="Symbol" w:hAnsi="Symbol"/>
       </w:rPr>
     </w:lvl>
     <w:lvl w:ilvl="7" w:tplc="080A0003" w:tentative="1">
@@ -40260,7 +40444,7 @@
         <w:ind w:left="6186" w:hanging="360"/>
       </w:pPr>
       <w:rPr>
-        <w:rFonts w:ascii="Courier New" w:hAnsi="Courier New" w:cs="Courier New" w:hint="default"/>
+        <w:rFonts w:hint="default" w:ascii="Courier New" w:hAnsi="Courier New" w:cs="Courier New"/>
       </w:rPr>
     </w:lvl>
     <w:lvl w:ilvl="8" w:tplc="080A0005" w:tentative="1">
@@ -40272,7 +40456,7 @@
         <w:ind w:left="6906" w:hanging="360"/>
       </w:pPr>
       <w:rPr>
-        <w:rFonts w:ascii="Wingdings" w:hAnsi="Wingdings" w:hint="default"/>
+        <w:rFonts w:hint="default" w:ascii="Wingdings" w:hAnsi="Wingdings"/>
       </w:rPr>
     </w:lvl>
   </w:abstractNum>
@@ -40289,7 +40473,7 @@
         <w:ind w:left="1080" w:hanging="360"/>
       </w:pPr>
       <w:rPr>
-        <w:rFonts w:ascii="Symbol" w:hAnsi="Symbol" w:hint="default"/>
+        <w:rFonts w:hint="default" w:ascii="Symbol" w:hAnsi="Symbol"/>
       </w:rPr>
     </w:lvl>
     <w:lvl w:ilvl="1" w:tplc="080A0003" w:tentative="1">
@@ -40301,7 +40485,7 @@
         <w:ind w:left="1800" w:hanging="360"/>
       </w:pPr>
       <w:rPr>
-        <w:rFonts w:ascii="Courier New" w:hAnsi="Courier New" w:cs="Courier New" w:hint="default"/>
+        <w:rFonts w:hint="default" w:ascii="Courier New" w:hAnsi="Courier New" w:cs="Courier New"/>
       </w:rPr>
     </w:lvl>
     <w:lvl w:ilvl="2" w:tplc="080A0005" w:tentative="1">
@@ -40313,7 +40497,7 @@
         <w:ind w:left="2520" w:hanging="360"/>
       </w:pPr>
       <w:rPr>
-        <w:rFonts w:ascii="Wingdings" w:hAnsi="Wingdings" w:hint="default"/>
+        <w:rFonts w:hint="default" w:ascii="Wingdings" w:hAnsi="Wingdings"/>
       </w:rPr>
     </w:lvl>
     <w:lvl w:ilvl="3" w:tplc="080A0001" w:tentative="1">
@@ -40325,7 +40509,7 @@
         <w:ind w:left="3240" w:hanging="360"/>
       </w:pPr>
       <w:rPr>
-        <w:rFonts w:ascii="Symbol" w:hAnsi="Symbol" w:hint="default"/>
+        <w:rFonts w:hint="default" w:ascii="Symbol" w:hAnsi="Symbol"/>
       </w:rPr>
     </w:lvl>
     <w:lvl w:ilvl="4" w:tplc="080A0003" w:tentative="1">
@@ -40337,7 +40521,7 @@
         <w:ind w:left="3960" w:hanging="360"/>
       </w:pPr>
       <w:rPr>
-        <w:rFonts w:ascii="Courier New" w:hAnsi="Courier New" w:cs="Courier New" w:hint="default"/>
+        <w:rFonts w:hint="default" w:ascii="Courier New" w:hAnsi="Courier New" w:cs="Courier New"/>
       </w:rPr>
     </w:lvl>
     <w:lvl w:ilvl="5" w:tplc="080A0005" w:tentative="1">
@@ -40349,7 +40533,7 @@
         <w:ind w:left="4680" w:hanging="360"/>
       </w:pPr>
       <w:rPr>
-        <w:rFonts w:ascii="Wingdings" w:hAnsi="Wingdings" w:hint="default"/>
+        <w:rFonts w:hint="default" w:ascii="Wingdings" w:hAnsi="Wingdings"/>
       </w:rPr>
     </w:lvl>
     <w:lvl w:ilvl="6" w:tplc="080A0001" w:tentative="1">
@@ -40361,7 +40545,7 @@
         <w:ind w:left="5400" w:hanging="360"/>
       </w:pPr>
       <w:rPr>
-        <w:rFonts w:ascii="Symbol" w:hAnsi="Symbol" w:hint="default"/>
+        <w:rFonts w:hint="default" w:ascii="Symbol" w:hAnsi="Symbol"/>
       </w:rPr>
     </w:lvl>
     <w:lvl w:ilvl="7" w:tplc="080A0003" w:tentative="1">
@@ -40373,7 +40557,7 @@
         <w:ind w:left="6120" w:hanging="360"/>
       </w:pPr>
       <w:rPr>
-        <w:rFonts w:ascii="Courier New" w:hAnsi="Courier New" w:cs="Courier New" w:hint="default"/>
+        <w:rFonts w:hint="default" w:ascii="Courier New" w:hAnsi="Courier New" w:cs="Courier New"/>
       </w:rPr>
     </w:lvl>
     <w:lvl w:ilvl="8" w:tplc="080A0005" w:tentative="1">
@@ -40385,7 +40569,7 @@
         <w:ind w:left="6840" w:hanging="360"/>
       </w:pPr>
       <w:rPr>
-        <w:rFonts w:ascii="Wingdings" w:hAnsi="Wingdings" w:hint="default"/>
+        <w:rFonts w:hint="default" w:ascii="Wingdings" w:hAnsi="Wingdings"/>
       </w:rPr>
     </w:lvl>
   </w:abstractNum>
@@ -40402,7 +40586,7 @@
         <w:ind w:left="1080" w:hanging="360"/>
       </w:pPr>
       <w:rPr>
-        <w:rFonts w:ascii="Symbol" w:hAnsi="Symbol" w:hint="default"/>
+        <w:rFonts w:hint="default" w:ascii="Symbol" w:hAnsi="Symbol"/>
       </w:rPr>
     </w:lvl>
     <w:lvl w:ilvl="1" w:tplc="080A0003" w:tentative="1">
@@ -40414,7 +40598,7 @@
         <w:ind w:left="1800" w:hanging="360"/>
       </w:pPr>
       <w:rPr>
-        <w:rFonts w:ascii="Courier New" w:hAnsi="Courier New" w:cs="Courier New" w:hint="default"/>
+        <w:rFonts w:hint="default" w:ascii="Courier New" w:hAnsi="Courier New" w:cs="Courier New"/>
       </w:rPr>
     </w:lvl>
     <w:lvl w:ilvl="2" w:tplc="080A0005" w:tentative="1">
@@ -40426,7 +40610,7 @@
         <w:ind w:left="2520" w:hanging="360"/>
       </w:pPr>
       <w:rPr>
-        <w:rFonts w:ascii="Wingdings" w:hAnsi="Wingdings" w:hint="default"/>
+        <w:rFonts w:hint="default" w:ascii="Wingdings" w:hAnsi="Wingdings"/>
       </w:rPr>
     </w:lvl>
     <w:lvl w:ilvl="3" w:tplc="080A0001" w:tentative="1">
@@ -40438,7 +40622,7 @@
         <w:ind w:left="3240" w:hanging="360"/>
       </w:pPr>
       <w:rPr>
-        <w:rFonts w:ascii="Symbol" w:hAnsi="Symbol" w:hint="default"/>
+        <w:rFonts w:hint="default" w:ascii="Symbol" w:hAnsi="Symbol"/>
       </w:rPr>
     </w:lvl>
     <w:lvl w:ilvl="4" w:tplc="080A0003" w:tentative="1">
@@ -40450,7 +40634,7 @@
         <w:ind w:left="3960" w:hanging="360"/>
       </w:pPr>
       <w:rPr>
-        <w:rFonts w:ascii="Courier New" w:hAnsi="Courier New" w:cs="Courier New" w:hint="default"/>
+        <w:rFonts w:hint="default" w:ascii="Courier New" w:hAnsi="Courier New" w:cs="Courier New"/>
       </w:rPr>
     </w:lvl>
     <w:lvl w:ilvl="5" w:tplc="080A0005" w:tentative="1">
@@ -40462,7 +40646,7 @@
         <w:ind w:left="4680" w:hanging="360"/>
       </w:pPr>
       <w:rPr>
-        <w:rFonts w:ascii="Wingdings" w:hAnsi="Wingdings" w:hint="default"/>
+        <w:rFonts w:hint="default" w:ascii="Wingdings" w:hAnsi="Wingdings"/>
       </w:rPr>
     </w:lvl>
     <w:lvl w:ilvl="6" w:tplc="080A0001" w:tentative="1">
@@ -40474,7 +40658,7 @@
         <w:ind w:left="5400" w:hanging="360"/>
       </w:pPr>
       <w:rPr>
-        <w:rFonts w:ascii="Symbol" w:hAnsi="Symbol" w:hint="default"/>
+        <w:rFonts w:hint="default" w:ascii="Symbol" w:hAnsi="Symbol"/>
       </w:rPr>
     </w:lvl>
     <w:lvl w:ilvl="7" w:tplc="080A0003" w:tentative="1">
@@ -40486,7 +40670,7 @@
         <w:ind w:left="6120" w:hanging="360"/>
       </w:pPr>
       <w:rPr>
-        <w:rFonts w:ascii="Courier New" w:hAnsi="Courier New" w:cs="Courier New" w:hint="default"/>
+        <w:rFonts w:hint="default" w:ascii="Courier New" w:hAnsi="Courier New" w:cs="Courier New"/>
       </w:rPr>
     </w:lvl>
     <w:lvl w:ilvl="8" w:tplc="080A0005" w:tentative="1">
@@ -40498,7 +40682,7 @@
         <w:ind w:left="6840" w:hanging="360"/>
       </w:pPr>
       <w:rPr>
-        <w:rFonts w:ascii="Wingdings" w:hAnsi="Wingdings" w:hint="default"/>
+        <w:rFonts w:hint="default" w:ascii="Wingdings" w:hAnsi="Wingdings"/>
       </w:rPr>
     </w:lvl>
   </w:abstractNum>
@@ -40518,7 +40702,7 @@
         <w:ind w:left="720" w:hanging="360"/>
       </w:pPr>
       <w:rPr>
-        <w:rFonts w:ascii="Symbol" w:hAnsi="Symbol" w:hint="default"/>
+        <w:rFonts w:hint="default" w:ascii="Symbol" w:hAnsi="Symbol"/>
         <w:sz w:val="20"/>
       </w:rPr>
     </w:lvl>
@@ -40534,7 +40718,7 @@
         <w:ind w:left="1440" w:hanging="360"/>
       </w:pPr>
       <w:rPr>
-        <w:rFonts w:ascii="Courier New" w:hAnsi="Courier New" w:hint="default"/>
+        <w:rFonts w:hint="default" w:ascii="Courier New" w:hAnsi="Courier New"/>
         <w:sz w:val="20"/>
       </w:rPr>
     </w:lvl>
@@ -40550,7 +40734,7 @@
         <w:ind w:left="2160" w:hanging="360"/>
       </w:pPr>
       <w:rPr>
-        <w:rFonts w:ascii="Wingdings" w:hAnsi="Wingdings" w:hint="default"/>
+        <w:rFonts w:hint="default" w:ascii="Wingdings" w:hAnsi="Wingdings"/>
         <w:sz w:val="20"/>
       </w:rPr>
     </w:lvl>
@@ -40566,7 +40750,7 @@
         <w:ind w:left="2880" w:hanging="360"/>
       </w:pPr>
       <w:rPr>
-        <w:rFonts w:ascii="Wingdings" w:hAnsi="Wingdings" w:hint="default"/>
+        <w:rFonts w:hint="default" w:ascii="Wingdings" w:hAnsi="Wingdings"/>
         <w:sz w:val="20"/>
       </w:rPr>
     </w:lvl>
@@ -40582,7 +40766,7 @@
         <w:ind w:left="3600" w:hanging="360"/>
       </w:pPr>
       <w:rPr>
-        <w:rFonts w:ascii="Wingdings" w:hAnsi="Wingdings" w:hint="default"/>
+        <w:rFonts w:hint="default" w:ascii="Wingdings" w:hAnsi="Wingdings"/>
         <w:sz w:val="20"/>
       </w:rPr>
     </w:lvl>
@@ -40598,7 +40782,7 @@
         <w:ind w:left="4320" w:hanging="360"/>
       </w:pPr>
       <w:rPr>
-        <w:rFonts w:ascii="Wingdings" w:hAnsi="Wingdings" w:hint="default"/>
+        <w:rFonts w:hint="default" w:ascii="Wingdings" w:hAnsi="Wingdings"/>
         <w:sz w:val="20"/>
       </w:rPr>
     </w:lvl>
@@ -40614,7 +40798,7 @@
         <w:ind w:left="5040" w:hanging="360"/>
       </w:pPr>
       <w:rPr>
-        <w:rFonts w:ascii="Wingdings" w:hAnsi="Wingdings" w:hint="default"/>
+        <w:rFonts w:hint="default" w:ascii="Wingdings" w:hAnsi="Wingdings"/>
         <w:sz w:val="20"/>
       </w:rPr>
     </w:lvl>
@@ -40630,7 +40814,7 @@
         <w:ind w:left="5760" w:hanging="360"/>
       </w:pPr>
       <w:rPr>
-        <w:rFonts w:ascii="Wingdings" w:hAnsi="Wingdings" w:hint="default"/>
+        <w:rFonts w:hint="default" w:ascii="Wingdings" w:hAnsi="Wingdings"/>
         <w:sz w:val="20"/>
       </w:rPr>
     </w:lvl>
@@ -40646,7 +40830,7 @@
         <w:ind w:left="6480" w:hanging="360"/>
       </w:pPr>
       <w:rPr>
-        <w:rFonts w:ascii="Wingdings" w:hAnsi="Wingdings" w:hint="default"/>
+        <w:rFonts w:hint="default" w:ascii="Wingdings" w:hAnsi="Wingdings"/>
         <w:sz w:val="20"/>
       </w:rPr>
     </w:lvl>
@@ -40664,7 +40848,7 @@
         <w:ind w:left="360" w:hanging="360"/>
       </w:pPr>
       <w:rPr>
-        <w:rFonts w:ascii="Symbol" w:hAnsi="Symbol" w:hint="default"/>
+        <w:rFonts w:hint="default" w:ascii="Symbol" w:hAnsi="Symbol"/>
       </w:rPr>
     </w:lvl>
     <w:lvl w:ilvl="1" w:tplc="080A0003" w:tentative="1">
@@ -40676,7 +40860,7 @@
         <w:ind w:left="1080" w:hanging="360"/>
       </w:pPr>
       <w:rPr>
-        <w:rFonts w:ascii="Courier New" w:hAnsi="Courier New" w:cs="Courier New" w:hint="default"/>
+        <w:rFonts w:hint="default" w:ascii="Courier New" w:hAnsi="Courier New" w:cs="Courier New"/>
       </w:rPr>
     </w:lvl>
     <w:lvl w:ilvl="2" w:tplc="080A0005" w:tentative="1">
@@ -40688,7 +40872,7 @@
         <w:ind w:left="1800" w:hanging="360"/>
       </w:pPr>
       <w:rPr>
-        <w:rFonts w:ascii="Wingdings" w:hAnsi="Wingdings" w:hint="default"/>
+        <w:rFonts w:hint="default" w:ascii="Wingdings" w:hAnsi="Wingdings"/>
       </w:rPr>
     </w:lvl>
     <w:lvl w:ilvl="3" w:tplc="080A0001" w:tentative="1">
@@ -40700,7 +40884,7 @@
         <w:ind w:left="2520" w:hanging="360"/>
       </w:pPr>
       <w:rPr>
-        <w:rFonts w:ascii="Symbol" w:hAnsi="Symbol" w:hint="default"/>
+        <w:rFonts w:hint="default" w:ascii="Symbol" w:hAnsi="Symbol"/>
       </w:rPr>
     </w:lvl>
     <w:lvl w:ilvl="4" w:tplc="080A0003" w:tentative="1">
@@ -40712,7 +40896,7 @@
         <w:ind w:left="3240" w:hanging="360"/>
       </w:pPr>
       <w:rPr>
-        <w:rFonts w:ascii="Courier New" w:hAnsi="Courier New" w:cs="Courier New" w:hint="default"/>
+        <w:rFonts w:hint="default" w:ascii="Courier New" w:hAnsi="Courier New" w:cs="Courier New"/>
       </w:rPr>
     </w:lvl>
     <w:lvl w:ilvl="5" w:tplc="080A0005" w:tentative="1">
@@ -40724,7 +40908,7 @@
         <w:ind w:left="3960" w:hanging="360"/>
       </w:pPr>
       <w:rPr>
-        <w:rFonts w:ascii="Wingdings" w:hAnsi="Wingdings" w:hint="default"/>
+        <w:rFonts w:hint="default" w:ascii="Wingdings" w:hAnsi="Wingdings"/>
       </w:rPr>
     </w:lvl>
     <w:lvl w:ilvl="6" w:tplc="080A0001" w:tentative="1">
@@ -40736,7 +40920,7 @@
         <w:ind w:left="4680" w:hanging="360"/>
       </w:pPr>
       <w:rPr>
-        <w:rFonts w:ascii="Symbol" w:hAnsi="Symbol" w:hint="default"/>
+        <w:rFonts w:hint="default" w:ascii="Symbol" w:hAnsi="Symbol"/>
       </w:rPr>
     </w:lvl>
     <w:lvl w:ilvl="7" w:tplc="080A0003" w:tentative="1">
@@ -40748,7 +40932,7 @@
         <w:ind w:left="5400" w:hanging="360"/>
       </w:pPr>
       <w:rPr>
-        <w:rFonts w:ascii="Courier New" w:hAnsi="Courier New" w:cs="Courier New" w:hint="default"/>
+        <w:rFonts w:hint="default" w:ascii="Courier New" w:hAnsi="Courier New" w:cs="Courier New"/>
       </w:rPr>
     </w:lvl>
     <w:lvl w:ilvl="8" w:tplc="080A0005" w:tentative="1">
@@ -40760,7 +40944,7 @@
         <w:ind w:left="6120" w:hanging="360"/>
       </w:pPr>
       <w:rPr>
-        <w:rFonts w:ascii="Wingdings" w:hAnsi="Wingdings" w:hint="default"/>
+        <w:rFonts w:hint="default" w:ascii="Wingdings" w:hAnsi="Wingdings"/>
       </w:rPr>
     </w:lvl>
   </w:abstractNum>
@@ -40863,7 +41047,7 @@
         <w:ind w:left="1080" w:hanging="360"/>
       </w:pPr>
       <w:rPr>
-        <w:rFonts w:ascii="Symbol" w:hAnsi="Symbol" w:hint="default"/>
+        <w:rFonts w:hint="default" w:ascii="Symbol" w:hAnsi="Symbol"/>
       </w:rPr>
     </w:lvl>
     <w:lvl w:ilvl="1" w:tplc="080A0003" w:tentative="1">
@@ -40875,7 +41059,7 @@
         <w:ind w:left="1800" w:hanging="360"/>
       </w:pPr>
       <w:rPr>
-        <w:rFonts w:ascii="Courier New" w:hAnsi="Courier New" w:cs="Courier New" w:hint="default"/>
+        <w:rFonts w:hint="default" w:ascii="Courier New" w:hAnsi="Courier New" w:cs="Courier New"/>
       </w:rPr>
     </w:lvl>
     <w:lvl w:ilvl="2" w:tplc="080A0005" w:tentative="1">
@@ -40887,7 +41071,7 @@
         <w:ind w:left="2520" w:hanging="360"/>
       </w:pPr>
       <w:rPr>
-        <w:rFonts w:ascii="Wingdings" w:hAnsi="Wingdings" w:hint="default"/>
+        <w:rFonts w:hint="default" w:ascii="Wingdings" w:hAnsi="Wingdings"/>
       </w:rPr>
     </w:lvl>
     <w:lvl w:ilvl="3" w:tplc="080A0001" w:tentative="1">
@@ -40899,7 +41083,7 @@
         <w:ind w:left="3240" w:hanging="360"/>
       </w:pPr>
       <w:rPr>
-        <w:rFonts w:ascii="Symbol" w:hAnsi="Symbol" w:hint="default"/>
+        <w:rFonts w:hint="default" w:ascii="Symbol" w:hAnsi="Symbol"/>
       </w:rPr>
     </w:lvl>
     <w:lvl w:ilvl="4" w:tplc="080A0003" w:tentative="1">
@@ -40911,7 +41095,7 @@
         <w:ind w:left="3960" w:hanging="360"/>
       </w:pPr>
       <w:rPr>
-        <w:rFonts w:ascii="Courier New" w:hAnsi="Courier New" w:cs="Courier New" w:hint="default"/>
+        <w:rFonts w:hint="default" w:ascii="Courier New" w:hAnsi="Courier New" w:cs="Courier New"/>
       </w:rPr>
     </w:lvl>
     <w:lvl w:ilvl="5" w:tplc="080A0005" w:tentative="1">
@@ -40923,7 +41107,7 @@
         <w:ind w:left="4680" w:hanging="360"/>
       </w:pPr>
       <w:rPr>
-        <w:rFonts w:ascii="Wingdings" w:hAnsi="Wingdings" w:hint="default"/>
+        <w:rFonts w:hint="default" w:ascii="Wingdings" w:hAnsi="Wingdings"/>
       </w:rPr>
     </w:lvl>
     <w:lvl w:ilvl="6" w:tplc="080A0001" w:tentative="1">
@@ -40935,7 +41119,7 @@
         <w:ind w:left="5400" w:hanging="360"/>
       </w:pPr>
       <w:rPr>
-        <w:rFonts w:ascii="Symbol" w:hAnsi="Symbol" w:hint="default"/>
+        <w:rFonts w:hint="default" w:ascii="Symbol" w:hAnsi="Symbol"/>
       </w:rPr>
     </w:lvl>
     <w:lvl w:ilvl="7" w:tplc="080A0003" w:tentative="1">
@@ -40947,7 +41131,7 @@
         <w:ind w:left="6120" w:hanging="360"/>
       </w:pPr>
       <w:rPr>
-        <w:rFonts w:ascii="Courier New" w:hAnsi="Courier New" w:cs="Courier New" w:hint="default"/>
+        <w:rFonts w:hint="default" w:ascii="Courier New" w:hAnsi="Courier New" w:cs="Courier New"/>
       </w:rPr>
     </w:lvl>
     <w:lvl w:ilvl="8" w:tplc="080A0005" w:tentative="1">
@@ -40959,7 +41143,7 @@
         <w:ind w:left="6840" w:hanging="360"/>
       </w:pPr>
       <w:rPr>
-        <w:rFonts w:ascii="Wingdings" w:hAnsi="Wingdings" w:hint="default"/>
+        <w:rFonts w:hint="default" w:ascii="Wingdings" w:hAnsi="Wingdings"/>
       </w:rPr>
     </w:lvl>
   </w:abstractNum>
@@ -40979,7 +41163,7 @@
         <w:ind w:left="720" w:hanging="360"/>
       </w:pPr>
       <w:rPr>
-        <w:rFonts w:ascii="Symbol" w:hAnsi="Symbol" w:hint="default"/>
+        <w:rFonts w:hint="default" w:ascii="Symbol" w:hAnsi="Symbol"/>
         <w:sz w:val="20"/>
       </w:rPr>
     </w:lvl>
@@ -40995,7 +41179,7 @@
         <w:ind w:left="1440" w:hanging="360"/>
       </w:pPr>
       <w:rPr>
-        <w:rFonts w:ascii="Courier New" w:hAnsi="Courier New" w:hint="default"/>
+        <w:rFonts w:hint="default" w:ascii="Courier New" w:hAnsi="Courier New"/>
         <w:sz w:val="20"/>
       </w:rPr>
     </w:lvl>
@@ -41011,7 +41195,7 @@
         <w:ind w:left="2160" w:hanging="360"/>
       </w:pPr>
       <w:rPr>
-        <w:rFonts w:ascii="Wingdings" w:hAnsi="Wingdings" w:hint="default"/>
+        <w:rFonts w:hint="default" w:ascii="Wingdings" w:hAnsi="Wingdings"/>
         <w:sz w:val="20"/>
       </w:rPr>
     </w:lvl>
@@ -41027,7 +41211,7 @@
         <w:ind w:left="2880" w:hanging="360"/>
       </w:pPr>
       <w:rPr>
-        <w:rFonts w:ascii="Wingdings" w:hAnsi="Wingdings" w:hint="default"/>
+        <w:rFonts w:hint="default" w:ascii="Wingdings" w:hAnsi="Wingdings"/>
         <w:sz w:val="20"/>
       </w:rPr>
     </w:lvl>
@@ -41043,7 +41227,7 @@
         <w:ind w:left="3600" w:hanging="360"/>
       </w:pPr>
       <w:rPr>
-        <w:rFonts w:ascii="Wingdings" w:hAnsi="Wingdings" w:hint="default"/>
+        <w:rFonts w:hint="default" w:ascii="Wingdings" w:hAnsi="Wingdings"/>
         <w:sz w:val="20"/>
       </w:rPr>
     </w:lvl>
@@ -41059,7 +41243,7 @@
         <w:ind w:left="4320" w:hanging="360"/>
       </w:pPr>
       <w:rPr>
-        <w:rFonts w:ascii="Wingdings" w:hAnsi="Wingdings" w:hint="default"/>
+        <w:rFonts w:hint="default" w:ascii="Wingdings" w:hAnsi="Wingdings"/>
         <w:sz w:val="20"/>
       </w:rPr>
     </w:lvl>
@@ -41075,7 +41259,7 @@
         <w:ind w:left="5040" w:hanging="360"/>
       </w:pPr>
       <w:rPr>
-        <w:rFonts w:ascii="Wingdings" w:hAnsi="Wingdings" w:hint="default"/>
+        <w:rFonts w:hint="default" w:ascii="Wingdings" w:hAnsi="Wingdings"/>
         <w:sz w:val="20"/>
       </w:rPr>
     </w:lvl>
@@ -41091,7 +41275,7 @@
         <w:ind w:left="5760" w:hanging="360"/>
       </w:pPr>
       <w:rPr>
-        <w:rFonts w:ascii="Wingdings" w:hAnsi="Wingdings" w:hint="default"/>
+        <w:rFonts w:hint="default" w:ascii="Wingdings" w:hAnsi="Wingdings"/>
         <w:sz w:val="20"/>
       </w:rPr>
     </w:lvl>
@@ -41107,7 +41291,7 @@
         <w:ind w:left="6480" w:hanging="360"/>
       </w:pPr>
       <w:rPr>
-        <w:rFonts w:ascii="Wingdings" w:hAnsi="Wingdings" w:hint="default"/>
+        <w:rFonts w:hint="default" w:ascii="Wingdings" w:hAnsi="Wingdings"/>
         <w:sz w:val="20"/>
       </w:rPr>
     </w:lvl>
@@ -41125,7 +41309,7 @@
         <w:ind w:left="1080" w:hanging="360"/>
       </w:pPr>
       <w:rPr>
-        <w:rFonts w:ascii="Symbol" w:hAnsi="Symbol" w:hint="default"/>
+        <w:rFonts w:hint="default" w:ascii="Symbol" w:hAnsi="Symbol"/>
       </w:rPr>
     </w:lvl>
     <w:lvl w:ilvl="1" w:tplc="080A0003" w:tentative="1">
@@ -41137,7 +41321,7 @@
         <w:ind w:left="1800" w:hanging="360"/>
       </w:pPr>
       <w:rPr>
-        <w:rFonts w:ascii="Courier New" w:hAnsi="Courier New" w:cs="Courier New" w:hint="default"/>
+        <w:rFonts w:hint="default" w:ascii="Courier New" w:hAnsi="Courier New" w:cs="Courier New"/>
       </w:rPr>
     </w:lvl>
     <w:lvl w:ilvl="2" w:tplc="080A0005" w:tentative="1">
@@ -41149,7 +41333,7 @@
         <w:ind w:left="2520" w:hanging="360"/>
       </w:pPr>
       <w:rPr>
-        <w:rFonts w:ascii="Wingdings" w:hAnsi="Wingdings" w:hint="default"/>
+        <w:rFonts w:hint="default" w:ascii="Wingdings" w:hAnsi="Wingdings"/>
       </w:rPr>
     </w:lvl>
     <w:lvl w:ilvl="3" w:tplc="080A0001" w:tentative="1">
@@ -41161,7 +41345,7 @@
         <w:ind w:left="3240" w:hanging="360"/>
       </w:pPr>
       <w:rPr>
-        <w:rFonts w:ascii="Symbol" w:hAnsi="Symbol" w:hint="default"/>
+        <w:rFonts w:hint="default" w:ascii="Symbol" w:hAnsi="Symbol"/>
       </w:rPr>
     </w:lvl>
     <w:lvl w:ilvl="4" w:tplc="080A0003" w:tentative="1">
@@ -41173,7 +41357,7 @@
         <w:ind w:left="3960" w:hanging="360"/>
       </w:pPr>
       <w:rPr>
-        <w:rFonts w:ascii="Courier New" w:hAnsi="Courier New" w:cs="Courier New" w:hint="default"/>
+        <w:rFonts w:hint="default" w:ascii="Courier New" w:hAnsi="Courier New" w:cs="Courier New"/>
       </w:rPr>
     </w:lvl>
     <w:lvl w:ilvl="5" w:tplc="080A0005" w:tentative="1">
@@ -41185,7 +41369,7 @@
         <w:ind w:left="4680" w:hanging="360"/>
       </w:pPr>
       <w:rPr>
-        <w:rFonts w:ascii="Wingdings" w:hAnsi="Wingdings" w:hint="default"/>
+        <w:rFonts w:hint="default" w:ascii="Wingdings" w:hAnsi="Wingdings"/>
       </w:rPr>
     </w:lvl>
     <w:lvl w:ilvl="6" w:tplc="080A0001" w:tentative="1">
@@ -41197,7 +41381,7 @@
         <w:ind w:left="5400" w:hanging="360"/>
       </w:pPr>
       <w:rPr>
-        <w:rFonts w:ascii="Symbol" w:hAnsi="Symbol" w:hint="default"/>
+        <w:rFonts w:hint="default" w:ascii="Symbol" w:hAnsi="Symbol"/>
       </w:rPr>
     </w:lvl>
     <w:lvl w:ilvl="7" w:tplc="080A0003" w:tentative="1">
@@ -41209,7 +41393,7 @@
         <w:ind w:left="6120" w:hanging="360"/>
       </w:pPr>
       <w:rPr>
-        <w:rFonts w:ascii="Courier New" w:hAnsi="Courier New" w:cs="Courier New" w:hint="default"/>
+        <w:rFonts w:hint="default" w:ascii="Courier New" w:hAnsi="Courier New" w:cs="Courier New"/>
       </w:rPr>
     </w:lvl>
     <w:lvl w:ilvl="8" w:tplc="080A0005" w:tentative="1">
@@ -41221,7 +41405,7 @@
         <w:ind w:left="6840" w:hanging="360"/>
       </w:pPr>
       <w:rPr>
-        <w:rFonts w:ascii="Wingdings" w:hAnsi="Wingdings" w:hint="default"/>
+        <w:rFonts w:hint="default" w:ascii="Wingdings" w:hAnsi="Wingdings"/>
       </w:rPr>
     </w:lvl>
   </w:abstractNum>
@@ -41238,7 +41422,7 @@
         <w:ind w:left="360" w:hanging="360"/>
       </w:pPr>
       <w:rPr>
-        <w:rFonts w:ascii="Symbol" w:hAnsi="Symbol" w:hint="default"/>
+        <w:rFonts w:hint="default" w:ascii="Symbol" w:hAnsi="Symbol"/>
       </w:rPr>
     </w:lvl>
     <w:lvl w:ilvl="1" w:tplc="FFFFFFFF" w:tentative="1">
@@ -41250,7 +41434,7 @@
         <w:ind w:left="2232" w:hanging="360"/>
       </w:pPr>
       <w:rPr>
-        <w:rFonts w:ascii="Courier New" w:hAnsi="Courier New" w:cs="Courier New" w:hint="default"/>
+        <w:rFonts w:hint="default" w:ascii="Courier New" w:hAnsi="Courier New" w:cs="Courier New"/>
       </w:rPr>
     </w:lvl>
     <w:lvl w:ilvl="2" w:tplc="FFFFFFFF" w:tentative="1">
@@ -41262,7 +41446,7 @@
         <w:ind w:left="2952" w:hanging="360"/>
       </w:pPr>
       <w:rPr>
-        <w:rFonts w:ascii="Wingdings" w:hAnsi="Wingdings" w:hint="default"/>
+        <w:rFonts w:hint="default" w:ascii="Wingdings" w:hAnsi="Wingdings"/>
       </w:rPr>
     </w:lvl>
     <w:lvl w:ilvl="3" w:tplc="FFFFFFFF" w:tentative="1">
@@ -41274,7 +41458,7 @@
         <w:ind w:left="3672" w:hanging="360"/>
       </w:pPr>
       <w:rPr>
-        <w:rFonts w:ascii="Symbol" w:hAnsi="Symbol" w:hint="default"/>
+        <w:rFonts w:hint="default" w:ascii="Symbol" w:hAnsi="Symbol"/>
       </w:rPr>
     </w:lvl>
     <w:lvl w:ilvl="4" w:tplc="FFFFFFFF" w:tentative="1">
@@ -41286,7 +41470,7 @@
         <w:ind w:left="4392" w:hanging="360"/>
       </w:pPr>
       <w:rPr>
-        <w:rFonts w:ascii="Courier New" w:hAnsi="Courier New" w:cs="Courier New" w:hint="default"/>
+        <w:rFonts w:hint="default" w:ascii="Courier New" w:hAnsi="Courier New" w:cs="Courier New"/>
       </w:rPr>
     </w:lvl>
     <w:lvl w:ilvl="5" w:tplc="FFFFFFFF" w:tentative="1">
@@ -41298,7 +41482,7 @@
         <w:ind w:left="5112" w:hanging="360"/>
       </w:pPr>
       <w:rPr>
-        <w:rFonts w:ascii="Wingdings" w:hAnsi="Wingdings" w:hint="default"/>
+        <w:rFonts w:hint="default" w:ascii="Wingdings" w:hAnsi="Wingdings"/>
       </w:rPr>
     </w:lvl>
     <w:lvl w:ilvl="6" w:tplc="FFFFFFFF" w:tentative="1">
@@ -41310,7 +41494,7 @@
         <w:ind w:left="5832" w:hanging="360"/>
       </w:pPr>
       <w:rPr>
-        <w:rFonts w:ascii="Symbol" w:hAnsi="Symbol" w:hint="default"/>
+        <w:rFonts w:hint="default" w:ascii="Symbol" w:hAnsi="Symbol"/>
       </w:rPr>
     </w:lvl>
     <w:lvl w:ilvl="7" w:tplc="FFFFFFFF" w:tentative="1">
@@ -41322,7 +41506,7 @@
         <w:ind w:left="6552" w:hanging="360"/>
       </w:pPr>
       <w:rPr>
-        <w:rFonts w:ascii="Courier New" w:hAnsi="Courier New" w:cs="Courier New" w:hint="default"/>
+        <w:rFonts w:hint="default" w:ascii="Courier New" w:hAnsi="Courier New" w:cs="Courier New"/>
       </w:rPr>
     </w:lvl>
     <w:lvl w:ilvl="8" w:tplc="FFFFFFFF" w:tentative="1">
@@ -41334,7 +41518,7 @@
         <w:ind w:left="7272" w:hanging="360"/>
       </w:pPr>
       <w:rPr>
-        <w:rFonts w:ascii="Wingdings" w:hAnsi="Wingdings" w:hint="default"/>
+        <w:rFonts w:hint="default" w:ascii="Wingdings" w:hAnsi="Wingdings"/>
       </w:rPr>
     </w:lvl>
   </w:abstractNum>
@@ -41351,7 +41535,7 @@
         <w:ind w:left="1512" w:hanging="360"/>
       </w:pPr>
       <w:rPr>
-        <w:rFonts w:ascii="Symbol" w:hAnsi="Symbol" w:hint="default"/>
+        <w:rFonts w:hint="default" w:ascii="Symbol" w:hAnsi="Symbol"/>
       </w:rPr>
     </w:lvl>
     <w:lvl w:ilvl="1" w:tplc="080A0003" w:tentative="1">
@@ -41363,7 +41547,7 @@
         <w:ind w:left="2232" w:hanging="360"/>
       </w:pPr>
       <w:rPr>
-        <w:rFonts w:ascii="Courier New" w:hAnsi="Courier New" w:cs="Courier New" w:hint="default"/>
+        <w:rFonts w:hint="default" w:ascii="Courier New" w:hAnsi="Courier New" w:cs="Courier New"/>
       </w:rPr>
     </w:lvl>
     <w:lvl w:ilvl="2" w:tplc="080A0005" w:tentative="1">
@@ -41375,7 +41559,7 @@
         <w:ind w:left="2952" w:hanging="360"/>
       </w:pPr>
       <w:rPr>
-        <w:rFonts w:ascii="Wingdings" w:hAnsi="Wingdings" w:hint="default"/>
+        <w:rFonts w:hint="default" w:ascii="Wingdings" w:hAnsi="Wingdings"/>
       </w:rPr>
     </w:lvl>
     <w:lvl w:ilvl="3" w:tplc="080A0001" w:tentative="1">
@@ -41387,7 +41571,7 @@
         <w:ind w:left="3672" w:hanging="360"/>
       </w:pPr>
       <w:rPr>
-        <w:rFonts w:ascii="Symbol" w:hAnsi="Symbol" w:hint="default"/>
+        <w:rFonts w:hint="default" w:ascii="Symbol" w:hAnsi="Symbol"/>
       </w:rPr>
     </w:lvl>
     <w:lvl w:ilvl="4" w:tplc="080A0003" w:tentative="1">
@@ -41399,7 +41583,7 @@
         <w:ind w:left="4392" w:hanging="360"/>
       </w:pPr>
       <w:rPr>
-        <w:rFonts w:ascii="Courier New" w:hAnsi="Courier New" w:cs="Courier New" w:hint="default"/>
+        <w:rFonts w:hint="default" w:ascii="Courier New" w:hAnsi="Courier New" w:cs="Courier New"/>
       </w:rPr>
     </w:lvl>
     <w:lvl w:ilvl="5" w:tplc="080A0005" w:tentative="1">
@@ -41411,7 +41595,7 @@
         <w:ind w:left="5112" w:hanging="360"/>
       </w:pPr>
       <w:rPr>
-        <w:rFonts w:ascii="Wingdings" w:hAnsi="Wingdings" w:hint="default"/>
+        <w:rFonts w:hint="default" w:ascii="Wingdings" w:hAnsi="Wingdings"/>
       </w:rPr>
     </w:lvl>
     <w:lvl w:ilvl="6" w:tplc="080A0001" w:tentative="1">
@@ -41423,7 +41607,7 @@
         <w:ind w:left="5832" w:hanging="360"/>
       </w:pPr>
       <w:rPr>
-        <w:rFonts w:ascii="Symbol" w:hAnsi="Symbol" w:hint="default"/>
+        <w:rFonts w:hint="default" w:ascii="Symbol" w:hAnsi="Symbol"/>
       </w:rPr>
     </w:lvl>
     <w:lvl w:ilvl="7" w:tplc="080A0003" w:tentative="1">
@@ -41435,7 +41619,7 @@
         <w:ind w:left="6552" w:hanging="360"/>
       </w:pPr>
       <w:rPr>
-        <w:rFonts w:ascii="Courier New" w:hAnsi="Courier New" w:cs="Courier New" w:hint="default"/>
+        <w:rFonts w:hint="default" w:ascii="Courier New" w:hAnsi="Courier New" w:cs="Courier New"/>
       </w:rPr>
     </w:lvl>
     <w:lvl w:ilvl="8" w:tplc="080A0005" w:tentative="1">
@@ -41447,7 +41631,7 @@
         <w:ind w:left="7272" w:hanging="360"/>
       </w:pPr>
       <w:rPr>
-        <w:rFonts w:ascii="Wingdings" w:hAnsi="Wingdings" w:hint="default"/>
+        <w:rFonts w:hint="default" w:ascii="Wingdings" w:hAnsi="Wingdings"/>
       </w:rPr>
     </w:lvl>
   </w:abstractNum>
@@ -41467,7 +41651,7 @@
         <w:ind w:left="786" w:hanging="360"/>
       </w:pPr>
       <w:rPr>
-        <w:rFonts w:ascii="Symbol" w:hAnsi="Symbol" w:hint="default"/>
+        <w:rFonts w:hint="default" w:ascii="Symbol" w:hAnsi="Symbol"/>
         <w:sz w:val="20"/>
       </w:rPr>
     </w:lvl>
@@ -41483,7 +41667,7 @@
         <w:ind w:left="1506" w:hanging="360"/>
       </w:pPr>
       <w:rPr>
-        <w:rFonts w:ascii="Courier New" w:hAnsi="Courier New" w:hint="default"/>
+        <w:rFonts w:hint="default" w:ascii="Courier New" w:hAnsi="Courier New"/>
         <w:sz w:val="20"/>
       </w:rPr>
     </w:lvl>
@@ -41499,7 +41683,7 @@
         <w:ind w:left="2226" w:hanging="360"/>
       </w:pPr>
       <w:rPr>
-        <w:rFonts w:ascii="Wingdings" w:hAnsi="Wingdings" w:hint="default"/>
+        <w:rFonts w:hint="default" w:ascii="Wingdings" w:hAnsi="Wingdings"/>
         <w:sz w:val="20"/>
       </w:rPr>
     </w:lvl>
@@ -41515,7 +41699,7 @@
         <w:ind w:left="2946" w:hanging="360"/>
       </w:pPr>
       <w:rPr>
-        <w:rFonts w:ascii="Wingdings" w:hAnsi="Wingdings" w:hint="default"/>
+        <w:rFonts w:hint="default" w:ascii="Wingdings" w:hAnsi="Wingdings"/>
         <w:sz w:val="20"/>
       </w:rPr>
     </w:lvl>
@@ -41531,7 +41715,7 @@
         <w:ind w:left="3666" w:hanging="360"/>
       </w:pPr>
       <w:rPr>
-        <w:rFonts w:ascii="Wingdings" w:hAnsi="Wingdings" w:hint="default"/>
+        <w:rFonts w:hint="default" w:ascii="Wingdings" w:hAnsi="Wingdings"/>
         <w:sz w:val="20"/>
       </w:rPr>
     </w:lvl>
@@ -41547,7 +41731,7 @@
         <w:ind w:left="4386" w:hanging="360"/>
       </w:pPr>
       <w:rPr>
-        <w:rFonts w:ascii="Wingdings" w:hAnsi="Wingdings" w:hint="default"/>
+        <w:rFonts w:hint="default" w:ascii="Wingdings" w:hAnsi="Wingdings"/>
         <w:sz w:val="20"/>
       </w:rPr>
     </w:lvl>
@@ -41563,7 +41747,7 @@
         <w:ind w:left="5106" w:hanging="360"/>
       </w:pPr>
       <w:rPr>
-        <w:rFonts w:ascii="Wingdings" w:hAnsi="Wingdings" w:hint="default"/>
+        <w:rFonts w:hint="default" w:ascii="Wingdings" w:hAnsi="Wingdings"/>
         <w:sz w:val="20"/>
       </w:rPr>
     </w:lvl>
@@ -41579,7 +41763,7 @@
         <w:ind w:left="5826" w:hanging="360"/>
       </w:pPr>
       <w:rPr>
-        <w:rFonts w:ascii="Wingdings" w:hAnsi="Wingdings" w:hint="default"/>
+        <w:rFonts w:hint="default" w:ascii="Wingdings" w:hAnsi="Wingdings"/>
         <w:sz w:val="20"/>
       </w:rPr>
     </w:lvl>
@@ -41595,7 +41779,7 @@
         <w:ind w:left="6546" w:hanging="360"/>
       </w:pPr>
       <w:rPr>
-        <w:rFonts w:ascii="Wingdings" w:hAnsi="Wingdings" w:hint="default"/>
+        <w:rFonts w:hint="default" w:ascii="Wingdings" w:hAnsi="Wingdings"/>
         <w:sz w:val="20"/>
       </w:rPr>
     </w:lvl>
@@ -41613,7 +41797,7 @@
         <w:ind w:left="1146" w:hanging="360"/>
       </w:pPr>
       <w:rPr>
-        <w:rFonts w:ascii="Symbol" w:hAnsi="Symbol" w:hint="default"/>
+        <w:rFonts w:hint="default" w:ascii="Symbol" w:hAnsi="Symbol"/>
       </w:rPr>
     </w:lvl>
     <w:lvl w:ilvl="1" w:tplc="080A0003" w:tentative="1">
@@ -41625,7 +41809,7 @@
         <w:ind w:left="1866" w:hanging="360"/>
       </w:pPr>
       <w:rPr>
-        <w:rFonts w:ascii="Courier New" w:hAnsi="Courier New" w:cs="Courier New" w:hint="default"/>
+        <w:rFonts w:hint="default" w:ascii="Courier New" w:hAnsi="Courier New" w:cs="Courier New"/>
       </w:rPr>
     </w:lvl>
     <w:lvl w:ilvl="2" w:tplc="080A0005" w:tentative="1">
@@ -41637,7 +41821,7 @@
         <w:ind w:left="2586" w:hanging="360"/>
       </w:pPr>
       <w:rPr>
-        <w:rFonts w:ascii="Wingdings" w:hAnsi="Wingdings" w:hint="default"/>
+        <w:rFonts w:hint="default" w:ascii="Wingdings" w:hAnsi="Wingdings"/>
       </w:rPr>
     </w:lvl>
     <w:lvl w:ilvl="3" w:tplc="080A0001" w:tentative="1">
@@ -41649,7 +41833,7 @@
         <w:ind w:left="3306" w:hanging="360"/>
       </w:pPr>
       <w:rPr>
-        <w:rFonts w:ascii="Symbol" w:hAnsi="Symbol" w:hint="default"/>
+        <w:rFonts w:hint="default" w:ascii="Symbol" w:hAnsi="Symbol"/>
       </w:rPr>
     </w:lvl>
     <w:lvl w:ilvl="4" w:tplc="080A0003" w:tentative="1">
@@ -41661,7 +41845,7 @@
         <w:ind w:left="4026" w:hanging="360"/>
       </w:pPr>
       <w:rPr>
-        <w:rFonts w:ascii="Courier New" w:hAnsi="Courier New" w:cs="Courier New" w:hint="default"/>
+        <w:rFonts w:hint="default" w:ascii="Courier New" w:hAnsi="Courier New" w:cs="Courier New"/>
       </w:rPr>
     </w:lvl>
     <w:lvl w:ilvl="5" w:tplc="080A0005" w:tentative="1">
@@ -41673,7 +41857,7 @@
         <w:ind w:left="4746" w:hanging="360"/>
       </w:pPr>
       <w:rPr>
-        <w:rFonts w:ascii="Wingdings" w:hAnsi="Wingdings" w:hint="default"/>
+        <w:rFonts w:hint="default" w:ascii="Wingdings" w:hAnsi="Wingdings"/>
       </w:rPr>
     </w:lvl>
     <w:lvl w:ilvl="6" w:tplc="080A0001" w:tentative="1">
@@ -41685,7 +41869,7 @@
         <w:ind w:left="5466" w:hanging="360"/>
       </w:pPr>
       <w:rPr>
-        <w:rFonts w:ascii="Symbol" w:hAnsi="Symbol" w:hint="default"/>
+        <w:rFonts w:hint="default" w:ascii="Symbol" w:hAnsi="Symbol"/>
       </w:rPr>
     </w:lvl>
     <w:lvl w:ilvl="7" w:tplc="080A0003" w:tentative="1">
@@ -41697,7 +41881,7 @@
         <w:ind w:left="6186" w:hanging="360"/>
       </w:pPr>
       <w:rPr>
-        <w:rFonts w:ascii="Courier New" w:hAnsi="Courier New" w:cs="Courier New" w:hint="default"/>
+        <w:rFonts w:hint="default" w:ascii="Courier New" w:hAnsi="Courier New" w:cs="Courier New"/>
       </w:rPr>
     </w:lvl>
     <w:lvl w:ilvl="8" w:tplc="080A0005" w:tentative="1">
@@ -41709,7 +41893,7 @@
         <w:ind w:left="6906" w:hanging="360"/>
       </w:pPr>
       <w:rPr>
-        <w:rFonts w:ascii="Wingdings" w:hAnsi="Wingdings" w:hint="default"/>
+        <w:rFonts w:hint="default" w:ascii="Wingdings" w:hAnsi="Wingdings"/>
       </w:rPr>
     </w:lvl>
   </w:abstractNum>
@@ -41726,7 +41910,7 @@
         <w:ind w:left="1080" w:hanging="360"/>
       </w:pPr>
       <w:rPr>
-        <w:rFonts w:ascii="Symbol" w:hAnsi="Symbol" w:hint="default"/>
+        <w:rFonts w:hint="default" w:ascii="Symbol" w:hAnsi="Symbol"/>
       </w:rPr>
     </w:lvl>
     <w:lvl w:ilvl="1" w:tplc="080A0003" w:tentative="1">
@@ -41738,7 +41922,7 @@
         <w:ind w:left="1800" w:hanging="360"/>
       </w:pPr>
       <w:rPr>
-        <w:rFonts w:ascii="Courier New" w:hAnsi="Courier New" w:cs="Courier New" w:hint="default"/>
+        <w:rFonts w:hint="default" w:ascii="Courier New" w:hAnsi="Courier New" w:cs="Courier New"/>
       </w:rPr>
     </w:lvl>
     <w:lvl w:ilvl="2" w:tplc="080A0005" w:tentative="1">
@@ -41750,7 +41934,7 @@
         <w:ind w:left="2520" w:hanging="360"/>
       </w:pPr>
       <w:rPr>
-        <w:rFonts w:ascii="Wingdings" w:hAnsi="Wingdings" w:hint="default"/>
+        <w:rFonts w:hint="default" w:ascii="Wingdings" w:hAnsi="Wingdings"/>
       </w:rPr>
     </w:lvl>
     <w:lvl w:ilvl="3" w:tplc="080A0001" w:tentative="1">
@@ -41762,7 +41946,7 @@
         <w:ind w:left="3240" w:hanging="360"/>
       </w:pPr>
       <w:rPr>
-        <w:rFonts w:ascii="Symbol" w:hAnsi="Symbol" w:hint="default"/>
+        <w:rFonts w:hint="default" w:ascii="Symbol" w:hAnsi="Symbol"/>
       </w:rPr>
     </w:lvl>
     <w:lvl w:ilvl="4" w:tplc="080A0003" w:tentative="1">
@@ -41774,7 +41958,7 @@
         <w:ind w:left="3960" w:hanging="360"/>
       </w:pPr>
       <w:rPr>
-        <w:rFonts w:ascii="Courier New" w:hAnsi="Courier New" w:cs="Courier New" w:hint="default"/>
+        <w:rFonts w:hint="default" w:ascii="Courier New" w:hAnsi="Courier New" w:cs="Courier New"/>
       </w:rPr>
     </w:lvl>
     <w:lvl w:ilvl="5" w:tplc="080A0005" w:tentative="1">
@@ -41786,7 +41970,7 @@
         <w:ind w:left="4680" w:hanging="360"/>
       </w:pPr>
       <w:rPr>
-        <w:rFonts w:ascii="Wingdings" w:hAnsi="Wingdings" w:hint="default"/>
+        <w:rFonts w:hint="default" w:ascii="Wingdings" w:hAnsi="Wingdings"/>
       </w:rPr>
     </w:lvl>
     <w:lvl w:ilvl="6" w:tplc="080A0001" w:tentative="1">
@@ -41798,7 +41982,7 @@
         <w:ind w:left="5400" w:hanging="360"/>
       </w:pPr>
       <w:rPr>
-        <w:rFonts w:ascii="Symbol" w:hAnsi="Symbol" w:hint="default"/>
+        <w:rFonts w:hint="default" w:ascii="Symbol" w:hAnsi="Symbol"/>
       </w:rPr>
     </w:lvl>
     <w:lvl w:ilvl="7" w:tplc="080A0003" w:tentative="1">
@@ -41810,7 +41994,7 @@
         <w:ind w:left="6120" w:hanging="360"/>
       </w:pPr>
       <w:rPr>
-        <w:rFonts w:ascii="Courier New" w:hAnsi="Courier New" w:cs="Courier New" w:hint="default"/>
+        <w:rFonts w:hint="default" w:ascii="Courier New" w:hAnsi="Courier New" w:cs="Courier New"/>
       </w:rPr>
     </w:lvl>
     <w:lvl w:ilvl="8" w:tplc="080A0005" w:tentative="1">
@@ -41822,7 +42006,7 @@
         <w:ind w:left="6840" w:hanging="360"/>
       </w:pPr>
       <w:rPr>
-        <w:rFonts w:ascii="Wingdings" w:hAnsi="Wingdings" w:hint="default"/>
+        <w:rFonts w:hint="default" w:ascii="Wingdings" w:hAnsi="Wingdings"/>
       </w:rPr>
     </w:lvl>
   </w:abstractNum>
@@ -41839,7 +42023,7 @@
         <w:ind w:left="858" w:hanging="360"/>
       </w:pPr>
       <w:rPr>
-        <w:rFonts w:ascii="Symbol" w:hAnsi="Symbol" w:hint="default"/>
+        <w:rFonts w:hint="default" w:ascii="Symbol" w:hAnsi="Symbol"/>
         <w:sz w:val="20"/>
       </w:rPr>
     </w:lvl>
@@ -41855,7 +42039,7 @@
         <w:ind w:left="1578" w:hanging="360"/>
       </w:pPr>
       <w:rPr>
-        <w:rFonts w:ascii="Courier New" w:hAnsi="Courier New" w:hint="default"/>
+        <w:rFonts w:hint="default" w:ascii="Courier New" w:hAnsi="Courier New"/>
         <w:sz w:val="20"/>
       </w:rPr>
     </w:lvl>
@@ -41871,7 +42055,7 @@
         <w:ind w:left="2298" w:hanging="360"/>
       </w:pPr>
       <w:rPr>
-        <w:rFonts w:ascii="Wingdings" w:hAnsi="Wingdings" w:hint="default"/>
+        <w:rFonts w:hint="default" w:ascii="Wingdings" w:hAnsi="Wingdings"/>
         <w:sz w:val="20"/>
       </w:rPr>
     </w:lvl>
@@ -41887,7 +42071,7 @@
         <w:ind w:left="3018" w:hanging="360"/>
       </w:pPr>
       <w:rPr>
-        <w:rFonts w:ascii="Wingdings" w:hAnsi="Wingdings" w:hint="default"/>
+        <w:rFonts w:hint="default" w:ascii="Wingdings" w:hAnsi="Wingdings"/>
         <w:sz w:val="20"/>
       </w:rPr>
     </w:lvl>
@@ -41903,7 +42087,7 @@
         <w:ind w:left="3738" w:hanging="360"/>
       </w:pPr>
       <w:rPr>
-        <w:rFonts w:ascii="Wingdings" w:hAnsi="Wingdings" w:hint="default"/>
+        <w:rFonts w:hint="default" w:ascii="Wingdings" w:hAnsi="Wingdings"/>
         <w:sz w:val="20"/>
       </w:rPr>
     </w:lvl>
@@ -41919,7 +42103,7 @@
         <w:ind w:left="4458" w:hanging="360"/>
       </w:pPr>
       <w:rPr>
-        <w:rFonts w:ascii="Wingdings" w:hAnsi="Wingdings" w:hint="default"/>
+        <w:rFonts w:hint="default" w:ascii="Wingdings" w:hAnsi="Wingdings"/>
         <w:sz w:val="20"/>
       </w:rPr>
     </w:lvl>
@@ -41935,7 +42119,7 @@
         <w:ind w:left="5178" w:hanging="360"/>
       </w:pPr>
       <w:rPr>
-        <w:rFonts w:ascii="Wingdings" w:hAnsi="Wingdings" w:hint="default"/>
+        <w:rFonts w:hint="default" w:ascii="Wingdings" w:hAnsi="Wingdings"/>
         <w:sz w:val="20"/>
       </w:rPr>
     </w:lvl>
@@ -41951,7 +42135,7 @@
         <w:ind w:left="5898" w:hanging="360"/>
       </w:pPr>
       <w:rPr>
-        <w:rFonts w:ascii="Wingdings" w:hAnsi="Wingdings" w:hint="default"/>
+        <w:rFonts w:hint="default" w:ascii="Wingdings" w:hAnsi="Wingdings"/>
         <w:sz w:val="20"/>
       </w:rPr>
     </w:lvl>
@@ -41967,7 +42151,7 @@
         <w:ind w:left="6618" w:hanging="360"/>
       </w:pPr>
       <w:rPr>
-        <w:rFonts w:ascii="Wingdings" w:hAnsi="Wingdings" w:hint="default"/>
+        <w:rFonts w:hint="default" w:ascii="Wingdings" w:hAnsi="Wingdings"/>
         <w:sz w:val="20"/>
       </w:rPr>
     </w:lvl>
@@ -42071,7 +42255,7 @@
         <w:ind w:left="1080" w:hanging="360"/>
       </w:pPr>
       <w:rPr>
-        <w:rFonts w:ascii="Symbol" w:hAnsi="Symbol" w:hint="default"/>
+        <w:rFonts w:hint="default" w:ascii="Symbol" w:hAnsi="Symbol"/>
       </w:rPr>
     </w:lvl>
     <w:lvl w:ilvl="1" w:tplc="080A0003" w:tentative="1">
@@ -42083,7 +42267,7 @@
         <w:ind w:left="1800" w:hanging="360"/>
       </w:pPr>
       <w:rPr>
-        <w:rFonts w:ascii="Courier New" w:hAnsi="Courier New" w:cs="Courier New" w:hint="default"/>
+        <w:rFonts w:hint="default" w:ascii="Courier New" w:hAnsi="Courier New" w:cs="Courier New"/>
       </w:rPr>
     </w:lvl>
     <w:lvl w:ilvl="2" w:tplc="080A0005" w:tentative="1">
@@ -42095,7 +42279,7 @@
         <w:ind w:left="2520" w:hanging="360"/>
       </w:pPr>
       <w:rPr>
-        <w:rFonts w:ascii="Wingdings" w:hAnsi="Wingdings" w:hint="default"/>
+        <w:rFonts w:hint="default" w:ascii="Wingdings" w:hAnsi="Wingdings"/>
       </w:rPr>
     </w:lvl>
     <w:lvl w:ilvl="3" w:tplc="080A0001" w:tentative="1">
@@ -42107,7 +42291,7 @@
         <w:ind w:left="3240" w:hanging="360"/>
       </w:pPr>
       <w:rPr>
-        <w:rFonts w:ascii="Symbol" w:hAnsi="Symbol" w:hint="default"/>
+        <w:rFonts w:hint="default" w:ascii="Symbol" w:hAnsi="Symbol"/>
       </w:rPr>
     </w:lvl>
     <w:lvl w:ilvl="4" w:tplc="080A0003" w:tentative="1">
@@ -42119,7 +42303,7 @@
         <w:ind w:left="3960" w:hanging="360"/>
       </w:pPr>
       <w:rPr>
-        <w:rFonts w:ascii="Courier New" w:hAnsi="Courier New" w:cs="Courier New" w:hint="default"/>
+        <w:rFonts w:hint="default" w:ascii="Courier New" w:hAnsi="Courier New" w:cs="Courier New"/>
       </w:rPr>
     </w:lvl>
     <w:lvl w:ilvl="5" w:tplc="080A0005" w:tentative="1">
@@ -42131,7 +42315,7 @@
         <w:ind w:left="4680" w:hanging="360"/>
       </w:pPr>
       <w:rPr>
-        <w:rFonts w:ascii="Wingdings" w:hAnsi="Wingdings" w:hint="default"/>
+        <w:rFonts w:hint="default" w:ascii="Wingdings" w:hAnsi="Wingdings"/>
       </w:rPr>
     </w:lvl>
     <w:lvl w:ilvl="6" w:tplc="080A0001" w:tentative="1">
@@ -42143,7 +42327,7 @@
         <w:ind w:left="5400" w:hanging="360"/>
       </w:pPr>
       <w:rPr>
-        <w:rFonts w:ascii="Symbol" w:hAnsi="Symbol" w:hint="default"/>
+        <w:rFonts w:hint="default" w:ascii="Symbol" w:hAnsi="Symbol"/>
       </w:rPr>
     </w:lvl>
     <w:lvl w:ilvl="7" w:tplc="080A0003" w:tentative="1">
@@ -42155,7 +42339,7 @@
         <w:ind w:left="6120" w:hanging="360"/>
       </w:pPr>
       <w:rPr>
-        <w:rFonts w:ascii="Courier New" w:hAnsi="Courier New" w:cs="Courier New" w:hint="default"/>
+        <w:rFonts w:hint="default" w:ascii="Courier New" w:hAnsi="Courier New" w:cs="Courier New"/>
       </w:rPr>
     </w:lvl>
     <w:lvl w:ilvl="8" w:tplc="080A0005" w:tentative="1">
@@ -42167,7 +42351,7 @@
         <w:ind w:left="6840" w:hanging="360"/>
       </w:pPr>
       <w:rPr>
-        <w:rFonts w:ascii="Wingdings" w:hAnsi="Wingdings" w:hint="default"/>
+        <w:rFonts w:hint="default" w:ascii="Wingdings" w:hAnsi="Wingdings"/>
       </w:rPr>
     </w:lvl>
   </w:abstractNum>
@@ -42184,7 +42368,7 @@
         <w:ind w:left="1512" w:hanging="360"/>
       </w:pPr>
       <w:rPr>
-        <w:rFonts w:ascii="Symbol" w:hAnsi="Symbol" w:hint="default"/>
+        <w:rFonts w:hint="default" w:ascii="Symbol" w:hAnsi="Symbol"/>
       </w:rPr>
     </w:lvl>
     <w:lvl w:ilvl="1" w:tplc="080A0003" w:tentative="1">
@@ -42196,7 +42380,7 @@
         <w:ind w:left="2232" w:hanging="360"/>
       </w:pPr>
       <w:rPr>
-        <w:rFonts w:ascii="Courier New" w:hAnsi="Courier New" w:cs="Courier New" w:hint="default"/>
+        <w:rFonts w:hint="default" w:ascii="Courier New" w:hAnsi="Courier New" w:cs="Courier New"/>
       </w:rPr>
     </w:lvl>
     <w:lvl w:ilvl="2" w:tplc="080A0005" w:tentative="1">
@@ -42208,7 +42392,7 @@
         <w:ind w:left="2952" w:hanging="360"/>
       </w:pPr>
       <w:rPr>
-        <w:rFonts w:ascii="Wingdings" w:hAnsi="Wingdings" w:hint="default"/>
+        <w:rFonts w:hint="default" w:ascii="Wingdings" w:hAnsi="Wingdings"/>
       </w:rPr>
     </w:lvl>
     <w:lvl w:ilvl="3" w:tplc="080A0001" w:tentative="1">
@@ -42220,7 +42404,7 @@
         <w:ind w:left="3672" w:hanging="360"/>
       </w:pPr>
       <w:rPr>
-        <w:rFonts w:ascii="Symbol" w:hAnsi="Symbol" w:hint="default"/>
+        <w:rFonts w:hint="default" w:ascii="Symbol" w:hAnsi="Symbol"/>
       </w:rPr>
     </w:lvl>
     <w:lvl w:ilvl="4" w:tplc="080A0003" w:tentative="1">
@@ -42232,7 +42416,7 @@
         <w:ind w:left="4392" w:hanging="360"/>
       </w:pPr>
       <w:rPr>
-        <w:rFonts w:ascii="Courier New" w:hAnsi="Courier New" w:cs="Courier New" w:hint="default"/>
+        <w:rFonts w:hint="default" w:ascii="Courier New" w:hAnsi="Courier New" w:cs="Courier New"/>
       </w:rPr>
     </w:lvl>
     <w:lvl w:ilvl="5" w:tplc="080A0005" w:tentative="1">
@@ -42244,7 +42428,7 @@
         <w:ind w:left="5112" w:hanging="360"/>
       </w:pPr>
       <w:rPr>
-        <w:rFonts w:ascii="Wingdings" w:hAnsi="Wingdings" w:hint="default"/>
+        <w:rFonts w:hint="default" w:ascii="Wingdings" w:hAnsi="Wingdings"/>
       </w:rPr>
     </w:lvl>
     <w:lvl w:ilvl="6" w:tplc="080A0001" w:tentative="1">
@@ -42256,7 +42440,7 @@
         <w:ind w:left="5832" w:hanging="360"/>
       </w:pPr>
       <w:rPr>
-        <w:rFonts w:ascii="Symbol" w:hAnsi="Symbol" w:hint="default"/>
+        <w:rFonts w:hint="default" w:ascii="Symbol" w:hAnsi="Symbol"/>
       </w:rPr>
     </w:lvl>
     <w:lvl w:ilvl="7" w:tplc="080A0003" w:tentative="1">
@@ -42268,7 +42452,7 @@
         <w:ind w:left="6552" w:hanging="360"/>
       </w:pPr>
       <w:rPr>
-        <w:rFonts w:ascii="Courier New" w:hAnsi="Courier New" w:cs="Courier New" w:hint="default"/>
+        <w:rFonts w:hint="default" w:ascii="Courier New" w:hAnsi="Courier New" w:cs="Courier New"/>
       </w:rPr>
     </w:lvl>
     <w:lvl w:ilvl="8" w:tplc="080A0005" w:tentative="1">
@@ -42280,7 +42464,7 @@
         <w:ind w:left="7272" w:hanging="360"/>
       </w:pPr>
       <w:rPr>
-        <w:rFonts w:ascii="Wingdings" w:hAnsi="Wingdings" w:hint="default"/>
+        <w:rFonts w:hint="default" w:ascii="Wingdings" w:hAnsi="Wingdings"/>
       </w:rPr>
     </w:lvl>
   </w:abstractNum>
@@ -42297,7 +42481,7 @@
         <w:ind w:left="1146" w:hanging="360"/>
       </w:pPr>
       <w:rPr>
-        <w:rFonts w:ascii="Symbol" w:hAnsi="Symbol" w:hint="default"/>
+        <w:rFonts w:hint="default" w:ascii="Symbol" w:hAnsi="Symbol"/>
       </w:rPr>
     </w:lvl>
     <w:lvl w:ilvl="1" w:tplc="080A0003" w:tentative="1">
@@ -42309,7 +42493,7 @@
         <w:ind w:left="1866" w:hanging="360"/>
       </w:pPr>
       <w:rPr>
-        <w:rFonts w:ascii="Courier New" w:hAnsi="Courier New" w:cs="Courier New" w:hint="default"/>
+        <w:rFonts w:hint="default" w:ascii="Courier New" w:hAnsi="Courier New" w:cs="Courier New"/>
       </w:rPr>
     </w:lvl>
     <w:lvl w:ilvl="2" w:tplc="080A0005" w:tentative="1">
@@ -42321,7 +42505,7 @@
         <w:ind w:left="2586" w:hanging="360"/>
       </w:pPr>
       <w:rPr>
-        <w:rFonts w:ascii="Wingdings" w:hAnsi="Wingdings" w:hint="default"/>
+        <w:rFonts w:hint="default" w:ascii="Wingdings" w:hAnsi="Wingdings"/>
       </w:rPr>
     </w:lvl>
     <w:lvl w:ilvl="3" w:tplc="080A0001" w:tentative="1">
@@ -42333,7 +42517,7 @@
         <w:ind w:left="3306" w:hanging="360"/>
       </w:pPr>
       <w:rPr>
-        <w:rFonts w:ascii="Symbol" w:hAnsi="Symbol" w:hint="default"/>
+        <w:rFonts w:hint="default" w:ascii="Symbol" w:hAnsi="Symbol"/>
       </w:rPr>
     </w:lvl>
     <w:lvl w:ilvl="4" w:tplc="080A0003" w:tentative="1">
@@ -42345,7 +42529,7 @@
         <w:ind w:left="4026" w:hanging="360"/>
       </w:pPr>
       <w:rPr>
-        <w:rFonts w:ascii="Courier New" w:hAnsi="Courier New" w:cs="Courier New" w:hint="default"/>
+        <w:rFonts w:hint="default" w:ascii="Courier New" w:hAnsi="Courier New" w:cs="Courier New"/>
       </w:rPr>
     </w:lvl>
     <w:lvl w:ilvl="5" w:tplc="080A0005" w:tentative="1">
@@ -42357,7 +42541,7 @@
         <w:ind w:left="4746" w:hanging="360"/>
       </w:pPr>
       <w:rPr>
-        <w:rFonts w:ascii="Wingdings" w:hAnsi="Wingdings" w:hint="default"/>
+        <w:rFonts w:hint="default" w:ascii="Wingdings" w:hAnsi="Wingdings"/>
       </w:rPr>
     </w:lvl>
     <w:lvl w:ilvl="6" w:tplc="080A0001" w:tentative="1">
@@ -42369,7 +42553,7 @@
         <w:ind w:left="5466" w:hanging="360"/>
       </w:pPr>
       <w:rPr>
-        <w:rFonts w:ascii="Symbol" w:hAnsi="Symbol" w:hint="default"/>
+        <w:rFonts w:hint="default" w:ascii="Symbol" w:hAnsi="Symbol"/>
       </w:rPr>
     </w:lvl>
     <w:lvl w:ilvl="7" w:tplc="080A0003" w:tentative="1">
@@ -42381,7 +42565,7 @@
         <w:ind w:left="6186" w:hanging="360"/>
       </w:pPr>
       <w:rPr>
-        <w:rFonts w:ascii="Courier New" w:hAnsi="Courier New" w:cs="Courier New" w:hint="default"/>
+        <w:rFonts w:hint="default" w:ascii="Courier New" w:hAnsi="Courier New" w:cs="Courier New"/>
       </w:rPr>
     </w:lvl>
     <w:lvl w:ilvl="8" w:tplc="080A0005" w:tentative="1">
@@ -42393,7 +42577,7 @@
         <w:ind w:left="6906" w:hanging="360"/>
       </w:pPr>
       <w:rPr>
-        <w:rFonts w:ascii="Wingdings" w:hAnsi="Wingdings" w:hint="default"/>
+        <w:rFonts w:hint="default" w:ascii="Wingdings" w:hAnsi="Wingdings"/>
       </w:rPr>
     </w:lvl>
   </w:abstractNum>
@@ -42413,7 +42597,7 @@
         <w:ind w:left="858" w:hanging="360"/>
       </w:pPr>
       <w:rPr>
-        <w:rFonts w:ascii="Symbol" w:hAnsi="Symbol" w:hint="default"/>
+        <w:rFonts w:hint="default" w:ascii="Symbol" w:hAnsi="Symbol"/>
         <w:sz w:val="20"/>
       </w:rPr>
     </w:lvl>
@@ -42429,7 +42613,7 @@
         <w:ind w:left="1578" w:hanging="360"/>
       </w:pPr>
       <w:rPr>
-        <w:rFonts w:ascii="Courier New" w:hAnsi="Courier New" w:hint="default"/>
+        <w:rFonts w:hint="default" w:ascii="Courier New" w:hAnsi="Courier New"/>
         <w:sz w:val="20"/>
       </w:rPr>
     </w:lvl>
@@ -42445,7 +42629,7 @@
         <w:ind w:left="2298" w:hanging="360"/>
       </w:pPr>
       <w:rPr>
-        <w:rFonts w:ascii="Wingdings" w:hAnsi="Wingdings" w:hint="default"/>
+        <w:rFonts w:hint="default" w:ascii="Wingdings" w:hAnsi="Wingdings"/>
         <w:sz w:val="20"/>
       </w:rPr>
     </w:lvl>
@@ -42461,7 +42645,7 @@
         <w:ind w:left="3018" w:hanging="360"/>
       </w:pPr>
       <w:rPr>
-        <w:rFonts w:ascii="Wingdings" w:hAnsi="Wingdings" w:hint="default"/>
+        <w:rFonts w:hint="default" w:ascii="Wingdings" w:hAnsi="Wingdings"/>
         <w:sz w:val="20"/>
       </w:rPr>
     </w:lvl>
@@ -42477,7 +42661,7 @@
         <w:ind w:left="3738" w:hanging="360"/>
       </w:pPr>
       <w:rPr>
-        <w:rFonts w:ascii="Wingdings" w:hAnsi="Wingdings" w:hint="default"/>
+        <w:rFonts w:hint="default" w:ascii="Wingdings" w:hAnsi="Wingdings"/>
         <w:sz w:val="20"/>
       </w:rPr>
     </w:lvl>
@@ -42493,7 +42677,7 @@
         <w:ind w:left="4458" w:hanging="360"/>
       </w:pPr>
       <w:rPr>
-        <w:rFonts w:ascii="Wingdings" w:hAnsi="Wingdings" w:hint="default"/>
+        <w:rFonts w:hint="default" w:ascii="Wingdings" w:hAnsi="Wingdings"/>
         <w:sz w:val="20"/>
       </w:rPr>
     </w:lvl>
@@ -42509,7 +42693,7 @@
         <w:ind w:left="5178" w:hanging="360"/>
       </w:pPr>
       <w:rPr>
-        <w:rFonts w:ascii="Wingdings" w:hAnsi="Wingdings" w:hint="default"/>
+        <w:rFonts w:hint="default" w:ascii="Wingdings" w:hAnsi="Wingdings"/>
         <w:sz w:val="20"/>
       </w:rPr>
     </w:lvl>
@@ -42525,7 +42709,7 @@
         <w:ind w:left="5898" w:hanging="360"/>
       </w:pPr>
       <w:rPr>
-        <w:rFonts w:ascii="Wingdings" w:hAnsi="Wingdings" w:hint="default"/>
+        <w:rFonts w:hint="default" w:ascii="Wingdings" w:hAnsi="Wingdings"/>
         <w:sz w:val="20"/>
       </w:rPr>
     </w:lvl>
@@ -42541,7 +42725,7 @@
         <w:ind w:left="6618" w:hanging="360"/>
       </w:pPr>
       <w:rPr>
-        <w:rFonts w:ascii="Wingdings" w:hAnsi="Wingdings" w:hint="default"/>
+        <w:rFonts w:hint="default" w:ascii="Wingdings" w:hAnsi="Wingdings"/>
         <w:sz w:val="20"/>
       </w:rPr>
     </w:lvl>
@@ -42903,7 +43087,7 @@
         <w:ind w:left="360" w:hanging="360"/>
       </w:pPr>
       <w:rPr>
-        <w:rFonts w:ascii="Symbol" w:hAnsi="Symbol" w:hint="default"/>
+        <w:rFonts w:hint="default" w:ascii="Symbol" w:hAnsi="Symbol"/>
       </w:rPr>
     </w:lvl>
     <w:lvl w:ilvl="1" w:tplc="080A0003" w:tentative="1">
@@ -42915,7 +43099,7 @@
         <w:ind w:left="1080" w:hanging="360"/>
       </w:pPr>
       <w:rPr>
-        <w:rFonts w:ascii="Courier New" w:hAnsi="Courier New" w:cs="Courier New" w:hint="default"/>
+        <w:rFonts w:hint="default" w:ascii="Courier New" w:hAnsi="Courier New" w:cs="Courier New"/>
       </w:rPr>
     </w:lvl>
     <w:lvl w:ilvl="2" w:tplc="080A0005" w:tentative="1">
@@ -42927,7 +43111,7 @@
         <w:ind w:left="1800" w:hanging="360"/>
       </w:pPr>
       <w:rPr>
-        <w:rFonts w:ascii="Wingdings" w:hAnsi="Wingdings" w:hint="default"/>
+        <w:rFonts w:hint="default" w:ascii="Wingdings" w:hAnsi="Wingdings"/>
       </w:rPr>
     </w:lvl>
     <w:lvl w:ilvl="3" w:tplc="080A0001" w:tentative="1">
@@ -42939,7 +43123,7 @@
         <w:ind w:left="2520" w:hanging="360"/>
       </w:pPr>
       <w:rPr>
-        <w:rFonts w:ascii="Symbol" w:hAnsi="Symbol" w:hint="default"/>
+        <w:rFonts w:hint="default" w:ascii="Symbol" w:hAnsi="Symbol"/>
       </w:rPr>
     </w:lvl>
     <w:lvl w:ilvl="4" w:tplc="080A0003" w:tentative="1">
@@ -42951,7 +43135,7 @@
         <w:ind w:left="3240" w:hanging="360"/>
       </w:pPr>
       <w:rPr>
-        <w:rFonts w:ascii="Courier New" w:hAnsi="Courier New" w:cs="Courier New" w:hint="default"/>
+        <w:rFonts w:hint="default" w:ascii="Courier New" w:hAnsi="Courier New" w:cs="Courier New"/>
       </w:rPr>
     </w:lvl>
     <w:lvl w:ilvl="5" w:tplc="080A0005" w:tentative="1">
@@ -42963,7 +43147,7 @@
         <w:ind w:left="3960" w:hanging="360"/>
       </w:pPr>
       <w:rPr>
-        <w:rFonts w:ascii="Wingdings" w:hAnsi="Wingdings" w:hint="default"/>
+        <w:rFonts w:hint="default" w:ascii="Wingdings" w:hAnsi="Wingdings"/>
       </w:rPr>
     </w:lvl>
     <w:lvl w:ilvl="6" w:tplc="080A0001" w:tentative="1">
@@ -42975,7 +43159,7 @@
         <w:ind w:left="4680" w:hanging="360"/>
       </w:pPr>
       <w:rPr>
-        <w:rFonts w:ascii="Symbol" w:hAnsi="Symbol" w:hint="default"/>
+        <w:rFonts w:hint="default" w:ascii="Symbol" w:hAnsi="Symbol"/>
       </w:rPr>
     </w:lvl>
     <w:lvl w:ilvl="7" w:tplc="080A0003" w:tentative="1">
@@ -42987,7 +43171,7 @@
         <w:ind w:left="5400" w:hanging="360"/>
       </w:pPr>
       <w:rPr>
-        <w:rFonts w:ascii="Courier New" w:hAnsi="Courier New" w:cs="Courier New" w:hint="default"/>
+        <w:rFonts w:hint="default" w:ascii="Courier New" w:hAnsi="Courier New" w:cs="Courier New"/>
       </w:rPr>
     </w:lvl>
     <w:lvl w:ilvl="8" w:tplc="080A0005" w:tentative="1">
@@ -42999,7 +43183,7 @@
         <w:ind w:left="6120" w:hanging="360"/>
       </w:pPr>
       <w:rPr>
-        <w:rFonts w:ascii="Wingdings" w:hAnsi="Wingdings" w:hint="default"/>
+        <w:rFonts w:hint="default" w:ascii="Wingdings" w:hAnsi="Wingdings"/>
       </w:rPr>
     </w:lvl>
   </w:abstractNum>
@@ -43103,11 +43287,11 @@
 </file>
 
 <file path=word/styles.xml><?xml version="1.0" encoding="utf-8"?>
-<w:styles xmlns:mc="http://schemas.openxmlformats.org/markup-compatibility/2006" xmlns:r="http://schemas.openxmlformats.org/officeDocument/2006/relationships" xmlns:w="http://schemas.openxmlformats.org/wordprocessingml/2006/main" xmlns:w14="http://schemas.microsoft.com/office/word/2010/wordml" xmlns:w15="http://schemas.microsoft.com/office/word/2012/wordml" xmlns:w16cex="http://schemas.microsoft.com/office/word/2018/wordml/cex" xmlns:w16cid="http://schemas.microsoft.com/office/word/2016/wordml/cid" xmlns:w16="http://schemas.microsoft.com/office/word/2018/wordml" xmlns:w16sdtdh="http://schemas.microsoft.com/office/word/2020/wordml/sdtdatahash" xmlns:w16sdtfl="http://schemas.microsoft.com/office/word/2024/wordml/sdtformatlock" xmlns:w16se="http://schemas.microsoft.com/office/word/2015/wordml/symex" xmlns:w16du="http://schemas.microsoft.com/office/word/2023/wordml/word16du" mc:Ignorable="w14 w15 w16se w16cid w16 w16cex w16sdtdh w16sdtfl w16du">
+<w:styles xmlns:wp14="http://schemas.microsoft.com/office/word/2010/wordprocessingDrawing" xmlns:mc="http://schemas.openxmlformats.org/markup-compatibility/2006" xmlns:r="http://schemas.openxmlformats.org/officeDocument/2006/relationships" xmlns:w="http://schemas.openxmlformats.org/wordprocessingml/2006/main" xmlns:w14="http://schemas.microsoft.com/office/word/2010/wordml" xmlns:w15="http://schemas.microsoft.com/office/word/2012/wordml" xmlns:w16cex="http://schemas.microsoft.com/office/word/2018/wordml/cex" xmlns:w16cid="http://schemas.microsoft.com/office/word/2016/wordml/cid" xmlns:w16="http://schemas.microsoft.com/office/word/2018/wordml" xmlns:w16sdtdh="http://schemas.microsoft.com/office/word/2020/wordml/sdtdatahash" xmlns:w16sdtfl="http://schemas.microsoft.com/office/word/2024/wordml/sdtformatlock" xmlns:w16se="http://schemas.microsoft.com/office/word/2015/wordml/symex" xmlns:w16du="http://schemas.microsoft.com/office/word/2023/wordml/word16du" mc:Ignorable="w14 w15 w16se w16cid w16 w16cex w16sdtdh w16sdtfl w16du wp14">
   <w:docDefaults>
     <w:rPrDefault>
       <w:rPr>
-        <w:rFonts w:ascii="Arial" w:eastAsia="Arial" w:hAnsi="Arial" w:cs="Arial"/>
+        <w:rFonts w:ascii="Arial" w:hAnsi="Arial" w:eastAsia="Arial" w:cs="Arial"/>
         <w:sz w:val="22"/>
         <w:szCs w:val="22"/>
         <w:lang w:val="es-CO" w:eastAsia="es-CO" w:bidi="ar-SA"/>
@@ -43122,14 +43306,14 @@
   <w:latentStyles w:defLockedState="0" w:defUIPriority="99" w:defSemiHidden="0" w:defUnhideWhenUsed="0" w:defQFormat="0" w:count="376">
     <w:lsdException w:name="Normal" w:uiPriority="0" w:qFormat="1"/>
     <w:lsdException w:name="heading 1" w:uiPriority="9" w:qFormat="1"/>
-    <w:lsdException w:name="heading 2" w:semiHidden="1" w:uiPriority="9" w:unhideWhenUsed="1" w:qFormat="1"/>
-    <w:lsdException w:name="heading 3" w:semiHidden="1" w:uiPriority="9" w:unhideWhenUsed="1" w:qFormat="1"/>
-    <w:lsdException w:name="heading 4" w:semiHidden="1" w:uiPriority="9" w:unhideWhenUsed="1" w:qFormat="1"/>
-    <w:lsdException w:name="heading 5" w:semiHidden="1" w:uiPriority="9" w:unhideWhenUsed="1" w:qFormat="1"/>
-    <w:lsdException w:name="heading 6" w:semiHidden="1" w:uiPriority="9" w:unhideWhenUsed="1" w:qFormat="1"/>
-    <w:lsdException w:name="heading 7" w:semiHidden="1" w:uiPriority="9" w:unhideWhenUsed="1" w:qFormat="1"/>
-    <w:lsdException w:name="heading 8" w:semiHidden="1" w:uiPriority="9" w:unhideWhenUsed="1" w:qFormat="1"/>
-    <w:lsdException w:name="heading 9" w:semiHidden="1" w:uiPriority="9" w:unhideWhenUsed="1" w:qFormat="1"/>
+    <w:lsdException w:name="heading 2" w:uiPriority="9" w:semiHidden="1" w:unhideWhenUsed="1" w:qFormat="1"/>
+    <w:lsdException w:name="heading 3" w:uiPriority="9" w:semiHidden="1" w:unhideWhenUsed="1" w:qFormat="1"/>
+    <w:lsdException w:name="heading 4" w:uiPriority="9" w:semiHidden="1" w:unhideWhenUsed="1" w:qFormat="1"/>
+    <w:lsdException w:name="heading 5" w:uiPriority="9" w:semiHidden="1" w:unhideWhenUsed="1" w:qFormat="1"/>
+    <w:lsdException w:name="heading 6" w:uiPriority="9" w:semiHidden="1" w:unhideWhenUsed="1" w:qFormat="1"/>
+    <w:lsdException w:name="heading 7" w:uiPriority="9" w:semiHidden="1" w:unhideWhenUsed="1" w:qFormat="1"/>
+    <w:lsdException w:name="heading 8" w:uiPriority="9" w:semiHidden="1" w:unhideWhenUsed="1" w:qFormat="1"/>
+    <w:lsdException w:name="heading 9" w:uiPriority="9" w:semiHidden="1" w:unhideWhenUsed="1" w:qFormat="1"/>
     <w:lsdException w:name="index 1" w:semiHidden="1" w:unhideWhenUsed="1"/>
     <w:lsdException w:name="index 2" w:semiHidden="1" w:unhideWhenUsed="1"/>
     <w:lsdException w:name="index 3" w:semiHidden="1" w:unhideWhenUsed="1"/>
@@ -43139,22 +43323,22 @@
     <w:lsdException w:name="index 7" w:semiHidden="1" w:unhideWhenUsed="1"/>
     <w:lsdException w:name="index 8" w:semiHidden="1" w:unhideWhenUsed="1"/>
     <w:lsdException w:name="index 9" w:semiHidden="1" w:unhideWhenUsed="1"/>
-    <w:lsdException w:name="toc 1" w:semiHidden="1" w:uiPriority="39" w:unhideWhenUsed="1"/>
-    <w:lsdException w:name="toc 2" w:semiHidden="1" w:uiPriority="39" w:unhideWhenUsed="1"/>
-    <w:lsdException w:name="toc 3" w:semiHidden="1" w:uiPriority="39" w:unhideWhenUsed="1"/>
-    <w:lsdException w:name="toc 4" w:semiHidden="1" w:uiPriority="39" w:unhideWhenUsed="1"/>
-    <w:lsdException w:name="toc 5" w:semiHidden="1" w:uiPriority="39" w:unhideWhenUsed="1"/>
-    <w:lsdException w:name="toc 6" w:semiHidden="1" w:uiPriority="39" w:unhideWhenUsed="1"/>
-    <w:lsdException w:name="toc 7" w:semiHidden="1" w:uiPriority="39" w:unhideWhenUsed="1"/>
-    <w:lsdException w:name="toc 8" w:semiHidden="1" w:uiPriority="39" w:unhideWhenUsed="1"/>
-    <w:lsdException w:name="toc 9" w:semiHidden="1" w:uiPriority="39" w:unhideWhenUsed="1"/>
+    <w:lsdException w:name="toc 1" w:uiPriority="39" w:semiHidden="1" w:unhideWhenUsed="1"/>
+    <w:lsdException w:name="toc 2" w:uiPriority="39" w:semiHidden="1" w:unhideWhenUsed="1"/>
+    <w:lsdException w:name="toc 3" w:uiPriority="39" w:semiHidden="1" w:unhideWhenUsed="1"/>
+    <w:lsdException w:name="toc 4" w:uiPriority="39" w:semiHidden="1" w:unhideWhenUsed="1"/>
+    <w:lsdException w:name="toc 5" w:uiPriority="39" w:semiHidden="1" w:unhideWhenUsed="1"/>
+    <w:lsdException w:name="toc 6" w:uiPriority="39" w:semiHidden="1" w:unhideWhenUsed="1"/>
+    <w:lsdException w:name="toc 7" w:uiPriority="39" w:semiHidden="1" w:unhideWhenUsed="1"/>
+    <w:lsdException w:name="toc 8" w:uiPriority="39" w:semiHidden="1" w:unhideWhenUsed="1"/>
+    <w:lsdException w:name="toc 9" w:uiPriority="39" w:semiHidden="1" w:unhideWhenUsed="1"/>
     <w:lsdException w:name="Normal Indent" w:semiHidden="1" w:unhideWhenUsed="1"/>
     <w:lsdException w:name="footnote text" w:semiHidden="1" w:unhideWhenUsed="1"/>
     <w:lsdException w:name="annotation text" w:semiHidden="1" w:unhideWhenUsed="1"/>
     <w:lsdException w:name="header" w:semiHidden="1" w:unhideWhenUsed="1"/>
     <w:lsdException w:name="footer" w:semiHidden="1" w:unhideWhenUsed="1"/>
     <w:lsdException w:name="index heading" w:semiHidden="1" w:unhideWhenUsed="1"/>
-    <w:lsdException w:name="caption" w:semiHidden="1" w:uiPriority="35" w:unhideWhenUsed="1" w:qFormat="1"/>
+    <w:lsdException w:name="caption" w:uiPriority="35" w:semiHidden="1" w:unhideWhenUsed="1" w:qFormat="1"/>
     <w:lsdException w:name="table of figures" w:semiHidden="1" w:unhideWhenUsed="1"/>
     <w:lsdException w:name="envelope address" w:semiHidden="1" w:unhideWhenUsed="1"/>
     <w:lsdException w:name="envelope return" w:semiHidden="1" w:unhideWhenUsed="1"/>
@@ -43185,7 +43369,7 @@
     <w:lsdException w:name="Title" w:uiPriority="10" w:qFormat="1"/>
     <w:lsdException w:name="Closing" w:semiHidden="1" w:unhideWhenUsed="1"/>
     <w:lsdException w:name="Signature" w:semiHidden="1" w:unhideWhenUsed="1"/>
-    <w:lsdException w:name="Default Paragraph Font" w:semiHidden="1" w:uiPriority="1" w:unhideWhenUsed="1"/>
+    <w:lsdException w:name="Default Paragraph Font" w:uiPriority="1" w:semiHidden="1" w:unhideWhenUsed="1"/>
     <w:lsdException w:name="Body Text" w:semiHidden="1" w:unhideWhenUsed="1"/>
     <w:lsdException w:name="Body Text Indent" w:semiHidden="1" w:unhideWhenUsed="1"/>
     <w:lsdException w:name="List Continue" w:semiHidden="1" w:unhideWhenUsed="1"/>
@@ -43385,8 +43569,8 @@
     <w:lsdException w:name="Subtle Reference" w:uiPriority="31" w:qFormat="1"/>
     <w:lsdException w:name="Intense Reference" w:uiPriority="32" w:qFormat="1"/>
     <w:lsdException w:name="Book Title" w:uiPriority="33" w:qFormat="1"/>
-    <w:lsdException w:name="Bibliography" w:semiHidden="1" w:uiPriority="37" w:unhideWhenUsed="1"/>
-    <w:lsdException w:name="TOC Heading" w:semiHidden="1" w:uiPriority="39" w:unhideWhenUsed="1" w:qFormat="1"/>
+    <w:lsdException w:name="Bibliography" w:uiPriority="37" w:semiHidden="1" w:unhideWhenUsed="1"/>
+    <w:lsdException w:name="TOC Heading" w:uiPriority="39" w:semiHidden="1" w:unhideWhenUsed="1" w:qFormat="1"/>
     <w:lsdException w:name="Plain Table 1" w:uiPriority="41"/>
     <w:lsdException w:name="Plain Table 2" w:uiPriority="42"/>
     <w:lsdException w:name="Plain Table 3" w:uiPriority="43"/>
@@ -43497,7 +43681,7 @@
     <w:lsdException w:name="Unresolved Mention" w:semiHidden="1" w:unhideWhenUsed="1"/>
     <w:lsdException w:name="Smart Link" w:semiHidden="1" w:unhideWhenUsed="1"/>
   </w:latentStyles>
-  <w:style w:type="paragraph" w:default="1" w:styleId="Normal">
+  <w:style w:type="paragraph" w:styleId="Normal" w:default="1">
     <w:name w:val="Normal"/>
     <w:qFormat/>
     <w:rsid w:val="00F61725"/>
@@ -43505,7 +43689,7 @@
       <w:spacing w:line="240" w:lineRule="auto"/>
     </w:pPr>
     <w:rPr>
-      <w:rFonts w:ascii="Times New Roman" w:eastAsia="Times New Roman" w:hAnsi="Times New Roman" w:cs="Times New Roman"/>
+      <w:rFonts w:ascii="Times New Roman" w:hAnsi="Times New Roman" w:eastAsia="Times New Roman" w:cs="Times New Roman"/>
       <w:sz w:val="24"/>
       <w:szCs w:val="24"/>
       <w:lang w:eastAsia="es-MX"/>
@@ -43622,12 +43806,13 @@
       <w:color w:val="666666"/>
     </w:rPr>
   </w:style>
-  <w:style w:type="character" w:default="1" w:styleId="Fuentedeprrafopredeter">
+  <w:style w:type="character" w:styleId="Fuentedeprrafopredeter" w:default="1">
     <w:name w:val="Default Paragraph Font"/>
     <w:uiPriority w:val="1"/>
+    <w:semiHidden/>
     <w:unhideWhenUsed/>
   </w:style>
-  <w:style w:type="table" w:default="1" w:styleId="Tablanormal">
+  <w:style w:type="table" w:styleId="Tablanormal" w:default="1">
     <w:name w:val="Normal Table"/>
     <w:uiPriority w:val="99"/>
     <w:semiHidden/>
@@ -43642,13 +43827,13 @@
       </w:tblCellMar>
     </w:tblPr>
   </w:style>
-  <w:style w:type="numbering" w:default="1" w:styleId="Sinlista">
+  <w:style w:type="numbering" w:styleId="Sinlista" w:default="1">
     <w:name w:val="No List"/>
     <w:uiPriority w:val="99"/>
     <w:semiHidden/>
     <w:unhideWhenUsed/>
   </w:style>
-  <w:style w:type="table" w:customStyle="1" w:styleId="TableNormal1">
+  <w:style w:type="table" w:styleId="TableNormal1" w:customStyle="1">
     <w:name w:val="Table Normal1"/>
     <w:tblPr>
       <w:tblCellMar>
@@ -43675,7 +43860,7 @@
       <w:szCs w:val="52"/>
     </w:rPr>
   </w:style>
-  <w:style w:type="table" w:customStyle="1" w:styleId="TableNormal2">
+  <w:style w:type="table" w:styleId="TableNormal2" w:customStyle="1">
     <w:name w:val="Table Normal2"/>
     <w:tblPr>
       <w:tblCellMar>
@@ -43703,7 +43888,7 @@
       <w:szCs w:val="30"/>
     </w:rPr>
   </w:style>
-  <w:style w:type="table" w:customStyle="1" w:styleId="a">
+  <w:style w:type="table" w:styleId="a" w:customStyle="1">
     <w:basedOn w:val="Tablanormal"/>
     <w:tblPr>
       <w:tblStyleRowBandSize w:val="1"/>
@@ -43716,7 +43901,7 @@
       </w:tblCellMar>
     </w:tblPr>
   </w:style>
-  <w:style w:type="table" w:customStyle="1" w:styleId="a0">
+  <w:style w:type="table" w:styleId="a0" w:customStyle="1">
     <w:basedOn w:val="Tablanormal"/>
     <w:tblPr>
       <w:tblStyleRowBandSize w:val="1"/>
@@ -43729,7 +43914,7 @@
       </w:tblCellMar>
     </w:tblPr>
   </w:style>
-  <w:style w:type="table" w:customStyle="1" w:styleId="a1">
+  <w:style w:type="table" w:styleId="a1" w:customStyle="1">
     <w:basedOn w:val="Tablanormal"/>
     <w:tblPr>
       <w:tblStyleRowBandSize w:val="1"/>
@@ -43752,12 +43937,12 @@
     </w:pPr>
     <w:tblPr>
       <w:tblBorders>
-        <w:top w:val="single" w:sz="4" w:space="0" w:color="auto"/>
-        <w:left w:val="single" w:sz="4" w:space="0" w:color="auto"/>
-        <w:bottom w:val="single" w:sz="4" w:space="0" w:color="auto"/>
-        <w:right w:val="single" w:sz="4" w:space="0" w:color="auto"/>
-        <w:insideH w:val="single" w:sz="4" w:space="0" w:color="auto"/>
-        <w:insideV w:val="single" w:sz="4" w:space="0" w:color="auto"/>
+        <w:top w:val="single" w:color="auto" w:sz="4" w:space="0"/>
+        <w:left w:val="single" w:color="auto" w:sz="4" w:space="0"/>
+        <w:bottom w:val="single" w:color="auto" w:sz="4" w:space="0"/>
+        <w:right w:val="single" w:color="auto" w:sz="4" w:space="0"/>
+        <w:insideH w:val="single" w:color="auto" w:sz="4" w:space="0"/>
+        <w:insideV w:val="single" w:color="auto" w:sz="4" w:space="0"/>
       </w:tblBorders>
     </w:tblPr>
   </w:style>
@@ -43775,7 +43960,7 @@
       </w:tabs>
     </w:pPr>
   </w:style>
-  <w:style w:type="character" w:customStyle="1" w:styleId="EncabezadoCar">
+  <w:style w:type="character" w:styleId="EncabezadoCar" w:customStyle="1">
     <w:name w:val="Encabezado Car"/>
     <w:basedOn w:val="Fuentedeprrafopredeter"/>
     <w:link w:val="Encabezado"/>
@@ -43796,7 +43981,7 @@
       </w:tabs>
     </w:pPr>
   </w:style>
-  <w:style w:type="character" w:customStyle="1" w:styleId="PiedepginaCar">
+  <w:style w:type="character" w:styleId="PiedepginaCar" w:customStyle="1">
     <w:name w:val="Pie de página Car"/>
     <w:basedOn w:val="Fuentedeprrafopredeter"/>
     <w:link w:val="Piedepgina"/>
@@ -43814,7 +43999,7 @@
       <w:spacing w:before="100" w:beforeAutospacing="1" w:after="100" w:afterAutospacing="1"/>
     </w:pPr>
   </w:style>
-  <w:style w:type="character" w:customStyle="1" w:styleId="Listavistosa-nfasis1Car">
+  <w:style w:type="character" w:styleId="Listavistosa-nfasis1Car" w:customStyle="1">
     <w:name w:val="Lista vistosa - Énfasis 1 Car"/>
     <w:link w:val="Listavistosa-nfasis1"/>
     <w:uiPriority w:val="34"/>
@@ -43855,7 +44040,7 @@
       <w:tblPr/>
       <w:tcPr>
         <w:tcBorders>
-          <w:bottom w:val="single" w:sz="12" w:space="0" w:color="FFFFFF" w:themeColor="background1"/>
+          <w:bottom w:val="single" w:color="FFFFFF" w:themeColor="background1" w:sz="12" w:space="0"/>
         </w:tcBorders>
         <w:shd w:val="clear" w:color="auto" w:fill="9E3A38" w:themeFill="accent2" w:themeFillShade="CC"/>
       </w:tcPr>
@@ -43864,7 +44049,7 @@
       <w:tblPr/>
       <w:tcPr>
         <w:tcBorders>
-          <w:top w:val="single" w:sz="12" w:space="0" w:color="000000" w:themeColor="text1"/>
+          <w:top w:val="single" w:color="000000" w:themeColor="text1" w:sz="12" w:space="0"/>
         </w:tcBorders>
         <w:shd w:val="clear" w:color="auto" w:fill="FFFFFF" w:themeFill="background1"/>
       </w:tcPr>
@@ -43912,7 +44097,7 @@
       <w:u w:val="single"/>
     </w:rPr>
   </w:style>
-  <w:style w:type="character" w:customStyle="1" w:styleId="Mencinsinresolver1">
+  <w:style w:type="character" w:styleId="Mencinsinresolver1" w:customStyle="1">
     <w:name w:val="Mención sin resolver1"/>
     <w:basedOn w:val="Fuentedeprrafopredeter"/>
     <w:uiPriority w:val="99"/>
@@ -43949,7 +44134,7 @@
       <w:szCs w:val="18"/>
     </w:rPr>
   </w:style>
-  <w:style w:type="character" w:customStyle="1" w:styleId="TextodegloboCar">
+  <w:style w:type="character" w:styleId="TextodegloboCar" w:customStyle="1">
     <w:name w:val="Texto de globo Car"/>
     <w:basedOn w:val="Fuentedeprrafopredeter"/>
     <w:link w:val="Textodeglobo"/>
@@ -43986,7 +44171,7 @@
       <w:szCs w:val="20"/>
     </w:rPr>
   </w:style>
-  <w:style w:type="character" w:customStyle="1" w:styleId="TextocomentarioCar">
+  <w:style w:type="character" w:styleId="TextocomentarioCar" w:customStyle="1">
     <w:name w:val="Texto comentario Car"/>
     <w:basedOn w:val="Fuentedeprrafopredeter"/>
     <w:link w:val="Textocomentario"/>
@@ -44011,7 +44196,7 @@
       <w:bCs/>
     </w:rPr>
   </w:style>
-  <w:style w:type="character" w:customStyle="1" w:styleId="AsuntodelcomentarioCar">
+  <w:style w:type="character" w:styleId="AsuntodelcomentarioCar" w:customStyle="1">
     <w:name w:val="Asunto del comentario Car"/>
     <w:basedOn w:val="TextocomentarioCar"/>
     <w:link w:val="Asuntodelcomentario"/>
@@ -44025,7 +44210,7 @@
       <w:szCs w:val="20"/>
     </w:rPr>
   </w:style>
-  <w:style w:type="table" w:customStyle="1" w:styleId="a2">
+  <w:style w:type="table" w:styleId="a2" w:customStyle="1">
     <w:basedOn w:val="TableNormal2"/>
     <w:pPr>
       <w:spacing w:line="240" w:lineRule="auto"/>
@@ -44047,7 +44232,7 @@
       <w:shd w:val="clear" w:color="auto" w:fill="EDF2F8"/>
     </w:tcPr>
   </w:style>
-  <w:style w:type="table" w:customStyle="1" w:styleId="a3">
+  <w:style w:type="table" w:styleId="a3" w:customStyle="1">
     <w:basedOn w:val="TableNormal2"/>
     <w:pPr>
       <w:spacing w:line="240" w:lineRule="auto"/>
@@ -44069,7 +44254,7 @@
       <w:shd w:val="clear" w:color="auto" w:fill="EDF2F8"/>
     </w:tcPr>
   </w:style>
-  <w:style w:type="table" w:customStyle="1" w:styleId="a4">
+  <w:style w:type="table" w:styleId="a4" w:customStyle="1">
     <w:basedOn w:val="TableNormal2"/>
     <w:pPr>
       <w:spacing w:line="240" w:lineRule="auto"/>
@@ -44091,7 +44276,7 @@
       <w:shd w:val="clear" w:color="auto" w:fill="EDF2F8"/>
     </w:tcPr>
   </w:style>
-  <w:style w:type="table" w:customStyle="1" w:styleId="a5">
+  <w:style w:type="table" w:styleId="a5" w:customStyle="1">
     <w:basedOn w:val="TableNormal2"/>
     <w:pPr>
       <w:spacing w:line="240" w:lineRule="auto"/>
@@ -44113,7 +44298,7 @@
       <w:shd w:val="clear" w:color="auto" w:fill="EDF2F8"/>
     </w:tcPr>
   </w:style>
-  <w:style w:type="table" w:customStyle="1" w:styleId="a6">
+  <w:style w:type="table" w:styleId="a6" w:customStyle="1">
     <w:basedOn w:val="TableNormal2"/>
     <w:tblPr>
       <w:tblStyleRowBandSize w:val="1"/>
@@ -44124,7 +44309,7 @@
       </w:tblCellMar>
     </w:tblPr>
   </w:style>
-  <w:style w:type="table" w:customStyle="1" w:styleId="a7">
+  <w:style w:type="table" w:styleId="a7" w:customStyle="1">
     <w:basedOn w:val="TableNormal2"/>
     <w:tblPr>
       <w:tblStyleRowBandSize w:val="1"/>
@@ -44137,7 +44322,7 @@
       </w:tblCellMar>
     </w:tblPr>
   </w:style>
-  <w:style w:type="table" w:customStyle="1" w:styleId="a8">
+  <w:style w:type="table" w:styleId="a8" w:customStyle="1">
     <w:basedOn w:val="TableNormal2"/>
     <w:tblPr>
       <w:tblStyleRowBandSize w:val="1"/>
@@ -44150,7 +44335,7 @@
       </w:tblCellMar>
     </w:tblPr>
   </w:style>
-  <w:style w:type="table" w:customStyle="1" w:styleId="a9">
+  <w:style w:type="table" w:styleId="a9" w:customStyle="1">
     <w:basedOn w:val="TableNormal2"/>
     <w:tblPr>
       <w:tblStyleRowBandSize w:val="1"/>
@@ -44161,7 +44346,7 @@
       </w:tblCellMar>
     </w:tblPr>
   </w:style>
-  <w:style w:type="table" w:customStyle="1" w:styleId="aa">
+  <w:style w:type="table" w:styleId="aa" w:customStyle="1">
     <w:basedOn w:val="TableNormal2"/>
     <w:tblPr>
       <w:tblStyleRowBandSize w:val="1"/>
@@ -44172,7 +44357,7 @@
       </w:tblCellMar>
     </w:tblPr>
   </w:style>
-  <w:style w:type="table" w:customStyle="1" w:styleId="ab">
+  <w:style w:type="table" w:styleId="ab" w:customStyle="1">
     <w:basedOn w:val="TableNormal2"/>
     <w:pPr>
       <w:spacing w:line="240" w:lineRule="auto"/>
@@ -44194,7 +44379,7 @@
       <w:shd w:val="clear" w:color="auto" w:fill="EDF2F8"/>
     </w:tcPr>
   </w:style>
-  <w:style w:type="table" w:customStyle="1" w:styleId="ac">
+  <w:style w:type="table" w:styleId="ac" w:customStyle="1">
     <w:basedOn w:val="TableNormal2"/>
     <w:pPr>
       <w:spacing w:line="240" w:lineRule="auto"/>
@@ -44216,7 +44401,7 @@
       <w:shd w:val="clear" w:color="auto" w:fill="EDF2F8"/>
     </w:tcPr>
   </w:style>
-  <w:style w:type="table" w:customStyle="1" w:styleId="ad">
+  <w:style w:type="table" w:styleId="ad" w:customStyle="1">
     <w:basedOn w:val="TableNormal2"/>
     <w:pPr>
       <w:spacing w:line="240" w:lineRule="auto"/>
@@ -44238,7 +44423,7 @@
       <w:shd w:val="clear" w:color="auto" w:fill="EDF2F8"/>
     </w:tcPr>
   </w:style>
-  <w:style w:type="table" w:customStyle="1" w:styleId="ae">
+  <w:style w:type="table" w:styleId="ae" w:customStyle="1">
     <w:basedOn w:val="TableNormal2"/>
     <w:pPr>
       <w:spacing w:line="240" w:lineRule="auto"/>
@@ -44260,7 +44445,7 @@
       <w:shd w:val="clear" w:color="auto" w:fill="EDF2F8"/>
     </w:tcPr>
   </w:style>
-  <w:style w:type="table" w:customStyle="1" w:styleId="af">
+  <w:style w:type="table" w:styleId="af" w:customStyle="1">
     <w:basedOn w:val="TableNormal2"/>
     <w:pPr>
       <w:spacing w:line="240" w:lineRule="auto"/>
@@ -44282,7 +44467,7 @@
       <w:shd w:val="clear" w:color="auto" w:fill="EDF2F8"/>
     </w:tcPr>
   </w:style>
-  <w:style w:type="table" w:customStyle="1" w:styleId="af0">
+  <w:style w:type="table" w:styleId="af0" w:customStyle="1">
     <w:basedOn w:val="TableNormal2"/>
     <w:pPr>
       <w:spacing w:line="240" w:lineRule="auto"/>
@@ -44304,7 +44489,7 @@
       <w:shd w:val="clear" w:color="auto" w:fill="EDF2F8"/>
     </w:tcPr>
   </w:style>
-  <w:style w:type="table" w:customStyle="1" w:styleId="af1">
+  <w:style w:type="table" w:styleId="af1" w:customStyle="1">
     <w:basedOn w:val="TableNormal2"/>
     <w:pPr>
       <w:spacing w:line="240" w:lineRule="auto"/>
@@ -44326,7 +44511,7 @@
       <w:shd w:val="clear" w:color="auto" w:fill="EDF2F8"/>
     </w:tcPr>
   </w:style>
-  <w:style w:type="table" w:customStyle="1" w:styleId="af2">
+  <w:style w:type="table" w:styleId="af2" w:customStyle="1">
     <w:basedOn w:val="TableNormal2"/>
     <w:pPr>
       <w:spacing w:line="240" w:lineRule="auto"/>
@@ -44348,7 +44533,7 @@
       <w:shd w:val="clear" w:color="auto" w:fill="EDF2F8"/>
     </w:tcPr>
   </w:style>
-  <w:style w:type="table" w:customStyle="1" w:styleId="af3">
+  <w:style w:type="table" w:styleId="af3" w:customStyle="1">
     <w:basedOn w:val="TableNormal2"/>
     <w:pPr>
       <w:spacing w:line="240" w:lineRule="auto"/>
@@ -44401,12 +44586,12 @@
       <w:szCs w:val="18"/>
     </w:rPr>
   </w:style>
-  <w:style w:type="character" w:customStyle="1" w:styleId="s1">
+  <w:style w:type="character" w:styleId="s1" w:customStyle="1">
     <w:name w:val="s1"/>
     <w:basedOn w:val="Fuentedeprrafopredeter"/>
     <w:rsid w:val="009730CA"/>
   </w:style>
-  <w:style w:type="paragraph" w:customStyle="1" w:styleId="p2">
+  <w:style w:type="paragraph" w:styleId="p2" w:customStyle="1">
     <w:name w:val="p2"/>
     <w:basedOn w:val="Normal"/>
     <w:rsid w:val="009730CA"/>
@@ -44414,7 +44599,7 @@
       <w:spacing w:before="100" w:beforeAutospacing="1" w:after="100" w:afterAutospacing="1"/>
     </w:pPr>
   </w:style>
-  <w:style w:type="paragraph" w:customStyle="1" w:styleId="p3">
+  <w:style w:type="paragraph" w:styleId="p3" w:customStyle="1">
     <w:name w:val="p3"/>
     <w:basedOn w:val="Normal"/>
     <w:rsid w:val="009730CA"/>
@@ -44422,7 +44607,7 @@
       <w:spacing w:before="100" w:beforeAutospacing="1" w:after="100" w:afterAutospacing="1"/>
     </w:pPr>
   </w:style>
-  <w:style w:type="paragraph" w:customStyle="1" w:styleId="p4">
+  <w:style w:type="paragraph" w:styleId="p4" w:customStyle="1">
     <w:name w:val="p4"/>
     <w:basedOn w:val="Normal"/>
     <w:rsid w:val="009730CA"/>
@@ -44430,7 +44615,7 @@
       <w:spacing w:before="100" w:beforeAutospacing="1" w:after="100" w:afterAutospacing="1"/>
     </w:pPr>
   </w:style>
-  <w:style w:type="paragraph" w:customStyle="1" w:styleId="p1">
+  <w:style w:type="paragraph" w:styleId="p1" w:customStyle="1">
     <w:name w:val="p1"/>
     <w:basedOn w:val="Normal"/>
     <w:rsid w:val="001D4D04"/>
@@ -44773,6 +44958,25 @@
 </file>
 
 <file path=customXml/item2.xml><?xml version="1.0" encoding="utf-8"?>
+<?mso-contentType ?>
+<FormTemplates xmlns="http://schemas.microsoft.com/sharepoint/v3/contenttype/forms">
+  <Display>DocumentLibraryForm</Display>
+  <Edit>DocumentLibraryForm</Edit>
+  <New>DocumentLibraryForm</New>
+</FormTemplates>
+</file>
+
+<file path=customXml/item3.xml><?xml version="1.0" encoding="utf-8"?>
+<b:Sources xmlns:b="http://schemas.openxmlformats.org/officeDocument/2006/bibliography" xmlns="http://schemas.openxmlformats.org/officeDocument/2006/bibliography" SelectedStyle="\APASixthEditionOfficeOnline.xsl" StyleName="APA" Version="6"/>
+</file>
+
+<file path=customXml/item4.xml><?xml version="1.0" encoding="utf-8"?>
+<go:gDocsCustomXmlDataStorage xmlns:go="http://customooxmlschemas.google.com/" xmlns:r="http://schemas.openxmlformats.org/officeDocument/2006/relationships">
+  <go:docsCustomData xmlns:go="http://customooxmlschemas.google.com/" roundtripDataSignature="AMtx7mgVwfTnThMJ3osM2v0+q+LoagmeAQ==">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</go:docsCustomData>
+</go:gDocsCustomXmlDataStorage>
+</file>
+
+<file path=customXml/item5.xml><?xml version="1.0" encoding="utf-8"?>
 <ct:contentTypeSchema xmlns:ct="http://schemas.microsoft.com/office/2006/metadata/contentType" xmlns:ma="http://schemas.microsoft.com/office/2006/metadata/properties/metaAttributes" ct:_="" ma:_="" ma:contentTypeName="Documento" ma:contentTypeID="0x01010005252A1EF3BD024F856B47B579AB5244" ma:contentTypeVersion="12" ma:contentTypeDescription="Crear nuevo documento." ma:contentTypeScope="" ma:versionID="32d0e18b85ac20c34eab62df21c0cf58">
   <xsd:schema xmlns:xsd="http://www.w3.org/2001/XMLSchema" xmlns:xs="http://www.w3.org/2001/XMLSchema" xmlns:p="http://schemas.microsoft.com/office/2006/metadata/properties" xmlns:ns2="42760c81-fd8e-4d59-8953-7cdb9f38b14f" xmlns:ns3="67a0edcd-0de5-43ed-8c27-e32f38a00c91" targetNamespace="http://schemas.microsoft.com/office/2006/metadata/properties" ma:root="true" ma:fieldsID="cc2c149e99f10870fd5bc3964e5386d3" ns2:_="" ns3:_="">
     <xsd:import namespace="42760c81-fd8e-4d59-8953-7cdb9f38b14f"/>
@@ -44973,25 +45177,6 @@
 </ct:contentTypeSchema>
 </file>
 
-<file path=customXml/item3.xml><?xml version="1.0" encoding="utf-8"?>
-<go:gDocsCustomXmlDataStorage xmlns:go="http://customooxmlschemas.google.com/" xmlns:r="http://schemas.openxmlformats.org/officeDocument/2006/relationships">
-  <go:docsCustomData xmlns:go="http://customooxmlschemas.google.com/" roundtripDataSignature="AMtx7mgVwfTnThMJ3osM2v0+q+LoagmeAQ==">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</go:docsCustomData>
-</go:gDocsCustomXmlDataStorage>
-</file>
-
-<file path=customXml/item4.xml><?xml version="1.0" encoding="utf-8"?>
-<b:Sources xmlns:b="http://schemas.openxmlformats.org/officeDocument/2006/bibliography" xmlns="http://schemas.openxmlformats.org/officeDocument/2006/bibliography" SelectedStyle="\APASixthEditionOfficeOnline.xsl" StyleName="APA" Version="6"/>
-</file>
-
-<file path=customXml/item5.xml><?xml version="1.0" encoding="utf-8"?>
-<?mso-contentType ?>
-<FormTemplates xmlns="http://schemas.microsoft.com/sharepoint/v3/contenttype/forms">
-  <Display>DocumentLibraryForm</Display>
-  <Edit>DocumentLibraryForm</Edit>
-  <New>DocumentLibraryForm</New>
-</FormTemplates>
-</file>
-
 <file path=customXml/itemProps1.xml><?xml version="1.0" encoding="utf-8"?>
 <ds:datastoreItem xmlns:ds="http://schemas.openxmlformats.org/officeDocument/2006/customXml" ds:itemID="{F37F9110-465B-45DF-8B3C-CE0F643F750C}">
   <ds:schemaRefs>
@@ -45004,6 +45189,31 @@
 </file>
 
 <file path=customXml/itemProps2.xml><?xml version="1.0" encoding="utf-8"?>
+<ds:datastoreItem xmlns:ds="http://schemas.openxmlformats.org/officeDocument/2006/customXml" ds:itemID="{7E446165-1B4B-4805-A1B6-93D4094688E3}">
+  <ds:schemaRefs>
+    <ds:schemaRef ds:uri="http://schemas.microsoft.com/sharepoint/v3/contenttype/forms"/>
+  </ds:schemaRefs>
+</ds:datastoreItem>
+</file>
+
+<file path=customXml/itemProps3.xml><?xml version="1.0" encoding="utf-8"?>
+<ds:datastoreItem xmlns:ds="http://schemas.openxmlformats.org/officeDocument/2006/customXml" ds:itemID="{E8A25237-90F9-466B-BCCA-560541F18B6B}">
+  <ds:schemaRefs>
+    <ds:schemaRef ds:uri="http://schemas.openxmlformats.org/officeDocument/2006/bibliography"/>
+  </ds:schemaRefs>
+</ds:datastoreItem>
+</file>
+
+<file path=customXml/itemProps4.xml><?xml version="1.0" encoding="utf-8"?>
+<ds:datastoreItem xmlns:ds="http://schemas.openxmlformats.org/officeDocument/2006/customXml" ds:itemID="{11111111-1234-1234-1234-123412341234}">
+  <ds:schemaRefs>
+    <ds:schemaRef ds:uri="http://customooxmlschemas.google.com/"/>
+    <ds:schemaRef ds:uri="http://schemas.openxmlformats.org/officeDocument/2006/relationships"/>
+  </ds:schemaRefs>
+</ds:datastoreItem>
+</file>
+
+<file path=customXml/itemProps5.xml><?xml version="1.0" encoding="utf-8"?>
 <ds:datastoreItem xmlns:ds="http://schemas.openxmlformats.org/officeDocument/2006/customXml" ds:itemID="{17A31672-575B-4D07-BC16-CF6FFEE5900F}">
   <ds:schemaRefs>
     <ds:schemaRef ds:uri="http://schemas.microsoft.com/office/2006/metadata/contentType"/>
@@ -45020,29 +45230,4 @@
     <ds:schemaRef ds:uri="http://schemas.microsoft.com/internal/obd"/>
   </ds:schemaRefs>
 </ds:datastoreItem>
-</file>
-
-<file path=customXml/itemProps3.xml><?xml version="1.0" encoding="utf-8"?>
-<ds:datastoreItem xmlns:ds="http://schemas.openxmlformats.org/officeDocument/2006/customXml" ds:itemID="{11111111-1234-1234-1234-123412341234}">
-  <ds:schemaRefs>
-    <ds:schemaRef ds:uri="http://customooxmlschemas.google.com/"/>
-    <ds:schemaRef ds:uri="http://schemas.openxmlformats.org/officeDocument/2006/relationships"/>
-  </ds:schemaRefs>
-</ds:datastoreItem>
-</file>
-
-<file path=customXml/itemProps4.xml><?xml version="1.0" encoding="utf-8"?>
-<ds:datastoreItem xmlns:ds="http://schemas.openxmlformats.org/officeDocument/2006/customXml" ds:itemID="{E8A25237-90F9-466B-BCCA-560541F18B6B}">
-  <ds:schemaRefs>
-    <ds:schemaRef ds:uri="http://schemas.openxmlformats.org/officeDocument/2006/bibliography"/>
-  </ds:schemaRefs>
-</ds:datastoreItem>
-</file>
-
-<file path=customXml/itemProps5.xml><?xml version="1.0" encoding="utf-8"?>
-<ds:datastoreItem xmlns:ds="http://schemas.openxmlformats.org/officeDocument/2006/customXml" ds:itemID="{7E446165-1B4B-4805-A1B6-93D4094688E3}">
-  <ds:schemaRefs>
-    <ds:schemaRef ds:uri="http://schemas.microsoft.com/sharepoint/v3/contenttype/forms"/>
-  </ds:schemaRefs>
-</ds:datastoreItem>
 </file>
--- a/fuentes/63520002_CF01_DI.docx
+++ b/fuentes/63520002_CF01_DI.docx
@@ -1,6 +1,6 @@
 
 <file path=word/document.xml><?xml version="1.0" encoding="utf-8"?>
-<w:document xmlns:wpc="http://schemas.microsoft.com/office/word/2010/wordprocessingCanvas" xmlns:cx="http://schemas.microsoft.com/office/drawing/2014/chartex" xmlns:cx1="http://schemas.microsoft.com/office/drawing/2015/9/8/chartex" xmlns:cx2="http://schemas.microsoft.com/office/drawing/2015/10/21/chartex" xmlns:cx3="http://schemas.microsoft.com/office/drawing/2016/5/9/chartex" xmlns:cx4="http://schemas.microsoft.com/office/drawing/2016/5/10/chartex" xmlns:cx5="http://schemas.microsoft.com/office/drawing/2016/5/11/chartex" xmlns:cx6="http://schemas.microsoft.com/office/drawing/2016/5/12/chartex" xmlns:cx7="http://schemas.microsoft.com/office/drawing/2016/5/13/chartex" xmlns:cx8="http://schemas.microsoft.com/office/drawing/2016/5/14/chartex" xmlns:mc="http://schemas.openxmlformats.org/markup-compatibility/2006" xmlns:m="http://schemas.openxmlformats.org/officeDocument/2006/math" xmlns:aink="http://schemas.microsoft.com/office/drawing/2016/ink" xmlns:am3d="http://schemas.microsoft.com/office/drawing/2017/model3d" xmlns:oel="http://schemas.microsoft.com/office/2019/extlst" xmlns:r="http://schemas.openxmlformats.org/officeDocument/2006/relationships" xmlns:wp14="http://schemas.microsoft.com/office/word/2010/wordprocessingDrawing" xmlns:wp="http://schemas.openxmlformats.org/drawingml/2006/wordprocessingDrawing" xmlns:wpg="http://schemas.microsoft.com/office/word/2010/wordprocessingGroup" xmlns:wpi="http://schemas.microsoft.com/office/word/2010/wordprocessingInk" xmlns:wps="http://schemas.microsoft.com/office/word/2010/wordprocessingShape" xmlns:o="urn:schemas-microsoft-com:office:office" xmlns:v="urn:schemas-microsoft-com:vml" xmlns:w10="urn:schemas-microsoft-com:office:word" xmlns:w="http://schemas.openxmlformats.org/wordprocessingml/2006/main" xmlns:w14="http://schemas.microsoft.com/office/word/2010/wordml" xmlns:w15="http://schemas.microsoft.com/office/word/2012/wordml" xmlns:w16cei="http://schemas.microsoft.com/office/word/2026/wordml/cei" xmlns:w16cex="http://schemas.microsoft.com/office/word/2018/wordml/cex" xmlns:w16cid="http://schemas.microsoft.com/office/word/2016/wordml/cid" xmlns:w16="http://schemas.microsoft.com/office/word/2018/wordml" xmlns:w16sdtdh="http://schemas.microsoft.com/office/word/2020/wordml/sdtdatahash" xmlns:w16sdtfl="http://schemas.microsoft.com/office/word/2024/wordml/sdtformatlock" xmlns:w16se="http://schemas.microsoft.com/office/word/2015/wordml/symex" xmlns:w16du="http://schemas.microsoft.com/office/word/2023/wordml/word16du" xmlns:wne="http://schemas.microsoft.com/office/word/2006/wordml" xmlns:a="http://schemas.openxmlformats.org/drawingml/2006/main" xmlns:pic="http://schemas.openxmlformats.org/drawingml/2006/picture" xmlns:a14="http://schemas.microsoft.com/office/drawing/2010/main" mc:Ignorable="w14 w15 w16se w16cid w16 w16cex w16sdtdh w16sdtfl w16du wp14">
+<w:document xmlns:wpc="http://schemas.microsoft.com/office/word/2010/wordprocessingCanvas" xmlns:cx="http://schemas.microsoft.com/office/drawing/2014/chartex" xmlns:cx1="http://schemas.microsoft.com/office/drawing/2015/9/8/chartex" xmlns:cx2="http://schemas.microsoft.com/office/drawing/2015/10/21/chartex" xmlns:cx3="http://schemas.microsoft.com/office/drawing/2016/5/9/chartex" xmlns:cx4="http://schemas.microsoft.com/office/drawing/2016/5/10/chartex" xmlns:cx5="http://schemas.microsoft.com/office/drawing/2016/5/11/chartex" xmlns:cx6="http://schemas.microsoft.com/office/drawing/2016/5/12/chartex" xmlns:cx7="http://schemas.microsoft.com/office/drawing/2016/5/13/chartex" xmlns:cx8="http://schemas.microsoft.com/office/drawing/2016/5/14/chartex" xmlns:mc="http://schemas.openxmlformats.org/markup-compatibility/2006" xmlns:m="http://schemas.openxmlformats.org/officeDocument/2006/math" xmlns:aink="http://schemas.microsoft.com/office/drawing/2016/ink" xmlns:am3d="http://schemas.microsoft.com/office/drawing/2017/model3d" xmlns:oel="http://schemas.microsoft.com/office/2019/extlst" xmlns:r="http://schemas.openxmlformats.org/officeDocument/2006/relationships" xmlns:wp14="http://schemas.microsoft.com/office/word/2010/wordprocessingDrawing" xmlns:wp="http://schemas.openxmlformats.org/drawingml/2006/wordprocessingDrawing" xmlns:wpg="http://schemas.microsoft.com/office/word/2010/wordprocessingGroup" xmlns:wpi="http://schemas.microsoft.com/office/word/2010/wordprocessingInk" xmlns:wps="http://schemas.microsoft.com/office/word/2010/wordprocessingShape" xmlns:o="urn:schemas-microsoft-com:office:office" xmlns:v="urn:schemas-microsoft-com:vml" xmlns:w10="urn:schemas-microsoft-com:office:word" xmlns:w="http://schemas.openxmlformats.org/wordprocessingml/2006/main" xmlns:w14="http://schemas.microsoft.com/office/word/2010/wordml" xmlns:w15="http://schemas.microsoft.com/office/word/2012/wordml" xmlns:w16cex="http://schemas.microsoft.com/office/word/2018/wordml/cex" xmlns:w16cid="http://schemas.microsoft.com/office/word/2016/wordml/cid" xmlns:w16="http://schemas.microsoft.com/office/word/2018/wordml" xmlns:w16sdtdh="http://schemas.microsoft.com/office/word/2020/wordml/sdtdatahash" xmlns:w16sdtfl="http://schemas.microsoft.com/office/word/2024/wordml/sdtformatlock" xmlns:w16se="http://schemas.microsoft.com/office/word/2015/wordml/symex" xmlns:w16du="http://schemas.microsoft.com/office/word/2023/wordml/word16du" xmlns:wne="http://schemas.microsoft.com/office/word/2006/wordml" mc:Ignorable="w14 w15 w16se w16cid w16 w16cex w16sdtdh w16sdtfl w16du wp14">
   <w:body>
     <w:p>
       <w:pPr>
@@ -52,12 +52,12 @@
         <w:tblW w:w="9962" w:type="dxa"/>
         <w:tblInd w:w="0" w:type="dxa"/>
         <w:tblBorders>
-          <w:top w:val="single" w:color="000000" w:sz="4" w:space="0"/>
-          <w:left w:val="single" w:color="000000" w:sz="4" w:space="0"/>
-          <w:bottom w:val="single" w:color="000000" w:sz="4" w:space="0"/>
-          <w:right w:val="single" w:color="000000" w:sz="4" w:space="0"/>
-          <w:insideH w:val="single" w:color="000000" w:sz="4" w:space="0"/>
-          <w:insideV w:val="single" w:color="000000" w:sz="4" w:space="0"/>
+          <w:top w:val="single" w:sz="4" w:space="0" w:color="000000"/>
+          <w:left w:val="single" w:sz="4" w:space="0" w:color="000000"/>
+          <w:bottom w:val="single" w:sz="4" w:space="0" w:color="000000"/>
+          <w:right w:val="single" w:sz="4" w:space="0" w:color="000000"/>
+          <w:insideH w:val="single" w:sz="4" w:space="0" w:color="000000"/>
+          <w:insideV w:val="single" w:sz="4" w:space="0" w:color="000000"/>
         </w:tblBorders>
         <w:tblLayout w:type="fixed"/>
         <w:tblLook w:val="0400" w:firstRow="0" w:lastRow="0" w:firstColumn="0" w:lastColumn="0" w:noHBand="0" w:noVBand="1"/>
@@ -142,12 +142,12 @@
         <w:tblW w:w="9962" w:type="dxa"/>
         <w:tblInd w:w="0" w:type="dxa"/>
         <w:tblBorders>
-          <w:top w:val="single" w:color="000000" w:sz="4" w:space="0"/>
-          <w:left w:val="single" w:color="000000" w:sz="4" w:space="0"/>
-          <w:bottom w:val="single" w:color="000000" w:sz="4" w:space="0"/>
-          <w:right w:val="single" w:color="000000" w:sz="4" w:space="0"/>
-          <w:insideH w:val="single" w:color="000000" w:sz="4" w:space="0"/>
-          <w:insideV w:val="single" w:color="000000" w:sz="4" w:space="0"/>
+          <w:top w:val="single" w:sz="4" w:space="0" w:color="000000"/>
+          <w:left w:val="single" w:sz="4" w:space="0" w:color="000000"/>
+          <w:bottom w:val="single" w:sz="4" w:space="0" w:color="000000"/>
+          <w:right w:val="single" w:sz="4" w:space="0" w:color="000000"/>
+          <w:insideH w:val="single" w:sz="4" w:space="0" w:color="000000"/>
+          <w:insideV w:val="single" w:sz="4" w:space="0" w:color="000000"/>
         </w:tblBorders>
         <w:tblLayout w:type="fixed"/>
         <w:tblLook w:val="0400" w:firstRow="0" w:lastRow="0" w:firstColumn="0" w:lastColumn="0" w:noHBand="0" w:noVBand="1"/>
@@ -321,12 +321,12 @@
         <w:tblW w:w="9962" w:type="dxa"/>
         <w:tblInd w:w="0" w:type="dxa"/>
         <w:tblBorders>
-          <w:top w:val="single" w:color="000000" w:sz="4" w:space="0"/>
-          <w:left w:val="single" w:color="000000" w:sz="4" w:space="0"/>
-          <w:bottom w:val="single" w:color="000000" w:sz="4" w:space="0"/>
-          <w:right w:val="single" w:color="000000" w:sz="4" w:space="0"/>
-          <w:insideH w:val="single" w:color="000000" w:sz="4" w:space="0"/>
-          <w:insideV w:val="single" w:color="000000" w:sz="4" w:space="0"/>
+          <w:top w:val="single" w:sz="4" w:space="0" w:color="000000"/>
+          <w:left w:val="single" w:sz="4" w:space="0" w:color="000000"/>
+          <w:bottom w:val="single" w:sz="4" w:space="0" w:color="000000"/>
+          <w:right w:val="single" w:sz="4" w:space="0" w:color="000000"/>
+          <w:insideH w:val="single" w:sz="4" w:space="0" w:color="000000"/>
+          <w:insideV w:val="single" w:sz="4" w:space="0" w:color="000000"/>
         </w:tblBorders>
         <w:tblLayout w:type="fixed"/>
         <w:tblLook w:val="0400" w:firstRow="0" w:lastRow="0" w:firstColumn="0" w:lastColumn="0" w:noHBand="0" w:noVBand="1"/>
@@ -660,12 +660,12 @@
         <w:tblW w:w="9962" w:type="dxa"/>
         <w:tblInd w:w="0" w:type="dxa"/>
         <w:tblBorders>
-          <w:top w:val="single" w:color="000000" w:sz="4" w:space="0"/>
-          <w:left w:val="single" w:color="000000" w:sz="4" w:space="0"/>
-          <w:bottom w:val="single" w:color="000000" w:sz="4" w:space="0"/>
-          <w:right w:val="single" w:color="000000" w:sz="4" w:space="0"/>
-          <w:insideH w:val="single" w:color="000000" w:sz="4" w:space="0"/>
-          <w:insideV w:val="single" w:color="000000" w:sz="4" w:space="0"/>
+          <w:top w:val="single" w:sz="4" w:space="0" w:color="000000"/>
+          <w:left w:val="single" w:sz="4" w:space="0" w:color="000000"/>
+          <w:bottom w:val="single" w:sz="4" w:space="0" w:color="000000"/>
+          <w:right w:val="single" w:sz="4" w:space="0" w:color="000000"/>
+          <w:insideH w:val="single" w:sz="4" w:space="0" w:color="000000"/>
+          <w:insideV w:val="single" w:sz="4" w:space="0" w:color="000000"/>
         </w:tblBorders>
         <w:tblLayout w:type="fixed"/>
         <w:tblLook w:val="0400" w:firstRow="0" w:lastRow="0" w:firstColumn="0" w:lastColumn="0" w:noHBand="0" w:noVBand="1"/>
@@ -1176,6 +1176,7 @@
           <w:szCs w:val="20"/>
           <w:lang w:val="es-MX"/>
         </w:rPr>
+        <w:lastRenderedPageBreak/>
         <w:t>Capacitación continua y registro de inducción</w:t>
       </w:r>
     </w:p>
@@ -2027,6 +2028,7 @@
           <w:sz w:val="20"/>
           <w:szCs w:val="20"/>
         </w:rPr>
+        <w:lastRenderedPageBreak/>
         <w:t>En este componente formativo se abordarán de manera progresiva los fundamentos de las BPM aplicadas a la producción artesanal de pan con masa madre. Para ello, se desarrollarán temas relacionados con el marco normativo, las prácticas higiénicas del personal, la identificación y prevención de los principales peligros de contaminación, el manejo seguro de utensilios y equipos, la selección y aplicación de agentes de limpieza y desinfección, así como los Procedimientos Operativos Estandarizados de Saneamiento (POES) y la importancia de los registros como evidencia del cumplimiento de estas actividades. Al finalizar el componente, el aprendiz contará con los conocimientos necesarios para implementar y verificar las Buenas Prácticas de Manufactura en procesos de panificación artesanal, contribuyendo a la elaboración de productos inocuos y de alta calidad.</w:t>
       </w:r>
     </w:p>
@@ -2151,10 +2153,10 @@
           <w:tcPr>
             <w:tcW w:w="9962" w:type="dxa"/>
             <w:tcBorders>
-              <w:top w:val="single" w:color="auto" w:sz="4" w:space="0"/>
-              <w:left w:val="single" w:color="auto" w:sz="4" w:space="0"/>
-              <w:bottom w:val="single" w:color="auto" w:sz="4" w:space="0"/>
-              <w:right w:val="single" w:color="auto" w:sz="4" w:space="0"/>
+              <w:top w:val="single" w:sz="4" w:space="0" w:color="auto"/>
+              <w:left w:val="single" w:sz="4" w:space="0" w:color="auto"/>
+              <w:bottom w:val="single" w:sz="4" w:space="0" w:color="auto"/>
+              <w:right w:val="single" w:sz="4" w:space="0" w:color="auto"/>
             </w:tcBorders>
             <w:shd w:val="clear" w:color="auto" w:fill="92D050"/>
             <w:hideMark/>
@@ -2591,6 +2593,7 @@
                 <w:szCs w:val="20"/>
                 <w:lang w:val="es-MX"/>
               </w:rPr>
+              <w:lastRenderedPageBreak/>
               <w:t xml:space="preserve">ACORDEÓN CON VIÑETA A LA DERECHA - TIPO </w:t>
             </w:r>
             <w:commentRangeStart w:id="0"/>
@@ -3526,6 +3529,7 @@
                 <w:szCs w:val="20"/>
                 <w:lang w:val="es-MX"/>
               </w:rPr>
+              <w:lastRenderedPageBreak/>
               <w:t>Confianza del consumidor</w:t>
             </w:r>
           </w:p>
@@ -4654,6 +4658,7 @@
                 <w:szCs w:val="20"/>
                 <w:lang w:val="es-MX"/>
               </w:rPr>
+              <w:lastRenderedPageBreak/>
               <w:t>Pisos, paredes y techos</w:t>
             </w:r>
           </w:p>
@@ -5199,7 +5204,25 @@
           <w:szCs w:val="20"/>
           <w:lang w:val="es-MX"/>
         </w:rPr>
-        <w:t>Un manipulador de alimentos es “toda persona que, por su actividad laboral, tiene contacto directo con los alimentos durante su preparación, elaboración, envasado, almacenamiento, transporte o expendio” (Resolución 2674 de 2013, artículo 3). En la panadería de masa madre, son manipuladores: el panadero que amasa, el ayudante que divide y moldea, el hornero, y cualquier persona que toque el pan terminado sin empaque.</w:t>
+        <w:t>Un manipulador de alimentos es “toda persona que, por su actividad laboral, tiene contacto directo con los alimentos durante su preparación, elaboración, envasado, almacenamiento, transporte o expendio” (Resolución 2674 de 2013, artículo 3). En la panadería de masa madre, son manipuladores: el panadero que amasa, el ayudante que divide y moldea, el hornero</w:t>
+      </w:r>
+      <w:r>
+        <w:rPr>
+          <w:rFonts w:ascii="Arial" w:hAnsi="Arial" w:cs="Arial"/>
+          <w:sz w:val="20"/>
+          <w:szCs w:val="20"/>
+          <w:lang w:val="es-MX"/>
+        </w:rPr>
+        <w:t xml:space="preserve"> </w:t>
+      </w:r>
+      <w:r>
+        <w:rPr>
+          <w:rFonts w:ascii="Arial" w:hAnsi="Arial" w:cs="Arial"/>
+          <w:sz w:val="20"/>
+          <w:szCs w:val="20"/>
+          <w:lang w:val="es-MX"/>
+        </w:rPr>
+        <w:t>y cualquier persona que toque el pan terminado sin empaque.</w:t>
       </w:r>
     </w:p>
     <w:p>
@@ -5259,7 +5282,7 @@
           <w:szCs w:val="20"/>
           <w:lang w:val="es-MX"/>
         </w:rPr>
-        <w:t>Ninguna persona que padezca una enfermedad transmisible o sea portadora de bacterias patógenas debe manipular alimentos. Las condiciones que obligan a excluir al manipulador son: diarrea aguda o crónica, infecciones respiratorias, heridas infectadas, quemaduras, dermatitis, conjuntivitis, o cualquier otra afección que pueda contaminar los alimentos.</w:t>
+        <w:t>Ninguna persona que padezca una enfermedad transmisible o sea portadora de bacterias patógenas debe manipular alimentos. Las condiciones que obligan a excluir al manipulador son: diarrea aguda o crónica, infecciones respiratorias, heridas infectadas, quemaduras, dermatitis, conjuntivitis o cualquier otra afección que pueda contaminar los alimentos.</w:t>
       </w:r>
     </w:p>
     <w:p>
@@ -5280,6 +5303,7 @@
           <w:szCs w:val="20"/>
           <w:lang w:val="es-MX"/>
         </w:rPr>
+        <w:lastRenderedPageBreak/>
         <w:t>Además,</w:t>
       </w:r>
       <w:r>
@@ -5357,7 +5381,6 @@
             <w:tcW w:w="9469" w:type="dxa"/>
             <w:gridSpan w:val="2"/>
             <w:shd w:val="clear" w:color="auto" w:fill="92D050"/>
-            <w:tcMar/>
           </w:tcPr>
           <w:p>
             <w:pPr>
@@ -5441,7 +5464,6 @@
           <w:tcPr>
             <w:tcW w:w="5039" w:type="dxa"/>
             <w:shd w:val="clear" w:color="auto" w:fill="92D050"/>
-            <w:tcMar/>
           </w:tcPr>
           <w:p>
             <w:pPr>
@@ -5473,7 +5495,6 @@
           <w:tcPr>
             <w:tcW w:w="4430" w:type="dxa"/>
             <w:shd w:val="clear" w:color="auto" w:fill="92D050"/>
-            <w:tcMar/>
           </w:tcPr>
           <w:p>
             <w:pPr>
@@ -5511,7 +5532,6 @@
             <w:tcW w:w="9469" w:type="dxa"/>
             <w:gridSpan w:val="2"/>
             <w:shd w:val="clear" w:color="auto" w:fill="92D050"/>
-            <w:tcMar/>
             <w:vAlign w:val="center"/>
           </w:tcPr>
           <w:p>
@@ -5557,7 +5577,6 @@
           <w:tcPr>
             <w:tcW w:w="5039" w:type="dxa"/>
             <w:vMerge w:val="restart"/>
-            <w:tcMar/>
             <w:vAlign w:val="center"/>
           </w:tcPr>
           <w:p>
@@ -5638,7 +5657,6 @@
         <w:tc>
           <w:tcPr>
             <w:tcW w:w="4430" w:type="dxa"/>
-            <w:tcMar/>
           </w:tcPr>
           <w:p>
             <w:pPr>
@@ -5678,7 +5696,6 @@
           <w:tcPr>
             <w:tcW w:w="5039" w:type="dxa"/>
             <w:vMerge/>
-            <w:tcMar/>
           </w:tcPr>
           <w:p>
             <w:pPr>
@@ -5695,7 +5712,6 @@
         <w:tc>
           <w:tcPr>
             <w:tcW w:w="4430" w:type="dxa"/>
-            <w:tcMar/>
           </w:tcPr>
           <w:p>
             <w:pPr>
@@ -5750,7 +5766,6 @@
           <w:tcPr>
             <w:tcW w:w="5039" w:type="dxa"/>
             <w:vMerge/>
-            <w:tcMar/>
           </w:tcPr>
           <w:p>
             <w:pPr>
@@ -5767,7 +5782,6 @@
         <w:tc>
           <w:tcPr>
             <w:tcW w:w="4430" w:type="dxa"/>
-            <w:tcMar/>
           </w:tcPr>
           <w:p>
             <w:pPr>
@@ -5818,7 +5832,6 @@
           <w:tcPr>
             <w:tcW w:w="5039" w:type="dxa"/>
             <w:vMerge/>
-            <w:tcMar/>
           </w:tcPr>
           <w:p>
             <w:pPr>
@@ -5835,7 +5848,6 @@
         <w:tc>
           <w:tcPr>
             <w:tcW w:w="4430" w:type="dxa"/>
-            <w:tcMar/>
           </w:tcPr>
           <w:p>
             <w:pPr>
@@ -5884,7 +5896,6 @@
           <w:tcPr>
             <w:tcW w:w="5039" w:type="dxa"/>
             <w:vMerge/>
-            <w:tcMar/>
           </w:tcPr>
           <w:p>
             <w:pPr>
@@ -5901,7 +5912,6 @@
         <w:tc>
           <w:tcPr>
             <w:tcW w:w="4430" w:type="dxa"/>
-            <w:tcMar/>
           </w:tcPr>
           <w:p>
             <w:pPr>
@@ -5916,8 +5926,8 @@
             <w:r>
               <w:rPr>
                 <w:rFonts w:ascii="Arial" w:hAnsi="Arial" w:cs="Arial"/>
-                <w:b w:val="1"/>
-                <w:bCs w:val="1"/>
+                <w:b/>
+                <w:bCs/>
                 <w:sz w:val="20"/>
                 <w:szCs w:val="20"/>
                 <w:lang w:val="es-MX"/>
@@ -5958,25 +5968,7 @@
                 <w:szCs w:val="20"/>
                 <w:lang w:val="es-MX"/>
               </w:rPr>
-              <w:t xml:space="preserve"> </w:t>
-            </w:r>
-            <w:r>
-              <w:rPr>
-                <w:rFonts w:ascii="Arial" w:hAnsi="Arial" w:cs="Arial"/>
-                <w:sz w:val="20"/>
-                <w:szCs w:val="20"/>
-                <w:lang w:val="es-MX"/>
-              </w:rPr>
-              <w:t>antideslizante</w:t>
-            </w:r>
-            <w:r>
-              <w:rPr>
-                <w:rFonts w:ascii="Arial" w:hAnsi="Arial" w:cs="Arial"/>
-                <w:sz w:val="20"/>
-                <w:szCs w:val="20"/>
-                <w:lang w:val="es-MX"/>
-              </w:rPr>
-              <w:t xml:space="preserve"> y de uso exclusivo para el área de producción. Se recomienda que cuente con punta de acero en zonas donde exista riesgo por manipulación de cargas.</w:t>
+              <w:t xml:space="preserve"> antideslizante y de uso exclusivo para el área de producción. Se recomienda que cuente con punta de acero en zonas donde exista riesgo por manipulación de cargas.</w:t>
             </w:r>
           </w:p>
         </w:tc>
@@ -5986,7 +5978,6 @@
           <w:tcPr>
             <w:tcW w:w="5039" w:type="dxa"/>
             <w:vMerge/>
-            <w:tcMar/>
           </w:tcPr>
           <w:p>
             <w:pPr>
@@ -6003,7 +5994,6 @@
         <w:tc>
           <w:tcPr>
             <w:tcW w:w="4430" w:type="dxa"/>
-            <w:tcMar/>
           </w:tcPr>
           <w:p>
             <w:pPr>
@@ -6055,7 +6045,6 @@
           <w:tcPr>
             <w:tcW w:w="5039" w:type="dxa"/>
             <w:vMerge/>
-            <w:tcMar/>
           </w:tcPr>
           <w:p>
             <w:pPr>
@@ -6072,7 +6061,6 @@
         <w:tc>
           <w:tcPr>
             <w:tcW w:w="4430" w:type="dxa"/>
-            <w:tcMar/>
           </w:tcPr>
           <w:p>
             <w:pPr>
@@ -6141,7 +6129,6 @@
           <w:tcPr>
             <w:tcW w:w="5039" w:type="dxa"/>
             <w:vMerge w:val="restart"/>
-            <w:tcMar/>
           </w:tcPr>
           <w:p>
             <w:pPr>
@@ -6230,7 +6217,6 @@
         <w:tc>
           <w:tcPr>
             <w:tcW w:w="4430" w:type="dxa"/>
-            <w:tcMar/>
           </w:tcPr>
           <w:p>
             <w:pPr>
@@ -6267,6 +6253,7 @@
                 <w:sz w:val="20"/>
                 <w:szCs w:val="20"/>
               </w:rPr>
+              <w:lastRenderedPageBreak/>
               <w:t>desinfectantes, evitando el contacto directo con sustancias químicas.</w:t>
             </w:r>
           </w:p>
@@ -6277,7 +6264,6 @@
           <w:tcPr>
             <w:tcW w:w="5039" w:type="dxa"/>
             <w:vMerge/>
-            <w:tcMar/>
           </w:tcPr>
           <w:p>
             <w:pPr>
@@ -6294,7 +6280,6 @@
         <w:tc>
           <w:tcPr>
             <w:tcW w:w="4430" w:type="dxa"/>
-            <w:tcMar/>
           </w:tcPr>
           <w:p>
             <w:pPr>
@@ -6333,7 +6318,6 @@
           <w:tcPr>
             <w:tcW w:w="5039" w:type="dxa"/>
             <w:vMerge/>
-            <w:tcMar/>
           </w:tcPr>
           <w:p>
             <w:pPr>
@@ -6350,7 +6334,6 @@
         <w:tc>
           <w:tcPr>
             <w:tcW w:w="4430" w:type="dxa"/>
-            <w:tcMar/>
           </w:tcPr>
           <w:p>
             <w:pPr>
@@ -6389,7 +6372,6 @@
           <w:tcPr>
             <w:tcW w:w="5039" w:type="dxa"/>
             <w:vMerge/>
-            <w:tcMar/>
           </w:tcPr>
           <w:p>
             <w:pPr>
@@ -6406,7 +6388,6 @@
         <w:tc>
           <w:tcPr>
             <w:tcW w:w="4430" w:type="dxa"/>
-            <w:tcMar/>
           </w:tcPr>
           <w:p>
             <w:pPr>
@@ -6857,6 +6838,7 @@
                 <w:sz w:val="20"/>
                 <w:szCs w:val="20"/>
               </w:rPr>
+              <w:lastRenderedPageBreak/>
               <w:t>Realice nuevamente el lavado de manos después de manipular residuos, recipientes de basura o cualquier material considerado contaminante.</w:t>
             </w:r>
           </w:p>
@@ -6889,6 +6871,7 @@
                 <w:sz w:val="20"/>
                 <w:szCs w:val="20"/>
               </w:rPr>
+              <w:lastRenderedPageBreak/>
               <w:t>🤧</w:t>
             </w:r>
             <w:r>
@@ -7559,6 +7542,7 @@
                 <w:sz w:val="20"/>
                 <w:szCs w:val="20"/>
               </w:rPr>
+              <w:lastRenderedPageBreak/>
               <w:t>Seque completamente las manos utilizando una toalla de papel desechable, evitando restregar la piel para prevenir irritaciones.</w:t>
             </w:r>
           </w:p>
@@ -7588,6 +7572,7 @@
                 <w:sz w:val="20"/>
                 <w:szCs w:val="20"/>
               </w:rPr>
+              <w:lastRenderedPageBreak/>
               <w:t>🚰</w:t>
             </w:r>
             <w:r>
@@ -8218,6 +8203,7 @@
                 <w:sz w:val="20"/>
                 <w:szCs w:val="20"/>
               </w:rPr>
+              <w:lastRenderedPageBreak/>
               <w:t>Actuación frente a accidentes, manejo de residuos, control de plagas y procedimientos ante situaciones que puedan comprometer la inocuidad.</w:t>
             </w:r>
           </w:p>
@@ -8239,7 +8225,7 @@
         <w:spacing w:after="240" w:line="276" w:lineRule="auto"/>
         <w:ind w:left="426"/>
         <w:rPr>
-          <w:rFonts w:ascii="Arial" w:hAnsi="Arial" w:eastAsia="Arial" w:cs="Arial"/>
+          <w:rFonts w:ascii="Arial" w:eastAsia="Arial" w:hAnsi="Arial" w:cs="Arial"/>
           <w:sz w:val="20"/>
           <w:szCs w:val="20"/>
           <w:lang w:eastAsia="es-CO"/>
@@ -8247,7 +8233,7 @@
       </w:pPr>
       <w:r>
         <w:rPr>
-          <w:rFonts w:ascii="Arial" w:hAnsi="Arial" w:eastAsia="Arial" w:cs="Arial"/>
+          <w:rFonts w:ascii="Arial" w:eastAsia="Arial" w:hAnsi="Arial" w:cs="Arial"/>
           <w:sz w:val="20"/>
           <w:szCs w:val="20"/>
           <w:lang w:eastAsia="es-CO"/>
@@ -8260,7 +8246,7 @@
         <w:spacing w:after="240" w:line="276" w:lineRule="auto"/>
         <w:ind w:left="426"/>
         <w:rPr>
-          <w:rFonts w:ascii="Arial" w:hAnsi="Arial" w:eastAsia="Arial" w:cs="Arial"/>
+          <w:rFonts w:ascii="Arial" w:eastAsia="Arial" w:hAnsi="Arial" w:cs="Arial"/>
           <w:b/>
           <w:bCs/>
           <w:sz w:val="20"/>
@@ -8270,7 +8256,7 @@
       </w:pPr>
       <w:r>
         <w:rPr>
-          <w:rFonts w:ascii="Arial" w:hAnsi="Arial" w:eastAsia="Arial" w:cs="Arial"/>
+          <w:rFonts w:ascii="Arial" w:eastAsia="Arial" w:hAnsi="Arial" w:cs="Arial"/>
           <w:b/>
           <w:bCs/>
           <w:sz w:val="20"/>
@@ -8288,7 +8274,7 @@
         </w:numPr>
         <w:spacing w:line="276" w:lineRule="auto"/>
         <w:rPr>
-          <w:rFonts w:ascii="Arial" w:hAnsi="Arial" w:eastAsia="Arial" w:cs="Arial"/>
+          <w:rFonts w:ascii="Arial" w:eastAsia="Arial" w:hAnsi="Arial" w:cs="Arial"/>
           <w:sz w:val="20"/>
           <w:szCs w:val="20"/>
           <w:lang w:eastAsia="es-CO"/>
@@ -8296,7 +8282,7 @@
       </w:pPr>
       <w:r>
         <w:rPr>
-          <w:rFonts w:ascii="Arial" w:hAnsi="Arial" w:eastAsia="Arial" w:cs="Arial"/>
+          <w:rFonts w:ascii="Arial" w:eastAsia="Arial" w:hAnsi="Arial" w:cs="Arial"/>
           <w:sz w:val="20"/>
           <w:szCs w:val="20"/>
           <w:lang w:eastAsia="es-CO"/>
@@ -8312,7 +8298,7 @@
         </w:numPr>
         <w:spacing w:line="276" w:lineRule="auto"/>
         <w:rPr>
-          <w:rFonts w:ascii="Arial" w:hAnsi="Arial" w:eastAsia="Arial" w:cs="Arial"/>
+          <w:rFonts w:ascii="Arial" w:eastAsia="Arial" w:hAnsi="Arial" w:cs="Arial"/>
           <w:sz w:val="20"/>
           <w:szCs w:val="20"/>
           <w:lang w:eastAsia="es-CO"/>
@@ -8320,7 +8306,7 @@
       </w:pPr>
       <w:r>
         <w:rPr>
-          <w:rFonts w:ascii="Arial" w:hAnsi="Arial" w:eastAsia="Arial" w:cs="Arial"/>
+          <w:rFonts w:ascii="Arial" w:eastAsia="Arial" w:hAnsi="Arial" w:cs="Arial"/>
           <w:sz w:val="20"/>
           <w:szCs w:val="20"/>
           <w:lang w:eastAsia="es-CO"/>
@@ -8336,7 +8322,7 @@
         </w:numPr>
         <w:spacing w:line="276" w:lineRule="auto"/>
         <w:rPr>
-          <w:rFonts w:ascii="Arial" w:hAnsi="Arial" w:eastAsia="Arial" w:cs="Arial"/>
+          <w:rFonts w:ascii="Arial" w:eastAsia="Arial" w:hAnsi="Arial" w:cs="Arial"/>
           <w:sz w:val="20"/>
           <w:szCs w:val="20"/>
           <w:lang w:eastAsia="es-CO"/>
@@ -8344,7 +8330,7 @@
       </w:pPr>
       <w:r>
         <w:rPr>
-          <w:rFonts w:ascii="Arial" w:hAnsi="Arial" w:eastAsia="Arial" w:cs="Arial"/>
+          <w:rFonts w:ascii="Arial" w:eastAsia="Arial" w:hAnsi="Arial" w:cs="Arial"/>
           <w:sz w:val="20"/>
           <w:szCs w:val="20"/>
           <w:lang w:eastAsia="es-CO"/>
@@ -8360,7 +8346,7 @@
         </w:numPr>
         <w:spacing w:line="276" w:lineRule="auto"/>
         <w:rPr>
-          <w:rFonts w:ascii="Arial" w:hAnsi="Arial" w:eastAsia="Arial" w:cs="Arial"/>
+          <w:rFonts w:ascii="Arial" w:eastAsia="Arial" w:hAnsi="Arial" w:cs="Arial"/>
           <w:sz w:val="20"/>
           <w:szCs w:val="20"/>
           <w:lang w:eastAsia="es-CO"/>
@@ -8368,7 +8354,7 @@
       </w:pPr>
       <w:r>
         <w:rPr>
-          <w:rFonts w:ascii="Arial" w:hAnsi="Arial" w:eastAsia="Arial" w:cs="Arial"/>
+          <w:rFonts w:ascii="Arial" w:eastAsia="Arial" w:hAnsi="Arial" w:cs="Arial"/>
           <w:sz w:val="20"/>
           <w:szCs w:val="20"/>
           <w:lang w:eastAsia="es-CO"/>
@@ -8384,7 +8370,7 @@
         </w:numPr>
         <w:spacing w:line="276" w:lineRule="auto"/>
         <w:rPr>
-          <w:rFonts w:ascii="Arial" w:hAnsi="Arial" w:eastAsia="Arial" w:cs="Arial"/>
+          <w:rFonts w:ascii="Arial" w:eastAsia="Arial" w:hAnsi="Arial" w:cs="Arial"/>
           <w:sz w:val="20"/>
           <w:szCs w:val="20"/>
           <w:lang w:eastAsia="es-CO"/>
@@ -8392,7 +8378,7 @@
       </w:pPr>
       <w:r>
         <w:rPr>
-          <w:rFonts w:ascii="Arial" w:hAnsi="Arial" w:eastAsia="Arial" w:cs="Arial"/>
+          <w:rFonts w:ascii="Arial" w:eastAsia="Arial" w:hAnsi="Arial" w:cs="Arial"/>
           <w:sz w:val="20"/>
           <w:szCs w:val="20"/>
           <w:lang w:eastAsia="es-CO"/>
@@ -8408,7 +8394,7 @@
         </w:numPr>
         <w:spacing w:line="276" w:lineRule="auto"/>
         <w:rPr>
-          <w:rFonts w:ascii="Arial" w:hAnsi="Arial" w:eastAsia="Arial" w:cs="Arial"/>
+          <w:rFonts w:ascii="Arial" w:eastAsia="Arial" w:hAnsi="Arial" w:cs="Arial"/>
           <w:sz w:val="20"/>
           <w:szCs w:val="20"/>
           <w:lang w:eastAsia="es-CO"/>
@@ -8416,7 +8402,7 @@
       </w:pPr>
       <w:r>
         <w:rPr>
-          <w:rFonts w:ascii="Arial" w:hAnsi="Arial" w:eastAsia="Arial" w:cs="Arial"/>
+          <w:rFonts w:ascii="Arial" w:eastAsia="Arial" w:hAnsi="Arial" w:cs="Arial"/>
           <w:sz w:val="20"/>
           <w:szCs w:val="20"/>
           <w:lang w:eastAsia="es-CO"/>
@@ -8428,7 +8414,7 @@
       <w:pPr>
         <w:spacing w:line="276" w:lineRule="auto"/>
         <w:rPr>
-          <w:rFonts w:ascii="Arial" w:hAnsi="Arial" w:eastAsia="Arial" w:cs="Arial"/>
+          <w:rFonts w:ascii="Arial" w:eastAsia="Arial" w:hAnsi="Arial" w:cs="Arial"/>
           <w:sz w:val="20"/>
           <w:szCs w:val="20"/>
           <w:lang w:eastAsia="es-CO"/>
@@ -8460,7 +8446,7 @@
       <w:pPr>
         <w:spacing w:line="276" w:lineRule="auto"/>
         <w:rPr>
-          <w:rFonts w:ascii="Arial" w:hAnsi="Arial" w:eastAsia="Arial" w:cs="Arial"/>
+          <w:rFonts w:ascii="Arial" w:eastAsia="Arial" w:hAnsi="Arial" w:cs="Arial"/>
           <w:sz w:val="20"/>
           <w:szCs w:val="20"/>
           <w:lang w:eastAsia="es-CO"/>
@@ -8644,7 +8630,133 @@
           <w:szCs w:val="20"/>
           <w:lang w:val="es-MX"/>
         </w:rPr>
-        <w:t>Existen variedades de tipos de contaminaciones, estas pueden en peligro la salud, tanto de los trabajadores como de los consumidores, es en medida que las BPM, deben aplicarse para un riguroso proceso dentro de las instalaciones, lo que ayuda a la prevención de este tipo de contaminaciones.</w:t>
+        <w:t>Existen variedades de tipos de contaminaciones</w:t>
+      </w:r>
+      <w:r>
+        <w:rPr>
+          <w:rFonts w:ascii="Arial" w:hAnsi="Arial" w:cs="Arial"/>
+          <w:sz w:val="20"/>
+          <w:szCs w:val="20"/>
+          <w:lang w:val="es-MX"/>
+        </w:rPr>
+        <w:t>;</w:t>
+      </w:r>
+      <w:r>
+        <w:rPr>
+          <w:rFonts w:ascii="Arial" w:hAnsi="Arial" w:cs="Arial"/>
+          <w:sz w:val="20"/>
+          <w:szCs w:val="20"/>
+          <w:lang w:val="es-MX"/>
+        </w:rPr>
+        <w:t xml:space="preserve"> estas pueden </w:t>
+      </w:r>
+      <w:r>
+        <w:rPr>
+          <w:rFonts w:ascii="Arial" w:hAnsi="Arial" w:cs="Arial"/>
+          <w:sz w:val="20"/>
+          <w:szCs w:val="20"/>
+          <w:lang w:val="es-MX"/>
+        </w:rPr>
+        <w:t xml:space="preserve">poner </w:t>
+      </w:r>
+      <w:r>
+        <w:rPr>
+          <w:rFonts w:ascii="Arial" w:hAnsi="Arial" w:cs="Arial"/>
+          <w:sz w:val="20"/>
+          <w:szCs w:val="20"/>
+          <w:lang w:val="es-MX"/>
+        </w:rPr>
+        <w:t>en peligro la salud, tanto de los trabajadores como de los consumidores</w:t>
+      </w:r>
+      <w:r>
+        <w:rPr>
+          <w:rFonts w:ascii="Arial" w:hAnsi="Arial" w:cs="Arial"/>
+          <w:sz w:val="20"/>
+          <w:szCs w:val="20"/>
+          <w:lang w:val="es-MX"/>
+        </w:rPr>
+        <w:t xml:space="preserve">. En esta </w:t>
+      </w:r>
+      <w:r>
+        <w:rPr>
+          <w:rFonts w:ascii="Arial" w:hAnsi="Arial" w:cs="Arial"/>
+          <w:sz w:val="20"/>
+          <w:szCs w:val="20"/>
+          <w:lang w:val="es-MX"/>
+        </w:rPr>
+        <w:t>medida</w:t>
+      </w:r>
+      <w:r>
+        <w:rPr>
+          <w:rFonts w:ascii="Arial" w:hAnsi="Arial" w:cs="Arial"/>
+          <w:sz w:val="20"/>
+          <w:szCs w:val="20"/>
+          <w:lang w:val="es-MX"/>
+        </w:rPr>
+        <w:t xml:space="preserve">, se deben aplicar </w:t>
+      </w:r>
+      <w:r>
+        <w:rPr>
+          <w:rFonts w:ascii="Arial" w:hAnsi="Arial" w:cs="Arial"/>
+          <w:sz w:val="20"/>
+          <w:szCs w:val="20"/>
+          <w:lang w:val="es-MX"/>
+        </w:rPr>
+        <w:t>las BPM</w:t>
+      </w:r>
+      <w:r>
+        <w:rPr>
+          <w:rFonts w:ascii="Arial" w:hAnsi="Arial" w:cs="Arial"/>
+          <w:sz w:val="20"/>
+          <w:szCs w:val="20"/>
+          <w:lang w:val="es-MX"/>
+        </w:rPr>
+        <w:t xml:space="preserve"> </w:t>
+      </w:r>
+      <w:r>
+        <w:rPr>
+          <w:rFonts w:ascii="Arial" w:hAnsi="Arial" w:cs="Arial"/>
+          <w:sz w:val="20"/>
+          <w:szCs w:val="20"/>
+          <w:lang w:val="es-MX"/>
+        </w:rPr>
+        <w:t xml:space="preserve">para </w:t>
+      </w:r>
+      <w:r>
+        <w:rPr>
+          <w:rFonts w:ascii="Arial" w:hAnsi="Arial" w:cs="Arial"/>
+          <w:sz w:val="20"/>
+          <w:szCs w:val="20"/>
+          <w:lang w:val="es-MX"/>
+        </w:rPr>
+        <w:t xml:space="preserve">lograr </w:t>
+      </w:r>
+      <w:r>
+        <w:rPr>
+          <w:rFonts w:ascii="Arial" w:hAnsi="Arial" w:cs="Arial"/>
+          <w:sz w:val="20"/>
+          <w:szCs w:val="20"/>
+          <w:lang w:val="es-MX"/>
+        </w:rPr>
+        <w:t>un riguroso proceso dentro de las instalaciones</w:t>
+      </w:r>
+      <w:r>
+        <w:rPr>
+          <w:rFonts w:ascii="Arial" w:hAnsi="Arial" w:cs="Arial"/>
+          <w:sz w:val="20"/>
+          <w:szCs w:val="20"/>
+          <w:lang w:val="es-MX"/>
+        </w:rPr>
+        <w:t xml:space="preserve"> y así contribuir</w:t>
+      </w:r>
+      <w:r>
+        <w:rPr>
+          <w:rFonts w:ascii="Arial" w:hAnsi="Arial" w:cs="Arial"/>
+          <w:sz w:val="20"/>
+          <w:szCs w:val="20"/>
+          <w:lang w:val="es-MX"/>
+        </w:rPr>
+        <w:t xml:space="preserve"> a la prevención de este tipo de contaminaciones.</w:t>
       </w:r>
     </w:p>
     <w:p>
@@ -8959,6 +9071,7 @@
                 <w:sz w:val="20"/>
                 <w:szCs w:val="20"/>
               </w:rPr>
+              <w:lastRenderedPageBreak/>
               <w:t>Fragmentos de vidrio (envases rotos)</w:t>
             </w:r>
           </w:p>
@@ -9842,6 +9955,7 @@
                 <w:sz w:val="20"/>
                 <w:szCs w:val="20"/>
               </w:rPr>
+              <w:lastRenderedPageBreak/>
               <w:t>Productos de limpieza almacenados junto a harinas o materias primas</w:t>
             </w:r>
           </w:p>
@@ -11105,6 +11219,7 @@
           <w:sz w:val="20"/>
           <w:szCs w:val="20"/>
         </w:rPr>
+        <w:lastRenderedPageBreak/>
         <w:t>Ejemplo aplicado</w:t>
       </w:r>
     </w:p>
@@ -11580,13 +11695,6 @@
                 <w:szCs w:val="20"/>
               </w:rPr>
               <w:br/>
-            </w:r>
-            <w:r>
-              <w:rPr>
-                <w:rFonts w:ascii="Arial" w:hAnsi="Arial" w:cs="Arial"/>
-                <w:sz w:val="20"/>
-                <w:szCs w:val="20"/>
-              </w:rPr>
               <w:t>Conserve el pan en un lugar limpio, seco y protegido de la humedad y la luz solar directa.</w:t>
             </w:r>
           </w:p>
@@ -11662,6 +11770,7 @@
           <w:sz w:val="20"/>
           <w:szCs w:val="20"/>
         </w:rPr>
+        <w:lastRenderedPageBreak/>
         <w:t>El control de la temperatura durante la fermentación, el enfriamiento y el almacenamiento constituye una medida preventiva esencial para obtener panes seguros, de buena calidad y con las características propias de la masa madre.</w:t>
       </w:r>
     </w:p>
@@ -12532,6 +12641,7 @@
                 <w:sz w:val="20"/>
                 <w:szCs w:val="20"/>
               </w:rPr>
+              <w:lastRenderedPageBreak/>
               <w:t>🟦</w:t>
             </w:r>
             <w:r>
@@ -13103,13 +13213,6 @@
                 <w:szCs w:val="20"/>
               </w:rPr>
               <w:br/>
-            </w:r>
-            <w:r>
-              <w:rPr>
-                <w:rFonts w:ascii="Arial" w:hAnsi="Arial" w:cs="Arial"/>
-                <w:sz w:val="20"/>
-                <w:szCs w:val="20"/>
-              </w:rPr>
               <w:t>Recepcione los ingredientes verificando su calidad y almacénelos en condiciones adecuadas de higiene, temperatura y humedad.</w:t>
             </w:r>
           </w:p>
@@ -13176,13 +13279,6 @@
                 <w:szCs w:val="20"/>
               </w:rPr>
               <w:br/>
-            </w:r>
-            <w:r>
-              <w:rPr>
-                <w:rFonts w:ascii="Arial" w:hAnsi="Arial" w:cs="Arial"/>
-                <w:sz w:val="20"/>
-                <w:szCs w:val="20"/>
-              </w:rPr>
               <w:t>Dosifique los ingredientes según la formulación establecida para garantizar la estandarización del producto.</w:t>
             </w:r>
           </w:p>
@@ -13249,13 +13345,6 @@
                 <w:szCs w:val="20"/>
               </w:rPr>
               <w:br/>
-            </w:r>
-            <w:r>
-              <w:rPr>
-                <w:rFonts w:ascii="Arial" w:hAnsi="Arial" w:cs="Arial"/>
-                <w:sz w:val="20"/>
-                <w:szCs w:val="20"/>
-              </w:rPr>
               <w:t>Mezcle los ingredientes hasta obtener una masa homogénea con el desarrollo adecuado del gluten.</w:t>
             </w:r>
           </w:p>
@@ -13322,13 +13411,6 @@
                 <w:szCs w:val="20"/>
               </w:rPr>
               <w:br/>
-            </w:r>
-            <w:r>
-              <w:rPr>
-                <w:rFonts w:ascii="Arial" w:hAnsi="Arial" w:cs="Arial"/>
-                <w:sz w:val="20"/>
-                <w:szCs w:val="20"/>
-              </w:rPr>
               <w:t>Permita que la masa fermente bajo condiciones controladas de tiempo y temperatura para favorecer su desarrollo.</w:t>
             </w:r>
           </w:p>
@@ -13367,6 +13449,7 @@
                 <w:sz w:val="20"/>
                 <w:szCs w:val="20"/>
               </w:rPr>
+              <w:lastRenderedPageBreak/>
               <w:t>✋</w:t>
             </w:r>
             <w:r>
@@ -13395,13 +13478,6 @@
                 <w:szCs w:val="20"/>
               </w:rPr>
               <w:br/>
-            </w:r>
-            <w:r>
-              <w:rPr>
-                <w:rFonts w:ascii="Arial" w:hAnsi="Arial" w:cs="Arial"/>
-                <w:sz w:val="20"/>
-                <w:szCs w:val="20"/>
-              </w:rPr>
               <w:t>Porcione la masa y dele la forma requerida según el tipo de pan que se desea elaborar.</w:t>
             </w:r>
           </w:p>
@@ -13468,13 +13544,6 @@
                 <w:szCs w:val="20"/>
               </w:rPr>
               <w:br/>
-            </w:r>
-            <w:r>
-              <w:rPr>
-                <w:rFonts w:ascii="Arial" w:hAnsi="Arial" w:cs="Arial"/>
-                <w:sz w:val="20"/>
-                <w:szCs w:val="20"/>
-              </w:rPr>
               <w:t>Hornee el producto a la temperatura y durante el tiempo establecidos para lograr una cocción uniforme.</w:t>
             </w:r>
           </w:p>
@@ -13541,13 +13610,6 @@
                 <w:szCs w:val="20"/>
               </w:rPr>
               <w:br/>
-            </w:r>
-            <w:r>
-              <w:rPr>
-                <w:rFonts w:ascii="Arial" w:hAnsi="Arial" w:cs="Arial"/>
-                <w:sz w:val="20"/>
-                <w:szCs w:val="20"/>
-              </w:rPr>
               <w:t>Deje enfriar el pan sobre rejillas limpias hasta alcanzar la temperatura ambiente antes de empacarlo.</w:t>
             </w:r>
           </w:p>
@@ -13614,13 +13676,6 @@
                 <w:szCs w:val="20"/>
               </w:rPr>
               <w:br/>
-            </w:r>
-            <w:r>
-              <w:rPr>
-                <w:rFonts w:ascii="Arial" w:hAnsi="Arial" w:cs="Arial"/>
-                <w:sz w:val="20"/>
-                <w:szCs w:val="20"/>
-              </w:rPr>
               <w:t>Empaque el producto en materiales adecuados y almacénelo en un lugar limpio, seco y protegido hasta su distribución.</w:t>
             </w:r>
           </w:p>
@@ -14258,8 +14313,9 @@
                 <w:szCs w:val="20"/>
                 <w:lang w:val="es-MX"/>
               </w:rPr>
+              <w:lastRenderedPageBreak/>
               <w:drawing>
-                <wp:inline distT="0" distB="0" distL="0" distR="0" wp14:anchorId="1569E032" wp14:editId="49CC5197">
+                <wp:inline distT="0" distB="0" distL="0" distR="0" wp14:anchorId="1569E032" wp14:editId="75FAF754">
                   <wp:extent cx="1935126" cy="996573"/>
                   <wp:effectExtent l="0" t="0" r="0" b="0"/>
                   <wp:docPr id="36344225" name="Imagen 3"/>
@@ -14986,10 +15042,10 @@
         <w:tblW w:w="4756" w:type="pct"/>
         <w:tblInd w:w="418" w:type="dxa"/>
         <w:tblBorders>
-          <w:top w:val="single" w:color="auto" w:sz="6" w:space="0"/>
-          <w:left w:val="single" w:color="auto" w:sz="6" w:space="0"/>
-          <w:bottom w:val="single" w:color="auto" w:sz="6" w:space="0"/>
-          <w:right w:val="single" w:color="auto" w:sz="6" w:space="0"/>
+          <w:top w:val="single" w:sz="6" w:space="0" w:color="auto"/>
+          <w:left w:val="single" w:sz="6" w:space="0" w:color="auto"/>
+          <w:bottom w:val="single" w:sz="6" w:space="0" w:color="auto"/>
+          <w:right w:val="single" w:sz="6" w:space="0" w:color="auto"/>
         </w:tblBorders>
         <w:tblLayout w:type="fixed"/>
         <w:tblCellMar>
@@ -15013,10 +15069,10 @@
           <w:tcPr>
             <w:tcW w:w="2076" w:type="pct"/>
             <w:tcBorders>
-              <w:top w:val="single" w:color="auto" w:sz="6" w:space="0"/>
-              <w:left w:val="single" w:color="auto" w:sz="6" w:space="0"/>
-              <w:bottom w:val="single" w:color="auto" w:sz="6" w:space="0"/>
-              <w:right w:val="single" w:color="auto" w:sz="6" w:space="0"/>
+              <w:top w:val="single" w:sz="6" w:space="0" w:color="auto"/>
+              <w:left w:val="single" w:sz="6" w:space="0" w:color="auto"/>
+              <w:bottom w:val="single" w:sz="6" w:space="0" w:color="auto"/>
+              <w:right w:val="single" w:sz="6" w:space="0" w:color="auto"/>
             </w:tcBorders>
             <w:shd w:val="clear" w:color="auto" w:fill="548DD4" w:themeFill="text2" w:themeFillTint="99"/>
             <w:noWrap/>
@@ -15057,10 +15113,10 @@
           <w:tcPr>
             <w:tcW w:w="2924" w:type="pct"/>
             <w:tcBorders>
-              <w:top w:val="single" w:color="auto" w:sz="6" w:space="0"/>
-              <w:left w:val="single" w:color="auto" w:sz="6" w:space="0"/>
-              <w:bottom w:val="single" w:color="auto" w:sz="6" w:space="0"/>
-              <w:right w:val="single" w:color="auto" w:sz="6" w:space="0"/>
+              <w:top w:val="single" w:sz="6" w:space="0" w:color="auto"/>
+              <w:left w:val="single" w:sz="6" w:space="0" w:color="auto"/>
+              <w:bottom w:val="single" w:sz="6" w:space="0" w:color="auto"/>
+              <w:right w:val="single" w:sz="6" w:space="0" w:color="auto"/>
             </w:tcBorders>
             <w:shd w:val="clear" w:color="auto" w:fill="548DD4" w:themeFill="text2" w:themeFillTint="99"/>
             <w:noWrap/>
@@ -15106,10 +15162,10 @@
           <w:tcPr>
             <w:tcW w:w="2076" w:type="pct"/>
             <w:tcBorders>
-              <w:top w:val="single" w:color="auto" w:sz="6" w:space="0"/>
-              <w:left w:val="single" w:color="auto" w:sz="6" w:space="0"/>
-              <w:bottom w:val="single" w:color="auto" w:sz="6" w:space="0"/>
-              <w:right w:val="single" w:color="auto" w:sz="6" w:space="0"/>
+              <w:top w:val="single" w:sz="6" w:space="0" w:color="auto"/>
+              <w:left w:val="single" w:sz="6" w:space="0" w:color="auto"/>
+              <w:bottom w:val="single" w:sz="6" w:space="0" w:color="auto"/>
+              <w:right w:val="single" w:sz="6" w:space="0" w:color="auto"/>
             </w:tcBorders>
             <w:noWrap/>
             <w:tcMar>
@@ -15147,10 +15203,10 @@
           <w:tcPr>
             <w:tcW w:w="2924" w:type="pct"/>
             <w:tcBorders>
-              <w:top w:val="single" w:color="auto" w:sz="6" w:space="0"/>
-              <w:left w:val="single" w:color="auto" w:sz="6" w:space="0"/>
-              <w:bottom w:val="single" w:color="auto" w:sz="6" w:space="0"/>
-              <w:right w:val="single" w:color="auto" w:sz="6" w:space="0"/>
+              <w:top w:val="single" w:sz="6" w:space="0" w:color="auto"/>
+              <w:left w:val="single" w:sz="6" w:space="0" w:color="auto"/>
+              <w:bottom w:val="single" w:sz="6" w:space="0" w:color="auto"/>
+              <w:right w:val="single" w:sz="6" w:space="0" w:color="auto"/>
             </w:tcBorders>
             <w:noWrap/>
             <w:tcMar>
@@ -15191,10 +15247,10 @@
           <w:tcPr>
             <w:tcW w:w="2076" w:type="pct"/>
             <w:tcBorders>
-              <w:top w:val="single" w:color="auto" w:sz="6" w:space="0"/>
-              <w:left w:val="single" w:color="auto" w:sz="6" w:space="0"/>
-              <w:bottom w:val="single" w:color="auto" w:sz="6" w:space="0"/>
-              <w:right w:val="single" w:color="auto" w:sz="6" w:space="0"/>
+              <w:top w:val="single" w:sz="6" w:space="0" w:color="auto"/>
+              <w:left w:val="single" w:sz="6" w:space="0" w:color="auto"/>
+              <w:bottom w:val="single" w:sz="6" w:space="0" w:color="auto"/>
+              <w:right w:val="single" w:sz="6" w:space="0" w:color="auto"/>
             </w:tcBorders>
             <w:noWrap/>
             <w:tcMar>
@@ -15232,10 +15288,10 @@
           <w:tcPr>
             <w:tcW w:w="2924" w:type="pct"/>
             <w:tcBorders>
-              <w:top w:val="single" w:color="auto" w:sz="6" w:space="0"/>
-              <w:left w:val="single" w:color="auto" w:sz="6" w:space="0"/>
-              <w:bottom w:val="single" w:color="auto" w:sz="6" w:space="0"/>
-              <w:right w:val="single" w:color="auto" w:sz="6" w:space="0"/>
+              <w:top w:val="single" w:sz="6" w:space="0" w:color="auto"/>
+              <w:left w:val="single" w:sz="6" w:space="0" w:color="auto"/>
+              <w:bottom w:val="single" w:sz="6" w:space="0" w:color="auto"/>
+              <w:right w:val="single" w:sz="6" w:space="0" w:color="auto"/>
             </w:tcBorders>
             <w:noWrap/>
             <w:tcMar>
@@ -15276,10 +15332,10 @@
           <w:tcPr>
             <w:tcW w:w="2076" w:type="pct"/>
             <w:tcBorders>
-              <w:top w:val="single" w:color="auto" w:sz="6" w:space="0"/>
-              <w:left w:val="single" w:color="auto" w:sz="6" w:space="0"/>
-              <w:bottom w:val="single" w:color="auto" w:sz="6" w:space="0"/>
-              <w:right w:val="single" w:color="auto" w:sz="6" w:space="0"/>
+              <w:top w:val="single" w:sz="6" w:space="0" w:color="auto"/>
+              <w:left w:val="single" w:sz="6" w:space="0" w:color="auto"/>
+              <w:bottom w:val="single" w:sz="6" w:space="0" w:color="auto"/>
+              <w:right w:val="single" w:sz="6" w:space="0" w:color="auto"/>
             </w:tcBorders>
             <w:noWrap/>
             <w:tcMar>
@@ -15309,6 +15365,7 @@
                 <w:sz w:val="20"/>
                 <w:szCs w:val="20"/>
               </w:rPr>
+              <w:lastRenderedPageBreak/>
               <w:t>Materiales de uso restringido</w:t>
             </w:r>
           </w:p>
@@ -15317,10 +15374,10 @@
           <w:tcPr>
             <w:tcW w:w="2924" w:type="pct"/>
             <w:tcBorders>
-              <w:top w:val="single" w:color="auto" w:sz="6" w:space="0"/>
-              <w:left w:val="single" w:color="auto" w:sz="6" w:space="0"/>
-              <w:bottom w:val="single" w:color="auto" w:sz="6" w:space="0"/>
-              <w:right w:val="single" w:color="auto" w:sz="6" w:space="0"/>
+              <w:top w:val="single" w:sz="6" w:space="0" w:color="auto"/>
+              <w:left w:val="single" w:sz="6" w:space="0" w:color="auto"/>
+              <w:bottom w:val="single" w:sz="6" w:space="0" w:color="auto"/>
+              <w:right w:val="single" w:sz="6" w:space="0" w:color="auto"/>
             </w:tcBorders>
             <w:noWrap/>
             <w:tcMar>
@@ -15361,10 +15418,10 @@
           <w:tcPr>
             <w:tcW w:w="2076" w:type="pct"/>
             <w:tcBorders>
-              <w:top w:val="single" w:color="auto" w:sz="6" w:space="0"/>
-              <w:left w:val="single" w:color="auto" w:sz="6" w:space="0"/>
-              <w:bottom w:val="single" w:color="auto" w:sz="6" w:space="0"/>
-              <w:right w:val="single" w:color="auto" w:sz="6" w:space="0"/>
+              <w:top w:val="single" w:sz="6" w:space="0" w:color="auto"/>
+              <w:left w:val="single" w:sz="6" w:space="0" w:color="auto"/>
+              <w:bottom w:val="single" w:sz="6" w:space="0" w:color="auto"/>
+              <w:right w:val="single" w:sz="6" w:space="0" w:color="auto"/>
             </w:tcBorders>
             <w:noWrap/>
             <w:tcMar>
@@ -15402,10 +15459,10 @@
           <w:tcPr>
             <w:tcW w:w="2924" w:type="pct"/>
             <w:tcBorders>
-              <w:top w:val="single" w:color="auto" w:sz="6" w:space="0"/>
-              <w:left w:val="single" w:color="auto" w:sz="6" w:space="0"/>
-              <w:bottom w:val="single" w:color="auto" w:sz="6" w:space="0"/>
-              <w:right w:val="single" w:color="auto" w:sz="6" w:space="0"/>
+              <w:top w:val="single" w:sz="6" w:space="0" w:color="auto"/>
+              <w:left w:val="single" w:sz="6" w:space="0" w:color="auto"/>
+              <w:bottom w:val="single" w:sz="6" w:space="0" w:color="auto"/>
+              <w:right w:val="single" w:sz="6" w:space="0" w:color="auto"/>
             </w:tcBorders>
             <w:noWrap/>
             <w:tcMar>
@@ -15809,10 +15866,10 @@
         <w:tblW w:w="4671" w:type="pct"/>
         <w:tblInd w:w="418" w:type="dxa"/>
         <w:tblBorders>
-          <w:top w:val="single" w:color="auto" w:sz="6" w:space="0"/>
-          <w:left w:val="single" w:color="auto" w:sz="6" w:space="0"/>
-          <w:bottom w:val="single" w:color="auto" w:sz="6" w:space="0"/>
-          <w:right w:val="single" w:color="auto" w:sz="6" w:space="0"/>
+          <w:top w:val="single" w:sz="6" w:space="0" w:color="auto"/>
+          <w:left w:val="single" w:sz="6" w:space="0" w:color="auto"/>
+          <w:bottom w:val="single" w:sz="6" w:space="0" w:color="auto"/>
+          <w:right w:val="single" w:sz="6" w:space="0" w:color="auto"/>
         </w:tblBorders>
         <w:tblLayout w:type="fixed"/>
         <w:tblCellMar>
@@ -15837,10 +15894,10 @@
           <w:tcPr>
             <w:tcW w:w="1263" w:type="pct"/>
             <w:tcBorders>
-              <w:top w:val="single" w:color="auto" w:sz="6" w:space="0"/>
-              <w:left w:val="single" w:color="auto" w:sz="6" w:space="0"/>
-              <w:bottom w:val="single" w:color="auto" w:sz="6" w:space="0"/>
-              <w:right w:val="single" w:color="auto" w:sz="6" w:space="0"/>
+              <w:top w:val="single" w:sz="6" w:space="0" w:color="auto"/>
+              <w:left w:val="single" w:sz="6" w:space="0" w:color="auto"/>
+              <w:bottom w:val="single" w:sz="6" w:space="0" w:color="auto"/>
+              <w:right w:val="single" w:sz="6" w:space="0" w:color="auto"/>
             </w:tcBorders>
             <w:shd w:val="clear" w:color="auto" w:fill="548DD4" w:themeFill="text2" w:themeFillTint="99"/>
             <w:noWrap/>
@@ -15881,10 +15938,10 @@
           <w:tcPr>
             <w:tcW w:w="2007" w:type="pct"/>
             <w:tcBorders>
-              <w:top w:val="single" w:color="auto" w:sz="6" w:space="0"/>
-              <w:left w:val="single" w:color="auto" w:sz="6" w:space="0"/>
-              <w:bottom w:val="single" w:color="auto" w:sz="6" w:space="0"/>
-              <w:right w:val="single" w:color="auto" w:sz="6" w:space="0"/>
+              <w:top w:val="single" w:sz="6" w:space="0" w:color="auto"/>
+              <w:left w:val="single" w:sz="6" w:space="0" w:color="auto"/>
+              <w:bottom w:val="single" w:sz="6" w:space="0" w:color="auto"/>
+              <w:right w:val="single" w:sz="6" w:space="0" w:color="auto"/>
             </w:tcBorders>
             <w:shd w:val="clear" w:color="auto" w:fill="548DD4" w:themeFill="text2" w:themeFillTint="99"/>
             <w:noWrap/>
@@ -15925,10 +15982,10 @@
           <w:tcPr>
             <w:tcW w:w="1730" w:type="pct"/>
             <w:tcBorders>
-              <w:top w:val="single" w:color="auto" w:sz="6" w:space="0"/>
-              <w:left w:val="single" w:color="auto" w:sz="6" w:space="0"/>
-              <w:bottom w:val="single" w:color="auto" w:sz="6" w:space="0"/>
-              <w:right w:val="single" w:color="auto" w:sz="6" w:space="0"/>
+              <w:top w:val="single" w:sz="6" w:space="0" w:color="auto"/>
+              <w:left w:val="single" w:sz="6" w:space="0" w:color="auto"/>
+              <w:bottom w:val="single" w:sz="6" w:space="0" w:color="auto"/>
+              <w:right w:val="single" w:sz="6" w:space="0" w:color="auto"/>
             </w:tcBorders>
             <w:shd w:val="clear" w:color="auto" w:fill="548DD4" w:themeFill="text2" w:themeFillTint="99"/>
             <w:noWrap/>
@@ -15974,10 +16031,10 @@
           <w:tcPr>
             <w:tcW w:w="1263" w:type="pct"/>
             <w:tcBorders>
-              <w:top w:val="single" w:color="auto" w:sz="6" w:space="0"/>
-              <w:left w:val="single" w:color="auto" w:sz="6" w:space="0"/>
-              <w:bottom w:val="single" w:color="auto" w:sz="6" w:space="0"/>
-              <w:right w:val="single" w:color="auto" w:sz="6" w:space="0"/>
+              <w:top w:val="single" w:sz="6" w:space="0" w:color="auto"/>
+              <w:left w:val="single" w:sz="6" w:space="0" w:color="auto"/>
+              <w:bottom w:val="single" w:sz="6" w:space="0" w:color="auto"/>
+              <w:right w:val="single" w:sz="6" w:space="0" w:color="auto"/>
             </w:tcBorders>
             <w:noWrap/>
             <w:tcMar>
@@ -16015,10 +16072,10 @@
           <w:tcPr>
             <w:tcW w:w="2007" w:type="pct"/>
             <w:tcBorders>
-              <w:top w:val="single" w:color="auto" w:sz="6" w:space="0"/>
-              <w:left w:val="single" w:color="auto" w:sz="6" w:space="0"/>
-              <w:bottom w:val="single" w:color="auto" w:sz="6" w:space="0"/>
-              <w:right w:val="single" w:color="auto" w:sz="6" w:space="0"/>
+              <w:top w:val="single" w:sz="6" w:space="0" w:color="auto"/>
+              <w:left w:val="single" w:sz="6" w:space="0" w:color="auto"/>
+              <w:bottom w:val="single" w:sz="6" w:space="0" w:color="auto"/>
+              <w:right w:val="single" w:sz="6" w:space="0" w:color="auto"/>
             </w:tcBorders>
             <w:noWrap/>
             <w:tcMar>
@@ -16054,10 +16111,10 @@
           <w:tcPr>
             <w:tcW w:w="1730" w:type="pct"/>
             <w:tcBorders>
-              <w:top w:val="single" w:color="auto" w:sz="6" w:space="0"/>
-              <w:left w:val="single" w:color="auto" w:sz="6" w:space="0"/>
-              <w:bottom w:val="single" w:color="auto" w:sz="6" w:space="0"/>
-              <w:right w:val="single" w:color="auto" w:sz="6" w:space="0"/>
+              <w:top w:val="single" w:sz="6" w:space="0" w:color="auto"/>
+              <w:left w:val="single" w:sz="6" w:space="0" w:color="auto"/>
+              <w:bottom w:val="single" w:sz="6" w:space="0" w:color="auto"/>
+              <w:right w:val="single" w:sz="6" w:space="0" w:color="auto"/>
             </w:tcBorders>
             <w:noWrap/>
             <w:tcMar>
@@ -16098,10 +16155,10 @@
           <w:tcPr>
             <w:tcW w:w="1263" w:type="pct"/>
             <w:tcBorders>
-              <w:top w:val="single" w:color="auto" w:sz="6" w:space="0"/>
-              <w:left w:val="single" w:color="auto" w:sz="6" w:space="0"/>
-              <w:bottom w:val="single" w:color="auto" w:sz="6" w:space="0"/>
-              <w:right w:val="single" w:color="auto" w:sz="6" w:space="0"/>
+              <w:top w:val="single" w:sz="6" w:space="0" w:color="auto"/>
+              <w:left w:val="single" w:sz="6" w:space="0" w:color="auto"/>
+              <w:bottom w:val="single" w:sz="6" w:space="0" w:color="auto"/>
+              <w:right w:val="single" w:sz="6" w:space="0" w:color="auto"/>
             </w:tcBorders>
             <w:noWrap/>
             <w:tcMar>
@@ -16139,10 +16196,10 @@
           <w:tcPr>
             <w:tcW w:w="2007" w:type="pct"/>
             <w:tcBorders>
-              <w:top w:val="single" w:color="auto" w:sz="6" w:space="0"/>
-              <w:left w:val="single" w:color="auto" w:sz="6" w:space="0"/>
-              <w:bottom w:val="single" w:color="auto" w:sz="6" w:space="0"/>
-              <w:right w:val="single" w:color="auto" w:sz="6" w:space="0"/>
+              <w:top w:val="single" w:sz="6" w:space="0" w:color="auto"/>
+              <w:left w:val="single" w:sz="6" w:space="0" w:color="auto"/>
+              <w:bottom w:val="single" w:sz="6" w:space="0" w:color="auto"/>
+              <w:right w:val="single" w:sz="6" w:space="0" w:color="auto"/>
             </w:tcBorders>
             <w:noWrap/>
             <w:tcMar>
@@ -16178,10 +16235,10 @@
           <w:tcPr>
             <w:tcW w:w="1730" w:type="pct"/>
             <w:tcBorders>
-              <w:top w:val="single" w:color="auto" w:sz="6" w:space="0"/>
-              <w:left w:val="single" w:color="auto" w:sz="6" w:space="0"/>
-              <w:bottom w:val="single" w:color="auto" w:sz="6" w:space="0"/>
-              <w:right w:val="single" w:color="auto" w:sz="6" w:space="0"/>
+              <w:top w:val="single" w:sz="6" w:space="0" w:color="auto"/>
+              <w:left w:val="single" w:sz="6" w:space="0" w:color="auto"/>
+              <w:bottom w:val="single" w:sz="6" w:space="0" w:color="auto"/>
+              <w:right w:val="single" w:sz="6" w:space="0" w:color="auto"/>
             </w:tcBorders>
             <w:noWrap/>
             <w:tcMar>
@@ -16222,10 +16279,10 @@
           <w:tcPr>
             <w:tcW w:w="1263" w:type="pct"/>
             <w:tcBorders>
-              <w:top w:val="single" w:color="auto" w:sz="6" w:space="0"/>
-              <w:left w:val="single" w:color="auto" w:sz="6" w:space="0"/>
-              <w:bottom w:val="single" w:color="auto" w:sz="6" w:space="0"/>
-              <w:right w:val="single" w:color="auto" w:sz="6" w:space="0"/>
+              <w:top w:val="single" w:sz="6" w:space="0" w:color="auto"/>
+              <w:left w:val="single" w:sz="6" w:space="0" w:color="auto"/>
+              <w:bottom w:val="single" w:sz="6" w:space="0" w:color="auto"/>
+              <w:right w:val="single" w:sz="6" w:space="0" w:color="auto"/>
             </w:tcBorders>
             <w:noWrap/>
             <w:tcMar>
@@ -16255,6 +16312,7 @@
                 <w:sz w:val="20"/>
                 <w:szCs w:val="20"/>
               </w:rPr>
+              <w:lastRenderedPageBreak/>
               <w:t>Material</w:t>
             </w:r>
           </w:p>
@@ -16263,10 +16321,10 @@
           <w:tcPr>
             <w:tcW w:w="2007" w:type="pct"/>
             <w:tcBorders>
-              <w:top w:val="single" w:color="auto" w:sz="6" w:space="0"/>
-              <w:left w:val="single" w:color="auto" w:sz="6" w:space="0"/>
-              <w:bottom w:val="single" w:color="auto" w:sz="6" w:space="0"/>
-              <w:right w:val="single" w:color="auto" w:sz="6" w:space="0"/>
+              <w:top w:val="single" w:sz="6" w:space="0" w:color="auto"/>
+              <w:left w:val="single" w:sz="6" w:space="0" w:color="auto"/>
+              <w:bottom w:val="single" w:sz="6" w:space="0" w:color="auto"/>
+              <w:right w:val="single" w:sz="6" w:space="0" w:color="auto"/>
             </w:tcBorders>
             <w:noWrap/>
             <w:tcMar>
@@ -16302,10 +16360,10 @@
           <w:tcPr>
             <w:tcW w:w="1730" w:type="pct"/>
             <w:tcBorders>
-              <w:top w:val="single" w:color="auto" w:sz="6" w:space="0"/>
-              <w:left w:val="single" w:color="auto" w:sz="6" w:space="0"/>
-              <w:bottom w:val="single" w:color="auto" w:sz="6" w:space="0"/>
-              <w:right w:val="single" w:color="auto" w:sz="6" w:space="0"/>
+              <w:top w:val="single" w:sz="6" w:space="0" w:color="auto"/>
+              <w:left w:val="single" w:sz="6" w:space="0" w:color="auto"/>
+              <w:bottom w:val="single" w:sz="6" w:space="0" w:color="auto"/>
+              <w:right w:val="single" w:sz="6" w:space="0" w:color="auto"/>
             </w:tcBorders>
             <w:noWrap/>
             <w:tcMar>
@@ -16354,10 +16412,10 @@
           <w:tcPr>
             <w:tcW w:w="1263" w:type="pct"/>
             <w:tcBorders>
-              <w:top w:val="single" w:color="auto" w:sz="6" w:space="0"/>
-              <w:left w:val="single" w:color="auto" w:sz="6" w:space="0"/>
-              <w:bottom w:val="single" w:color="auto" w:sz="6" w:space="0"/>
-              <w:right w:val="single" w:color="auto" w:sz="6" w:space="0"/>
+              <w:top w:val="single" w:sz="6" w:space="0" w:color="auto"/>
+              <w:left w:val="single" w:sz="6" w:space="0" w:color="auto"/>
+              <w:bottom w:val="single" w:sz="6" w:space="0" w:color="auto"/>
+              <w:right w:val="single" w:sz="6" w:space="0" w:color="auto"/>
             </w:tcBorders>
             <w:noWrap/>
             <w:tcMar>
@@ -16395,10 +16453,10 @@
           <w:tcPr>
             <w:tcW w:w="2007" w:type="pct"/>
             <w:tcBorders>
-              <w:top w:val="single" w:color="auto" w:sz="6" w:space="0"/>
-              <w:left w:val="single" w:color="auto" w:sz="6" w:space="0"/>
-              <w:bottom w:val="single" w:color="auto" w:sz="6" w:space="0"/>
-              <w:right w:val="single" w:color="auto" w:sz="6" w:space="0"/>
+              <w:top w:val="single" w:sz="6" w:space="0" w:color="auto"/>
+              <w:left w:val="single" w:sz="6" w:space="0" w:color="auto"/>
+              <w:bottom w:val="single" w:sz="6" w:space="0" w:color="auto"/>
+              <w:right w:val="single" w:sz="6" w:space="0" w:color="auto"/>
             </w:tcBorders>
             <w:noWrap/>
             <w:tcMar>
@@ -16434,10 +16492,10 @@
           <w:tcPr>
             <w:tcW w:w="1730" w:type="pct"/>
             <w:tcBorders>
-              <w:top w:val="single" w:color="auto" w:sz="6" w:space="0"/>
-              <w:left w:val="single" w:color="auto" w:sz="6" w:space="0"/>
-              <w:bottom w:val="single" w:color="auto" w:sz="6" w:space="0"/>
-              <w:right w:val="single" w:color="auto" w:sz="6" w:space="0"/>
+              <w:top w:val="single" w:sz="6" w:space="0" w:color="auto"/>
+              <w:left w:val="single" w:sz="6" w:space="0" w:color="auto"/>
+              <w:bottom w:val="single" w:sz="6" w:space="0" w:color="auto"/>
+              <w:right w:val="single" w:sz="6" w:space="0" w:color="auto"/>
             </w:tcBorders>
             <w:noWrap/>
             <w:tcMar>
@@ -16478,10 +16536,10 @@
           <w:tcPr>
             <w:tcW w:w="1263" w:type="pct"/>
             <w:tcBorders>
-              <w:top w:val="single" w:color="auto" w:sz="6" w:space="0"/>
-              <w:left w:val="single" w:color="auto" w:sz="6" w:space="0"/>
-              <w:bottom w:val="single" w:color="auto" w:sz="6" w:space="0"/>
-              <w:right w:val="single" w:color="auto" w:sz="6" w:space="0"/>
+              <w:top w:val="single" w:sz="6" w:space="0" w:color="auto"/>
+              <w:left w:val="single" w:sz="6" w:space="0" w:color="auto"/>
+              <w:bottom w:val="single" w:sz="6" w:space="0" w:color="auto"/>
+              <w:right w:val="single" w:sz="6" w:space="0" w:color="auto"/>
             </w:tcBorders>
             <w:noWrap/>
             <w:tcMar>
@@ -16519,10 +16577,10 @@
           <w:tcPr>
             <w:tcW w:w="2007" w:type="pct"/>
             <w:tcBorders>
-              <w:top w:val="single" w:color="auto" w:sz="6" w:space="0"/>
-              <w:left w:val="single" w:color="auto" w:sz="6" w:space="0"/>
-              <w:bottom w:val="single" w:color="auto" w:sz="6" w:space="0"/>
-              <w:right w:val="single" w:color="auto" w:sz="6" w:space="0"/>
+              <w:top w:val="single" w:sz="6" w:space="0" w:color="auto"/>
+              <w:left w:val="single" w:sz="6" w:space="0" w:color="auto"/>
+              <w:bottom w:val="single" w:sz="6" w:space="0" w:color="auto"/>
+              <w:right w:val="single" w:sz="6" w:space="0" w:color="auto"/>
             </w:tcBorders>
             <w:noWrap/>
             <w:tcMar>
@@ -16558,10 +16616,10 @@
           <w:tcPr>
             <w:tcW w:w="1730" w:type="pct"/>
             <w:tcBorders>
-              <w:top w:val="single" w:color="auto" w:sz="6" w:space="0"/>
-              <w:left w:val="single" w:color="auto" w:sz="6" w:space="0"/>
-              <w:bottom w:val="single" w:color="auto" w:sz="6" w:space="0"/>
-              <w:right w:val="single" w:color="auto" w:sz="6" w:space="0"/>
+              <w:top w:val="single" w:sz="6" w:space="0" w:color="auto"/>
+              <w:left w:val="single" w:sz="6" w:space="0" w:color="auto"/>
+              <w:bottom w:val="single" w:sz="6" w:space="0" w:color="auto"/>
+              <w:right w:val="single" w:sz="6" w:space="0" w:color="auto"/>
             </w:tcBorders>
             <w:noWrap/>
             <w:tcMar>
@@ -16602,10 +16660,10 @@
           <w:tcPr>
             <w:tcW w:w="1263" w:type="pct"/>
             <w:tcBorders>
-              <w:top w:val="single" w:color="auto" w:sz="6" w:space="0"/>
-              <w:left w:val="single" w:color="auto" w:sz="6" w:space="0"/>
-              <w:bottom w:val="single" w:color="auto" w:sz="6" w:space="0"/>
-              <w:right w:val="single" w:color="auto" w:sz="6" w:space="0"/>
+              <w:top w:val="single" w:sz="6" w:space="0" w:color="auto"/>
+              <w:left w:val="single" w:sz="6" w:space="0" w:color="auto"/>
+              <w:bottom w:val="single" w:sz="6" w:space="0" w:color="auto"/>
+              <w:right w:val="single" w:sz="6" w:space="0" w:color="auto"/>
             </w:tcBorders>
             <w:noWrap/>
             <w:tcMar>
@@ -16643,10 +16701,10 @@
           <w:tcPr>
             <w:tcW w:w="2007" w:type="pct"/>
             <w:tcBorders>
-              <w:top w:val="single" w:color="auto" w:sz="6" w:space="0"/>
-              <w:left w:val="single" w:color="auto" w:sz="6" w:space="0"/>
-              <w:bottom w:val="single" w:color="auto" w:sz="6" w:space="0"/>
-              <w:right w:val="single" w:color="auto" w:sz="6" w:space="0"/>
+              <w:top w:val="single" w:sz="6" w:space="0" w:color="auto"/>
+              <w:left w:val="single" w:sz="6" w:space="0" w:color="auto"/>
+              <w:bottom w:val="single" w:sz="6" w:space="0" w:color="auto"/>
+              <w:right w:val="single" w:sz="6" w:space="0" w:color="auto"/>
             </w:tcBorders>
             <w:noWrap/>
             <w:tcMar>
@@ -16682,10 +16740,10 @@
           <w:tcPr>
             <w:tcW w:w="1730" w:type="pct"/>
             <w:tcBorders>
-              <w:top w:val="single" w:color="auto" w:sz="6" w:space="0"/>
-              <w:left w:val="single" w:color="auto" w:sz="6" w:space="0"/>
-              <w:bottom w:val="single" w:color="auto" w:sz="6" w:space="0"/>
-              <w:right w:val="single" w:color="auto" w:sz="6" w:space="0"/>
+              <w:top w:val="single" w:sz="6" w:space="0" w:color="auto"/>
+              <w:left w:val="single" w:sz="6" w:space="0" w:color="auto"/>
+              <w:bottom w:val="single" w:sz="6" w:space="0" w:color="auto"/>
+              <w:right w:val="single" w:sz="6" w:space="0" w:color="auto"/>
             </w:tcBorders>
             <w:noWrap/>
             <w:tcMar>
@@ -16734,10 +16792,10 @@
           <w:tcPr>
             <w:tcW w:w="1263" w:type="pct"/>
             <w:tcBorders>
-              <w:top w:val="single" w:color="auto" w:sz="6" w:space="0"/>
-              <w:left w:val="single" w:color="auto" w:sz="6" w:space="0"/>
-              <w:bottom w:val="single" w:color="auto" w:sz="6" w:space="0"/>
-              <w:right w:val="single" w:color="auto" w:sz="6" w:space="0"/>
+              <w:top w:val="single" w:sz="6" w:space="0" w:color="auto"/>
+              <w:left w:val="single" w:sz="6" w:space="0" w:color="auto"/>
+              <w:bottom w:val="single" w:sz="6" w:space="0" w:color="auto"/>
+              <w:right w:val="single" w:sz="6" w:space="0" w:color="auto"/>
             </w:tcBorders>
             <w:noWrap/>
             <w:tcMar>
@@ -16775,10 +16833,10 @@
           <w:tcPr>
             <w:tcW w:w="2007" w:type="pct"/>
             <w:tcBorders>
-              <w:top w:val="single" w:color="auto" w:sz="6" w:space="0"/>
-              <w:left w:val="single" w:color="auto" w:sz="6" w:space="0"/>
-              <w:bottom w:val="single" w:color="auto" w:sz="6" w:space="0"/>
-              <w:right w:val="single" w:color="auto" w:sz="6" w:space="0"/>
+              <w:top w:val="single" w:sz="6" w:space="0" w:color="auto"/>
+              <w:left w:val="single" w:sz="6" w:space="0" w:color="auto"/>
+              <w:bottom w:val="single" w:sz="6" w:space="0" w:color="auto"/>
+              <w:right w:val="single" w:sz="6" w:space="0" w:color="auto"/>
             </w:tcBorders>
             <w:noWrap/>
             <w:tcMar>
@@ -16814,10 +16872,10 @@
           <w:tcPr>
             <w:tcW w:w="1730" w:type="pct"/>
             <w:tcBorders>
-              <w:top w:val="single" w:color="auto" w:sz="6" w:space="0"/>
-              <w:left w:val="single" w:color="auto" w:sz="6" w:space="0"/>
-              <w:bottom w:val="single" w:color="auto" w:sz="6" w:space="0"/>
-              <w:right w:val="single" w:color="auto" w:sz="6" w:space="0"/>
+              <w:top w:val="single" w:sz="6" w:space="0" w:color="auto"/>
+              <w:left w:val="single" w:sz="6" w:space="0" w:color="auto"/>
+              <w:bottom w:val="single" w:sz="6" w:space="0" w:color="auto"/>
+              <w:right w:val="single" w:sz="6" w:space="0" w:color="auto"/>
             </w:tcBorders>
             <w:noWrap/>
             <w:tcMar>
@@ -16866,10 +16924,10 @@
           <w:tcPr>
             <w:tcW w:w="1263" w:type="pct"/>
             <w:tcBorders>
-              <w:top w:val="single" w:color="auto" w:sz="6" w:space="0"/>
-              <w:left w:val="single" w:color="auto" w:sz="6" w:space="0"/>
-              <w:bottom w:val="single" w:color="auto" w:sz="6" w:space="0"/>
-              <w:right w:val="single" w:color="auto" w:sz="6" w:space="0"/>
+              <w:top w:val="single" w:sz="6" w:space="0" w:color="auto"/>
+              <w:left w:val="single" w:sz="6" w:space="0" w:color="auto"/>
+              <w:bottom w:val="single" w:sz="6" w:space="0" w:color="auto"/>
+              <w:right w:val="single" w:sz="6" w:space="0" w:color="auto"/>
             </w:tcBorders>
             <w:noWrap/>
             <w:tcMar>
@@ -16907,10 +16965,10 @@
           <w:tcPr>
             <w:tcW w:w="2007" w:type="pct"/>
             <w:tcBorders>
-              <w:top w:val="single" w:color="auto" w:sz="6" w:space="0"/>
-              <w:left w:val="single" w:color="auto" w:sz="6" w:space="0"/>
-              <w:bottom w:val="single" w:color="auto" w:sz="6" w:space="0"/>
-              <w:right w:val="single" w:color="auto" w:sz="6" w:space="0"/>
+              <w:top w:val="single" w:sz="6" w:space="0" w:color="auto"/>
+              <w:left w:val="single" w:sz="6" w:space="0" w:color="auto"/>
+              <w:bottom w:val="single" w:sz="6" w:space="0" w:color="auto"/>
+              <w:right w:val="single" w:sz="6" w:space="0" w:color="auto"/>
             </w:tcBorders>
             <w:noWrap/>
             <w:tcMar>
@@ -16946,10 +17004,10 @@
           <w:tcPr>
             <w:tcW w:w="1730" w:type="pct"/>
             <w:tcBorders>
-              <w:top w:val="single" w:color="auto" w:sz="6" w:space="0"/>
-              <w:left w:val="single" w:color="auto" w:sz="6" w:space="0"/>
-              <w:bottom w:val="single" w:color="auto" w:sz="6" w:space="0"/>
-              <w:right w:val="single" w:color="auto" w:sz="6" w:space="0"/>
+              <w:top w:val="single" w:sz="6" w:space="0" w:color="auto"/>
+              <w:left w:val="single" w:sz="6" w:space="0" w:color="auto"/>
+              <w:bottom w:val="single" w:sz="6" w:space="0" w:color="auto"/>
+              <w:right w:val="single" w:sz="6" w:space="0" w:color="auto"/>
             </w:tcBorders>
             <w:noWrap/>
             <w:tcMar>
@@ -17200,6 +17258,7 @@
           <w:szCs w:val="20"/>
           <w:lang w:val="es-MX"/>
         </w:rPr>
+        <w:lastRenderedPageBreak/>
         <w:t>Equipos de panadería: operación y manejo seguro</w:t>
       </w:r>
     </w:p>
@@ -17905,7 +17964,16 @@
           <w:szCs w:val="20"/>
           <w:lang w:val="es-MX"/>
         </w:rPr>
-        <w:t xml:space="preserve">Al igual que con los utensilios, los diferentes equipos usados en la elaboración de panes con masa madre, </w:t>
+        <w:t>Al igual que con los utensilios, los diferentes equipos usados en la elaboración de panes con masa madre</w:t>
+      </w:r>
+      <w:r>
+        <w:rPr>
+          <w:rFonts w:ascii="Arial" w:hAnsi="Arial" w:cs="Arial"/>
+          <w:sz w:val="20"/>
+          <w:szCs w:val="20"/>
+          <w:lang w:val="es-MX"/>
+        </w:rPr>
+        <w:t xml:space="preserve"> </w:t>
       </w:r>
       <w:r>
         <w:rPr>
@@ -17923,7 +17991,25 @@
           <w:szCs w:val="20"/>
           <w:lang w:val="es-MX"/>
         </w:rPr>
-        <w:t xml:space="preserve"> y están deben describir como mínimo los siguientes puntos: capacidad máxima, potencia, voltaje, frecuencia, dimensiones, materiales en contacto con alimentos, temperaturas de operación, instrucciones de limpieza y desinfección, mantenimiento preventivo (frecuencia, tareas), y certificaciones (CE, NSF).</w:t>
+        <w:t xml:space="preserve"> y </w:t>
+      </w:r>
+      <w:r>
+        <w:rPr>
+          <w:rFonts w:ascii="Arial" w:hAnsi="Arial" w:cs="Arial"/>
+          <w:sz w:val="20"/>
+          <w:szCs w:val="20"/>
+          <w:lang w:val="es-MX"/>
+        </w:rPr>
+        <w:t>éstas</w:t>
+      </w:r>
+      <w:r>
+        <w:rPr>
+          <w:rFonts w:ascii="Arial" w:hAnsi="Arial" w:cs="Arial"/>
+          <w:sz w:val="20"/>
+          <w:szCs w:val="20"/>
+          <w:lang w:val="es-MX"/>
+        </w:rPr>
+        <w:t xml:space="preserve"> deben describir como mínimo los siguientes puntos: capacidad máxima, potencia, voltaje, frecuencia, dimensiones, materiales en contacto con alimentos, temperaturas de operación, instrucciones de limpieza y desinfección, mantenimiento preventivo (frecuencia, tareas) y certificaciones (CE, NSF).</w:t>
       </w:r>
     </w:p>
     <w:p>
@@ -17967,6 +18053,7 @@
           <w:szCs w:val="20"/>
           <w:lang w:val="es-MX"/>
         </w:rPr>
+        <w:lastRenderedPageBreak/>
         <w:t>Tabla</w:t>
       </w:r>
       <w:r>
@@ -18363,14 +18450,6 @@
                 <w:lang w:val="es-MX"/>
               </w:rPr>
               <w:br/>
-            </w:r>
-            <w:r>
-              <w:rPr>
-                <w:rFonts w:ascii="Arial" w:hAnsi="Arial" w:cs="Arial"/>
-                <w:sz w:val="20"/>
-                <w:szCs w:val="20"/>
-                <w:lang w:val="es-MX"/>
-              </w:rPr>
               <w:t>• 4 kg de harina (con 40</w:t>
             </w:r>
             <w:r>
@@ -18453,14 +18532,6 @@
                 <w:lang w:val="es-MX"/>
               </w:rPr>
               <w:br/>
-            </w:r>
-            <w:r>
-              <w:rPr>
-                <w:rFonts w:ascii="Arial" w:hAnsi="Arial" w:cs="Arial"/>
-                <w:sz w:val="20"/>
-                <w:szCs w:val="20"/>
-                <w:lang w:val="es-MX"/>
-              </w:rPr>
               <w:t>• Tazón: 15 rpm (baja) / 20 rpm (alta)</w:t>
             </w:r>
           </w:p>
@@ -18932,14 +19003,6 @@
                 <w:lang w:val="es-MX"/>
               </w:rPr>
               <w:br/>
-            </w:r>
-            <w:r>
-              <w:rPr>
-                <w:rFonts w:ascii="Arial" w:hAnsi="Arial" w:cs="Arial"/>
-                <w:sz w:val="20"/>
-                <w:szCs w:val="20"/>
-                <w:lang w:val="es-MX"/>
-              </w:rPr>
               <w:t>• Tapa superior: fibra de vidrio con acabado en pintura gris</w:t>
             </w:r>
           </w:p>
@@ -19574,6 +19637,7 @@
                 <w:szCs w:val="20"/>
                 <w:lang w:val="es-MX"/>
               </w:rPr>
+              <w:lastRenderedPageBreak/>
               <w:t>Dimensiones externas (ancho × fondo × alto)</w:t>
             </w:r>
           </w:p>
@@ -20550,6 +20614,7 @@
           <w:szCs w:val="20"/>
           <w:lang w:val="es-MX"/>
         </w:rPr>
+        <w:lastRenderedPageBreak/>
         <w:t xml:space="preserve">Tabla </w:t>
       </w:r>
       <w:r>
@@ -20598,10 +20663,10 @@
         <w:tblW w:w="0" w:type="auto"/>
         <w:tblInd w:w="418" w:type="dxa"/>
         <w:tblBorders>
-          <w:top w:val="single" w:color="auto" w:sz="6" w:space="0"/>
-          <w:left w:val="single" w:color="auto" w:sz="6" w:space="0"/>
-          <w:bottom w:val="single" w:color="auto" w:sz="6" w:space="0"/>
-          <w:right w:val="single" w:color="auto" w:sz="6" w:space="0"/>
+          <w:top w:val="single" w:sz="6" w:space="0" w:color="auto"/>
+          <w:left w:val="single" w:sz="6" w:space="0" w:color="auto"/>
+          <w:bottom w:val="single" w:sz="6" w:space="0" w:color="auto"/>
+          <w:right w:val="single" w:sz="6" w:space="0" w:color="auto"/>
         </w:tblBorders>
         <w:tblCellMar>
           <w:top w:w="160" w:type="dxa"/>
@@ -20624,10 +20689,10 @@
           <w:tcPr>
             <w:tcW w:w="2835" w:type="dxa"/>
             <w:tcBorders>
-              <w:top w:val="single" w:color="auto" w:sz="6" w:space="0"/>
-              <w:left w:val="single" w:color="auto" w:sz="6" w:space="0"/>
-              <w:bottom w:val="single" w:color="auto" w:sz="6" w:space="0"/>
-              <w:right w:val="single" w:color="auto" w:sz="6" w:space="0"/>
+              <w:top w:val="single" w:sz="6" w:space="0" w:color="auto"/>
+              <w:left w:val="single" w:sz="6" w:space="0" w:color="auto"/>
+              <w:bottom w:val="single" w:sz="6" w:space="0" w:color="auto"/>
+              <w:right w:val="single" w:sz="6" w:space="0" w:color="auto"/>
             </w:tcBorders>
             <w:shd w:val="clear" w:color="auto" w:fill="548DD4" w:themeFill="text2" w:themeFillTint="99"/>
             <w:noWrap/>
@@ -20668,10 +20733,10 @@
           <w:tcPr>
             <w:tcW w:w="3857" w:type="dxa"/>
             <w:tcBorders>
-              <w:top w:val="single" w:color="auto" w:sz="6" w:space="0"/>
-              <w:left w:val="single" w:color="auto" w:sz="6" w:space="0"/>
-              <w:bottom w:val="single" w:color="auto" w:sz="6" w:space="0"/>
-              <w:right w:val="single" w:color="auto" w:sz="6" w:space="0"/>
+              <w:top w:val="single" w:sz="6" w:space="0" w:color="auto"/>
+              <w:left w:val="single" w:sz="6" w:space="0" w:color="auto"/>
+              <w:bottom w:val="single" w:sz="6" w:space="0" w:color="auto"/>
+              <w:right w:val="single" w:sz="6" w:space="0" w:color="auto"/>
             </w:tcBorders>
             <w:shd w:val="clear" w:color="auto" w:fill="548DD4" w:themeFill="text2" w:themeFillTint="99"/>
             <w:noWrap/>
@@ -20712,10 +20777,10 @@
           <w:tcPr>
             <w:tcW w:w="2846" w:type="dxa"/>
             <w:tcBorders>
-              <w:top w:val="single" w:color="auto" w:sz="6" w:space="0"/>
-              <w:left w:val="single" w:color="auto" w:sz="6" w:space="0"/>
-              <w:bottom w:val="single" w:color="auto" w:sz="6" w:space="0"/>
-              <w:right w:val="single" w:color="auto" w:sz="6" w:space="0"/>
+              <w:top w:val="single" w:sz="6" w:space="0" w:color="auto"/>
+              <w:left w:val="single" w:sz="6" w:space="0" w:color="auto"/>
+              <w:bottom w:val="single" w:sz="6" w:space="0" w:color="auto"/>
+              <w:right w:val="single" w:sz="6" w:space="0" w:color="auto"/>
             </w:tcBorders>
             <w:shd w:val="clear" w:color="auto" w:fill="548DD4" w:themeFill="text2" w:themeFillTint="99"/>
             <w:noWrap/>
@@ -20758,10 +20823,10 @@
           <w:tcPr>
             <w:tcW w:w="2835" w:type="dxa"/>
             <w:tcBorders>
-              <w:top w:val="single" w:color="auto" w:sz="6" w:space="0"/>
-              <w:left w:val="single" w:color="auto" w:sz="6" w:space="0"/>
-              <w:bottom w:val="single" w:color="auto" w:sz="6" w:space="0"/>
-              <w:right w:val="single" w:color="auto" w:sz="6" w:space="0"/>
+              <w:top w:val="single" w:sz="6" w:space="0" w:color="auto"/>
+              <w:left w:val="single" w:sz="6" w:space="0" w:color="auto"/>
+              <w:bottom w:val="single" w:sz="6" w:space="0" w:color="auto"/>
+              <w:right w:val="single" w:sz="6" w:space="0" w:color="auto"/>
             </w:tcBorders>
             <w:noWrap/>
             <w:tcMar>
@@ -20799,10 +20864,10 @@
           <w:tcPr>
             <w:tcW w:w="3857" w:type="dxa"/>
             <w:tcBorders>
-              <w:top w:val="single" w:color="auto" w:sz="6" w:space="0"/>
-              <w:left w:val="single" w:color="auto" w:sz="6" w:space="0"/>
-              <w:bottom w:val="single" w:color="auto" w:sz="6" w:space="0"/>
-              <w:right w:val="single" w:color="auto" w:sz="6" w:space="0"/>
+              <w:top w:val="single" w:sz="6" w:space="0" w:color="auto"/>
+              <w:left w:val="single" w:sz="6" w:space="0" w:color="auto"/>
+              <w:bottom w:val="single" w:sz="6" w:space="0" w:color="auto"/>
+              <w:right w:val="single" w:sz="6" w:space="0" w:color="auto"/>
             </w:tcBorders>
             <w:noWrap/>
             <w:tcMar>
@@ -20838,10 +20903,10 @@
           <w:tcPr>
             <w:tcW w:w="2846" w:type="dxa"/>
             <w:tcBorders>
-              <w:top w:val="single" w:color="auto" w:sz="6" w:space="0"/>
-              <w:left w:val="single" w:color="auto" w:sz="6" w:space="0"/>
-              <w:bottom w:val="single" w:color="auto" w:sz="6" w:space="0"/>
-              <w:right w:val="single" w:color="auto" w:sz="6" w:space="0"/>
+              <w:top w:val="single" w:sz="6" w:space="0" w:color="auto"/>
+              <w:left w:val="single" w:sz="6" w:space="0" w:color="auto"/>
+              <w:bottom w:val="single" w:sz="6" w:space="0" w:color="auto"/>
+              <w:right w:val="single" w:sz="6" w:space="0" w:color="auto"/>
             </w:tcBorders>
             <w:noWrap/>
             <w:tcMar>
@@ -20879,10 +20944,10 @@
           <w:tcPr>
             <w:tcW w:w="2835" w:type="dxa"/>
             <w:tcBorders>
-              <w:top w:val="single" w:color="auto" w:sz="6" w:space="0"/>
-              <w:left w:val="single" w:color="auto" w:sz="6" w:space="0"/>
-              <w:bottom w:val="single" w:color="auto" w:sz="6" w:space="0"/>
-              <w:right w:val="single" w:color="auto" w:sz="6" w:space="0"/>
+              <w:top w:val="single" w:sz="6" w:space="0" w:color="auto"/>
+              <w:left w:val="single" w:sz="6" w:space="0" w:color="auto"/>
+              <w:bottom w:val="single" w:sz="6" w:space="0" w:color="auto"/>
+              <w:right w:val="single" w:sz="6" w:space="0" w:color="auto"/>
             </w:tcBorders>
             <w:noWrap/>
             <w:tcMar>
@@ -20920,10 +20985,10 @@
           <w:tcPr>
             <w:tcW w:w="3857" w:type="dxa"/>
             <w:tcBorders>
-              <w:top w:val="single" w:color="auto" w:sz="6" w:space="0"/>
-              <w:left w:val="single" w:color="auto" w:sz="6" w:space="0"/>
-              <w:bottom w:val="single" w:color="auto" w:sz="6" w:space="0"/>
-              <w:right w:val="single" w:color="auto" w:sz="6" w:space="0"/>
+              <w:top w:val="single" w:sz="6" w:space="0" w:color="auto"/>
+              <w:left w:val="single" w:sz="6" w:space="0" w:color="auto"/>
+              <w:bottom w:val="single" w:sz="6" w:space="0" w:color="auto"/>
+              <w:right w:val="single" w:sz="6" w:space="0" w:color="auto"/>
             </w:tcBorders>
             <w:noWrap/>
             <w:tcMar>
@@ -20959,10 +21024,10 @@
           <w:tcPr>
             <w:tcW w:w="2846" w:type="dxa"/>
             <w:tcBorders>
-              <w:top w:val="single" w:color="auto" w:sz="6" w:space="0"/>
-              <w:left w:val="single" w:color="auto" w:sz="6" w:space="0"/>
-              <w:bottom w:val="single" w:color="auto" w:sz="6" w:space="0"/>
-              <w:right w:val="single" w:color="auto" w:sz="6" w:space="0"/>
+              <w:top w:val="single" w:sz="6" w:space="0" w:color="auto"/>
+              <w:left w:val="single" w:sz="6" w:space="0" w:color="auto"/>
+              <w:bottom w:val="single" w:sz="6" w:space="0" w:color="auto"/>
+              <w:right w:val="single" w:sz="6" w:space="0" w:color="auto"/>
             </w:tcBorders>
             <w:noWrap/>
             <w:tcMar>
@@ -21000,10 +21065,10 @@
           <w:tcPr>
             <w:tcW w:w="2835" w:type="dxa"/>
             <w:tcBorders>
-              <w:top w:val="single" w:color="auto" w:sz="6" w:space="0"/>
-              <w:left w:val="single" w:color="auto" w:sz="6" w:space="0"/>
-              <w:bottom w:val="single" w:color="auto" w:sz="6" w:space="0"/>
-              <w:right w:val="single" w:color="auto" w:sz="6" w:space="0"/>
+              <w:top w:val="single" w:sz="6" w:space="0" w:color="auto"/>
+              <w:left w:val="single" w:sz="6" w:space="0" w:color="auto"/>
+              <w:bottom w:val="single" w:sz="6" w:space="0" w:color="auto"/>
+              <w:right w:val="single" w:sz="6" w:space="0" w:color="auto"/>
             </w:tcBorders>
             <w:noWrap/>
             <w:tcMar>
@@ -21041,10 +21106,10 @@
           <w:tcPr>
             <w:tcW w:w="3857" w:type="dxa"/>
             <w:tcBorders>
-              <w:top w:val="single" w:color="auto" w:sz="6" w:space="0"/>
-              <w:left w:val="single" w:color="auto" w:sz="6" w:space="0"/>
-              <w:bottom w:val="single" w:color="auto" w:sz="6" w:space="0"/>
-              <w:right w:val="single" w:color="auto" w:sz="6" w:space="0"/>
+              <w:top w:val="single" w:sz="6" w:space="0" w:color="auto"/>
+              <w:left w:val="single" w:sz="6" w:space="0" w:color="auto"/>
+              <w:bottom w:val="single" w:sz="6" w:space="0" w:color="auto"/>
+              <w:right w:val="single" w:sz="6" w:space="0" w:color="auto"/>
             </w:tcBorders>
             <w:noWrap/>
             <w:tcMar>
@@ -21080,10 +21145,10 @@
           <w:tcPr>
             <w:tcW w:w="2846" w:type="dxa"/>
             <w:tcBorders>
-              <w:top w:val="single" w:color="auto" w:sz="6" w:space="0"/>
-              <w:left w:val="single" w:color="auto" w:sz="6" w:space="0"/>
-              <w:bottom w:val="single" w:color="auto" w:sz="6" w:space="0"/>
-              <w:right w:val="single" w:color="auto" w:sz="6" w:space="0"/>
+              <w:top w:val="single" w:sz="6" w:space="0" w:color="auto"/>
+              <w:left w:val="single" w:sz="6" w:space="0" w:color="auto"/>
+              <w:bottom w:val="single" w:sz="6" w:space="0" w:color="auto"/>
+              <w:right w:val="single" w:sz="6" w:space="0" w:color="auto"/>
             </w:tcBorders>
             <w:noWrap/>
             <w:tcMar>
@@ -21121,10 +21186,10 @@
           <w:tcPr>
             <w:tcW w:w="2835" w:type="dxa"/>
             <w:tcBorders>
-              <w:top w:val="single" w:color="auto" w:sz="6" w:space="0"/>
-              <w:left w:val="single" w:color="auto" w:sz="6" w:space="0"/>
-              <w:bottom w:val="single" w:color="auto" w:sz="6" w:space="0"/>
-              <w:right w:val="single" w:color="auto" w:sz="6" w:space="0"/>
+              <w:top w:val="single" w:sz="6" w:space="0" w:color="auto"/>
+              <w:left w:val="single" w:sz="6" w:space="0" w:color="auto"/>
+              <w:bottom w:val="single" w:sz="6" w:space="0" w:color="auto"/>
+              <w:right w:val="single" w:sz="6" w:space="0" w:color="auto"/>
             </w:tcBorders>
             <w:noWrap/>
             <w:tcMar>
@@ -21162,10 +21227,10 @@
           <w:tcPr>
             <w:tcW w:w="3857" w:type="dxa"/>
             <w:tcBorders>
-              <w:top w:val="single" w:color="auto" w:sz="6" w:space="0"/>
-              <w:left w:val="single" w:color="auto" w:sz="6" w:space="0"/>
-              <w:bottom w:val="single" w:color="auto" w:sz="6" w:space="0"/>
-              <w:right w:val="single" w:color="auto" w:sz="6" w:space="0"/>
+              <w:top w:val="single" w:sz="6" w:space="0" w:color="auto"/>
+              <w:left w:val="single" w:sz="6" w:space="0" w:color="auto"/>
+              <w:bottom w:val="single" w:sz="6" w:space="0" w:color="auto"/>
+              <w:right w:val="single" w:sz="6" w:space="0" w:color="auto"/>
             </w:tcBorders>
             <w:noWrap/>
             <w:tcMar>
@@ -21201,10 +21266,10 @@
           <w:tcPr>
             <w:tcW w:w="2846" w:type="dxa"/>
             <w:tcBorders>
-              <w:top w:val="single" w:color="auto" w:sz="6" w:space="0"/>
-              <w:left w:val="single" w:color="auto" w:sz="6" w:space="0"/>
-              <w:bottom w:val="single" w:color="auto" w:sz="6" w:space="0"/>
-              <w:right w:val="single" w:color="auto" w:sz="6" w:space="0"/>
+              <w:top w:val="single" w:sz="6" w:space="0" w:color="auto"/>
+              <w:left w:val="single" w:sz="6" w:space="0" w:color="auto"/>
+              <w:bottom w:val="single" w:sz="6" w:space="0" w:color="auto"/>
+              <w:right w:val="single" w:sz="6" w:space="0" w:color="auto"/>
             </w:tcBorders>
             <w:noWrap/>
             <w:tcMar>
@@ -21242,10 +21307,10 @@
           <w:tcPr>
             <w:tcW w:w="2835" w:type="dxa"/>
             <w:tcBorders>
-              <w:top w:val="single" w:color="auto" w:sz="6" w:space="0"/>
-              <w:left w:val="single" w:color="auto" w:sz="6" w:space="0"/>
-              <w:bottom w:val="single" w:color="auto" w:sz="6" w:space="0"/>
-              <w:right w:val="single" w:color="auto" w:sz="6" w:space="0"/>
+              <w:top w:val="single" w:sz="6" w:space="0" w:color="auto"/>
+              <w:left w:val="single" w:sz="6" w:space="0" w:color="auto"/>
+              <w:bottom w:val="single" w:sz="6" w:space="0" w:color="auto"/>
+              <w:right w:val="single" w:sz="6" w:space="0" w:color="auto"/>
             </w:tcBorders>
             <w:noWrap/>
             <w:tcMar>
@@ -21283,10 +21348,10 @@
           <w:tcPr>
             <w:tcW w:w="3857" w:type="dxa"/>
             <w:tcBorders>
-              <w:top w:val="single" w:color="auto" w:sz="6" w:space="0"/>
-              <w:left w:val="single" w:color="auto" w:sz="6" w:space="0"/>
-              <w:bottom w:val="single" w:color="auto" w:sz="6" w:space="0"/>
-              <w:right w:val="single" w:color="auto" w:sz="6" w:space="0"/>
+              <w:top w:val="single" w:sz="6" w:space="0" w:color="auto"/>
+              <w:left w:val="single" w:sz="6" w:space="0" w:color="auto"/>
+              <w:bottom w:val="single" w:sz="6" w:space="0" w:color="auto"/>
+              <w:right w:val="single" w:sz="6" w:space="0" w:color="auto"/>
             </w:tcBorders>
             <w:noWrap/>
             <w:tcMar>
@@ -21322,10 +21387,10 @@
           <w:tcPr>
             <w:tcW w:w="2846" w:type="dxa"/>
             <w:tcBorders>
-              <w:top w:val="single" w:color="auto" w:sz="6" w:space="0"/>
-              <w:left w:val="single" w:color="auto" w:sz="6" w:space="0"/>
-              <w:bottom w:val="single" w:color="auto" w:sz="6" w:space="0"/>
-              <w:right w:val="single" w:color="auto" w:sz="6" w:space="0"/>
+              <w:top w:val="single" w:sz="6" w:space="0" w:color="auto"/>
+              <w:left w:val="single" w:sz="6" w:space="0" w:color="auto"/>
+              <w:bottom w:val="single" w:sz="6" w:space="0" w:color="auto"/>
+              <w:right w:val="single" w:sz="6" w:space="0" w:color="auto"/>
             </w:tcBorders>
             <w:noWrap/>
             <w:tcMar>
@@ -21363,10 +21428,10 @@
           <w:tcPr>
             <w:tcW w:w="2835" w:type="dxa"/>
             <w:tcBorders>
-              <w:top w:val="single" w:color="auto" w:sz="6" w:space="0"/>
-              <w:left w:val="single" w:color="auto" w:sz="6" w:space="0"/>
-              <w:bottom w:val="single" w:color="auto" w:sz="6" w:space="0"/>
-              <w:right w:val="single" w:color="auto" w:sz="6" w:space="0"/>
+              <w:top w:val="single" w:sz="6" w:space="0" w:color="auto"/>
+              <w:left w:val="single" w:sz="6" w:space="0" w:color="auto"/>
+              <w:bottom w:val="single" w:sz="6" w:space="0" w:color="auto"/>
+              <w:right w:val="single" w:sz="6" w:space="0" w:color="auto"/>
             </w:tcBorders>
             <w:noWrap/>
             <w:tcMar>
@@ -21404,10 +21469,10 @@
           <w:tcPr>
             <w:tcW w:w="3857" w:type="dxa"/>
             <w:tcBorders>
-              <w:top w:val="single" w:color="auto" w:sz="6" w:space="0"/>
-              <w:left w:val="single" w:color="auto" w:sz="6" w:space="0"/>
-              <w:bottom w:val="single" w:color="auto" w:sz="6" w:space="0"/>
-              <w:right w:val="single" w:color="auto" w:sz="6" w:space="0"/>
+              <w:top w:val="single" w:sz="6" w:space="0" w:color="auto"/>
+              <w:left w:val="single" w:sz="6" w:space="0" w:color="auto"/>
+              <w:bottom w:val="single" w:sz="6" w:space="0" w:color="auto"/>
+              <w:right w:val="single" w:sz="6" w:space="0" w:color="auto"/>
             </w:tcBorders>
             <w:noWrap/>
             <w:tcMar>
@@ -21443,10 +21508,10 @@
           <w:tcPr>
             <w:tcW w:w="2846" w:type="dxa"/>
             <w:tcBorders>
-              <w:top w:val="single" w:color="auto" w:sz="6" w:space="0"/>
-              <w:left w:val="single" w:color="auto" w:sz="6" w:space="0"/>
-              <w:bottom w:val="single" w:color="auto" w:sz="6" w:space="0"/>
-              <w:right w:val="single" w:color="auto" w:sz="6" w:space="0"/>
+              <w:top w:val="single" w:sz="6" w:space="0" w:color="auto"/>
+              <w:left w:val="single" w:sz="6" w:space="0" w:color="auto"/>
+              <w:bottom w:val="single" w:sz="6" w:space="0" w:color="auto"/>
+              <w:right w:val="single" w:sz="6" w:space="0" w:color="auto"/>
             </w:tcBorders>
             <w:noWrap/>
             <w:tcMar>
@@ -21698,6 +21763,7 @@
                 <w:sz w:val="20"/>
                 <w:szCs w:val="20"/>
               </w:rPr>
+              <w:lastRenderedPageBreak/>
               <w:t>Conecte el horno a una toma eléctrica de 110 V con polo a tierra y abra la válvula de paso de gas. Compruebe que el piloto verde se encienda, pues indica que el equipo se encuentra energizado.</w:t>
             </w:r>
           </w:p>
@@ -21767,7 +21833,7 @@
               <w:adjustRightInd w:val="0"/>
               <w:contextualSpacing/>
               <w:rPr>
-                <w:rFonts w:ascii="Arial" w:hAnsi="Arial" w:eastAsia="Arial" w:cs="Arial"/>
+                <w:rFonts w:ascii="Arial" w:eastAsia="Arial" w:hAnsi="Arial" w:cs="Arial"/>
                 <w:sz w:val="20"/>
                 <w:szCs w:val="20"/>
                 <w:lang w:val="es-MX" w:eastAsia="es-CO"/>
@@ -21775,18 +21841,19 @@
             </w:pPr>
             <w:r>
               <w:rPr>
-                <w:rFonts w:ascii="Arial" w:hAnsi="Arial" w:eastAsia="Arial" w:cs="Arial"/>
+                <w:rFonts w:ascii="Arial" w:eastAsia="Arial" w:hAnsi="Arial" w:cs="Arial"/>
                 <w:b/>
                 <w:bCs/>
                 <w:sz w:val="20"/>
                 <w:szCs w:val="20"/>
                 <w:lang w:val="es-MX" w:eastAsia="es-CO"/>
               </w:rPr>
+              <w:lastRenderedPageBreak/>
               <w:t xml:space="preserve">Paso </w:t>
             </w:r>
             <w:r>
               <w:rPr>
-                <w:rFonts w:ascii="Arial" w:hAnsi="Arial" w:eastAsia="Arial" w:cs="Arial"/>
+                <w:rFonts w:ascii="Arial" w:eastAsia="Arial" w:hAnsi="Arial" w:cs="Arial"/>
                 <w:b/>
                 <w:bCs/>
                 <w:sz w:val="20"/>
@@ -21817,7 +21884,7 @@
               <w:adjustRightInd w:val="0"/>
               <w:contextualSpacing/>
               <w:rPr>
-                <w:rFonts w:ascii="Arial" w:hAnsi="Arial" w:eastAsia="Arial" w:cs="Arial"/>
+                <w:rFonts w:ascii="Arial" w:eastAsia="Arial" w:hAnsi="Arial" w:cs="Arial"/>
                 <w:sz w:val="20"/>
                 <w:szCs w:val="20"/>
                 <w:lang w:val="es-MX" w:eastAsia="es-CO"/>
@@ -21825,7 +21892,7 @@
             </w:pPr>
             <w:r>
               <w:rPr>
-                <w:rFonts w:ascii="Arial" w:hAnsi="Arial" w:eastAsia="Arial" w:cs="Arial"/>
+                <w:rFonts w:ascii="Arial" w:eastAsia="Arial" w:hAnsi="Arial" w:cs="Arial"/>
                 <w:sz w:val="20"/>
                 <w:szCs w:val="20"/>
                 <w:lang w:val="es-MX" w:eastAsia="es-CO"/>
@@ -21834,7 +21901,7 @@
             </w:r>
             <w:r>
               <w:rPr>
-                <w:rFonts w:ascii="Arial" w:hAnsi="Arial" w:eastAsia="Arial" w:cs="Arial"/>
+                <w:rFonts w:ascii="Arial" w:eastAsia="Arial" w:hAnsi="Arial" w:cs="Arial"/>
                 <w:b/>
                 <w:bCs/>
                 <w:i/>
@@ -21847,7 +21914,7 @@
             </w:r>
             <w:r>
               <w:rPr>
-                <w:rFonts w:ascii="Arial" w:hAnsi="Arial" w:eastAsia="Arial" w:cs="Arial"/>
+                <w:rFonts w:ascii="Arial" w:eastAsia="Arial" w:hAnsi="Arial" w:cs="Arial"/>
                 <w:i/>
                 <w:iCs/>
                 <w:sz w:val="20"/>
@@ -21858,7 +21925,7 @@
             </w:r>
             <w:r>
               <w:rPr>
-                <w:rFonts w:ascii="Arial" w:hAnsi="Arial" w:eastAsia="Arial" w:cs="Arial"/>
+                <w:rFonts w:ascii="Arial" w:eastAsia="Arial" w:hAnsi="Arial" w:cs="Arial"/>
                 <w:sz w:val="20"/>
                 <w:szCs w:val="20"/>
                 <w:lang w:val="es-MX" w:eastAsia="es-CO"/>
@@ -21887,7 +21954,7 @@
               <w:adjustRightInd w:val="0"/>
               <w:contextualSpacing/>
               <w:rPr>
-                <w:rFonts w:ascii="Arial" w:hAnsi="Arial" w:eastAsia="Arial" w:cs="Arial"/>
+                <w:rFonts w:ascii="Arial" w:eastAsia="Arial" w:hAnsi="Arial" w:cs="Arial"/>
                 <w:sz w:val="20"/>
                 <w:szCs w:val="20"/>
                 <w:lang w:val="es-MX" w:eastAsia="es-CO"/>
@@ -21909,7 +21976,7 @@
               <w:adjustRightInd w:val="0"/>
               <w:contextualSpacing/>
               <w:rPr>
-                <w:rFonts w:ascii="Arial" w:hAnsi="Arial" w:eastAsia="Arial" w:cs="Arial"/>
+                <w:rFonts w:ascii="Arial" w:eastAsia="Arial" w:hAnsi="Arial" w:cs="Arial"/>
                 <w:sz w:val="20"/>
                 <w:szCs w:val="20"/>
                 <w:lang w:val="es-MX" w:eastAsia="es-CO"/>
@@ -21917,7 +21984,7 @@
             </w:pPr>
             <w:r>
               <w:rPr>
-                <w:rFonts w:ascii="Arial" w:hAnsi="Arial" w:eastAsia="Arial" w:cs="Arial"/>
+                <w:rFonts w:ascii="Arial" w:eastAsia="Arial" w:hAnsi="Arial" w:cs="Arial"/>
                 <w:b/>
                 <w:bCs/>
                 <w:i/>
@@ -21930,7 +21997,7 @@
             </w:r>
             <w:r>
               <w:rPr>
-                <w:rFonts w:ascii="Arial" w:hAnsi="Arial" w:eastAsia="Arial" w:cs="Arial"/>
+                <w:rFonts w:ascii="Arial" w:eastAsia="Arial" w:hAnsi="Arial" w:cs="Arial"/>
                 <w:sz w:val="20"/>
                 <w:szCs w:val="20"/>
                 <w:lang w:val="es-MX" w:eastAsia="es-CO"/>
@@ -21953,7 +22020,7 @@
               <w:adjustRightInd w:val="0"/>
               <w:contextualSpacing/>
               <w:rPr>
-                <w:rFonts w:ascii="Arial" w:hAnsi="Arial" w:eastAsia="Arial" w:cs="Arial"/>
+                <w:rFonts w:ascii="Arial" w:eastAsia="Arial" w:hAnsi="Arial" w:cs="Arial"/>
                 <w:sz w:val="20"/>
                 <w:szCs w:val="20"/>
                 <w:lang w:val="es-MX" w:eastAsia="es-CO"/>
@@ -21961,7 +22028,7 @@
             </w:pPr>
             <w:r>
               <w:rPr>
-                <w:rFonts w:ascii="Arial" w:hAnsi="Arial" w:eastAsia="Arial" w:cs="Arial"/>
+                <w:rFonts w:ascii="Arial" w:eastAsia="Arial" w:hAnsi="Arial" w:cs="Arial"/>
                 <w:b/>
                 <w:bCs/>
                 <w:i/>
@@ -21974,7 +22041,7 @@
             </w:r>
             <w:r>
               <w:rPr>
-                <w:rFonts w:ascii="Arial" w:hAnsi="Arial" w:eastAsia="Arial" w:cs="Arial"/>
+                <w:rFonts w:ascii="Arial" w:eastAsia="Arial" w:hAnsi="Arial" w:cs="Arial"/>
                 <w:sz w:val="20"/>
                 <w:szCs w:val="20"/>
                 <w:lang w:val="es-MX" w:eastAsia="es-CO"/>
@@ -22003,7 +22070,7 @@
               <w:adjustRightInd w:val="0"/>
               <w:contextualSpacing/>
               <w:rPr>
-                <w:rFonts w:ascii="Arial" w:hAnsi="Arial" w:eastAsia="Arial" w:cs="Arial"/>
+                <w:rFonts w:ascii="Arial" w:eastAsia="Arial" w:hAnsi="Arial" w:cs="Arial"/>
                 <w:sz w:val="20"/>
                 <w:szCs w:val="20"/>
                 <w:lang w:val="es-MX" w:eastAsia="es-CO"/>
@@ -22023,7 +22090,7 @@
             </w:pPr>
             <w:r>
               <w:rPr>
-                <w:rFonts w:ascii="Arial" w:hAnsi="Arial" w:eastAsia="Arial" w:cs="Arial"/>
+                <w:rFonts w:ascii="Arial" w:eastAsia="Arial" w:hAnsi="Arial" w:cs="Arial"/>
                 <w:b/>
                 <w:bCs/>
                 <w:sz w:val="20"/>
@@ -22034,7 +22101,7 @@
             </w:r>
             <w:r>
               <w:rPr>
-                <w:rFonts w:ascii="Arial" w:hAnsi="Arial" w:eastAsia="Arial" w:cs="Arial"/>
+                <w:rFonts w:ascii="Arial" w:eastAsia="Arial" w:hAnsi="Arial" w:cs="Arial"/>
                 <w:sz w:val="20"/>
                 <w:szCs w:val="20"/>
                 <w:lang w:val="es-MX" w:eastAsia="es-CO"/>
@@ -22070,7 +22137,7 @@
               <w:adjustRightInd w:val="0"/>
               <w:spacing w:line="288" w:lineRule="auto"/>
               <w:rPr>
-                <w:rFonts w:ascii="Arial" w:hAnsi="Arial" w:eastAsia="Arial" w:cs="Arial"/>
+                <w:rFonts w:ascii="Arial" w:eastAsia="Arial" w:hAnsi="Arial" w:cs="Arial"/>
                 <w:sz w:val="20"/>
                 <w:szCs w:val="20"/>
                 <w:lang w:val="es-MX" w:eastAsia="es-CO"/>
@@ -22078,7 +22145,7 @@
             </w:pPr>
             <w:r>
               <w:rPr>
-                <w:rFonts w:ascii="Arial" w:hAnsi="Arial" w:eastAsia="Arial" w:cs="Arial"/>
+                <w:rFonts w:ascii="Arial" w:eastAsia="Arial" w:hAnsi="Arial" w:cs="Arial"/>
                 <w:b/>
                 <w:bCs/>
                 <w:sz w:val="20"/>
@@ -22089,7 +22156,7 @@
             </w:r>
             <w:r>
               <w:rPr>
-                <w:rFonts w:ascii="Arial" w:hAnsi="Arial" w:eastAsia="Arial" w:cs="Arial"/>
+                <w:rFonts w:ascii="Arial" w:eastAsia="Arial" w:hAnsi="Arial" w:cs="Arial"/>
                 <w:b/>
                 <w:bCs/>
                 <w:sz w:val="20"/>
@@ -22120,7 +22187,7 @@
               <w:adjustRightInd w:val="0"/>
               <w:spacing w:line="324" w:lineRule="auto"/>
               <w:rPr>
-                <w:rFonts w:ascii="Arial" w:hAnsi="Arial" w:eastAsia="Arial" w:cs="Arial"/>
+                <w:rFonts w:ascii="Arial" w:eastAsia="Arial" w:hAnsi="Arial" w:cs="Arial"/>
                 <w:sz w:val="20"/>
                 <w:szCs w:val="20"/>
                 <w:lang w:val="es-MX" w:eastAsia="es-CO"/>
@@ -22128,7 +22195,7 @@
             </w:pPr>
             <w:r>
               <w:rPr>
-                <w:rFonts w:ascii="Arial" w:hAnsi="Arial" w:eastAsia="Arial" w:cs="Arial"/>
+                <w:rFonts w:ascii="Arial" w:eastAsia="Arial" w:hAnsi="Arial" w:cs="Arial"/>
                 <w:sz w:val="20"/>
                 <w:szCs w:val="20"/>
                 <w:lang w:val="es-MX" w:eastAsia="es-CO"/>
@@ -22137,7 +22204,7 @@
             </w:r>
             <w:r>
               <w:rPr>
-                <w:rFonts w:ascii="Arial" w:hAnsi="Arial" w:eastAsia="Arial" w:cs="Arial"/>
+                <w:rFonts w:ascii="Arial" w:eastAsia="Arial" w:hAnsi="Arial" w:cs="Arial"/>
                 <w:sz w:val="20"/>
                 <w:szCs w:val="20"/>
                 <w:lang w:val="es-MX" w:eastAsia="es-CO"/>
@@ -22146,7 +22213,7 @@
             </w:r>
             <w:r>
               <w:rPr>
-                <w:rFonts w:ascii="Arial" w:hAnsi="Arial" w:eastAsia="Arial" w:cs="Arial"/>
+                <w:rFonts w:ascii="Arial" w:eastAsia="Arial" w:hAnsi="Arial" w:cs="Arial"/>
                 <w:sz w:val="20"/>
                 <w:szCs w:val="20"/>
                 <w:lang w:val="es-MX" w:eastAsia="es-CO"/>
@@ -22174,7 +22241,7 @@
               <w:autoSpaceDN w:val="0"/>
               <w:adjustRightInd w:val="0"/>
               <w:rPr>
-                <w:rFonts w:ascii="Arial" w:hAnsi="Arial" w:eastAsia="Arial" w:cs="Arial"/>
+                <w:rFonts w:ascii="Arial" w:eastAsia="Arial" w:hAnsi="Arial" w:cs="Arial"/>
                 <w:sz w:val="20"/>
                 <w:szCs w:val="20"/>
                 <w:lang w:val="es-MX" w:eastAsia="es-CO"/>
@@ -22196,7 +22263,7 @@
               <w:adjustRightInd w:val="0"/>
               <w:spacing w:line="324" w:lineRule="auto"/>
               <w:rPr>
-                <w:rFonts w:ascii="Arial" w:hAnsi="Arial" w:eastAsia="Arial" w:cs="Arial"/>
+                <w:rFonts w:ascii="Arial" w:eastAsia="Arial" w:hAnsi="Arial" w:cs="Arial"/>
                 <w:sz w:val="20"/>
                 <w:szCs w:val="20"/>
                 <w:lang w:val="es-MX" w:eastAsia="es-CO"/>
@@ -22204,7 +22271,7 @@
             </w:pPr>
             <w:r>
               <w:rPr>
-                <w:rFonts w:ascii="Arial" w:hAnsi="Arial" w:eastAsia="Arial" w:cs="Arial"/>
+                <w:rFonts w:ascii="Arial" w:eastAsia="Arial" w:hAnsi="Arial" w:cs="Arial"/>
                 <w:b/>
                 <w:bCs/>
                 <w:sz w:val="20"/>
@@ -22215,7 +22282,7 @@
             </w:r>
             <w:r>
               <w:rPr>
-                <w:rFonts w:ascii="Arial" w:hAnsi="Arial" w:eastAsia="Arial" w:cs="Arial"/>
+                <w:rFonts w:ascii="Arial" w:eastAsia="Arial" w:hAnsi="Arial" w:cs="Arial"/>
                 <w:sz w:val="20"/>
                 <w:szCs w:val="20"/>
                 <w:lang w:val="es-MX" w:eastAsia="es-CO"/>
@@ -22238,7 +22305,7 @@
               <w:adjustRightInd w:val="0"/>
               <w:spacing w:line="324" w:lineRule="auto"/>
               <w:rPr>
-                <w:rFonts w:ascii="Arial" w:hAnsi="Arial" w:eastAsia="Arial" w:cs="Arial"/>
+                <w:rFonts w:ascii="Arial" w:eastAsia="Arial" w:hAnsi="Arial" w:cs="Arial"/>
                 <w:sz w:val="20"/>
                 <w:szCs w:val="20"/>
                 <w:lang w:val="es-MX" w:eastAsia="es-CO"/>
@@ -22246,7 +22313,7 @@
             </w:pPr>
             <w:r>
               <w:rPr>
-                <w:rFonts w:ascii="Arial" w:hAnsi="Arial" w:eastAsia="Arial" w:cs="Arial"/>
+                <w:rFonts w:ascii="Arial" w:eastAsia="Arial" w:hAnsi="Arial" w:cs="Arial"/>
                 <w:b/>
                 <w:bCs/>
                 <w:sz w:val="20"/>
@@ -22257,7 +22324,7 @@
             </w:r>
             <w:r>
               <w:rPr>
-                <w:rFonts w:ascii="Arial" w:hAnsi="Arial" w:eastAsia="Arial" w:cs="Arial"/>
+                <w:rFonts w:ascii="Arial" w:eastAsia="Arial" w:hAnsi="Arial" w:cs="Arial"/>
                 <w:sz w:val="20"/>
                 <w:szCs w:val="20"/>
                 <w:lang w:val="es-MX" w:eastAsia="es-CO"/>
@@ -22285,7 +22352,7 @@
               <w:autoSpaceDN w:val="0"/>
               <w:adjustRightInd w:val="0"/>
               <w:rPr>
-                <w:rFonts w:ascii="Arial" w:hAnsi="Arial" w:eastAsia="Arial" w:cs="Arial"/>
+                <w:rFonts w:ascii="Arial" w:eastAsia="Arial" w:hAnsi="Arial" w:cs="Arial"/>
                 <w:sz w:val="20"/>
                 <w:szCs w:val="20"/>
                 <w:lang w:val="es-MX" w:eastAsia="es-CO"/>
@@ -22313,7 +22380,7 @@
               <w:adjustRightInd w:val="0"/>
               <w:spacing w:line="324" w:lineRule="auto"/>
               <w:rPr>
-                <w:rFonts w:ascii="Arial" w:hAnsi="Arial" w:eastAsia="Arial" w:cs="Arial"/>
+                <w:rFonts w:ascii="Arial" w:eastAsia="Arial" w:hAnsi="Arial" w:cs="Arial"/>
                 <w:sz w:val="20"/>
                 <w:szCs w:val="20"/>
                 <w:lang w:val="es-MX" w:eastAsia="es-CO"/>
@@ -22321,7 +22388,7 @@
             </w:pPr>
             <w:r>
               <w:rPr>
-                <w:rFonts w:ascii="Arial" w:hAnsi="Arial" w:eastAsia="Arial" w:cs="Arial"/>
+                <w:rFonts w:ascii="Arial" w:eastAsia="Arial" w:hAnsi="Arial" w:cs="Arial"/>
                 <w:sz w:val="20"/>
                 <w:szCs w:val="20"/>
                 <w:lang w:val="es-MX" w:eastAsia="es-CO"/>
@@ -22349,7 +22416,7 @@
               <w:autoSpaceDN w:val="0"/>
               <w:adjustRightInd w:val="0"/>
               <w:rPr>
-                <w:rFonts w:ascii="Arial" w:hAnsi="Arial" w:eastAsia="Arial" w:cs="Arial"/>
+                <w:rFonts w:ascii="Arial" w:eastAsia="Arial" w:hAnsi="Arial" w:cs="Arial"/>
                 <w:sz w:val="20"/>
                 <w:szCs w:val="20"/>
                 <w:lang w:val="es-MX" w:eastAsia="es-CO"/>
@@ -22369,7 +22436,7 @@
             </w:pPr>
             <w:r>
               <w:rPr>
-                <w:rFonts w:ascii="Arial" w:hAnsi="Arial" w:eastAsia="Arial" w:cs="Arial"/>
+                <w:rFonts w:ascii="Arial" w:eastAsia="Arial" w:hAnsi="Arial" w:cs="Arial"/>
                 <w:b/>
                 <w:bCs/>
                 <w:sz w:val="20"/>
@@ -22380,7 +22447,7 @@
             </w:r>
             <w:r>
               <w:rPr>
-                <w:rFonts w:ascii="Arial" w:hAnsi="Arial" w:eastAsia="Arial" w:cs="Arial"/>
+                <w:rFonts w:ascii="Arial" w:eastAsia="Arial" w:hAnsi="Arial" w:cs="Arial"/>
                 <w:sz w:val="20"/>
                 <w:szCs w:val="20"/>
                 <w:lang w:val="es-MX" w:eastAsia="es-CO"/>
@@ -22747,6 +22814,7 @@
           <w:szCs w:val="20"/>
           <w:lang w:val="es-MX"/>
         </w:rPr>
+        <w:lastRenderedPageBreak/>
         <w:t>Los equipos industriales están diseñados con dispositivos de seguridad que reducen el riesgo de atrapamiento, quemaduras, descargas eléctricas e incendios. Es obligatorio verificar su correcto funcionamiento antes de cada jornada y nunca anularlos o modificarlos.</w:t>
       </w:r>
     </w:p>
@@ -24107,6 +24175,7 @@
           <w:sz w:val="20"/>
           <w:szCs w:val="20"/>
         </w:rPr>
+        <w:lastRenderedPageBreak/>
         <w:t>con el registro de las actividades ejecutadas, contribuyen a garantizar procesos eficientes, seguros y acordes con las Buenas Prácticas de Manufactura (BPM)</w:t>
       </w:r>
       <w:r>
@@ -24568,13 +24637,6 @@
           <w:szCs w:val="20"/>
         </w:rPr>
         <w:br/>
-      </w:r>
-      <w:r>
-        <w:rPr>
-          <w:rFonts w:ascii="Arial" w:hAnsi="Arial" w:cs="Arial"/>
-          <w:sz w:val="20"/>
-          <w:szCs w:val="20"/>
-        </w:rPr>
         <w:t>Volumen de producto concentrado (ml) = (Concentración deseada (ppm) × Volumen de solución (L)) / (Concentración del producto (ppm) / 1000).</w:t>
       </w:r>
     </w:p>
@@ -24615,6 +24677,7 @@
           <w:sz w:val="20"/>
           <w:szCs w:val="20"/>
         </w:rPr>
+        <w:lastRenderedPageBreak/>
         <w:t>Para preparar 10 L de solución de hipoclorito de sodio a 100 ppm a partir de un producto comercial al 5 % (50 000 ppm), se realiza el siguiente cálculo:</w:t>
       </w:r>
     </w:p>
@@ -26043,6 +26106,7 @@
           <w:sz w:val="20"/>
           <w:szCs w:val="20"/>
         </w:rPr>
+        <w:lastRenderedPageBreak/>
         <w:t>Actuación en caso de derrame:</w:t>
       </w:r>
       <w:r>
@@ -26576,6 +26640,7 @@
                 <w:sz w:val="20"/>
                 <w:szCs w:val="20"/>
               </w:rPr>
+              <w:lastRenderedPageBreak/>
               <w:t>Relaciona los elementos de protección personal, detergentes, desinfectantes y utensilios necesarios. También puede incluir concentraciones, cantidades, tiempos de contacto y recomendaciones de seguridad para la manipulación de los productos químicos.</w:t>
             </w:r>
           </w:p>
@@ -26605,6 +26670,7 @@
                 <w:sz w:val="20"/>
                 <w:szCs w:val="20"/>
               </w:rPr>
+              <w:lastRenderedPageBreak/>
               <w:t>Slide 5. Procedimiento paso a paso</w:t>
             </w:r>
           </w:p>
@@ -27573,14 +27639,6 @@
                 <w:lang w:val="es-MX"/>
               </w:rPr>
               <w:br/>
-            </w:r>
-            <w:r>
-              <w:rPr>
-                <w:rFonts w:ascii="Arial" w:hAnsi="Arial" w:cs="Arial"/>
-                <w:sz w:val="20"/>
-                <w:szCs w:val="20"/>
-                <w:lang w:val="es-MX"/>
-              </w:rPr>
               <w:t>2. Prelavado: retirar residuos de masa con raspador de plástico. Depositar residuos en caneca</w:t>
             </w:r>
             <w:r>
@@ -27600,14 +27658,6 @@
                 <w:lang w:val="es-MX"/>
               </w:rPr>
               <w:br/>
-            </w:r>
-            <w:r>
-              <w:rPr>
-                <w:rFonts w:ascii="Arial" w:hAnsi="Arial" w:cs="Arial"/>
-                <w:sz w:val="20"/>
-                <w:szCs w:val="20"/>
-                <w:lang w:val="es-MX"/>
-              </w:rPr>
               <w:t>3. Lavado: aplicar detergente neutro con esponja suave, frotar tazón, gancho espiral, eje y todas las superficies internas. Usar cepillo para uniones. No usar esponja de acero (raya el acero)</w:t>
             </w:r>
             <w:r>
@@ -27627,14 +27677,6 @@
                 <w:lang w:val="es-MX"/>
               </w:rPr>
               <w:br/>
-            </w:r>
-            <w:r>
-              <w:rPr>
-                <w:rFonts w:ascii="Arial" w:hAnsi="Arial" w:cs="Arial"/>
-                <w:sz w:val="20"/>
-                <w:szCs w:val="20"/>
-                <w:lang w:val="es-MX"/>
-              </w:rPr>
               <w:t>4. Enjuague: con agua potable a presión (manguera o jarra)</w:t>
             </w:r>
             <w:r>
@@ -27654,14 +27696,6 @@
                 <w:lang w:val="es-MX"/>
               </w:rPr>
               <w:br/>
-            </w:r>
-            <w:r>
-              <w:rPr>
-                <w:rFonts w:ascii="Arial" w:hAnsi="Arial" w:cs="Arial"/>
-                <w:sz w:val="20"/>
-                <w:szCs w:val="20"/>
-                <w:lang w:val="es-MX"/>
-              </w:rPr>
               <w:t>5. Desinfección: rociar o aplicar con paño limpio solución de hipoclorito de sodio 100 ppm en todas las superficies. Dejar actuar 5 minutos</w:t>
             </w:r>
             <w:r>
@@ -27681,14 +27715,6 @@
                 <w:lang w:val="es-MX"/>
               </w:rPr>
               <w:br/>
-            </w:r>
-            <w:r>
-              <w:rPr>
-                <w:rFonts w:ascii="Arial" w:hAnsi="Arial" w:cs="Arial"/>
-                <w:sz w:val="20"/>
-                <w:szCs w:val="20"/>
-                <w:lang w:val="es-MX"/>
-              </w:rPr>
               <w:t>6. Enjuague final: enjuagar con abundante agua potable para eliminar residuos de cloro</w:t>
             </w:r>
             <w:r>
@@ -27708,14 +27734,6 @@
                 <w:lang w:val="es-MX"/>
               </w:rPr>
               <w:br/>
-            </w:r>
-            <w:r>
-              <w:rPr>
-                <w:rFonts w:ascii="Arial" w:hAnsi="Arial" w:cs="Arial"/>
-                <w:sz w:val="20"/>
-                <w:szCs w:val="20"/>
-                <w:lang w:val="es-MX"/>
-              </w:rPr>
               <w:t>7. Secado: dejar secar al aire o secar con paño de un solo uso</w:t>
             </w:r>
             <w:r>
@@ -27735,14 +27753,6 @@
                 <w:lang w:val="es-MX"/>
               </w:rPr>
               <w:br/>
-            </w:r>
-            <w:r>
-              <w:rPr>
-                <w:rFonts w:ascii="Arial" w:hAnsi="Arial" w:cs="Arial"/>
-                <w:sz w:val="20"/>
-                <w:szCs w:val="20"/>
-                <w:lang w:val="es-MX"/>
-              </w:rPr>
               <w:t>8. Dejar la tapa abierta (si tiene) para ventilación</w:t>
             </w:r>
             <w:r>
@@ -28036,7 +28046,7 @@
                 <w:szCs w:val="20"/>
               </w:rPr>
             </w:pPr>
-            <w:bookmarkStart w:name="_Hlk234300946" w:id="26"/>
+            <w:bookmarkStart w:id="26" w:name="_Hlk234300946"/>
             <w:commentRangeStart w:id="27"/>
             <w:r>
               <w:rPr>
@@ -28048,7 +28058,7 @@
                 <w:szCs w:val="20"/>
               </w:rPr>
               <w:drawing>
-                <wp:anchor distT="0" distB="0" distL="114300" distR="114300" simplePos="0" relativeHeight="251660288" behindDoc="1" locked="0" layoutInCell="1" allowOverlap="1" wp14:anchorId="4369F92D" wp14:editId="5A2B4A40">
+                <wp:anchor distT="0" distB="0" distL="114300" distR="114300" simplePos="0" relativeHeight="251660288" behindDoc="1" locked="0" layoutInCell="1" allowOverlap="1" wp14:anchorId="4369F92D" wp14:editId="7F839513">
                   <wp:simplePos x="0" y="0"/>
                   <wp:positionH relativeFrom="margin">
                     <wp:posOffset>24130</wp:posOffset>
@@ -28339,6 +28349,7 @@
           <w:sz w:val="20"/>
           <w:szCs w:val="20"/>
         </w:rPr>
+        <w:lastRenderedPageBreak/>
         <w:t>La limpieza y la desinfección deben realizarse de manera secuencial para garantizar la eliminación de residuos y la reducción de microorganismos en equipos, utensilios y superficies. Cada etapa cumple una función específica y debe ejecutarse respetando los productos, concentraciones y tiempos de contacto establecidos.</w:t>
       </w:r>
     </w:p>
@@ -28908,6 +28919,7 @@
           <w:szCs w:val="20"/>
           <w:lang w:val="es-MX"/>
         </w:rPr>
+        <w:lastRenderedPageBreak/>
         <w:t>Métodos: papel (sencillo, archivo en carpetas) o digital (tabletas, computadoras, con respaldos y firma electrónica).</w:t>
       </w:r>
     </w:p>
@@ -30699,6 +30711,7 @@
           <w:sz w:val="20"/>
           <w:szCs w:val="20"/>
         </w:rPr>
+        <w:lastRenderedPageBreak/>
         <w:t>La verificación periódica de las condiciones de higiene del personal manipulador permite identificar el cumplimiento de las prácticas establecidas en las Buenas Prácticas de Manufactura (BPM) y corregir oportunamente las desviaciones que puedan representar un riesgo para la inocuidad de los alimentos. El siguiente formato constituye un ejemplo para registrar estas inspecciones.</w:t>
       </w:r>
     </w:p>
@@ -32009,7 +32022,23 @@
           <w:sz w:val="20"/>
           <w:szCs w:val="20"/>
         </w:rPr>
-        <w:t>La adecuada gestión de los registros y su conservación durante el tiempo establecido permiten evidenciar el cumplimiento de los programas de saneamiento, facilitar la trazabilidad de las actividades y respaldar los procesos de verificación y mejora continua. En conjunto con la aplicación de las Buenas Prácticas de Manufactura (BPM), los Procedimientos Operativos Estandarizados de Saneamiento (POES), el uso responsable de los agentes de limpieza y desinfección, y el control permanente de las condiciones higiénico-sanitarias, estos registros contribuyen a garantizar la inocuidad de los alimentos y la calidad en la elaboración de panes con masa madre. La implementación sistemática de estas prácticas fortalece el compromiso con la seguridad alimentaria, el cumplimiento de la normatividad vigente y el desempeño responsable de los manipuladores de alimentos.</w:t>
+        <w:t>La adecuada gestión de los registros y su conservación durante el tiempo establecido permiten evidenciar el cumplimiento de los programas de saneamiento, facilitar la trazabilidad de las actividades y respaldar los procesos de verificación y mejora continua. En conjunto con la aplicación de las Buenas Prácticas de Manufactura (BPM), los Procedimientos Operativos Estandarizados de Saneamiento (POES), el uso responsable de los agentes de limpieza y desinfección</w:t>
+      </w:r>
+      <w:r>
+        <w:rPr>
+          <w:rFonts w:ascii="Arial" w:hAnsi="Arial" w:cs="Arial"/>
+          <w:sz w:val="20"/>
+          <w:szCs w:val="20"/>
+        </w:rPr>
+        <w:t xml:space="preserve"> </w:t>
+      </w:r>
+      <w:r>
+        <w:rPr>
+          <w:rFonts w:ascii="Arial" w:hAnsi="Arial" w:cs="Arial"/>
+          <w:sz w:val="20"/>
+          <w:szCs w:val="20"/>
+        </w:rPr>
+        <w:t>y el control permanente de las condiciones higiénico-sanitarias, estos registros contribuyen a garantizar la inocuidad de los alimentos y la calidad en la elaboración de panes con masa madre. La implementación sistemática de estas prácticas fortalece el compromiso con la seguridad alimentaria, el cumplimiento de la normatividad vigente y el desempeño responsable de los manipuladores de alimentos.</w:t>
       </w:r>
     </w:p>
     <w:p>
@@ -32322,12 +32351,12 @@
         <w:tblW w:w="0" w:type="auto"/>
         <w:tblInd w:w="-289" w:type="dxa"/>
         <w:tblBorders>
-          <w:top w:val="single" w:color="000000" w:sz="4" w:space="0"/>
-          <w:left w:val="single" w:color="000000" w:sz="4" w:space="0"/>
-          <w:bottom w:val="single" w:color="000000" w:sz="4" w:space="0"/>
-          <w:right w:val="single" w:color="000000" w:sz="4" w:space="0"/>
-          <w:insideH w:val="single" w:color="000000" w:sz="4" w:space="0"/>
-          <w:insideV w:val="single" w:color="000000" w:sz="4" w:space="0"/>
+          <w:top w:val="single" w:sz="4" w:space="0" w:color="000000"/>
+          <w:left w:val="single" w:sz="4" w:space="0" w:color="000000"/>
+          <w:bottom w:val="single" w:sz="4" w:space="0" w:color="000000"/>
+          <w:right w:val="single" w:sz="4" w:space="0" w:color="000000"/>
+          <w:insideH w:val="single" w:sz="4" w:space="0" w:color="000000"/>
+          <w:insideV w:val="single" w:sz="4" w:space="0" w:color="000000"/>
         </w:tblBorders>
         <w:tblLook w:val="0400" w:firstRow="0" w:lastRow="0" w:firstColumn="0" w:lastColumn="0" w:noHBand="0" w:noVBand="1"/>
       </w:tblPr>
@@ -32360,7 +32389,7 @@
             </w:pPr>
             <w:r>
               <w:rPr>
-                <w:rFonts w:ascii="Arial" w:hAnsi="Arial" w:eastAsia="Calibri" w:cs="Arial"/>
+                <w:rFonts w:ascii="Arial" w:eastAsia="Calibri" w:hAnsi="Arial" w:cs="Arial"/>
                 <w:b/>
                 <w:bCs/>
                 <w:sz w:val="20"/>
@@ -32384,16 +32413,16 @@
             <w:pPr>
               <w:spacing w:line="276" w:lineRule="auto"/>
               <w:rPr>
-                <w:rFonts w:ascii="Arial" w:hAnsi="Arial" w:eastAsia="Calibri" w:cs="Arial"/>
-                <w:b/>
-                <w:bCs/>
-                <w:sz w:val="20"/>
-                <w:szCs w:val="20"/>
-              </w:rPr>
-            </w:pPr>
-            <w:r>
-              <w:rPr>
-                <w:rFonts w:ascii="Arial" w:hAnsi="Arial" w:eastAsia="Calibri" w:cs="Arial"/>
+                <w:rFonts w:ascii="Arial" w:eastAsia="Calibri" w:hAnsi="Arial" w:cs="Arial"/>
+                <w:b/>
+                <w:bCs/>
+                <w:sz w:val="20"/>
+                <w:szCs w:val="20"/>
+              </w:rPr>
+            </w:pPr>
+            <w:r>
+              <w:rPr>
+                <w:rFonts w:ascii="Arial" w:eastAsia="Calibri" w:hAnsi="Arial" w:cs="Arial"/>
                 <w:b/>
                 <w:bCs/>
                 <w:sz w:val="20"/>
@@ -32403,7 +32432,7 @@
             </w:r>
             <w:r>
               <w:rPr>
-                <w:rFonts w:ascii="Arial" w:hAnsi="Arial" w:eastAsia="Calibri" w:cs="Arial"/>
+                <w:rFonts w:ascii="Arial" w:eastAsia="Calibri" w:hAnsi="Arial" w:cs="Arial"/>
                 <w:b/>
                 <w:bCs/>
                 <w:sz w:val="20"/>
@@ -32413,7 +32442,7 @@
             </w:r>
             <w:r>
               <w:rPr>
-                <w:rFonts w:ascii="Arial" w:hAnsi="Arial" w:eastAsia="Calibri" w:cs="Arial"/>
+                <w:rFonts w:ascii="Arial" w:eastAsia="Calibri" w:hAnsi="Arial" w:cs="Arial"/>
                 <w:b/>
                 <w:bCs/>
                 <w:sz w:val="20"/>
@@ -32477,16 +32506,16 @@
             <w:pPr>
               <w:spacing w:line="276" w:lineRule="auto"/>
               <w:rPr>
-                <w:rFonts w:ascii="Arial" w:hAnsi="Arial" w:eastAsia="Calibri" w:cs="Arial"/>
-                <w:b/>
-                <w:bCs/>
-                <w:sz w:val="20"/>
-                <w:szCs w:val="20"/>
-              </w:rPr>
-            </w:pPr>
-            <w:r>
-              <w:rPr>
-                <w:rFonts w:ascii="Arial" w:hAnsi="Arial" w:eastAsia="Calibri" w:cs="Arial"/>
+                <w:rFonts w:ascii="Arial" w:eastAsia="Calibri" w:hAnsi="Arial" w:cs="Arial"/>
+                <w:b/>
+                <w:bCs/>
+                <w:sz w:val="20"/>
+                <w:szCs w:val="20"/>
+              </w:rPr>
+            </w:pPr>
+            <w:r>
+              <w:rPr>
+                <w:rFonts w:ascii="Arial" w:eastAsia="Calibri" w:hAnsi="Arial" w:cs="Arial"/>
                 <w:b/>
                 <w:bCs/>
                 <w:sz w:val="20"/>
@@ -32534,16 +32563,16 @@
             <w:pPr>
               <w:spacing w:line="276" w:lineRule="auto"/>
               <w:rPr>
-                <w:rFonts w:ascii="Arial" w:hAnsi="Arial" w:eastAsia="Calibri" w:cs="Arial"/>
-                <w:b/>
-                <w:bCs/>
-                <w:sz w:val="20"/>
-                <w:szCs w:val="20"/>
-              </w:rPr>
-            </w:pPr>
-            <w:r>
-              <w:rPr>
-                <w:rFonts w:ascii="Arial" w:hAnsi="Arial" w:eastAsia="Calibri" w:cs="Arial"/>
+                <w:rFonts w:ascii="Arial" w:eastAsia="Calibri" w:hAnsi="Arial" w:cs="Arial"/>
+                <w:b/>
+                <w:bCs/>
+                <w:sz w:val="20"/>
+                <w:szCs w:val="20"/>
+              </w:rPr>
+            </w:pPr>
+            <w:r>
+              <w:rPr>
+                <w:rFonts w:ascii="Arial" w:eastAsia="Calibri" w:hAnsi="Arial" w:cs="Arial"/>
                 <w:b/>
                 <w:bCs/>
                 <w:sz w:val="20"/>
@@ -32637,16 +32666,16 @@
             <w:pPr>
               <w:spacing w:line="276" w:lineRule="auto"/>
               <w:rPr>
-                <w:rFonts w:ascii="Arial" w:hAnsi="Arial" w:eastAsia="Calibri" w:cs="Arial"/>
-                <w:b/>
-                <w:bCs/>
-                <w:sz w:val="20"/>
-                <w:szCs w:val="20"/>
-              </w:rPr>
-            </w:pPr>
-            <w:r>
-              <w:rPr>
-                <w:rFonts w:ascii="Arial" w:hAnsi="Arial" w:eastAsia="Calibri" w:cs="Arial"/>
+                <w:rFonts w:ascii="Arial" w:eastAsia="Calibri" w:hAnsi="Arial" w:cs="Arial"/>
+                <w:b/>
+                <w:bCs/>
+                <w:sz w:val="20"/>
+                <w:szCs w:val="20"/>
+              </w:rPr>
+            </w:pPr>
+            <w:r>
+              <w:rPr>
+                <w:rFonts w:ascii="Arial" w:eastAsia="Calibri" w:hAnsi="Arial" w:cs="Arial"/>
                 <w:b/>
                 <w:bCs/>
                 <w:sz w:val="20"/>
@@ -32659,16 +32688,16 @@
             <w:pPr>
               <w:spacing w:line="276" w:lineRule="auto"/>
               <w:rPr>
-                <w:rFonts w:ascii="Arial" w:hAnsi="Arial" w:eastAsia="Calibri" w:cs="Arial"/>
-                <w:b/>
-                <w:bCs/>
-                <w:sz w:val="20"/>
-                <w:szCs w:val="20"/>
-              </w:rPr>
-            </w:pPr>
-            <w:r>
-              <w:rPr>
-                <w:rFonts w:ascii="Arial" w:hAnsi="Arial" w:eastAsia="Calibri" w:cs="Arial"/>
+                <w:rFonts w:ascii="Arial" w:eastAsia="Calibri" w:hAnsi="Arial" w:cs="Arial"/>
+                <w:b/>
+                <w:bCs/>
+                <w:sz w:val="20"/>
+                <w:szCs w:val="20"/>
+              </w:rPr>
+            </w:pPr>
+            <w:r>
+              <w:rPr>
+                <w:rFonts w:ascii="Arial" w:eastAsia="Calibri" w:hAnsi="Arial" w:cs="Arial"/>
                 <w:b/>
                 <w:bCs/>
                 <w:sz w:val="20"/>
@@ -32789,12 +32818,12 @@
         <w:tblW w:w="10251" w:type="dxa"/>
         <w:tblInd w:w="-289" w:type="dxa"/>
         <w:tblBorders>
-          <w:top w:val="single" w:color="000000" w:sz="4" w:space="0"/>
-          <w:left w:val="single" w:color="000000" w:sz="4" w:space="0"/>
-          <w:bottom w:val="single" w:color="000000" w:sz="4" w:space="0"/>
-          <w:right w:val="single" w:color="000000" w:sz="4" w:space="0"/>
-          <w:insideH w:val="single" w:color="000000" w:sz="4" w:space="0"/>
-          <w:insideV w:val="single" w:color="000000" w:sz="4" w:space="0"/>
+          <w:top w:val="single" w:sz="4" w:space="0" w:color="000000"/>
+          <w:left w:val="single" w:sz="4" w:space="0" w:color="000000"/>
+          <w:bottom w:val="single" w:sz="4" w:space="0" w:color="000000"/>
+          <w:right w:val="single" w:sz="4" w:space="0" w:color="000000"/>
+          <w:insideH w:val="single" w:sz="4" w:space="0" w:color="000000"/>
+          <w:insideV w:val="single" w:sz="4" w:space="0" w:color="000000"/>
         </w:tblBorders>
         <w:tblLayout w:type="fixed"/>
         <w:tblLook w:val="0420" w:firstRow="1" w:lastRow="0" w:firstColumn="0" w:lastColumn="0" w:noHBand="0" w:noVBand="1"/>
@@ -33335,6 +33364,7 @@
                 <w:sz w:val="20"/>
                 <w:szCs w:val="20"/>
               </w:rPr>
+              <w:lastRenderedPageBreak/>
               <w:t>Enfermedades Transmitidas por Alimentos (ETA)</w:t>
             </w:r>
           </w:p>
@@ -34416,7 +34446,7 @@
         </w:rPr>
         <w:t xml:space="preserve">. Food and Agriculture Organization of the United Nations (FAO). </w:t>
       </w:r>
-      <w:hyperlink w:history="1" r:id="rId26">
+      <w:hyperlink r:id="rId26" w:history="1">
         <w:r>
           <w:rPr>
             <w:rStyle w:val="Hipervnculo"/>
@@ -34468,7 +34498,7 @@
         </w:rPr>
         <w:t xml:space="preserve">. Diario Oficial No. 35.308. </w:t>
       </w:r>
-      <w:hyperlink w:history="1" r:id="rId27">
+      <w:hyperlink r:id="rId27" w:history="1">
         <w:r>
           <w:rPr>
             <w:rStyle w:val="Hipervnculo"/>
@@ -34530,7 +34560,7 @@
         </w:rPr>
         <w:t xml:space="preserve">. </w:t>
       </w:r>
-      <w:hyperlink w:history="1" r:id="rId28">
+      <w:hyperlink r:id="rId28" w:history="1">
         <w:r>
           <w:rPr>
             <w:rStyle w:val="Hipervnculo"/>
@@ -34623,7 +34653,7 @@
         </w:rPr>
         <w:t xml:space="preserve">. </w:t>
       </w:r>
-      <w:hyperlink w:history="1" r:id="rId29">
+      <w:hyperlink r:id="rId29" w:history="1">
         <w:r>
           <w:rPr>
             <w:rStyle w:val="Hipervnculo"/>
@@ -34675,7 +34705,7 @@
         </w:rPr>
         <w:t xml:space="preserve">. </w:t>
       </w:r>
-      <w:hyperlink w:history="1" r:id="rId30">
+      <w:hyperlink r:id="rId30" w:history="1">
         <w:r>
           <w:rPr>
             <w:rStyle w:val="Hipervnculo"/>
@@ -34727,7 +34757,7 @@
         </w:rPr>
         <w:t xml:space="preserve">. </w:t>
       </w:r>
-      <w:hyperlink w:history="1" r:id="rId31">
+      <w:hyperlink r:id="rId31" w:history="1">
         <w:r>
           <w:rPr>
             <w:rStyle w:val="Hipervnculo"/>
@@ -34779,7 +34809,7 @@
         </w:rPr>
         <w:t xml:space="preserve">. </w:t>
       </w:r>
-      <w:hyperlink w:history="1" r:id="rId32">
+      <w:hyperlink r:id="rId32" w:history="1">
         <w:r>
           <w:rPr>
             <w:rStyle w:val="Hipervnculo"/>
@@ -34831,7 +34861,7 @@
         </w:rPr>
         <w:t xml:space="preserve">. Repositorio SENA. </w:t>
       </w:r>
-      <w:hyperlink w:history="1" r:id="rId33">
+      <w:hyperlink r:id="rId33" w:history="1">
         <w:r>
           <w:rPr>
             <w:rStyle w:val="Hipervnculo"/>
@@ -34906,12 +34936,12 @@
         <w:tblW w:w="9967" w:type="dxa"/>
         <w:tblInd w:w="0" w:type="dxa"/>
         <w:tblBorders>
-          <w:top w:val="single" w:color="000000" w:sz="4" w:space="0"/>
-          <w:left w:val="single" w:color="000000" w:sz="4" w:space="0"/>
-          <w:bottom w:val="single" w:color="000000" w:sz="4" w:space="0"/>
-          <w:right w:val="single" w:color="000000" w:sz="4" w:space="0"/>
-          <w:insideH w:val="single" w:color="000000" w:sz="4" w:space="0"/>
-          <w:insideV w:val="single" w:color="000000" w:sz="4" w:space="0"/>
+          <w:top w:val="single" w:sz="4" w:space="0" w:color="000000"/>
+          <w:left w:val="single" w:sz="4" w:space="0" w:color="000000"/>
+          <w:bottom w:val="single" w:sz="4" w:space="0" w:color="000000"/>
+          <w:right w:val="single" w:sz="4" w:space="0" w:color="000000"/>
+          <w:insideH w:val="single" w:sz="4" w:space="0" w:color="000000"/>
+          <w:insideV w:val="single" w:sz="4" w:space="0" w:color="000000"/>
         </w:tblBorders>
         <w:tblLayout w:type="fixed"/>
         <w:tblLook w:val="0420" w:firstRow="1" w:lastRow="0" w:firstColumn="0" w:lastColumn="0" w:noHBand="0" w:noVBand="1"/>
@@ -35463,12 +35493,12 @@
         <w:tblW w:w="9967" w:type="dxa"/>
         <w:tblInd w:w="0" w:type="dxa"/>
         <w:tblBorders>
-          <w:top w:val="single" w:color="000000" w:sz="4" w:space="0"/>
-          <w:left w:val="single" w:color="000000" w:sz="4" w:space="0"/>
-          <w:bottom w:val="single" w:color="000000" w:sz="4" w:space="0"/>
-          <w:right w:val="single" w:color="000000" w:sz="4" w:space="0"/>
-          <w:insideH w:val="single" w:color="000000" w:sz="4" w:space="0"/>
-          <w:insideV w:val="single" w:color="000000" w:sz="4" w:space="0"/>
+          <w:top w:val="single" w:sz="4" w:space="0" w:color="000000"/>
+          <w:left w:val="single" w:sz="4" w:space="0" w:color="000000"/>
+          <w:bottom w:val="single" w:sz="4" w:space="0" w:color="000000"/>
+          <w:right w:val="single" w:sz="4" w:space="0" w:color="000000"/>
+          <w:insideH w:val="single" w:sz="4" w:space="0" w:color="000000"/>
+          <w:insideV w:val="single" w:sz="4" w:space="0" w:color="000000"/>
         </w:tblBorders>
         <w:tblLayout w:type="fixed"/>
         <w:tblLook w:val="0420" w:firstRow="1" w:lastRow="0" w:firstColumn="0" w:lastColumn="0" w:noHBand="0" w:noVBand="1"/>
@@ -35761,7 +35791,7 @@
     <w:sectPr>
       <w:headerReference w:type="default" r:id="rId34"/>
       <w:footerReference w:type="default" r:id="rId35"/>
-      <w:pgSz w:w="12240" w:h="15840" w:orient="portrait"/>
+      <w:pgSz w:w="12240" w:h="15840"/>
       <w:pgMar w:top="1701" w:right="1134" w:bottom="1134" w:left="1134" w:header="720" w:footer="0" w:gutter="0"/>
       <w:pgNumType w:start="1"/>
       <w:cols w:space="720"/>
@@ -35772,8 +35802,8 @@
 </file>
 
 <file path=word/comments.xml><?xml version="1.0" encoding="utf-8"?>
-<w:comments xmlns:wpc="http://schemas.microsoft.com/office/word/2010/wordprocessingCanvas" xmlns:cx="http://schemas.microsoft.com/office/drawing/2014/chartex" xmlns:cx1="http://schemas.microsoft.com/office/drawing/2015/9/8/chartex" xmlns:cx2="http://schemas.microsoft.com/office/drawing/2015/10/21/chartex" xmlns:cx3="http://schemas.microsoft.com/office/drawing/2016/5/9/chartex" xmlns:cx4="http://schemas.microsoft.com/office/drawing/2016/5/10/chartex" xmlns:cx5="http://schemas.microsoft.com/office/drawing/2016/5/11/chartex" xmlns:cx6="http://schemas.microsoft.com/office/drawing/2016/5/12/chartex" xmlns:cx7="http://schemas.microsoft.com/office/drawing/2016/5/13/chartex" xmlns:cx8="http://schemas.microsoft.com/office/drawing/2016/5/14/chartex" xmlns:mc="http://schemas.openxmlformats.org/markup-compatibility/2006" xmlns:m="http://schemas.openxmlformats.org/officeDocument/2006/math" xmlns:aink="http://schemas.microsoft.com/office/drawing/2016/ink" xmlns:am3d="http://schemas.microsoft.com/office/drawing/2017/model3d" xmlns:oel="http://schemas.microsoft.com/office/2019/extlst" xmlns:r="http://schemas.openxmlformats.org/officeDocument/2006/relationships" xmlns:wp14="http://schemas.microsoft.com/office/word/2010/wordprocessingDrawing" xmlns:wp="http://schemas.openxmlformats.org/drawingml/2006/wordprocessingDrawing" xmlns:wpg="http://schemas.microsoft.com/office/word/2010/wordprocessingGroup" xmlns:wpi="http://schemas.microsoft.com/office/word/2010/wordprocessingInk" xmlns:wps="http://schemas.microsoft.com/office/word/2010/wordprocessingShape" xmlns:o="urn:schemas-microsoft-com:office:office" xmlns:v="urn:schemas-microsoft-com:vml" xmlns:w10="urn:schemas-microsoft-com:office:word" xmlns:w="http://schemas.openxmlformats.org/wordprocessingml/2006/main" xmlns:w14="http://schemas.microsoft.com/office/word/2010/wordml" xmlns:w15="http://schemas.microsoft.com/office/word/2012/wordml" xmlns:w16cei="http://schemas.microsoft.com/office/word/2026/wordml/cei" xmlns:w16cex="http://schemas.microsoft.com/office/word/2018/wordml/cex" xmlns:w16cid="http://schemas.microsoft.com/office/word/2016/wordml/cid" xmlns:w16="http://schemas.microsoft.com/office/word/2018/wordml" xmlns:w16sdtdh="http://schemas.microsoft.com/office/word/2020/wordml/sdtdatahash" xmlns:w16sdtfl="http://schemas.microsoft.com/office/word/2024/wordml/sdtformatlock" xmlns:w16se="http://schemas.microsoft.com/office/word/2015/wordml/symex" xmlns:w16du="http://schemas.microsoft.com/office/word/2023/wordml/word16du" xmlns:wne="http://schemas.microsoft.com/office/word/2006/wordml" mc:Ignorable="w14 w15 w16se w16cid w16 w16cex w16sdtdh w16sdtfl w16du wp14">
-  <w:comment w:initials="MFMA" w:author="Maria Fernanda Morales Angulo" w:date="2026-07-17T15:16:00Z" w:id="0">
+<w:comments xmlns:wpc="http://schemas.microsoft.com/office/word/2010/wordprocessingCanvas" xmlns:cx="http://schemas.microsoft.com/office/drawing/2014/chartex" xmlns:cx1="http://schemas.microsoft.com/office/drawing/2015/9/8/chartex" xmlns:cx2="http://schemas.microsoft.com/office/drawing/2015/10/21/chartex" xmlns:cx3="http://schemas.microsoft.com/office/drawing/2016/5/9/chartex" xmlns:cx4="http://schemas.microsoft.com/office/drawing/2016/5/10/chartex" xmlns:cx5="http://schemas.microsoft.com/office/drawing/2016/5/11/chartex" xmlns:cx6="http://schemas.microsoft.com/office/drawing/2016/5/12/chartex" xmlns:cx7="http://schemas.microsoft.com/office/drawing/2016/5/13/chartex" xmlns:cx8="http://schemas.microsoft.com/office/drawing/2016/5/14/chartex" xmlns:mc="http://schemas.openxmlformats.org/markup-compatibility/2006" xmlns:m="http://schemas.openxmlformats.org/officeDocument/2006/math" xmlns:aink="http://schemas.microsoft.com/office/drawing/2016/ink" xmlns:am3d="http://schemas.microsoft.com/office/drawing/2017/model3d" xmlns:oel="http://schemas.microsoft.com/office/2019/extlst" xmlns:r="http://schemas.openxmlformats.org/officeDocument/2006/relationships" xmlns:wp14="http://schemas.microsoft.com/office/word/2010/wordprocessingDrawing" xmlns:wp="http://schemas.openxmlformats.org/drawingml/2006/wordprocessingDrawing" xmlns:wpg="http://schemas.microsoft.com/office/word/2010/wordprocessingGroup" xmlns:wpi="http://schemas.microsoft.com/office/word/2010/wordprocessingInk" xmlns:wps="http://schemas.microsoft.com/office/word/2010/wordprocessingShape" xmlns:o="urn:schemas-microsoft-com:office:office" xmlns:v="urn:schemas-microsoft-com:vml" xmlns:w10="urn:schemas-microsoft-com:office:word" xmlns:w="http://schemas.openxmlformats.org/wordprocessingml/2006/main" xmlns:w14="http://schemas.microsoft.com/office/word/2010/wordml" xmlns:w15="http://schemas.microsoft.com/office/word/2012/wordml" xmlns:w16cex="http://schemas.microsoft.com/office/word/2018/wordml/cex" xmlns:w16cid="http://schemas.microsoft.com/office/word/2016/wordml/cid" xmlns:w16="http://schemas.microsoft.com/office/word/2018/wordml" xmlns:w16sdtdh="http://schemas.microsoft.com/office/word/2020/wordml/sdtdatahash" xmlns:w16sdtfl="http://schemas.microsoft.com/office/word/2024/wordml/sdtformatlock" xmlns:w16se="http://schemas.microsoft.com/office/word/2015/wordml/symex" xmlns:w16du="http://schemas.microsoft.com/office/word/2023/wordml/word16du" xmlns:wne="http://schemas.microsoft.com/office/word/2006/wordml" mc:Ignorable="w14 w15 w16se w16cid w16 w16cex w16sdtdh w16sdtfl w16du wp14">
+  <w:comment w:id="0" w:author="Maria Fernanda Morales Angulo" w:date="2026-07-17T15:16:00Z" w:initials="MFMA">
     <w:p>
       <w:r>
         <w:rPr>
@@ -35983,7 +36013,7 @@
     <w:p/>
     <w:p/>
   </w:comment>
-  <w:comment w:initials="MFMA" w:author="Maria Fernanda Morales Angulo" w:date="2026-07-17T16:58:00Z" w:id="2">
+  <w:comment w:id="2" w:author="Maria Fernanda Morales Angulo" w:date="2026-07-17T16:58:00Z" w:initials="MFMA">
     <w:p>
       <w:r>
         <w:rPr>
@@ -36270,7 +36300,7 @@
       </w:r>
     </w:p>
   </w:comment>
-  <w:comment w:initials="MFMA" w:author="Maria Fernanda Morales Angulo" w:date="2026-07-23T17:14:00Z" w:id="1">
+  <w:comment w:id="1" w:author="Maria Fernanda Morales Angulo" w:date="2026-07-23T17:14:00Z" w:initials="MFMA">
     <w:p>
       <w:r>
         <w:rPr>
@@ -36486,7 +36516,7 @@
     </w:p>
     <w:p/>
   </w:comment>
-  <w:comment w:initials="yc" w:author="yina castro zarate" w:date="2026-04-09T21:28:00Z" w:id="3">
+  <w:comment w:id="3" w:author="yina castro zarate" w:date="2026-04-09T21:28:00Z" w:initials="yc">
     <w:p>
       <w:r>
         <w:rPr>
@@ -36757,7 +36787,7 @@
     <w:p/>
     <w:p/>
   </w:comment>
-  <w:comment w:initials="yc" w:author="yina castro zarate" w:date="2026-04-09T21:31:00Z" w:id="4">
+  <w:comment w:id="4" w:author="yina castro zarate" w:date="2026-04-09T21:31:00Z" w:initials="yc">
     <w:p>
       <w:pPr>
         <w:pStyle w:val="Textocomentario"/>
@@ -36776,7 +36806,7 @@
       <w:pPr>
         <w:pStyle w:val="Textocomentario"/>
       </w:pPr>
-      <w:hyperlink w:history="1" w:anchor="fromView=search&amp;page=1&amp;position=4&amp;uuid=a58b4b5c-4dd0-4985-af06-35cc00d45db1&amp;query=uniforme+pantalon+panaderia" r:id="rId1">
+      <w:hyperlink r:id="rId1" w:anchor="fromView=search&amp;page=1&amp;position=4&amp;uuid=a58b4b5c-4dd0-4985-af06-35cc00d45db1&amp;query=uniforme+pantalon+panaderia" w:history="1">
         <w:r>
           <w:rPr>
             <w:rStyle w:val="Hipervnculo"/>
@@ -36789,7 +36819,7 @@
       </w:r>
     </w:p>
   </w:comment>
-  <w:comment w:initials="yc" w:author="yina castro zarate" w:date="2026-04-09T21:45:00Z" w:id="5">
+  <w:comment w:id="5" w:author="yina castro zarate" w:date="2026-04-09T21:45:00Z" w:initials="yc">
     <w:p>
       <w:pPr>
         <w:pStyle w:val="Textocomentario"/>
@@ -36808,7 +36838,7 @@
       <w:pPr>
         <w:pStyle w:val="Textocomentario"/>
       </w:pPr>
-      <w:hyperlink w:history="1" w:anchor="from_element=mainmenu&amp;from_view=pinned_tool" r:id="rId2">
+      <w:hyperlink r:id="rId2" w:anchor="from_element=mainmenu&amp;from_view=pinned_tool" w:history="1">
         <w:r>
           <w:rPr>
             <w:rStyle w:val="Hipervnculo"/>
@@ -36821,7 +36851,7 @@
       </w:r>
     </w:p>
   </w:comment>
-  <w:comment w:initials="MFMA" w:author="Maria Fernanda Morales Angulo" w:date="2026-07-17T18:01:00Z" w:id="7">
+  <w:comment w:id="7" w:author="Maria Fernanda Morales Angulo" w:date="2026-07-17T18:01:00Z" w:initials="MFMA">
     <w:p>
       <w:r>
         <w:rPr>
@@ -37021,7 +37051,7 @@
     </w:p>
     <w:p/>
   </w:comment>
-  <w:comment w:initials="MFMA" w:author="Maria Fernanda Morales Angulo" w:date="2026-07-17T18:02:00Z" w:id="6">
+  <w:comment w:id="6" w:author="Maria Fernanda Morales Angulo" w:date="2026-07-17T18:02:00Z" w:initials="MFMA">
     <w:p>
       <w:r>
         <w:rPr>
@@ -37057,7 +37087,7 @@
       </w:r>
     </w:p>
   </w:comment>
-  <w:comment w:initials="MFMA" w:author="Maria Fernanda Morales Angulo" w:date="2026-07-17T18:01:00Z" w:id="9">
+  <w:comment w:id="9" w:author="Maria Fernanda Morales Angulo" w:date="2026-07-17T18:01:00Z" w:initials="MFMA">
     <w:p>
       <w:r>
         <w:rPr>
@@ -37250,7 +37280,7 @@
       </w:r>
     </w:p>
   </w:comment>
-  <w:comment w:initials="MFMA" w:author="Maria Fernanda Morales Angulo" w:date="2026-07-17T18:02:00Z" w:id="8">
+  <w:comment w:id="8" w:author="Maria Fernanda Morales Angulo" w:date="2026-07-17T18:02:00Z" w:initials="MFMA">
     <w:p>
       <w:r>
         <w:rPr>
@@ -37286,7 +37316,7 @@
       </w:r>
     </w:p>
   </w:comment>
-  <w:comment w:initials="MFMA" w:author="Maria Fernanda Morales Angulo" w:date="2026-07-17T18:01:00Z" w:id="10">
+  <w:comment w:id="10" w:author="Maria Fernanda Morales Angulo" w:date="2026-07-17T18:01:00Z" w:initials="MFMA">
     <w:p>
       <w:r>
         <w:rPr>
@@ -37435,7 +37465,7 @@
       </w:r>
     </w:p>
   </w:comment>
-  <w:comment w:initials="MFMA" w:author="Maria Fernanda Morales Angulo" w:date="2026-07-17T18:01:00Z" w:id="11">
+  <w:comment w:id="11" w:author="Maria Fernanda Morales Angulo" w:date="2026-07-17T18:01:00Z" w:initials="MFMA">
     <w:p>
       <w:r>
         <w:rPr>
@@ -37662,7 +37692,7 @@
       </w:r>
     </w:p>
   </w:comment>
-  <w:comment w:initials="MFMA" w:author="Maria Fernanda Morales Angulo" w:date="2026-07-17T18:01:00Z" w:id="13">
+  <w:comment w:id="13" w:author="Maria Fernanda Morales Angulo" w:date="2026-07-17T18:01:00Z" w:initials="MFMA">
     <w:p>
       <w:r>
         <w:rPr>
@@ -37841,7 +37871,7 @@
       </w:r>
     </w:p>
   </w:comment>
-  <w:comment w:initials="MFMA" w:author="Maria Fernanda Morales Angulo" w:date="2026-07-23T17:17:00Z" w:id="12">
+  <w:comment w:id="12" w:author="Maria Fernanda Morales Angulo" w:date="2026-07-23T17:17:00Z" w:initials="MFMA">
     <w:p>
       <w:r>
         <w:rPr>
@@ -37916,7 +37946,7 @@
     </w:p>
     <w:p/>
   </w:comment>
-  <w:comment w:initials="MFMA" w:author="Maria Fernanda Morales Angulo" w:date="2026-07-21T11:59:00Z" w:id="14">
+  <w:comment w:id="14" w:author="Maria Fernanda Morales Angulo" w:date="2026-07-21T11:59:00Z" w:initials="MFMA">
     <w:p>
       <w:r>
         <w:rPr>
@@ -38249,7 +38279,7 @@
       </w:r>
     </w:p>
   </w:comment>
-  <w:comment w:initials="yc" w:author="yina castro zarate" w:date="2026-04-10T04:05:00Z" w:id="15">
+  <w:comment w:id="15" w:author="yina castro zarate" w:date="2026-04-10T04:05:00Z" w:initials="yc">
     <w:p>
       <w:r>
         <w:rPr>
@@ -38495,7 +38525,7 @@
       </w:r>
     </w:p>
   </w:comment>
-  <w:comment w:initials="yc" w:author="yina castro zarate" w:date="2026-04-12T07:29:00Z" w:id="16">
+  <w:comment w:id="16" w:author="yina castro zarate" w:date="2026-04-12T07:29:00Z" w:initials="yc">
     <w:p>
       <w:pPr>
         <w:pStyle w:val="Textocomentario"/>
@@ -38514,7 +38544,7 @@
       <w:pPr>
         <w:pStyle w:val="Textocomentario"/>
       </w:pPr>
-      <w:hyperlink w:history="1" r:id="rId3">
+      <w:hyperlink r:id="rId3" w:history="1">
         <w:r>
           <w:rPr>
             <w:rStyle w:val="Hipervnculo"/>
@@ -38524,7 +38554,7 @@
       </w:hyperlink>
     </w:p>
   </w:comment>
-  <w:comment w:initials="yc" w:author="yina castro zarate" w:date="2026-04-12T08:41:00Z" w:id="17">
+  <w:comment w:id="17" w:author="yina castro zarate" w:date="2026-04-12T08:41:00Z" w:initials="yc">
     <w:p>
       <w:pPr>
         <w:pStyle w:val="Textocomentario"/>
@@ -38543,7 +38573,7 @@
       <w:pPr>
         <w:pStyle w:val="Textocomentario"/>
       </w:pPr>
-      <w:hyperlink w:history="1" r:id="rId4">
+      <w:hyperlink r:id="rId4" w:history="1">
         <w:r>
           <w:rPr>
             <w:rStyle w:val="Hipervnculo"/>
@@ -38553,7 +38583,7 @@
       </w:hyperlink>
     </w:p>
   </w:comment>
-  <w:comment w:initials="yc" w:author="yina castro zarate" w:date="2026-04-12T08:43:00Z" w:id="18">
+  <w:comment w:id="18" w:author="yina castro zarate" w:date="2026-04-12T08:43:00Z" w:initials="yc">
     <w:p>
       <w:pPr>
         <w:pStyle w:val="Textocomentario"/>
@@ -38572,7 +38602,7 @@
       <w:pPr>
         <w:pStyle w:val="Textocomentario"/>
       </w:pPr>
-      <w:hyperlink w:history="1" r:id="rId5">
+      <w:hyperlink r:id="rId5" w:history="1">
         <w:r>
           <w:rPr>
             <w:rStyle w:val="Hipervnculo"/>
@@ -38582,7 +38612,7 @@
       </w:hyperlink>
     </w:p>
   </w:comment>
-  <w:comment w:initials="yc" w:author="yina castro zarate" w:date="2026-04-12T08:44:00Z" w:id="19">
+  <w:comment w:id="19" w:author="yina castro zarate" w:date="2026-04-12T08:44:00Z" w:initials="yc">
     <w:p>
       <w:pPr>
         <w:pStyle w:val="Textocomentario"/>
@@ -38601,7 +38631,7 @@
       <w:pPr>
         <w:pStyle w:val="Textocomentario"/>
       </w:pPr>
-      <w:hyperlink w:history="1" r:id="rId6">
+      <w:hyperlink r:id="rId6" w:history="1">
         <w:r>
           <w:rPr>
             <w:rStyle w:val="Hipervnculo"/>
@@ -38611,7 +38641,7 @@
       </w:hyperlink>
     </w:p>
   </w:comment>
-  <w:comment w:initials="yc" w:author="yina castro zarate" w:date="2026-04-12T08:45:00Z" w:id="20">
+  <w:comment w:id="20" w:author="yina castro zarate" w:date="2026-04-12T08:45:00Z" w:initials="yc">
     <w:p>
       <w:pPr>
         <w:pStyle w:val="Textocomentario"/>
@@ -38630,7 +38660,7 @@
       <w:pPr>
         <w:pStyle w:val="Textocomentario"/>
       </w:pPr>
-      <w:hyperlink w:history="1" r:id="rId7">
+      <w:hyperlink r:id="rId7" w:history="1">
         <w:r>
           <w:rPr>
             <w:rStyle w:val="Hipervnculo"/>
@@ -38640,7 +38670,7 @@
       </w:hyperlink>
     </w:p>
   </w:comment>
-  <w:comment w:initials="yc" w:author="yina castro zarate" w:date="2026-04-12T08:56:00Z" w:id="21">
+  <w:comment w:id="21" w:author="yina castro zarate" w:date="2026-04-12T08:56:00Z" w:initials="yc">
     <w:p>
       <w:pPr>
         <w:pStyle w:val="Textocomentario"/>
@@ -38659,7 +38689,7 @@
       <w:pPr>
         <w:pStyle w:val="Textocomentario"/>
       </w:pPr>
-      <w:hyperlink w:history="1" r:id="rId8">
+      <w:hyperlink r:id="rId8" w:history="1">
         <w:r>
           <w:rPr>
             <w:rStyle w:val="Hipervnculo"/>
@@ -38669,7 +38699,7 @@
       </w:hyperlink>
     </w:p>
   </w:comment>
-  <w:comment w:initials="MFMA" w:author="Maria Fernanda Morales Angulo" w:date="2026-07-21T14:43:00Z" w:id="23">
+  <w:comment w:id="23" w:author="Maria Fernanda Morales Angulo" w:date="2026-07-21T14:43:00Z" w:initials="MFMA">
     <w:p>
       <w:r>
         <w:rPr>
@@ -38937,7 +38967,7 @@
     </w:p>
     <w:p/>
   </w:comment>
-  <w:comment w:initials="MFMA" w:author="Maria Fernanda Morales Angulo" w:date="2026-07-23T17:30:00Z" w:id="22">
+  <w:comment w:id="22" w:author="Maria Fernanda Morales Angulo" w:date="2026-07-23T17:30:00Z" w:initials="MFMA">
     <w:p>
       <w:r>
         <w:rPr>
@@ -39030,7 +39060,7 @@
       </w:r>
     </w:p>
   </w:comment>
-  <w:comment w:initials="MFMA" w:author="Maria Fernanda Morales Angulo" w:date="2026-07-21T20:06:00Z" w:id="24">
+  <w:comment w:id="24" w:author="Maria Fernanda Morales Angulo" w:date="2026-07-21T20:06:00Z" w:initials="MFMA">
     <w:p>
       <w:r>
         <w:rPr>
@@ -39535,7 +39565,7 @@
     </w:p>
     <w:p/>
   </w:comment>
-  <w:comment w:initials="MFMA" w:author="Maria Fernanda Morales Angulo" w:date="2026-07-21T20:48:00Z" w:id="25">
+  <w:comment w:id="25" w:author="Maria Fernanda Morales Angulo" w:date="2026-07-21T20:48:00Z" w:initials="MFMA">
     <w:p>
       <w:r>
         <w:rPr>
@@ -39722,7 +39752,7 @@
     </w:p>
     <w:p/>
   </w:comment>
-  <w:comment w:initials="NC" w:author="Nicolás Cruz Ríos" w:date="2026-02-12T00:27:00Z" w:id="27">
+  <w:comment w:id="27" w:author="Nicolás Cruz Ríos" w:date="2026-02-12T00:27:00Z" w:initials="NC">
     <w:p>
       <w:pPr>
         <w:pStyle w:val="Textocomentario"/>
@@ -39733,7 +39763,7 @@
         </w:rPr>
         <w:annotationRef/>
       </w:r>
-      <w:hyperlink w:history="1" w:anchor="fromView=search&amp;page=1&amp;position=3&amp;uuid=2552c347-c94b-4710-a77e-0bd62f345dc5" r:id="rId9">
+      <w:hyperlink r:id="rId9" w:anchor="fromView=search&amp;page=1&amp;position=3&amp;uuid=2552c347-c94b-4710-a77e-0bd62f345dc5" w:history="1">
         <w:r>
           <w:rPr>
             <w:rStyle w:val="Hipervnculo"/>
@@ -39749,7 +39779,7 @@
       </w:r>
     </w:p>
   </w:comment>
-  <w:comment w:initials="MFMA" w:author="Maria Fernanda Morales Angulo" w:date="2026-07-21T22:59:00Z" w:id="28">
+  <w:comment w:id="28" w:author="Maria Fernanda Morales Angulo" w:date="2026-07-21T22:59:00Z" w:initials="MFMA">
     <w:p>
       <w:r>
         <w:rPr>
@@ -39872,7 +39902,7 @@
     </w:p>
     <w:p/>
   </w:comment>
-  <w:comment w:initials="MFMA" w:author="Maria Fernanda Morales Angulo" w:date="2026-07-21T23:00:00Z" w:id="29">
+  <w:comment w:id="29" w:author="Maria Fernanda Morales Angulo" w:date="2026-07-21T23:00:00Z" w:initials="MFMA">
     <w:p>
       <w:r>
         <w:rPr>
@@ -39904,7 +39934,7 @@
 </file>
 
 <file path=word/commentsExtended.xml><?xml version="1.0" encoding="utf-8"?>
-<w15:commentsEx xmlns:wpc="http://schemas.microsoft.com/office/word/2010/wordprocessingCanvas" xmlns:cx="http://schemas.microsoft.com/office/drawing/2014/chartex" xmlns:cx1="http://schemas.microsoft.com/office/drawing/2015/9/8/chartex" xmlns:cx2="http://schemas.microsoft.com/office/drawing/2015/10/21/chartex" xmlns:cx3="http://schemas.microsoft.com/office/drawing/2016/5/9/chartex" xmlns:cx4="http://schemas.microsoft.com/office/drawing/2016/5/10/chartex" xmlns:cx5="http://schemas.microsoft.com/office/drawing/2016/5/11/chartex" xmlns:cx6="http://schemas.microsoft.com/office/drawing/2016/5/12/chartex" xmlns:cx7="http://schemas.microsoft.com/office/drawing/2016/5/13/chartex" xmlns:cx8="http://schemas.microsoft.com/office/drawing/2016/5/14/chartex" xmlns:mc="http://schemas.openxmlformats.org/markup-compatibility/2006" xmlns:m="http://schemas.openxmlformats.org/officeDocument/2006/math" xmlns:aink="http://schemas.microsoft.com/office/drawing/2016/ink" xmlns:am3d="http://schemas.microsoft.com/office/drawing/2017/model3d" xmlns:oel="http://schemas.microsoft.com/office/2019/extlst" xmlns:r="http://schemas.openxmlformats.org/officeDocument/2006/relationships" xmlns:wp14="http://schemas.microsoft.com/office/word/2010/wordprocessingDrawing" xmlns:wp="http://schemas.openxmlformats.org/drawingml/2006/wordprocessingDrawing" xmlns:wpg="http://schemas.microsoft.com/office/word/2010/wordprocessingGroup" xmlns:wpi="http://schemas.microsoft.com/office/word/2010/wordprocessingInk" xmlns:wps="http://schemas.microsoft.com/office/word/2010/wordprocessingShape" xmlns:o="urn:schemas-microsoft-com:office:office" xmlns:v="urn:schemas-microsoft-com:vml" xmlns:w10="urn:schemas-microsoft-com:office:word" xmlns:w="http://schemas.openxmlformats.org/wordprocessingml/2006/main" xmlns:w14="http://schemas.microsoft.com/office/word/2010/wordml" xmlns:w15="http://schemas.microsoft.com/office/word/2012/wordml" xmlns:w16cei="http://schemas.microsoft.com/office/word/2026/wordml/cei" xmlns:w16cex="http://schemas.microsoft.com/office/word/2018/wordml/cex" xmlns:w16cid="http://schemas.microsoft.com/office/word/2016/wordml/cid" xmlns:w16="http://schemas.microsoft.com/office/word/2018/wordml" xmlns:w16sdtdh="http://schemas.microsoft.com/office/word/2020/wordml/sdtdatahash" xmlns:w16sdtfl="http://schemas.microsoft.com/office/word/2024/wordml/sdtformatlock" xmlns:w16se="http://schemas.microsoft.com/office/word/2015/wordml/symex" xmlns:w16du="http://schemas.microsoft.com/office/word/2023/wordml/word16du" xmlns:wne="http://schemas.microsoft.com/office/word/2006/wordml" mc:Ignorable="w14 w15 w16se w16cid w16 w16cex w16sdtdh w16sdtfl w16du wp14">
+<w15:commentsEx xmlns:wpc="http://schemas.microsoft.com/office/word/2010/wordprocessingCanvas" xmlns:cx="http://schemas.microsoft.com/office/drawing/2014/chartex" xmlns:cx1="http://schemas.microsoft.com/office/drawing/2015/9/8/chartex" xmlns:cx2="http://schemas.microsoft.com/office/drawing/2015/10/21/chartex" xmlns:cx3="http://schemas.microsoft.com/office/drawing/2016/5/9/chartex" xmlns:cx4="http://schemas.microsoft.com/office/drawing/2016/5/10/chartex" xmlns:cx5="http://schemas.microsoft.com/office/drawing/2016/5/11/chartex" xmlns:cx6="http://schemas.microsoft.com/office/drawing/2016/5/12/chartex" xmlns:cx7="http://schemas.microsoft.com/office/drawing/2016/5/13/chartex" xmlns:cx8="http://schemas.microsoft.com/office/drawing/2016/5/14/chartex" xmlns:mc="http://schemas.openxmlformats.org/markup-compatibility/2006" xmlns:m="http://schemas.openxmlformats.org/officeDocument/2006/math" xmlns:aink="http://schemas.microsoft.com/office/drawing/2016/ink" xmlns:am3d="http://schemas.microsoft.com/office/drawing/2017/model3d" xmlns:oel="http://schemas.microsoft.com/office/2019/extlst" xmlns:r="http://schemas.openxmlformats.org/officeDocument/2006/relationships" xmlns:wp14="http://schemas.microsoft.com/office/word/2010/wordprocessingDrawing" xmlns:wp="http://schemas.openxmlformats.org/drawingml/2006/wordprocessingDrawing" xmlns:wpg="http://schemas.microsoft.com/office/word/2010/wordprocessingGroup" xmlns:wpi="http://schemas.microsoft.com/office/word/2010/wordprocessingInk" xmlns:wps="http://schemas.microsoft.com/office/word/2010/wordprocessingShape" xmlns:o="urn:schemas-microsoft-com:office:office" xmlns:v="urn:schemas-microsoft-com:vml" xmlns:w10="urn:schemas-microsoft-com:office:word" xmlns:w="http://schemas.openxmlformats.org/wordprocessingml/2006/main" xmlns:w14="http://schemas.microsoft.com/office/word/2010/wordml" xmlns:w15="http://schemas.microsoft.com/office/word/2012/wordml" xmlns:w16cex="http://schemas.microsoft.com/office/word/2018/wordml/cex" xmlns:w16cid="http://schemas.microsoft.com/office/word/2016/wordml/cid" xmlns:w16="http://schemas.microsoft.com/office/word/2018/wordml" xmlns:w16sdtdh="http://schemas.microsoft.com/office/word/2020/wordml/sdtdatahash" xmlns:w16sdtfl="http://schemas.microsoft.com/office/word/2024/wordml/sdtformatlock" xmlns:w16se="http://schemas.microsoft.com/office/word/2015/wordml/symex" xmlns:w16du="http://schemas.microsoft.com/office/word/2023/wordml/word16du" xmlns:wne="http://schemas.microsoft.com/office/word/2006/wordml" mc:Ignorable="w14 w15 w16se w16cid w16 w16cex w16sdtdh w16sdtfl w16du wp14">
   <w15:commentEx w15:paraId="5C951552" w15:done="0"/>
   <w15:commentEx w15:paraId="5F4C7003" w15:done="0"/>
   <w15:commentEx w15:paraId="598F4CCB" w15:done="0"/>
@@ -39938,7 +39968,7 @@
 </file>
 
 <file path=word/commentsExtensible.xml><?xml version="1.0" encoding="utf-8"?>
-<w16cex:commentsExtensible xmlns:wpc="http://schemas.microsoft.com/office/word/2010/wordprocessingCanvas" xmlns:cx="http://schemas.microsoft.com/office/drawing/2014/chartex" xmlns:cx1="http://schemas.microsoft.com/office/drawing/2015/9/8/chartex" xmlns:cx2="http://schemas.microsoft.com/office/drawing/2015/10/21/chartex" xmlns:cx3="http://schemas.microsoft.com/office/drawing/2016/5/9/chartex" xmlns:cx4="http://schemas.microsoft.com/office/drawing/2016/5/10/chartex" xmlns:cx5="http://schemas.microsoft.com/office/drawing/2016/5/11/chartex" xmlns:cx6="http://schemas.microsoft.com/office/drawing/2016/5/12/chartex" xmlns:cx7="http://schemas.microsoft.com/office/drawing/2016/5/13/chartex" xmlns:cx8="http://schemas.microsoft.com/office/drawing/2016/5/14/chartex" xmlns:cr="http://schemas.microsoft.com/office/comments/2020/reactions" xmlns:mc="http://schemas.openxmlformats.org/markup-compatibility/2006" xmlns:m="http://schemas.openxmlformats.org/officeDocument/2006/math" xmlns:aink="http://schemas.microsoft.com/office/drawing/2016/ink" xmlns:am3d="http://schemas.microsoft.com/office/drawing/2017/model3d" xmlns:oel="http://schemas.microsoft.com/office/2019/extlst" xmlns:r="http://schemas.openxmlformats.org/officeDocument/2006/relationships" xmlns:wp14="http://schemas.microsoft.com/office/word/2010/wordprocessingDrawing" xmlns:wp="http://schemas.openxmlformats.org/drawingml/2006/wordprocessingDrawing" xmlns:wpg="http://schemas.microsoft.com/office/word/2010/wordprocessingGroup" xmlns:wpi="http://schemas.microsoft.com/office/word/2010/wordprocessingInk" xmlns:wps="http://schemas.microsoft.com/office/word/2010/wordprocessingShape" xmlns:o="urn:schemas-microsoft-com:office:office" xmlns:v="urn:schemas-microsoft-com:vml" xmlns:w10="urn:schemas-microsoft-com:office:word" xmlns:w="http://schemas.openxmlformats.org/wordprocessingml/2006/main" xmlns:w14="http://schemas.microsoft.com/office/word/2010/wordml" xmlns:w15="http://schemas.microsoft.com/office/word/2012/wordml" xmlns:w16cei="http://schemas.microsoft.com/office/word/2026/wordml/cei" xmlns:w16cex="http://schemas.microsoft.com/office/word/2018/wordml/cex" xmlns:w16cid="http://schemas.microsoft.com/office/word/2016/wordml/cid" xmlns:w16="http://schemas.microsoft.com/office/word/2018/wordml" xmlns:w16sdtdh="http://schemas.microsoft.com/office/word/2020/wordml/sdtdatahash" xmlns:w16sdtfl="http://schemas.microsoft.com/office/word/2024/wordml/sdtformatlock" xmlns:w16se="http://schemas.microsoft.com/office/word/2015/wordml/symex" xmlns:w16du="http://schemas.microsoft.com/office/word/2023/wordml/word16du" xmlns:wne="http://schemas.microsoft.com/office/word/2006/wordml" mc:Ignorable="w14 w15 w16se w16cid w16 w16cex w16sdtdh w16sdtfl cr w16du wp14">
+<w16cex:commentsExtensible xmlns:wpc="http://schemas.microsoft.com/office/word/2010/wordprocessingCanvas" xmlns:cx="http://schemas.microsoft.com/office/drawing/2014/chartex" xmlns:cx1="http://schemas.microsoft.com/office/drawing/2015/9/8/chartex" xmlns:cx2="http://schemas.microsoft.com/office/drawing/2015/10/21/chartex" xmlns:cx3="http://schemas.microsoft.com/office/drawing/2016/5/9/chartex" xmlns:cx4="http://schemas.microsoft.com/office/drawing/2016/5/10/chartex" xmlns:cx5="http://schemas.microsoft.com/office/drawing/2016/5/11/chartex" xmlns:cx6="http://schemas.microsoft.com/office/drawing/2016/5/12/chartex" xmlns:cx7="http://schemas.microsoft.com/office/drawing/2016/5/13/chartex" xmlns:cx8="http://schemas.microsoft.com/office/drawing/2016/5/14/chartex" xmlns:cr="http://schemas.microsoft.com/office/comments/2020/reactions" xmlns:mc="http://schemas.openxmlformats.org/markup-compatibility/2006" xmlns:m="http://schemas.openxmlformats.org/officeDocument/2006/math" xmlns:aink="http://schemas.microsoft.com/office/drawing/2016/ink" xmlns:am3d="http://schemas.microsoft.com/office/drawing/2017/model3d" xmlns:oel="http://schemas.microsoft.com/office/2019/extlst" xmlns:r="http://schemas.openxmlformats.org/officeDocument/2006/relationships" xmlns:wp14="http://schemas.microsoft.com/office/word/2010/wordprocessingDrawing" xmlns:wp="http://schemas.openxmlformats.org/drawingml/2006/wordprocessingDrawing" xmlns:wpg="http://schemas.microsoft.com/office/word/2010/wordprocessingGroup" xmlns:wpi="http://schemas.microsoft.com/office/word/2010/wordprocessingInk" xmlns:wps="http://schemas.microsoft.com/office/word/2010/wordprocessingShape" xmlns:o="urn:schemas-microsoft-com:office:office" xmlns:v="urn:schemas-microsoft-com:vml" xmlns:w10="urn:schemas-microsoft-com:office:word" xmlns:w="http://schemas.openxmlformats.org/wordprocessingml/2006/main" xmlns:w14="http://schemas.microsoft.com/office/word/2010/wordml" xmlns:w15="http://schemas.microsoft.com/office/word/2012/wordml" xmlns:w16cex="http://schemas.microsoft.com/office/word/2018/wordml/cex" xmlns:w16cid="http://schemas.microsoft.com/office/word/2016/wordml/cid" xmlns:w16="http://schemas.microsoft.com/office/word/2018/wordml" xmlns:w16sdtdh="http://schemas.microsoft.com/office/word/2020/wordml/sdtdatahash" xmlns:w16sdtfl="http://schemas.microsoft.com/office/word/2024/wordml/sdtformatlock" xmlns:w16se="http://schemas.microsoft.com/office/word/2015/wordml/symex" xmlns:w16du="http://schemas.microsoft.com/office/word/2023/wordml/word16du" xmlns:wne="http://schemas.microsoft.com/office/word/2006/wordml" mc:Ignorable="w14 w15 w16se w16cid w16 w16cex w16sdtdh w16sdtfl cr w16du wp14">
   <w16cex:commentExtensible w16cex:durableId="05D7E6E1" w16cex:dateUtc="2026-07-17T20:16:00Z"/>
   <w16cex:commentExtensible w16cex:durableId="102AFACE" w16cex:dateUtc="2026-07-17T21:58:00Z"/>
   <w16cex:commentExtensible w16cex:durableId="183388A5" w16cex:dateUtc="2026-07-23T22:14:00Z"/>
@@ -39972,7 +40002,7 @@
 </file>
 
 <file path=word/commentsIds.xml><?xml version="1.0" encoding="utf-8"?>
-<w16cid:commentsIds xmlns:wpc="http://schemas.microsoft.com/office/word/2010/wordprocessingCanvas" xmlns:cx="http://schemas.microsoft.com/office/drawing/2014/chartex" xmlns:cx1="http://schemas.microsoft.com/office/drawing/2015/9/8/chartex" xmlns:cx2="http://schemas.microsoft.com/office/drawing/2015/10/21/chartex" xmlns:cx3="http://schemas.microsoft.com/office/drawing/2016/5/9/chartex" xmlns:cx4="http://schemas.microsoft.com/office/drawing/2016/5/10/chartex" xmlns:cx5="http://schemas.microsoft.com/office/drawing/2016/5/11/chartex" xmlns:cx6="http://schemas.microsoft.com/office/drawing/2016/5/12/chartex" xmlns:cx7="http://schemas.microsoft.com/office/drawing/2016/5/13/chartex" xmlns:cx8="http://schemas.microsoft.com/office/drawing/2016/5/14/chartex" xmlns:mc="http://schemas.openxmlformats.org/markup-compatibility/2006" xmlns:m="http://schemas.openxmlformats.org/officeDocument/2006/math" xmlns:aink="http://schemas.microsoft.com/office/drawing/2016/ink" xmlns:am3d="http://schemas.microsoft.com/office/drawing/2017/model3d" xmlns:oel="http://schemas.microsoft.com/office/2019/extlst" xmlns:r="http://schemas.openxmlformats.org/officeDocument/2006/relationships" xmlns:wp14="http://schemas.microsoft.com/office/word/2010/wordprocessingDrawing" xmlns:wp="http://schemas.openxmlformats.org/drawingml/2006/wordprocessingDrawing" xmlns:wpg="http://schemas.microsoft.com/office/word/2010/wordprocessingGroup" xmlns:wpi="http://schemas.microsoft.com/office/word/2010/wordprocessingInk" xmlns:wps="http://schemas.microsoft.com/office/word/2010/wordprocessingShape" xmlns:o="urn:schemas-microsoft-com:office:office" xmlns:v="urn:schemas-microsoft-com:vml" xmlns:w10="urn:schemas-microsoft-com:office:word" xmlns:w="http://schemas.openxmlformats.org/wordprocessingml/2006/main" xmlns:w14="http://schemas.microsoft.com/office/word/2010/wordml" xmlns:w15="http://schemas.microsoft.com/office/word/2012/wordml" xmlns:w16cei="http://schemas.microsoft.com/office/word/2026/wordml/cei" xmlns:w16cex="http://schemas.microsoft.com/office/word/2018/wordml/cex" xmlns:w16cid="http://schemas.microsoft.com/office/word/2016/wordml/cid" xmlns:w16="http://schemas.microsoft.com/office/word/2018/wordml" xmlns:w16sdtdh="http://schemas.microsoft.com/office/word/2020/wordml/sdtdatahash" xmlns:w16sdtfl="http://schemas.microsoft.com/office/word/2024/wordml/sdtformatlock" xmlns:w16se="http://schemas.microsoft.com/office/word/2015/wordml/symex" xmlns:w16du="http://schemas.microsoft.com/office/word/2023/wordml/word16du" xmlns:wne="http://schemas.microsoft.com/office/word/2006/wordml" mc:Ignorable="w14 w15 w16se w16cid w16 w16cex w16sdtdh w16sdtfl w16du wp14">
+<w16cid:commentsIds xmlns:wpc="http://schemas.microsoft.com/office/word/2010/wordprocessingCanvas" xmlns:cx="http://schemas.microsoft.com/office/drawing/2014/chartex" xmlns:cx1="http://schemas.microsoft.com/office/drawing/2015/9/8/chartex" xmlns:cx2="http://schemas.microsoft.com/office/drawing/2015/10/21/chartex" xmlns:cx3="http://schemas.microsoft.com/office/drawing/2016/5/9/chartex" xmlns:cx4="http://schemas.microsoft.com/office/drawing/2016/5/10/chartex" xmlns:cx5="http://schemas.microsoft.com/office/drawing/2016/5/11/chartex" xmlns:cx6="http://schemas.microsoft.com/office/drawing/2016/5/12/chartex" xmlns:cx7="http://schemas.microsoft.com/office/drawing/2016/5/13/chartex" xmlns:cx8="http://schemas.microsoft.com/office/drawing/2016/5/14/chartex" xmlns:mc="http://schemas.openxmlformats.org/markup-compatibility/2006" xmlns:m="http://schemas.openxmlformats.org/officeDocument/2006/math" xmlns:aink="http://schemas.microsoft.com/office/drawing/2016/ink" xmlns:am3d="http://schemas.microsoft.com/office/drawing/2017/model3d" xmlns:oel="http://schemas.microsoft.com/office/2019/extlst" xmlns:r="http://schemas.openxmlformats.org/officeDocument/2006/relationships" xmlns:wp14="http://schemas.microsoft.com/office/word/2010/wordprocessingDrawing" xmlns:wp="http://schemas.openxmlformats.org/drawingml/2006/wordprocessingDrawing" xmlns:wpg="http://schemas.microsoft.com/office/word/2010/wordprocessingGroup" xmlns:wpi="http://schemas.microsoft.com/office/word/2010/wordprocessingInk" xmlns:wps="http://schemas.microsoft.com/office/word/2010/wordprocessingShape" xmlns:o="urn:schemas-microsoft-com:office:office" xmlns:v="urn:schemas-microsoft-com:vml" xmlns:w10="urn:schemas-microsoft-com:office:word" xmlns:w="http://schemas.openxmlformats.org/wordprocessingml/2006/main" xmlns:w14="http://schemas.microsoft.com/office/word/2010/wordml" xmlns:w15="http://schemas.microsoft.com/office/word/2012/wordml" xmlns:w16cex="http://schemas.microsoft.com/office/word/2018/wordml/cex" xmlns:w16cid="http://schemas.microsoft.com/office/word/2016/wordml/cid" xmlns:w16="http://schemas.microsoft.com/office/word/2018/wordml" xmlns:w16sdtdh="http://schemas.microsoft.com/office/word/2020/wordml/sdtdatahash" xmlns:w16sdtfl="http://schemas.microsoft.com/office/word/2024/wordml/sdtformatlock" xmlns:w16se="http://schemas.microsoft.com/office/word/2015/wordml/symex" xmlns:w16du="http://schemas.microsoft.com/office/word/2023/wordml/word16du" xmlns:wne="http://schemas.microsoft.com/office/word/2006/wordml" mc:Ignorable="w14 w15 w16se w16cid w16 w16cex w16sdtdh w16sdtfl w16du wp14">
   <w16cid:commentId w16cid:paraId="5C951552" w16cid:durableId="05D7E6E1"/>
   <w16cid:commentId w16cid:paraId="5F4C7003" w16cid:durableId="102AFACE"/>
   <w16cid:commentId w16cid:paraId="598F4CCB" w16cid:durableId="183388A5"/>
@@ -40006,7 +40036,7 @@
 </file>
 
 <file path=word/endnotes.xml><?xml version="1.0" encoding="utf-8"?>
-<w:endnotes xmlns:wpc="http://schemas.microsoft.com/office/word/2010/wordprocessingCanvas" xmlns:cx="http://schemas.microsoft.com/office/drawing/2014/chartex" xmlns:cx1="http://schemas.microsoft.com/office/drawing/2015/9/8/chartex" xmlns:cx2="http://schemas.microsoft.com/office/drawing/2015/10/21/chartex" xmlns:cx3="http://schemas.microsoft.com/office/drawing/2016/5/9/chartex" xmlns:cx4="http://schemas.microsoft.com/office/drawing/2016/5/10/chartex" xmlns:cx5="http://schemas.microsoft.com/office/drawing/2016/5/11/chartex" xmlns:cx6="http://schemas.microsoft.com/office/drawing/2016/5/12/chartex" xmlns:cx7="http://schemas.microsoft.com/office/drawing/2016/5/13/chartex" xmlns:cx8="http://schemas.microsoft.com/office/drawing/2016/5/14/chartex" xmlns:mc="http://schemas.openxmlformats.org/markup-compatibility/2006" xmlns:m="http://schemas.openxmlformats.org/officeDocument/2006/math" xmlns:aink="http://schemas.microsoft.com/office/drawing/2016/ink" xmlns:am3d="http://schemas.microsoft.com/office/drawing/2017/model3d" xmlns:oel="http://schemas.microsoft.com/office/2019/extlst" xmlns:r="http://schemas.openxmlformats.org/officeDocument/2006/relationships" xmlns:wp14="http://schemas.microsoft.com/office/word/2010/wordprocessingDrawing" xmlns:wp="http://schemas.openxmlformats.org/drawingml/2006/wordprocessingDrawing" xmlns:wpg="http://schemas.microsoft.com/office/word/2010/wordprocessingGroup" xmlns:wpi="http://schemas.microsoft.com/office/word/2010/wordprocessingInk" xmlns:wps="http://schemas.microsoft.com/office/word/2010/wordprocessingShape" xmlns:o="urn:schemas-microsoft-com:office:office" xmlns:v="urn:schemas-microsoft-com:vml" xmlns:w10="urn:schemas-microsoft-com:office:word" xmlns:w="http://schemas.openxmlformats.org/wordprocessingml/2006/main" xmlns:w14="http://schemas.microsoft.com/office/word/2010/wordml" xmlns:w15="http://schemas.microsoft.com/office/word/2012/wordml" xmlns:w16cei="http://schemas.microsoft.com/office/word/2026/wordml/cei" xmlns:w16cex="http://schemas.microsoft.com/office/word/2018/wordml/cex" xmlns:w16cid="http://schemas.microsoft.com/office/word/2016/wordml/cid" xmlns:w16="http://schemas.microsoft.com/office/word/2018/wordml" xmlns:w16sdtdh="http://schemas.microsoft.com/office/word/2020/wordml/sdtdatahash" xmlns:w16sdtfl="http://schemas.microsoft.com/office/word/2024/wordml/sdtformatlock" xmlns:w16se="http://schemas.microsoft.com/office/word/2015/wordml/symex" xmlns:w16du="http://schemas.microsoft.com/office/word/2023/wordml/word16du" xmlns:wne="http://schemas.microsoft.com/office/word/2006/wordml" mc:Ignorable="w14 w15 w16se w16cid w16 w16cex w16sdtdh w16sdtfl w16du wp14">
+<w:endnotes xmlns:wpc="http://schemas.microsoft.com/office/word/2010/wordprocessingCanvas" xmlns:cx="http://schemas.microsoft.com/office/drawing/2014/chartex" xmlns:cx1="http://schemas.microsoft.com/office/drawing/2015/9/8/chartex" xmlns:cx2="http://schemas.microsoft.com/office/drawing/2015/10/21/chartex" xmlns:cx3="http://schemas.microsoft.com/office/drawing/2016/5/9/chartex" xmlns:cx4="http://schemas.microsoft.com/office/drawing/2016/5/10/chartex" xmlns:cx5="http://schemas.microsoft.com/office/drawing/2016/5/11/chartex" xmlns:cx6="http://schemas.microsoft.com/office/drawing/2016/5/12/chartex" xmlns:cx7="http://schemas.microsoft.com/office/drawing/2016/5/13/chartex" xmlns:cx8="http://schemas.microsoft.com/office/drawing/2016/5/14/chartex" xmlns:mc="http://schemas.openxmlformats.org/markup-compatibility/2006" xmlns:m="http://schemas.openxmlformats.org/officeDocument/2006/math" xmlns:aink="http://schemas.microsoft.com/office/drawing/2016/ink" xmlns:am3d="http://schemas.microsoft.com/office/drawing/2017/model3d" xmlns:oel="http://schemas.microsoft.com/office/2019/extlst" xmlns:r="http://schemas.openxmlformats.org/officeDocument/2006/relationships" xmlns:wp14="http://schemas.microsoft.com/office/word/2010/wordprocessingDrawing" xmlns:wp="http://schemas.openxmlformats.org/drawingml/2006/wordprocessingDrawing" xmlns:wpg="http://schemas.microsoft.com/office/word/2010/wordprocessingGroup" xmlns:wpi="http://schemas.microsoft.com/office/word/2010/wordprocessingInk" xmlns:wps="http://schemas.microsoft.com/office/word/2010/wordprocessingShape" xmlns:o="urn:schemas-microsoft-com:office:office" xmlns:v="urn:schemas-microsoft-com:vml" xmlns:w10="urn:schemas-microsoft-com:office:word" xmlns:w="http://schemas.openxmlformats.org/wordprocessingml/2006/main" xmlns:w14="http://schemas.microsoft.com/office/word/2010/wordml" xmlns:w15="http://schemas.microsoft.com/office/word/2012/wordml" xmlns:w16cex="http://schemas.microsoft.com/office/word/2018/wordml/cex" xmlns:w16cid="http://schemas.microsoft.com/office/word/2016/wordml/cid" xmlns:w16="http://schemas.microsoft.com/office/word/2018/wordml" xmlns:w16sdtdh="http://schemas.microsoft.com/office/word/2020/wordml/sdtdatahash" xmlns:w16sdtfl="http://schemas.microsoft.com/office/word/2024/wordml/sdtformatlock" xmlns:w16se="http://schemas.microsoft.com/office/word/2015/wordml/symex" xmlns:w16du="http://schemas.microsoft.com/office/word/2023/wordml/word16du" xmlns:wne="http://schemas.microsoft.com/office/word/2006/wordml" mc:Ignorable="w14 w15 w16se w16cid w16 w16cex w16sdtdh w16sdtfl w16du wp14">
   <w:endnote w:type="separator" w:id="-1">
     <w:p>
       <w:r>
@@ -40025,7 +40055,7 @@
 </file>
 
 <file path=word/footer1.xml><?xml version="1.0" encoding="utf-8"?>
-<w:ftr xmlns:wpc="http://schemas.microsoft.com/office/word/2010/wordprocessingCanvas" xmlns:cx="http://schemas.microsoft.com/office/drawing/2014/chartex" xmlns:cx1="http://schemas.microsoft.com/office/drawing/2015/9/8/chartex" xmlns:cx2="http://schemas.microsoft.com/office/drawing/2015/10/21/chartex" xmlns:cx3="http://schemas.microsoft.com/office/drawing/2016/5/9/chartex" xmlns:cx4="http://schemas.microsoft.com/office/drawing/2016/5/10/chartex" xmlns:cx5="http://schemas.microsoft.com/office/drawing/2016/5/11/chartex" xmlns:cx6="http://schemas.microsoft.com/office/drawing/2016/5/12/chartex" xmlns:cx7="http://schemas.microsoft.com/office/drawing/2016/5/13/chartex" xmlns:cx8="http://schemas.microsoft.com/office/drawing/2016/5/14/chartex" xmlns:mc="http://schemas.openxmlformats.org/markup-compatibility/2006" xmlns:m="http://schemas.openxmlformats.org/officeDocument/2006/math" xmlns:aink="http://schemas.microsoft.com/office/drawing/2016/ink" xmlns:am3d="http://schemas.microsoft.com/office/drawing/2017/model3d" xmlns:oel="http://schemas.microsoft.com/office/2019/extlst" xmlns:r="http://schemas.openxmlformats.org/officeDocument/2006/relationships" xmlns:wp14="http://schemas.microsoft.com/office/word/2010/wordprocessingDrawing" xmlns:wp="http://schemas.openxmlformats.org/drawingml/2006/wordprocessingDrawing" xmlns:wpg="http://schemas.microsoft.com/office/word/2010/wordprocessingGroup" xmlns:wpi="http://schemas.microsoft.com/office/word/2010/wordprocessingInk" xmlns:wps="http://schemas.microsoft.com/office/word/2010/wordprocessingShape" xmlns:o="urn:schemas-microsoft-com:office:office" xmlns:v="urn:schemas-microsoft-com:vml" xmlns:w10="urn:schemas-microsoft-com:office:word" xmlns:w="http://schemas.openxmlformats.org/wordprocessingml/2006/main" xmlns:w14="http://schemas.microsoft.com/office/word/2010/wordml" xmlns:w15="http://schemas.microsoft.com/office/word/2012/wordml" xmlns:w16cei="http://schemas.microsoft.com/office/word/2026/wordml/cei" xmlns:w16cex="http://schemas.microsoft.com/office/word/2018/wordml/cex" xmlns:w16cid="http://schemas.microsoft.com/office/word/2016/wordml/cid" xmlns:w16="http://schemas.microsoft.com/office/word/2018/wordml" xmlns:w16sdtdh="http://schemas.microsoft.com/office/word/2020/wordml/sdtdatahash" xmlns:w16sdtfl="http://schemas.microsoft.com/office/word/2024/wordml/sdtformatlock" xmlns:w16se="http://schemas.microsoft.com/office/word/2015/wordml/symex" xmlns:w16du="http://schemas.microsoft.com/office/word/2023/wordml/word16du" xmlns:wne="http://schemas.microsoft.com/office/word/2006/wordml" mc:Ignorable="w14 w15 w16se w16cid w16 w16cex w16sdtdh w16sdtfl w16du wp14">
+<w:ftr xmlns:wpc="http://schemas.microsoft.com/office/word/2010/wordprocessingCanvas" xmlns:cx="http://schemas.microsoft.com/office/drawing/2014/chartex" xmlns:cx1="http://schemas.microsoft.com/office/drawing/2015/9/8/chartex" xmlns:cx2="http://schemas.microsoft.com/office/drawing/2015/10/21/chartex" xmlns:cx3="http://schemas.microsoft.com/office/drawing/2016/5/9/chartex" xmlns:cx4="http://schemas.microsoft.com/office/drawing/2016/5/10/chartex" xmlns:cx5="http://schemas.microsoft.com/office/drawing/2016/5/11/chartex" xmlns:cx6="http://schemas.microsoft.com/office/drawing/2016/5/12/chartex" xmlns:cx7="http://schemas.microsoft.com/office/drawing/2016/5/13/chartex" xmlns:cx8="http://schemas.microsoft.com/office/drawing/2016/5/14/chartex" xmlns:mc="http://schemas.openxmlformats.org/markup-compatibility/2006" xmlns:m="http://schemas.openxmlformats.org/officeDocument/2006/math" xmlns:aink="http://schemas.microsoft.com/office/drawing/2016/ink" xmlns:am3d="http://schemas.microsoft.com/office/drawing/2017/model3d" xmlns:oel="http://schemas.microsoft.com/office/2019/extlst" xmlns:r="http://schemas.openxmlformats.org/officeDocument/2006/relationships" xmlns:wp14="http://schemas.microsoft.com/office/word/2010/wordprocessingDrawing" xmlns:wp="http://schemas.openxmlformats.org/drawingml/2006/wordprocessingDrawing" xmlns:wpg="http://schemas.microsoft.com/office/word/2010/wordprocessingGroup" xmlns:wpi="http://schemas.microsoft.com/office/word/2010/wordprocessingInk" xmlns:wps="http://schemas.microsoft.com/office/word/2010/wordprocessingShape" xmlns:o="urn:schemas-microsoft-com:office:office" xmlns:v="urn:schemas-microsoft-com:vml" xmlns:w10="urn:schemas-microsoft-com:office:word" xmlns:w="http://schemas.openxmlformats.org/wordprocessingml/2006/main" xmlns:w14="http://schemas.microsoft.com/office/word/2010/wordml" xmlns:w15="http://schemas.microsoft.com/office/word/2012/wordml" xmlns:w16cex="http://schemas.microsoft.com/office/word/2018/wordml/cex" xmlns:w16cid="http://schemas.microsoft.com/office/word/2016/wordml/cid" xmlns:w16="http://schemas.microsoft.com/office/word/2018/wordml" xmlns:w16sdtdh="http://schemas.microsoft.com/office/word/2020/wordml/sdtdatahash" xmlns:w16sdtfl="http://schemas.microsoft.com/office/word/2024/wordml/sdtformatlock" xmlns:w16se="http://schemas.microsoft.com/office/word/2015/wordml/symex" xmlns:w16du="http://schemas.microsoft.com/office/word/2023/wordml/word16du" xmlns:wne="http://schemas.microsoft.com/office/word/2006/wordml" mc:Ignorable="w14 w15 w16se w16cid w16 w16cex w16sdtdh w16sdtfl w16du wp14">
   <w:p>
     <w:pPr>
       <w:pBdr>
@@ -40106,7 +40136,7 @@
 </file>
 
 <file path=word/footnotes.xml><?xml version="1.0" encoding="utf-8"?>
-<w:footnotes xmlns:wpc="http://schemas.microsoft.com/office/word/2010/wordprocessingCanvas" xmlns:cx="http://schemas.microsoft.com/office/drawing/2014/chartex" xmlns:cx1="http://schemas.microsoft.com/office/drawing/2015/9/8/chartex" xmlns:cx2="http://schemas.microsoft.com/office/drawing/2015/10/21/chartex" xmlns:cx3="http://schemas.microsoft.com/office/drawing/2016/5/9/chartex" xmlns:cx4="http://schemas.microsoft.com/office/drawing/2016/5/10/chartex" xmlns:cx5="http://schemas.microsoft.com/office/drawing/2016/5/11/chartex" xmlns:cx6="http://schemas.microsoft.com/office/drawing/2016/5/12/chartex" xmlns:cx7="http://schemas.microsoft.com/office/drawing/2016/5/13/chartex" xmlns:cx8="http://schemas.microsoft.com/office/drawing/2016/5/14/chartex" xmlns:mc="http://schemas.openxmlformats.org/markup-compatibility/2006" xmlns:m="http://schemas.openxmlformats.org/officeDocument/2006/math" xmlns:aink="http://schemas.microsoft.com/office/drawing/2016/ink" xmlns:am3d="http://schemas.microsoft.com/office/drawing/2017/model3d" xmlns:oel="http://schemas.microsoft.com/office/2019/extlst" xmlns:r="http://schemas.openxmlformats.org/officeDocument/2006/relationships" xmlns:wp14="http://schemas.microsoft.com/office/word/2010/wordprocessingDrawing" xmlns:wp="http://schemas.openxmlformats.org/drawingml/2006/wordprocessingDrawing" xmlns:wpg="http://schemas.microsoft.com/office/word/2010/wordprocessingGroup" xmlns:wpi="http://schemas.microsoft.com/office/word/2010/wordprocessingInk" xmlns:wps="http://schemas.microsoft.com/office/word/2010/wordprocessingShape" xmlns:o="urn:schemas-microsoft-com:office:office" xmlns:v="urn:schemas-microsoft-com:vml" xmlns:w10="urn:schemas-microsoft-com:office:word" xmlns:w="http://schemas.openxmlformats.org/wordprocessingml/2006/main" xmlns:w14="http://schemas.microsoft.com/office/word/2010/wordml" xmlns:w15="http://schemas.microsoft.com/office/word/2012/wordml" xmlns:w16cei="http://schemas.microsoft.com/office/word/2026/wordml/cei" xmlns:w16cex="http://schemas.microsoft.com/office/word/2018/wordml/cex" xmlns:w16cid="http://schemas.microsoft.com/office/word/2016/wordml/cid" xmlns:w16="http://schemas.microsoft.com/office/word/2018/wordml" xmlns:w16sdtdh="http://schemas.microsoft.com/office/word/2020/wordml/sdtdatahash" xmlns:w16sdtfl="http://schemas.microsoft.com/office/word/2024/wordml/sdtformatlock" xmlns:w16se="http://schemas.microsoft.com/office/word/2015/wordml/symex" xmlns:w16du="http://schemas.microsoft.com/office/word/2023/wordml/word16du" xmlns:wne="http://schemas.microsoft.com/office/word/2006/wordml" mc:Ignorable="w14 w15 w16se w16cid w16 w16cex w16sdtdh w16sdtfl w16du wp14">
+<w:footnotes xmlns:wpc="http://schemas.microsoft.com/office/word/2010/wordprocessingCanvas" xmlns:cx="http://schemas.microsoft.com/office/drawing/2014/chartex" xmlns:cx1="http://schemas.microsoft.com/office/drawing/2015/9/8/chartex" xmlns:cx2="http://schemas.microsoft.com/office/drawing/2015/10/21/chartex" xmlns:cx3="http://schemas.microsoft.com/office/drawing/2016/5/9/chartex" xmlns:cx4="http://schemas.microsoft.com/office/drawing/2016/5/10/chartex" xmlns:cx5="http://schemas.microsoft.com/office/drawing/2016/5/11/chartex" xmlns:cx6="http://schemas.microsoft.com/office/drawing/2016/5/12/chartex" xmlns:cx7="http://schemas.microsoft.com/office/drawing/2016/5/13/chartex" xmlns:cx8="http://schemas.microsoft.com/office/drawing/2016/5/14/chartex" xmlns:mc="http://schemas.openxmlformats.org/markup-compatibility/2006" xmlns:m="http://schemas.openxmlformats.org/officeDocument/2006/math" xmlns:aink="http://schemas.microsoft.com/office/drawing/2016/ink" xmlns:am3d="http://schemas.microsoft.com/office/drawing/2017/model3d" xmlns:oel="http://schemas.microsoft.com/office/2019/extlst" xmlns:r="http://schemas.openxmlformats.org/officeDocument/2006/relationships" xmlns:wp14="http://schemas.microsoft.com/office/word/2010/wordprocessingDrawing" xmlns:wp="http://schemas.openxmlformats.org/drawingml/2006/wordprocessingDrawing" xmlns:wpg="http://schemas.microsoft.com/office/word/2010/wordprocessingGroup" xmlns:wpi="http://schemas.microsoft.com/office/word/2010/wordprocessingInk" xmlns:wps="http://schemas.microsoft.com/office/word/2010/wordprocessingShape" xmlns:o="urn:schemas-microsoft-com:office:office" xmlns:v="urn:schemas-microsoft-com:vml" xmlns:w10="urn:schemas-microsoft-com:office:word" xmlns:w="http://schemas.openxmlformats.org/wordprocessingml/2006/main" xmlns:w14="http://schemas.microsoft.com/office/word/2010/wordml" xmlns:w15="http://schemas.microsoft.com/office/word/2012/wordml" xmlns:w16cex="http://schemas.microsoft.com/office/word/2018/wordml/cex" xmlns:w16cid="http://schemas.microsoft.com/office/word/2016/wordml/cid" xmlns:w16="http://schemas.microsoft.com/office/word/2018/wordml" xmlns:w16sdtdh="http://schemas.microsoft.com/office/word/2020/wordml/sdtdatahash" xmlns:w16sdtfl="http://schemas.microsoft.com/office/word/2024/wordml/sdtformatlock" xmlns:w16se="http://schemas.microsoft.com/office/word/2015/wordml/symex" xmlns:w16du="http://schemas.microsoft.com/office/word/2023/wordml/word16du" xmlns:wne="http://schemas.microsoft.com/office/word/2006/wordml" mc:Ignorable="w14 w15 w16se w16cid w16 w16cex w16sdtdh w16sdtfl w16du wp14">
   <w:footnote w:type="separator" w:id="-1">
     <w:p>
       <w:r>
@@ -40125,7 +40155,7 @@
 </file>
 
 <file path=word/header1.xml><?xml version="1.0" encoding="utf-8"?>
-<w:hdr xmlns:wpc="http://schemas.microsoft.com/office/word/2010/wordprocessingCanvas" xmlns:cx="http://schemas.microsoft.com/office/drawing/2014/chartex" xmlns:cx1="http://schemas.microsoft.com/office/drawing/2015/9/8/chartex" xmlns:cx2="http://schemas.microsoft.com/office/drawing/2015/10/21/chartex" xmlns:cx3="http://schemas.microsoft.com/office/drawing/2016/5/9/chartex" xmlns:cx4="http://schemas.microsoft.com/office/drawing/2016/5/10/chartex" xmlns:cx5="http://schemas.microsoft.com/office/drawing/2016/5/11/chartex" xmlns:cx6="http://schemas.microsoft.com/office/drawing/2016/5/12/chartex" xmlns:cx7="http://schemas.microsoft.com/office/drawing/2016/5/13/chartex" xmlns:cx8="http://schemas.microsoft.com/office/drawing/2016/5/14/chartex" xmlns:mc="http://schemas.openxmlformats.org/markup-compatibility/2006" xmlns:m="http://schemas.openxmlformats.org/officeDocument/2006/math" xmlns:aink="http://schemas.microsoft.com/office/drawing/2016/ink" xmlns:am3d="http://schemas.microsoft.com/office/drawing/2017/model3d" xmlns:oel="http://schemas.microsoft.com/office/2019/extlst" xmlns:r="http://schemas.openxmlformats.org/officeDocument/2006/relationships" xmlns:wp14="http://schemas.microsoft.com/office/word/2010/wordprocessingDrawing" xmlns:wp="http://schemas.openxmlformats.org/drawingml/2006/wordprocessingDrawing" xmlns:wpg="http://schemas.microsoft.com/office/word/2010/wordprocessingGroup" xmlns:wpi="http://schemas.microsoft.com/office/word/2010/wordprocessingInk" xmlns:wps="http://schemas.microsoft.com/office/word/2010/wordprocessingShape" xmlns:o="urn:schemas-microsoft-com:office:office" xmlns:v="urn:schemas-microsoft-com:vml" xmlns:w10="urn:schemas-microsoft-com:office:word" xmlns:w="http://schemas.openxmlformats.org/wordprocessingml/2006/main" xmlns:w14="http://schemas.microsoft.com/office/word/2010/wordml" xmlns:w15="http://schemas.microsoft.com/office/word/2012/wordml" xmlns:w16cei="http://schemas.microsoft.com/office/word/2026/wordml/cei" xmlns:w16cex="http://schemas.microsoft.com/office/word/2018/wordml/cex" xmlns:w16cid="http://schemas.microsoft.com/office/word/2016/wordml/cid" xmlns:w16="http://schemas.microsoft.com/office/word/2018/wordml" xmlns:w16sdtdh="http://schemas.microsoft.com/office/word/2020/wordml/sdtdatahash" xmlns:w16sdtfl="http://schemas.microsoft.com/office/word/2024/wordml/sdtformatlock" xmlns:w16se="http://schemas.microsoft.com/office/word/2015/wordml/symex" xmlns:w16du="http://schemas.microsoft.com/office/word/2023/wordml/word16du" xmlns:wne="http://schemas.microsoft.com/office/word/2006/wordml" xmlns:a="http://schemas.openxmlformats.org/drawingml/2006/main" xmlns:adec="http://schemas.microsoft.com/office/drawing/2017/decorative" xmlns:pic="http://schemas.openxmlformats.org/drawingml/2006/picture" xmlns:a14="http://schemas.microsoft.com/office/drawing/2010/main" mc:Ignorable="w14 w15 w16se w16cid w16 w16cex w16sdtdh w16sdtfl w16du wp14">
+<w:hdr xmlns:wpc="http://schemas.microsoft.com/office/word/2010/wordprocessingCanvas" xmlns:cx="http://schemas.microsoft.com/office/drawing/2014/chartex" xmlns:cx1="http://schemas.microsoft.com/office/drawing/2015/9/8/chartex" xmlns:cx2="http://schemas.microsoft.com/office/drawing/2015/10/21/chartex" xmlns:cx3="http://schemas.microsoft.com/office/drawing/2016/5/9/chartex" xmlns:cx4="http://schemas.microsoft.com/office/drawing/2016/5/10/chartex" xmlns:cx5="http://schemas.microsoft.com/office/drawing/2016/5/11/chartex" xmlns:cx6="http://schemas.microsoft.com/office/drawing/2016/5/12/chartex" xmlns:cx7="http://schemas.microsoft.com/office/drawing/2016/5/13/chartex" xmlns:cx8="http://schemas.microsoft.com/office/drawing/2016/5/14/chartex" xmlns:mc="http://schemas.openxmlformats.org/markup-compatibility/2006" xmlns:m="http://schemas.openxmlformats.org/officeDocument/2006/math" xmlns:aink="http://schemas.microsoft.com/office/drawing/2016/ink" xmlns:am3d="http://schemas.microsoft.com/office/drawing/2017/model3d" xmlns:oel="http://schemas.microsoft.com/office/2019/extlst" xmlns:r="http://schemas.openxmlformats.org/officeDocument/2006/relationships" xmlns:wp14="http://schemas.microsoft.com/office/word/2010/wordprocessingDrawing" xmlns:wp="http://schemas.openxmlformats.org/drawingml/2006/wordprocessingDrawing" xmlns:wpg="http://schemas.microsoft.com/office/word/2010/wordprocessingGroup" xmlns:wpi="http://schemas.microsoft.com/office/word/2010/wordprocessingInk" xmlns:wps="http://schemas.microsoft.com/office/word/2010/wordprocessingShape" xmlns:o="urn:schemas-microsoft-com:office:office" xmlns:v="urn:schemas-microsoft-com:vml" xmlns:w10="urn:schemas-microsoft-com:office:word" xmlns:w="http://schemas.openxmlformats.org/wordprocessingml/2006/main" xmlns:w14="http://schemas.microsoft.com/office/word/2010/wordml" xmlns:w15="http://schemas.microsoft.com/office/word/2012/wordml" xmlns:w16cex="http://schemas.microsoft.com/office/word/2018/wordml/cex" xmlns:w16cid="http://schemas.microsoft.com/office/word/2016/wordml/cid" xmlns:w16="http://schemas.microsoft.com/office/word/2018/wordml" xmlns:w16sdtdh="http://schemas.microsoft.com/office/word/2020/wordml/sdtdatahash" xmlns:w16sdtfl="http://schemas.microsoft.com/office/word/2024/wordml/sdtformatlock" xmlns:w16se="http://schemas.microsoft.com/office/word/2015/wordml/symex" xmlns:w16du="http://schemas.microsoft.com/office/word/2023/wordml/word16du" xmlns:wne="http://schemas.microsoft.com/office/word/2006/wordml" mc:Ignorable="w14 w15 w16se w16cid w16 w16cex w16sdtdh w16sdtfl w16du wp14">
   <w:p>
     <w:pPr>
       <w:pBdr>
@@ -40238,7 +40268,7 @@
 </file>
 
 <file path=word/numbering.xml><?xml version="1.0" encoding="utf-8"?>
-<w:numbering xmlns:wpc="http://schemas.microsoft.com/office/word/2010/wordprocessingCanvas" xmlns:cx="http://schemas.microsoft.com/office/drawing/2014/chartex" xmlns:cx1="http://schemas.microsoft.com/office/drawing/2015/9/8/chartex" xmlns:cx2="http://schemas.microsoft.com/office/drawing/2015/10/21/chartex" xmlns:cx3="http://schemas.microsoft.com/office/drawing/2016/5/9/chartex" xmlns:cx4="http://schemas.microsoft.com/office/drawing/2016/5/10/chartex" xmlns:cx5="http://schemas.microsoft.com/office/drawing/2016/5/11/chartex" xmlns:cx6="http://schemas.microsoft.com/office/drawing/2016/5/12/chartex" xmlns:cx7="http://schemas.microsoft.com/office/drawing/2016/5/13/chartex" xmlns:cx8="http://schemas.microsoft.com/office/drawing/2016/5/14/chartex" xmlns:mc="http://schemas.openxmlformats.org/markup-compatibility/2006" xmlns:m="http://schemas.openxmlformats.org/officeDocument/2006/math" xmlns:aink="http://schemas.microsoft.com/office/drawing/2016/ink" xmlns:am3d="http://schemas.microsoft.com/office/drawing/2017/model3d" xmlns:oel="http://schemas.microsoft.com/office/2019/extlst" xmlns:r="http://schemas.openxmlformats.org/officeDocument/2006/relationships" xmlns:wp14="http://schemas.microsoft.com/office/word/2010/wordprocessingDrawing" xmlns:wp="http://schemas.openxmlformats.org/drawingml/2006/wordprocessingDrawing" xmlns:wpg="http://schemas.microsoft.com/office/word/2010/wordprocessingGroup" xmlns:wpi="http://schemas.microsoft.com/office/word/2010/wordprocessingInk" xmlns:wps="http://schemas.microsoft.com/office/word/2010/wordprocessingShape" xmlns:o="urn:schemas-microsoft-com:office:office" xmlns:v="urn:schemas-microsoft-com:vml" xmlns:w10="urn:schemas-microsoft-com:office:word" xmlns:w="http://schemas.openxmlformats.org/wordprocessingml/2006/main" xmlns:w14="http://schemas.microsoft.com/office/word/2010/wordml" xmlns:w15="http://schemas.microsoft.com/office/word/2012/wordml" xmlns:w16cei="http://schemas.microsoft.com/office/word/2026/wordml/cei" xmlns:w16cex="http://schemas.microsoft.com/office/word/2018/wordml/cex" xmlns:w16cid="http://schemas.microsoft.com/office/word/2016/wordml/cid" xmlns:w16="http://schemas.microsoft.com/office/word/2018/wordml" xmlns:w16sdtdh="http://schemas.microsoft.com/office/word/2020/wordml/sdtdatahash" xmlns:w16sdtfl="http://schemas.microsoft.com/office/word/2024/wordml/sdtformatlock" xmlns:w16se="http://schemas.microsoft.com/office/word/2015/wordml/symex" xmlns:w16du="http://schemas.microsoft.com/office/word/2023/wordml/word16du" xmlns:wne="http://schemas.microsoft.com/office/word/2006/wordml" mc:Ignorable="w14 w15 w16se w16cid w16 w16cex w16sdtdh w16sdtfl w16du wp14">
+<w:numbering xmlns:wpc="http://schemas.microsoft.com/office/word/2010/wordprocessingCanvas" xmlns:cx="http://schemas.microsoft.com/office/drawing/2014/chartex" xmlns:cx1="http://schemas.microsoft.com/office/drawing/2015/9/8/chartex" xmlns:cx2="http://schemas.microsoft.com/office/drawing/2015/10/21/chartex" xmlns:cx3="http://schemas.microsoft.com/office/drawing/2016/5/9/chartex" xmlns:cx4="http://schemas.microsoft.com/office/drawing/2016/5/10/chartex" xmlns:cx5="http://schemas.microsoft.com/office/drawing/2016/5/11/chartex" xmlns:cx6="http://schemas.microsoft.com/office/drawing/2016/5/12/chartex" xmlns:cx7="http://schemas.microsoft.com/office/drawing/2016/5/13/chartex" xmlns:cx8="http://schemas.microsoft.com/office/drawing/2016/5/14/chartex" xmlns:mc="http://schemas.openxmlformats.org/markup-compatibility/2006" xmlns:m="http://schemas.openxmlformats.org/officeDocument/2006/math" xmlns:aink="http://schemas.microsoft.com/office/drawing/2016/ink" xmlns:am3d="http://schemas.microsoft.com/office/drawing/2017/model3d" xmlns:oel="http://schemas.microsoft.com/office/2019/extlst" xmlns:r="http://schemas.openxmlformats.org/officeDocument/2006/relationships" xmlns:wp14="http://schemas.microsoft.com/office/word/2010/wordprocessingDrawing" xmlns:wp="http://schemas.openxmlformats.org/drawingml/2006/wordprocessingDrawing" xmlns:wpg="http://schemas.microsoft.com/office/word/2010/wordprocessingGroup" xmlns:wpi="http://schemas.microsoft.com/office/word/2010/wordprocessingInk" xmlns:wps="http://schemas.microsoft.com/office/word/2010/wordprocessingShape" xmlns:o="urn:schemas-microsoft-com:office:office" xmlns:v="urn:schemas-microsoft-com:vml" xmlns:w10="urn:schemas-microsoft-com:office:word" xmlns:w="http://schemas.openxmlformats.org/wordprocessingml/2006/main" xmlns:w14="http://schemas.microsoft.com/office/word/2010/wordml" xmlns:w15="http://schemas.microsoft.com/office/word/2012/wordml" xmlns:w16cex="http://schemas.microsoft.com/office/word/2018/wordml/cex" xmlns:w16cid="http://schemas.microsoft.com/office/word/2016/wordml/cid" xmlns:w16="http://schemas.microsoft.com/office/word/2018/wordml" xmlns:w16sdtdh="http://schemas.microsoft.com/office/word/2020/wordml/sdtdatahash" xmlns:w16sdtfl="http://schemas.microsoft.com/office/word/2024/wordml/sdtformatlock" xmlns:w16se="http://schemas.microsoft.com/office/word/2015/wordml/symex" xmlns:w16du="http://schemas.microsoft.com/office/word/2023/wordml/word16du" xmlns:wne="http://schemas.microsoft.com/office/word/2006/wordml" mc:Ignorable="w14 w15 w16se w16cid w16 w16cex w16sdtdh w16sdtfl w16du wp14">
   <w:abstractNum w:abstractNumId="0" w15:restartNumberingAfterBreak="0">
     <w:nsid w:val="00000001"/>
     <w:multiLevelType w:val="hybridMultilevel"/>
@@ -40360,7 +40390,7 @@
         <w:ind w:left="1146" w:hanging="360"/>
       </w:pPr>
       <w:rPr>
-        <w:rFonts w:hint="default" w:ascii="Symbol" w:hAnsi="Symbol"/>
+        <w:rFonts w:ascii="Symbol" w:hAnsi="Symbol" w:hint="default"/>
       </w:rPr>
     </w:lvl>
     <w:lvl w:ilvl="1" w:tplc="080A0003" w:tentative="1">
@@ -40372,7 +40402,7 @@
         <w:ind w:left="1866" w:hanging="360"/>
       </w:pPr>
       <w:rPr>
-        <w:rFonts w:hint="default" w:ascii="Courier New" w:hAnsi="Courier New" w:cs="Courier New"/>
+        <w:rFonts w:ascii="Courier New" w:hAnsi="Courier New" w:cs="Courier New" w:hint="default"/>
       </w:rPr>
     </w:lvl>
     <w:lvl w:ilvl="2" w:tplc="080A0005" w:tentative="1">
@@ -40384,7 +40414,7 @@
         <w:ind w:left="2586" w:hanging="360"/>
       </w:pPr>
       <w:rPr>
-        <w:rFonts w:hint="default" w:ascii="Wingdings" w:hAnsi="Wingdings"/>
+        <w:rFonts w:ascii="Wingdings" w:hAnsi="Wingdings" w:hint="default"/>
       </w:rPr>
     </w:lvl>
     <w:lvl w:ilvl="3" w:tplc="080A0001" w:tentative="1">
@@ -40396,7 +40426,7 @@
         <w:ind w:left="3306" w:hanging="360"/>
       </w:pPr>
       <w:rPr>
-        <w:rFonts w:hint="default" w:ascii="Symbol" w:hAnsi="Symbol"/>
+        <w:rFonts w:ascii="Symbol" w:hAnsi="Symbol" w:hint="default"/>
       </w:rPr>
     </w:lvl>
     <w:lvl w:ilvl="4" w:tplc="080A0003" w:tentative="1">
@@ -40408,7 +40438,7 @@
         <w:ind w:left="4026" w:hanging="360"/>
       </w:pPr>
       <w:rPr>
-        <w:rFonts w:hint="default" w:ascii="Courier New" w:hAnsi="Courier New" w:cs="Courier New"/>
+        <w:rFonts w:ascii="Courier New" w:hAnsi="Courier New" w:cs="Courier New" w:hint="default"/>
       </w:rPr>
     </w:lvl>
     <w:lvl w:ilvl="5" w:tplc="080A0005" w:tentative="1">
@@ -40420,7 +40450,7 @@
         <w:ind w:left="4746" w:hanging="360"/>
       </w:pPr>
       <w:rPr>
-        <w:rFonts w:hint="default" w:ascii="Wingdings" w:hAnsi="Wingdings"/>
+        <w:rFonts w:ascii="Wingdings" w:hAnsi="Wingdings" w:hint="default"/>
       </w:rPr>
     </w:lvl>
     <w:lvl w:ilvl="6" w:tplc="080A0001" w:tentative="1">
@@ -40432,7 +40462,7 @@
         <w:ind w:left="5466" w:hanging="360"/>
       </w:pPr>
       <w:rPr>
-        <w:rFonts w:hint="default" w:ascii="Symbol" w:hAnsi="Symbol"/>
+        <w:rFonts w:ascii="Symbol" w:hAnsi="Symbol" w:hint="default"/>
       </w:rPr>
     </w:lvl>
     <w:lvl w:ilvl="7" w:tplc="080A0003" w:tentative="1">
@@ -40444,7 +40474,7 @@
         <w:ind w:left="6186" w:hanging="360"/>
       </w:pPr>
       <w:rPr>
-        <w:rFonts w:hint="default" w:ascii="Courier New" w:hAnsi="Courier New" w:cs="Courier New"/>
+        <w:rFonts w:ascii="Courier New" w:hAnsi="Courier New" w:cs="Courier New" w:hint="default"/>
       </w:rPr>
     </w:lvl>
     <w:lvl w:ilvl="8" w:tplc="080A0005" w:tentative="1">
@@ -40456,7 +40486,7 @@
         <w:ind w:left="6906" w:hanging="360"/>
       </w:pPr>
       <w:rPr>
-        <w:rFonts w:hint="default" w:ascii="Wingdings" w:hAnsi="Wingdings"/>
+        <w:rFonts w:ascii="Wingdings" w:hAnsi="Wingdings" w:hint="default"/>
       </w:rPr>
     </w:lvl>
   </w:abstractNum>
@@ -40473,7 +40503,7 @@
         <w:ind w:left="1080" w:hanging="360"/>
       </w:pPr>
       <w:rPr>
-        <w:rFonts w:hint="default" w:ascii="Symbol" w:hAnsi="Symbol"/>
+        <w:rFonts w:ascii="Symbol" w:hAnsi="Symbol" w:hint="default"/>
       </w:rPr>
     </w:lvl>
     <w:lvl w:ilvl="1" w:tplc="080A0003" w:tentative="1">
@@ -40485,7 +40515,7 @@
         <w:ind w:left="1800" w:hanging="360"/>
       </w:pPr>
       <w:rPr>
-        <w:rFonts w:hint="default" w:ascii="Courier New" w:hAnsi="Courier New" w:cs="Courier New"/>
+        <w:rFonts w:ascii="Courier New" w:hAnsi="Courier New" w:cs="Courier New" w:hint="default"/>
       </w:rPr>
     </w:lvl>
     <w:lvl w:ilvl="2" w:tplc="080A0005" w:tentative="1">
@@ -40497,7 +40527,7 @@
         <w:ind w:left="2520" w:hanging="360"/>
       </w:pPr>
       <w:rPr>
-        <w:rFonts w:hint="default" w:ascii="Wingdings" w:hAnsi="Wingdings"/>
+        <w:rFonts w:ascii="Wingdings" w:hAnsi="Wingdings" w:hint="default"/>
       </w:rPr>
     </w:lvl>
     <w:lvl w:ilvl="3" w:tplc="080A0001" w:tentative="1">
@@ -40509,7 +40539,7 @@
         <w:ind w:left="3240" w:hanging="360"/>
       </w:pPr>
       <w:rPr>
-        <w:rFonts w:hint="default" w:ascii="Symbol" w:hAnsi="Symbol"/>
+        <w:rFonts w:ascii="Symbol" w:hAnsi="Symbol" w:hint="default"/>
       </w:rPr>
     </w:lvl>
     <w:lvl w:ilvl="4" w:tplc="080A0003" w:tentative="1">
@@ -40521,7 +40551,7 @@
         <w:ind w:left="3960" w:hanging="360"/>
       </w:pPr>
       <w:rPr>
-        <w:rFonts w:hint="default" w:ascii="Courier New" w:hAnsi="Courier New" w:cs="Courier New"/>
+        <w:rFonts w:ascii="Courier New" w:hAnsi="Courier New" w:cs="Courier New" w:hint="default"/>
       </w:rPr>
     </w:lvl>
     <w:lvl w:ilvl="5" w:tplc="080A0005" w:tentative="1">
@@ -40533,7 +40563,7 @@
         <w:ind w:left="4680" w:hanging="360"/>
       </w:pPr>
       <w:rPr>
-        <w:rFonts w:hint="default" w:ascii="Wingdings" w:hAnsi="Wingdings"/>
+        <w:rFonts w:ascii="Wingdings" w:hAnsi="Wingdings" w:hint="default"/>
       </w:rPr>
     </w:lvl>
     <w:lvl w:ilvl="6" w:tplc="080A0001" w:tentative="1">
@@ -40545,7 +40575,7 @@
         <w:ind w:left="5400" w:hanging="360"/>
       </w:pPr>
       <w:rPr>
-        <w:rFonts w:hint="default" w:ascii="Symbol" w:hAnsi="Symbol"/>
+        <w:rFonts w:ascii="Symbol" w:hAnsi="Symbol" w:hint="default"/>
       </w:rPr>
     </w:lvl>
     <w:lvl w:ilvl="7" w:tplc="080A0003" w:tentative="1">
@@ -40557,7 +40587,7 @@
         <w:ind w:left="6120" w:hanging="360"/>
       </w:pPr>
       <w:rPr>
-        <w:rFonts w:hint="default" w:ascii="Courier New" w:hAnsi="Courier New" w:cs="Courier New"/>
+        <w:rFonts w:ascii="Courier New" w:hAnsi="Courier New" w:cs="Courier New" w:hint="default"/>
       </w:rPr>
     </w:lvl>
     <w:lvl w:ilvl="8" w:tplc="080A0005" w:tentative="1">
@@ -40569,7 +40599,7 @@
         <w:ind w:left="6840" w:hanging="360"/>
       </w:pPr>
       <w:rPr>
-        <w:rFonts w:hint="default" w:ascii="Wingdings" w:hAnsi="Wingdings"/>
+        <w:rFonts w:ascii="Wingdings" w:hAnsi="Wingdings" w:hint="default"/>
       </w:rPr>
     </w:lvl>
   </w:abstractNum>
@@ -40586,7 +40616,7 @@
         <w:ind w:left="1080" w:hanging="360"/>
       </w:pPr>
       <w:rPr>
-        <w:rFonts w:hint="default" w:ascii="Symbol" w:hAnsi="Symbol"/>
+        <w:rFonts w:ascii="Symbol" w:hAnsi="Symbol" w:hint="default"/>
       </w:rPr>
     </w:lvl>
     <w:lvl w:ilvl="1" w:tplc="080A0003" w:tentative="1">
@@ -40598,7 +40628,7 @@
         <w:ind w:left="1800" w:hanging="360"/>
       </w:pPr>
       <w:rPr>
-        <w:rFonts w:hint="default" w:ascii="Courier New" w:hAnsi="Courier New" w:cs="Courier New"/>
+        <w:rFonts w:ascii="Courier New" w:hAnsi="Courier New" w:cs="Courier New" w:hint="default"/>
       </w:rPr>
     </w:lvl>
     <w:lvl w:ilvl="2" w:tplc="080A0005" w:tentative="1">
@@ -40610,7 +40640,7 @@
         <w:ind w:left="2520" w:hanging="360"/>
       </w:pPr>
       <w:rPr>
-        <w:rFonts w:hint="default" w:ascii="Wingdings" w:hAnsi="Wingdings"/>
+        <w:rFonts w:ascii="Wingdings" w:hAnsi="Wingdings" w:hint="default"/>
       </w:rPr>
     </w:lvl>
     <w:lvl w:ilvl="3" w:tplc="080A0001" w:tentative="1">
@@ -40622,7 +40652,7 @@
         <w:ind w:left="3240" w:hanging="360"/>
       </w:pPr>
       <w:rPr>
-        <w:rFonts w:hint="default" w:ascii="Symbol" w:hAnsi="Symbol"/>
+        <w:rFonts w:ascii="Symbol" w:hAnsi="Symbol" w:hint="default"/>
       </w:rPr>
     </w:lvl>
     <w:lvl w:ilvl="4" w:tplc="080A0003" w:tentative="1">
@@ -40634,7 +40664,7 @@
         <w:ind w:left="3960" w:hanging="360"/>
       </w:pPr>
       <w:rPr>
-        <w:rFonts w:hint="default" w:ascii="Courier New" w:hAnsi="Courier New" w:cs="Courier New"/>
+        <w:rFonts w:ascii="Courier New" w:hAnsi="Courier New" w:cs="Courier New" w:hint="default"/>
       </w:rPr>
     </w:lvl>
     <w:lvl w:ilvl="5" w:tplc="080A0005" w:tentative="1">
@@ -40646,7 +40676,7 @@
         <w:ind w:left="4680" w:hanging="360"/>
       </w:pPr>
       <w:rPr>
-        <w:rFonts w:hint="default" w:ascii="Wingdings" w:hAnsi="Wingdings"/>
+        <w:rFonts w:ascii="Wingdings" w:hAnsi="Wingdings" w:hint="default"/>
       </w:rPr>
     </w:lvl>
     <w:lvl w:ilvl="6" w:tplc="080A0001" w:tentative="1">
@@ -40658,7 +40688,7 @@
         <w:ind w:left="5400" w:hanging="360"/>
       </w:pPr>
       <w:rPr>
-        <w:rFonts w:hint="default" w:ascii="Symbol" w:hAnsi="Symbol"/>
+        <w:rFonts w:ascii="Symbol" w:hAnsi="Symbol" w:hint="default"/>
       </w:rPr>
     </w:lvl>
     <w:lvl w:ilvl="7" w:tplc="080A0003" w:tentative="1">
@@ -40670,7 +40700,7 @@
         <w:ind w:left="6120" w:hanging="360"/>
       </w:pPr>
       <w:rPr>
-        <w:rFonts w:hint="default" w:ascii="Courier New" w:hAnsi="Courier New" w:cs="Courier New"/>
+        <w:rFonts w:ascii="Courier New" w:hAnsi="Courier New" w:cs="Courier New" w:hint="default"/>
       </w:rPr>
     </w:lvl>
     <w:lvl w:ilvl="8" w:tplc="080A0005" w:tentative="1">
@@ -40682,7 +40712,7 @@
         <w:ind w:left="6840" w:hanging="360"/>
       </w:pPr>
       <w:rPr>
-        <w:rFonts w:hint="default" w:ascii="Wingdings" w:hAnsi="Wingdings"/>
+        <w:rFonts w:ascii="Wingdings" w:hAnsi="Wingdings" w:hint="default"/>
       </w:rPr>
     </w:lvl>
   </w:abstractNum>
@@ -40702,7 +40732,7 @@
         <w:ind w:left="720" w:hanging="360"/>
       </w:pPr>
       <w:rPr>
-        <w:rFonts w:hint="default" w:ascii="Symbol" w:hAnsi="Symbol"/>
+        <w:rFonts w:ascii="Symbol" w:hAnsi="Symbol" w:hint="default"/>
         <w:sz w:val="20"/>
       </w:rPr>
     </w:lvl>
@@ -40718,7 +40748,7 @@
         <w:ind w:left="1440" w:hanging="360"/>
       </w:pPr>
       <w:rPr>
-        <w:rFonts w:hint="default" w:ascii="Courier New" w:hAnsi="Courier New"/>
+        <w:rFonts w:ascii="Courier New" w:hAnsi="Courier New" w:hint="default"/>
         <w:sz w:val="20"/>
       </w:rPr>
     </w:lvl>
@@ -40734,7 +40764,7 @@
         <w:ind w:left="2160" w:hanging="360"/>
       </w:pPr>
       <w:rPr>
-        <w:rFonts w:hint="default" w:ascii="Wingdings" w:hAnsi="Wingdings"/>
+        <w:rFonts w:ascii="Wingdings" w:hAnsi="Wingdings" w:hint="default"/>
         <w:sz w:val="20"/>
       </w:rPr>
     </w:lvl>
@@ -40750,7 +40780,7 @@
         <w:ind w:left="2880" w:hanging="360"/>
       </w:pPr>
       <w:rPr>
-        <w:rFonts w:hint="default" w:ascii="Wingdings" w:hAnsi="Wingdings"/>
+        <w:rFonts w:ascii="Wingdings" w:hAnsi="Wingdings" w:hint="default"/>
         <w:sz w:val="20"/>
       </w:rPr>
     </w:lvl>
@@ -40766,7 +40796,7 @@
         <w:ind w:left="3600" w:hanging="360"/>
       </w:pPr>
       <w:rPr>
-        <w:rFonts w:hint="default" w:ascii="Wingdings" w:hAnsi="Wingdings"/>
+        <w:rFonts w:ascii="Wingdings" w:hAnsi="Wingdings" w:hint="default"/>
         <w:sz w:val="20"/>
       </w:rPr>
     </w:lvl>
@@ -40782,7 +40812,7 @@
         <w:ind w:left="4320" w:hanging="360"/>
       </w:pPr>
       <w:rPr>
-        <w:rFonts w:hint="default" w:ascii="Wingdings" w:hAnsi="Wingdings"/>
+        <w:rFonts w:ascii="Wingdings" w:hAnsi="Wingdings" w:hint="default"/>
         <w:sz w:val="20"/>
       </w:rPr>
     </w:lvl>
@@ -40798,7 +40828,7 @@
         <w:ind w:left="5040" w:hanging="360"/>
       </w:pPr>
       <w:rPr>
-        <w:rFonts w:hint="default" w:ascii="Wingdings" w:hAnsi="Wingdings"/>
+        <w:rFonts w:ascii="Wingdings" w:hAnsi="Wingdings" w:hint="default"/>
         <w:sz w:val="20"/>
       </w:rPr>
     </w:lvl>
@@ -40814,7 +40844,7 @@
         <w:ind w:left="5760" w:hanging="360"/>
       </w:pPr>
       <w:rPr>
-        <w:rFonts w:hint="default" w:ascii="Wingdings" w:hAnsi="Wingdings"/>
+        <w:rFonts w:ascii="Wingdings" w:hAnsi="Wingdings" w:hint="default"/>
         <w:sz w:val="20"/>
       </w:rPr>
     </w:lvl>
@@ -40830,7 +40860,7 @@
         <w:ind w:left="6480" w:hanging="360"/>
       </w:pPr>
       <w:rPr>
-        <w:rFonts w:hint="default" w:ascii="Wingdings" w:hAnsi="Wingdings"/>
+        <w:rFonts w:ascii="Wingdings" w:hAnsi="Wingdings" w:hint="default"/>
         <w:sz w:val="20"/>
       </w:rPr>
     </w:lvl>
@@ -40848,7 +40878,7 @@
         <w:ind w:left="360" w:hanging="360"/>
       </w:pPr>
       <w:rPr>
-        <w:rFonts w:hint="default" w:ascii="Symbol" w:hAnsi="Symbol"/>
+        <w:rFonts w:ascii="Symbol" w:hAnsi="Symbol" w:hint="default"/>
       </w:rPr>
     </w:lvl>
     <w:lvl w:ilvl="1" w:tplc="080A0003" w:tentative="1">
@@ -40860,7 +40890,7 @@
         <w:ind w:left="1080" w:hanging="360"/>
       </w:pPr>
       <w:rPr>
-        <w:rFonts w:hint="default" w:ascii="Courier New" w:hAnsi="Courier New" w:cs="Courier New"/>
+        <w:rFonts w:ascii="Courier New" w:hAnsi="Courier New" w:cs="Courier New" w:hint="default"/>
       </w:rPr>
     </w:lvl>
     <w:lvl w:ilvl="2" w:tplc="080A0005" w:tentative="1">
@@ -40872,7 +40902,7 @@
         <w:ind w:left="1800" w:hanging="360"/>
       </w:pPr>
       <w:rPr>
-        <w:rFonts w:hint="default" w:ascii="Wingdings" w:hAnsi="Wingdings"/>
+        <w:rFonts w:ascii="Wingdings" w:hAnsi="Wingdings" w:hint="default"/>
       </w:rPr>
     </w:lvl>
     <w:lvl w:ilvl="3" w:tplc="080A0001" w:tentative="1">
@@ -40884,7 +40914,7 @@
         <w:ind w:left="2520" w:hanging="360"/>
       </w:pPr>
       <w:rPr>
-        <w:rFonts w:hint="default" w:ascii="Symbol" w:hAnsi="Symbol"/>
+        <w:rFonts w:ascii="Symbol" w:hAnsi="Symbol" w:hint="default"/>
       </w:rPr>
     </w:lvl>
     <w:lvl w:ilvl="4" w:tplc="080A0003" w:tentative="1">
@@ -40896,7 +40926,7 @@
         <w:ind w:left="3240" w:hanging="360"/>
       </w:pPr>
       <w:rPr>
-        <w:rFonts w:hint="default" w:ascii="Courier New" w:hAnsi="Courier New" w:cs="Courier New"/>
+        <w:rFonts w:ascii="Courier New" w:hAnsi="Courier New" w:cs="Courier New" w:hint="default"/>
       </w:rPr>
     </w:lvl>
     <w:lvl w:ilvl="5" w:tplc="080A0005" w:tentative="1">
@@ -40908,7 +40938,7 @@
         <w:ind w:left="3960" w:hanging="360"/>
       </w:pPr>
       <w:rPr>
-        <w:rFonts w:hint="default" w:ascii="Wingdings" w:hAnsi="Wingdings"/>
+        <w:rFonts w:ascii="Wingdings" w:hAnsi="Wingdings" w:hint="default"/>
       </w:rPr>
     </w:lvl>
     <w:lvl w:ilvl="6" w:tplc="080A0001" w:tentative="1">
@@ -40920,7 +40950,7 @@
         <w:ind w:left="4680" w:hanging="360"/>
       </w:pPr>
       <w:rPr>
-        <w:rFonts w:hint="default" w:ascii="Symbol" w:hAnsi="Symbol"/>
+        <w:rFonts w:ascii="Symbol" w:hAnsi="Symbol" w:hint="default"/>
       </w:rPr>
     </w:lvl>
     <w:lvl w:ilvl="7" w:tplc="080A0003" w:tentative="1">
@@ -40932,7 +40962,7 @@
         <w:ind w:left="5400" w:hanging="360"/>
       </w:pPr>
       <w:rPr>
-        <w:rFonts w:hint="default" w:ascii="Courier New" w:hAnsi="Courier New" w:cs="Courier New"/>
+        <w:rFonts w:ascii="Courier New" w:hAnsi="Courier New" w:cs="Courier New" w:hint="default"/>
       </w:rPr>
     </w:lvl>
     <w:lvl w:ilvl="8" w:tplc="080A0005" w:tentative="1">
@@ -40944,7 +40974,7 @@
         <w:ind w:left="6120" w:hanging="360"/>
       </w:pPr>
       <w:rPr>
-        <w:rFonts w:hint="default" w:ascii="Wingdings" w:hAnsi="Wingdings"/>
+        <w:rFonts w:ascii="Wingdings" w:hAnsi="Wingdings" w:hint="default"/>
       </w:rPr>
     </w:lvl>
   </w:abstractNum>
@@ -41047,7 +41077,7 @@
         <w:ind w:left="1080" w:hanging="360"/>
       </w:pPr>
       <w:rPr>
-        <w:rFonts w:hint="default" w:ascii="Symbol" w:hAnsi="Symbol"/>
+        <w:rFonts w:ascii="Symbol" w:hAnsi="Symbol" w:hint="default"/>
       </w:rPr>
     </w:lvl>
     <w:lvl w:ilvl="1" w:tplc="080A0003" w:tentative="1">
@@ -41059,7 +41089,7 @@
         <w:ind w:left="1800" w:hanging="360"/>
       </w:pPr>
       <w:rPr>
-        <w:rFonts w:hint="default" w:ascii="Courier New" w:hAnsi="Courier New" w:cs="Courier New"/>
+        <w:rFonts w:ascii="Courier New" w:hAnsi="Courier New" w:cs="Courier New" w:hint="default"/>
       </w:rPr>
     </w:lvl>
     <w:lvl w:ilvl="2" w:tplc="080A0005" w:tentative="1">
@@ -41071,7 +41101,7 @@
         <w:ind w:left="2520" w:hanging="360"/>
       </w:pPr>
       <w:rPr>
-        <w:rFonts w:hint="default" w:ascii="Wingdings" w:hAnsi="Wingdings"/>
+        <w:rFonts w:ascii="Wingdings" w:hAnsi="Wingdings" w:hint="default"/>
       </w:rPr>
     </w:lvl>
     <w:lvl w:ilvl="3" w:tplc="080A0001" w:tentative="1">
@@ -41083,7 +41113,7 @@
         <w:ind w:left="3240" w:hanging="360"/>
       </w:pPr>
       <w:rPr>
-        <w:rFonts w:hint="default" w:ascii="Symbol" w:hAnsi="Symbol"/>
+        <w:rFonts w:ascii="Symbol" w:hAnsi="Symbol" w:hint="default"/>
       </w:rPr>
     </w:lvl>
     <w:lvl w:ilvl="4" w:tplc="080A0003" w:tentative="1">
@@ -41095,7 +41125,7 @@
         <w:ind w:left="3960" w:hanging="360"/>
       </w:pPr>
       <w:rPr>
-        <w:rFonts w:hint="default" w:ascii="Courier New" w:hAnsi="Courier New" w:cs="Courier New"/>
+        <w:rFonts w:ascii="Courier New" w:hAnsi="Courier New" w:cs="Courier New" w:hint="default"/>
       </w:rPr>
     </w:lvl>
     <w:lvl w:ilvl="5" w:tplc="080A0005" w:tentative="1">
@@ -41107,7 +41137,7 @@
         <w:ind w:left="4680" w:hanging="360"/>
       </w:pPr>
       <w:rPr>
-        <w:rFonts w:hint="default" w:ascii="Wingdings" w:hAnsi="Wingdings"/>
+        <w:rFonts w:ascii="Wingdings" w:hAnsi="Wingdings" w:hint="default"/>
       </w:rPr>
     </w:lvl>
     <w:lvl w:ilvl="6" w:tplc="080A0001" w:tentative="1">
@@ -41119,7 +41149,7 @@
         <w:ind w:left="5400" w:hanging="360"/>
       </w:pPr>
       <w:rPr>
-        <w:rFonts w:hint="default" w:ascii="Symbol" w:hAnsi="Symbol"/>
+        <w:rFonts w:ascii="Symbol" w:hAnsi="Symbol" w:hint="default"/>
       </w:rPr>
     </w:lvl>
     <w:lvl w:ilvl="7" w:tplc="080A0003" w:tentative="1">
@@ -41131,7 +41161,7 @@
         <w:ind w:left="6120" w:hanging="360"/>
       </w:pPr>
       <w:rPr>
-        <w:rFonts w:hint="default" w:ascii="Courier New" w:hAnsi="Courier New" w:cs="Courier New"/>
+        <w:rFonts w:ascii="Courier New" w:hAnsi="Courier New" w:cs="Courier New" w:hint="default"/>
       </w:rPr>
     </w:lvl>
     <w:lvl w:ilvl="8" w:tplc="080A0005" w:tentative="1">
@@ -41143,7 +41173,7 @@
         <w:ind w:left="6840" w:hanging="360"/>
       </w:pPr>
       <w:rPr>
-        <w:rFonts w:hint="default" w:ascii="Wingdings" w:hAnsi="Wingdings"/>
+        <w:rFonts w:ascii="Wingdings" w:hAnsi="Wingdings" w:hint="default"/>
       </w:rPr>
     </w:lvl>
   </w:abstractNum>
@@ -41163,7 +41193,7 @@
         <w:ind w:left="720" w:hanging="360"/>
       </w:pPr>
       <w:rPr>
-        <w:rFonts w:hint="default" w:ascii="Symbol" w:hAnsi="Symbol"/>
+        <w:rFonts w:ascii="Symbol" w:hAnsi="Symbol" w:hint="default"/>
         <w:sz w:val="20"/>
       </w:rPr>
     </w:lvl>
@@ -41179,7 +41209,7 @@
         <w:ind w:left="1440" w:hanging="360"/>
       </w:pPr>
       <w:rPr>
-        <w:rFonts w:hint="default" w:ascii="Courier New" w:hAnsi="Courier New"/>
+        <w:rFonts w:ascii="Courier New" w:hAnsi="Courier New" w:hint="default"/>
         <w:sz w:val="20"/>
       </w:rPr>
     </w:lvl>
@@ -41195,7 +41225,7 @@
         <w:ind w:left="2160" w:hanging="360"/>
       </w:pPr>
       <w:rPr>
-        <w:rFonts w:hint="default" w:ascii="Wingdings" w:hAnsi="Wingdings"/>
+        <w:rFonts w:ascii="Wingdings" w:hAnsi="Wingdings" w:hint="default"/>
         <w:sz w:val="20"/>
       </w:rPr>
     </w:lvl>
@@ -41211,7 +41241,7 @@
         <w:ind w:left="2880" w:hanging="360"/>
       </w:pPr>
       <w:rPr>
-        <w:rFonts w:hint="default" w:ascii="Wingdings" w:hAnsi="Wingdings"/>
+        <w:rFonts w:ascii="Wingdings" w:hAnsi="Wingdings" w:hint="default"/>
         <w:sz w:val="20"/>
       </w:rPr>
     </w:lvl>
@@ -41227,7 +41257,7 @@
         <w:ind w:left="3600" w:hanging="360"/>
       </w:pPr>
       <w:rPr>
-        <w:rFonts w:hint="default" w:ascii="Wingdings" w:hAnsi="Wingdings"/>
+        <w:rFonts w:ascii="Wingdings" w:hAnsi="Wingdings" w:hint="default"/>
         <w:sz w:val="20"/>
       </w:rPr>
     </w:lvl>
@@ -41243,7 +41273,7 @@
         <w:ind w:left="4320" w:hanging="360"/>
       </w:pPr>
       <w:rPr>
-        <w:rFonts w:hint="default" w:ascii="Wingdings" w:hAnsi="Wingdings"/>
+        <w:rFonts w:ascii="Wingdings" w:hAnsi="Wingdings" w:hint="default"/>
         <w:sz w:val="20"/>
       </w:rPr>
     </w:lvl>
@@ -41259,7 +41289,7 @@
         <w:ind w:left="5040" w:hanging="360"/>
       </w:pPr>
       <w:rPr>
-        <w:rFonts w:hint="default" w:ascii="Wingdings" w:hAnsi="Wingdings"/>
+        <w:rFonts w:ascii="Wingdings" w:hAnsi="Wingdings" w:hint="default"/>
         <w:sz w:val="20"/>
       </w:rPr>
     </w:lvl>
@@ -41275,7 +41305,7 @@
         <w:ind w:left="5760" w:hanging="360"/>
       </w:pPr>
       <w:rPr>
-        <w:rFonts w:hint="default" w:ascii="Wingdings" w:hAnsi="Wingdings"/>
+        <w:rFonts w:ascii="Wingdings" w:hAnsi="Wingdings" w:hint="default"/>
         <w:sz w:val="20"/>
       </w:rPr>
     </w:lvl>
@@ -41291,7 +41321,7 @@
         <w:ind w:left="6480" w:hanging="360"/>
       </w:pPr>
       <w:rPr>
-        <w:rFonts w:hint="default" w:ascii="Wingdings" w:hAnsi="Wingdings"/>
+        <w:rFonts w:ascii="Wingdings" w:hAnsi="Wingdings" w:hint="default"/>
         <w:sz w:val="20"/>
       </w:rPr>
     </w:lvl>
@@ -41309,7 +41339,7 @@
         <w:ind w:left="1080" w:hanging="360"/>
       </w:pPr>
       <w:rPr>
-        <w:rFonts w:hint="default" w:ascii="Symbol" w:hAnsi="Symbol"/>
+        <w:rFonts w:ascii="Symbol" w:hAnsi="Symbol" w:hint="default"/>
       </w:rPr>
     </w:lvl>
     <w:lvl w:ilvl="1" w:tplc="080A0003" w:tentative="1">
@@ -41321,7 +41351,7 @@
         <w:ind w:left="1800" w:hanging="360"/>
       </w:pPr>
       <w:rPr>
-        <w:rFonts w:hint="default" w:ascii="Courier New" w:hAnsi="Courier New" w:cs="Courier New"/>
+        <w:rFonts w:ascii="Courier New" w:hAnsi="Courier New" w:cs="Courier New" w:hint="default"/>
       </w:rPr>
     </w:lvl>
     <w:lvl w:ilvl="2" w:tplc="080A0005" w:tentative="1">
@@ -41333,7 +41363,7 @@
         <w:ind w:left="2520" w:hanging="360"/>
       </w:pPr>
       <w:rPr>
-        <w:rFonts w:hint="default" w:ascii="Wingdings" w:hAnsi="Wingdings"/>
+        <w:rFonts w:ascii="Wingdings" w:hAnsi="Wingdings" w:hint="default"/>
       </w:rPr>
     </w:lvl>
     <w:lvl w:ilvl="3" w:tplc="080A0001" w:tentative="1">
@@ -41345,7 +41375,7 @@
         <w:ind w:left="3240" w:hanging="360"/>
       </w:pPr>
       <w:rPr>
-        <w:rFonts w:hint="default" w:ascii="Symbol" w:hAnsi="Symbol"/>
+        <w:rFonts w:ascii="Symbol" w:hAnsi="Symbol" w:hint="default"/>
       </w:rPr>
     </w:lvl>
     <w:lvl w:ilvl="4" w:tplc="080A0003" w:tentative="1">
@@ -41357,7 +41387,7 @@
         <w:ind w:left="3960" w:hanging="360"/>
       </w:pPr>
       <w:rPr>
-        <w:rFonts w:hint="default" w:ascii="Courier New" w:hAnsi="Courier New" w:cs="Courier New"/>
+        <w:rFonts w:ascii="Courier New" w:hAnsi="Courier New" w:cs="Courier New" w:hint="default"/>
       </w:rPr>
     </w:lvl>
     <w:lvl w:ilvl="5" w:tplc="080A0005" w:tentative="1">
@@ -41369,7 +41399,7 @@
         <w:ind w:left="4680" w:hanging="360"/>
       </w:pPr>
       <w:rPr>
-        <w:rFonts w:hint="default" w:ascii="Wingdings" w:hAnsi="Wingdings"/>
+        <w:rFonts w:ascii="Wingdings" w:hAnsi="Wingdings" w:hint="default"/>
       </w:rPr>
     </w:lvl>
     <w:lvl w:ilvl="6" w:tplc="080A0001" w:tentative="1">
@@ -41381,7 +41411,7 @@
         <w:ind w:left="5400" w:hanging="360"/>
       </w:pPr>
       <w:rPr>
-        <w:rFonts w:hint="default" w:ascii="Symbol" w:hAnsi="Symbol"/>
+        <w:rFonts w:ascii="Symbol" w:hAnsi="Symbol" w:hint="default"/>
       </w:rPr>
     </w:lvl>
     <w:lvl w:ilvl="7" w:tplc="080A0003" w:tentative="1">
@@ -41393,7 +41423,7 @@
         <w:ind w:left="6120" w:hanging="360"/>
       </w:pPr>
       <w:rPr>
-        <w:rFonts w:hint="default" w:ascii="Courier New" w:hAnsi="Courier New" w:cs="Courier New"/>
+        <w:rFonts w:ascii="Courier New" w:hAnsi="Courier New" w:cs="Courier New" w:hint="default"/>
       </w:rPr>
     </w:lvl>
     <w:lvl w:ilvl="8" w:tplc="080A0005" w:tentative="1">
@@ -41405,7 +41435,7 @@
         <w:ind w:left="6840" w:hanging="360"/>
       </w:pPr>
       <w:rPr>
-        <w:rFonts w:hint="default" w:ascii="Wingdings" w:hAnsi="Wingdings"/>
+        <w:rFonts w:ascii="Wingdings" w:hAnsi="Wingdings" w:hint="default"/>
       </w:rPr>
     </w:lvl>
   </w:abstractNum>
@@ -41422,7 +41452,7 @@
         <w:ind w:left="360" w:hanging="360"/>
       </w:pPr>
       <w:rPr>
-        <w:rFonts w:hint="default" w:ascii="Symbol" w:hAnsi="Symbol"/>
+        <w:rFonts w:ascii="Symbol" w:hAnsi="Symbol" w:hint="default"/>
       </w:rPr>
     </w:lvl>
     <w:lvl w:ilvl="1" w:tplc="FFFFFFFF" w:tentative="1">
@@ -41434,7 +41464,7 @@
         <w:ind w:left="2232" w:hanging="360"/>
       </w:pPr>
       <w:rPr>
-        <w:rFonts w:hint="default" w:ascii="Courier New" w:hAnsi="Courier New" w:cs="Courier New"/>
+        <w:rFonts w:ascii="Courier New" w:hAnsi="Courier New" w:cs="Courier New" w:hint="default"/>
       </w:rPr>
     </w:lvl>
     <w:lvl w:ilvl="2" w:tplc="FFFFFFFF" w:tentative="1">
@@ -41446,7 +41476,7 @@
         <w:ind w:left="2952" w:hanging="360"/>
       </w:pPr>
       <w:rPr>
-        <w:rFonts w:hint="default" w:ascii="Wingdings" w:hAnsi="Wingdings"/>
+        <w:rFonts w:ascii="Wingdings" w:hAnsi="Wingdings" w:hint="default"/>
       </w:rPr>
     </w:lvl>
     <w:lvl w:ilvl="3" w:tplc="FFFFFFFF" w:tentative="1">
@@ -41458,7 +41488,7 @@
         <w:ind w:left="3672" w:hanging="360"/>
       </w:pPr>
       <w:rPr>
-        <w:rFonts w:hint="default" w:ascii="Symbol" w:hAnsi="Symbol"/>
+        <w:rFonts w:ascii="Symbol" w:hAnsi="Symbol" w:hint="default"/>
       </w:rPr>
     </w:lvl>
     <w:lvl w:ilvl="4" w:tplc="FFFFFFFF" w:tentative="1">
@@ -41470,7 +41500,7 @@
         <w:ind w:left="4392" w:hanging="360"/>
       </w:pPr>
       <w:rPr>
-        <w:rFonts w:hint="default" w:ascii="Courier New" w:hAnsi="Courier New" w:cs="Courier New"/>
+        <w:rFonts w:ascii="Courier New" w:hAnsi="Courier New" w:cs="Courier New" w:hint="default"/>
       </w:rPr>
     </w:lvl>
     <w:lvl w:ilvl="5" w:tplc="FFFFFFFF" w:tentative="1">
@@ -41482,7 +41512,7 @@
         <w:ind w:left="5112" w:hanging="360"/>
       </w:pPr>
       <w:rPr>
-        <w:rFonts w:hint="default" w:ascii="Wingdings" w:hAnsi="Wingdings"/>
+        <w:rFonts w:ascii="Wingdings" w:hAnsi="Wingdings" w:hint="default"/>
       </w:rPr>
     </w:lvl>
     <w:lvl w:ilvl="6" w:tplc="FFFFFFFF" w:tentative="1">
@@ -41494,7 +41524,7 @@
         <w:ind w:left="5832" w:hanging="360"/>
       </w:pPr>
       <w:rPr>
-        <w:rFonts w:hint="default" w:ascii="Symbol" w:hAnsi="Symbol"/>
+        <w:rFonts w:ascii="Symbol" w:hAnsi="Symbol" w:hint="default"/>
       </w:rPr>
     </w:lvl>
     <w:lvl w:ilvl="7" w:tplc="FFFFFFFF" w:tentative="1">
@@ -41506,7 +41536,7 @@
         <w:ind w:left="6552" w:hanging="360"/>
       </w:pPr>
       <w:rPr>
-        <w:rFonts w:hint="default" w:ascii="Courier New" w:hAnsi="Courier New" w:cs="Courier New"/>
+        <w:rFonts w:ascii="Courier New" w:hAnsi="Courier New" w:cs="Courier New" w:hint="default"/>
       </w:rPr>
     </w:lvl>
     <w:lvl w:ilvl="8" w:tplc="FFFFFFFF" w:tentative="1">
@@ -41518,7 +41548,7 @@
         <w:ind w:left="7272" w:hanging="360"/>
       </w:pPr>
       <w:rPr>
-        <w:rFonts w:hint="default" w:ascii="Wingdings" w:hAnsi="Wingdings"/>
+        <w:rFonts w:ascii="Wingdings" w:hAnsi="Wingdings" w:hint="default"/>
       </w:rPr>
     </w:lvl>
   </w:abstractNum>
@@ -41535,7 +41565,7 @@
         <w:ind w:left="1512" w:hanging="360"/>
       </w:pPr>
       <w:rPr>
-        <w:rFonts w:hint="default" w:ascii="Symbol" w:hAnsi="Symbol"/>
+        <w:rFonts w:ascii="Symbol" w:hAnsi="Symbol" w:hint="default"/>
       </w:rPr>
     </w:lvl>
     <w:lvl w:ilvl="1" w:tplc="080A0003" w:tentative="1">
@@ -41547,7 +41577,7 @@
         <w:ind w:left="2232" w:hanging="360"/>
       </w:pPr>
       <w:rPr>
-        <w:rFonts w:hint="default" w:ascii="Courier New" w:hAnsi="Courier New" w:cs="Courier New"/>
+        <w:rFonts w:ascii="Courier New" w:hAnsi="Courier New" w:cs="Courier New" w:hint="default"/>
       </w:rPr>
     </w:lvl>
     <w:lvl w:ilvl="2" w:tplc="080A0005" w:tentative="1">
@@ -41559,7 +41589,7 @@
         <w:ind w:left="2952" w:hanging="360"/>
       </w:pPr>
       <w:rPr>
-        <w:rFonts w:hint="default" w:ascii="Wingdings" w:hAnsi="Wingdings"/>
+        <w:rFonts w:ascii="Wingdings" w:hAnsi="Wingdings" w:hint="default"/>
       </w:rPr>
     </w:lvl>
     <w:lvl w:ilvl="3" w:tplc="080A0001" w:tentative="1">
@@ -41571,7 +41601,7 @@
         <w:ind w:left="3672" w:hanging="360"/>
       </w:pPr>
       <w:rPr>
-        <w:rFonts w:hint="default" w:ascii="Symbol" w:hAnsi="Symbol"/>
+        <w:rFonts w:ascii="Symbol" w:hAnsi="Symbol" w:hint="default"/>
       </w:rPr>
     </w:lvl>
     <w:lvl w:ilvl="4" w:tplc="080A0003" w:tentative="1">
@@ -41583,7 +41613,7 @@
         <w:ind w:left="4392" w:hanging="360"/>
       </w:pPr>
       <w:rPr>
-        <w:rFonts w:hint="default" w:ascii="Courier New" w:hAnsi="Courier New" w:cs="Courier New"/>
+        <w:rFonts w:ascii="Courier New" w:hAnsi="Courier New" w:cs="Courier New" w:hint="default"/>
       </w:rPr>
     </w:lvl>
     <w:lvl w:ilvl="5" w:tplc="080A0005" w:tentative="1">
@@ -41595,7 +41625,7 @@
         <w:ind w:left="5112" w:hanging="360"/>
       </w:pPr>
       <w:rPr>
-        <w:rFonts w:hint="default" w:ascii="Wingdings" w:hAnsi="Wingdings"/>
+        <w:rFonts w:ascii="Wingdings" w:hAnsi="Wingdings" w:hint="default"/>
       </w:rPr>
     </w:lvl>
     <w:lvl w:ilvl="6" w:tplc="080A0001" w:tentative="1">
@@ -41607,7 +41637,7 @@
         <w:ind w:left="5832" w:hanging="360"/>
       </w:pPr>
       <w:rPr>
-        <w:rFonts w:hint="default" w:ascii="Symbol" w:hAnsi="Symbol"/>
+        <w:rFonts w:ascii="Symbol" w:hAnsi="Symbol" w:hint="default"/>
       </w:rPr>
     </w:lvl>
     <w:lvl w:ilvl="7" w:tplc="080A0003" w:tentative="1">
@@ -41619,7 +41649,7 @@
         <w:ind w:left="6552" w:hanging="360"/>
       </w:pPr>
       <w:rPr>
-        <w:rFonts w:hint="default" w:ascii="Courier New" w:hAnsi="Courier New" w:cs="Courier New"/>
+        <w:rFonts w:ascii="Courier New" w:hAnsi="Courier New" w:cs="Courier New" w:hint="default"/>
       </w:rPr>
     </w:lvl>
     <w:lvl w:ilvl="8" w:tplc="080A0005" w:tentative="1">
@@ -41631,7 +41661,7 @@
         <w:ind w:left="7272" w:hanging="360"/>
       </w:pPr>
       <w:rPr>
-        <w:rFonts w:hint="default" w:ascii="Wingdings" w:hAnsi="Wingdings"/>
+        <w:rFonts w:ascii="Wingdings" w:hAnsi="Wingdings" w:hint="default"/>
       </w:rPr>
     </w:lvl>
   </w:abstractNum>
@@ -41651,7 +41681,7 @@
         <w:ind w:left="786" w:hanging="360"/>
       </w:pPr>
       <w:rPr>
-        <w:rFonts w:hint="default" w:ascii="Symbol" w:hAnsi="Symbol"/>
+        <w:rFonts w:ascii="Symbol" w:hAnsi="Symbol" w:hint="default"/>
         <w:sz w:val="20"/>
       </w:rPr>
     </w:lvl>
@@ -41667,7 +41697,7 @@
         <w:ind w:left="1506" w:hanging="360"/>
       </w:pPr>
       <w:rPr>
-        <w:rFonts w:hint="default" w:ascii="Courier New" w:hAnsi="Courier New"/>
+        <w:rFonts w:ascii="Courier New" w:hAnsi="Courier New" w:hint="default"/>
         <w:sz w:val="20"/>
       </w:rPr>
     </w:lvl>
@@ -41683,7 +41713,7 @@
         <w:ind w:left="2226" w:hanging="360"/>
       </w:pPr>
       <w:rPr>
-        <w:rFonts w:hint="default" w:ascii="Wingdings" w:hAnsi="Wingdings"/>
+        <w:rFonts w:ascii="Wingdings" w:hAnsi="Wingdings" w:hint="default"/>
         <w:sz w:val="20"/>
       </w:rPr>
     </w:lvl>
@@ -41699,7 +41729,7 @@
         <w:ind w:left="2946" w:hanging="360"/>
       </w:pPr>
       <w:rPr>
-        <w:rFonts w:hint="default" w:ascii="Wingdings" w:hAnsi="Wingdings"/>
+        <w:rFonts w:ascii="Wingdings" w:hAnsi="Wingdings" w:hint="default"/>
         <w:sz w:val="20"/>
       </w:rPr>
     </w:lvl>
@@ -41715,7 +41745,7 @@
         <w:ind w:left="3666" w:hanging="360"/>
       </w:pPr>
       <w:rPr>
-        <w:rFonts w:hint="default" w:ascii="Wingdings" w:hAnsi="Wingdings"/>
+        <w:rFonts w:ascii="Wingdings" w:hAnsi="Wingdings" w:hint="default"/>
         <w:sz w:val="20"/>
       </w:rPr>
     </w:lvl>
@@ -41731,7 +41761,7 @@
         <w:ind w:left="4386" w:hanging="360"/>
       </w:pPr>
       <w:rPr>
-        <w:rFonts w:hint="default" w:ascii="Wingdings" w:hAnsi="Wingdings"/>
+        <w:rFonts w:ascii="Wingdings" w:hAnsi="Wingdings" w:hint="default"/>
         <w:sz w:val="20"/>
       </w:rPr>
     </w:lvl>
@@ -41747,7 +41777,7 @@
         <w:ind w:left="5106" w:hanging="360"/>
       </w:pPr>
       <w:rPr>
-        <w:rFonts w:hint="default" w:ascii="Wingdings" w:hAnsi="Wingdings"/>
+        <w:rFonts w:ascii="Wingdings" w:hAnsi="Wingdings" w:hint="default"/>
         <w:sz w:val="20"/>
       </w:rPr>
     </w:lvl>
@@ -41763,7 +41793,7 @@
         <w:ind w:left="5826" w:hanging="360"/>
       </w:pPr>
       <w:rPr>
-        <w:rFonts w:hint="default" w:ascii="Wingdings" w:hAnsi="Wingdings"/>
+        <w:rFonts w:ascii="Wingdings" w:hAnsi="Wingdings" w:hint="default"/>
         <w:sz w:val="20"/>
       </w:rPr>
     </w:lvl>
@@ -41779,7 +41809,7 @@
         <w:ind w:left="6546" w:hanging="360"/>
       </w:pPr>
       <w:rPr>
-        <w:rFonts w:hint="default" w:ascii="Wingdings" w:hAnsi="Wingdings"/>
+        <w:rFonts w:ascii="Wingdings" w:hAnsi="Wingdings" w:hint="default"/>
         <w:sz w:val="20"/>
       </w:rPr>
     </w:lvl>
@@ -41797,7 +41827,7 @@
         <w:ind w:left="1146" w:hanging="360"/>
       </w:pPr>
       <w:rPr>
-        <w:rFonts w:hint="default" w:ascii="Symbol" w:hAnsi="Symbol"/>
+        <w:rFonts w:ascii="Symbol" w:hAnsi="Symbol" w:hint="default"/>
       </w:rPr>
     </w:lvl>
     <w:lvl w:ilvl="1" w:tplc="080A0003" w:tentative="1">
@@ -41809,7 +41839,7 @@
         <w:ind w:left="1866" w:hanging="360"/>
       </w:pPr>
       <w:rPr>
-        <w:rFonts w:hint="default" w:ascii="Courier New" w:hAnsi="Courier New" w:cs="Courier New"/>
+        <w:rFonts w:ascii="Courier New" w:hAnsi="Courier New" w:cs="Courier New" w:hint="default"/>
       </w:rPr>
     </w:lvl>
     <w:lvl w:ilvl="2" w:tplc="080A0005" w:tentative="1">
@@ -41821,7 +41851,7 @@
         <w:ind w:left="2586" w:hanging="360"/>
       </w:pPr>
       <w:rPr>
-        <w:rFonts w:hint="default" w:ascii="Wingdings" w:hAnsi="Wingdings"/>
+        <w:rFonts w:ascii="Wingdings" w:hAnsi="Wingdings" w:hint="default"/>
       </w:rPr>
     </w:lvl>
     <w:lvl w:ilvl="3" w:tplc="080A0001" w:tentative="1">
@@ -41833,7 +41863,7 @@
         <w:ind w:left="3306" w:hanging="360"/>
       </w:pPr>
       <w:rPr>
-        <w:rFonts w:hint="default" w:ascii="Symbol" w:hAnsi="Symbol"/>
+        <w:rFonts w:ascii="Symbol" w:hAnsi="Symbol" w:hint="default"/>
       </w:rPr>
     </w:lvl>
     <w:lvl w:ilvl="4" w:tplc="080A0003" w:tentative="1">
@@ -41845,7 +41875,7 @@
         <w:ind w:left="4026" w:hanging="360"/>
       </w:pPr>
       <w:rPr>
-        <w:rFonts w:hint="default" w:ascii="Courier New" w:hAnsi="Courier New" w:cs="Courier New"/>
+        <w:rFonts w:ascii="Courier New" w:hAnsi="Courier New" w:cs="Courier New" w:hint="default"/>
       </w:rPr>
     </w:lvl>
     <w:lvl w:ilvl="5" w:tplc="080A0005" w:tentative="1">
@@ -41857,7 +41887,7 @@
         <w:ind w:left="4746" w:hanging="360"/>
       </w:pPr>
       <w:rPr>
-        <w:rFonts w:hint="default" w:ascii="Wingdings" w:hAnsi="Wingdings"/>
+        <w:rFonts w:ascii="Wingdings" w:hAnsi="Wingdings" w:hint="default"/>
       </w:rPr>
     </w:lvl>
     <w:lvl w:ilvl="6" w:tplc="080A0001" w:tentative="1">
@@ -41869,7 +41899,7 @@
         <w:ind w:left="5466" w:hanging="360"/>
       </w:pPr>
       <w:rPr>
-        <w:rFonts w:hint="default" w:ascii="Symbol" w:hAnsi="Symbol"/>
+        <w:rFonts w:ascii="Symbol" w:hAnsi="Symbol" w:hint="default"/>
       </w:rPr>
     </w:lvl>
     <w:lvl w:ilvl="7" w:tplc="080A0003" w:tentative="1">
@@ -41881,7 +41911,7 @@
         <w:ind w:left="6186" w:hanging="360"/>
       </w:pPr>
       <w:rPr>
-        <w:rFonts w:hint="default" w:ascii="Courier New" w:hAnsi="Courier New" w:cs="Courier New"/>
+        <w:rFonts w:ascii="Courier New" w:hAnsi="Courier New" w:cs="Courier New" w:hint="default"/>
       </w:rPr>
     </w:lvl>
     <w:lvl w:ilvl="8" w:tplc="080A0005" w:tentative="1">
@@ -41893,7 +41923,7 @@
         <w:ind w:left="6906" w:hanging="360"/>
       </w:pPr>
       <w:rPr>
-        <w:rFonts w:hint="default" w:ascii="Wingdings" w:hAnsi="Wingdings"/>
+        <w:rFonts w:ascii="Wingdings" w:hAnsi="Wingdings" w:hint="default"/>
       </w:rPr>
     </w:lvl>
   </w:abstractNum>
@@ -41910,7 +41940,7 @@
         <w:ind w:left="1080" w:hanging="360"/>
       </w:pPr>
       <w:rPr>
-        <w:rFonts w:hint="default" w:ascii="Symbol" w:hAnsi="Symbol"/>
+        <w:rFonts w:ascii="Symbol" w:hAnsi="Symbol" w:hint="default"/>
       </w:rPr>
     </w:lvl>
     <w:lvl w:ilvl="1" w:tplc="080A0003" w:tentative="1">
@@ -41922,7 +41952,7 @@
         <w:ind w:left="1800" w:hanging="360"/>
       </w:pPr>
       <w:rPr>
-        <w:rFonts w:hint="default" w:ascii="Courier New" w:hAnsi="Courier New" w:cs="Courier New"/>
+        <w:rFonts w:ascii="Courier New" w:hAnsi="Courier New" w:cs="Courier New" w:hint="default"/>
       </w:rPr>
     </w:lvl>
     <w:lvl w:ilvl="2" w:tplc="080A0005" w:tentative="1">
@@ -41934,7 +41964,7 @@
         <w:ind w:left="2520" w:hanging="360"/>
       </w:pPr>
       <w:rPr>
-        <w:rFonts w:hint="default" w:ascii="Wingdings" w:hAnsi="Wingdings"/>
+        <w:rFonts w:ascii="Wingdings" w:hAnsi="Wingdings" w:hint="default"/>
       </w:rPr>
     </w:lvl>
     <w:lvl w:ilvl="3" w:tplc="080A0001" w:tentative="1">
@@ -41946,7 +41976,7 @@
         <w:ind w:left="3240" w:hanging="360"/>
       </w:pPr>
       <w:rPr>
-        <w:rFonts w:hint="default" w:ascii="Symbol" w:hAnsi="Symbol"/>
+        <w:rFonts w:ascii="Symbol" w:hAnsi="Symbol" w:hint="default"/>
       </w:rPr>
     </w:lvl>
     <w:lvl w:ilvl="4" w:tplc="080A0003" w:tentative="1">
@@ -41958,7 +41988,7 @@
         <w:ind w:left="3960" w:hanging="360"/>
       </w:pPr>
       <w:rPr>
-        <w:rFonts w:hint="default" w:ascii="Courier New" w:hAnsi="Courier New" w:cs="Courier New"/>
+        <w:rFonts w:ascii="Courier New" w:hAnsi="Courier New" w:cs="Courier New" w:hint="default"/>
       </w:rPr>
     </w:lvl>
     <w:lvl w:ilvl="5" w:tplc="080A0005" w:tentative="1">
@@ -41970,7 +42000,7 @@
         <w:ind w:left="4680" w:hanging="360"/>
       </w:pPr>
       <w:rPr>
-        <w:rFonts w:hint="default" w:ascii="Wingdings" w:hAnsi="Wingdings"/>
+        <w:rFonts w:ascii="Wingdings" w:hAnsi="Wingdings" w:hint="default"/>
       </w:rPr>
     </w:lvl>
     <w:lvl w:ilvl="6" w:tplc="080A0001" w:tentative="1">
@@ -41982,7 +42012,7 @@
         <w:ind w:left="5400" w:hanging="360"/>
       </w:pPr>
       <w:rPr>
-        <w:rFonts w:hint="default" w:ascii="Symbol" w:hAnsi="Symbol"/>
+        <w:rFonts w:ascii="Symbol" w:hAnsi="Symbol" w:hint="default"/>
       </w:rPr>
     </w:lvl>
     <w:lvl w:ilvl="7" w:tplc="080A0003" w:tentative="1">
@@ -41994,7 +42024,7 @@
         <w:ind w:left="6120" w:hanging="360"/>
       </w:pPr>
       <w:rPr>
-        <w:rFonts w:hint="default" w:ascii="Courier New" w:hAnsi="Courier New" w:cs="Courier New"/>
+        <w:rFonts w:ascii="Courier New" w:hAnsi="Courier New" w:cs="Courier New" w:hint="default"/>
       </w:rPr>
     </w:lvl>
     <w:lvl w:ilvl="8" w:tplc="080A0005" w:tentative="1">
@@ -42006,7 +42036,7 @@
         <w:ind w:left="6840" w:hanging="360"/>
       </w:pPr>
       <w:rPr>
-        <w:rFonts w:hint="default" w:ascii="Wingdings" w:hAnsi="Wingdings"/>
+        <w:rFonts w:ascii="Wingdings" w:hAnsi="Wingdings" w:hint="default"/>
       </w:rPr>
     </w:lvl>
   </w:abstractNum>
@@ -42023,7 +42053,7 @@
         <w:ind w:left="858" w:hanging="360"/>
       </w:pPr>
       <w:rPr>
-        <w:rFonts w:hint="default" w:ascii="Symbol" w:hAnsi="Symbol"/>
+        <w:rFonts w:ascii="Symbol" w:hAnsi="Symbol" w:hint="default"/>
         <w:sz w:val="20"/>
       </w:rPr>
     </w:lvl>
@@ -42039,7 +42069,7 @@
         <w:ind w:left="1578" w:hanging="360"/>
       </w:pPr>
       <w:rPr>
-        <w:rFonts w:hint="default" w:ascii="Courier New" w:hAnsi="Courier New"/>
+        <w:rFonts w:ascii="Courier New" w:hAnsi="Courier New" w:hint="default"/>
         <w:sz w:val="20"/>
       </w:rPr>
     </w:lvl>
@@ -42055,7 +42085,7 @@
         <w:ind w:left="2298" w:hanging="360"/>
       </w:pPr>
       <w:rPr>
-        <w:rFonts w:hint="default" w:ascii="Wingdings" w:hAnsi="Wingdings"/>
+        <w:rFonts w:ascii="Wingdings" w:hAnsi="Wingdings" w:hint="default"/>
         <w:sz w:val="20"/>
       </w:rPr>
     </w:lvl>
@@ -42071,7 +42101,7 @@
         <w:ind w:left="3018" w:hanging="360"/>
       </w:pPr>
       <w:rPr>
-        <w:rFonts w:hint="default" w:ascii="Wingdings" w:hAnsi="Wingdings"/>
+        <w:rFonts w:ascii="Wingdings" w:hAnsi="Wingdings" w:hint="default"/>
         <w:sz w:val="20"/>
       </w:rPr>
     </w:lvl>
@@ -42087,7 +42117,7 @@
         <w:ind w:left="3738" w:hanging="360"/>
       </w:pPr>
       <w:rPr>
-        <w:rFonts w:hint="default" w:ascii="Wingdings" w:hAnsi="Wingdings"/>
+        <w:rFonts w:ascii="Wingdings" w:hAnsi="Wingdings" w:hint="default"/>
         <w:sz w:val="20"/>
       </w:rPr>
     </w:lvl>
@@ -42103,7 +42133,7 @@
         <w:ind w:left="4458" w:hanging="360"/>
       </w:pPr>
       <w:rPr>
-        <w:rFonts w:hint="default" w:ascii="Wingdings" w:hAnsi="Wingdings"/>
+        <w:rFonts w:ascii="Wingdings" w:hAnsi="Wingdings" w:hint="default"/>
         <w:sz w:val="20"/>
       </w:rPr>
     </w:lvl>
@@ -42119,7 +42149,7 @@
         <w:ind w:left="5178" w:hanging="360"/>
       </w:pPr>
       <w:rPr>
-        <w:rFonts w:hint="default" w:ascii="Wingdings" w:hAnsi="Wingdings"/>
+        <w:rFonts w:ascii="Wingdings" w:hAnsi="Wingdings" w:hint="default"/>
         <w:sz w:val="20"/>
       </w:rPr>
     </w:lvl>
@@ -42135,7 +42165,7 @@
         <w:ind w:left="5898" w:hanging="360"/>
       </w:pPr>
       <w:rPr>
-        <w:rFonts w:hint="default" w:ascii="Wingdings" w:hAnsi="Wingdings"/>
+        <w:rFonts w:ascii="Wingdings" w:hAnsi="Wingdings" w:hint="default"/>
         <w:sz w:val="20"/>
       </w:rPr>
     </w:lvl>
@@ -42151,7 +42181,7 @@
         <w:ind w:left="6618" w:hanging="360"/>
       </w:pPr>
       <w:rPr>
-        <w:rFonts w:hint="default" w:ascii="Wingdings" w:hAnsi="Wingdings"/>
+        <w:rFonts w:ascii="Wingdings" w:hAnsi="Wingdings" w:hint="default"/>
         <w:sz w:val="20"/>
       </w:rPr>
     </w:lvl>
@@ -42255,7 +42285,7 @@
         <w:ind w:left="1080" w:hanging="360"/>
       </w:pPr>
       <w:rPr>
-        <w:rFonts w:hint="default" w:ascii="Symbol" w:hAnsi="Symbol"/>
+        <w:rFonts w:ascii="Symbol" w:hAnsi="Symbol" w:hint="default"/>
       </w:rPr>
     </w:lvl>
     <w:lvl w:ilvl="1" w:tplc="080A0003" w:tentative="1">
@@ -42267,7 +42297,7 @@
         <w:ind w:left="1800" w:hanging="360"/>
       </w:pPr>
       <w:rPr>
-        <w:rFonts w:hint="default" w:ascii="Courier New" w:hAnsi="Courier New" w:cs="Courier New"/>
+        <w:rFonts w:ascii="Courier New" w:hAnsi="Courier New" w:cs="Courier New" w:hint="default"/>
       </w:rPr>
     </w:lvl>
     <w:lvl w:ilvl="2" w:tplc="080A0005" w:tentative="1">
@@ -42279,7 +42309,7 @@
         <w:ind w:left="2520" w:hanging="360"/>
       </w:pPr>
       <w:rPr>
-        <w:rFonts w:hint="default" w:ascii="Wingdings" w:hAnsi="Wingdings"/>
+        <w:rFonts w:ascii="Wingdings" w:hAnsi="Wingdings" w:hint="default"/>
       </w:rPr>
     </w:lvl>
     <w:lvl w:ilvl="3" w:tplc="080A0001" w:tentative="1">
@@ -42291,7 +42321,7 @@
         <w:ind w:left="3240" w:hanging="360"/>
       </w:pPr>
       <w:rPr>
-        <w:rFonts w:hint="default" w:ascii="Symbol" w:hAnsi="Symbol"/>
+        <w:rFonts w:ascii="Symbol" w:hAnsi="Symbol" w:hint="default"/>
       </w:rPr>
     </w:lvl>
     <w:lvl w:ilvl="4" w:tplc="080A0003" w:tentative="1">
@@ -42303,7 +42333,7 @@
         <w:ind w:left="3960" w:hanging="360"/>
       </w:pPr>
       <w:rPr>
-        <w:rFonts w:hint="default" w:ascii="Courier New" w:hAnsi="Courier New" w:cs="Courier New"/>
+        <w:rFonts w:ascii="Courier New" w:hAnsi="Courier New" w:cs="Courier New" w:hint="default"/>
       </w:rPr>
     </w:lvl>
     <w:lvl w:ilvl="5" w:tplc="080A0005" w:tentative="1">
@@ -42315,7 +42345,7 @@
         <w:ind w:left="4680" w:hanging="360"/>
       </w:pPr>
       <w:rPr>
-        <w:rFonts w:hint="default" w:ascii="Wingdings" w:hAnsi="Wingdings"/>
+        <w:rFonts w:ascii="Wingdings" w:hAnsi="Wingdings" w:hint="default"/>
       </w:rPr>
     </w:lvl>
     <w:lvl w:ilvl="6" w:tplc="080A0001" w:tentative="1">
@@ -42327,7 +42357,7 @@
         <w:ind w:left="5400" w:hanging="360"/>
       </w:pPr>
       <w:rPr>
-        <w:rFonts w:hint="default" w:ascii="Symbol" w:hAnsi="Symbol"/>
+        <w:rFonts w:ascii="Symbol" w:hAnsi="Symbol" w:hint="default"/>
       </w:rPr>
     </w:lvl>
     <w:lvl w:ilvl="7" w:tplc="080A0003" w:tentative="1">
@@ -42339,7 +42369,7 @@
         <w:ind w:left="6120" w:hanging="360"/>
       </w:pPr>
       <w:rPr>
-        <w:rFonts w:hint="default" w:ascii="Courier New" w:hAnsi="Courier New" w:cs="Courier New"/>
+        <w:rFonts w:ascii="Courier New" w:hAnsi="Courier New" w:cs="Courier New" w:hint="default"/>
       </w:rPr>
     </w:lvl>
     <w:lvl w:ilvl="8" w:tplc="080A0005" w:tentative="1">
@@ -42351,7 +42381,7 @@
         <w:ind w:left="6840" w:hanging="360"/>
       </w:pPr>
       <w:rPr>
-        <w:rFonts w:hint="default" w:ascii="Wingdings" w:hAnsi="Wingdings"/>
+        <w:rFonts w:ascii="Wingdings" w:hAnsi="Wingdings" w:hint="default"/>
       </w:rPr>
     </w:lvl>
   </w:abstractNum>
@@ -42368,7 +42398,7 @@
         <w:ind w:left="1512" w:hanging="360"/>
       </w:pPr>
       <w:rPr>
-        <w:rFonts w:hint="default" w:ascii="Symbol" w:hAnsi="Symbol"/>
+        <w:rFonts w:ascii="Symbol" w:hAnsi="Symbol" w:hint="default"/>
       </w:rPr>
     </w:lvl>
     <w:lvl w:ilvl="1" w:tplc="080A0003" w:tentative="1">
@@ -42380,7 +42410,7 @@
         <w:ind w:left="2232" w:hanging="360"/>
       </w:pPr>
       <w:rPr>
-        <w:rFonts w:hint="default" w:ascii="Courier New" w:hAnsi="Courier New" w:cs="Courier New"/>
+        <w:rFonts w:ascii="Courier New" w:hAnsi="Courier New" w:cs="Courier New" w:hint="default"/>
       </w:rPr>
     </w:lvl>
     <w:lvl w:ilvl="2" w:tplc="080A0005" w:tentative="1">
@@ -42392,7 +42422,7 @@
         <w:ind w:left="2952" w:hanging="360"/>
       </w:pPr>
       <w:rPr>
-        <w:rFonts w:hint="default" w:ascii="Wingdings" w:hAnsi="Wingdings"/>
+        <w:rFonts w:ascii="Wingdings" w:hAnsi="Wingdings" w:hint="default"/>
       </w:rPr>
     </w:lvl>
     <w:lvl w:ilvl="3" w:tplc="080A0001" w:tentative="1">
@@ -42404,7 +42434,7 @@
         <w:ind w:left="3672" w:hanging="360"/>
       </w:pPr>
       <w:rPr>
-        <w:rFonts w:hint="default" w:ascii="Symbol" w:hAnsi="Symbol"/>
+        <w:rFonts w:ascii="Symbol" w:hAnsi="Symbol" w:hint="default"/>
       </w:rPr>
     </w:lvl>
     <w:lvl w:ilvl="4" w:tplc="080A0003" w:tentative="1">
@@ -42416,7 +42446,7 @@
         <w:ind w:left="4392" w:hanging="360"/>
       </w:pPr>
       <w:rPr>
-        <w:rFonts w:hint="default" w:ascii="Courier New" w:hAnsi="Courier New" w:cs="Courier New"/>
+        <w:rFonts w:ascii="Courier New" w:hAnsi="Courier New" w:cs="Courier New" w:hint="default"/>
       </w:rPr>
     </w:lvl>
     <w:lvl w:ilvl="5" w:tplc="080A0005" w:tentative="1">
@@ -42428,7 +42458,7 @@
         <w:ind w:left="5112" w:hanging="360"/>
       </w:pPr>
       <w:rPr>
-        <w:rFonts w:hint="default" w:ascii="Wingdings" w:hAnsi="Wingdings"/>
+        <w:rFonts w:ascii="Wingdings" w:hAnsi="Wingdings" w:hint="default"/>
       </w:rPr>
     </w:lvl>
     <w:lvl w:ilvl="6" w:tplc="080A0001" w:tentative="1">
@@ -42440,7 +42470,7 @@
         <w:ind w:left="5832" w:hanging="360"/>
       </w:pPr>
       <w:rPr>
-        <w:rFonts w:hint="default" w:ascii="Symbol" w:hAnsi="Symbol"/>
+        <w:rFonts w:ascii="Symbol" w:hAnsi="Symbol" w:hint="default"/>
       </w:rPr>
     </w:lvl>
     <w:lvl w:ilvl="7" w:tplc="080A0003" w:tentative="1">
@@ -42452,7 +42482,7 @@
         <w:ind w:left="6552" w:hanging="360"/>
       </w:pPr>
       <w:rPr>
-        <w:rFonts w:hint="default" w:ascii="Courier New" w:hAnsi="Courier New" w:cs="Courier New"/>
+        <w:rFonts w:ascii="Courier New" w:hAnsi="Courier New" w:cs="Courier New" w:hint="default"/>
       </w:rPr>
     </w:lvl>
     <w:lvl w:ilvl="8" w:tplc="080A0005" w:tentative="1">
@@ -42464,7 +42494,7 @@
         <w:ind w:left="7272" w:hanging="360"/>
       </w:pPr>
       <w:rPr>
-        <w:rFonts w:hint="default" w:ascii="Wingdings" w:hAnsi="Wingdings"/>
+        <w:rFonts w:ascii="Wingdings" w:hAnsi="Wingdings" w:hint="default"/>
       </w:rPr>
     </w:lvl>
   </w:abstractNum>
@@ -42481,7 +42511,7 @@
         <w:ind w:left="1146" w:hanging="360"/>
       </w:pPr>
       <w:rPr>
-        <w:rFonts w:hint="default" w:ascii="Symbol" w:hAnsi="Symbol"/>
+        <w:rFonts w:ascii="Symbol" w:hAnsi="Symbol" w:hint="default"/>
       </w:rPr>
     </w:lvl>
     <w:lvl w:ilvl="1" w:tplc="080A0003" w:tentative="1">
@@ -42493,7 +42523,7 @@
         <w:ind w:left="1866" w:hanging="360"/>
       </w:pPr>
       <w:rPr>
-        <w:rFonts w:hint="default" w:ascii="Courier New" w:hAnsi="Courier New" w:cs="Courier New"/>
+        <w:rFonts w:ascii="Courier New" w:hAnsi="Courier New" w:cs="Courier New" w:hint="default"/>
       </w:rPr>
     </w:lvl>
     <w:lvl w:ilvl="2" w:tplc="080A0005" w:tentative="1">
@@ -42505,7 +42535,7 @@
         <w:ind w:left="2586" w:hanging="360"/>
       </w:pPr>
       <w:rPr>
-        <w:rFonts w:hint="default" w:ascii="Wingdings" w:hAnsi="Wingdings"/>
+        <w:rFonts w:ascii="Wingdings" w:hAnsi="Wingdings" w:hint="default"/>
       </w:rPr>
     </w:lvl>
     <w:lvl w:ilvl="3" w:tplc="080A0001" w:tentative="1">
@@ -42517,7 +42547,7 @@
         <w:ind w:left="3306" w:hanging="360"/>
       </w:pPr>
       <w:rPr>
-        <w:rFonts w:hint="default" w:ascii="Symbol" w:hAnsi="Symbol"/>
+        <w:rFonts w:ascii="Symbol" w:hAnsi="Symbol" w:hint="default"/>
       </w:rPr>
     </w:lvl>
     <w:lvl w:ilvl="4" w:tplc="080A0003" w:tentative="1">
@@ -42529,7 +42559,7 @@
         <w:ind w:left="4026" w:hanging="360"/>
       </w:pPr>
       <w:rPr>
-        <w:rFonts w:hint="default" w:ascii="Courier New" w:hAnsi="Courier New" w:cs="Courier New"/>
+        <w:rFonts w:ascii="Courier New" w:hAnsi="Courier New" w:cs="Courier New" w:hint="default"/>
       </w:rPr>
     </w:lvl>
     <w:lvl w:ilvl="5" w:tplc="080A0005" w:tentative="1">
@@ -42541,7 +42571,7 @@
         <w:ind w:left="4746" w:hanging="360"/>
       </w:pPr>
       <w:rPr>
-        <w:rFonts w:hint="default" w:ascii="Wingdings" w:hAnsi="Wingdings"/>
+        <w:rFonts w:ascii="Wingdings" w:hAnsi="Wingdings" w:hint="default"/>
       </w:rPr>
     </w:lvl>
     <w:lvl w:ilvl="6" w:tplc="080A0001" w:tentative="1">
@@ -42553,7 +42583,7 @@
         <w:ind w:left="5466" w:hanging="360"/>
       </w:pPr>
       <w:rPr>
-        <w:rFonts w:hint="default" w:ascii="Symbol" w:hAnsi="Symbol"/>
+        <w:rFonts w:ascii="Symbol" w:hAnsi="Symbol" w:hint="default"/>
       </w:rPr>
     </w:lvl>
     <w:lvl w:ilvl="7" w:tplc="080A0003" w:tentative="1">
@@ -42565,7 +42595,7 @@
         <w:ind w:left="6186" w:hanging="360"/>
       </w:pPr>
       <w:rPr>
-        <w:rFonts w:hint="default" w:ascii="Courier New" w:hAnsi="Courier New" w:cs="Courier New"/>
+        <w:rFonts w:ascii="Courier New" w:hAnsi="Courier New" w:cs="Courier New" w:hint="default"/>
       </w:rPr>
     </w:lvl>
     <w:lvl w:ilvl="8" w:tplc="080A0005" w:tentative="1">
@@ -42577,7 +42607,7 @@
         <w:ind w:left="6906" w:hanging="360"/>
       </w:pPr>
       <w:rPr>
-        <w:rFonts w:hint="default" w:ascii="Wingdings" w:hAnsi="Wingdings"/>
+        <w:rFonts w:ascii="Wingdings" w:hAnsi="Wingdings" w:hint="default"/>
       </w:rPr>
     </w:lvl>
   </w:abstractNum>
@@ -42597,7 +42627,7 @@
         <w:ind w:left="858" w:hanging="360"/>
       </w:pPr>
       <w:rPr>
-        <w:rFonts w:hint="default" w:ascii="Symbol" w:hAnsi="Symbol"/>
+        <w:rFonts w:ascii="Symbol" w:hAnsi="Symbol" w:hint="default"/>
         <w:sz w:val="20"/>
       </w:rPr>
     </w:lvl>
@@ -42613,7 +42643,7 @@
         <w:ind w:left="1578" w:hanging="360"/>
       </w:pPr>
       <w:rPr>
-        <w:rFonts w:hint="default" w:ascii="Courier New" w:hAnsi="Courier New"/>
+        <w:rFonts w:ascii="Courier New" w:hAnsi="Courier New" w:hint="default"/>
         <w:sz w:val="20"/>
       </w:rPr>
     </w:lvl>
@@ -42629,7 +42659,7 @@
         <w:ind w:left="2298" w:hanging="360"/>
       </w:pPr>
       <w:rPr>
-        <w:rFonts w:hint="default" w:ascii="Wingdings" w:hAnsi="Wingdings"/>
+        <w:rFonts w:ascii="Wingdings" w:hAnsi="Wingdings" w:hint="default"/>
         <w:sz w:val="20"/>
       </w:rPr>
     </w:lvl>
@@ -42645,7 +42675,7 @@
         <w:ind w:left="3018" w:hanging="360"/>
       </w:pPr>
       <w:rPr>
-        <w:rFonts w:hint="default" w:ascii="Wingdings" w:hAnsi="Wingdings"/>
+        <w:rFonts w:ascii="Wingdings" w:hAnsi="Wingdings" w:hint="default"/>
         <w:sz w:val="20"/>
       </w:rPr>
     </w:lvl>
@@ -42661,7 +42691,7 @@
         <w:ind w:left="3738" w:hanging="360"/>
       </w:pPr>
       <w:rPr>
-        <w:rFonts w:hint="default" w:ascii="Wingdings" w:hAnsi="Wingdings"/>
+        <w:rFonts w:ascii="Wingdings" w:hAnsi="Wingdings" w:hint="default"/>
         <w:sz w:val="20"/>
       </w:rPr>
     </w:lvl>
@@ -42677,7 +42707,7 @@
         <w:ind w:left="4458" w:hanging="360"/>
       </w:pPr>
       <w:rPr>
-        <w:rFonts w:hint="default" w:ascii="Wingdings" w:hAnsi="Wingdings"/>
+        <w:rFonts w:ascii="Wingdings" w:hAnsi="Wingdings" w:hint="default"/>
         <w:sz w:val="20"/>
       </w:rPr>
     </w:lvl>
@@ -42693,7 +42723,7 @@
         <w:ind w:left="5178" w:hanging="360"/>
       </w:pPr>
       <w:rPr>
-        <w:rFonts w:hint="default" w:ascii="Wingdings" w:hAnsi="Wingdings"/>
+        <w:rFonts w:ascii="Wingdings" w:hAnsi="Wingdings" w:hint="default"/>
         <w:sz w:val="20"/>
       </w:rPr>
     </w:lvl>
@@ -42709,7 +42739,7 @@
         <w:ind w:left="5898" w:hanging="360"/>
       </w:pPr>
       <w:rPr>
-        <w:rFonts w:hint="default" w:ascii="Wingdings" w:hAnsi="Wingdings"/>
+        <w:rFonts w:ascii="Wingdings" w:hAnsi="Wingdings" w:hint="default"/>
         <w:sz w:val="20"/>
       </w:rPr>
     </w:lvl>
@@ -42725,7 +42755,7 @@
         <w:ind w:left="6618" w:hanging="360"/>
       </w:pPr>
       <w:rPr>
-        <w:rFonts w:hint="default" w:ascii="Wingdings" w:hAnsi="Wingdings"/>
+        <w:rFonts w:ascii="Wingdings" w:hAnsi="Wingdings" w:hint="default"/>
         <w:sz w:val="20"/>
       </w:rPr>
     </w:lvl>
@@ -43087,7 +43117,7 @@
         <w:ind w:left="360" w:hanging="360"/>
       </w:pPr>
       <w:rPr>
-        <w:rFonts w:hint="default" w:ascii="Symbol" w:hAnsi="Symbol"/>
+        <w:rFonts w:ascii="Symbol" w:hAnsi="Symbol" w:hint="default"/>
       </w:rPr>
     </w:lvl>
     <w:lvl w:ilvl="1" w:tplc="080A0003" w:tentative="1">
@@ -43099,7 +43129,7 @@
         <w:ind w:left="1080" w:hanging="360"/>
       </w:pPr>
       <w:rPr>
-        <w:rFonts w:hint="default" w:ascii="Courier New" w:hAnsi="Courier New" w:cs="Courier New"/>
+        <w:rFonts w:ascii="Courier New" w:hAnsi="Courier New" w:cs="Courier New" w:hint="default"/>
       </w:rPr>
     </w:lvl>
     <w:lvl w:ilvl="2" w:tplc="080A0005" w:tentative="1">
@@ -43111,7 +43141,7 @@
         <w:ind w:left="1800" w:hanging="360"/>
       </w:pPr>
       <w:rPr>
-        <w:rFonts w:hint="default" w:ascii="Wingdings" w:hAnsi="Wingdings"/>
+        <w:rFonts w:ascii="Wingdings" w:hAnsi="Wingdings" w:hint="default"/>
       </w:rPr>
     </w:lvl>
     <w:lvl w:ilvl="3" w:tplc="080A0001" w:tentative="1">
@@ -43123,7 +43153,7 @@
         <w:ind w:left="2520" w:hanging="360"/>
       </w:pPr>
       <w:rPr>
-        <w:rFonts w:hint="default" w:ascii="Symbol" w:hAnsi="Symbol"/>
+        <w:rFonts w:ascii="Symbol" w:hAnsi="Symbol" w:hint="default"/>
       </w:rPr>
     </w:lvl>
     <w:lvl w:ilvl="4" w:tplc="080A0003" w:tentative="1">
@@ -43135,7 +43165,7 @@
         <w:ind w:left="3240" w:hanging="360"/>
       </w:pPr>
       <w:rPr>
-        <w:rFonts w:hint="default" w:ascii="Courier New" w:hAnsi="Courier New" w:cs="Courier New"/>
+        <w:rFonts w:ascii="Courier New" w:hAnsi="Courier New" w:cs="Courier New" w:hint="default"/>
       </w:rPr>
     </w:lvl>
     <w:lvl w:ilvl="5" w:tplc="080A0005" w:tentative="1">
@@ -43147,7 +43177,7 @@
         <w:ind w:left="3960" w:hanging="360"/>
       </w:pPr>
       <w:rPr>
-        <w:rFonts w:hint="default" w:ascii="Wingdings" w:hAnsi="Wingdings"/>
+        <w:rFonts w:ascii="Wingdings" w:hAnsi="Wingdings" w:hint="default"/>
       </w:rPr>
     </w:lvl>
     <w:lvl w:ilvl="6" w:tplc="080A0001" w:tentative="1">
@@ -43159,7 +43189,7 @@
         <w:ind w:left="4680" w:hanging="360"/>
       </w:pPr>
       <w:rPr>
-        <w:rFonts w:hint="default" w:ascii="Symbol" w:hAnsi="Symbol"/>
+        <w:rFonts w:ascii="Symbol" w:hAnsi="Symbol" w:hint="default"/>
       </w:rPr>
     </w:lvl>
     <w:lvl w:ilvl="7" w:tplc="080A0003" w:tentative="1">
@@ -43171,7 +43201,7 @@
         <w:ind w:left="5400" w:hanging="360"/>
       </w:pPr>
       <w:rPr>
-        <w:rFonts w:hint="default" w:ascii="Courier New" w:hAnsi="Courier New" w:cs="Courier New"/>
+        <w:rFonts w:ascii="Courier New" w:hAnsi="Courier New" w:cs="Courier New" w:hint="default"/>
       </w:rPr>
     </w:lvl>
     <w:lvl w:ilvl="8" w:tplc="080A0005" w:tentative="1">
@@ -43183,7 +43213,7 @@
         <w:ind w:left="6120" w:hanging="360"/>
       </w:pPr>
       <w:rPr>
-        <w:rFonts w:hint="default" w:ascii="Wingdings" w:hAnsi="Wingdings"/>
+        <w:rFonts w:ascii="Wingdings" w:hAnsi="Wingdings" w:hint="default"/>
       </w:rPr>
     </w:lvl>
   </w:abstractNum>
@@ -43273,7 +43303,7 @@
 </file>
 
 <file path=word/people.xml><?xml version="1.0" encoding="utf-8"?>
-<w15:people xmlns:wpc="http://schemas.microsoft.com/office/word/2010/wordprocessingCanvas" xmlns:cx="http://schemas.microsoft.com/office/drawing/2014/chartex" xmlns:cx1="http://schemas.microsoft.com/office/drawing/2015/9/8/chartex" xmlns:cx2="http://schemas.microsoft.com/office/drawing/2015/10/21/chartex" xmlns:cx3="http://schemas.microsoft.com/office/drawing/2016/5/9/chartex" xmlns:cx4="http://schemas.microsoft.com/office/drawing/2016/5/10/chartex" xmlns:cx5="http://schemas.microsoft.com/office/drawing/2016/5/11/chartex" xmlns:cx6="http://schemas.microsoft.com/office/drawing/2016/5/12/chartex" xmlns:cx7="http://schemas.microsoft.com/office/drawing/2016/5/13/chartex" xmlns:cx8="http://schemas.microsoft.com/office/drawing/2016/5/14/chartex" xmlns:mc="http://schemas.openxmlformats.org/markup-compatibility/2006" xmlns:m="http://schemas.openxmlformats.org/officeDocument/2006/math" xmlns:aink="http://schemas.microsoft.com/office/drawing/2016/ink" xmlns:am3d="http://schemas.microsoft.com/office/drawing/2017/model3d" xmlns:oel="http://schemas.microsoft.com/office/2019/extlst" xmlns:r="http://schemas.openxmlformats.org/officeDocument/2006/relationships" xmlns:wp14="http://schemas.microsoft.com/office/word/2010/wordprocessingDrawing" xmlns:wp="http://schemas.openxmlformats.org/drawingml/2006/wordprocessingDrawing" xmlns:wpg="http://schemas.microsoft.com/office/word/2010/wordprocessingGroup" xmlns:wpi="http://schemas.microsoft.com/office/word/2010/wordprocessingInk" xmlns:wps="http://schemas.microsoft.com/office/word/2010/wordprocessingShape" xmlns:o="urn:schemas-microsoft-com:office:office" xmlns:v="urn:schemas-microsoft-com:vml" xmlns:w10="urn:schemas-microsoft-com:office:word" xmlns:w="http://schemas.openxmlformats.org/wordprocessingml/2006/main" xmlns:w14="http://schemas.microsoft.com/office/word/2010/wordml" xmlns:w15="http://schemas.microsoft.com/office/word/2012/wordml" xmlns:w16cei="http://schemas.microsoft.com/office/word/2026/wordml/cei" xmlns:w16cex="http://schemas.microsoft.com/office/word/2018/wordml/cex" xmlns:w16cid="http://schemas.microsoft.com/office/word/2016/wordml/cid" xmlns:w16="http://schemas.microsoft.com/office/word/2018/wordml" xmlns:w16sdtdh="http://schemas.microsoft.com/office/word/2020/wordml/sdtdatahash" xmlns:w16sdtfl="http://schemas.microsoft.com/office/word/2024/wordml/sdtformatlock" xmlns:w16se="http://schemas.microsoft.com/office/word/2015/wordml/symex" xmlns:w16du="http://schemas.microsoft.com/office/word/2023/wordml/word16du" xmlns:wne="http://schemas.microsoft.com/office/word/2006/wordml" mc:Ignorable="w14 w15 w16se w16cid w16 w16cex w16sdtdh w16sdtfl w16du wp14">
+<w15:people xmlns:wpc="http://schemas.microsoft.com/office/word/2010/wordprocessingCanvas" xmlns:cx="http://schemas.microsoft.com/office/drawing/2014/chartex" xmlns:cx1="http://schemas.microsoft.com/office/drawing/2015/9/8/chartex" xmlns:cx2="http://schemas.microsoft.com/office/drawing/2015/10/21/chartex" xmlns:cx3="http://schemas.microsoft.com/office/drawing/2016/5/9/chartex" xmlns:cx4="http://schemas.microsoft.com/office/drawing/2016/5/10/chartex" xmlns:cx5="http://schemas.microsoft.com/office/drawing/2016/5/11/chartex" xmlns:cx6="http://schemas.microsoft.com/office/drawing/2016/5/12/chartex" xmlns:cx7="http://schemas.microsoft.com/office/drawing/2016/5/13/chartex" xmlns:cx8="http://schemas.microsoft.com/office/drawing/2016/5/14/chartex" xmlns:mc="http://schemas.openxmlformats.org/markup-compatibility/2006" xmlns:m="http://schemas.openxmlformats.org/officeDocument/2006/math" xmlns:aink="http://schemas.microsoft.com/office/drawing/2016/ink" xmlns:am3d="http://schemas.microsoft.com/office/drawing/2017/model3d" xmlns:oel="http://schemas.microsoft.com/office/2019/extlst" xmlns:r="http://schemas.openxmlformats.org/officeDocument/2006/relationships" xmlns:wp14="http://schemas.microsoft.com/office/word/2010/wordprocessingDrawing" xmlns:wp="http://schemas.openxmlformats.org/drawingml/2006/wordprocessingDrawing" xmlns:wpg="http://schemas.microsoft.com/office/word/2010/wordprocessingGroup" xmlns:wpi="http://schemas.microsoft.com/office/word/2010/wordprocessingInk" xmlns:wps="http://schemas.microsoft.com/office/word/2010/wordprocessingShape" xmlns:o="urn:schemas-microsoft-com:office:office" xmlns:v="urn:schemas-microsoft-com:vml" xmlns:w10="urn:schemas-microsoft-com:office:word" xmlns:w="http://schemas.openxmlformats.org/wordprocessingml/2006/main" xmlns:w14="http://schemas.microsoft.com/office/word/2010/wordml" xmlns:w15="http://schemas.microsoft.com/office/word/2012/wordml" xmlns:w16cex="http://schemas.microsoft.com/office/word/2018/wordml/cex" xmlns:w16cid="http://schemas.microsoft.com/office/word/2016/wordml/cid" xmlns:w16="http://schemas.microsoft.com/office/word/2018/wordml" xmlns:w16sdtdh="http://schemas.microsoft.com/office/word/2020/wordml/sdtdatahash" xmlns:w16sdtfl="http://schemas.microsoft.com/office/word/2024/wordml/sdtformatlock" xmlns:w16se="http://schemas.microsoft.com/office/word/2015/wordml/symex" xmlns:w16du="http://schemas.microsoft.com/office/word/2023/wordml/word16du" xmlns:wne="http://schemas.microsoft.com/office/word/2006/wordml" mc:Ignorable="w14 w15 w16se w16cid w16 w16cex w16sdtdh w16sdtfl w16du wp14">
   <w15:person w15:author="Maria Fernanda Morales Angulo">
     <w15:presenceInfo w15:providerId="AD" w15:userId="S::mfmorales@sena.edu.co::593611c4-774f-4dc6-8d6e-9cf6d7282fd8"/>
   </w15:person>
@@ -43287,11 +43317,11 @@
 </file>
 
 <file path=word/styles.xml><?xml version="1.0" encoding="utf-8"?>
-<w:styles xmlns:wp14="http://schemas.microsoft.com/office/word/2010/wordprocessingDrawing" xmlns:mc="http://schemas.openxmlformats.org/markup-compatibility/2006" xmlns:r="http://schemas.openxmlformats.org/officeDocument/2006/relationships" xmlns:w="http://schemas.openxmlformats.org/wordprocessingml/2006/main" xmlns:w14="http://schemas.microsoft.com/office/word/2010/wordml" xmlns:w15="http://schemas.microsoft.com/office/word/2012/wordml" xmlns:w16cex="http://schemas.microsoft.com/office/word/2018/wordml/cex" xmlns:w16cid="http://schemas.microsoft.com/office/word/2016/wordml/cid" xmlns:w16="http://schemas.microsoft.com/office/word/2018/wordml" xmlns:w16sdtdh="http://schemas.microsoft.com/office/word/2020/wordml/sdtdatahash" xmlns:w16sdtfl="http://schemas.microsoft.com/office/word/2024/wordml/sdtformatlock" xmlns:w16se="http://schemas.microsoft.com/office/word/2015/wordml/symex" xmlns:w16du="http://schemas.microsoft.com/office/word/2023/wordml/word16du" mc:Ignorable="w14 w15 w16se w16cid w16 w16cex w16sdtdh w16sdtfl w16du wp14">
+<w:styles xmlns:mc="http://schemas.openxmlformats.org/markup-compatibility/2006" xmlns:r="http://schemas.openxmlformats.org/officeDocument/2006/relationships" xmlns:w="http://schemas.openxmlformats.org/wordprocessingml/2006/main" xmlns:w14="http://schemas.microsoft.com/office/word/2010/wordml" xmlns:w15="http://schemas.microsoft.com/office/word/2012/wordml" xmlns:w16cex="http://schemas.microsoft.com/office/word/2018/wordml/cex" xmlns:w16cid="http://schemas.microsoft.com/office/word/2016/wordml/cid" xmlns:w16="http://schemas.microsoft.com/office/word/2018/wordml" xmlns:w16sdtdh="http://schemas.microsoft.com/office/word/2020/wordml/sdtdatahash" xmlns:w16sdtfl="http://schemas.microsoft.com/office/word/2024/wordml/sdtformatlock" xmlns:w16se="http://schemas.microsoft.com/office/word/2015/wordml/symex" xmlns:w16du="http://schemas.microsoft.com/office/word/2023/wordml/word16du" mc:Ignorable="w14 w15 w16se w16cid w16 w16cex w16sdtdh w16sdtfl w16du">
   <w:docDefaults>
     <w:rPrDefault>
       <w:rPr>
-        <w:rFonts w:ascii="Arial" w:hAnsi="Arial" w:eastAsia="Arial" w:cs="Arial"/>
+        <w:rFonts w:ascii="Arial" w:eastAsia="Arial" w:hAnsi="Arial" w:cs="Arial"/>
         <w:sz w:val="22"/>
         <w:szCs w:val="22"/>
         <w:lang w:val="es-CO" w:eastAsia="es-CO" w:bidi="ar-SA"/>
@@ -43306,14 +43336,14 @@
   <w:latentStyles w:defLockedState="0" w:defUIPriority="99" w:defSemiHidden="0" w:defUnhideWhenUsed="0" w:defQFormat="0" w:count="376">
     <w:lsdException w:name="Normal" w:uiPriority="0" w:qFormat="1"/>
     <w:lsdException w:name="heading 1" w:uiPriority="9" w:qFormat="1"/>
-    <w:lsdException w:name="heading 2" w:uiPriority="9" w:semiHidden="1" w:unhideWhenUsed="1" w:qFormat="1"/>
-    <w:lsdException w:name="heading 3" w:uiPriority="9" w:semiHidden="1" w:unhideWhenUsed="1" w:qFormat="1"/>
-    <w:lsdException w:name="heading 4" w:uiPriority="9" w:semiHidden="1" w:unhideWhenUsed="1" w:qFormat="1"/>
-    <w:lsdException w:name="heading 5" w:uiPriority="9" w:semiHidden="1" w:unhideWhenUsed="1" w:qFormat="1"/>
-    <w:lsdException w:name="heading 6" w:uiPriority="9" w:semiHidden="1" w:unhideWhenUsed="1" w:qFormat="1"/>
-    <w:lsdException w:name="heading 7" w:uiPriority="9" w:semiHidden="1" w:unhideWhenUsed="1" w:qFormat="1"/>
-    <w:lsdException w:name="heading 8" w:uiPriority="9" w:semiHidden="1" w:unhideWhenUsed="1" w:qFormat="1"/>
-    <w:lsdException w:name="heading 9" w:uiPriority="9" w:semiHidden="1" w:unhideWhenUsed="1" w:qFormat="1"/>
+    <w:lsdException w:name="heading 2" w:semiHidden="1" w:uiPriority="9" w:unhideWhenUsed="1" w:qFormat="1"/>
+    <w:lsdException w:name="heading 3" w:semiHidden="1" w:uiPriority="9" w:unhideWhenUsed="1" w:qFormat="1"/>
+    <w:lsdException w:name="heading 4" w:semiHidden="1" w:uiPriority="9" w:unhideWhenUsed="1" w:qFormat="1"/>
+    <w:lsdException w:name="heading 5" w:semiHidden="1" w:uiPriority="9" w:unhideWhenUsed="1" w:qFormat="1"/>
+    <w:lsdException w:name="heading 6" w:semiHidden="1" w:uiPriority="9" w:unhideWhenUsed="1" w:qFormat="1"/>
+    <w:lsdException w:name="heading 7" w:semiHidden="1" w:uiPriority="9" w:unhideWhenUsed="1" w:qFormat="1"/>
+    <w:lsdException w:name="heading 8" w:semiHidden="1" w:uiPriority="9" w:unhideWhenUsed="1" w:qFormat="1"/>
+    <w:lsdException w:name="heading 9" w:semiHidden="1" w:uiPriority="9" w:unhideWhenUsed="1" w:qFormat="1"/>
     <w:lsdException w:name="index 1" w:semiHidden="1" w:unhideWhenUsed="1"/>
     <w:lsdException w:name="index 2" w:semiHidden="1" w:unhideWhenUsed="1"/>
     <w:lsdException w:name="index 3" w:semiHidden="1" w:unhideWhenUsed="1"/>
@@ -43323,22 +43353,22 @@
     <w:lsdException w:name="index 7" w:semiHidden="1" w:unhideWhenUsed="1"/>
     <w:lsdException w:name="index 8" w:semiHidden="1" w:unhideWhenUsed="1"/>
     <w:lsdException w:name="index 9" w:semiHidden="1" w:unhideWhenUsed="1"/>
-    <w:lsdException w:name="toc 1" w:uiPriority="39" w:semiHidden="1" w:unhideWhenUsed="1"/>
-    <w:lsdException w:name="toc 2" w:uiPriority="39" w:semiHidden="1" w:unhideWhenUsed="1"/>
-    <w:lsdException w:name="toc 3" w:uiPriority="39" w:semiHidden="1" w:unhideWhenUsed="1"/>
-    <w:lsdException w:name="toc 4" w:uiPriority="39" w:semiHidden="1" w:unhideWhenUsed="1"/>
-    <w:lsdException w:name="toc 5" w:uiPriority="39" w:semiHidden="1" w:unhideWhenUsed="1"/>
-    <w:lsdException w:name="toc 6" w:uiPriority="39" w:semiHidden="1" w:unhideWhenUsed="1"/>
-    <w:lsdException w:name="toc 7" w:uiPriority="39" w:semiHidden="1" w:unhideWhenUsed="1"/>
-    <w:lsdException w:name="toc 8" w:uiPriority="39" w:semiHidden="1" w:unhideWhenUsed="1"/>
-    <w:lsdException w:name="toc 9" w:uiPriority="39" w:semiHidden="1" w:unhideWhenUsed="1"/>
+    <w:lsdException w:name="toc 1" w:semiHidden="1" w:uiPriority="39" w:unhideWhenUsed="1"/>
+    <w:lsdException w:name="toc 2" w:semiHidden="1" w:uiPriority="39" w:unhideWhenUsed="1"/>
+    <w:lsdException w:name="toc 3" w:semiHidden="1" w:uiPriority="39" w:unhideWhenUsed="1"/>
+    <w:lsdException w:name="toc 4" w:semiHidden="1" w:uiPriority="39" w:unhideWhenUsed="1"/>
+    <w:lsdException w:name="toc 5" w:semiHidden="1" w:uiPriority="39" w:unhideWhenUsed="1"/>
+    <w:lsdException w:name="toc 6" w:semiHidden="1" w:uiPriority="39" w:unhideWhenUsed="1"/>
+    <w:lsdException w:name="toc 7" w:semiHidden="1" w:uiPriority="39" w:unhideWhenUsed="1"/>
+    <w:lsdException w:name="toc 8" w:semiHidden="1" w:uiPriority="39" w:unhideWhenUsed="1"/>
+    <w:lsdException w:name="toc 9" w:semiHidden="1" w:uiPriority="39" w:unhideWhenUsed="1"/>
     <w:lsdException w:name="Normal Indent" w:semiHidden="1" w:unhideWhenUsed="1"/>
     <w:lsdException w:name="footnote text" w:semiHidden="1" w:unhideWhenUsed="1"/>
     <w:lsdException w:name="annotation text" w:semiHidden="1" w:unhideWhenUsed="1"/>
     <w:lsdException w:name="header" w:semiHidden="1" w:unhideWhenUsed="1"/>
     <w:lsdException w:name="footer" w:semiHidden="1" w:unhideWhenUsed="1"/>
     <w:lsdException w:name="index heading" w:semiHidden="1" w:unhideWhenUsed="1"/>
-    <w:lsdException w:name="caption" w:uiPriority="35" w:semiHidden="1" w:unhideWhenUsed="1" w:qFormat="1"/>
+    <w:lsdException w:name="caption" w:semiHidden="1" w:uiPriority="35" w:unhideWhenUsed="1" w:qFormat="1"/>
     <w:lsdException w:name="table of figures" w:semiHidden="1" w:unhideWhenUsed="1"/>
     <w:lsdException w:name="envelope address" w:semiHidden="1" w:unhideWhenUsed="1"/>
     <w:lsdException w:name="envelope return" w:semiHidden="1" w:unhideWhenUsed="1"/>
@@ -43369,7 +43399,7 @@
     <w:lsdException w:name="Title" w:uiPriority="10" w:qFormat="1"/>
     <w:lsdException w:name="Closing" w:semiHidden="1" w:unhideWhenUsed="1"/>
     <w:lsdException w:name="Signature" w:semiHidden="1" w:unhideWhenUsed="1"/>
-    <w:lsdException w:name="Default Paragraph Font" w:uiPriority="1" w:semiHidden="1" w:unhideWhenUsed="1"/>
+    <w:lsdException w:name="Default Paragraph Font" w:semiHidden="1" w:uiPriority="1" w:unhideWhenUsed="1"/>
     <w:lsdException w:name="Body Text" w:semiHidden="1" w:unhideWhenUsed="1"/>
     <w:lsdException w:name="Body Text Indent" w:semiHidden="1" w:unhideWhenUsed="1"/>
     <w:lsdException w:name="List Continue" w:semiHidden="1" w:unhideWhenUsed="1"/>
@@ -43569,8 +43599,8 @@
     <w:lsdException w:name="Subtle Reference" w:uiPriority="31" w:qFormat="1"/>
     <w:lsdException w:name="Intense Reference" w:uiPriority="32" w:qFormat="1"/>
     <w:lsdException w:name="Book Title" w:uiPriority="33" w:qFormat="1"/>
-    <w:lsdException w:name="Bibliography" w:uiPriority="37" w:semiHidden="1" w:unhideWhenUsed="1"/>
-    <w:lsdException w:name="TOC Heading" w:uiPriority="39" w:semiHidden="1" w:unhideWhenUsed="1" w:qFormat="1"/>
+    <w:lsdException w:name="Bibliography" w:semiHidden="1" w:uiPriority="37" w:unhideWhenUsed="1"/>
+    <w:lsdException w:name="TOC Heading" w:semiHidden="1" w:uiPriority="39" w:unhideWhenUsed="1" w:qFormat="1"/>
     <w:lsdException w:name="Plain Table 1" w:uiPriority="41"/>
     <w:lsdException w:name="Plain Table 2" w:uiPriority="42"/>
     <w:lsdException w:name="Plain Table 3" w:uiPriority="43"/>
@@ -43681,7 +43711,7 @@
     <w:lsdException w:name="Unresolved Mention" w:semiHidden="1" w:unhideWhenUsed="1"/>
     <w:lsdException w:name="Smart Link" w:semiHidden="1" w:unhideWhenUsed="1"/>
   </w:latentStyles>
-  <w:style w:type="paragraph" w:styleId="Normal" w:default="1">
+  <w:style w:type="paragraph" w:default="1" w:styleId="Normal">
     <w:name w:val="Normal"/>
     <w:qFormat/>
     <w:rsid w:val="00F61725"/>
@@ -43689,7 +43719,7 @@
       <w:spacing w:line="240" w:lineRule="auto"/>
     </w:pPr>
     <w:rPr>
-      <w:rFonts w:ascii="Times New Roman" w:hAnsi="Times New Roman" w:eastAsia="Times New Roman" w:cs="Times New Roman"/>
+      <w:rFonts w:ascii="Times New Roman" w:eastAsia="Times New Roman" w:hAnsi="Times New Roman" w:cs="Times New Roman"/>
       <w:sz w:val="24"/>
       <w:szCs w:val="24"/>
       <w:lang w:eastAsia="es-MX"/>
@@ -43806,13 +43836,13 @@
       <w:color w:val="666666"/>
     </w:rPr>
   </w:style>
-  <w:style w:type="character" w:styleId="Fuentedeprrafopredeter" w:default="1">
+  <w:style w:type="character" w:default="1" w:styleId="Fuentedeprrafopredeter">
     <w:name w:val="Default Paragraph Font"/>
     <w:uiPriority w:val="1"/>
     <w:semiHidden/>
     <w:unhideWhenUsed/>
   </w:style>
-  <w:style w:type="table" w:styleId="Tablanormal" w:default="1">
+  <w:style w:type="table" w:default="1" w:styleId="Tablanormal">
     <w:name w:val="Normal Table"/>
     <w:uiPriority w:val="99"/>
     <w:semiHidden/>
@@ -43827,13 +43857,13 @@
       </w:tblCellMar>
     </w:tblPr>
   </w:style>
-  <w:style w:type="numbering" w:styleId="Sinlista" w:default="1">
+  <w:style w:type="numbering" w:default="1" w:styleId="Sinlista">
     <w:name w:val="No List"/>
     <w:uiPriority w:val="99"/>
     <w:semiHidden/>
     <w:unhideWhenUsed/>
   </w:style>
-  <w:style w:type="table" w:styleId="TableNormal1" w:customStyle="1">
+  <w:style w:type="table" w:customStyle="1" w:styleId="TableNormal1">
     <w:name w:val="Table Normal1"/>
     <w:tblPr>
       <w:tblCellMar>
@@ -43860,7 +43890,7 @@
       <w:szCs w:val="52"/>
     </w:rPr>
   </w:style>
-  <w:style w:type="table" w:styleId="TableNormal2" w:customStyle="1">
+  <w:style w:type="table" w:customStyle="1" w:styleId="TableNormal2">
     <w:name w:val="Table Normal2"/>
     <w:tblPr>
       <w:tblCellMar>
@@ -43888,7 +43918,7 @@
       <w:szCs w:val="30"/>
     </w:rPr>
   </w:style>
-  <w:style w:type="table" w:styleId="a" w:customStyle="1">
+  <w:style w:type="table" w:customStyle="1" w:styleId="a">
     <w:basedOn w:val="Tablanormal"/>
     <w:tblPr>
       <w:tblStyleRowBandSize w:val="1"/>
@@ -43901,7 +43931,7 @@
       </w:tblCellMar>
     </w:tblPr>
   </w:style>
-  <w:style w:type="table" w:styleId="a0" w:customStyle="1">
+  <w:style w:type="table" w:customStyle="1" w:styleId="a0">
     <w:basedOn w:val="Tablanormal"/>
     <w:tblPr>
       <w:tblStyleRowBandSize w:val="1"/>
@@ -43914,7 +43944,7 @@
       </w:tblCellMar>
     </w:tblPr>
   </w:style>
-  <w:style w:type="table" w:styleId="a1" w:customStyle="1">
+  <w:style w:type="table" w:customStyle="1" w:styleId="a1">
     <w:basedOn w:val="Tablanormal"/>
     <w:tblPr>
       <w:tblStyleRowBandSize w:val="1"/>
@@ -43937,12 +43967,12 @@
     </w:pPr>
     <w:tblPr>
       <w:tblBorders>
-        <w:top w:val="single" w:color="auto" w:sz="4" w:space="0"/>
-        <w:left w:val="single" w:color="auto" w:sz="4" w:space="0"/>
-        <w:bottom w:val="single" w:color="auto" w:sz="4" w:space="0"/>
-        <w:right w:val="single" w:color="auto" w:sz="4" w:space="0"/>
-        <w:insideH w:val="single" w:color="auto" w:sz="4" w:space="0"/>
-        <w:insideV w:val="single" w:color="auto" w:sz="4" w:space="0"/>
+        <w:top w:val="single" w:sz="4" w:space="0" w:color="auto"/>
+        <w:left w:val="single" w:sz="4" w:space="0" w:color="auto"/>
+        <w:bottom w:val="single" w:sz="4" w:space="0" w:color="auto"/>
+        <w:right w:val="single" w:sz="4" w:space="0" w:color="auto"/>
+        <w:insideH w:val="single" w:sz="4" w:space="0" w:color="auto"/>
+        <w:insideV w:val="single" w:sz="4" w:space="0" w:color="auto"/>
       </w:tblBorders>
     </w:tblPr>
   </w:style>
@@ -43960,7 +43990,7 @@
       </w:tabs>
     </w:pPr>
   </w:style>
-  <w:style w:type="character" w:styleId="EncabezadoCar" w:customStyle="1">
+  <w:style w:type="character" w:customStyle="1" w:styleId="EncabezadoCar">
     <w:name w:val="Encabezado Car"/>
     <w:basedOn w:val="Fuentedeprrafopredeter"/>
     <w:link w:val="Encabezado"/>
@@ -43981,7 +44011,7 @@
       </w:tabs>
     </w:pPr>
   </w:style>
-  <w:style w:type="character" w:styleId="PiedepginaCar" w:customStyle="1">
+  <w:style w:type="character" w:customStyle="1" w:styleId="PiedepginaCar">
     <w:name w:val="Pie de página Car"/>
     <w:basedOn w:val="Fuentedeprrafopredeter"/>
     <w:link w:val="Piedepgina"/>
@@ -43999,7 +44029,7 @@
       <w:spacing w:before="100" w:beforeAutospacing="1" w:after="100" w:afterAutospacing="1"/>
     </w:pPr>
   </w:style>
-  <w:style w:type="character" w:styleId="Listavistosa-nfasis1Car" w:customStyle="1">
+  <w:style w:type="character" w:customStyle="1" w:styleId="Listavistosa-nfasis1Car">
     <w:name w:val="Lista vistosa - Énfasis 1 Car"/>
     <w:link w:val="Listavistosa-nfasis1"/>
     <w:uiPriority w:val="34"/>
@@ -44040,7 +44070,7 @@
       <w:tblPr/>
       <w:tcPr>
         <w:tcBorders>
-          <w:bottom w:val="single" w:color="FFFFFF" w:themeColor="background1" w:sz="12" w:space="0"/>
+          <w:bottom w:val="single" w:sz="12" w:space="0" w:color="FFFFFF" w:themeColor="background1"/>
         </w:tcBorders>
         <w:shd w:val="clear" w:color="auto" w:fill="9E3A38" w:themeFill="accent2" w:themeFillShade="CC"/>
       </w:tcPr>
@@ -44049,7 +44079,7 @@
       <w:tblPr/>
       <w:tcPr>
         <w:tcBorders>
-          <w:top w:val="single" w:color="000000" w:themeColor="text1" w:sz="12" w:space="0"/>
+          <w:top w:val="single" w:sz="12" w:space="0" w:color="000000" w:themeColor="text1"/>
         </w:tcBorders>
         <w:shd w:val="clear" w:color="auto" w:fill="FFFFFF" w:themeFill="background1"/>
       </w:tcPr>
@@ -44097,7 +44127,7 @@
       <w:u w:val="single"/>
     </w:rPr>
   </w:style>
-  <w:style w:type="character" w:styleId="Mencinsinresolver1" w:customStyle="1">
+  <w:style w:type="character" w:customStyle="1" w:styleId="Mencinsinresolver1">
     <w:name w:val="Mención sin resolver1"/>
     <w:basedOn w:val="Fuentedeprrafopredeter"/>
     <w:uiPriority w:val="99"/>
@@ -44134,7 +44164,7 @@
       <w:szCs w:val="18"/>
     </w:rPr>
   </w:style>
-  <w:style w:type="character" w:styleId="TextodegloboCar" w:customStyle="1">
+  <w:style w:type="character" w:customStyle="1" w:styleId="TextodegloboCar">
     <w:name w:val="Texto de globo Car"/>
     <w:basedOn w:val="Fuentedeprrafopredeter"/>
     <w:link w:val="Textodeglobo"/>
@@ -44171,7 +44201,7 @@
       <w:szCs w:val="20"/>
     </w:rPr>
   </w:style>
-  <w:style w:type="character" w:styleId="TextocomentarioCar" w:customStyle="1">
+  <w:style w:type="character" w:customStyle="1" w:styleId="TextocomentarioCar">
     <w:name w:val="Texto comentario Car"/>
     <w:basedOn w:val="Fuentedeprrafopredeter"/>
     <w:link w:val="Textocomentario"/>
@@ -44196,7 +44226,7 @@
       <w:bCs/>
     </w:rPr>
   </w:style>
-  <w:style w:type="character" w:styleId="AsuntodelcomentarioCar" w:customStyle="1">
+  <w:style w:type="character" w:customStyle="1" w:styleId="AsuntodelcomentarioCar">
     <w:name w:val="Asunto del comentario Car"/>
     <w:basedOn w:val="TextocomentarioCar"/>
     <w:link w:val="Asuntodelcomentario"/>
@@ -44210,7 +44240,7 @@
       <w:szCs w:val="20"/>
     </w:rPr>
   </w:style>
-  <w:style w:type="table" w:styleId="a2" w:customStyle="1">
+  <w:style w:type="table" w:customStyle="1" w:styleId="a2">
     <w:basedOn w:val="TableNormal2"/>
     <w:pPr>
       <w:spacing w:line="240" w:lineRule="auto"/>
@@ -44232,7 +44262,7 @@
       <w:shd w:val="clear" w:color="auto" w:fill="EDF2F8"/>
     </w:tcPr>
   </w:style>
-  <w:style w:type="table" w:styleId="a3" w:customStyle="1">
+  <w:style w:type="table" w:customStyle="1" w:styleId="a3">
     <w:basedOn w:val="TableNormal2"/>
     <w:pPr>
       <w:spacing w:line="240" w:lineRule="auto"/>
@@ -44254,7 +44284,7 @@
       <w:shd w:val="clear" w:color="auto" w:fill="EDF2F8"/>
     </w:tcPr>
   </w:style>
-  <w:style w:type="table" w:styleId="a4" w:customStyle="1">
+  <w:style w:type="table" w:customStyle="1" w:styleId="a4">
     <w:basedOn w:val="TableNormal2"/>
     <w:pPr>
       <w:spacing w:line="240" w:lineRule="auto"/>
@@ -44276,7 +44306,7 @@
       <w:shd w:val="clear" w:color="auto" w:fill="EDF2F8"/>
     </w:tcPr>
   </w:style>
-  <w:style w:type="table" w:styleId="a5" w:customStyle="1">
+  <w:style w:type="table" w:customStyle="1" w:styleId="a5">
     <w:basedOn w:val="TableNormal2"/>
     <w:pPr>
       <w:spacing w:line="240" w:lineRule="auto"/>
@@ -44298,7 +44328,7 @@
       <w:shd w:val="clear" w:color="auto" w:fill="EDF2F8"/>
     </w:tcPr>
   </w:style>
-  <w:style w:type="table" w:styleId="a6" w:customStyle="1">
+  <w:style w:type="table" w:customStyle="1" w:styleId="a6">
     <w:basedOn w:val="TableNormal2"/>
     <w:tblPr>
       <w:tblStyleRowBandSize w:val="1"/>
@@ -44309,7 +44339,7 @@
       </w:tblCellMar>
     </w:tblPr>
   </w:style>
-  <w:style w:type="table" w:styleId="a7" w:customStyle="1">
+  <w:style w:type="table" w:customStyle="1" w:styleId="a7">
     <w:basedOn w:val="TableNormal2"/>
     <w:tblPr>
       <w:tblStyleRowBandSize w:val="1"/>
@@ -44322,7 +44352,7 @@
       </w:tblCellMar>
     </w:tblPr>
   </w:style>
-  <w:style w:type="table" w:styleId="a8" w:customStyle="1">
+  <w:style w:type="table" w:customStyle="1" w:styleId="a8">
     <w:basedOn w:val="TableNormal2"/>
     <w:tblPr>
       <w:tblStyleRowBandSize w:val="1"/>
@@ -44335,7 +44365,7 @@
       </w:tblCellMar>
     </w:tblPr>
   </w:style>
-  <w:style w:type="table" w:styleId="a9" w:customStyle="1">
+  <w:style w:type="table" w:customStyle="1" w:styleId="a9">
     <w:basedOn w:val="TableNormal2"/>
     <w:tblPr>
       <w:tblStyleRowBandSize w:val="1"/>
@@ -44346,7 +44376,7 @@
       </w:tblCellMar>
     </w:tblPr>
   </w:style>
-  <w:style w:type="table" w:styleId="aa" w:customStyle="1">
+  <w:style w:type="table" w:customStyle="1" w:styleId="aa">
     <w:basedOn w:val="TableNormal2"/>
     <w:tblPr>
       <w:tblStyleRowBandSize w:val="1"/>
@@ -44357,7 +44387,7 @@
       </w:tblCellMar>
     </w:tblPr>
   </w:style>
-  <w:style w:type="table" w:styleId="ab" w:customStyle="1">
+  <w:style w:type="table" w:customStyle="1" w:styleId="ab">
     <w:basedOn w:val="TableNormal2"/>
     <w:pPr>
       <w:spacing w:line="240" w:lineRule="auto"/>
@@ -44379,7 +44409,7 @@
       <w:shd w:val="clear" w:color="auto" w:fill="EDF2F8"/>
     </w:tcPr>
   </w:style>
-  <w:style w:type="table" w:styleId="ac" w:customStyle="1">
+  <w:style w:type="table" w:customStyle="1" w:styleId="ac">
     <w:basedOn w:val="TableNormal2"/>
     <w:pPr>
       <w:spacing w:line="240" w:lineRule="auto"/>
@@ -44401,7 +44431,7 @@
       <w:shd w:val="clear" w:color="auto" w:fill="EDF2F8"/>
     </w:tcPr>
   </w:style>
-  <w:style w:type="table" w:styleId="ad" w:customStyle="1">
+  <w:style w:type="table" w:customStyle="1" w:styleId="ad">
     <w:basedOn w:val="TableNormal2"/>
     <w:pPr>
       <w:spacing w:line="240" w:lineRule="auto"/>
@@ -44423,7 +44453,7 @@
       <w:shd w:val="clear" w:color="auto" w:fill="EDF2F8"/>
     </w:tcPr>
   </w:style>
-  <w:style w:type="table" w:styleId="ae" w:customStyle="1">
+  <w:style w:type="table" w:customStyle="1" w:styleId="ae">
     <w:basedOn w:val="TableNormal2"/>
     <w:pPr>
       <w:spacing w:line="240" w:lineRule="auto"/>
@@ -44445,7 +44475,7 @@
       <w:shd w:val="clear" w:color="auto" w:fill="EDF2F8"/>
     </w:tcPr>
   </w:style>
-  <w:style w:type="table" w:styleId="af" w:customStyle="1">
+  <w:style w:type="table" w:customStyle="1" w:styleId="af">
     <w:basedOn w:val="TableNormal2"/>
     <w:pPr>
       <w:spacing w:line="240" w:lineRule="auto"/>
@@ -44467,7 +44497,7 @@
       <w:shd w:val="clear" w:color="auto" w:fill="EDF2F8"/>
     </w:tcPr>
   </w:style>
-  <w:style w:type="table" w:styleId="af0" w:customStyle="1">
+  <w:style w:type="table" w:customStyle="1" w:styleId="af0">
     <w:basedOn w:val="TableNormal2"/>
     <w:pPr>
       <w:spacing w:line="240" w:lineRule="auto"/>
@@ -44489,7 +44519,7 @@
       <w:shd w:val="clear" w:color="auto" w:fill="EDF2F8"/>
     </w:tcPr>
   </w:style>
-  <w:style w:type="table" w:styleId="af1" w:customStyle="1">
+  <w:style w:type="table" w:customStyle="1" w:styleId="af1">
     <w:basedOn w:val="TableNormal2"/>
     <w:pPr>
       <w:spacing w:line="240" w:lineRule="auto"/>
@@ -44511,7 +44541,7 @@
       <w:shd w:val="clear" w:color="auto" w:fill="EDF2F8"/>
     </w:tcPr>
   </w:style>
-  <w:style w:type="table" w:styleId="af2" w:customStyle="1">
+  <w:style w:type="table" w:customStyle="1" w:styleId="af2">
     <w:basedOn w:val="TableNormal2"/>
     <w:pPr>
       <w:spacing w:line="240" w:lineRule="auto"/>
@@ -44533,7 +44563,7 @@
       <w:shd w:val="clear" w:color="auto" w:fill="EDF2F8"/>
     </w:tcPr>
   </w:style>
-  <w:style w:type="table" w:styleId="af3" w:customStyle="1">
+  <w:style w:type="table" w:customStyle="1" w:styleId="af3">
     <w:basedOn w:val="TableNormal2"/>
     <w:pPr>
       <w:spacing w:line="240" w:lineRule="auto"/>
@@ -44586,12 +44616,12 @@
       <w:szCs w:val="18"/>
     </w:rPr>
   </w:style>
-  <w:style w:type="character" w:styleId="s1" w:customStyle="1">
+  <w:style w:type="character" w:customStyle="1" w:styleId="s1">
     <w:name w:val="s1"/>
     <w:basedOn w:val="Fuentedeprrafopredeter"/>
     <w:rsid w:val="009730CA"/>
   </w:style>
-  <w:style w:type="paragraph" w:styleId="p2" w:customStyle="1">
+  <w:style w:type="paragraph" w:customStyle="1" w:styleId="p2">
     <w:name w:val="p2"/>
     <w:basedOn w:val="Normal"/>
     <w:rsid w:val="009730CA"/>
@@ -44599,7 +44629,7 @@
       <w:spacing w:before="100" w:beforeAutospacing="1" w:after="100" w:afterAutospacing="1"/>
     </w:pPr>
   </w:style>
-  <w:style w:type="paragraph" w:styleId="p3" w:customStyle="1">
+  <w:style w:type="paragraph" w:customStyle="1" w:styleId="p3">
     <w:name w:val="p3"/>
     <w:basedOn w:val="Normal"/>
     <w:rsid w:val="009730CA"/>
@@ -44607,7 +44637,7 @@
       <w:spacing w:before="100" w:beforeAutospacing="1" w:after="100" w:afterAutospacing="1"/>
     </w:pPr>
   </w:style>
-  <w:style w:type="paragraph" w:styleId="p4" w:customStyle="1">
+  <w:style w:type="paragraph" w:customStyle="1" w:styleId="p4">
     <w:name w:val="p4"/>
     <w:basedOn w:val="Normal"/>
     <w:rsid w:val="009730CA"/>
@@ -44615,7 +44645,7 @@
       <w:spacing w:before="100" w:beforeAutospacing="1" w:after="100" w:afterAutospacing="1"/>
     </w:pPr>
   </w:style>
-  <w:style w:type="paragraph" w:styleId="p1" w:customStyle="1">
+  <w:style w:type="paragraph" w:customStyle="1" w:styleId="p1">
     <w:name w:val="p1"/>
     <w:basedOn w:val="Normal"/>
     <w:rsid w:val="001D4D04"/>
@@ -44947,17 +44977,6 @@
 </file>
 
 <file path=customXml/item1.xml><?xml version="1.0" encoding="utf-8"?>
-<p:properties xmlns:p="http://schemas.microsoft.com/office/2006/metadata/properties" xmlns:xsi="http://www.w3.org/2001/XMLSchema-instance" xmlns:pc="http://schemas.microsoft.com/office/infopath/2007/PartnerControls">
-  <documentManagement>
-    <TaxCatchAll xmlns="67a0edcd-0de5-43ed-8c27-e32f38a00c91" xsi:nil="true"/>
-    <lcf76f155ced4ddcb4097134ff3c332f xmlns="42760c81-fd8e-4d59-8953-7cdb9f38b14f">
-      <Terms xmlns="http://schemas.microsoft.com/office/infopath/2007/PartnerControls"/>
-    </lcf76f155ced4ddcb4097134ff3c332f>
-  </documentManagement>
-</p:properties>
-</file>
-
-<file path=customXml/item2.xml><?xml version="1.0" encoding="utf-8"?>
 <?mso-contentType ?>
 <FormTemplates xmlns="http://schemas.microsoft.com/sharepoint/v3/contenttype/forms">
   <Display>DocumentLibraryForm</Display>
@@ -44966,17 +44985,17 @@
 </FormTemplates>
 </file>
 
-<file path=customXml/item3.xml><?xml version="1.0" encoding="utf-8"?>
+<file path=customXml/item2.xml><?xml version="1.0" encoding="utf-8"?>
 <b:Sources xmlns:b="http://schemas.openxmlformats.org/officeDocument/2006/bibliography" xmlns="http://schemas.openxmlformats.org/officeDocument/2006/bibliography" SelectedStyle="\APASixthEditionOfficeOnline.xsl" StyleName="APA" Version="6"/>
 </file>
 
-<file path=customXml/item4.xml><?xml version="1.0" encoding="utf-8"?>
+<file path=customXml/item3.xml><?xml version="1.0" encoding="utf-8"?>
 <go:gDocsCustomXmlDataStorage xmlns:go="http://customooxmlschemas.google.com/" xmlns:r="http://schemas.openxmlformats.org/officeDocument/2006/relationships">
   <go:docsCustomData xmlns:go="http://customooxmlschemas.google.com/" roundtripDataSignature="AMtx7mgVwfTnThMJ3osM2v0+q+LoagmeAQ==">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</go:docsCustomData>
 </go:gDocsCustomXmlDataStorage>
 </file>
 
-<file path=customXml/item5.xml><?xml version="1.0" encoding="utf-8"?>
+<file path=customXml/item4.xml><?xml version="1.0" encoding="utf-8"?>
 <ct:contentTypeSchema xmlns:ct="http://schemas.microsoft.com/office/2006/metadata/contentType" xmlns:ma="http://schemas.microsoft.com/office/2006/metadata/properties/metaAttributes" ct:_="" ma:_="" ma:contentTypeName="Documento" ma:contentTypeID="0x01010005252A1EF3BD024F856B47B579AB5244" ma:contentTypeVersion="12" ma:contentTypeDescription="Crear nuevo documento." ma:contentTypeScope="" ma:versionID="32d0e18b85ac20c34eab62df21c0cf58">
   <xsd:schema xmlns:xsd="http://www.w3.org/2001/XMLSchema" xmlns:xs="http://www.w3.org/2001/XMLSchema" xmlns:p="http://schemas.microsoft.com/office/2006/metadata/properties" xmlns:ns2="42760c81-fd8e-4d59-8953-7cdb9f38b14f" xmlns:ns3="67a0edcd-0de5-43ed-8c27-e32f38a00c91" targetNamespace="http://schemas.microsoft.com/office/2006/metadata/properties" ma:root="true" ma:fieldsID="cc2c149e99f10870fd5bc3964e5386d3" ns2:_="" ns3:_="">
     <xsd:import namespace="42760c81-fd8e-4d59-8953-7cdb9f38b14f"/>
@@ -45177,18 +45196,18 @@
 </ct:contentTypeSchema>
 </file>
 
-<file path=customXml/itemProps1.xml><?xml version="1.0" encoding="utf-8"?>
-<ds:datastoreItem xmlns:ds="http://schemas.openxmlformats.org/officeDocument/2006/customXml" ds:itemID="{F37F9110-465B-45DF-8B3C-CE0F643F750C}">
-  <ds:schemaRefs>
-    <ds:schemaRef ds:uri="http://schemas.microsoft.com/office/2006/metadata/properties"/>
-    <ds:schemaRef ds:uri="http://schemas.microsoft.com/office/infopath/2007/PartnerControls"/>
-    <ds:schemaRef ds:uri="67a0edcd-0de5-43ed-8c27-e32f38a00c91"/>
-    <ds:schemaRef ds:uri="42760c81-fd8e-4d59-8953-7cdb9f38b14f"/>
-  </ds:schemaRefs>
-</ds:datastoreItem>
+<file path=customXml/item5.xml><?xml version="1.0" encoding="utf-8"?>
+<p:properties xmlns:p="http://schemas.microsoft.com/office/2006/metadata/properties" xmlns:xsi="http://www.w3.org/2001/XMLSchema-instance" xmlns:pc="http://schemas.microsoft.com/office/infopath/2007/PartnerControls">
+  <documentManagement>
+    <TaxCatchAll xmlns="67a0edcd-0de5-43ed-8c27-e32f38a00c91" xsi:nil="true"/>
+    <lcf76f155ced4ddcb4097134ff3c332f xmlns="42760c81-fd8e-4d59-8953-7cdb9f38b14f">
+      <Terms xmlns="http://schemas.microsoft.com/office/infopath/2007/PartnerControls"/>
+    </lcf76f155ced4ddcb4097134ff3c332f>
+  </documentManagement>
+</p:properties>
 </file>
 
-<file path=customXml/itemProps2.xml><?xml version="1.0" encoding="utf-8"?>
+<file path=customXml/itemProps1.xml><?xml version="1.0" encoding="utf-8"?>
 <ds:datastoreItem xmlns:ds="http://schemas.openxmlformats.org/officeDocument/2006/customXml" ds:itemID="{7E446165-1B4B-4805-A1B6-93D4094688E3}">
   <ds:schemaRefs>
     <ds:schemaRef ds:uri="http://schemas.microsoft.com/sharepoint/v3/contenttype/forms"/>
@@ -45196,7 +45215,7 @@
 </ds:datastoreItem>
 </file>
 
-<file path=customXml/itemProps3.xml><?xml version="1.0" encoding="utf-8"?>
+<file path=customXml/itemProps2.xml><?xml version="1.0" encoding="utf-8"?>
 <ds:datastoreItem xmlns:ds="http://schemas.openxmlformats.org/officeDocument/2006/customXml" ds:itemID="{E8A25237-90F9-466B-BCCA-560541F18B6B}">
   <ds:schemaRefs>
     <ds:schemaRef ds:uri="http://schemas.openxmlformats.org/officeDocument/2006/bibliography"/>
@@ -45204,7 +45223,7 @@
 </ds:datastoreItem>
 </file>
 
-<file path=customXml/itemProps4.xml><?xml version="1.0" encoding="utf-8"?>
+<file path=customXml/itemProps3.xml><?xml version="1.0" encoding="utf-8"?>
 <ds:datastoreItem xmlns:ds="http://schemas.openxmlformats.org/officeDocument/2006/customXml" ds:itemID="{11111111-1234-1234-1234-123412341234}">
   <ds:schemaRefs>
     <ds:schemaRef ds:uri="http://customooxmlschemas.google.com/"/>
@@ -45213,7 +45232,7 @@
 </ds:datastoreItem>
 </file>
 
-<file path=customXml/itemProps5.xml><?xml version="1.0" encoding="utf-8"?>
+<file path=customXml/itemProps4.xml><?xml version="1.0" encoding="utf-8"?>
 <ds:datastoreItem xmlns:ds="http://schemas.openxmlformats.org/officeDocument/2006/customXml" ds:itemID="{17A31672-575B-4D07-BC16-CF6FFEE5900F}">
   <ds:schemaRefs>
     <ds:schemaRef ds:uri="http://schemas.microsoft.com/office/2006/metadata/contentType"/>
@@ -45230,4 +45249,15 @@
     <ds:schemaRef ds:uri="http://schemas.microsoft.com/internal/obd"/>
   </ds:schemaRefs>
 </ds:datastoreItem>
+</file>
+
+<file path=customXml/itemProps5.xml><?xml version="1.0" encoding="utf-8"?>
+<ds:datastoreItem xmlns:ds="http://schemas.openxmlformats.org/officeDocument/2006/customXml" ds:itemID="{F37F9110-465B-45DF-8B3C-CE0F643F750C}">
+  <ds:schemaRefs>
+    <ds:schemaRef ds:uri="http://schemas.microsoft.com/office/2006/metadata/properties"/>
+    <ds:schemaRef ds:uri="http://schemas.microsoft.com/office/infopath/2007/PartnerControls"/>
+    <ds:schemaRef ds:uri="67a0edcd-0de5-43ed-8c27-e32f38a00c91"/>
+    <ds:schemaRef ds:uri="42760c81-fd8e-4d59-8953-7cdb9f38b14f"/>
+  </ds:schemaRefs>
+</ds:datastoreItem>
 </file>
--- a/fuentes/63520002_CF01_DI.docx
+++ b/fuentes/63520002_CF01_DI.docx
@@ -1,6 +1,6 @@
 
 <file path=word/document.xml><?xml version="1.0" encoding="utf-8"?>
-<w:document xmlns:wpc="http://schemas.microsoft.com/office/word/2010/wordprocessingCanvas" xmlns:cx="http://schemas.microsoft.com/office/drawing/2014/chartex" xmlns:cx1="http://schemas.microsoft.com/office/drawing/2015/9/8/chartex" xmlns:cx2="http://schemas.microsoft.com/office/drawing/2015/10/21/chartex" xmlns:cx3="http://schemas.microsoft.com/office/drawing/2016/5/9/chartex" xmlns:cx4="http://schemas.microsoft.com/office/drawing/2016/5/10/chartex" xmlns:cx5="http://schemas.microsoft.com/office/drawing/2016/5/11/chartex" xmlns:cx6="http://schemas.microsoft.com/office/drawing/2016/5/12/chartex" xmlns:cx7="http://schemas.microsoft.com/office/drawing/2016/5/13/chartex" xmlns:cx8="http://schemas.microsoft.com/office/drawing/2016/5/14/chartex" xmlns:mc="http://schemas.openxmlformats.org/markup-compatibility/2006" xmlns:m="http://schemas.openxmlformats.org/officeDocument/2006/math" xmlns:aink="http://schemas.microsoft.com/office/drawing/2016/ink" xmlns:am3d="http://schemas.microsoft.com/office/drawing/2017/model3d" xmlns:oel="http://schemas.microsoft.com/office/2019/extlst" xmlns:r="http://schemas.openxmlformats.org/officeDocument/2006/relationships" xmlns:wp14="http://schemas.microsoft.com/office/word/2010/wordprocessingDrawing" xmlns:wp="http://schemas.openxmlformats.org/drawingml/2006/wordprocessingDrawing" xmlns:wpg="http://schemas.microsoft.com/office/word/2010/wordprocessingGroup" xmlns:wpi="http://schemas.microsoft.com/office/word/2010/wordprocessingInk" xmlns:wps="http://schemas.microsoft.com/office/word/2010/wordprocessingShape" xmlns:o="urn:schemas-microsoft-com:office:office" xmlns:v="urn:schemas-microsoft-com:vml" xmlns:w10="urn:schemas-microsoft-com:office:word" xmlns:w="http://schemas.openxmlformats.org/wordprocessingml/2006/main" xmlns:w14="http://schemas.microsoft.com/office/word/2010/wordml" xmlns:w15="http://schemas.microsoft.com/office/word/2012/wordml" xmlns:w16cex="http://schemas.microsoft.com/office/word/2018/wordml/cex" xmlns:w16cid="http://schemas.microsoft.com/office/word/2016/wordml/cid" xmlns:w16="http://schemas.microsoft.com/office/word/2018/wordml" xmlns:w16sdtdh="http://schemas.microsoft.com/office/word/2020/wordml/sdtdatahash" xmlns:w16sdtfl="http://schemas.microsoft.com/office/word/2024/wordml/sdtformatlock" xmlns:w16se="http://schemas.microsoft.com/office/word/2015/wordml/symex" xmlns:w16du="http://schemas.microsoft.com/office/word/2023/wordml/word16du" xmlns:wne="http://schemas.microsoft.com/office/word/2006/wordml" mc:Ignorable="w14 w15 w16se w16cid w16 w16cex w16sdtdh w16sdtfl w16du wp14">
+<w:document xmlns:wpc="http://schemas.microsoft.com/office/word/2010/wordprocessingCanvas" xmlns:cx="http://schemas.microsoft.com/office/drawing/2014/chartex" xmlns:cx1="http://schemas.microsoft.com/office/drawing/2015/9/8/chartex" xmlns:cx2="http://schemas.microsoft.com/office/drawing/2015/10/21/chartex" xmlns:cx3="http://schemas.microsoft.com/office/drawing/2016/5/9/chartex" xmlns:cx4="http://schemas.microsoft.com/office/drawing/2016/5/10/chartex" xmlns:cx5="http://schemas.microsoft.com/office/drawing/2016/5/11/chartex" xmlns:cx6="http://schemas.microsoft.com/office/drawing/2016/5/12/chartex" xmlns:cx7="http://schemas.microsoft.com/office/drawing/2016/5/13/chartex" xmlns:cx8="http://schemas.microsoft.com/office/drawing/2016/5/14/chartex" xmlns:mc="http://schemas.openxmlformats.org/markup-compatibility/2006" xmlns:aink="http://schemas.microsoft.com/office/drawing/2016/ink" xmlns:am3d="http://schemas.microsoft.com/office/drawing/2017/model3d" xmlns:o="urn:schemas-microsoft-com:office:office" xmlns:r="http://schemas.openxmlformats.org/officeDocument/2006/relationships" xmlns:m="http://schemas.openxmlformats.org/officeDocument/2006/math" xmlns:v="urn:schemas-microsoft-com:vml" xmlns:wp14="http://schemas.microsoft.com/office/word/2010/wordprocessingDrawing" xmlns:wp="http://schemas.openxmlformats.org/drawingml/2006/wordprocessingDrawing" xmlns:w10="urn:schemas-microsoft-com:office:word" xmlns:w="http://schemas.openxmlformats.org/wordprocessingml/2006/main" xmlns:w14="http://schemas.microsoft.com/office/word/2010/wordml" xmlns:w15="http://schemas.microsoft.com/office/word/2012/wordml" xmlns:w16cex="http://schemas.microsoft.com/office/word/2018/wordml/cex" xmlns:w16cid="http://schemas.microsoft.com/office/word/2016/wordml/cid" xmlns:w16="http://schemas.microsoft.com/office/word/2018/wordml" xmlns:w16sdtdh="http://schemas.microsoft.com/office/word/2020/wordml/sdtdatahash" xmlns:w16se="http://schemas.microsoft.com/office/word/2015/wordml/symex" xmlns:wpg="http://schemas.microsoft.com/office/word/2010/wordprocessingGroup" xmlns:wpi="http://schemas.microsoft.com/office/word/2010/wordprocessingInk" xmlns:wne="http://schemas.microsoft.com/office/word/2006/wordml" xmlns:wps="http://schemas.microsoft.com/office/word/2010/wordprocessingShape" mc:Ignorable="w14 w15 w16se w16cid w16 w16cex w16sdtdh wp14">
   <w:body>
     <w:p>
       <w:pPr>
@@ -3009,6 +3009,7 @@
         </w:rPr>
         <w:t>La inocuidad no es lo mismo que calidad nutricional o sensorial. Un pan puede ser delicioso, con buena corteza y miga, pero no ser inocuo si contiene patógenos como </w:t>
       </w:r>
+      <w:proofErr w:type="spellStart"/>
       <w:r>
         <w:rPr>
           <w:rFonts w:ascii="Arial" w:hAnsi="Arial" w:cs="Arial"/>
@@ -3018,17 +3019,9 @@
           <w:szCs w:val="20"/>
           <w:lang w:val="es-MX"/>
         </w:rPr>
-        <w:t>Bacillus cereus</w:t>
-      </w:r>
-      <w:r>
-        <w:rPr>
-          <w:rFonts w:ascii="Arial" w:hAnsi="Arial" w:cs="Arial"/>
-          <w:sz w:val="20"/>
-          <w:szCs w:val="20"/>
-          <w:lang w:val="es-MX"/>
-        </w:rPr>
-        <w:t> o toxinas. La masa madre, debido a su pH ácido (generalmente entre 3.8 y 4.5), inhibe muchos microorganismos patógenos, pero no todos. Por ejemplo, </w:t>
-      </w:r>
+        <w:t>Bacillus</w:t>
+      </w:r>
+      <w:proofErr w:type="spellEnd"/>
       <w:r>
         <w:rPr>
           <w:rFonts w:ascii="Arial" w:hAnsi="Arial" w:cs="Arial"/>
@@ -3038,8 +3031,67 @@
           <w:szCs w:val="20"/>
           <w:lang w:val="es-MX"/>
         </w:rPr>
-        <w:t>Bacillus cereus</w:t>
-      </w:r>
+        <w:t xml:space="preserve"> </w:t>
+      </w:r>
+      <w:proofErr w:type="spellStart"/>
+      <w:r>
+        <w:rPr>
+          <w:rFonts w:ascii="Arial" w:hAnsi="Arial" w:cs="Arial"/>
+          <w:i/>
+          <w:iCs/>
+          <w:sz w:val="20"/>
+          <w:szCs w:val="20"/>
+          <w:lang w:val="es-MX"/>
+        </w:rPr>
+        <w:t>cereus</w:t>
+      </w:r>
+      <w:proofErr w:type="spellEnd"/>
+      <w:r>
+        <w:rPr>
+          <w:rFonts w:ascii="Arial" w:hAnsi="Arial" w:cs="Arial"/>
+          <w:sz w:val="20"/>
+          <w:szCs w:val="20"/>
+          <w:lang w:val="es-MX"/>
+        </w:rPr>
+        <w:t> o toxinas. La masa madre, debido a su pH ácido (generalmente entre 3.8 y 4.5), inhibe muchos microorganismos patógenos, pero no todos. Por ejemplo, </w:t>
+      </w:r>
+      <w:proofErr w:type="spellStart"/>
+      <w:r>
+        <w:rPr>
+          <w:rFonts w:ascii="Arial" w:hAnsi="Arial" w:cs="Arial"/>
+          <w:i/>
+          <w:iCs/>
+          <w:sz w:val="20"/>
+          <w:szCs w:val="20"/>
+          <w:lang w:val="es-MX"/>
+        </w:rPr>
+        <w:t>Bacillus</w:t>
+      </w:r>
+      <w:proofErr w:type="spellEnd"/>
+      <w:r>
+        <w:rPr>
+          <w:rFonts w:ascii="Arial" w:hAnsi="Arial" w:cs="Arial"/>
+          <w:i/>
+          <w:iCs/>
+          <w:sz w:val="20"/>
+          <w:szCs w:val="20"/>
+          <w:lang w:val="es-MX"/>
+        </w:rPr>
+        <w:t xml:space="preserve"> </w:t>
+      </w:r>
+      <w:proofErr w:type="spellStart"/>
+      <w:r>
+        <w:rPr>
+          <w:rFonts w:ascii="Arial" w:hAnsi="Arial" w:cs="Arial"/>
+          <w:i/>
+          <w:iCs/>
+          <w:sz w:val="20"/>
+          <w:szCs w:val="20"/>
+          <w:lang w:val="es-MX"/>
+        </w:rPr>
+        <w:t>cereus</w:t>
+      </w:r>
+      <w:proofErr w:type="spellEnd"/>
       <w:r>
         <w:rPr>
           <w:rFonts w:ascii="Arial" w:hAnsi="Arial" w:cs="Arial"/>
@@ -3097,6 +3149,7 @@
         </w:rPr>
         <w:t>na masa madre activa con pH 4.0 es segura para la mayoría de bacterias patógenas, pero si el panadero no se lava las manos después de ir al baño y contamina la masa con </w:t>
       </w:r>
+      <w:proofErr w:type="spellStart"/>
       <w:r>
         <w:rPr>
           <w:rFonts w:ascii="Arial" w:hAnsi="Arial" w:cs="Arial"/>
@@ -3106,8 +3159,33 @@
           <w:szCs w:val="20"/>
           <w:lang w:val="es-MX"/>
         </w:rPr>
-        <w:t>Escherichia coli</w:t>
-      </w:r>
+        <w:t>Escherichia</w:t>
+      </w:r>
+      <w:proofErr w:type="spellEnd"/>
+      <w:r>
+        <w:rPr>
+          <w:rFonts w:ascii="Arial" w:hAnsi="Arial" w:cs="Arial"/>
+          <w:i/>
+          <w:iCs/>
+          <w:sz w:val="20"/>
+          <w:szCs w:val="20"/>
+          <w:lang w:val="es-MX"/>
+        </w:rPr>
+        <w:t xml:space="preserve"> </w:t>
+      </w:r>
+      <w:proofErr w:type="spellStart"/>
+      <w:r>
+        <w:rPr>
+          <w:rFonts w:ascii="Arial" w:hAnsi="Arial" w:cs="Arial"/>
+          <w:i/>
+          <w:iCs/>
+          <w:sz w:val="20"/>
+          <w:szCs w:val="20"/>
+          <w:lang w:val="es-MX"/>
+        </w:rPr>
+        <w:t>coli</w:t>
+      </w:r>
+      <w:proofErr w:type="spellEnd"/>
       <w:r>
         <w:rPr>
           <w:rFonts w:ascii="Arial" w:hAnsi="Arial" w:cs="Arial"/>
@@ -3838,6 +3916,19 @@
               </w:rPr>
               <w:t>TARJETAS</w:t>
             </w:r>
+            <w:commentRangeEnd w:id="1"/>
+            <w:r>
+              <w:rPr>
+                <w:rStyle w:val="Refdecomentario"/>
+                <w:rFonts w:ascii="Arial" w:hAnsi="Arial" w:cs="Arial"/>
+                <w:b/>
+                <w:bCs/>
+                <w:sz w:val="20"/>
+                <w:szCs w:val="20"/>
+                <w:lang w:val="es-MX"/>
+              </w:rPr>
+              <w:commentReference w:id="1"/>
+            </w:r>
             <w:commentRangeEnd w:id="2"/>
             <w:r>
               <w:rPr>
@@ -3850,19 +3941,6 @@
                 <w:lang w:val="es-MX"/>
               </w:rPr>
               <w:commentReference w:id="2"/>
-            </w:r>
-            <w:commentRangeEnd w:id="1"/>
-            <w:r>
-              <w:rPr>
-                <w:rStyle w:val="Refdecomentario"/>
-                <w:rFonts w:ascii="Arial" w:hAnsi="Arial" w:cs="Arial"/>
-                <w:b/>
-                <w:bCs/>
-                <w:sz w:val="20"/>
-                <w:szCs w:val="20"/>
-                <w:lang w:val="es-MX"/>
-              </w:rPr>
-              <w:commentReference w:id="1"/>
             </w:r>
           </w:p>
           <w:p>
@@ -3980,6 +4058,7 @@
             <w:pPr>
               <w:pStyle w:val="Ttulo3"/>
               <w:spacing w:before="0" w:after="0" w:line="276" w:lineRule="auto"/>
+              <w:outlineLvl w:val="2"/>
               <w:rPr>
                 <w:rFonts w:ascii="Arial" w:hAnsi="Arial" w:cs="Arial"/>
                 <w:b/>
@@ -4065,6 +4144,7 @@
             <w:pPr>
               <w:pStyle w:val="Ttulo3"/>
               <w:spacing w:before="0" w:after="0" w:line="276" w:lineRule="auto"/>
+              <w:outlineLvl w:val="2"/>
               <w:rPr>
                 <w:rFonts w:ascii="Arial" w:hAnsi="Arial" w:cs="Arial"/>
                 <w:color w:val="auto"/>
@@ -4176,6 +4256,7 @@
             <w:pPr>
               <w:pStyle w:val="Ttulo3"/>
               <w:spacing w:before="0" w:after="0" w:line="276" w:lineRule="auto"/>
+              <w:outlineLvl w:val="2"/>
               <w:rPr>
                 <w:rFonts w:ascii="Arial" w:hAnsi="Arial" w:cs="Arial"/>
                 <w:color w:val="auto"/>
@@ -4267,6 +4348,7 @@
             <w:pPr>
               <w:pStyle w:val="Ttulo3"/>
               <w:spacing w:before="0" w:after="0" w:line="276" w:lineRule="auto"/>
+              <w:outlineLvl w:val="2"/>
               <w:rPr>
                 <w:rFonts w:ascii="Arial" w:hAnsi="Arial" w:cs="Arial"/>
                 <w:color w:val="auto"/>
@@ -4359,6 +4441,7 @@
             <w:pPr>
               <w:pStyle w:val="Ttulo3"/>
               <w:spacing w:before="0" w:after="0" w:line="276" w:lineRule="auto"/>
+              <w:outlineLvl w:val="2"/>
               <w:rPr>
                 <w:rFonts w:ascii="Arial" w:hAnsi="Arial" w:cs="Arial"/>
                 <w:color w:val="auto"/>
@@ -4736,8 +4819,19 @@
                 <w:szCs w:val="20"/>
                 <w:lang w:val="es-MX"/>
               </w:rPr>
-              <w:t>sar baldosa, acero, epóxicos</w:t>
-            </w:r>
+              <w:t xml:space="preserve">sar baldosa, acero, </w:t>
+            </w:r>
+            <w:proofErr w:type="spellStart"/>
+            <w:r>
+              <w:rPr>
+                <w:rFonts w:ascii="Arial" w:hAnsi="Arial" w:cs="Arial"/>
+                <w:sz w:val="20"/>
+                <w:szCs w:val="20"/>
+                <w:lang w:val="es-MX"/>
+              </w:rPr>
+              <w:t>epóxicos</w:t>
+            </w:r>
+            <w:proofErr w:type="spellEnd"/>
             <w:r>
               <w:rPr>
                 <w:rFonts w:ascii="Arial" w:hAnsi="Arial" w:cs="Arial"/>
@@ -5313,7 +5407,25 @@
           <w:szCs w:val="20"/>
           <w:lang w:val="es-MX"/>
         </w:rPr>
-        <w:t xml:space="preserve"> el manipulador debe realizar una serie de hábitos diarios obligatorios los cuales son: baño diario completo antes de la jornada, uñas cortas, limpias y sin esmalte, cabello recogido y cubierto totalmente por el gorro, y no usar perfume, colonia o maquillaje en áreas de producción.</w:t>
+        <w:t xml:space="preserve"> el manipulador debe realizar una serie de hábitos diarios obligatorios</w:t>
+      </w:r>
+      <w:r>
+        <w:rPr>
+          <w:rFonts w:ascii="Arial" w:hAnsi="Arial" w:cs="Arial"/>
+          <w:sz w:val="20"/>
+          <w:szCs w:val="20"/>
+          <w:lang w:val="es-MX"/>
+        </w:rPr>
+        <w:t>,</w:t>
+      </w:r>
+      <w:r>
+        <w:rPr>
+          <w:rFonts w:ascii="Arial" w:hAnsi="Arial" w:cs="Arial"/>
+          <w:sz w:val="20"/>
+          <w:szCs w:val="20"/>
+          <w:lang w:val="es-MX"/>
+        </w:rPr>
+        <w:t xml:space="preserve"> los cuales son: baño diario completo antes de la jornada, uñas cortas, limpias y sin esmalte, cabello recogido y cubierto totalmente por el gorro, y no usar perfume, colonia o maquillaje en áreas de producción.</w:t>
       </w:r>
     </w:p>
     <w:p>
@@ -5668,16 +5780,29 @@
                 <w:lang w:val="es-MX"/>
               </w:rPr>
             </w:pPr>
-            <w:r>
-              <w:rPr>
-                <w:rFonts w:ascii="Arial" w:hAnsi="Arial" w:cs="Arial"/>
-                <w:b/>
-                <w:bCs/>
-                <w:sz w:val="20"/>
-                <w:szCs w:val="20"/>
-                <w:lang w:val="es-MX"/>
-              </w:rPr>
-              <w:t xml:space="preserve">Chaquetín o delantal: </w:t>
+            <w:proofErr w:type="spellStart"/>
+            <w:r>
+              <w:rPr>
+                <w:rFonts w:ascii="Arial" w:hAnsi="Arial" w:cs="Arial"/>
+                <w:b/>
+                <w:bCs/>
+                <w:sz w:val="20"/>
+                <w:szCs w:val="20"/>
+                <w:lang w:val="es-MX"/>
+              </w:rPr>
+              <w:t>Chaquetín</w:t>
+            </w:r>
+            <w:proofErr w:type="spellEnd"/>
+            <w:r>
+              <w:rPr>
+                <w:rFonts w:ascii="Arial" w:hAnsi="Arial" w:cs="Arial"/>
+                <w:b/>
+                <w:bCs/>
+                <w:sz w:val="20"/>
+                <w:szCs w:val="20"/>
+                <w:lang w:val="es-MX"/>
+              </w:rPr>
+              <w:t xml:space="preserve"> o delantal: </w:t>
             </w:r>
             <w:r>
               <w:rPr>
@@ -5822,7 +5947,27 @@
                 <w:szCs w:val="20"/>
                 <w:lang w:val="es-MX"/>
               </w:rPr>
-              <w:t>debe cubrir completamente el cabello, incluyendo patillas, nuca y, cuando sea necesario, la barba o el bigote mediante el uso de cubrebarba.</w:t>
+              <w:t xml:space="preserve">debe cubrir completamente el cabello, incluyendo patillas, nuca y, cuando sea necesario, la barba o el bigote mediante el uso de </w:t>
+            </w:r>
+            <w:proofErr w:type="spellStart"/>
+            <w:r>
+              <w:rPr>
+                <w:rFonts w:ascii="Arial" w:hAnsi="Arial" w:cs="Arial"/>
+                <w:sz w:val="20"/>
+                <w:szCs w:val="20"/>
+                <w:lang w:val="es-MX"/>
+              </w:rPr>
+              <w:t>cubrebarba</w:t>
+            </w:r>
+            <w:proofErr w:type="spellEnd"/>
+            <w:r>
+              <w:rPr>
+                <w:rFonts w:ascii="Arial" w:hAnsi="Arial" w:cs="Arial"/>
+                <w:sz w:val="20"/>
+                <w:szCs w:val="20"/>
+                <w:lang w:val="es-MX"/>
+              </w:rPr>
+              <w:t>.</w:t>
             </w:r>
           </w:p>
         </w:tc>
@@ -6634,6 +6779,19 @@
               </w:rPr>
               <w:t>VERTICALES</w:t>
             </w:r>
+            <w:commentRangeEnd w:id="6"/>
+            <w:r>
+              <w:rPr>
+                <w:rStyle w:val="Refdecomentario"/>
+                <w:rFonts w:ascii="Arial" w:hAnsi="Arial" w:cs="Arial"/>
+                <w:b/>
+                <w:bCs/>
+                <w:sz w:val="20"/>
+                <w:szCs w:val="20"/>
+                <w:lang w:val="es-MX"/>
+              </w:rPr>
+              <w:commentReference w:id="6"/>
+            </w:r>
             <w:commentRangeEnd w:id="7"/>
             <w:r>
               <w:rPr>
@@ -6646,19 +6804,6 @@
                 <w:lang w:val="es-MX"/>
               </w:rPr>
               <w:commentReference w:id="7"/>
-            </w:r>
-            <w:commentRangeEnd w:id="6"/>
-            <w:r>
-              <w:rPr>
-                <w:rStyle w:val="Refdecomentario"/>
-                <w:rFonts w:ascii="Arial" w:hAnsi="Arial" w:cs="Arial"/>
-                <w:b/>
-                <w:bCs/>
-                <w:sz w:val="20"/>
-                <w:szCs w:val="20"/>
-                <w:lang w:val="es-MX"/>
-              </w:rPr>
-              <w:commentReference w:id="6"/>
             </w:r>
           </w:p>
         </w:tc>
@@ -7233,6 +7378,19 @@
               </w:rPr>
               <w:t>VERTICALES</w:t>
             </w:r>
+            <w:commentRangeEnd w:id="8"/>
+            <w:r>
+              <w:rPr>
+                <w:rStyle w:val="Refdecomentario"/>
+                <w:rFonts w:ascii="Arial" w:hAnsi="Arial" w:cs="Arial"/>
+                <w:b/>
+                <w:bCs/>
+                <w:sz w:val="20"/>
+                <w:szCs w:val="20"/>
+                <w:lang w:val="es-MX"/>
+              </w:rPr>
+              <w:commentReference w:id="8"/>
+            </w:r>
             <w:commentRangeEnd w:id="9"/>
             <w:r>
               <w:rPr>
@@ -7245,19 +7403,6 @@
                 <w:lang w:val="es-MX"/>
               </w:rPr>
               <w:commentReference w:id="9"/>
-            </w:r>
-            <w:commentRangeEnd w:id="8"/>
-            <w:r>
-              <w:rPr>
-                <w:rStyle w:val="Refdecomentario"/>
-                <w:rFonts w:ascii="Arial" w:hAnsi="Arial" w:cs="Arial"/>
-                <w:b/>
-                <w:bCs/>
-                <w:sz w:val="20"/>
-                <w:szCs w:val="20"/>
-                <w:lang w:val="es-MX"/>
-              </w:rPr>
-              <w:commentReference w:id="8"/>
             </w:r>
           </w:p>
         </w:tc>
@@ -8591,6 +8736,7 @@
         </w:rPr>
         <w:t>La contaminación de los alimentos es la presencia en ellos de cualquier agente físico, químico o biológico que pueda provocar un riesgo para la salud del consumidor o una alteración de la calidad del producto. Puede ocurrir en cualquier etapa: desde la materia prima (harina con esporas de </w:t>
       </w:r>
+      <w:proofErr w:type="spellStart"/>
       <w:r>
         <w:rPr>
           <w:rFonts w:ascii="Arial" w:hAnsi="Arial" w:cs="Arial"/>
@@ -8600,8 +8746,33 @@
           <w:szCs w:val="20"/>
           <w:lang w:val="es-MX"/>
         </w:rPr>
-        <w:t>Bacillus cereus</w:t>
-      </w:r>
+        <w:t>Bacillus</w:t>
+      </w:r>
+      <w:proofErr w:type="spellEnd"/>
+      <w:r>
+        <w:rPr>
+          <w:rFonts w:ascii="Arial" w:hAnsi="Arial" w:cs="Arial"/>
+          <w:i/>
+          <w:iCs/>
+          <w:sz w:val="20"/>
+          <w:szCs w:val="20"/>
+          <w:lang w:val="es-MX"/>
+        </w:rPr>
+        <w:t xml:space="preserve"> </w:t>
+      </w:r>
+      <w:proofErr w:type="spellStart"/>
+      <w:r>
+        <w:rPr>
+          <w:rFonts w:ascii="Arial" w:hAnsi="Arial" w:cs="Arial"/>
+          <w:i/>
+          <w:iCs/>
+          <w:sz w:val="20"/>
+          <w:szCs w:val="20"/>
+          <w:lang w:val="es-MX"/>
+        </w:rPr>
+        <w:t>cereus</w:t>
+      </w:r>
+      <w:proofErr w:type="spellEnd"/>
       <w:r>
         <w:rPr>
           <w:rFonts w:ascii="Arial" w:hAnsi="Arial" w:cs="Arial"/>
@@ -10227,8 +10398,19 @@
           <w:szCs w:val="20"/>
           <w:lang w:val="es-MX"/>
         </w:rPr>
-        <w:t xml:space="preserve"> patógenos y toxinogénicos</w:t>
-      </w:r>
+        <w:t xml:space="preserve"> patógenos y </w:t>
+      </w:r>
+      <w:proofErr w:type="spellStart"/>
+      <w:r>
+        <w:rPr>
+          <w:rFonts w:ascii="Arial" w:hAnsi="Arial" w:cs="Arial"/>
+          <w:sz w:val="20"/>
+          <w:szCs w:val="20"/>
+          <w:lang w:val="es-MX"/>
+        </w:rPr>
+        <w:t>toxinogénicos</w:t>
+      </w:r>
+      <w:proofErr w:type="spellEnd"/>
       <w:r>
         <w:rPr>
           <w:rFonts w:ascii="Arial" w:hAnsi="Arial" w:cs="Arial"/>
@@ -10516,6 +10698,7 @@
                 <w:lang w:val="es-MX"/>
               </w:rPr>
             </w:pPr>
+            <w:proofErr w:type="spellStart"/>
             <w:r>
               <w:rPr>
                 <w:rFonts w:ascii="Arial" w:hAnsi="Arial" w:cs="Arial"/>
@@ -10525,8 +10708,33 @@
                 <w:szCs w:val="20"/>
                 <w:lang w:val="es-MX"/>
               </w:rPr>
-              <w:t>Bacillus cereus</w:t>
-            </w:r>
+              <w:t>Bacillus</w:t>
+            </w:r>
+            <w:proofErr w:type="spellEnd"/>
+            <w:r>
+              <w:rPr>
+                <w:rFonts w:ascii="Arial" w:hAnsi="Arial" w:cs="Arial"/>
+                <w:i/>
+                <w:iCs/>
+                <w:sz w:val="20"/>
+                <w:szCs w:val="20"/>
+                <w:lang w:val="es-MX"/>
+              </w:rPr>
+              <w:t xml:space="preserve"> </w:t>
+            </w:r>
+            <w:proofErr w:type="spellStart"/>
+            <w:r>
+              <w:rPr>
+                <w:rFonts w:ascii="Arial" w:hAnsi="Arial" w:cs="Arial"/>
+                <w:i/>
+                <w:iCs/>
+                <w:sz w:val="20"/>
+                <w:szCs w:val="20"/>
+                <w:lang w:val="es-MX"/>
+              </w:rPr>
+              <w:t>cereus</w:t>
+            </w:r>
+            <w:proofErr w:type="spellEnd"/>
           </w:p>
         </w:tc>
         <w:tc>
@@ -10646,6 +10854,7 @@
                 <w:lang w:val="es-MX"/>
               </w:rPr>
             </w:pPr>
+            <w:proofErr w:type="spellStart"/>
             <w:r>
               <w:rPr>
                 <w:rFonts w:ascii="Arial" w:hAnsi="Arial" w:cs="Arial"/>
@@ -10655,8 +10864,33 @@
                 <w:szCs w:val="20"/>
                 <w:lang w:val="es-MX"/>
               </w:rPr>
-              <w:t>Staphylococcus aureus</w:t>
-            </w:r>
+              <w:t>Staphylococcus</w:t>
+            </w:r>
+            <w:proofErr w:type="spellEnd"/>
+            <w:r>
+              <w:rPr>
+                <w:rFonts w:ascii="Arial" w:hAnsi="Arial" w:cs="Arial"/>
+                <w:i/>
+                <w:iCs/>
+                <w:sz w:val="20"/>
+                <w:szCs w:val="20"/>
+                <w:lang w:val="es-MX"/>
+              </w:rPr>
+              <w:t xml:space="preserve"> </w:t>
+            </w:r>
+            <w:proofErr w:type="spellStart"/>
+            <w:r>
+              <w:rPr>
+                <w:rFonts w:ascii="Arial" w:hAnsi="Arial" w:cs="Arial"/>
+                <w:i/>
+                <w:iCs/>
+                <w:sz w:val="20"/>
+                <w:szCs w:val="20"/>
+                <w:lang w:val="es-MX"/>
+              </w:rPr>
+              <w:t>aureus</w:t>
+            </w:r>
+            <w:proofErr w:type="spellEnd"/>
           </w:p>
         </w:tc>
         <w:tc>
@@ -10769,8 +11003,21 @@
                 <w:szCs w:val="20"/>
                 <w:lang w:val="es-MX"/>
               </w:rPr>
-              <w:t>Salmonella spp</w:t>
-            </w:r>
+              <w:t>Salmonella </w:t>
+            </w:r>
+            <w:proofErr w:type="spellStart"/>
+            <w:r>
+              <w:rPr>
+                <w:rFonts w:ascii="Arial" w:hAnsi="Arial" w:cs="Arial"/>
+                <w:i/>
+                <w:iCs/>
+                <w:sz w:val="20"/>
+                <w:szCs w:val="20"/>
+                <w:lang w:val="es-MX"/>
+              </w:rPr>
+              <w:t>spp</w:t>
+            </w:r>
+            <w:proofErr w:type="spellEnd"/>
           </w:p>
         </w:tc>
         <w:tc>
@@ -10905,6 +11152,7 @@
               </w:rPr>
               <w:t>, </w:t>
             </w:r>
+            <w:proofErr w:type="spellStart"/>
             <w:r>
               <w:rPr>
                 <w:rFonts w:ascii="Arial" w:hAnsi="Arial" w:cs="Arial"/>
@@ -10916,6 +11164,7 @@
               </w:rPr>
               <w:t>Penicillium</w:t>
             </w:r>
+            <w:proofErr w:type="spellEnd"/>
             <w:r>
               <w:rPr>
                 <w:rFonts w:ascii="Arial" w:hAnsi="Arial" w:cs="Arial"/>
@@ -11107,6 +11356,7 @@
         </w:rPr>
         <w:t> y </w:t>
       </w:r>
+      <w:proofErr w:type="spellStart"/>
       <w:r>
         <w:rPr>
           <w:rFonts w:ascii="Arial" w:hAnsi="Arial" w:cs="Arial"/>
@@ -11118,6 +11368,7 @@
         </w:rPr>
         <w:t>Staphylococcus</w:t>
       </w:r>
+      <w:proofErr w:type="spellEnd"/>
       <w:r>
         <w:rPr>
           <w:rFonts w:ascii="Arial" w:hAnsi="Arial" w:cs="Arial"/>
@@ -11127,6 +11378,7 @@
         </w:rPr>
         <w:t>, pero no a </w:t>
       </w:r>
+      <w:proofErr w:type="spellStart"/>
       <w:r>
         <w:rPr>
           <w:rFonts w:ascii="Arial" w:hAnsi="Arial" w:cs="Arial"/>
@@ -11136,8 +11388,33 @@
           <w:szCs w:val="20"/>
           <w:lang w:val="es-MX"/>
         </w:rPr>
-        <w:t>Bacillus cereus</w:t>
-      </w:r>
+        <w:t>Bacillus</w:t>
+      </w:r>
+      <w:proofErr w:type="spellEnd"/>
+      <w:r>
+        <w:rPr>
+          <w:rFonts w:ascii="Arial" w:hAnsi="Arial" w:cs="Arial"/>
+          <w:i/>
+          <w:iCs/>
+          <w:sz w:val="20"/>
+          <w:szCs w:val="20"/>
+          <w:lang w:val="es-MX"/>
+        </w:rPr>
+        <w:t xml:space="preserve"> </w:t>
+      </w:r>
+      <w:proofErr w:type="spellStart"/>
+      <w:r>
+        <w:rPr>
+          <w:rFonts w:ascii="Arial" w:hAnsi="Arial" w:cs="Arial"/>
+          <w:i/>
+          <w:iCs/>
+          <w:sz w:val="20"/>
+          <w:szCs w:val="20"/>
+          <w:lang w:val="es-MX"/>
+        </w:rPr>
+        <w:t>cereus</w:t>
+      </w:r>
+      <w:proofErr w:type="spellEnd"/>
       <w:r>
         <w:rPr>
           <w:rFonts w:ascii="Arial" w:hAnsi="Arial" w:cs="Arial"/>
@@ -11241,6 +11518,7 @@
         </w:rPr>
         <w:t xml:space="preserve">Durante la preparación de panes con masa madre, un panadero deja una masa fermentando durante toda la noche a temperatura ambiente porque considera que el ambiente ácido elimina cualquier riesgo microbiológico. Sin embargo, las esporas de </w:t>
       </w:r>
+      <w:proofErr w:type="spellStart"/>
       <w:r>
         <w:rPr>
           <w:rFonts w:ascii="Arial" w:hAnsi="Arial" w:cs="Arial"/>
@@ -11249,8 +11527,31 @@
           <w:sz w:val="20"/>
           <w:szCs w:val="20"/>
         </w:rPr>
-        <w:t>Bacillus cereus</w:t>
-      </w:r>
+        <w:t>Bacillus</w:t>
+      </w:r>
+      <w:proofErr w:type="spellEnd"/>
+      <w:r>
+        <w:rPr>
+          <w:rFonts w:ascii="Arial" w:hAnsi="Arial" w:cs="Arial"/>
+          <w:i/>
+          <w:iCs/>
+          <w:sz w:val="20"/>
+          <w:szCs w:val="20"/>
+        </w:rPr>
+        <w:t xml:space="preserve"> </w:t>
+      </w:r>
+      <w:proofErr w:type="spellStart"/>
+      <w:r>
+        <w:rPr>
+          <w:rFonts w:ascii="Arial" w:hAnsi="Arial" w:cs="Arial"/>
+          <w:i/>
+          <w:iCs/>
+          <w:sz w:val="20"/>
+          <w:szCs w:val="20"/>
+        </w:rPr>
+        <w:t>cereus</w:t>
+      </w:r>
+      <w:proofErr w:type="spellEnd"/>
       <w:r>
         <w:rPr>
           <w:rFonts w:ascii="Arial" w:hAnsi="Arial" w:cs="Arial"/>
@@ -13213,7 +13514,24 @@
                 <w:szCs w:val="20"/>
               </w:rPr>
               <w:br/>
-              <w:t>Recepcione los ingredientes verificando su calidad y almacénelos en condiciones adecuadas de higiene, temperatura y humedad.</w:t>
+            </w:r>
+            <w:proofErr w:type="spellStart"/>
+            <w:r>
+              <w:rPr>
+                <w:rFonts w:ascii="Arial" w:hAnsi="Arial" w:cs="Arial"/>
+                <w:sz w:val="20"/>
+                <w:szCs w:val="20"/>
+              </w:rPr>
+              <w:t>Recepcione</w:t>
+            </w:r>
+            <w:proofErr w:type="spellEnd"/>
+            <w:r>
+              <w:rPr>
+                <w:rFonts w:ascii="Arial" w:hAnsi="Arial" w:cs="Arial"/>
+                <w:sz w:val="20"/>
+                <w:szCs w:val="20"/>
+              </w:rPr>
+              <w:t xml:space="preserve"> los ingredientes verificando su calidad y almacénelos en condiciones adecuadas de higiene, temperatura y humedad.</w:t>
             </w:r>
           </w:p>
           <w:p>
@@ -13478,7 +13796,24 @@
                 <w:szCs w:val="20"/>
               </w:rPr>
               <w:br/>
-              <w:t>Porcione la masa y dele la forma requerida según el tipo de pan que se desea elaborar.</w:t>
+            </w:r>
+            <w:proofErr w:type="spellStart"/>
+            <w:r>
+              <w:rPr>
+                <w:rFonts w:ascii="Arial" w:hAnsi="Arial" w:cs="Arial"/>
+                <w:sz w:val="20"/>
+                <w:szCs w:val="20"/>
+              </w:rPr>
+              <w:t>Porcione</w:t>
+            </w:r>
+            <w:proofErr w:type="spellEnd"/>
+            <w:r>
+              <w:rPr>
+                <w:rFonts w:ascii="Arial" w:hAnsi="Arial" w:cs="Arial"/>
+                <w:sz w:val="20"/>
+                <w:szCs w:val="20"/>
+              </w:rPr>
+              <w:t xml:space="preserve"> la masa y dele la forma requerida según el tipo de pan que se desea elaborar.</w:t>
             </w:r>
           </w:p>
           <w:p>
@@ -14231,7 +14566,31 @@
                 <w:szCs w:val="20"/>
                 <w:lang w:val="es-MX"/>
               </w:rPr>
-              <w:t>Cuchillos de greñar (</w:t>
+              <w:t xml:space="preserve">Cuchillos de </w:t>
+            </w:r>
+            <w:proofErr w:type="spellStart"/>
+            <w:r>
+              <w:rPr>
+                <w:rFonts w:ascii="Arial" w:hAnsi="Arial" w:cs="Arial"/>
+                <w:b/>
+                <w:bCs/>
+                <w:sz w:val="20"/>
+                <w:szCs w:val="20"/>
+                <w:lang w:val="es-MX"/>
+              </w:rPr>
+              <w:t>greñar</w:t>
+            </w:r>
+            <w:proofErr w:type="spellEnd"/>
+            <w:r>
+              <w:rPr>
+                <w:rFonts w:ascii="Arial" w:hAnsi="Arial" w:cs="Arial"/>
+                <w:b/>
+                <w:bCs/>
+                <w:sz w:val="20"/>
+                <w:szCs w:val="20"/>
+                <w:lang w:val="es-MX"/>
+              </w:rPr>
+              <w:t xml:space="preserve"> (</w:t>
             </w:r>
             <w:r>
               <w:rPr>
@@ -14704,7 +15063,35 @@
                 <w:szCs w:val="20"/>
                 <w:lang w:val="es-MX"/>
               </w:rPr>
-              <w:t>(bannetons):</w:t>
+              <w:t>(</w:t>
+            </w:r>
+            <w:proofErr w:type="spellStart"/>
+            <w:r>
+              <w:rPr>
+                <w:rFonts w:ascii="Arial" w:hAnsi="Arial" w:cs="Arial"/>
+                <w:b/>
+                <w:bCs/>
+                <w:i/>
+                <w:iCs/>
+                <w:sz w:val="20"/>
+                <w:szCs w:val="20"/>
+                <w:lang w:val="es-MX"/>
+              </w:rPr>
+              <w:t>bannetons</w:t>
+            </w:r>
+            <w:proofErr w:type="spellEnd"/>
+            <w:r>
+              <w:rPr>
+                <w:rFonts w:ascii="Arial" w:hAnsi="Arial" w:cs="Arial"/>
+                <w:b/>
+                <w:bCs/>
+                <w:i/>
+                <w:iCs/>
+                <w:sz w:val="20"/>
+                <w:szCs w:val="20"/>
+                <w:lang w:val="es-MX"/>
+              </w:rPr>
+              <w:t>):</w:t>
             </w:r>
             <w:r>
               <w:rPr>
@@ -14854,7 +15241,35 @@
                 <w:szCs w:val="20"/>
                 <w:lang w:val="es-MX"/>
               </w:rPr>
-              <w:t>(couches):</w:t>
+              <w:t>(</w:t>
+            </w:r>
+            <w:proofErr w:type="spellStart"/>
+            <w:r>
+              <w:rPr>
+                <w:rFonts w:ascii="Arial" w:hAnsi="Arial" w:cs="Arial"/>
+                <w:b/>
+                <w:bCs/>
+                <w:i/>
+                <w:iCs/>
+                <w:sz w:val="20"/>
+                <w:szCs w:val="20"/>
+                <w:lang w:val="es-MX"/>
+              </w:rPr>
+              <w:t>couches</w:t>
+            </w:r>
+            <w:proofErr w:type="spellEnd"/>
+            <w:r>
+              <w:rPr>
+                <w:rFonts w:ascii="Arial" w:hAnsi="Arial" w:cs="Arial"/>
+                <w:b/>
+                <w:bCs/>
+                <w:i/>
+                <w:iCs/>
+                <w:sz w:val="20"/>
+                <w:szCs w:val="20"/>
+                <w:lang w:val="es-MX"/>
+              </w:rPr>
+              <w:t>):</w:t>
             </w:r>
             <w:r>
               <w:rPr>
@@ -17029,13 +17444,23 @@
                 <w:szCs w:val="20"/>
               </w:rPr>
             </w:pPr>
-            <w:r>
-              <w:rPr>
-                <w:rFonts w:ascii="Arial" w:hAnsi="Arial" w:cs="Arial"/>
-                <w:sz w:val="20"/>
-                <w:szCs w:val="20"/>
-              </w:rPr>
-              <w:t>PanEquipos S.A.S.</w:t>
+            <w:proofErr w:type="spellStart"/>
+            <w:r>
+              <w:rPr>
+                <w:rFonts w:ascii="Arial" w:hAnsi="Arial" w:cs="Arial"/>
+                <w:sz w:val="20"/>
+                <w:szCs w:val="20"/>
+              </w:rPr>
+              <w:t>PanEquipos</w:t>
+            </w:r>
+            <w:proofErr w:type="spellEnd"/>
+            <w:r>
+              <w:rPr>
+                <w:rFonts w:ascii="Arial" w:hAnsi="Arial" w:cs="Arial"/>
+                <w:sz w:val="20"/>
+                <w:szCs w:val="20"/>
+              </w:rPr>
+              <w:t xml:space="preserve"> S.A.S.</w:t>
             </w:r>
           </w:p>
         </w:tc>
@@ -17468,6 +17893,19 @@
               </w:rPr>
               <w:t>HORIZONTALES</w:t>
             </w:r>
+            <w:commentRangeEnd w:id="22"/>
+            <w:r>
+              <w:rPr>
+                <w:rStyle w:val="Refdecomentario"/>
+                <w:rFonts w:ascii="Arial" w:hAnsi="Arial" w:cs="Arial"/>
+                <w:b/>
+                <w:bCs/>
+                <w:sz w:val="20"/>
+                <w:szCs w:val="20"/>
+                <w:lang w:val="es-MX"/>
+              </w:rPr>
+              <w:commentReference w:id="22"/>
+            </w:r>
             <w:commentRangeEnd w:id="23"/>
             <w:r>
               <w:rPr>
@@ -17480,19 +17918,6 @@
                 <w:lang w:val="es-MX"/>
               </w:rPr>
               <w:commentReference w:id="23"/>
-            </w:r>
-            <w:commentRangeEnd w:id="22"/>
-            <w:r>
-              <w:rPr>
-                <w:rStyle w:val="Refdecomentario"/>
-                <w:rFonts w:ascii="Arial" w:hAnsi="Arial" w:cs="Arial"/>
-                <w:b/>
-                <w:bCs/>
-                <w:sz w:val="20"/>
-                <w:szCs w:val="20"/>
-                <w:lang w:val="es-MX"/>
-              </w:rPr>
-              <w:commentReference w:id="22"/>
             </w:r>
           </w:p>
         </w:tc>
@@ -17982,7 +18407,7 @@
           <w:szCs w:val="20"/>
           <w:lang w:val="es-MX"/>
         </w:rPr>
-        <w:t>deben de tener sus respectivas fichas técnicas</w:t>
+        <w:t>deben tener sus respectivas fichas técnicas</w:t>
       </w:r>
       <w:r>
         <w:rPr>
@@ -18260,7 +18685,27 @@
                 <w:szCs w:val="20"/>
                 <w:lang w:val="es-MX"/>
               </w:rPr>
-              <w:t>TORNADO (Pallomaro S.A.)</w:t>
+              <w:t>TORNADO (</w:t>
+            </w:r>
+            <w:proofErr w:type="spellStart"/>
+            <w:r>
+              <w:rPr>
+                <w:rFonts w:ascii="Arial" w:hAnsi="Arial" w:cs="Arial"/>
+                <w:sz w:val="20"/>
+                <w:szCs w:val="20"/>
+                <w:lang w:val="es-MX"/>
+              </w:rPr>
+              <w:t>Pallomaro</w:t>
+            </w:r>
+            <w:proofErr w:type="spellEnd"/>
+            <w:r>
+              <w:rPr>
+                <w:rFonts w:ascii="Arial" w:hAnsi="Arial" w:cs="Arial"/>
+                <w:sz w:val="20"/>
+                <w:szCs w:val="20"/>
+                <w:lang w:val="es-MX"/>
+              </w:rPr>
+              <w:t xml:space="preserve"> S.A.)</w:t>
             </w:r>
           </w:p>
         </w:tc>
@@ -18562,6 +19007,7 @@
               </w:rPr>
               <w:t>Tazón (</w:t>
             </w:r>
+            <w:proofErr w:type="spellStart"/>
             <w:r>
               <w:rPr>
                 <w:rFonts w:ascii="Arial" w:hAnsi="Arial" w:cs="Arial"/>
@@ -18571,7 +19017,19 @@
                 <w:szCs w:val="20"/>
                 <w:lang w:val="es-MX"/>
               </w:rPr>
-              <w:t>bowl)</w:t>
+              <w:t>bowl</w:t>
+            </w:r>
+            <w:proofErr w:type="spellEnd"/>
+            <w:r>
+              <w:rPr>
+                <w:rFonts w:ascii="Arial" w:hAnsi="Arial" w:cs="Arial"/>
+                <w:i/>
+                <w:iCs/>
+                <w:sz w:val="20"/>
+                <w:szCs w:val="20"/>
+                <w:lang w:val="es-MX"/>
+              </w:rPr>
+              <w:t>)</w:t>
             </w:r>
           </w:p>
         </w:tc>
@@ -18777,8 +19235,19 @@
                 <w:szCs w:val="20"/>
                 <w:lang w:val="es-MX"/>
               </w:rPr>
-              <w:t>12 A</w:t>
-            </w:r>
+              <w:t xml:space="preserve">12 </w:t>
+            </w:r>
+            <w:proofErr w:type="gramStart"/>
+            <w:r>
+              <w:rPr>
+                <w:rFonts w:ascii="Arial" w:hAnsi="Arial" w:cs="Arial"/>
+                <w:sz w:val="20"/>
+                <w:szCs w:val="20"/>
+                <w:lang w:val="es-MX"/>
+              </w:rPr>
+              <w:t>A</w:t>
+            </w:r>
+            <w:proofErr w:type="gramEnd"/>
           </w:p>
         </w:tc>
       </w:tr>
@@ -19133,6 +19602,7 @@
               </w:rPr>
               <w:t xml:space="preserve">1 </w:t>
             </w:r>
+            <w:proofErr w:type="spellStart"/>
             <w:r>
               <w:rPr>
                 <w:rFonts w:ascii="Arial" w:hAnsi="Arial" w:cs="Arial"/>
@@ -19144,6 +19614,7 @@
               </w:rPr>
               <w:t>bowl</w:t>
             </w:r>
+            <w:proofErr w:type="spellEnd"/>
             <w:r>
               <w:rPr>
                 <w:rFonts w:ascii="Arial" w:hAnsi="Arial" w:cs="Arial"/>
@@ -19447,7 +19918,27 @@
                 <w:szCs w:val="20"/>
                 <w:lang w:val="es-MX"/>
               </w:rPr>
-              <w:t xml:space="preserve"> (Pallomaro S.A.)</w:t>
+              <w:t xml:space="preserve"> (</w:t>
+            </w:r>
+            <w:proofErr w:type="spellStart"/>
+            <w:r>
+              <w:rPr>
+                <w:rFonts w:ascii="Arial" w:hAnsi="Arial" w:cs="Arial"/>
+                <w:sz w:val="20"/>
+                <w:szCs w:val="20"/>
+                <w:lang w:val="es-MX"/>
+              </w:rPr>
+              <w:t>Pallomaro</w:t>
+            </w:r>
+            <w:proofErr w:type="spellEnd"/>
+            <w:r>
+              <w:rPr>
+                <w:rFonts w:ascii="Arial" w:hAnsi="Arial" w:cs="Arial"/>
+                <w:sz w:val="20"/>
+                <w:szCs w:val="20"/>
+                <w:lang w:val="es-MX"/>
+              </w:rPr>
+              <w:t xml:space="preserve"> S.A.)</w:t>
             </w:r>
           </w:p>
         </w:tc>
@@ -20446,7 +20937,25 @@
           <w:sz w:val="20"/>
           <w:szCs w:val="20"/>
         </w:rPr>
-        <w:t xml:space="preserve">Horno de convección Wellmix. Referencia: WGCO-613: ficha técnica, </w:t>
+        <w:t xml:space="preserve">Horno de convección </w:t>
+      </w:r>
+      <w:proofErr w:type="spellStart"/>
+      <w:r>
+        <w:rPr>
+          <w:rFonts w:ascii="Arial" w:hAnsi="Arial" w:cs="Arial"/>
+          <w:sz w:val="20"/>
+          <w:szCs w:val="20"/>
+        </w:rPr>
+        <w:t>Wellmix</w:t>
+      </w:r>
+      <w:proofErr w:type="spellEnd"/>
+      <w:r>
+        <w:rPr>
+          <w:rFonts w:ascii="Arial" w:hAnsi="Arial" w:cs="Arial"/>
+          <w:sz w:val="20"/>
+          <w:szCs w:val="20"/>
+        </w:rPr>
+        <w:t xml:space="preserve">. Referencia: WGCO-613: ficha técnica, </w:t>
       </w:r>
       <w:r>
         <w:rPr>
@@ -23009,6 +23518,7 @@
               </w:rPr>
               <w:t>Botón de parada de emergencia (</w:t>
             </w:r>
+            <w:proofErr w:type="spellStart"/>
             <w:r>
               <w:rPr>
                 <w:rFonts w:ascii="Arial" w:hAnsi="Arial" w:cs="Arial"/>
@@ -23018,7 +23528,19 @@
                 <w:szCs w:val="20"/>
                 <w:lang w:val="es-MX"/>
               </w:rPr>
-              <w:t>emergency stop</w:t>
+              <w:t>emergency</w:t>
+            </w:r>
+            <w:proofErr w:type="spellEnd"/>
+            <w:r>
+              <w:rPr>
+                <w:rFonts w:ascii="Arial" w:hAnsi="Arial" w:cs="Arial"/>
+                <w:i/>
+                <w:iCs/>
+                <w:sz w:val="20"/>
+                <w:szCs w:val="20"/>
+                <w:lang w:val="es-MX"/>
+              </w:rPr>
+              <w:t xml:space="preserve"> stop</w:t>
             </w:r>
             <w:r>
               <w:rPr>
@@ -24116,7 +24638,25 @@
           <w:sz w:val="20"/>
           <w:szCs w:val="20"/>
         </w:rPr>
-        <w:t xml:space="preserve">Horno de convección Wellmix. Referencia: WGCO-613: manual de instrucciones, </w:t>
+        <w:t xml:space="preserve">Horno de convección </w:t>
+      </w:r>
+      <w:proofErr w:type="spellStart"/>
+      <w:r>
+        <w:rPr>
+          <w:rFonts w:ascii="Arial" w:hAnsi="Arial" w:cs="Arial"/>
+          <w:sz w:val="20"/>
+          <w:szCs w:val="20"/>
+        </w:rPr>
+        <w:t>Wellmix</w:t>
+      </w:r>
+      <w:proofErr w:type="spellEnd"/>
+      <w:r>
+        <w:rPr>
+          <w:rFonts w:ascii="Arial" w:hAnsi="Arial" w:cs="Arial"/>
+          <w:sz w:val="20"/>
+          <w:szCs w:val="20"/>
+        </w:rPr>
+        <w:t xml:space="preserve">. Referencia: WGCO-613: manual de instrucciones, </w:t>
       </w:r>
       <w:r>
         <w:rPr>
@@ -24404,6 +24944,7 @@
         </w:rPr>
         <w:t xml:space="preserve">Desinfectantes químicos: hipoclorito de sodio (cloro, 100-200 ppm, tiempo de contacto 5-10 min, requiere enjuague); amonios cuaternarios (200-400 ppm, tiempo 10 min, no requieren enjuague según ficha); </w:t>
       </w:r>
+      <w:proofErr w:type="spellStart"/>
       <w:r>
         <w:rPr>
           <w:rFonts w:ascii="Arial" w:hAnsi="Arial" w:cs="Arial"/>
@@ -24413,6 +24954,7 @@
         </w:rPr>
         <w:t>yodóforos</w:t>
       </w:r>
+      <w:proofErr w:type="spellEnd"/>
       <w:r>
         <w:rPr>
           <w:rFonts w:ascii="Arial" w:hAnsi="Arial" w:cs="Arial"/>
@@ -26009,8 +26551,22 @@
           <w:sz w:val="20"/>
           <w:szCs w:val="20"/>
         </w:rPr>
-        <w:t>Safety Data Sheet</w:t>
-      </w:r>
+        <w:t xml:space="preserve">Safety Data </w:t>
+      </w:r>
+      <w:proofErr w:type="spellStart"/>
+      <w:r>
+        <w:rPr>
+          <w:rFonts w:ascii="Arial" w:hAnsi="Arial" w:cs="Arial"/>
+          <w:b/>
+          <w:bCs/>
+          <w:i/>
+          <w:iCs/>
+          <w:sz w:val="20"/>
+          <w:szCs w:val="20"/>
+        </w:rPr>
+        <w:t>Sheet</w:t>
+      </w:r>
+      <w:proofErr w:type="spellEnd"/>
       <w:r>
         <w:rPr>
           <w:rFonts w:ascii="Arial" w:hAnsi="Arial" w:cs="Arial"/>
@@ -26465,15 +27021,27 @@
                 <w:szCs w:val="20"/>
               </w:rPr>
             </w:pPr>
-            <w:r>
-              <w:rPr>
-                <w:rFonts w:ascii="Arial" w:hAnsi="Arial" w:cs="Arial"/>
-                <w:b/>
-                <w:bCs/>
-                <w:sz w:val="20"/>
-                <w:szCs w:val="20"/>
-              </w:rPr>
-              <w:t>Slide 1. Objetivo y alcance</w:t>
+            <w:proofErr w:type="spellStart"/>
+            <w:r>
+              <w:rPr>
+                <w:rFonts w:ascii="Arial" w:hAnsi="Arial" w:cs="Arial"/>
+                <w:b/>
+                <w:bCs/>
+                <w:sz w:val="20"/>
+                <w:szCs w:val="20"/>
+              </w:rPr>
+              <w:t>Slide</w:t>
+            </w:r>
+            <w:proofErr w:type="spellEnd"/>
+            <w:r>
+              <w:rPr>
+                <w:rFonts w:ascii="Arial" w:hAnsi="Arial" w:cs="Arial"/>
+                <w:b/>
+                <w:bCs/>
+                <w:sz w:val="20"/>
+                <w:szCs w:val="20"/>
+              </w:rPr>
+              <w:t xml:space="preserve"> 1. Objetivo y alcance</w:t>
             </w:r>
           </w:p>
           <w:p>
@@ -26512,15 +27080,27 @@
                 <w:szCs w:val="20"/>
               </w:rPr>
             </w:pPr>
-            <w:r>
-              <w:rPr>
-                <w:rFonts w:ascii="Arial" w:hAnsi="Arial" w:cs="Arial"/>
-                <w:b/>
-                <w:bCs/>
-                <w:sz w:val="20"/>
-                <w:szCs w:val="20"/>
-              </w:rPr>
-              <w:t>Slide 2. Responsables</w:t>
+            <w:proofErr w:type="spellStart"/>
+            <w:r>
+              <w:rPr>
+                <w:rFonts w:ascii="Arial" w:hAnsi="Arial" w:cs="Arial"/>
+                <w:b/>
+                <w:bCs/>
+                <w:sz w:val="20"/>
+                <w:szCs w:val="20"/>
+              </w:rPr>
+              <w:t>Slide</w:t>
+            </w:r>
+            <w:proofErr w:type="spellEnd"/>
+            <w:r>
+              <w:rPr>
+                <w:rFonts w:ascii="Arial" w:hAnsi="Arial" w:cs="Arial"/>
+                <w:b/>
+                <w:bCs/>
+                <w:sz w:val="20"/>
+                <w:szCs w:val="20"/>
+              </w:rPr>
+              <w:t xml:space="preserve"> 2. Responsables</w:t>
             </w:r>
           </w:p>
           <w:p>
@@ -26567,15 +27147,27 @@
                 <w:szCs w:val="20"/>
               </w:rPr>
             </w:pPr>
-            <w:r>
-              <w:rPr>
-                <w:rFonts w:ascii="Arial" w:hAnsi="Arial" w:cs="Arial"/>
-                <w:b/>
-                <w:bCs/>
-                <w:sz w:val="20"/>
-                <w:szCs w:val="20"/>
-              </w:rPr>
-              <w:t>Slide 3. Frecuencia y momento de ejecución</w:t>
+            <w:proofErr w:type="spellStart"/>
+            <w:r>
+              <w:rPr>
+                <w:rFonts w:ascii="Arial" w:hAnsi="Arial" w:cs="Arial"/>
+                <w:b/>
+                <w:bCs/>
+                <w:sz w:val="20"/>
+                <w:szCs w:val="20"/>
+              </w:rPr>
+              <w:t>Slide</w:t>
+            </w:r>
+            <w:proofErr w:type="spellEnd"/>
+            <w:r>
+              <w:rPr>
+                <w:rFonts w:ascii="Arial" w:hAnsi="Arial" w:cs="Arial"/>
+                <w:b/>
+                <w:bCs/>
+                <w:sz w:val="20"/>
+                <w:szCs w:val="20"/>
+              </w:rPr>
+              <w:t xml:space="preserve"> 3. Frecuencia y momento de ejecución</w:t>
             </w:r>
           </w:p>
           <w:p>
@@ -26614,15 +27206,27 @@
                 <w:szCs w:val="20"/>
               </w:rPr>
             </w:pPr>
-            <w:r>
-              <w:rPr>
-                <w:rFonts w:ascii="Arial" w:hAnsi="Arial" w:cs="Arial"/>
-                <w:b/>
-                <w:bCs/>
-                <w:sz w:val="20"/>
-                <w:szCs w:val="20"/>
-              </w:rPr>
-              <w:t>Slide 4. Elementos de protección, insumos y materiales</w:t>
+            <w:proofErr w:type="spellStart"/>
+            <w:r>
+              <w:rPr>
+                <w:rFonts w:ascii="Arial" w:hAnsi="Arial" w:cs="Arial"/>
+                <w:b/>
+                <w:bCs/>
+                <w:sz w:val="20"/>
+                <w:szCs w:val="20"/>
+              </w:rPr>
+              <w:t>Slide</w:t>
+            </w:r>
+            <w:proofErr w:type="spellEnd"/>
+            <w:r>
+              <w:rPr>
+                <w:rFonts w:ascii="Arial" w:hAnsi="Arial" w:cs="Arial"/>
+                <w:b/>
+                <w:bCs/>
+                <w:sz w:val="20"/>
+                <w:szCs w:val="20"/>
+              </w:rPr>
+              <w:t xml:space="preserve"> 4. Elementos de protección, insumos y materiales</w:t>
             </w:r>
           </w:p>
           <w:p>
@@ -26662,6 +27266,7 @@
                 <w:szCs w:val="20"/>
               </w:rPr>
             </w:pPr>
+            <w:proofErr w:type="spellStart"/>
             <w:r>
               <w:rPr>
                 <w:rFonts w:ascii="Arial" w:hAnsi="Arial" w:cs="Arial"/>
@@ -26671,7 +27276,18 @@
                 <w:szCs w:val="20"/>
               </w:rPr>
               <w:lastRenderedPageBreak/>
-              <w:t>Slide 5. Procedimiento paso a paso</w:t>
+              <w:t>Slide</w:t>
+            </w:r>
+            <w:proofErr w:type="spellEnd"/>
+            <w:r>
+              <w:rPr>
+                <w:rFonts w:ascii="Arial" w:hAnsi="Arial" w:cs="Arial"/>
+                <w:b/>
+                <w:bCs/>
+                <w:sz w:val="20"/>
+                <w:szCs w:val="20"/>
+              </w:rPr>
+              <w:t xml:space="preserve"> 5. Procedimiento paso a paso</w:t>
             </w:r>
           </w:p>
           <w:p>
@@ -26710,15 +27326,27 @@
                 <w:szCs w:val="20"/>
               </w:rPr>
             </w:pPr>
-            <w:r>
-              <w:rPr>
-                <w:rFonts w:ascii="Arial" w:hAnsi="Arial" w:cs="Arial"/>
-                <w:b/>
-                <w:bCs/>
-                <w:sz w:val="20"/>
-                <w:szCs w:val="20"/>
-              </w:rPr>
-              <w:t>Slide 6. Verificación y registro</w:t>
+            <w:proofErr w:type="spellStart"/>
+            <w:r>
+              <w:rPr>
+                <w:rFonts w:ascii="Arial" w:hAnsi="Arial" w:cs="Arial"/>
+                <w:b/>
+                <w:bCs/>
+                <w:sz w:val="20"/>
+                <w:szCs w:val="20"/>
+              </w:rPr>
+              <w:t>Slide</w:t>
+            </w:r>
+            <w:proofErr w:type="spellEnd"/>
+            <w:r>
+              <w:rPr>
+                <w:rFonts w:ascii="Arial" w:hAnsi="Arial" w:cs="Arial"/>
+                <w:b/>
+                <w:bCs/>
+                <w:sz w:val="20"/>
+                <w:szCs w:val="20"/>
+              </w:rPr>
+              <w:t xml:space="preserve"> 6. Verificación y registro</w:t>
             </w:r>
           </w:p>
           <w:p>
@@ -26757,15 +27385,27 @@
                 <w:szCs w:val="20"/>
               </w:rPr>
             </w:pPr>
-            <w:r>
-              <w:rPr>
-                <w:rFonts w:ascii="Arial" w:hAnsi="Arial" w:cs="Arial"/>
-                <w:b/>
-                <w:bCs/>
-                <w:sz w:val="20"/>
-                <w:szCs w:val="20"/>
-              </w:rPr>
-              <w:t>Slide 7. Acciones correctivas</w:t>
+            <w:proofErr w:type="spellStart"/>
+            <w:r>
+              <w:rPr>
+                <w:rFonts w:ascii="Arial" w:hAnsi="Arial" w:cs="Arial"/>
+                <w:b/>
+                <w:bCs/>
+                <w:sz w:val="20"/>
+                <w:szCs w:val="20"/>
+              </w:rPr>
+              <w:t>Slide</w:t>
+            </w:r>
+            <w:proofErr w:type="spellEnd"/>
+            <w:r>
+              <w:rPr>
+                <w:rFonts w:ascii="Arial" w:hAnsi="Arial" w:cs="Arial"/>
+                <w:b/>
+                <w:bCs/>
+                <w:sz w:val="20"/>
+                <w:szCs w:val="20"/>
+              </w:rPr>
+              <w:t xml:space="preserve"> 7. Acciones correctivas</w:t>
             </w:r>
           </w:p>
           <w:p>
@@ -28894,7 +29534,27 @@
           <w:szCs w:val="20"/>
           <w:lang w:val="es-MX"/>
         </w:rPr>
-        <w:t>Tipos de registros: operativos (diligenciados por quien ejecuta la tarea), de verificación (por supervisores o calidad), de acciones correctivas (cuando se detecta una no conformidad).</w:t>
+        <w:t xml:space="preserve">Tipos de registros: operativos (diligenciados por quien ejecuta la tarea), de verificación (por supervisores o calidad), de acciones correctivas (cuando se detecta </w:t>
+      </w:r>
+      <w:proofErr w:type="gramStart"/>
+      <w:r>
+        <w:rPr>
+          <w:rFonts w:ascii="Arial" w:hAnsi="Arial" w:cs="Arial"/>
+          <w:sz w:val="20"/>
+          <w:szCs w:val="20"/>
+          <w:lang w:val="es-MX"/>
+        </w:rPr>
+        <w:t>una no</w:t>
+      </w:r>
+      <w:proofErr w:type="gramEnd"/>
+      <w:r>
+        <w:rPr>
+          <w:rFonts w:ascii="Arial" w:hAnsi="Arial" w:cs="Arial"/>
+          <w:sz w:val="20"/>
+          <w:szCs w:val="20"/>
+          <w:lang w:val="es-MX"/>
+        </w:rPr>
+        <w:t xml:space="preserve"> conformidad).</w:t>
       </w:r>
     </w:p>
     <w:p>
@@ -33001,6 +33661,7 @@
                 <w:szCs w:val="20"/>
               </w:rPr>
             </w:pPr>
+            <w:proofErr w:type="spellStart"/>
             <w:r>
               <w:rPr>
                 <w:rFonts w:ascii="Arial" w:hAnsi="Arial" w:cs="Arial"/>
@@ -33009,8 +33670,31 @@
                 <w:sz w:val="20"/>
                 <w:szCs w:val="20"/>
               </w:rPr>
-              <w:t>Bacillus cereus</w:t>
-            </w:r>
+              <w:t>Bacillus</w:t>
+            </w:r>
+            <w:proofErr w:type="spellEnd"/>
+            <w:r>
+              <w:rPr>
+                <w:rFonts w:ascii="Arial" w:hAnsi="Arial" w:cs="Arial"/>
+                <w:i/>
+                <w:iCs/>
+                <w:sz w:val="20"/>
+                <w:szCs w:val="20"/>
+              </w:rPr>
+              <w:t xml:space="preserve"> </w:t>
+            </w:r>
+            <w:proofErr w:type="spellStart"/>
+            <w:r>
+              <w:rPr>
+                <w:rFonts w:ascii="Arial" w:hAnsi="Arial" w:cs="Arial"/>
+                <w:i/>
+                <w:iCs/>
+                <w:sz w:val="20"/>
+                <w:szCs w:val="20"/>
+              </w:rPr>
+              <w:t>cereus</w:t>
+            </w:r>
+            <w:proofErr w:type="spellEnd"/>
           </w:p>
         </w:tc>
         <w:tc>
@@ -34217,6 +34901,7 @@
                 <w:szCs w:val="20"/>
               </w:rPr>
             </w:pPr>
+            <w:proofErr w:type="spellStart"/>
             <w:r>
               <w:rPr>
                 <w:rFonts w:ascii="Arial" w:hAnsi="Arial" w:cs="Arial"/>
@@ -34225,8 +34910,31 @@
                 <w:sz w:val="20"/>
                 <w:szCs w:val="20"/>
               </w:rPr>
-              <w:t>Staphylococcus aureus</w:t>
-            </w:r>
+              <w:t>Staphylococcus</w:t>
+            </w:r>
+            <w:proofErr w:type="spellEnd"/>
+            <w:r>
+              <w:rPr>
+                <w:rFonts w:ascii="Arial" w:hAnsi="Arial" w:cs="Arial"/>
+                <w:i/>
+                <w:iCs/>
+                <w:sz w:val="20"/>
+                <w:szCs w:val="20"/>
+              </w:rPr>
+              <w:t xml:space="preserve"> </w:t>
+            </w:r>
+            <w:proofErr w:type="spellStart"/>
+            <w:r>
+              <w:rPr>
+                <w:rFonts w:ascii="Arial" w:hAnsi="Arial" w:cs="Arial"/>
+                <w:i/>
+                <w:iCs/>
+                <w:sz w:val="20"/>
+                <w:szCs w:val="20"/>
+              </w:rPr>
+              <w:t>aureus</w:t>
+            </w:r>
+            <w:proofErr w:type="spellEnd"/>
           </w:p>
         </w:tc>
         <w:tc>
@@ -34583,6 +35291,7 @@
           <w:szCs w:val="20"/>
         </w:rPr>
       </w:pPr>
+      <w:proofErr w:type="spellStart"/>
       <w:r>
         <w:rPr>
           <w:rFonts w:ascii="Arial" w:hAnsi="Arial" w:cs="Arial"/>
@@ -34590,7 +35299,17 @@
           <w:sz w:val="20"/>
           <w:szCs w:val="20"/>
         </w:rPr>
-        <w:t xml:space="preserve">Gänzle, M. G. (2014). </w:t>
+        <w:t>Gänzle</w:t>
+      </w:r>
+      <w:proofErr w:type="spellEnd"/>
+      <w:r>
+        <w:rPr>
+          <w:rFonts w:ascii="Arial" w:hAnsi="Arial" w:cs="Arial"/>
+          <w:color w:val="595959" w:themeColor="text1" w:themeTint="A6"/>
+          <w:sz w:val="20"/>
+          <w:szCs w:val="20"/>
+        </w:rPr>
+        <w:t xml:space="preserve">, M. G. (2014). </w:t>
       </w:r>
       <w:r>
         <w:rPr>
@@ -34728,6 +35447,7 @@
           <w:szCs w:val="20"/>
         </w:rPr>
       </w:pPr>
+      <w:proofErr w:type="spellStart"/>
       <w:r>
         <w:rPr>
           <w:rFonts w:ascii="Arial" w:hAnsi="Arial" w:cs="Arial"/>
@@ -34735,7 +35455,17 @@
           <w:sz w:val="20"/>
           <w:szCs w:val="20"/>
         </w:rPr>
-        <w:t xml:space="preserve">Pallomaro S. A. (2026). </w:t>
+        <w:t>Pallomaro</w:t>
+      </w:r>
+      <w:proofErr w:type="spellEnd"/>
+      <w:r>
+        <w:rPr>
+          <w:rFonts w:ascii="Arial" w:hAnsi="Arial" w:cs="Arial"/>
+          <w:color w:val="595959" w:themeColor="text1" w:themeTint="A6"/>
+          <w:sz w:val="20"/>
+          <w:szCs w:val="20"/>
+        </w:rPr>
+        <w:t xml:space="preserve"> S. A. (2026). </w:t>
       </w:r>
       <w:r>
         <w:rPr>
@@ -34780,6 +35510,7 @@
           <w:szCs w:val="20"/>
         </w:rPr>
       </w:pPr>
+      <w:proofErr w:type="spellStart"/>
       <w:r>
         <w:rPr>
           <w:rFonts w:ascii="Arial" w:hAnsi="Arial" w:cs="Arial"/>
@@ -34787,7 +35518,17 @@
           <w:sz w:val="20"/>
           <w:szCs w:val="20"/>
         </w:rPr>
-        <w:t xml:space="preserve">Pallomaro S. A. (2026). </w:t>
+        <w:t>Pallomaro</w:t>
+      </w:r>
+      <w:proofErr w:type="spellEnd"/>
+      <w:r>
+        <w:rPr>
+          <w:rFonts w:ascii="Arial" w:hAnsi="Arial" w:cs="Arial"/>
+          <w:color w:val="595959" w:themeColor="text1" w:themeTint="A6"/>
+          <w:sz w:val="20"/>
+          <w:szCs w:val="20"/>
+        </w:rPr>
+        <w:t xml:space="preserve"> S. A. (2026). </w:t>
       </w:r>
       <w:r>
         <w:rPr>
@@ -35802,7 +36543,7 @@
 </file>
 
 <file path=word/comments.xml><?xml version="1.0" encoding="utf-8"?>
-<w:comments xmlns:wpc="http://schemas.microsoft.com/office/word/2010/wordprocessingCanvas" xmlns:cx="http://schemas.microsoft.com/office/drawing/2014/chartex" xmlns:cx1="http://schemas.microsoft.com/office/drawing/2015/9/8/chartex" xmlns:cx2="http://schemas.microsoft.com/office/drawing/2015/10/21/chartex" xmlns:cx3="http://schemas.microsoft.com/office/drawing/2016/5/9/chartex" xmlns:cx4="http://schemas.microsoft.com/office/drawing/2016/5/10/chartex" xmlns:cx5="http://schemas.microsoft.com/office/drawing/2016/5/11/chartex" xmlns:cx6="http://schemas.microsoft.com/office/drawing/2016/5/12/chartex" xmlns:cx7="http://schemas.microsoft.com/office/drawing/2016/5/13/chartex" xmlns:cx8="http://schemas.microsoft.com/office/drawing/2016/5/14/chartex" xmlns:mc="http://schemas.openxmlformats.org/markup-compatibility/2006" xmlns:m="http://schemas.openxmlformats.org/officeDocument/2006/math" xmlns:aink="http://schemas.microsoft.com/office/drawing/2016/ink" xmlns:am3d="http://schemas.microsoft.com/office/drawing/2017/model3d" xmlns:oel="http://schemas.microsoft.com/office/2019/extlst" xmlns:r="http://schemas.openxmlformats.org/officeDocument/2006/relationships" xmlns:wp14="http://schemas.microsoft.com/office/word/2010/wordprocessingDrawing" xmlns:wp="http://schemas.openxmlformats.org/drawingml/2006/wordprocessingDrawing" xmlns:wpg="http://schemas.microsoft.com/office/word/2010/wordprocessingGroup" xmlns:wpi="http://schemas.microsoft.com/office/word/2010/wordprocessingInk" xmlns:wps="http://schemas.microsoft.com/office/word/2010/wordprocessingShape" xmlns:o="urn:schemas-microsoft-com:office:office" xmlns:v="urn:schemas-microsoft-com:vml" xmlns:w10="urn:schemas-microsoft-com:office:word" xmlns:w="http://schemas.openxmlformats.org/wordprocessingml/2006/main" xmlns:w14="http://schemas.microsoft.com/office/word/2010/wordml" xmlns:w15="http://schemas.microsoft.com/office/word/2012/wordml" xmlns:w16cex="http://schemas.microsoft.com/office/word/2018/wordml/cex" xmlns:w16cid="http://schemas.microsoft.com/office/word/2016/wordml/cid" xmlns:w16="http://schemas.microsoft.com/office/word/2018/wordml" xmlns:w16sdtdh="http://schemas.microsoft.com/office/word/2020/wordml/sdtdatahash" xmlns:w16sdtfl="http://schemas.microsoft.com/office/word/2024/wordml/sdtformatlock" xmlns:w16se="http://schemas.microsoft.com/office/word/2015/wordml/symex" xmlns:w16du="http://schemas.microsoft.com/office/word/2023/wordml/word16du" xmlns:wne="http://schemas.microsoft.com/office/word/2006/wordml" mc:Ignorable="w14 w15 w16se w16cid w16 w16cex w16sdtdh w16sdtfl w16du wp14">
+<w:comments xmlns:wpc="http://schemas.microsoft.com/office/word/2010/wordprocessingCanvas" xmlns:cx="http://schemas.microsoft.com/office/drawing/2014/chartex" xmlns:cx1="http://schemas.microsoft.com/office/drawing/2015/9/8/chartex" xmlns:cx2="http://schemas.microsoft.com/office/drawing/2015/10/21/chartex" xmlns:cx3="http://schemas.microsoft.com/office/drawing/2016/5/9/chartex" xmlns:cx4="http://schemas.microsoft.com/office/drawing/2016/5/10/chartex" xmlns:cx5="http://schemas.microsoft.com/office/drawing/2016/5/11/chartex" xmlns:cx6="http://schemas.microsoft.com/office/drawing/2016/5/12/chartex" xmlns:cx7="http://schemas.microsoft.com/office/drawing/2016/5/13/chartex" xmlns:cx8="http://schemas.microsoft.com/office/drawing/2016/5/14/chartex" xmlns:mc="http://schemas.openxmlformats.org/markup-compatibility/2006" xmlns:aink="http://schemas.microsoft.com/office/drawing/2016/ink" xmlns:am3d="http://schemas.microsoft.com/office/drawing/2017/model3d" xmlns:o="urn:schemas-microsoft-com:office:office" xmlns:r="http://schemas.openxmlformats.org/officeDocument/2006/relationships" xmlns:m="http://schemas.openxmlformats.org/officeDocument/2006/math" xmlns:v="urn:schemas-microsoft-com:vml" xmlns:wp14="http://schemas.microsoft.com/office/word/2010/wordprocessingDrawing" xmlns:wp="http://schemas.openxmlformats.org/drawingml/2006/wordprocessingDrawing" xmlns:w10="urn:schemas-microsoft-com:office:word" xmlns:w="http://schemas.openxmlformats.org/wordprocessingml/2006/main" xmlns:w14="http://schemas.microsoft.com/office/word/2010/wordml" xmlns:w15="http://schemas.microsoft.com/office/word/2012/wordml" xmlns:w16cex="http://schemas.microsoft.com/office/word/2018/wordml/cex" xmlns:w16cid="http://schemas.microsoft.com/office/word/2016/wordml/cid" xmlns:w16="http://schemas.microsoft.com/office/word/2018/wordml" xmlns:w16sdtdh="http://schemas.microsoft.com/office/word/2020/wordml/sdtdatahash" xmlns:w16se="http://schemas.microsoft.com/office/word/2015/wordml/symex" xmlns:wpg="http://schemas.microsoft.com/office/word/2010/wordprocessingGroup" xmlns:wpi="http://schemas.microsoft.com/office/word/2010/wordprocessingInk" xmlns:wne="http://schemas.microsoft.com/office/word/2006/wordml" xmlns:wps="http://schemas.microsoft.com/office/word/2010/wordprocessingShape" mc:Ignorable="w14 w15 w16se w16cid w16 w16cex w16sdtdh wp14">
   <w:comment w:id="0" w:author="Maria Fernanda Morales Angulo" w:date="2026-07-17T15:16:00Z" w:initials="MFMA">
     <w:p>
       <w:r>
@@ -36013,7 +36754,7 @@
     <w:p/>
     <w:p/>
   </w:comment>
-  <w:comment w:id="2" w:author="Maria Fernanda Morales Angulo" w:date="2026-07-17T16:58:00Z" w:initials="MFMA">
+  <w:comment w:id="1" w:author="Maria Fernanda Morales Angulo" w:date="2026-07-17T16:58:00Z" w:initials="MFMA">
     <w:p>
       <w:r>
         <w:rPr>
@@ -36300,7 +37041,7 @@
       </w:r>
     </w:p>
   </w:comment>
-  <w:comment w:id="1" w:author="Maria Fernanda Morales Angulo" w:date="2026-07-23T17:14:00Z" w:initials="MFMA">
+  <w:comment w:id="2" w:author="Maria Fernanda Morales Angulo" w:date="2026-07-23T17:14:00Z" w:initials="MFMA">
     <w:p>
       <w:r>
         <w:rPr>
@@ -36547,6 +37288,7 @@
     </w:p>
     <w:p/>
     <w:p>
+      <w:proofErr w:type="spellStart"/>
       <w:r>
         <w:rPr>
           <w:b/>
@@ -36555,18 +37297,9 @@
           <w:sz w:val="20"/>
           <w:szCs w:val="20"/>
         </w:rPr>
-        <w:t xml:space="preserve">Chaquetín o delantal: </w:t>
-      </w:r>
-      <w:r>
-        <w:rPr>
-          <w:color w:val="000000"/>
-          <w:sz w:val="20"/>
-          <w:szCs w:val="20"/>
-        </w:rPr>
-        <w:t>de manga larga o corta, según el nivel de riesgo. Debe contar con cierre frontal y no tener bolsillos por encima de la cintura para evitar la caída de objetos sobre la masa.</w:t>
-      </w:r>
-    </w:p>
-    <w:p>
+        <w:t>Chaquetín</w:t>
+      </w:r>
+      <w:proofErr w:type="spellEnd"/>
       <w:r>
         <w:rPr>
           <w:b/>
@@ -36575,7 +37308,7 @@
           <w:sz w:val="20"/>
           <w:szCs w:val="20"/>
         </w:rPr>
-        <w:t>Pantalón:</w:t>
+        <w:t xml:space="preserve"> o delantal: </w:t>
       </w:r>
       <w:r>
         <w:rPr>
@@ -36583,7 +37316,7 @@
           <w:sz w:val="20"/>
           <w:szCs w:val="20"/>
         </w:rPr>
-        <w:t> largo, de material resistente y fácil de lavar, sin bolsillos bajos ni accesorios que puedan acumular suciedad o representar riesgo de contaminación.</w:t>
+        <w:t>de manga larga o corta, según el nivel de riesgo. Debe contar con cierre frontal y no tener bolsillos por encima de la cintura para evitar la caída de objetos sobre la masa.</w:t>
       </w:r>
     </w:p>
     <w:p>
@@ -36595,6 +37328,26 @@
           <w:sz w:val="20"/>
           <w:szCs w:val="20"/>
         </w:rPr>
+        <w:t>Pantalón:</w:t>
+      </w:r>
+      <w:r>
+        <w:rPr>
+          <w:color w:val="000000"/>
+          <w:sz w:val="20"/>
+          <w:szCs w:val="20"/>
+        </w:rPr>
+        <w:t> largo, de material resistente y fácil de lavar, sin bolsillos bajos ni accesorios que puedan acumular suciedad o representar riesgo de contaminación.</w:t>
+      </w:r>
+    </w:p>
+    <w:p>
+      <w:r>
+        <w:rPr>
+          <w:b/>
+          <w:bCs/>
+          <w:color w:val="000000"/>
+          <w:sz w:val="20"/>
+          <w:szCs w:val="20"/>
+        </w:rPr>
         <w:t xml:space="preserve">Gorro: </w:t>
       </w:r>
       <w:r>
@@ -36603,7 +37356,25 @@
           <w:sz w:val="20"/>
           <w:szCs w:val="20"/>
         </w:rPr>
-        <w:t>debe cubrir completamente el cabello, incluyendo patillas, nuca y, cuando sea necesario, la barba o el bigote mediante el uso de cubrebarba.</w:t>
+        <w:t xml:space="preserve">debe cubrir completamente el cabello, incluyendo patillas, nuca y, cuando sea necesario, la barba o el bigote mediante el uso de </w:t>
+      </w:r>
+      <w:proofErr w:type="spellStart"/>
+      <w:r>
+        <w:rPr>
+          <w:color w:val="000000"/>
+          <w:sz w:val="20"/>
+          <w:szCs w:val="20"/>
+        </w:rPr>
+        <w:t>cubrebarba</w:t>
+      </w:r>
+      <w:proofErr w:type="spellEnd"/>
+      <w:r>
+        <w:rPr>
+          <w:color w:val="000000"/>
+          <w:sz w:val="20"/>
+          <w:szCs w:val="20"/>
+        </w:rPr>
+        <w:t>.</w:t>
       </w:r>
     </w:p>
     <w:p>
@@ -36843,7 +37614,21 @@
           <w:rPr>
             <w:rStyle w:val="Hipervnculo"/>
           </w:rPr>
-          <w:t>Generador de imágenes | Freepik IA</w:t>
+          <w:t xml:space="preserve">Generador de imágenes | </w:t>
+        </w:r>
+        <w:proofErr w:type="spellStart"/>
+        <w:r>
+          <w:rPr>
+            <w:rStyle w:val="Hipervnculo"/>
+          </w:rPr>
+          <w:t>Freepik</w:t>
+        </w:r>
+        <w:proofErr w:type="spellEnd"/>
+        <w:r>
+          <w:rPr>
+            <w:rStyle w:val="Hipervnculo"/>
+          </w:rPr>
+          <w:t xml:space="preserve"> IA</w:t>
         </w:r>
       </w:hyperlink>
       <w:r>
@@ -36851,7 +37636,7 @@
       </w:r>
     </w:p>
   </w:comment>
-  <w:comment w:id="7" w:author="Maria Fernanda Morales Angulo" w:date="2026-07-17T18:01:00Z" w:initials="MFMA">
+  <w:comment w:id="6" w:author="Maria Fernanda Morales Angulo" w:date="2026-07-17T18:01:00Z" w:initials="MFMA">
     <w:p>
       <w:r>
         <w:rPr>
@@ -37051,7 +37836,7 @@
     </w:p>
     <w:p/>
   </w:comment>
-  <w:comment w:id="6" w:author="Maria Fernanda Morales Angulo" w:date="2026-07-17T18:02:00Z" w:initials="MFMA">
+  <w:comment w:id="7" w:author="Maria Fernanda Morales Angulo" w:date="2026-07-17T18:02:00Z" w:initials="MFMA">
     <w:p>
       <w:r>
         <w:rPr>
@@ -37087,7 +37872,7 @@
       </w:r>
     </w:p>
   </w:comment>
-  <w:comment w:id="9" w:author="Maria Fernanda Morales Angulo" w:date="2026-07-17T18:01:00Z" w:initials="MFMA">
+  <w:comment w:id="8" w:author="Maria Fernanda Morales Angulo" w:date="2026-07-17T18:01:00Z" w:initials="MFMA">
     <w:p>
       <w:r>
         <w:rPr>
@@ -37280,7 +38065,7 @@
       </w:r>
     </w:p>
   </w:comment>
-  <w:comment w:id="8" w:author="Maria Fernanda Morales Angulo" w:date="2026-07-17T18:02:00Z" w:initials="MFMA">
+  <w:comment w:id="9" w:author="Maria Fernanda Morales Angulo" w:date="2026-07-17T18:02:00Z" w:initials="MFMA">
     <w:p>
       <w:r>
         <w:rPr>
@@ -38004,12 +38789,21 @@
       </w:r>
     </w:p>
     <w:p>
-      <w:r>
-        <w:rPr>
-          <w:sz w:val="20"/>
-          <w:szCs w:val="20"/>
-        </w:rPr>
-        <w:t>Recepcione los ingredientes verificando su calidad y almacénelos en condiciones adecuadas de higiene, temperatura y humedad.</w:t>
+      <w:proofErr w:type="spellStart"/>
+      <w:r>
+        <w:rPr>
+          <w:sz w:val="20"/>
+          <w:szCs w:val="20"/>
+        </w:rPr>
+        <w:t>Recepcione</w:t>
+      </w:r>
+      <w:proofErr w:type="spellEnd"/>
+      <w:r>
+        <w:rPr>
+          <w:sz w:val="20"/>
+          <w:szCs w:val="20"/>
+        </w:rPr>
+        <w:t xml:space="preserve"> los ingredientes verificando su calidad y almacénelos en condiciones adecuadas de higiene, temperatura y humedad.</w:t>
       </w:r>
     </w:p>
     <w:p/>
@@ -38156,12 +38950,21 @@
       </w:r>
     </w:p>
     <w:p>
-      <w:r>
-        <w:rPr>
-          <w:sz w:val="20"/>
-          <w:szCs w:val="20"/>
-        </w:rPr>
-        <w:t>Porcione la masa y dele la forma requerida según el tipo de pan que se desea elaborar.</w:t>
+      <w:proofErr w:type="spellStart"/>
+      <w:r>
+        <w:rPr>
+          <w:sz w:val="20"/>
+          <w:szCs w:val="20"/>
+        </w:rPr>
+        <w:t>Porcione</w:t>
+      </w:r>
+      <w:proofErr w:type="spellEnd"/>
+      <w:r>
+        <w:rPr>
+          <w:sz w:val="20"/>
+          <w:szCs w:val="20"/>
+        </w:rPr>
+        <w:t xml:space="preserve"> la masa y dele la forma requerida según el tipo de pan que se desea elaborar.</w:t>
       </w:r>
     </w:p>
     <w:p/>
@@ -38342,7 +39145,27 @@
           <w:sz w:val="20"/>
           <w:szCs w:val="20"/>
         </w:rPr>
-        <w:t>Cuchillos de greñar (</w:t>
+        <w:t xml:space="preserve">Cuchillos de </w:t>
+      </w:r>
+      <w:proofErr w:type="spellStart"/>
+      <w:r>
+        <w:rPr>
+          <w:b/>
+          <w:bCs/>
+          <w:sz w:val="20"/>
+          <w:szCs w:val="20"/>
+        </w:rPr>
+        <w:t>greñar</w:t>
+      </w:r>
+      <w:proofErr w:type="spellEnd"/>
+      <w:r>
+        <w:rPr>
+          <w:b/>
+          <w:bCs/>
+          <w:sz w:val="20"/>
+          <w:szCs w:val="20"/>
+        </w:rPr>
+        <w:t xml:space="preserve"> (</w:t>
       </w:r>
       <w:r>
         <w:rPr>
@@ -38441,6 +39264,7 @@
         </w:rPr>
         <w:t>Canastas de fermentación (</w:t>
       </w:r>
+      <w:proofErr w:type="spellStart"/>
       <w:r>
         <w:rPr>
           <w:b/>
@@ -38452,6 +39276,7 @@
         </w:rPr>
         <w:t>bannetons</w:t>
       </w:r>
+      <w:proofErr w:type="spellEnd"/>
       <w:r>
         <w:rPr>
           <w:b/>
@@ -38480,6 +39305,7 @@
         </w:rPr>
         <w:t>Lienzos (</w:t>
       </w:r>
+      <w:proofErr w:type="spellStart"/>
       <w:r>
         <w:rPr>
           <w:b/>
@@ -38491,6 +39317,7 @@
         </w:rPr>
         <w:t>couches</w:t>
       </w:r>
+      <w:proofErr w:type="spellEnd"/>
       <w:r>
         <w:rPr>
           <w:b/>
@@ -38699,7 +39526,7 @@
       </w:hyperlink>
     </w:p>
   </w:comment>
-  <w:comment w:id="23" w:author="Maria Fernanda Morales Angulo" w:date="2026-07-21T14:43:00Z" w:initials="MFMA">
+  <w:comment w:id="22" w:author="Maria Fernanda Morales Angulo" w:date="2026-07-21T14:43:00Z" w:initials="MFMA">
     <w:p>
       <w:r>
         <w:rPr>
@@ -38967,7 +39794,7 @@
     </w:p>
     <w:p/>
   </w:comment>
-  <w:comment w:id="22" w:author="Maria Fernanda Morales Angulo" w:date="2026-07-23T17:30:00Z" w:initials="MFMA">
+  <w:comment w:id="23" w:author="Maria Fernanda Morales Angulo" w:date="2026-07-23T17:30:00Z" w:initials="MFMA">
     <w:p>
       <w:r>
         <w:rPr>
@@ -38994,12 +39821,21 @@
       </w:r>
     </w:p>
     <w:p>
-      <w:r>
-        <w:rPr>
-          <w:sz w:val="20"/>
-          <w:szCs w:val="20"/>
-        </w:rPr>
-        <w:t>Imagen sugerido: amasadora industrial.</w:t>
+      <w:proofErr w:type="gramStart"/>
+      <w:r>
+        <w:rPr>
+          <w:sz w:val="20"/>
+          <w:szCs w:val="20"/>
+        </w:rPr>
+        <w:t>Imagen sugerido</w:t>
+      </w:r>
+      <w:proofErr w:type="gramEnd"/>
+      <w:r>
+        <w:rPr>
+          <w:sz w:val="20"/>
+          <w:szCs w:val="20"/>
+        </w:rPr>
+        <w:t>: amasadora industrial.</w:t>
       </w:r>
     </w:p>
     <w:p/>
@@ -39032,12 +39868,21 @@
       </w:r>
     </w:p>
     <w:p>
-      <w:r>
-        <w:rPr>
-          <w:sz w:val="20"/>
-          <w:szCs w:val="20"/>
-        </w:rPr>
-        <w:t>Imagen sugerido: cámara de fermentación.</w:t>
+      <w:proofErr w:type="gramStart"/>
+      <w:r>
+        <w:rPr>
+          <w:sz w:val="20"/>
+          <w:szCs w:val="20"/>
+        </w:rPr>
+        <w:t>Imagen sugerido</w:t>
+      </w:r>
+      <w:proofErr w:type="gramEnd"/>
+      <w:r>
+        <w:rPr>
+          <w:sz w:val="20"/>
+          <w:szCs w:val="20"/>
+        </w:rPr>
+        <w:t>: cámara de fermentación.</w:t>
       </w:r>
     </w:p>
     <w:p/>
@@ -39605,6 +40450,7 @@
     </w:p>
     <w:p/>
     <w:p>
+      <w:proofErr w:type="spellStart"/>
       <w:r>
         <w:rPr>
           <w:b/>
@@ -39612,20 +40458,9 @@
           <w:sz w:val="20"/>
           <w:szCs w:val="20"/>
         </w:rPr>
-        <w:t>Slide 1. Objetivo y alcance</w:t>
-      </w:r>
-    </w:p>
-    <w:p>
-      <w:r>
-        <w:rPr>
-          <w:sz w:val="20"/>
-          <w:szCs w:val="20"/>
-        </w:rPr>
-        <w:t>Define el equipo, utensilio, superficie o área que será objeto de limpieza y desinfección. También establece el propósito del procedimiento y las condiciones que se esperan alcanzar para mantener la inocuidad durante la elaboración de los alimentos.</w:t>
-      </w:r>
-    </w:p>
-    <w:p/>
-    <w:p>
+        <w:t>Slide</w:t>
+      </w:r>
+      <w:proofErr w:type="spellEnd"/>
       <w:r>
         <w:rPr>
           <w:b/>
@@ -39633,20 +40468,21 @@
           <w:sz w:val="20"/>
           <w:szCs w:val="20"/>
         </w:rPr>
-        <w:t>Slide 2. Responsables</w:t>
-      </w:r>
-    </w:p>
-    <w:p>
-      <w:r>
-        <w:rPr>
-          <w:sz w:val="20"/>
-          <w:szCs w:val="20"/>
-        </w:rPr>
-        <w:t>Identifica el cargo o la persona encargada de ejecutar, supervisar y verificar el procedimiento. La asignación clara de responsabilidades facilita el seguimiento de las actividades y permite establecer quién debe actuar ante cualquier incumplimiento.</w:t>
+        <w:t xml:space="preserve"> 1. Objetivo y alcance</w:t>
+      </w:r>
+    </w:p>
+    <w:p>
+      <w:r>
+        <w:rPr>
+          <w:sz w:val="20"/>
+          <w:szCs w:val="20"/>
+        </w:rPr>
+        <w:t>Define el equipo, utensilio, superficie o área que será objeto de limpieza y desinfección. También establece el propósito del procedimiento y las condiciones que se esperan alcanzar para mantener la inocuidad durante la elaboración de los alimentos.</w:t>
       </w:r>
     </w:p>
     <w:p/>
     <w:p>
+      <w:proofErr w:type="spellStart"/>
       <w:r>
         <w:rPr>
           <w:b/>
@@ -39654,20 +40490,9 @@
           <w:sz w:val="20"/>
           <w:szCs w:val="20"/>
         </w:rPr>
-        <w:t>Slide 3. Frecuencia y momento de ejecución</w:t>
-      </w:r>
-    </w:p>
-    <w:p>
-      <w:r>
-        <w:rPr>
-          <w:sz w:val="20"/>
-          <w:szCs w:val="20"/>
-        </w:rPr>
-        <w:t>Determina cuándo debe realizarse el procedimiento, de acuerdo con el uso del equipo, el nivel de riesgo y las características del proceso. Puede establecerse después de cada uso, al finalizar la jornada, por turnos o con una periodicidad semanal.</w:t>
-      </w:r>
-    </w:p>
-    <w:p/>
-    <w:p>
+        <w:t>Slide</w:t>
+      </w:r>
+      <w:proofErr w:type="spellEnd"/>
       <w:r>
         <w:rPr>
           <w:b/>
@@ -39675,20 +40500,21 @@
           <w:sz w:val="20"/>
           <w:szCs w:val="20"/>
         </w:rPr>
-        <w:t>Slide 4. Elementos de protección, insumos y materiales</w:t>
-      </w:r>
-    </w:p>
-    <w:p>
-      <w:r>
-        <w:rPr>
-          <w:sz w:val="20"/>
-          <w:szCs w:val="20"/>
-        </w:rPr>
-        <w:t>Relaciona los elementos de protección personal, detergentes, desinfectantes y utensilios necesarios. También puede incluir concentraciones, cantidades, tiempos de contacto y recomendaciones de seguridad para la manipulación de los productos químicos.</w:t>
+        <w:t xml:space="preserve"> 2. Responsables</w:t>
+      </w:r>
+    </w:p>
+    <w:p>
+      <w:r>
+        <w:rPr>
+          <w:sz w:val="20"/>
+          <w:szCs w:val="20"/>
+        </w:rPr>
+        <w:t>Identifica el cargo o la persona encargada de ejecutar, supervisar y verificar el procedimiento. La asignación clara de responsabilidades facilita el seguimiento de las actividades y permite establecer quién debe actuar ante cualquier incumplimiento.</w:t>
       </w:r>
     </w:p>
     <w:p/>
     <w:p>
+      <w:proofErr w:type="spellStart"/>
       <w:r>
         <w:rPr>
           <w:b/>
@@ -39696,20 +40522,9 @@
           <w:sz w:val="20"/>
           <w:szCs w:val="20"/>
         </w:rPr>
-        <w:t>Slide 5. Procedimiento paso a paso</w:t>
-      </w:r>
-    </w:p>
-    <w:p>
-      <w:r>
-        <w:rPr>
-          <w:sz w:val="20"/>
-          <w:szCs w:val="20"/>
-        </w:rPr>
-        <w:t>Describe de forma ordenada las actividades que deben realizarse: retiro de residuos, prelavado, aplicación de detergente, lavado, enjuague, desinfección, enjuague final cuando corresponda y secado. La secuencia debe ser clara y fácil de aplicar.</w:t>
-      </w:r>
-    </w:p>
-    <w:p/>
-    <w:p>
+        <w:t>Slide</w:t>
+      </w:r>
+      <w:proofErr w:type="spellEnd"/>
       <w:r>
         <w:rPr>
           <w:b/>
@@ -39717,20 +40532,21 @@
           <w:sz w:val="20"/>
           <w:szCs w:val="20"/>
         </w:rPr>
-        <w:t>Slide 6. Verificación y registro</w:t>
-      </w:r>
-    </w:p>
-    <w:p>
-      <w:r>
-        <w:rPr>
-          <w:sz w:val="20"/>
-          <w:szCs w:val="20"/>
-        </w:rPr>
-        <w:t>Explica cómo se comprobará la eficacia del procedimiento mediante inspección visual, pruebas de ATP, hisopados u otros métodos definidos. Además, señala el formato en el que se registran la fecha, el responsable, el área intervenida y las observaciones.</w:t>
+        <w:t xml:space="preserve"> 3. Frecuencia y momento de ejecución</w:t>
+      </w:r>
+    </w:p>
+    <w:p>
+      <w:r>
+        <w:rPr>
+          <w:sz w:val="20"/>
+          <w:szCs w:val="20"/>
+        </w:rPr>
+        <w:t>Determina cuándo debe realizarse el procedimiento, de acuerdo con el uso del equipo, el nivel de riesgo y las características del proceso. Puede establecerse después de cada uso, al finalizar la jornada, por turnos o con una periodicidad semanal.</w:t>
       </w:r>
     </w:p>
     <w:p/>
     <w:p>
+      <w:proofErr w:type="spellStart"/>
       <w:r>
         <w:rPr>
           <w:b/>
@@ -39738,7 +40554,113 @@
           <w:sz w:val="20"/>
           <w:szCs w:val="20"/>
         </w:rPr>
-        <w:t>Slide 7. Acciones correctivas</w:t>
+        <w:t>Slide</w:t>
+      </w:r>
+      <w:proofErr w:type="spellEnd"/>
+      <w:r>
+        <w:rPr>
+          <w:b/>
+          <w:bCs/>
+          <w:sz w:val="20"/>
+          <w:szCs w:val="20"/>
+        </w:rPr>
+        <w:t xml:space="preserve"> 4. Elementos de protección, insumos y materiales</w:t>
+      </w:r>
+    </w:p>
+    <w:p>
+      <w:r>
+        <w:rPr>
+          <w:sz w:val="20"/>
+          <w:szCs w:val="20"/>
+        </w:rPr>
+        <w:t>Relaciona los elementos de protección personal, detergentes, desinfectantes y utensilios necesarios. También puede incluir concentraciones, cantidades, tiempos de contacto y recomendaciones de seguridad para la manipulación de los productos químicos.</w:t>
+      </w:r>
+    </w:p>
+    <w:p/>
+    <w:p>
+      <w:proofErr w:type="spellStart"/>
+      <w:r>
+        <w:rPr>
+          <w:b/>
+          <w:bCs/>
+          <w:sz w:val="20"/>
+          <w:szCs w:val="20"/>
+        </w:rPr>
+        <w:t>Slide</w:t>
+      </w:r>
+      <w:proofErr w:type="spellEnd"/>
+      <w:r>
+        <w:rPr>
+          <w:b/>
+          <w:bCs/>
+          <w:sz w:val="20"/>
+          <w:szCs w:val="20"/>
+        </w:rPr>
+        <w:t xml:space="preserve"> 5. Procedimiento paso a paso</w:t>
+      </w:r>
+    </w:p>
+    <w:p>
+      <w:r>
+        <w:rPr>
+          <w:sz w:val="20"/>
+          <w:szCs w:val="20"/>
+        </w:rPr>
+        <w:t>Describe de forma ordenada las actividades que deben realizarse: retiro de residuos, prelavado, aplicación de detergente, lavado, enjuague, desinfección, enjuague final cuando corresponda y secado. La secuencia debe ser clara y fácil de aplicar.</w:t>
+      </w:r>
+    </w:p>
+    <w:p/>
+    <w:p>
+      <w:proofErr w:type="spellStart"/>
+      <w:r>
+        <w:rPr>
+          <w:b/>
+          <w:bCs/>
+          <w:sz w:val="20"/>
+          <w:szCs w:val="20"/>
+        </w:rPr>
+        <w:t>Slide</w:t>
+      </w:r>
+      <w:proofErr w:type="spellEnd"/>
+      <w:r>
+        <w:rPr>
+          <w:b/>
+          <w:bCs/>
+          <w:sz w:val="20"/>
+          <w:szCs w:val="20"/>
+        </w:rPr>
+        <w:t xml:space="preserve"> 6. Verificación y registro</w:t>
+      </w:r>
+    </w:p>
+    <w:p>
+      <w:r>
+        <w:rPr>
+          <w:sz w:val="20"/>
+          <w:szCs w:val="20"/>
+        </w:rPr>
+        <w:t>Explica cómo se comprobará la eficacia del procedimiento mediante inspección visual, pruebas de ATP, hisopados u otros métodos definidos. Además, señala el formato en el que se registran la fecha, el responsable, el área intervenida y las observaciones.</w:t>
+      </w:r>
+    </w:p>
+    <w:p/>
+    <w:p>
+      <w:proofErr w:type="spellStart"/>
+      <w:r>
+        <w:rPr>
+          <w:b/>
+          <w:bCs/>
+          <w:sz w:val="20"/>
+          <w:szCs w:val="20"/>
+        </w:rPr>
+        <w:t>Slide</w:t>
+      </w:r>
+      <w:proofErr w:type="spellEnd"/>
+      <w:r>
+        <w:rPr>
+          <w:b/>
+          <w:bCs/>
+          <w:sz w:val="20"/>
+          <w:szCs w:val="20"/>
+        </w:rPr>
+        <w:t xml:space="preserve"> 7. Acciones correctivas</w:t>
       </w:r>
     </w:p>
     <w:p>
@@ -39934,7 +40856,7 @@
 </file>
 
 <file path=word/commentsExtended.xml><?xml version="1.0" encoding="utf-8"?>
-<w15:commentsEx xmlns:wpc="http://schemas.microsoft.com/office/word/2010/wordprocessingCanvas" xmlns:cx="http://schemas.microsoft.com/office/drawing/2014/chartex" xmlns:cx1="http://schemas.microsoft.com/office/drawing/2015/9/8/chartex" xmlns:cx2="http://schemas.microsoft.com/office/drawing/2015/10/21/chartex" xmlns:cx3="http://schemas.microsoft.com/office/drawing/2016/5/9/chartex" xmlns:cx4="http://schemas.microsoft.com/office/drawing/2016/5/10/chartex" xmlns:cx5="http://schemas.microsoft.com/office/drawing/2016/5/11/chartex" xmlns:cx6="http://schemas.microsoft.com/office/drawing/2016/5/12/chartex" xmlns:cx7="http://schemas.microsoft.com/office/drawing/2016/5/13/chartex" xmlns:cx8="http://schemas.microsoft.com/office/drawing/2016/5/14/chartex" xmlns:mc="http://schemas.openxmlformats.org/markup-compatibility/2006" xmlns:m="http://schemas.openxmlformats.org/officeDocument/2006/math" xmlns:aink="http://schemas.microsoft.com/office/drawing/2016/ink" xmlns:am3d="http://schemas.microsoft.com/office/drawing/2017/model3d" xmlns:oel="http://schemas.microsoft.com/office/2019/extlst" xmlns:r="http://schemas.openxmlformats.org/officeDocument/2006/relationships" xmlns:wp14="http://schemas.microsoft.com/office/word/2010/wordprocessingDrawing" xmlns:wp="http://schemas.openxmlformats.org/drawingml/2006/wordprocessingDrawing" xmlns:wpg="http://schemas.microsoft.com/office/word/2010/wordprocessingGroup" xmlns:wpi="http://schemas.microsoft.com/office/word/2010/wordprocessingInk" xmlns:wps="http://schemas.microsoft.com/office/word/2010/wordprocessingShape" xmlns:o="urn:schemas-microsoft-com:office:office" xmlns:v="urn:schemas-microsoft-com:vml" xmlns:w10="urn:schemas-microsoft-com:office:word" xmlns:w="http://schemas.openxmlformats.org/wordprocessingml/2006/main" xmlns:w14="http://schemas.microsoft.com/office/word/2010/wordml" xmlns:w15="http://schemas.microsoft.com/office/word/2012/wordml" xmlns:w16cex="http://schemas.microsoft.com/office/word/2018/wordml/cex" xmlns:w16cid="http://schemas.microsoft.com/office/word/2016/wordml/cid" xmlns:w16="http://schemas.microsoft.com/office/word/2018/wordml" xmlns:w16sdtdh="http://schemas.microsoft.com/office/word/2020/wordml/sdtdatahash" xmlns:w16sdtfl="http://schemas.microsoft.com/office/word/2024/wordml/sdtformatlock" xmlns:w16se="http://schemas.microsoft.com/office/word/2015/wordml/symex" xmlns:w16du="http://schemas.microsoft.com/office/word/2023/wordml/word16du" xmlns:wne="http://schemas.microsoft.com/office/word/2006/wordml" mc:Ignorable="w14 w15 w16se w16cid w16 w16cex w16sdtdh w16sdtfl w16du wp14">
+<w15:commentsEx xmlns:wpc="http://schemas.microsoft.com/office/word/2010/wordprocessingCanvas" xmlns:cx="http://schemas.microsoft.com/office/drawing/2014/chartex" xmlns:cx1="http://schemas.microsoft.com/office/drawing/2015/9/8/chartex" xmlns:cx2="http://schemas.microsoft.com/office/drawing/2015/10/21/chartex" xmlns:cx3="http://schemas.microsoft.com/office/drawing/2016/5/9/chartex" xmlns:cx4="http://schemas.microsoft.com/office/drawing/2016/5/10/chartex" xmlns:cx5="http://schemas.microsoft.com/office/drawing/2016/5/11/chartex" xmlns:cx6="http://schemas.microsoft.com/office/drawing/2016/5/12/chartex" xmlns:cx7="http://schemas.microsoft.com/office/drawing/2016/5/13/chartex" xmlns:cx8="http://schemas.microsoft.com/office/drawing/2016/5/14/chartex" xmlns:mc="http://schemas.openxmlformats.org/markup-compatibility/2006" xmlns:aink="http://schemas.microsoft.com/office/drawing/2016/ink" xmlns:am3d="http://schemas.microsoft.com/office/drawing/2017/model3d" xmlns:o="urn:schemas-microsoft-com:office:office" xmlns:r="http://schemas.openxmlformats.org/officeDocument/2006/relationships" xmlns:m="http://schemas.openxmlformats.org/officeDocument/2006/math" xmlns:v="urn:schemas-microsoft-com:vml" xmlns:wp14="http://schemas.microsoft.com/office/word/2010/wordprocessingDrawing" xmlns:wp="http://schemas.openxmlformats.org/drawingml/2006/wordprocessingDrawing" xmlns:w10="urn:schemas-microsoft-com:office:word" xmlns:w="http://schemas.openxmlformats.org/wordprocessingml/2006/main" xmlns:w14="http://schemas.microsoft.com/office/word/2010/wordml" xmlns:w15="http://schemas.microsoft.com/office/word/2012/wordml" xmlns:w16cex="http://schemas.microsoft.com/office/word/2018/wordml/cex" xmlns:w16cid="http://schemas.microsoft.com/office/word/2016/wordml/cid" xmlns:w16="http://schemas.microsoft.com/office/word/2018/wordml" xmlns:w16sdtdh="http://schemas.microsoft.com/office/word/2020/wordml/sdtdatahash" xmlns:w16se="http://schemas.microsoft.com/office/word/2015/wordml/symex" xmlns:wpg="http://schemas.microsoft.com/office/word/2010/wordprocessingGroup" xmlns:wpi="http://schemas.microsoft.com/office/word/2010/wordprocessingInk" xmlns:wne="http://schemas.microsoft.com/office/word/2006/wordml" xmlns:wps="http://schemas.microsoft.com/office/word/2010/wordprocessingShape" mc:Ignorable="w14 w15 w16se w16cid w16 w16cex w16sdtdh wp14">
   <w15:commentEx w15:paraId="5C951552" w15:done="0"/>
   <w15:commentEx w15:paraId="5F4C7003" w15:done="0"/>
   <w15:commentEx w15:paraId="598F4CCB" w15:done="0"/>
@@ -39968,7 +40890,7 @@
 </file>
 
 <file path=word/commentsExtensible.xml><?xml version="1.0" encoding="utf-8"?>
-<w16cex:commentsExtensible xmlns:wpc="http://schemas.microsoft.com/office/word/2010/wordprocessingCanvas" xmlns:cx="http://schemas.microsoft.com/office/drawing/2014/chartex" xmlns:cx1="http://schemas.microsoft.com/office/drawing/2015/9/8/chartex" xmlns:cx2="http://schemas.microsoft.com/office/drawing/2015/10/21/chartex" xmlns:cx3="http://schemas.microsoft.com/office/drawing/2016/5/9/chartex" xmlns:cx4="http://schemas.microsoft.com/office/drawing/2016/5/10/chartex" xmlns:cx5="http://schemas.microsoft.com/office/drawing/2016/5/11/chartex" xmlns:cx6="http://schemas.microsoft.com/office/drawing/2016/5/12/chartex" xmlns:cx7="http://schemas.microsoft.com/office/drawing/2016/5/13/chartex" xmlns:cx8="http://schemas.microsoft.com/office/drawing/2016/5/14/chartex" xmlns:cr="http://schemas.microsoft.com/office/comments/2020/reactions" xmlns:mc="http://schemas.openxmlformats.org/markup-compatibility/2006" xmlns:m="http://schemas.openxmlformats.org/officeDocument/2006/math" xmlns:aink="http://schemas.microsoft.com/office/drawing/2016/ink" xmlns:am3d="http://schemas.microsoft.com/office/drawing/2017/model3d" xmlns:oel="http://schemas.microsoft.com/office/2019/extlst" xmlns:r="http://schemas.openxmlformats.org/officeDocument/2006/relationships" xmlns:wp14="http://schemas.microsoft.com/office/word/2010/wordprocessingDrawing" xmlns:wp="http://schemas.openxmlformats.org/drawingml/2006/wordprocessingDrawing" xmlns:wpg="http://schemas.microsoft.com/office/word/2010/wordprocessingGroup" xmlns:wpi="http://schemas.microsoft.com/office/word/2010/wordprocessingInk" xmlns:wps="http://schemas.microsoft.com/office/word/2010/wordprocessingShape" xmlns:o="urn:schemas-microsoft-com:office:office" xmlns:v="urn:schemas-microsoft-com:vml" xmlns:w10="urn:schemas-microsoft-com:office:word" xmlns:w="http://schemas.openxmlformats.org/wordprocessingml/2006/main" xmlns:w14="http://schemas.microsoft.com/office/word/2010/wordml" xmlns:w15="http://schemas.microsoft.com/office/word/2012/wordml" xmlns:w16cex="http://schemas.microsoft.com/office/word/2018/wordml/cex" xmlns:w16cid="http://schemas.microsoft.com/office/word/2016/wordml/cid" xmlns:w16="http://schemas.microsoft.com/office/word/2018/wordml" xmlns:w16sdtdh="http://schemas.microsoft.com/office/word/2020/wordml/sdtdatahash" xmlns:w16sdtfl="http://schemas.microsoft.com/office/word/2024/wordml/sdtformatlock" xmlns:w16se="http://schemas.microsoft.com/office/word/2015/wordml/symex" xmlns:w16du="http://schemas.microsoft.com/office/word/2023/wordml/word16du" xmlns:wne="http://schemas.microsoft.com/office/word/2006/wordml" mc:Ignorable="w14 w15 w16se w16cid w16 w16cex w16sdtdh w16sdtfl cr w16du wp14">
+<w16cex:commentsExtensible xmlns:wpc="http://schemas.microsoft.com/office/word/2010/wordprocessingCanvas" xmlns:cx="http://schemas.microsoft.com/office/drawing/2014/chartex" xmlns:cx1="http://schemas.microsoft.com/office/drawing/2015/9/8/chartex" xmlns:cx2="http://schemas.microsoft.com/office/drawing/2015/10/21/chartex" xmlns:cx3="http://schemas.microsoft.com/office/drawing/2016/5/9/chartex" xmlns:cx4="http://schemas.microsoft.com/office/drawing/2016/5/10/chartex" xmlns:cx5="http://schemas.microsoft.com/office/drawing/2016/5/11/chartex" xmlns:cx6="http://schemas.microsoft.com/office/drawing/2016/5/12/chartex" xmlns:cx7="http://schemas.microsoft.com/office/drawing/2016/5/13/chartex" xmlns:cx8="http://schemas.microsoft.com/office/drawing/2016/5/14/chartex" xmlns:mc="http://schemas.openxmlformats.org/markup-compatibility/2006" xmlns:aink="http://schemas.microsoft.com/office/drawing/2016/ink" xmlns:am3d="http://schemas.microsoft.com/office/drawing/2017/model3d" xmlns:o="urn:schemas-microsoft-com:office:office" xmlns:r="http://schemas.openxmlformats.org/officeDocument/2006/relationships" xmlns:m="http://schemas.openxmlformats.org/officeDocument/2006/math" xmlns:v="urn:schemas-microsoft-com:vml" xmlns:wp14="http://schemas.microsoft.com/office/word/2010/wordprocessingDrawing" xmlns:wp="http://schemas.openxmlformats.org/drawingml/2006/wordprocessingDrawing" xmlns:w10="urn:schemas-microsoft-com:office:word" xmlns:w="http://schemas.openxmlformats.org/wordprocessingml/2006/main" xmlns:w14="http://schemas.microsoft.com/office/word/2010/wordml" xmlns:w15="http://schemas.microsoft.com/office/word/2012/wordml" xmlns:w16cex="http://schemas.microsoft.com/office/word/2018/wordml/cex" xmlns:w16cid="http://schemas.microsoft.com/office/word/2016/wordml/cid" xmlns:w16="http://schemas.microsoft.com/office/word/2018/wordml" xmlns:w16sdtdh="http://schemas.microsoft.com/office/word/2020/wordml/sdtdatahash" xmlns:w16se="http://schemas.microsoft.com/office/word/2015/wordml/symex" xmlns:wpg="http://schemas.microsoft.com/office/word/2010/wordprocessingGroup" xmlns:wpi="http://schemas.microsoft.com/office/word/2010/wordprocessingInk" xmlns:wne="http://schemas.microsoft.com/office/word/2006/wordml" xmlns:wps="http://schemas.microsoft.com/office/word/2010/wordprocessingShape" mc:Ignorable="w14 w15 w16se w16cid w16 w16cex w16sdtdh wp14">
   <w16cex:commentExtensible w16cex:durableId="05D7E6E1" w16cex:dateUtc="2026-07-17T20:16:00Z"/>
   <w16cex:commentExtensible w16cex:durableId="102AFACE" w16cex:dateUtc="2026-07-17T21:58:00Z"/>
   <w16cex:commentExtensible w16cex:durableId="183388A5" w16cex:dateUtc="2026-07-23T22:14:00Z"/>
@@ -40002,7 +40924,7 @@
 </file>
 
 <file path=word/commentsIds.xml><?xml version="1.0" encoding="utf-8"?>
-<w16cid:commentsIds xmlns:wpc="http://schemas.microsoft.com/office/word/2010/wordprocessingCanvas" xmlns:cx="http://schemas.microsoft.com/office/drawing/2014/chartex" xmlns:cx1="http://schemas.microsoft.com/office/drawing/2015/9/8/chartex" xmlns:cx2="http://schemas.microsoft.com/office/drawing/2015/10/21/chartex" xmlns:cx3="http://schemas.microsoft.com/office/drawing/2016/5/9/chartex" xmlns:cx4="http://schemas.microsoft.com/office/drawing/2016/5/10/chartex" xmlns:cx5="http://schemas.microsoft.com/office/drawing/2016/5/11/chartex" xmlns:cx6="http://schemas.microsoft.com/office/drawing/2016/5/12/chartex" xmlns:cx7="http://schemas.microsoft.com/office/drawing/2016/5/13/chartex" xmlns:cx8="http://schemas.microsoft.com/office/drawing/2016/5/14/chartex" xmlns:mc="http://schemas.openxmlformats.org/markup-compatibility/2006" xmlns:m="http://schemas.openxmlformats.org/officeDocument/2006/math" xmlns:aink="http://schemas.microsoft.com/office/drawing/2016/ink" xmlns:am3d="http://schemas.microsoft.com/office/drawing/2017/model3d" xmlns:oel="http://schemas.microsoft.com/office/2019/extlst" xmlns:r="http://schemas.openxmlformats.org/officeDocument/2006/relationships" xmlns:wp14="http://schemas.microsoft.com/office/word/2010/wordprocessingDrawing" xmlns:wp="http://schemas.openxmlformats.org/drawingml/2006/wordprocessingDrawing" xmlns:wpg="http://schemas.microsoft.com/office/word/2010/wordprocessingGroup" xmlns:wpi="http://schemas.microsoft.com/office/word/2010/wordprocessingInk" xmlns:wps="http://schemas.microsoft.com/office/word/2010/wordprocessingShape" xmlns:o="urn:schemas-microsoft-com:office:office" xmlns:v="urn:schemas-microsoft-com:vml" xmlns:w10="urn:schemas-microsoft-com:office:word" xmlns:w="http://schemas.openxmlformats.org/wordprocessingml/2006/main" xmlns:w14="http://schemas.microsoft.com/office/word/2010/wordml" xmlns:w15="http://schemas.microsoft.com/office/word/2012/wordml" xmlns:w16cex="http://schemas.microsoft.com/office/word/2018/wordml/cex" xmlns:w16cid="http://schemas.microsoft.com/office/word/2016/wordml/cid" xmlns:w16="http://schemas.microsoft.com/office/word/2018/wordml" xmlns:w16sdtdh="http://schemas.microsoft.com/office/word/2020/wordml/sdtdatahash" xmlns:w16sdtfl="http://schemas.microsoft.com/office/word/2024/wordml/sdtformatlock" xmlns:w16se="http://schemas.microsoft.com/office/word/2015/wordml/symex" xmlns:w16du="http://schemas.microsoft.com/office/word/2023/wordml/word16du" xmlns:wne="http://schemas.microsoft.com/office/word/2006/wordml" mc:Ignorable="w14 w15 w16se w16cid w16 w16cex w16sdtdh w16sdtfl w16du wp14">
+<w16cid:commentsIds xmlns:wpc="http://schemas.microsoft.com/office/word/2010/wordprocessingCanvas" xmlns:cx="http://schemas.microsoft.com/office/drawing/2014/chartex" xmlns:cx1="http://schemas.microsoft.com/office/drawing/2015/9/8/chartex" xmlns:cx2="http://schemas.microsoft.com/office/drawing/2015/10/21/chartex" xmlns:cx3="http://schemas.microsoft.com/office/drawing/2016/5/9/chartex" xmlns:cx4="http://schemas.microsoft.com/office/drawing/2016/5/10/chartex" xmlns:cx5="http://schemas.microsoft.com/office/drawing/2016/5/11/chartex" xmlns:cx6="http://schemas.microsoft.com/office/drawing/2016/5/12/chartex" xmlns:cx7="http://schemas.microsoft.com/office/drawing/2016/5/13/chartex" xmlns:cx8="http://schemas.microsoft.com/office/drawing/2016/5/14/chartex" xmlns:mc="http://schemas.openxmlformats.org/markup-compatibility/2006" xmlns:aink="http://schemas.microsoft.com/office/drawing/2016/ink" xmlns:am3d="http://schemas.microsoft.com/office/drawing/2017/model3d" xmlns:o="urn:schemas-microsoft-com:office:office" xmlns:r="http://schemas.openxmlformats.org/officeDocument/2006/relationships" xmlns:m="http://schemas.openxmlformats.org/officeDocument/2006/math" xmlns:v="urn:schemas-microsoft-com:vml" xmlns:wp14="http://schemas.microsoft.com/office/word/2010/wordprocessingDrawing" xmlns:wp="http://schemas.openxmlformats.org/drawingml/2006/wordprocessingDrawing" xmlns:w10="urn:schemas-microsoft-com:office:word" xmlns:w="http://schemas.openxmlformats.org/wordprocessingml/2006/main" xmlns:w14="http://schemas.microsoft.com/office/word/2010/wordml" xmlns:w15="http://schemas.microsoft.com/office/word/2012/wordml" xmlns:w16cex="http://schemas.microsoft.com/office/word/2018/wordml/cex" xmlns:w16cid="http://schemas.microsoft.com/office/word/2016/wordml/cid" xmlns:w16="http://schemas.microsoft.com/office/word/2018/wordml" xmlns:w16sdtdh="http://schemas.microsoft.com/office/word/2020/wordml/sdtdatahash" xmlns:w16se="http://schemas.microsoft.com/office/word/2015/wordml/symex" xmlns:wpg="http://schemas.microsoft.com/office/word/2010/wordprocessingGroup" xmlns:wpi="http://schemas.microsoft.com/office/word/2010/wordprocessingInk" xmlns:wne="http://schemas.microsoft.com/office/word/2006/wordml" xmlns:wps="http://schemas.microsoft.com/office/word/2010/wordprocessingShape" mc:Ignorable="w14 w15 w16se w16cid w16 w16cex w16sdtdh wp14">
   <w16cid:commentId w16cid:paraId="5C951552" w16cid:durableId="05D7E6E1"/>
   <w16cid:commentId w16cid:paraId="5F4C7003" w16cid:durableId="102AFACE"/>
   <w16cid:commentId w16cid:paraId="598F4CCB" w16cid:durableId="183388A5"/>
@@ -40036,7 +40958,7 @@
 </file>
 
 <file path=word/endnotes.xml><?xml version="1.0" encoding="utf-8"?>
-<w:endnotes xmlns:wpc="http://schemas.microsoft.com/office/word/2010/wordprocessingCanvas" xmlns:cx="http://schemas.microsoft.com/office/drawing/2014/chartex" xmlns:cx1="http://schemas.microsoft.com/office/drawing/2015/9/8/chartex" xmlns:cx2="http://schemas.microsoft.com/office/drawing/2015/10/21/chartex" xmlns:cx3="http://schemas.microsoft.com/office/drawing/2016/5/9/chartex" xmlns:cx4="http://schemas.microsoft.com/office/drawing/2016/5/10/chartex" xmlns:cx5="http://schemas.microsoft.com/office/drawing/2016/5/11/chartex" xmlns:cx6="http://schemas.microsoft.com/office/drawing/2016/5/12/chartex" xmlns:cx7="http://schemas.microsoft.com/office/drawing/2016/5/13/chartex" xmlns:cx8="http://schemas.microsoft.com/office/drawing/2016/5/14/chartex" xmlns:mc="http://schemas.openxmlformats.org/markup-compatibility/2006" xmlns:m="http://schemas.openxmlformats.org/officeDocument/2006/math" xmlns:aink="http://schemas.microsoft.com/office/drawing/2016/ink" xmlns:am3d="http://schemas.microsoft.com/office/drawing/2017/model3d" xmlns:oel="http://schemas.microsoft.com/office/2019/extlst" xmlns:r="http://schemas.openxmlformats.org/officeDocument/2006/relationships" xmlns:wp14="http://schemas.microsoft.com/office/word/2010/wordprocessingDrawing" xmlns:wp="http://schemas.openxmlformats.org/drawingml/2006/wordprocessingDrawing" xmlns:wpg="http://schemas.microsoft.com/office/word/2010/wordprocessingGroup" xmlns:wpi="http://schemas.microsoft.com/office/word/2010/wordprocessingInk" xmlns:wps="http://schemas.microsoft.com/office/word/2010/wordprocessingShape" xmlns:o="urn:schemas-microsoft-com:office:office" xmlns:v="urn:schemas-microsoft-com:vml" xmlns:w10="urn:schemas-microsoft-com:office:word" xmlns:w="http://schemas.openxmlformats.org/wordprocessingml/2006/main" xmlns:w14="http://schemas.microsoft.com/office/word/2010/wordml" xmlns:w15="http://schemas.microsoft.com/office/word/2012/wordml" xmlns:w16cex="http://schemas.microsoft.com/office/word/2018/wordml/cex" xmlns:w16cid="http://schemas.microsoft.com/office/word/2016/wordml/cid" xmlns:w16="http://schemas.microsoft.com/office/word/2018/wordml" xmlns:w16sdtdh="http://schemas.microsoft.com/office/word/2020/wordml/sdtdatahash" xmlns:w16sdtfl="http://schemas.microsoft.com/office/word/2024/wordml/sdtformatlock" xmlns:w16se="http://schemas.microsoft.com/office/word/2015/wordml/symex" xmlns:w16du="http://schemas.microsoft.com/office/word/2023/wordml/word16du" xmlns:wne="http://schemas.microsoft.com/office/word/2006/wordml" mc:Ignorable="w14 w15 w16se w16cid w16 w16cex w16sdtdh w16sdtfl w16du wp14">
+<w:endnotes xmlns:wpc="http://schemas.microsoft.com/office/word/2010/wordprocessingCanvas" xmlns:cx="http://schemas.microsoft.com/office/drawing/2014/chartex" xmlns:cx1="http://schemas.microsoft.com/office/drawing/2015/9/8/chartex" xmlns:cx2="http://schemas.microsoft.com/office/drawing/2015/10/21/chartex" xmlns:cx3="http://schemas.microsoft.com/office/drawing/2016/5/9/chartex" xmlns:cx4="http://schemas.microsoft.com/office/drawing/2016/5/10/chartex" xmlns:cx5="http://schemas.microsoft.com/office/drawing/2016/5/11/chartex" xmlns:cx6="http://schemas.microsoft.com/office/drawing/2016/5/12/chartex" xmlns:cx7="http://schemas.microsoft.com/office/drawing/2016/5/13/chartex" xmlns:cx8="http://schemas.microsoft.com/office/drawing/2016/5/14/chartex" xmlns:mc="http://schemas.openxmlformats.org/markup-compatibility/2006" xmlns:aink="http://schemas.microsoft.com/office/drawing/2016/ink" xmlns:am3d="http://schemas.microsoft.com/office/drawing/2017/model3d" xmlns:o="urn:schemas-microsoft-com:office:office" xmlns:r="http://schemas.openxmlformats.org/officeDocument/2006/relationships" xmlns:m="http://schemas.openxmlformats.org/officeDocument/2006/math" xmlns:v="urn:schemas-microsoft-com:vml" xmlns:wp14="http://schemas.microsoft.com/office/word/2010/wordprocessingDrawing" xmlns:wp="http://schemas.openxmlformats.org/drawingml/2006/wordprocessingDrawing" xmlns:w10="urn:schemas-microsoft-com:office:word" xmlns:w="http://schemas.openxmlformats.org/wordprocessingml/2006/main" xmlns:w14="http://schemas.microsoft.com/office/word/2010/wordml" xmlns:w15="http://schemas.microsoft.com/office/word/2012/wordml" xmlns:w16cex="http://schemas.microsoft.com/office/word/2018/wordml/cex" xmlns:w16cid="http://schemas.microsoft.com/office/word/2016/wordml/cid" xmlns:w16="http://schemas.microsoft.com/office/word/2018/wordml" xmlns:w16sdtdh="http://schemas.microsoft.com/office/word/2020/wordml/sdtdatahash" xmlns:w16se="http://schemas.microsoft.com/office/word/2015/wordml/symex" xmlns:wpg="http://schemas.microsoft.com/office/word/2010/wordprocessingGroup" xmlns:wpi="http://schemas.microsoft.com/office/word/2010/wordprocessingInk" xmlns:wne="http://schemas.microsoft.com/office/word/2006/wordml" xmlns:wps="http://schemas.microsoft.com/office/word/2010/wordprocessingShape" mc:Ignorable="w14 w15 w16se w16cid w16 w16cex w16sdtdh wp14">
   <w:endnote w:type="separator" w:id="-1">
     <w:p>
       <w:r>
@@ -40055,7 +40977,7 @@
 </file>
 
 <file path=word/footer1.xml><?xml version="1.0" encoding="utf-8"?>
-<w:ftr xmlns:wpc="http://schemas.microsoft.com/office/word/2010/wordprocessingCanvas" xmlns:cx="http://schemas.microsoft.com/office/drawing/2014/chartex" xmlns:cx1="http://schemas.microsoft.com/office/drawing/2015/9/8/chartex" xmlns:cx2="http://schemas.microsoft.com/office/drawing/2015/10/21/chartex" xmlns:cx3="http://schemas.microsoft.com/office/drawing/2016/5/9/chartex" xmlns:cx4="http://schemas.microsoft.com/office/drawing/2016/5/10/chartex" xmlns:cx5="http://schemas.microsoft.com/office/drawing/2016/5/11/chartex" xmlns:cx6="http://schemas.microsoft.com/office/drawing/2016/5/12/chartex" xmlns:cx7="http://schemas.microsoft.com/office/drawing/2016/5/13/chartex" xmlns:cx8="http://schemas.microsoft.com/office/drawing/2016/5/14/chartex" xmlns:mc="http://schemas.openxmlformats.org/markup-compatibility/2006" xmlns:m="http://schemas.openxmlformats.org/officeDocument/2006/math" xmlns:aink="http://schemas.microsoft.com/office/drawing/2016/ink" xmlns:am3d="http://schemas.microsoft.com/office/drawing/2017/model3d" xmlns:oel="http://schemas.microsoft.com/office/2019/extlst" xmlns:r="http://schemas.openxmlformats.org/officeDocument/2006/relationships" xmlns:wp14="http://schemas.microsoft.com/office/word/2010/wordprocessingDrawing" xmlns:wp="http://schemas.openxmlformats.org/drawingml/2006/wordprocessingDrawing" xmlns:wpg="http://schemas.microsoft.com/office/word/2010/wordprocessingGroup" xmlns:wpi="http://schemas.microsoft.com/office/word/2010/wordprocessingInk" xmlns:wps="http://schemas.microsoft.com/office/word/2010/wordprocessingShape" xmlns:o="urn:schemas-microsoft-com:office:office" xmlns:v="urn:schemas-microsoft-com:vml" xmlns:w10="urn:schemas-microsoft-com:office:word" xmlns:w="http://schemas.openxmlformats.org/wordprocessingml/2006/main" xmlns:w14="http://schemas.microsoft.com/office/word/2010/wordml" xmlns:w15="http://schemas.microsoft.com/office/word/2012/wordml" xmlns:w16cex="http://schemas.microsoft.com/office/word/2018/wordml/cex" xmlns:w16cid="http://schemas.microsoft.com/office/word/2016/wordml/cid" xmlns:w16="http://schemas.microsoft.com/office/word/2018/wordml" xmlns:w16sdtdh="http://schemas.microsoft.com/office/word/2020/wordml/sdtdatahash" xmlns:w16sdtfl="http://schemas.microsoft.com/office/word/2024/wordml/sdtformatlock" xmlns:w16se="http://schemas.microsoft.com/office/word/2015/wordml/symex" xmlns:w16du="http://schemas.microsoft.com/office/word/2023/wordml/word16du" xmlns:wne="http://schemas.microsoft.com/office/word/2006/wordml" mc:Ignorable="w14 w15 w16se w16cid w16 w16cex w16sdtdh w16sdtfl w16du wp14">
+<w:ftr xmlns:wpc="http://schemas.microsoft.com/office/word/2010/wordprocessingCanvas" xmlns:cx="http://schemas.microsoft.com/office/drawing/2014/chartex" xmlns:cx1="http://schemas.microsoft.com/office/drawing/2015/9/8/chartex" xmlns:cx2="http://schemas.microsoft.com/office/drawing/2015/10/21/chartex" xmlns:cx3="http://schemas.microsoft.com/office/drawing/2016/5/9/chartex" xmlns:cx4="http://schemas.microsoft.com/office/drawing/2016/5/10/chartex" xmlns:cx5="http://schemas.microsoft.com/office/drawing/2016/5/11/chartex" xmlns:cx6="http://schemas.microsoft.com/office/drawing/2016/5/12/chartex" xmlns:cx7="http://schemas.microsoft.com/office/drawing/2016/5/13/chartex" xmlns:cx8="http://schemas.microsoft.com/office/drawing/2016/5/14/chartex" xmlns:mc="http://schemas.openxmlformats.org/markup-compatibility/2006" xmlns:aink="http://schemas.microsoft.com/office/drawing/2016/ink" xmlns:am3d="http://schemas.microsoft.com/office/drawing/2017/model3d" xmlns:o="urn:schemas-microsoft-com:office:office" xmlns:r="http://schemas.openxmlformats.org/officeDocument/2006/relationships" xmlns:m="http://schemas.openxmlformats.org/officeDocument/2006/math" xmlns:v="urn:schemas-microsoft-com:vml" xmlns:wp14="http://schemas.microsoft.com/office/word/2010/wordprocessingDrawing" xmlns:wp="http://schemas.openxmlformats.org/drawingml/2006/wordprocessingDrawing" xmlns:w10="urn:schemas-microsoft-com:office:word" xmlns:w="http://schemas.openxmlformats.org/wordprocessingml/2006/main" xmlns:w14="http://schemas.microsoft.com/office/word/2010/wordml" xmlns:w15="http://schemas.microsoft.com/office/word/2012/wordml" xmlns:w16cex="http://schemas.microsoft.com/office/word/2018/wordml/cex" xmlns:w16cid="http://schemas.microsoft.com/office/word/2016/wordml/cid" xmlns:w16="http://schemas.microsoft.com/office/word/2018/wordml" xmlns:w16sdtdh="http://schemas.microsoft.com/office/word/2020/wordml/sdtdatahash" xmlns:w16se="http://schemas.microsoft.com/office/word/2015/wordml/symex" xmlns:wpg="http://schemas.microsoft.com/office/word/2010/wordprocessingGroup" xmlns:wpi="http://schemas.microsoft.com/office/word/2010/wordprocessingInk" xmlns:wne="http://schemas.microsoft.com/office/word/2006/wordml" xmlns:wps="http://schemas.microsoft.com/office/word/2010/wordprocessingShape" mc:Ignorable="w14 w15 w16se w16cid w16 w16cex w16sdtdh wp14">
   <w:p>
     <w:pPr>
       <w:pBdr>
@@ -40136,7 +41058,7 @@
 </file>
 
 <file path=word/footnotes.xml><?xml version="1.0" encoding="utf-8"?>
-<w:footnotes xmlns:wpc="http://schemas.microsoft.com/office/word/2010/wordprocessingCanvas" xmlns:cx="http://schemas.microsoft.com/office/drawing/2014/chartex" xmlns:cx1="http://schemas.microsoft.com/office/drawing/2015/9/8/chartex" xmlns:cx2="http://schemas.microsoft.com/office/drawing/2015/10/21/chartex" xmlns:cx3="http://schemas.microsoft.com/office/drawing/2016/5/9/chartex" xmlns:cx4="http://schemas.microsoft.com/office/drawing/2016/5/10/chartex" xmlns:cx5="http://schemas.microsoft.com/office/drawing/2016/5/11/chartex" xmlns:cx6="http://schemas.microsoft.com/office/drawing/2016/5/12/chartex" xmlns:cx7="http://schemas.microsoft.com/office/drawing/2016/5/13/chartex" xmlns:cx8="http://schemas.microsoft.com/office/drawing/2016/5/14/chartex" xmlns:mc="http://schemas.openxmlformats.org/markup-compatibility/2006" xmlns:m="http://schemas.openxmlformats.org/officeDocument/2006/math" xmlns:aink="http://schemas.microsoft.com/office/drawing/2016/ink" xmlns:am3d="http://schemas.microsoft.com/office/drawing/2017/model3d" xmlns:oel="http://schemas.microsoft.com/office/2019/extlst" xmlns:r="http://schemas.openxmlformats.org/officeDocument/2006/relationships" xmlns:wp14="http://schemas.microsoft.com/office/word/2010/wordprocessingDrawing" xmlns:wp="http://schemas.openxmlformats.org/drawingml/2006/wordprocessingDrawing" xmlns:wpg="http://schemas.microsoft.com/office/word/2010/wordprocessingGroup" xmlns:wpi="http://schemas.microsoft.com/office/word/2010/wordprocessingInk" xmlns:wps="http://schemas.microsoft.com/office/word/2010/wordprocessingShape" xmlns:o="urn:schemas-microsoft-com:office:office" xmlns:v="urn:schemas-microsoft-com:vml" xmlns:w10="urn:schemas-microsoft-com:office:word" xmlns:w="http://schemas.openxmlformats.org/wordprocessingml/2006/main" xmlns:w14="http://schemas.microsoft.com/office/word/2010/wordml" xmlns:w15="http://schemas.microsoft.com/office/word/2012/wordml" xmlns:w16cex="http://schemas.microsoft.com/office/word/2018/wordml/cex" xmlns:w16cid="http://schemas.microsoft.com/office/word/2016/wordml/cid" xmlns:w16="http://schemas.microsoft.com/office/word/2018/wordml" xmlns:w16sdtdh="http://schemas.microsoft.com/office/word/2020/wordml/sdtdatahash" xmlns:w16sdtfl="http://schemas.microsoft.com/office/word/2024/wordml/sdtformatlock" xmlns:w16se="http://schemas.microsoft.com/office/word/2015/wordml/symex" xmlns:w16du="http://schemas.microsoft.com/office/word/2023/wordml/word16du" xmlns:wne="http://schemas.microsoft.com/office/word/2006/wordml" mc:Ignorable="w14 w15 w16se w16cid w16 w16cex w16sdtdh w16sdtfl w16du wp14">
+<w:footnotes xmlns:wpc="http://schemas.microsoft.com/office/word/2010/wordprocessingCanvas" xmlns:cx="http://schemas.microsoft.com/office/drawing/2014/chartex" xmlns:cx1="http://schemas.microsoft.com/office/drawing/2015/9/8/chartex" xmlns:cx2="http://schemas.microsoft.com/office/drawing/2015/10/21/chartex" xmlns:cx3="http://schemas.microsoft.com/office/drawing/2016/5/9/chartex" xmlns:cx4="http://schemas.microsoft.com/office/drawing/2016/5/10/chartex" xmlns:cx5="http://schemas.microsoft.com/office/drawing/2016/5/11/chartex" xmlns:cx6="http://schemas.microsoft.com/office/drawing/2016/5/12/chartex" xmlns:cx7="http://schemas.microsoft.com/office/drawing/2016/5/13/chartex" xmlns:cx8="http://schemas.microsoft.com/office/drawing/2016/5/14/chartex" xmlns:mc="http://schemas.openxmlformats.org/markup-compatibility/2006" xmlns:aink="http://schemas.microsoft.com/office/drawing/2016/ink" xmlns:am3d="http://schemas.microsoft.com/office/drawing/2017/model3d" xmlns:o="urn:schemas-microsoft-com:office:office" xmlns:r="http://schemas.openxmlformats.org/officeDocument/2006/relationships" xmlns:m="http://schemas.openxmlformats.org/officeDocument/2006/math" xmlns:v="urn:schemas-microsoft-com:vml" xmlns:wp14="http://schemas.microsoft.com/office/word/2010/wordprocessingDrawing" xmlns:wp="http://schemas.openxmlformats.org/drawingml/2006/wordprocessingDrawing" xmlns:w10="urn:schemas-microsoft-com:office:word" xmlns:w="http://schemas.openxmlformats.org/wordprocessingml/2006/main" xmlns:w14="http://schemas.microsoft.com/office/word/2010/wordml" xmlns:w15="http://schemas.microsoft.com/office/word/2012/wordml" xmlns:w16cex="http://schemas.microsoft.com/office/word/2018/wordml/cex" xmlns:w16cid="http://schemas.microsoft.com/office/word/2016/wordml/cid" xmlns:w16="http://schemas.microsoft.com/office/word/2018/wordml" xmlns:w16sdtdh="http://schemas.microsoft.com/office/word/2020/wordml/sdtdatahash" xmlns:w16se="http://schemas.microsoft.com/office/word/2015/wordml/symex" xmlns:wpg="http://schemas.microsoft.com/office/word/2010/wordprocessingGroup" xmlns:wpi="http://schemas.microsoft.com/office/word/2010/wordprocessingInk" xmlns:wne="http://schemas.microsoft.com/office/word/2006/wordml" xmlns:wps="http://schemas.microsoft.com/office/word/2010/wordprocessingShape" mc:Ignorable="w14 w15 w16se w16cid w16 w16cex w16sdtdh wp14">
   <w:footnote w:type="separator" w:id="-1">
     <w:p>
       <w:r>
@@ -40155,7 +41077,7 @@
 </file>
 
 <file path=word/header1.xml><?xml version="1.0" encoding="utf-8"?>
-<w:hdr xmlns:wpc="http://schemas.microsoft.com/office/word/2010/wordprocessingCanvas" xmlns:cx="http://schemas.microsoft.com/office/drawing/2014/chartex" xmlns:cx1="http://schemas.microsoft.com/office/drawing/2015/9/8/chartex" xmlns:cx2="http://schemas.microsoft.com/office/drawing/2015/10/21/chartex" xmlns:cx3="http://schemas.microsoft.com/office/drawing/2016/5/9/chartex" xmlns:cx4="http://schemas.microsoft.com/office/drawing/2016/5/10/chartex" xmlns:cx5="http://schemas.microsoft.com/office/drawing/2016/5/11/chartex" xmlns:cx6="http://schemas.microsoft.com/office/drawing/2016/5/12/chartex" xmlns:cx7="http://schemas.microsoft.com/office/drawing/2016/5/13/chartex" xmlns:cx8="http://schemas.microsoft.com/office/drawing/2016/5/14/chartex" xmlns:mc="http://schemas.openxmlformats.org/markup-compatibility/2006" xmlns:m="http://schemas.openxmlformats.org/officeDocument/2006/math" xmlns:aink="http://schemas.microsoft.com/office/drawing/2016/ink" xmlns:am3d="http://schemas.microsoft.com/office/drawing/2017/model3d" xmlns:oel="http://schemas.microsoft.com/office/2019/extlst" xmlns:r="http://schemas.openxmlformats.org/officeDocument/2006/relationships" xmlns:wp14="http://schemas.microsoft.com/office/word/2010/wordprocessingDrawing" xmlns:wp="http://schemas.openxmlformats.org/drawingml/2006/wordprocessingDrawing" xmlns:wpg="http://schemas.microsoft.com/office/word/2010/wordprocessingGroup" xmlns:wpi="http://schemas.microsoft.com/office/word/2010/wordprocessingInk" xmlns:wps="http://schemas.microsoft.com/office/word/2010/wordprocessingShape" xmlns:o="urn:schemas-microsoft-com:office:office" xmlns:v="urn:schemas-microsoft-com:vml" xmlns:w10="urn:schemas-microsoft-com:office:word" xmlns:w="http://schemas.openxmlformats.org/wordprocessingml/2006/main" xmlns:w14="http://schemas.microsoft.com/office/word/2010/wordml" xmlns:w15="http://schemas.microsoft.com/office/word/2012/wordml" xmlns:w16cex="http://schemas.microsoft.com/office/word/2018/wordml/cex" xmlns:w16cid="http://schemas.microsoft.com/office/word/2016/wordml/cid" xmlns:w16="http://schemas.microsoft.com/office/word/2018/wordml" xmlns:w16sdtdh="http://schemas.microsoft.com/office/word/2020/wordml/sdtdatahash" xmlns:w16sdtfl="http://schemas.microsoft.com/office/word/2024/wordml/sdtformatlock" xmlns:w16se="http://schemas.microsoft.com/office/word/2015/wordml/symex" xmlns:w16du="http://schemas.microsoft.com/office/word/2023/wordml/word16du" xmlns:wne="http://schemas.microsoft.com/office/word/2006/wordml" mc:Ignorable="w14 w15 w16se w16cid w16 w16cex w16sdtdh w16sdtfl w16du wp14">
+<w:hdr xmlns:wpc="http://schemas.microsoft.com/office/word/2010/wordprocessingCanvas" xmlns:cx="http://schemas.microsoft.com/office/drawing/2014/chartex" xmlns:cx1="http://schemas.microsoft.com/office/drawing/2015/9/8/chartex" xmlns:cx2="http://schemas.microsoft.com/office/drawing/2015/10/21/chartex" xmlns:cx3="http://schemas.microsoft.com/office/drawing/2016/5/9/chartex" xmlns:cx4="http://schemas.microsoft.com/office/drawing/2016/5/10/chartex" xmlns:cx5="http://schemas.microsoft.com/office/drawing/2016/5/11/chartex" xmlns:cx6="http://schemas.microsoft.com/office/drawing/2016/5/12/chartex" xmlns:cx7="http://schemas.microsoft.com/office/drawing/2016/5/13/chartex" xmlns:cx8="http://schemas.microsoft.com/office/drawing/2016/5/14/chartex" xmlns:mc="http://schemas.openxmlformats.org/markup-compatibility/2006" xmlns:aink="http://schemas.microsoft.com/office/drawing/2016/ink" xmlns:am3d="http://schemas.microsoft.com/office/drawing/2017/model3d" xmlns:o="urn:schemas-microsoft-com:office:office" xmlns:r="http://schemas.openxmlformats.org/officeDocument/2006/relationships" xmlns:m="http://schemas.openxmlformats.org/officeDocument/2006/math" xmlns:v="urn:schemas-microsoft-com:vml" xmlns:wp14="http://schemas.microsoft.com/office/word/2010/wordprocessingDrawing" xmlns:wp="http://schemas.openxmlformats.org/drawingml/2006/wordprocessingDrawing" xmlns:w10="urn:schemas-microsoft-com:office:word" xmlns:w="http://schemas.openxmlformats.org/wordprocessingml/2006/main" xmlns:w14="http://schemas.microsoft.com/office/word/2010/wordml" xmlns:w15="http://schemas.microsoft.com/office/word/2012/wordml" xmlns:w16cex="http://schemas.microsoft.com/office/word/2018/wordml/cex" xmlns:w16cid="http://schemas.microsoft.com/office/word/2016/wordml/cid" xmlns:w16="http://schemas.microsoft.com/office/word/2018/wordml" xmlns:w16sdtdh="http://schemas.microsoft.com/office/word/2020/wordml/sdtdatahash" xmlns:w16se="http://schemas.microsoft.com/office/word/2015/wordml/symex" xmlns:wpg="http://schemas.microsoft.com/office/word/2010/wordprocessingGroup" xmlns:wpi="http://schemas.microsoft.com/office/word/2010/wordprocessingInk" xmlns:wne="http://schemas.microsoft.com/office/word/2006/wordml" xmlns:wps="http://schemas.microsoft.com/office/word/2010/wordprocessingShape" mc:Ignorable="w14 w15 w16se w16cid w16 w16cex w16sdtdh wp14">
   <w:p>
     <w:pPr>
       <w:pBdr>
@@ -40268,7 +41190,7 @@
 </file>
 
 <file path=word/numbering.xml><?xml version="1.0" encoding="utf-8"?>
-<w:numbering xmlns:wpc="http://schemas.microsoft.com/office/word/2010/wordprocessingCanvas" xmlns:cx="http://schemas.microsoft.com/office/drawing/2014/chartex" xmlns:cx1="http://schemas.microsoft.com/office/drawing/2015/9/8/chartex" xmlns:cx2="http://schemas.microsoft.com/office/drawing/2015/10/21/chartex" xmlns:cx3="http://schemas.microsoft.com/office/drawing/2016/5/9/chartex" xmlns:cx4="http://schemas.microsoft.com/office/drawing/2016/5/10/chartex" xmlns:cx5="http://schemas.microsoft.com/office/drawing/2016/5/11/chartex" xmlns:cx6="http://schemas.microsoft.com/office/drawing/2016/5/12/chartex" xmlns:cx7="http://schemas.microsoft.com/office/drawing/2016/5/13/chartex" xmlns:cx8="http://schemas.microsoft.com/office/drawing/2016/5/14/chartex" xmlns:mc="http://schemas.openxmlformats.org/markup-compatibility/2006" xmlns:m="http://schemas.openxmlformats.org/officeDocument/2006/math" xmlns:aink="http://schemas.microsoft.com/office/drawing/2016/ink" xmlns:am3d="http://schemas.microsoft.com/office/drawing/2017/model3d" xmlns:oel="http://schemas.microsoft.com/office/2019/extlst" xmlns:r="http://schemas.openxmlformats.org/officeDocument/2006/relationships" xmlns:wp14="http://schemas.microsoft.com/office/word/2010/wordprocessingDrawing" xmlns:wp="http://schemas.openxmlformats.org/drawingml/2006/wordprocessingDrawing" xmlns:wpg="http://schemas.microsoft.com/office/word/2010/wordprocessingGroup" xmlns:wpi="http://schemas.microsoft.com/office/word/2010/wordprocessingInk" xmlns:wps="http://schemas.microsoft.com/office/word/2010/wordprocessingShape" xmlns:o="urn:schemas-microsoft-com:office:office" xmlns:v="urn:schemas-microsoft-com:vml" xmlns:w10="urn:schemas-microsoft-com:office:word" xmlns:w="http://schemas.openxmlformats.org/wordprocessingml/2006/main" xmlns:w14="http://schemas.microsoft.com/office/word/2010/wordml" xmlns:w15="http://schemas.microsoft.com/office/word/2012/wordml" xmlns:w16cex="http://schemas.microsoft.com/office/word/2018/wordml/cex" xmlns:w16cid="http://schemas.microsoft.com/office/word/2016/wordml/cid" xmlns:w16="http://schemas.microsoft.com/office/word/2018/wordml" xmlns:w16sdtdh="http://schemas.microsoft.com/office/word/2020/wordml/sdtdatahash" xmlns:w16sdtfl="http://schemas.microsoft.com/office/word/2024/wordml/sdtformatlock" xmlns:w16se="http://schemas.microsoft.com/office/word/2015/wordml/symex" xmlns:w16du="http://schemas.microsoft.com/office/word/2023/wordml/word16du" xmlns:wne="http://schemas.microsoft.com/office/word/2006/wordml" mc:Ignorable="w14 w15 w16se w16cid w16 w16cex w16sdtdh w16sdtfl w16du wp14">
+<w:numbering xmlns:wpc="http://schemas.microsoft.com/office/word/2010/wordprocessingCanvas" xmlns:cx="http://schemas.microsoft.com/office/drawing/2014/chartex" xmlns:cx1="http://schemas.microsoft.com/office/drawing/2015/9/8/chartex" xmlns:cx2="http://schemas.microsoft.com/office/drawing/2015/10/21/chartex" xmlns:cx3="http://schemas.microsoft.com/office/drawing/2016/5/9/chartex" xmlns:cx4="http://schemas.microsoft.com/office/drawing/2016/5/10/chartex" xmlns:cx5="http://schemas.microsoft.com/office/drawing/2016/5/11/chartex" xmlns:cx6="http://schemas.microsoft.com/office/drawing/2016/5/12/chartex" xmlns:cx7="http://schemas.microsoft.com/office/drawing/2016/5/13/chartex" xmlns:cx8="http://schemas.microsoft.com/office/drawing/2016/5/14/chartex" xmlns:mc="http://schemas.openxmlformats.org/markup-compatibility/2006" xmlns:aink="http://schemas.microsoft.com/office/drawing/2016/ink" xmlns:am3d="http://schemas.microsoft.com/office/drawing/2017/model3d" xmlns:o="urn:schemas-microsoft-com:office:office" xmlns:r="http://schemas.openxmlformats.org/officeDocument/2006/relationships" xmlns:m="http://schemas.openxmlformats.org/officeDocument/2006/math" xmlns:v="urn:schemas-microsoft-com:vml" xmlns:wp14="http://schemas.microsoft.com/office/word/2010/wordprocessingDrawing" xmlns:wp="http://schemas.openxmlformats.org/drawingml/2006/wordprocessingDrawing" xmlns:w10="urn:schemas-microsoft-com:office:word" xmlns:w="http://schemas.openxmlformats.org/wordprocessingml/2006/main" xmlns:w14="http://schemas.microsoft.com/office/word/2010/wordml" xmlns:w15="http://schemas.microsoft.com/office/word/2012/wordml" xmlns:w16cex="http://schemas.microsoft.com/office/word/2018/wordml/cex" xmlns:w16cid="http://schemas.microsoft.com/office/word/2016/wordml/cid" xmlns:w16="http://schemas.microsoft.com/office/word/2018/wordml" xmlns:w16sdtdh="http://schemas.microsoft.com/office/word/2020/wordml/sdtdatahash" xmlns:w16se="http://schemas.microsoft.com/office/word/2015/wordml/symex" xmlns:wpg="http://schemas.microsoft.com/office/word/2010/wordprocessingGroup" xmlns:wpi="http://schemas.microsoft.com/office/word/2010/wordprocessingInk" xmlns:wne="http://schemas.microsoft.com/office/word/2006/wordml" xmlns:wps="http://schemas.microsoft.com/office/word/2010/wordprocessingShape" mc:Ignorable="w14 w15 w16se w16cid w16 w16cex w16sdtdh wp14">
   <w:abstractNum w:abstractNumId="0" w15:restartNumberingAfterBreak="0">
     <w:nsid w:val="00000001"/>
     <w:multiLevelType w:val="hybridMultilevel"/>
@@ -43217,85 +44139,85 @@
       </w:rPr>
     </w:lvl>
   </w:abstractNum>
-  <w:num w:numId="1" w16cid:durableId="1546067657">
+  <w:num w:numId="1">
     <w:abstractNumId w:val="25"/>
   </w:num>
-  <w:num w:numId="2" w16cid:durableId="1768772618">
+  <w:num w:numId="2">
     <w:abstractNumId w:val="15"/>
   </w:num>
-  <w:num w:numId="3" w16cid:durableId="1577665594">
+  <w:num w:numId="3">
     <w:abstractNumId w:val="8"/>
   </w:num>
-  <w:num w:numId="4" w16cid:durableId="1589851743">
+  <w:num w:numId="4">
     <w:abstractNumId w:val="4"/>
   </w:num>
-  <w:num w:numId="5" w16cid:durableId="2025590172">
+  <w:num w:numId="5">
     <w:abstractNumId w:val="14"/>
   </w:num>
-  <w:num w:numId="6" w16cid:durableId="817576426">
+  <w:num w:numId="6">
     <w:abstractNumId w:val="23"/>
   </w:num>
-  <w:num w:numId="7" w16cid:durableId="609435262">
+  <w:num w:numId="7">
     <w:abstractNumId w:val="7"/>
   </w:num>
-  <w:num w:numId="8" w16cid:durableId="1755013653">
+  <w:num w:numId="8">
     <w:abstractNumId w:val="3"/>
   </w:num>
-  <w:num w:numId="9" w16cid:durableId="196554500">
+  <w:num w:numId="9">
     <w:abstractNumId w:val="18"/>
   </w:num>
-  <w:num w:numId="10" w16cid:durableId="1499615496">
+  <w:num w:numId="10">
     <w:abstractNumId w:val="19"/>
   </w:num>
-  <w:num w:numId="11" w16cid:durableId="2035619138">
+  <w:num w:numId="11">
     <w:abstractNumId w:val="12"/>
   </w:num>
-  <w:num w:numId="12" w16cid:durableId="376660709">
+  <w:num w:numId="12">
     <w:abstractNumId w:val="10"/>
   </w:num>
-  <w:num w:numId="13" w16cid:durableId="1094865164">
+  <w:num w:numId="13">
     <w:abstractNumId w:val="24"/>
   </w:num>
-  <w:num w:numId="14" w16cid:durableId="160200073">
+  <w:num w:numId="14">
     <w:abstractNumId w:val="17"/>
   </w:num>
-  <w:num w:numId="15" w16cid:durableId="869878387">
+  <w:num w:numId="15">
     <w:abstractNumId w:val="22"/>
   </w:num>
-  <w:num w:numId="16" w16cid:durableId="1021322857">
+  <w:num w:numId="16">
     <w:abstractNumId w:val="21"/>
   </w:num>
-  <w:num w:numId="17" w16cid:durableId="1877428909">
+  <w:num w:numId="17">
     <w:abstractNumId w:val="16"/>
   </w:num>
-  <w:num w:numId="18" w16cid:durableId="1689407185">
+  <w:num w:numId="18">
     <w:abstractNumId w:val="20"/>
   </w:num>
-  <w:num w:numId="19" w16cid:durableId="324942853">
+  <w:num w:numId="19">
     <w:abstractNumId w:val="9"/>
   </w:num>
-  <w:num w:numId="20" w16cid:durableId="1410618758">
+  <w:num w:numId="20">
     <w:abstractNumId w:val="0"/>
   </w:num>
-  <w:num w:numId="21" w16cid:durableId="846940889">
+  <w:num w:numId="21">
     <w:abstractNumId w:val="1"/>
   </w:num>
-  <w:num w:numId="22" w16cid:durableId="791481570">
+  <w:num w:numId="22">
     <w:abstractNumId w:val="26"/>
   </w:num>
-  <w:num w:numId="23" w16cid:durableId="1711879501">
+  <w:num w:numId="23">
     <w:abstractNumId w:val="6"/>
   </w:num>
-  <w:num w:numId="24" w16cid:durableId="1258950524">
+  <w:num w:numId="24">
     <w:abstractNumId w:val="11"/>
   </w:num>
-  <w:num w:numId="25" w16cid:durableId="1456828931">
+  <w:num w:numId="25">
     <w:abstractNumId w:val="13"/>
   </w:num>
-  <w:num w:numId="26" w16cid:durableId="1191142056">
+  <w:num w:numId="26">
     <w:abstractNumId w:val="5"/>
   </w:num>
-  <w:num w:numId="27" w16cid:durableId="1310792221">
+  <w:num w:numId="27">
     <w:abstractNumId w:val="2"/>
   </w:num>
   <w:numIdMacAtCleanup w:val="13"/>
@@ -43303,7 +44225,7 @@
 </file>
 
 <file path=word/people.xml><?xml version="1.0" encoding="utf-8"?>
-<w15:people xmlns:wpc="http://schemas.microsoft.com/office/word/2010/wordprocessingCanvas" xmlns:cx="http://schemas.microsoft.com/office/drawing/2014/chartex" xmlns:cx1="http://schemas.microsoft.com/office/drawing/2015/9/8/chartex" xmlns:cx2="http://schemas.microsoft.com/office/drawing/2015/10/21/chartex" xmlns:cx3="http://schemas.microsoft.com/office/drawing/2016/5/9/chartex" xmlns:cx4="http://schemas.microsoft.com/office/drawing/2016/5/10/chartex" xmlns:cx5="http://schemas.microsoft.com/office/drawing/2016/5/11/chartex" xmlns:cx6="http://schemas.microsoft.com/office/drawing/2016/5/12/chartex" xmlns:cx7="http://schemas.microsoft.com/office/drawing/2016/5/13/chartex" xmlns:cx8="http://schemas.microsoft.com/office/drawing/2016/5/14/chartex" xmlns:mc="http://schemas.openxmlformats.org/markup-compatibility/2006" xmlns:m="http://schemas.openxmlformats.org/officeDocument/2006/math" xmlns:aink="http://schemas.microsoft.com/office/drawing/2016/ink" xmlns:am3d="http://schemas.microsoft.com/office/drawing/2017/model3d" xmlns:oel="http://schemas.microsoft.com/office/2019/extlst" xmlns:r="http://schemas.openxmlformats.org/officeDocument/2006/relationships" xmlns:wp14="http://schemas.microsoft.com/office/word/2010/wordprocessingDrawing" xmlns:wp="http://schemas.openxmlformats.org/drawingml/2006/wordprocessingDrawing" xmlns:wpg="http://schemas.microsoft.com/office/word/2010/wordprocessingGroup" xmlns:wpi="http://schemas.microsoft.com/office/word/2010/wordprocessingInk" xmlns:wps="http://schemas.microsoft.com/office/word/2010/wordprocessingShape" xmlns:o="urn:schemas-microsoft-com:office:office" xmlns:v="urn:schemas-microsoft-com:vml" xmlns:w10="urn:schemas-microsoft-com:office:word" xmlns:w="http://schemas.openxmlformats.org/wordprocessingml/2006/main" xmlns:w14="http://schemas.microsoft.com/office/word/2010/wordml" xmlns:w15="http://schemas.microsoft.com/office/word/2012/wordml" xmlns:w16cex="http://schemas.microsoft.com/office/word/2018/wordml/cex" xmlns:w16cid="http://schemas.microsoft.com/office/word/2016/wordml/cid" xmlns:w16="http://schemas.microsoft.com/office/word/2018/wordml" xmlns:w16sdtdh="http://schemas.microsoft.com/office/word/2020/wordml/sdtdatahash" xmlns:w16sdtfl="http://schemas.microsoft.com/office/word/2024/wordml/sdtformatlock" xmlns:w16se="http://schemas.microsoft.com/office/word/2015/wordml/symex" xmlns:w16du="http://schemas.microsoft.com/office/word/2023/wordml/word16du" xmlns:wne="http://schemas.microsoft.com/office/word/2006/wordml" mc:Ignorable="w14 w15 w16se w16cid w16 w16cex w16sdtdh w16sdtfl w16du wp14">
+<w15:people xmlns:wpc="http://schemas.microsoft.com/office/word/2010/wordprocessingCanvas" xmlns:cx="http://schemas.microsoft.com/office/drawing/2014/chartex" xmlns:cx1="http://schemas.microsoft.com/office/drawing/2015/9/8/chartex" xmlns:cx2="http://schemas.microsoft.com/office/drawing/2015/10/21/chartex" xmlns:cx3="http://schemas.microsoft.com/office/drawing/2016/5/9/chartex" xmlns:cx4="http://schemas.microsoft.com/office/drawing/2016/5/10/chartex" xmlns:cx5="http://schemas.microsoft.com/office/drawing/2016/5/11/chartex" xmlns:cx6="http://schemas.microsoft.com/office/drawing/2016/5/12/chartex" xmlns:cx7="http://schemas.microsoft.com/office/drawing/2016/5/13/chartex" xmlns:cx8="http://schemas.microsoft.com/office/drawing/2016/5/14/chartex" xmlns:mc="http://schemas.openxmlformats.org/markup-compatibility/2006" xmlns:aink="http://schemas.microsoft.com/office/drawing/2016/ink" xmlns:am3d="http://schemas.microsoft.com/office/drawing/2017/model3d" xmlns:o="urn:schemas-microsoft-com:office:office" xmlns:r="http://schemas.openxmlformats.org/officeDocument/2006/relationships" xmlns:m="http://schemas.openxmlformats.org/officeDocument/2006/math" xmlns:v="urn:schemas-microsoft-com:vml" xmlns:wp14="http://schemas.microsoft.com/office/word/2010/wordprocessingDrawing" xmlns:wp="http://schemas.openxmlformats.org/drawingml/2006/wordprocessingDrawing" xmlns:w10="urn:schemas-microsoft-com:office:word" xmlns:w="http://schemas.openxmlformats.org/wordprocessingml/2006/main" xmlns:w14="http://schemas.microsoft.com/office/word/2010/wordml" xmlns:w15="http://schemas.microsoft.com/office/word/2012/wordml" xmlns:w16cex="http://schemas.microsoft.com/office/word/2018/wordml/cex" xmlns:w16cid="http://schemas.microsoft.com/office/word/2016/wordml/cid" xmlns:w16="http://schemas.microsoft.com/office/word/2018/wordml" xmlns:w16sdtdh="http://schemas.microsoft.com/office/word/2020/wordml/sdtdatahash" xmlns:w16se="http://schemas.microsoft.com/office/word/2015/wordml/symex" xmlns:wpg="http://schemas.microsoft.com/office/word/2010/wordprocessingGroup" xmlns:wpi="http://schemas.microsoft.com/office/word/2010/wordprocessingInk" xmlns:wne="http://schemas.microsoft.com/office/word/2006/wordml" xmlns:wps="http://schemas.microsoft.com/office/word/2010/wordprocessingShape" mc:Ignorable="w14 w15 w16se w16cid w16 w16cex w16sdtdh wp14">
   <w15:person w15:author="Maria Fernanda Morales Angulo">
     <w15:presenceInfo w15:providerId="AD" w15:userId="S::mfmorales@sena.edu.co::593611c4-774f-4dc6-8d6e-9cf6d7282fd8"/>
   </w15:person>
@@ -43317,7 +44239,7 @@
 </file>
 
 <file path=word/styles.xml><?xml version="1.0" encoding="utf-8"?>
-<w:styles xmlns:mc="http://schemas.openxmlformats.org/markup-compatibility/2006" xmlns:r="http://schemas.openxmlformats.org/officeDocument/2006/relationships" xmlns:w="http://schemas.openxmlformats.org/wordprocessingml/2006/main" xmlns:w14="http://schemas.microsoft.com/office/word/2010/wordml" xmlns:w15="http://schemas.microsoft.com/office/word/2012/wordml" xmlns:w16cex="http://schemas.microsoft.com/office/word/2018/wordml/cex" xmlns:w16cid="http://schemas.microsoft.com/office/word/2016/wordml/cid" xmlns:w16="http://schemas.microsoft.com/office/word/2018/wordml" xmlns:w16sdtdh="http://schemas.microsoft.com/office/word/2020/wordml/sdtdatahash" xmlns:w16sdtfl="http://schemas.microsoft.com/office/word/2024/wordml/sdtformatlock" xmlns:w16se="http://schemas.microsoft.com/office/word/2015/wordml/symex" xmlns:w16du="http://schemas.microsoft.com/office/word/2023/wordml/word16du" mc:Ignorable="w14 w15 w16se w16cid w16 w16cex w16sdtdh w16sdtfl w16du">
+<w:styles xmlns:mc="http://schemas.openxmlformats.org/markup-compatibility/2006" xmlns:r="http://schemas.openxmlformats.org/officeDocument/2006/relationships" xmlns:w="http://schemas.openxmlformats.org/wordprocessingml/2006/main" xmlns:w14="http://schemas.microsoft.com/office/word/2010/wordml" xmlns:w15="http://schemas.microsoft.com/office/word/2012/wordml" xmlns:w16cex="http://schemas.microsoft.com/office/word/2018/wordml/cex" xmlns:w16cid="http://schemas.microsoft.com/office/word/2016/wordml/cid" xmlns:w16="http://schemas.microsoft.com/office/word/2018/wordml" xmlns:w16sdtdh="http://schemas.microsoft.com/office/word/2020/wordml/sdtdatahash" xmlns:w16se="http://schemas.microsoft.com/office/word/2015/wordml/symex" mc:Ignorable="w14 w15 w16se w16cid w16 w16cex w16sdtdh">
   <w:docDefaults>
     <w:rPrDefault>
       <w:rPr>
@@ -44977,6 +45899,10 @@
 </file>
 
 <file path=customXml/item1.xml><?xml version="1.0" encoding="utf-8"?>
+<b:Sources xmlns:b="http://schemas.openxmlformats.org/officeDocument/2006/bibliography" xmlns="http://schemas.openxmlformats.org/officeDocument/2006/bibliography" SelectedStyle="\APASixthEditionOfficeOnline.xsl" StyleName="APA" Version="6"/>
+</file>
+
+<file path=customXml/item2.xml><?xml version="1.0" encoding="utf-8"?>
 <?mso-contentType ?>
 <FormTemplates xmlns="http://schemas.microsoft.com/sharepoint/v3/contenttype/forms">
   <Display>DocumentLibraryForm</Display>
@@ -44985,14 +45911,15 @@
 </FormTemplates>
 </file>
 
-<file path=customXml/item2.xml><?xml version="1.0" encoding="utf-8"?>
-<b:Sources xmlns:b="http://schemas.openxmlformats.org/officeDocument/2006/bibliography" xmlns="http://schemas.openxmlformats.org/officeDocument/2006/bibliography" SelectedStyle="\APASixthEditionOfficeOnline.xsl" StyleName="APA" Version="6"/>
-</file>
-
 <file path=customXml/item3.xml><?xml version="1.0" encoding="utf-8"?>
-<go:gDocsCustomXmlDataStorage xmlns:go="http://customooxmlschemas.google.com/" xmlns:r="http://schemas.openxmlformats.org/officeDocument/2006/relationships">
-  <go:docsCustomData xmlns:go="http://customooxmlschemas.google.com/" roundtripDataSignature="AMtx7mgVwfTnThMJ3osM2v0+q+LoagmeAQ==">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</go:docsCustomData>
-</go:gDocsCustomXmlDataStorage>
+<p:properties xmlns:p="http://schemas.microsoft.com/office/2006/metadata/properties" xmlns:xsi="http://www.w3.org/2001/XMLSchema-instance" xmlns:pc="http://schemas.microsoft.com/office/infopath/2007/PartnerControls">
+  <documentManagement>
+    <TaxCatchAll xmlns="67a0edcd-0de5-43ed-8c27-e32f38a00c91" xsi:nil="true"/>
+    <lcf76f155ced4ddcb4097134ff3c332f xmlns="42760c81-fd8e-4d59-8953-7cdb9f38b14f">
+      <Terms xmlns="http://schemas.microsoft.com/office/infopath/2007/PartnerControls"/>
+    </lcf76f155ced4ddcb4097134ff3c332f>
+  </documentManagement>
+</p:properties>
 </file>
 
 <file path=customXml/item4.xml><?xml version="1.0" encoding="utf-8"?>
@@ -45197,17 +46124,20 @@
 </file>
 
 <file path=customXml/item5.xml><?xml version="1.0" encoding="utf-8"?>
-<p:properties xmlns:p="http://schemas.microsoft.com/office/2006/metadata/properties" xmlns:xsi="http://www.w3.org/2001/XMLSchema-instance" xmlns:pc="http://schemas.microsoft.com/office/infopath/2007/PartnerControls">
-  <documentManagement>
-    <TaxCatchAll xmlns="67a0edcd-0de5-43ed-8c27-e32f38a00c91" xsi:nil="true"/>
-    <lcf76f155ced4ddcb4097134ff3c332f xmlns="42760c81-fd8e-4d59-8953-7cdb9f38b14f">
-      <Terms xmlns="http://schemas.microsoft.com/office/infopath/2007/PartnerControls"/>
-    </lcf76f155ced4ddcb4097134ff3c332f>
-  </documentManagement>
-</p:properties>
+<go:gDocsCustomXmlDataStorage xmlns:go="http://customooxmlschemas.google.com/" xmlns:r="http://schemas.openxmlformats.org/officeDocument/2006/relationships">
+  <go:docsCustomData xmlns:go="http://customooxmlschemas.google.com/" roundtripDataSignature="AMtx7mgVwfTnThMJ3osM2v0+q+LoagmeAQ==">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</go:docsCustomData>
+</go:gDocsCustomXmlDataStorage>
 </file>
 
 <file path=customXml/itemProps1.xml><?xml version="1.0" encoding="utf-8"?>
+<ds:datastoreItem xmlns:ds="http://schemas.openxmlformats.org/officeDocument/2006/customXml" ds:itemID="{E8A25237-90F9-466B-BCCA-560541F18B6B}">
+  <ds:schemaRefs>
+    <ds:schemaRef ds:uri="http://schemas.openxmlformats.org/officeDocument/2006/bibliography"/>
+  </ds:schemaRefs>
+</ds:datastoreItem>
+</file>
+
+<file path=customXml/itemProps2.xml><?xml version="1.0" encoding="utf-8"?>
 <ds:datastoreItem xmlns:ds="http://schemas.openxmlformats.org/officeDocument/2006/customXml" ds:itemID="{7E446165-1B4B-4805-A1B6-93D4094688E3}">
   <ds:schemaRefs>
     <ds:schemaRef ds:uri="http://schemas.microsoft.com/sharepoint/v3/contenttype/forms"/>
@@ -45215,19 +46145,13 @@
 </ds:datastoreItem>
 </file>
 
-<file path=customXml/itemProps2.xml><?xml version="1.0" encoding="utf-8"?>
-<ds:datastoreItem xmlns:ds="http://schemas.openxmlformats.org/officeDocument/2006/customXml" ds:itemID="{E8A25237-90F9-466B-BCCA-560541F18B6B}">
+<file path=customXml/itemProps3.xml><?xml version="1.0" encoding="utf-8"?>
+<ds:datastoreItem xmlns:ds="http://schemas.openxmlformats.org/officeDocument/2006/customXml" ds:itemID="{F37F9110-465B-45DF-8B3C-CE0F643F750C}">
   <ds:schemaRefs>
-    <ds:schemaRef ds:uri="http://schemas.openxmlformats.org/officeDocument/2006/bibliography"/>
-  </ds:schemaRefs>
-</ds:datastoreItem>
-</file>
-
-<file path=customXml/itemProps3.xml><?xml version="1.0" encoding="utf-8"?>
-<ds:datastoreItem xmlns:ds="http://schemas.openxmlformats.org/officeDocument/2006/customXml" ds:itemID="{11111111-1234-1234-1234-123412341234}">
-  <ds:schemaRefs>
-    <ds:schemaRef ds:uri="http://customooxmlschemas.google.com/"/>
-    <ds:schemaRef ds:uri="http://schemas.openxmlformats.org/officeDocument/2006/relationships"/>
+    <ds:schemaRef ds:uri="http://schemas.microsoft.com/office/2006/metadata/properties"/>
+    <ds:schemaRef ds:uri="http://schemas.microsoft.com/office/infopath/2007/PartnerControls"/>
+    <ds:schemaRef ds:uri="67a0edcd-0de5-43ed-8c27-e32f38a00c91"/>
+    <ds:schemaRef ds:uri="42760c81-fd8e-4d59-8953-7cdb9f38b14f"/>
   </ds:schemaRefs>
 </ds:datastoreItem>
 </file>
@@ -45252,12 +46176,10 @@
 </file>
 
 <file path=customXml/itemProps5.xml><?xml version="1.0" encoding="utf-8"?>
-<ds:datastoreItem xmlns:ds="http://schemas.openxmlformats.org/officeDocument/2006/customXml" ds:itemID="{F37F9110-465B-45DF-8B3C-CE0F643F750C}">
+<ds:datastoreItem xmlns:ds="http://schemas.openxmlformats.org/officeDocument/2006/customXml" ds:itemID="{11111111-1234-1234-1234-123412341234}">
   <ds:schemaRefs>
-    <ds:schemaRef ds:uri="http://schemas.microsoft.com/office/2006/metadata/properties"/>
-    <ds:schemaRef ds:uri="http://schemas.microsoft.com/office/infopath/2007/PartnerControls"/>
-    <ds:schemaRef ds:uri="67a0edcd-0de5-43ed-8c27-e32f38a00c91"/>
-    <ds:schemaRef ds:uri="42760c81-fd8e-4d59-8953-7cdb9f38b14f"/>
+    <ds:schemaRef ds:uri="http://customooxmlschemas.google.com/"/>
+    <ds:schemaRef ds:uri="http://schemas.openxmlformats.org/officeDocument/2006/relationships"/>
   </ds:schemaRefs>
 </ds:datastoreItem>
 </file>